--- a/src/Layers/W1/BaseApp/Sales/Document/StandardSalesQuoteEmailBody.docx
+++ b/src/Layers/W1/BaseApp/Sales/Document/StandardSalesQuoteEmailBody.docx
@@ -4,21 +4,23 @@
   <w:body>
     <w:tbl>
       <w:tblPr>
-        <w:tblStyle w:val="Default2"/>
-        <w:tblW w:w="10498" w:type="dxa"/>
+        <w:tblStyle w:val="BCBlockTable"/>
+        <w:tblW w:w="5000" w:type="pct"/>
         <w:tblBorders>
-          <w:top w:val="none" w:color="auto" w:sz="0" w:space="0"/>
-          <w:left w:val="none" w:color="auto" w:sz="0" w:space="0"/>
-          <w:bottom w:val="none" w:color="auto" w:sz="0" w:space="0"/>
-          <w:right w:val="none" w:color="auto" w:sz="0" w:space="0"/>
-          <w:insideH w:val="none" w:color="auto" w:sz="0" w:space="0"/>
-          <w:insideV w:val="none" w:color="auto" w:sz="0" w:space="0"/>
+          <w:top w:val="none" w:sz="0" w:space="0" w:color="auto"/>
+          <w:left w:val="none" w:sz="0" w:space="0" w:color="auto"/>
+          <w:bottom w:val="none" w:sz="0" w:space="0" w:color="auto"/>
+          <w:right w:val="none" w:sz="0" w:space="0" w:color="auto"/>
+          <w:insideH w:val="none" w:sz="0" w:space="0" w:color="auto"/>
+          <w:insideV w:val="none" w:sz="0" w:space="0" w:color="auto"/>
         </w:tblBorders>
         <w:tblCellMar>
           <w:left w:w="0" w:type="dxa"/>
           <w:right w:w="0" w:type="dxa"/>
         </w:tblCellMar>
-        <w:tblLook w:val="04A0" w:firstRow="1" w:lastRow="0" w:firstColumn="1" w:lastColumn="0" w:noHBand="0" w:noVBand="1"/>
+        <w:tblLook w:val="0620" w:firstRow="1" w:lastRow="0" w:firstColumn="0" w:lastColumn="0" w:noHBand="1" w:noVBand="1"/>
+        <w:tblCaption w:val="Table 1"/>
+        <w:tblDescription w:val="Layout table. Used for positioning, not for tabular data."/>
       </w:tblPr>
       <w:tblGrid>
         <w:gridCol w:w="2620"/>
@@ -28,48 +30,34 @@
       <w:tr>
         <w:trPr>
           <w:cnfStyle w:val="100000000000" w:firstRow="1" w:lastRow="0" w:firstColumn="0" w:lastColumn="0" w:oddVBand="0" w:evenVBand="0" w:oddHBand="0" w:evenHBand="0" w:firstRowFirstColumn="0" w:firstRowLastColumn="0" w:lastRowFirstColumn="0" w:lastRowLastColumn="0"/>
+          <w:cantSplit/>
           <w:trHeight w:val="302"/>
         </w:trPr>
         <w:tc>
           <w:tcPr>
-            <w:tcW w:w="2620" w:type="dxa"/>
+            <w:tcW w:w="1248" w:type="pct"/>
           </w:tcPr>
           <w:p>
             <w:pPr>
+              <w:pStyle w:val="NoSpacing"/>
               <w:spacing w:line="276" w:lineRule="auto"/>
-              <w:rPr>
-                <w:rFonts w:ascii="Segoe UI Semibold" w:hAnsi="Segoe UI Semibold" w:cs="Segoe UI Semibold"/>
-                <w:color w:val="242424"/>
-                <w:sz w:val="22"/>
-                <w:szCs w:val="22"/>
-              </w:rPr>
             </w:pPr>
           </w:p>
         </w:tc>
         <w:tc>
           <w:tcPr>
-            <w:tcW w:w="4378" w:type="dxa"/>
+            <w:tcW w:w="2085" w:type="pct"/>
           </w:tcPr>
           <w:p>
             <w:pPr>
+              <w:pStyle w:val="NoSpacing"/>
               <w:spacing w:line="276" w:lineRule="auto"/>
-              <w:rPr>
-                <w:rFonts w:ascii="Segoe UI Semibold" w:hAnsi="Segoe UI Semibold" w:cs="Segoe UI Semibold"/>
-                <w:color w:val="242424"/>
-                <w:sz w:val="22"/>
-                <w:szCs w:val="22"/>
-              </w:rPr>
             </w:pPr>
           </w:p>
         </w:tc>
         <w:sdt>
           <w:sdtPr>
-            <w:rPr>
-              <w:rFonts w:ascii="Segoe UI Semibold" w:hAnsi="Segoe UI Semibold" w:cs="Segoe UI Semibold"/>
-              <w:color w:val="242424"/>
-              <w:sz w:val="22"/>
-              <w:szCs w:val="22"/>
-            </w:rPr>
+            <w:rPr/>
             <w:alias w:val="CompanyAddress1"/>
             <w:tag w:val="#BC:InsertDataItem,DataItems/Header/CompanyAddress1"/>
             <w:id w:val="-326134709"/>
@@ -78,31 +66,19 @@
             </w:placeholder>
             <w15:color w:val="808080"/>
             <w:text/>
-            <w:dataBinding w:prefixMappings="xmlns:ns0='urn:microsoft-dynamics-nav/reports/Standard_Sales_Quote/1304/'" w:xpath="/ns0:NavWordReportXmlPart[1]/ns0:Header[1]/ns0:CompanyAddress1[1]"/>
           </w:sdtPr>
           <w:sdtContent>
             <w:tc>
               <w:tcPr>
-                <w:tcW w:w="3500" w:type="dxa"/>
+                <w:tcW w:w="1667" w:type="pct"/>
               </w:tcPr>
               <w:p>
                 <w:pPr>
+                  <w:pStyle w:val="BCNumber"/>
                   <w:spacing w:line="276" w:lineRule="auto"/>
                   <w:jc w:val="right"/>
-                  <w:rPr>
-                    <w:rFonts w:ascii="Segoe UI Semibold" w:hAnsi="Segoe UI Semibold" w:cs="Segoe UI Semibold"/>
-                    <w:color w:val="242424"/>
-                    <w:sz w:val="22"/>
-                    <w:szCs w:val="22"/>
-                  </w:rPr>
                 </w:pPr>
                 <w:r>
-                  <w:rPr>
-                    <w:rFonts w:ascii="Segoe UI Semibold" w:hAnsi="Segoe UI Semibold" w:cs="Segoe UI Semibold"/>
-                    <w:color w:val="242424"/>
-                    <w:sz w:val="22"/>
-                    <w:szCs w:val="22"/>
-                  </w:rPr>
                   <w:t>CompanyAddress1</w:t>
                 </w:r>
               </w:p>
@@ -112,46 +88,32 @@
       </w:tr>
       <w:tr>
         <w:trPr>
+          <w:cantSplit/>
           <w:trHeight w:val="274"/>
         </w:trPr>
         <w:tc>
           <w:tcPr>
-            <w:tcW w:w="2620" w:type="dxa"/>
+            <w:tcW w:w="1248" w:type="pct"/>
           </w:tcPr>
           <w:p>
             <w:pPr>
-              <w:rPr>
-                <w:rFonts w:cs="Segoe UI"/>
-                <w:color w:val="242424"/>
-                <w:sz w:val="22"/>
-                <w:szCs w:val="22"/>
-              </w:rPr>
+              <w:pStyle w:val="NoSpacing"/>
             </w:pPr>
           </w:p>
         </w:tc>
         <w:tc>
           <w:tcPr>
-            <w:tcW w:w="4378" w:type="dxa"/>
+            <w:tcW w:w="2085" w:type="pct"/>
           </w:tcPr>
           <w:p>
             <w:pPr>
-              <w:rPr>
-                <w:rFonts w:cs="Segoe UI"/>
-                <w:color w:val="242424"/>
-                <w:sz w:val="22"/>
-                <w:szCs w:val="22"/>
-              </w:rPr>
+              <w:pStyle w:val="NoSpacing"/>
             </w:pPr>
           </w:p>
         </w:tc>
         <w:sdt>
           <w:sdtPr>
-            <w:rPr>
-              <w:rFonts w:cs="Segoe UI"/>
-              <w:color w:val="242424"/>
-              <w:sz w:val="22"/>
-              <w:szCs w:val="22"/>
-            </w:rPr>
+            <w:rPr/>
             <w:alias w:val="CompanyAddress2"/>
             <w:tag w:val="#BC:InsertDataItem,DataItems/Header/CompanyAddress2"/>
             <w:id w:val="512345475"/>
@@ -160,30 +122,18 @@
             </w:placeholder>
             <w15:color w:val="808080"/>
             <w:text/>
-            <w:dataBinding w:prefixMappings="xmlns:ns0='urn:microsoft-dynamics-nav/reports/Standard_Sales_Quote/1304/'" w:xpath="/ns0:NavWordReportXmlPart[1]/ns0:Header[1]/ns0:CompanyAddress2[1]"/>
           </w:sdtPr>
           <w:sdtContent>
             <w:tc>
               <w:tcPr>
-                <w:tcW w:w="3500" w:type="dxa"/>
+                <w:tcW w:w="1667" w:type="pct"/>
               </w:tcPr>
               <w:p>
                 <w:pPr>
+                  <w:pStyle w:val="BCNumber"/>
                   <w:jc w:val="right"/>
-                  <w:rPr>
-                    <w:rFonts w:cs="Segoe UI"/>
-                    <w:color w:val="242424"/>
-                    <w:sz w:val="22"/>
-                    <w:szCs w:val="22"/>
-                  </w:rPr>
                 </w:pPr>
                 <w:r>
-                  <w:rPr>
-                    <w:rFonts w:cs="Segoe UI"/>
-                    <w:color w:val="242424"/>
-                    <w:sz w:val="22"/>
-                    <w:szCs w:val="22"/>
-                  </w:rPr>
                   <w:t>CompanyAddress2</w:t>
                 </w:r>
               </w:p>
@@ -193,46 +143,32 @@
       </w:tr>
       <w:tr>
         <w:trPr>
+          <w:cantSplit/>
           <w:trHeight w:val="274"/>
         </w:trPr>
         <w:tc>
           <w:tcPr>
-            <w:tcW w:w="2620" w:type="dxa"/>
+            <w:tcW w:w="1248" w:type="pct"/>
           </w:tcPr>
           <w:p>
             <w:pPr>
-              <w:rPr>
-                <w:rFonts w:cs="Segoe UI"/>
-                <w:color w:val="242424"/>
-                <w:sz w:val="22"/>
-                <w:szCs w:val="22"/>
-              </w:rPr>
+              <w:pStyle w:val="NoSpacing"/>
             </w:pPr>
           </w:p>
         </w:tc>
         <w:tc>
           <w:tcPr>
-            <w:tcW w:w="4378" w:type="dxa"/>
+            <w:tcW w:w="2085" w:type="pct"/>
           </w:tcPr>
           <w:p>
             <w:pPr>
-              <w:rPr>
-                <w:rFonts w:cs="Segoe UI"/>
-                <w:color w:val="242424"/>
-                <w:sz w:val="22"/>
-                <w:szCs w:val="22"/>
-              </w:rPr>
+              <w:pStyle w:val="NoSpacing"/>
             </w:pPr>
           </w:p>
         </w:tc>
         <w:sdt>
           <w:sdtPr>
-            <w:rPr>
-              <w:rFonts w:cs="Segoe UI"/>
-              <w:color w:val="242424"/>
-              <w:sz w:val="22"/>
-              <w:szCs w:val="22"/>
-            </w:rPr>
+            <w:rPr/>
             <w:alias w:val="CompanyAddress3"/>
             <w:tag w:val="#BC:InsertDataItem,DataItems/Header/CompanyAddress3"/>
             <w:id w:val="-509218624"/>
@@ -241,30 +177,18 @@
             </w:placeholder>
             <w15:color w:val="808080"/>
             <w:text/>
-            <w:dataBinding w:prefixMappings="xmlns:ns0='urn:microsoft-dynamics-nav/reports/Standard_Sales_Quote/1304/'" w:xpath="/ns0:NavWordReportXmlPart[1]/ns0:Header[1]/ns0:CompanyAddress3[1]"/>
           </w:sdtPr>
           <w:sdtContent>
             <w:tc>
               <w:tcPr>
-                <w:tcW w:w="3500" w:type="dxa"/>
+                <w:tcW w:w="1667" w:type="pct"/>
               </w:tcPr>
               <w:p>
                 <w:pPr>
+                  <w:pStyle w:val="BCNumber"/>
                   <w:jc w:val="right"/>
-                  <w:rPr>
-                    <w:rFonts w:cs="Segoe UI"/>
-                    <w:color w:val="242424"/>
-                    <w:sz w:val="22"/>
-                    <w:szCs w:val="22"/>
-                  </w:rPr>
                 </w:pPr>
                 <w:r>
-                  <w:rPr>
-                    <w:rFonts w:cs="Segoe UI"/>
-                    <w:color w:val="242424"/>
-                    <w:sz w:val="22"/>
-                    <w:szCs w:val="22"/>
-                  </w:rPr>
                   <w:t>CompanyAddress3</w:t>
                 </w:r>
               </w:p>
@@ -274,46 +198,32 @@
       </w:tr>
       <w:tr>
         <w:trPr>
+          <w:cantSplit/>
           <w:trHeight w:val="274"/>
         </w:trPr>
         <w:tc>
           <w:tcPr>
-            <w:tcW w:w="2620" w:type="dxa"/>
+            <w:tcW w:w="1248" w:type="pct"/>
           </w:tcPr>
           <w:p>
             <w:pPr>
-              <w:rPr>
-                <w:rFonts w:cs="Segoe UI"/>
-                <w:color w:val="242424"/>
-                <w:sz w:val="22"/>
-                <w:szCs w:val="22"/>
-              </w:rPr>
+              <w:pStyle w:val="NoSpacing"/>
             </w:pPr>
           </w:p>
         </w:tc>
         <w:tc>
           <w:tcPr>
-            <w:tcW w:w="4378" w:type="dxa"/>
+            <w:tcW w:w="2085" w:type="pct"/>
           </w:tcPr>
           <w:p>
             <w:pPr>
-              <w:rPr>
-                <w:rFonts w:cs="Segoe UI"/>
-                <w:color w:val="242424"/>
-                <w:sz w:val="22"/>
-                <w:szCs w:val="22"/>
-              </w:rPr>
+              <w:pStyle w:val="NoSpacing"/>
             </w:pPr>
           </w:p>
         </w:tc>
         <w:sdt>
           <w:sdtPr>
-            <w:rPr>
-              <w:rFonts w:cs="Segoe UI"/>
-              <w:color w:val="242424"/>
-              <w:sz w:val="22"/>
-              <w:szCs w:val="22"/>
-            </w:rPr>
+            <w:rPr/>
             <w:alias w:val="CompanyAddress4"/>
             <w:tag w:val="#BC:InsertDataItem,DataItems/Header/CompanyAddress4"/>
             <w:id w:val="935480585"/>
@@ -322,30 +232,18 @@
             </w:placeholder>
             <w15:color w:val="808080"/>
             <w:text/>
-            <w:dataBinding w:prefixMappings="xmlns:ns0='urn:microsoft-dynamics-nav/reports/Standard_Sales_Quote/1304/'" w:xpath="/ns0:NavWordReportXmlPart[1]/ns0:Header[1]/ns0:CompanyAddress4[1]"/>
           </w:sdtPr>
           <w:sdtContent>
             <w:tc>
               <w:tcPr>
-                <w:tcW w:w="3500" w:type="dxa"/>
+                <w:tcW w:w="1667" w:type="pct"/>
               </w:tcPr>
               <w:p>
                 <w:pPr>
+                  <w:pStyle w:val="BCNumber"/>
                   <w:jc w:val="right"/>
-                  <w:rPr>
-                    <w:rFonts w:cs="Segoe UI"/>
-                    <w:color w:val="242424"/>
-                    <w:sz w:val="22"/>
-                    <w:szCs w:val="22"/>
-                  </w:rPr>
                 </w:pPr>
                 <w:r>
-                  <w:rPr>
-                    <w:rFonts w:cs="Segoe UI"/>
-                    <w:color w:val="242424"/>
-                    <w:sz w:val="22"/>
-                    <w:szCs w:val="22"/>
-                  </w:rPr>
                   <w:t>CompanyAddress4</w:t>
                 </w:r>
               </w:p>
@@ -355,50 +253,36 @@
       </w:tr>
       <w:tr>
         <w:trPr>
+          <w:cantSplit/>
           <w:trHeight w:val="274"/>
         </w:trPr>
         <w:tc>
           <w:tcPr>
-            <w:tcW w:w="2620" w:type="dxa"/>
+            <w:tcW w:w="1248" w:type="pct"/>
           </w:tcPr>
           <w:p>
             <w:pPr>
-              <w:rPr>
-                <w:rFonts w:cs="Segoe UI"/>
-                <w:color w:val="242424"/>
-                <w:sz w:val="22"/>
-                <w:szCs w:val="22"/>
-              </w:rPr>
+              <w:pStyle w:val="NoSpacing"/>
             </w:pPr>
           </w:p>
         </w:tc>
         <w:tc>
           <w:tcPr>
-            <w:tcW w:w="4378" w:type="dxa"/>
+            <w:tcW w:w="2085" w:type="pct"/>
           </w:tcPr>
           <w:p>
             <w:pPr>
-              <w:rPr>
-                <w:rFonts w:cs="Segoe UI"/>
-                <w:color w:val="242424"/>
-                <w:sz w:val="22"/>
-                <w:szCs w:val="22"/>
-              </w:rPr>
+              <w:pStyle w:val="NoSpacing"/>
             </w:pPr>
           </w:p>
         </w:tc>
         <w:tc>
           <w:tcPr>
-            <w:tcW w:w="3500" w:type="dxa"/>
+            <w:tcW w:w="1667" w:type="pct"/>
           </w:tcPr>
           <w:sdt>
             <w:sdtPr>
-              <w:rPr>
-                <w:rFonts w:cs="Segoe UI"/>
-                <w:color w:val="242424"/>
-                <w:sz w:val="22"/>
-                <w:szCs w:val="22"/>
-              </w:rPr>
+              <w:rPr/>
               <w:alias w:val="CompanyAddress5"/>
               <w:tag w:val="#BC:InsertDataItem,DataItems/Header/CompanyAddress5"/>
               <w:id w:val="-1372907855"/>
@@ -407,26 +291,14 @@
               </w:placeholder>
               <w15:color w:val="808080"/>
               <w:text/>
-              <w:dataBinding w:prefixMappings="xmlns:ns0='urn:microsoft-dynamics-nav/reports/Standard_Sales_Quote/1304/'" w:xpath="/ns0:NavWordReportXmlPart[1]/ns0:Header[1]/ns0:CompanyAddress5[1]"/>
             </w:sdtPr>
             <w:sdtContent>
               <w:p>
                 <w:pPr>
+                  <w:pStyle w:val="BCNumber"/>
                   <w:jc w:val="right"/>
-                  <w:rPr>
-                    <w:rFonts w:cs="Segoe UI"/>
-                    <w:color w:val="242424"/>
-                    <w:sz w:val="22"/>
-                    <w:szCs w:val="22"/>
-                  </w:rPr>
                 </w:pPr>
                 <w:r>
-                  <w:rPr>
-                    <w:rFonts w:cs="Segoe UI"/>
-                    <w:color w:val="242424"/>
-                    <w:sz w:val="22"/>
-                    <w:szCs w:val="22"/>
-                  </w:rPr>
                   <w:t>CompanyAddress5</w:t>
                 </w:r>
               </w:p>
@@ -436,50 +308,36 @@
       </w:tr>
       <w:tr>
         <w:trPr>
+          <w:cantSplit/>
           <w:trHeight w:val="126"/>
         </w:trPr>
         <w:tc>
           <w:tcPr>
-            <w:tcW w:w="2620" w:type="dxa"/>
+            <w:tcW w:w="1248" w:type="pct"/>
             <w:vAlign w:val="bottom"/>
           </w:tcPr>
           <w:p>
             <w:pPr>
+              <w:pStyle w:val="BCNumber"/>
               <w:jc w:val="right"/>
-              <w:rPr>
-                <w:rFonts w:cs="Segoe UI"/>
-                <w:color w:val="242424"/>
-                <w:sz w:val="22"/>
-                <w:szCs w:val="22"/>
-              </w:rPr>
             </w:pPr>
           </w:p>
         </w:tc>
         <w:tc>
           <w:tcPr>
-            <w:tcW w:w="4378" w:type="dxa"/>
+            <w:tcW w:w="2085" w:type="pct"/>
             <w:vAlign w:val="bottom"/>
           </w:tcPr>
           <w:p>
             <w:pPr>
+              <w:pStyle w:val="BCNumber"/>
               <w:jc w:val="right"/>
-              <w:rPr>
-                <w:rFonts w:cs="Segoe UI"/>
-                <w:color w:val="242424"/>
-                <w:sz w:val="22"/>
-                <w:szCs w:val="22"/>
-              </w:rPr>
             </w:pPr>
           </w:p>
         </w:tc>
         <w:sdt>
           <w:sdtPr>
-            <w:rPr>
-              <w:rFonts w:cs="Segoe UI"/>
-              <w:color w:val="242424"/>
-              <w:sz w:val="22"/>
-              <w:szCs w:val="22"/>
-            </w:rPr>
+            <w:rPr/>
             <w:alias w:val="CompanyAddress6"/>
             <w:tag w:val="#BC:InsertDataItem,DataItems/Header/CompanyAddress6"/>
             <w:id w:val="1511872859"/>
@@ -488,30 +346,18 @@
             </w:placeholder>
             <w15:color w:val="808080"/>
             <w:text/>
-            <w:dataBinding w:prefixMappings="xmlns:ns0='urn:microsoft-dynamics-nav/reports/Standard_Sales_Quote/1304/'" w:xpath="/ns0:NavWordReportXmlPart[1]/ns0:Header[1]/ns0:CompanyAddress6[1]"/>
           </w:sdtPr>
           <w:sdtContent>
             <w:tc>
               <w:tcPr>
-                <w:tcW w:w="3500" w:type="dxa"/>
+                <w:tcW w:w="1667" w:type="pct"/>
               </w:tcPr>
               <w:p>
                 <w:pPr>
+                  <w:pStyle w:val="BCNumber"/>
                   <w:jc w:val="right"/>
-                  <w:rPr>
-                    <w:rFonts w:cs="Segoe UI"/>
-                    <w:color w:val="242424"/>
-                    <w:sz w:val="22"/>
-                    <w:szCs w:val="22"/>
-                  </w:rPr>
                 </w:pPr>
                 <w:r>
-                  <w:rPr>
-                    <w:rFonts w:cs="Segoe UI"/>
-                    <w:color w:val="242424"/>
-                    <w:sz w:val="22"/>
-                    <w:szCs w:val="22"/>
-                  </w:rPr>
                   <w:t>CompanyAddress6</w:t>
                 </w:r>
               </w:p>
@@ -521,50 +367,36 @@
       </w:tr>
       <w:tr>
         <w:trPr>
+          <w:cantSplit/>
           <w:trHeight w:val="126"/>
         </w:trPr>
         <w:tc>
           <w:tcPr>
-            <w:tcW w:w="2620" w:type="dxa"/>
+            <w:tcW w:w="1248" w:type="pct"/>
             <w:vAlign w:val="bottom"/>
           </w:tcPr>
           <w:p>
             <w:pPr>
+              <w:pStyle w:val="BCNumber"/>
               <w:jc w:val="right"/>
-              <w:rPr>
-                <w:rFonts w:cs="Segoe UI"/>
-                <w:color w:val="242424"/>
-                <w:sz w:val="22"/>
-                <w:szCs w:val="22"/>
-              </w:rPr>
             </w:pPr>
           </w:p>
         </w:tc>
         <w:tc>
           <w:tcPr>
-            <w:tcW w:w="4378" w:type="dxa"/>
+            <w:tcW w:w="2085" w:type="pct"/>
             <w:vAlign w:val="bottom"/>
           </w:tcPr>
           <w:p>
             <w:pPr>
+              <w:pStyle w:val="BCNumber"/>
               <w:jc w:val="right"/>
-              <w:rPr>
-                <w:rFonts w:cs="Segoe UI"/>
-                <w:color w:val="242424"/>
-                <w:sz w:val="22"/>
-                <w:szCs w:val="22"/>
-              </w:rPr>
             </w:pPr>
           </w:p>
         </w:tc>
         <w:sdt>
           <w:sdtPr>
-            <w:rPr>
-              <w:rFonts w:cs="Segoe UI"/>
-              <w:color w:val="242424"/>
-              <w:sz w:val="22"/>
-              <w:szCs w:val="22"/>
-            </w:rPr>
+            <w:rPr/>
             <w:alias w:val="CompanyLegalOffice"/>
             <w:tag w:val="#BC:InsertDataItem,DataItems/Header/CompanyLegalOffice"/>
             <w:id w:val="1498620329"/>
@@ -573,31 +405,19 @@
             </w:placeholder>
             <w15:color w:val="808080"/>
             <w:text/>
-            <w:dataBinding w:prefixMappings="xmlns:ns0='urn:microsoft-dynamics-nav/reports/Standard_Sales_Quote/1304/'" w:xpath="/ns0:NavWordReportXmlPart[1]/ns0:Header[1]/ns0:CompanyLegalOffice[1]"/>
           </w:sdtPr>
           <w:sdtContent>
             <w:tc>
               <w:tcPr>
-                <w:tcW w:w="3500" w:type="dxa"/>
+                <w:tcW w:w="1667" w:type="pct"/>
               </w:tcPr>
               <w:p>
                 <w:pPr>
+                  <w:pStyle w:val="BCNumber"/>
                   <w:jc w:val="right"/>
-                  <w:rPr>
-                    <w:rFonts w:cs="Segoe UI"/>
-                    <w:color w:val="242424"/>
-                    <w:sz w:val="22"/>
-                    <w:szCs w:val="22"/>
-                  </w:rPr>
                 </w:pPr>
                 <w:proofErr w:type="spellStart"/>
                 <w:r>
-                  <w:rPr>
-                    <w:rFonts w:cs="Segoe UI"/>
-                    <w:color w:val="242424"/>
-                    <w:sz w:val="22"/>
-                    <w:szCs w:val="22"/>
-                  </w:rPr>
                   <w:t>CompanyLegalOffice</w:t>
                 </w:r>
                 <w:proofErr w:type="spellEnd"/>
@@ -610,76 +430,61 @@
     <w:p/>
     <w:tbl>
       <w:tblPr>
-        <w:tblStyle w:val="Default1"/>
-        <w:tblW w:w="10497" w:type="dxa"/>
+        <w:tblStyle w:val="BCBlockTable"/>
+        <w:tblW w:w="5000" w:type="pct"/>
         <w:tblBorders>
-          <w:top w:val="none" w:color="auto" w:sz="0" w:space="0"/>
-          <w:left w:val="none" w:color="auto" w:sz="0" w:space="0"/>
-          <w:bottom w:val="none" w:color="auto" w:sz="0" w:space="0"/>
-          <w:right w:val="none" w:color="auto" w:sz="0" w:space="0"/>
-          <w:insideH w:val="none" w:color="auto" w:sz="0" w:space="0"/>
-          <w:insideV w:val="none" w:color="auto" w:sz="0" w:space="0"/>
+          <w:top w:val="none" w:sz="0" w:space="0" w:color="auto"/>
+          <w:left w:val="none" w:sz="0" w:space="0" w:color="auto"/>
+          <w:bottom w:val="none" w:sz="0" w:space="0" w:color="auto"/>
+          <w:right w:val="none" w:sz="0" w:space="0" w:color="auto"/>
+          <w:insideH w:val="none" w:sz="0" w:space="0" w:color="auto"/>
+          <w:insideV w:val="none" w:sz="0" w:space="0" w:color="auto"/>
         </w:tblBorders>
         <w:tblCellMar>
           <w:left w:w="0" w:type="dxa"/>
           <w:right w:w="0" w:type="dxa"/>
         </w:tblCellMar>
-        <w:tblLook w:val="04A0" w:firstRow="1" w:lastRow="0" w:firstColumn="1" w:lastColumn="0" w:noHBand="0" w:noVBand="1"/>
+        <w:tblLook w:val="0620" w:firstRow="1" w:lastRow="0" w:firstColumn="0" w:lastColumn="0" w:noHBand="1" w:noVBand="1"/>
         <w:tblCaption w:val="Document Information Block"/>
+        <w:tblDescription w:val="Layout table. Used for positioning, not for tabular data."/>
       </w:tblPr>
       <w:tblGrid>
         <w:gridCol w:w="2624"/>
         <w:gridCol w:w="2624"/>
         <w:gridCol w:w="2624"/>
-        <w:gridCol w:w="2625"/>
+        <w:gridCol w:w="2624"/>
       </w:tblGrid>
       <w:tr>
         <w:trPr>
           <w:cnfStyle w:val="100000000000" w:firstRow="1" w:lastRow="0" w:firstColumn="0" w:lastColumn="0" w:oddVBand="0" w:evenVBand="0" w:oddHBand="0" w:evenHBand="0" w:firstRowFirstColumn="0" w:firstRowLastColumn="0" w:lastRowFirstColumn="0" w:lastRowLastColumn="0"/>
+          <w:cantSplit/>
           <w:trHeight w:val="254"/>
         </w:trPr>
         <w:sdt>
           <w:sdtPr>
-            <w:rPr>
-              <w:rFonts w:ascii="Segoe UI Semibold" w:hAnsi="Segoe UI Semibold" w:eastAsia="Yu Gothic Light" w:cs="Segoe UI Semibold"/>
-              <w:color w:val="auto"/>
-              <w:sz w:val="22"/>
-              <w:szCs w:val="22"/>
-            </w:rPr>
+            <w:rPr/>
             <w:alias w:val="BilltoCustomerNo_Lbl"/>
             <w:tag w:val="#BC:InsertDataItem,DataItems/Header/BilltoCustomerNo_Lbl"/>
             <w:id w:val="-1992172956"/>
             <w:placeholder>
               <w:docPart w:val="1055315CF11C4B0F8D2ED966E8AEA7F4"/>
             </w:placeholder>
-            <w:dataBinding w:prefixMappings="xmlns:ns0='urn:microsoft-dynamics-nav/reports/Standard_Sales_Quote/1304/'" w:xpath="/ns0:NavWordReportXmlPart[1]/ns0:Header[1]/ns0:BilltoCustomerNo_Lbl[1]" w:storeItemID="{00000000-0000-0000-0000-000000000000}"/>
+            <w:dataBinding w:prefixMappings="&lt;xmlns:ns0='urn:microsoft-dynamics-nav/reports/Standard_Sales_Order_Conf/1305/' " w:xpath="/ns0:NavWordReportXmlPart[1]/ns0:Header[1]/ns0:BilltoCustomerNo_Lbl[1]" w:storeItemID="{00000000-0000-0000-0000-000000000000}"/>
             <w15:color w:val="808080"/>
             <w:text/>
           </w:sdtPr>
           <w:sdtContent>
             <w:tc>
               <w:tcPr>
-                <w:tcW w:w="2624" w:type="dxa"/>
+                <w:tcW w:w="1250" w:type="pct"/>
               </w:tcPr>
               <w:p>
                 <w:pPr>
-                  <w:pStyle w:val="Heading2"/>
+                  <w:pStyle w:val="BCLabel"/>
                   <w:spacing w:before="0" w:line="276" w:lineRule="auto"/>
-                  <w:rPr>
-                    <w:rFonts w:ascii="Segoe UI Semibold" w:hAnsi="Segoe UI Semibold" w:eastAsia="Yu Gothic Light" w:cs="Segoe UI Semibold"/>
-                    <w:color w:val="auto"/>
-                    <w:sz w:val="22"/>
-                    <w:szCs w:val="22"/>
-                  </w:rPr>
                 </w:pPr>
                 <w:proofErr w:type="spellStart"/>
                 <w:r>
-                  <w:rPr>
-                    <w:rFonts w:ascii="Segoe UI Semibold" w:hAnsi="Segoe UI Semibold" w:eastAsia="Yu Gothic Light" w:cs="Segoe UI Semibold"/>
-                    <w:color w:val="auto"/>
-                    <w:sz w:val="22"/>
-                    <w:szCs w:val="22"/>
-                  </w:rPr>
                   <w:t>BilltoCustomerNo_Lbl</w:t>
                 </w:r>
                 <w:proofErr w:type="spellEnd"/>
@@ -689,98 +494,67 @@
         </w:sdt>
         <w:tc>
           <w:tcPr>
-            <w:tcW w:w="2624" w:type="dxa"/>
+            <w:tcW w:w="1250" w:type="pct"/>
           </w:tcPr>
           <w:p>
             <w:pPr>
-              <w:pStyle w:val="Heading2"/>
+              <w:pStyle w:val="BCLabel"/>
               <w:spacing w:before="0" w:line="276" w:lineRule="auto"/>
-              <w:rPr>
-                <w:rFonts w:ascii="Segoe UI Semibold" w:hAnsi="Segoe UI Semibold" w:eastAsia="Aptos" w:cs="Segoe UI Semibold"/>
-                <w:color w:val="auto"/>
-                <w:sz w:val="22"/>
-                <w:szCs w:val="22"/>
-              </w:rPr>
             </w:pPr>
           </w:p>
         </w:tc>
         <w:tc>
           <w:tcPr>
-            <w:tcW w:w="2624" w:type="dxa"/>
+            <w:tcW w:w="1250" w:type="pct"/>
           </w:tcPr>
           <w:p>
             <w:pPr>
+              <w:pStyle w:val="NoSpacing"/>
               <w:spacing w:line="276" w:lineRule="auto"/>
-              <w:rPr>
-                <w:rFonts w:ascii="Aptos" w:hAnsi="Aptos" w:cs="Segoe UI Semibold"/>
-                <w:color w:val="242424"/>
-                <w:sz w:val="22"/>
-                <w:szCs w:val="22"/>
-              </w:rPr>
             </w:pPr>
           </w:p>
         </w:tc>
         <w:tc>
           <w:tcPr>
-            <w:tcW w:w="2625" w:type="dxa"/>
+            <w:tcW w:w="1250" w:type="pct"/>
           </w:tcPr>
           <w:p>
             <w:pPr>
+              <w:pStyle w:val="NoSpacing"/>
               <w:spacing w:line="276" w:lineRule="auto"/>
-              <w:rPr>
-                <w:rFonts w:ascii="Aptos" w:hAnsi="Aptos" w:cs="Segoe UI Semibold"/>
-                <w:color w:val="242424"/>
-                <w:sz w:val="22"/>
-                <w:szCs w:val="22"/>
-              </w:rPr>
             </w:pPr>
           </w:p>
         </w:tc>
       </w:tr>
       <w:tr>
         <w:trPr>
+          <w:cantSplit/>
           <w:trHeight w:val="242"/>
         </w:trPr>
         <w:sdt>
           <w:sdtPr>
-            <w:rPr>
-              <w:rFonts w:ascii="Aptos" w:hAnsi="Aptos" w:cs="Segoe UI"/>
-              <w:color w:val="242424"/>
-              <w:sz w:val="22"/>
-              <w:szCs w:val="22"/>
-            </w:rPr>
+            <w:rPr/>
             <w:alias w:val="BilltoCustumerNo"/>
             <w:tag w:val="#BC:InsertDataItem,DataItems/Header/BilltoCustumerNo"/>
             <w:id w:val="1218939172"/>
             <w:placeholder>
               <w:docPart w:val="1055315CF11C4B0F8D2ED966E8AEA7F4"/>
             </w:placeholder>
-            <w:dataBinding w:prefixMappings="xmlns:ns0='urn:microsoft-dynamics-nav/reports/Standard_Sales_Quote/1304/'" w:xpath="/ns0:NavWordReportXmlPart[1]/ns0:Header[1]/ns0:BilltoCustumerNo[1]" w:storeItemID="{00000000-0000-0000-0000-000000000000}"/>
+            <w:dataBinding w:prefixMappings="&lt;xmlns:ns0='urn:microsoft-dynamics-nav/reports/Standard_Sales_Order_Conf/1305/' " w:xpath="/ns0:NavWordReportXmlPart[1]/ns0:Header[1]/ns0:BilltoCustumerNo[1]" w:storeItemID="{00000000-0000-0000-0000-000000000000}"/>
             <w15:color w:val="808080"/>
             <w:text/>
           </w:sdtPr>
           <w:sdtContent>
             <w:tc>
               <w:tcPr>
-                <w:tcW w:w="2624" w:type="dxa"/>
+                <w:tcW w:w="1250" w:type="pct"/>
               </w:tcPr>
               <w:p>
                 <w:pPr>
-                  <w:rPr>
-                    <w:rFonts w:ascii="Aptos" w:hAnsi="Aptos" w:cs="Segoe UI"/>
-                    <w:color w:val="242424"/>
-                    <w:sz w:val="22"/>
-                    <w:szCs w:val="22"/>
-                  </w:rPr>
+                  <w:pStyle w:val="NoSpacing"/>
                 </w:pPr>
                 <w:proofErr w:type="spellStart"/>
                 <w:r>
-                  <w:rPr>
-                    <w:rFonts w:ascii="Aptos" w:hAnsi="Aptos" w:cs="Segoe UI"/>
-                    <w:color w:val="242424"/>
-                    <w:sz w:val="22"/>
-                    <w:szCs w:val="22"/>
-                  </w:rPr>
                   <w:t>BilltoCustumerNo</w:t>
                 </w:r>
                 <w:proofErr w:type="spellEnd"/>
@@ -790,46 +564,31 @@
         </w:sdt>
         <w:tc>
           <w:tcPr>
-            <w:tcW w:w="2624" w:type="dxa"/>
+            <w:tcW w:w="1250" w:type="pct"/>
           </w:tcPr>
           <w:p>
             <w:pPr>
-              <w:rPr>
-                <w:rFonts w:ascii="Aptos" w:hAnsi="Aptos" w:cs="Segoe UI"/>
-                <w:color w:val="242424"/>
-                <w:sz w:val="22"/>
-                <w:szCs w:val="22"/>
-              </w:rPr>
+              <w:pStyle w:val="NoSpacing"/>
             </w:pPr>
           </w:p>
         </w:tc>
         <w:tc>
           <w:tcPr>
-            <w:tcW w:w="2624" w:type="dxa"/>
+            <w:tcW w:w="1250" w:type="pct"/>
           </w:tcPr>
           <w:p>
             <w:pPr>
-              <w:rPr>
-                <w:rFonts w:ascii="Aptos" w:hAnsi="Aptos" w:cs="Segoe UI"/>
-                <w:color w:val="242424"/>
-                <w:sz w:val="22"/>
-                <w:szCs w:val="22"/>
-              </w:rPr>
+              <w:pStyle w:val="NoSpacing"/>
             </w:pPr>
           </w:p>
         </w:tc>
         <w:tc>
           <w:tcPr>
-            <w:tcW w:w="2625" w:type="dxa"/>
+            <w:tcW w:w="1250" w:type="pct"/>
           </w:tcPr>
           <w:p>
             <w:pPr>
-              <w:rPr>
-                <w:rFonts w:ascii="Aptos" w:hAnsi="Aptos" w:cs="Segoe UI"/>
-                <w:color w:val="242424"/>
-                <w:sz w:val="22"/>
-                <w:szCs w:val="22"/>
-              </w:rPr>
+              <w:pStyle w:val="NoSpacing"/>
             </w:pPr>
           </w:p>
         </w:tc>
@@ -842,129 +601,112 @@
     </w:p>
     <w:tbl>
       <w:tblPr>
-        <w:tblW w:w="10498" w:type="dxa"/>
+        <w:tblStyle w:val="BCBlockTable"/>
+        <w:tblW w:w="5000" w:type="pct"/>
         <w:tblCellMar>
           <w:left w:w="0" w:type="dxa"/>
           <w:right w:w="0" w:type="dxa"/>
         </w:tblCellMar>
-        <w:tblLook w:val="0000" w:firstRow="0" w:lastRow="0" w:firstColumn="0" w:lastColumn="0" w:noHBand="0" w:noVBand="0"/>
+        <w:tblLook w:val="0620" w:firstRow="1" w:lastRow="0" w:firstColumn="0" w:lastColumn="0" w:noHBand="1" w:noVBand="1"/>
         <w:tblCaption w:val="Notes Block"/>
+        <w:tblDescription w:val="Layout table. Used for positioning, not for tabular data."/>
       </w:tblPr>
       <w:tblGrid>
         <w:gridCol w:w="10498"/>
       </w:tblGrid>
       <w:tr>
+        <w:trPr>
+          <w:cantSplit/>
+        </w:trPr>
         <w:tc>
           <w:tcPr>
-            <w:tcW w:w="10484" w:type="dxa"/>
+            <w:tcW w:w="5000" w:type="pct"/>
           </w:tcPr>
           <w:p>
             <w:pPr>
+              <w:pStyle w:val="NoSpacing"/>
               <w:spacing w:after="0"/>
               <w:ind w:right="29"/>
-              <w:rPr>
-                <w:iCs/>
-              </w:rPr>
             </w:pPr>
             <w:sdt>
               <w:sdtPr>
-                <w:rPr>
-                  <w:iCs/>
-                </w:rPr>
+                <w:rPr/>
                 <w:alias w:val="GreetingText"/>
                 <w:tag w:val="#BC:InsertDataItem,DataItems/Header/LetterText/GreetingText"/>
                 <w:id w:val="-747490646"/>
                 <w:placeholder>
                   <w:docPart w:val="89AAF67BB0124D60B1E35B6746C734FE"/>
                 </w:placeholder>
-                <w:dataBinding w:prefixMappings="xmlns:ns0='urn:microsoft-dynamics-nav/reports/Standard_Sales_Quote/1304/'" w:xpath="/ns0:NavWordReportXmlPart[1]/ns0:Header[1]/ns0:LetterText[1]/ns0:GreetingText[1]" w:storeItemID="{00000000-0000-0000-0000-000000000000}"/>
+                <w:dataBinding w:prefixMappings="&lt;xmlns:ns0='urn:microsoft-dynamics-nav/reports/Standard_Sales_Order_Conf/1305/' " w:xpath="/ns0:NavWordReportXmlPart[1]/ns0:Header[1]/ns0:LetterText[1]/ns0:GreetingText[1]" w:storeItemID="{00000000-0000-0000-0000-000000000000}"/>
                 <w15:color w:val="808080"/>
                 <w:text/>
               </w:sdtPr>
               <w:sdtContent>
                 <w:proofErr w:type="spellStart"/>
                 <w:r>
-                  <w:rPr>
-                    <w:iCs/>
-                  </w:rPr>
                   <w:t>GreetingText</w:t>
                 </w:r>
                 <w:proofErr w:type="spellEnd"/>
               </w:sdtContent>
             </w:sdt>
             <w:r>
-              <w:rPr>
-                <w:iCs/>
-              </w:rPr>
               <w:t xml:space="preserve"> </w:t>
             </w:r>
             <w:sdt>
               <w:sdtPr>
-                <w:rPr>
-                  <w:iCs/>
-                </w:rPr>
+                <w:rPr/>
                 <w:alias w:val="CustomerAddress1"/>
                 <w:tag w:val="#BC:InsertDataItem,DataItems/Header/CustomerAddress1"/>
                 <w:id w:val="-639190303"/>
                 <w:placeholder>
                   <w:docPart w:val="89AAF67BB0124D60B1E35B6746C734FE"/>
                 </w:placeholder>
-                <w:dataBinding w:prefixMappings="xmlns:ns0='urn:microsoft-dynamics-nav/reports/Standard_Sales_Quote/1304/'" w:xpath="/ns0:NavWordReportXmlPart[1]/ns0:Header[1]/ns0:CustomerAddress1[1]" w:storeItemID="{00000000-0000-0000-0000-000000000000}"/>
+                <w:dataBinding w:prefixMappings="&lt;xmlns:ns0='urn:microsoft-dynamics-nav/reports/Standard_Sales_Order_Conf/1305/' " w:xpath="/ns0:NavWordReportXmlPart[1]/ns0:Header[1]/ns0:CustomerAddress1[1]" w:storeItemID="{00000000-0000-0000-0000-000000000000}"/>
                 <w15:color w:val="808080"/>
                 <w:text/>
               </w:sdtPr>
               <w:sdtContent>
                 <w:r>
-                  <w:rPr>
-                    <w:iCs/>
-                  </w:rPr>
                   <w:t>CustomerAddress1</w:t>
                 </w:r>
               </w:sdtContent>
             </w:sdt>
             <w:r>
-              <w:rPr>
-                <w:iCs/>
-              </w:rPr>
               <w:t>,</w:t>
             </w:r>
           </w:p>
         </w:tc>
       </w:tr>
       <w:tr>
+        <w:trPr>
+          <w:cantSplit/>
+        </w:trPr>
         <w:sdt>
           <w:sdtPr>
-            <w:rPr>
-              <w:iCs/>
-            </w:rPr>
+            <w:rPr/>
             <w:alias w:val="BodyText"/>
             <w:tag w:val="#BC:InsertDataItem,DataItems/Header/LetterText/BodyText"/>
             <w:id w:val="-1152063597"/>
             <w:placeholder>
               <w:docPart w:val="1055315CF11C4B0F8D2ED966E8AEA7F4"/>
             </w:placeholder>
-            <w:dataBinding w:prefixMappings="xmlns:ns0='urn:microsoft-dynamics-nav/reports/Standard_Sales_Quote/1304/'" w:xpath="/ns0:NavWordReportXmlPart[1]/ns0:Header[1]/ns0:LetterText[1]/ns0:BodyText[1]" w:storeItemID="{00000000-0000-0000-0000-000000000000}"/>
+            <w:dataBinding w:prefixMappings="&lt;xmlns:ns0='urn:microsoft-dynamics-nav/reports/Standard_Sales_Order_Conf/1305/' " w:xpath="/ns0:NavWordReportXmlPart[1]/ns0:Header[1]/ns0:LetterText[1]/ns0:BodyText[1]" w:storeItemID="{00000000-0000-0000-0000-000000000000}"/>
             <w15:color w:val="808080"/>
             <w:text/>
           </w:sdtPr>
           <w:sdtContent>
             <w:tc>
               <w:tcPr>
-                <w:tcW w:w="10484" w:type="dxa"/>
+                <w:tcW w:w="5000" w:type="pct"/>
               </w:tcPr>
               <w:p>
                 <w:pPr>
+                  <w:pStyle w:val="NoSpacing"/>
                   <w:spacing w:after="0"/>
                   <w:ind w:right="29"/>
-                  <w:rPr>
-                    <w:iCs/>
-                  </w:rPr>
                 </w:pPr>
                 <w:proofErr w:type="spellStart"/>
                 <w:r>
-                  <w:rPr>
-                    <w:iCs/>
-                  </w:rPr>
                   <w:t>BodyText</w:t>
                 </w:r>
                 <w:proofErr w:type="spellEnd"/>
@@ -977,27 +719,20 @@
     <w:p>
       <w:pPr>
         <w:spacing w:after="0" w:line="240" w:lineRule="auto"/>
-        <w:rPr>
-          <w:sz w:val="22"/>
-          <w:szCs w:val="22"/>
-        </w:rPr>
       </w:pPr>
     </w:p>
     <w:p>
       <w:pPr>
         <w:spacing w:after="0" w:line="240" w:lineRule="auto"/>
-        <w:rPr>
-          <w:sz w:val="22"/>
-          <w:szCs w:val="22"/>
-        </w:rPr>
       </w:pPr>
     </w:p>
     <w:tbl>
       <w:tblPr>
-        <w:tblStyle w:val="CLSequoiatablestyle021"/>
-        <w:tblW w:w="10498" w:type="dxa"/>
-        <w:tblLook w:val="04A0" w:firstRow="1" w:lastRow="0" w:firstColumn="1" w:lastColumn="0" w:noHBand="0" w:noVBand="1"/>
+        <w:tblStyle w:val="BCBlockTable"/>
+        <w:tblW w:w="5000" w:type="pct"/>
+        <w:tblLook w:val="0620" w:firstRow="1" w:lastRow="0" w:firstColumn="0" w:lastColumn="0" w:noHBand="1" w:noVBand="1"/>
         <w:tblCaption w:val="Data Table Block"/>
+        <w:tblDescription w:val="Layout table. Used for positioning, not for tabular data."/>
       </w:tblPr>
       <w:tblGrid>
         <w:gridCol w:w="2541"/>
@@ -1007,15 +742,12 @@
       <w:tr>
         <w:trPr>
           <w:cnfStyle w:val="100000000000" w:firstRow="1" w:lastRow="0" w:firstColumn="0" w:lastColumn="0" w:oddVBand="0" w:evenVBand="0" w:oddHBand="0" w:evenHBand="0" w:firstRowFirstColumn="0" w:firstRowLastColumn="0" w:lastRowFirstColumn="0" w:lastRowLastColumn="0"/>
+          <w:cantSplit/>
           <w:trHeight w:val="490"/>
         </w:trPr>
         <w:sdt>
           <w:sdtPr>
             <w:rPr>
-              <w:rFonts w:ascii="Segoe UI Semibold" w:hAnsi="Segoe UI Semibold" w:cs="Segoe UI Semibold"/>
-              <w:color w:val="auto"/>
-              <w:sz w:val="22"/>
-              <w:szCs w:val="22"/>
               <w:lang w:eastAsia="en-US"/>
             </w:rPr>
             <w:alias w:val="DocumentNo_Lbl"/>
@@ -1024,7 +756,7 @@
             <w:placeholder>
               <w:docPart w:val="AE98DD89D43B4FEAB386CEEEB8AFEF58"/>
             </w:placeholder>
-            <w:dataBinding w:prefixMappings="xmlns:ns0='urn:microsoft-dynamics-nav/reports/Standard_Sales_Quote/1304/'" w:xpath="/ns0:NavWordReportXmlPart[1]/ns0:Header[1]/ns0:DocumentNo_Lbl[1]" w:storeItemID="{00000000-0000-0000-0000-000000000000}"/>
+            <w:dataBinding w:prefixMappings="&lt;xmlns:ns0='urn:microsoft-dynamics-nav/reports/Standard_Sales_Order_Conf/1305/' " w:xpath="/ns0:NavWordReportXmlPart[1]/ns0:Header[1]/ns0:DocumentNo_Lbl[1]" w:storeItemID="{00000000-0000-0000-0000-000000000000}"/>
             <w15:color w:val="808080"/>
             <w:text/>
           </w:sdtPr>
@@ -1034,18 +766,14 @@
                 <w:cnfStyle w:val="001000000000" w:firstRow="0" w:lastRow="0" w:firstColumn="1" w:lastColumn="0" w:oddVBand="0" w:evenVBand="0" w:oddHBand="0" w:evenHBand="0" w:firstRowFirstColumn="0" w:firstRowLastColumn="0" w:lastRowFirstColumn="0" w:lastRowLastColumn="0"/>
                 <w:tcW w:w="1210" w:type="pct"/>
                 <w:tcBorders>
-                  <w:bottom w:val="single" w:color="000000" w:sz="4" w:space="0"/>
+                  <w:bottom w:val="single" w:sz="4" w:space="0" w:color="000000"/>
                 </w:tcBorders>
               </w:tcPr>
               <w:p>
                 <w:pPr>
-                  <w:pStyle w:val="Heading2"/>
+                  <w:pStyle w:val="BCLabel"/>
                   <w:spacing w:before="160" w:after="80"/>
                   <w:rPr>
-                    <w:rFonts w:ascii="Segoe UI Semibold" w:hAnsi="Segoe UI Semibold" w:eastAsia="Aptos" w:cs="Segoe UI Semibold"/>
-                    <w:color w:val="auto"/>
-                    <w:sz w:val="22"/>
-                    <w:szCs w:val="22"/>
                     <w:lang w:eastAsia="en-US"/>
                   </w:rPr>
                 </w:pPr>
@@ -1053,10 +781,6 @@
                 <w:proofErr w:type="gramStart"/>
                 <w:r>
                   <w:rPr>
-                    <w:rFonts w:ascii="Segoe UI Semibold" w:hAnsi="Segoe UI Semibold" w:cs="Segoe UI Semibold"/>
-                    <w:color w:val="auto"/>
-                    <w:sz w:val="22"/>
-                    <w:szCs w:val="22"/>
                     <w:lang w:eastAsia="en-US"/>
                   </w:rPr>
                   <w:t>DocumentNo</w:t>
@@ -1064,10 +788,6 @@
                 <w:proofErr w:type="gramEnd"/>
                 <w:r>
                   <w:rPr>
-                    <w:rFonts w:ascii="Segoe UI Semibold" w:hAnsi="Segoe UI Semibold" w:cs="Segoe UI Semibold"/>
-                    <w:color w:val="auto"/>
-                    <w:sz w:val="22"/>
-                    <w:szCs w:val="22"/>
                     <w:lang w:eastAsia="en-US"/>
                   </w:rPr>
                   <w:t>_Lbl</w:t>
@@ -1080,10 +800,6 @@
         <w:sdt>
           <w:sdtPr>
             <w:rPr>
-              <w:rFonts w:ascii="Segoe UI Semibold" w:hAnsi="Segoe UI Semibold" w:cs="Segoe UI Semibold"/>
-              <w:color w:val="auto"/>
-              <w:sz w:val="22"/>
-              <w:szCs w:val="22"/>
               <w:lang w:eastAsia="en-US"/>
             </w:rPr>
             <w:alias w:val="DueDate_Lbl"/>
@@ -1092,7 +808,7 @@
             <w:placeholder>
               <w:docPart w:val="AE98DD89D43B4FEAB386CEEEB8AFEF58"/>
             </w:placeholder>
-            <w:dataBinding w:prefixMappings="xmlns:ns0='urn:microsoft-dynamics-nav/reports/Standard_Sales_Quote/1304/'" w:xpath="/ns0:NavWordReportXmlPart[1]/ns0:Header[1]/ns0:DueDate_Lbl[1]" w:storeItemID="{00000000-0000-0000-0000-000000000000}"/>
+            <w:dataBinding w:prefixMappings="&lt;xmlns:ns0='urn:microsoft-dynamics-nav/reports/Standard_Sales_Order_Conf/1305/' " w:xpath="/ns0:NavWordReportXmlPart[1]/ns0:Header[1]/ns0:DueDate_Lbl[1]" w:storeItemID="{00000000-0000-0000-0000-000000000000}"/>
             <w15:color w:val="808080"/>
             <w:text/>
           </w:sdtPr>
@@ -1101,29 +817,21 @@
               <w:tcPr>
                 <w:tcW w:w="2092" w:type="pct"/>
                 <w:tcBorders>
-                  <w:bottom w:val="single" w:color="000000" w:sz="4" w:space="0"/>
+                  <w:bottom w:val="single" w:sz="4" w:space="0" w:color="000000"/>
                 </w:tcBorders>
               </w:tcPr>
               <w:p>
                 <w:pPr>
-                  <w:pStyle w:val="Heading2"/>
+                  <w:pStyle w:val="BCLabel"/>
                   <w:spacing w:before="160" w:after="80"/>
                   <w:cnfStyle w:val="100000000000" w:firstRow="1" w:lastRow="0" w:firstColumn="0" w:lastColumn="0" w:oddVBand="0" w:evenVBand="0" w:oddHBand="0" w:evenHBand="0" w:firstRowFirstColumn="0" w:firstRowLastColumn="0" w:lastRowFirstColumn="0" w:lastRowLastColumn="0"/>
                   <w:rPr>
-                    <w:rFonts w:ascii="Segoe UI Semibold" w:hAnsi="Segoe UI Semibold" w:eastAsia="Aptos" w:cs="Segoe UI Semibold"/>
-                    <w:color w:val="auto"/>
-                    <w:sz w:val="22"/>
-                    <w:szCs w:val="22"/>
                     <w:lang w:eastAsia="en-US"/>
                   </w:rPr>
                 </w:pPr>
                 <w:proofErr w:type="spellStart"/>
                 <w:r>
                   <w:rPr>
-                    <w:rFonts w:ascii="Segoe UI Semibold" w:hAnsi="Segoe UI Semibold" w:cs="Segoe UI Semibold"/>
-                    <w:color w:val="auto"/>
-                    <w:sz w:val="22"/>
-                    <w:szCs w:val="22"/>
                     <w:lang w:eastAsia="en-US"/>
                   </w:rPr>
                   <w:t>DueDate_Lbl</w:t>
@@ -1136,11 +844,6 @@
         <w:sdt>
           <w:sdtPr>
             <w:rPr>
-              <w:rFonts w:ascii="Segoe UI Semibold" w:hAnsi="Segoe UI Semibold" w:cs="Segoe UI Semibold"/>
-              <w:b/>
-              <w:color w:val="auto"/>
-              <w:sz w:val="22"/>
-              <w:szCs w:val="22"/>
               <w:lang w:eastAsia="en-US"/>
             </w:rPr>
             <w:alias w:val="TotalText"/>
@@ -1149,7 +852,7 @@
             <w:placeholder>
               <w:docPart w:val="1055315CF11C4B0F8D2ED966E8AEA7F4"/>
             </w:placeholder>
-            <w:dataBinding w:prefixMappings="xmlns:ns0='urn:microsoft-dynamics-nav/reports/Standard_Sales_Quote/1304/'" w:xpath="/ns0:NavWordReportXmlPart[1]/ns0:Header[1]/ns0:Totals[1]/ns0:TotalText[1]" w:storeItemID="{00000000-0000-0000-0000-000000000000}"/>
+            <w:dataBinding w:prefixMappings="&lt;xmlns:ns0='urn:microsoft-dynamics-nav/reports/Standard_Sales_Order_Conf/1305/' " w:xpath="/ns0:NavWordReportXmlPart[1]/ns0:Header[1]/ns0:Totals[1]/ns0:TotalText[1]" w:storeItemID="{00000000-0000-0000-0000-000000000000}"/>
             <w15:color w:val="808080"/>
             <w:text/>
           </w:sdtPr>
@@ -1158,34 +861,22 @@
               <w:tcPr>
                 <w:tcW w:w="1698" w:type="pct"/>
                 <w:tcBorders>
-                  <w:bottom w:val="single" w:color="000000" w:sz="4" w:space="0"/>
+                  <w:bottom w:val="single" w:sz="4" w:space="0" w:color="000000"/>
                 </w:tcBorders>
               </w:tcPr>
               <w:p>
                 <w:pPr>
-                  <w:pStyle w:val="Heading2"/>
+                  <w:pStyle w:val="BCLabelNumber"/>
                   <w:spacing w:before="160" w:after="80"/>
                   <w:jc w:val="right"/>
                   <w:cnfStyle w:val="100000000000" w:firstRow="1" w:lastRow="0" w:firstColumn="0" w:lastColumn="0" w:oddVBand="0" w:evenVBand="0" w:oddHBand="0" w:evenHBand="0" w:firstRowFirstColumn="0" w:firstRowLastColumn="0" w:lastRowFirstColumn="0" w:lastRowLastColumn="0"/>
                   <w:rPr>
-                    <w:rFonts w:ascii="Segoe UI Semibold" w:hAnsi="Segoe UI Semibold" w:eastAsia="Aptos" w:cs="Segoe UI Semibold"/>
-                    <w:b/>
-                    <w:bCs w:val="0"/>
-                    <w:color w:val="auto"/>
-                    <w:sz w:val="22"/>
-                    <w:szCs w:val="22"/>
                     <w:lang w:eastAsia="en-US"/>
                   </w:rPr>
                 </w:pPr>
                 <w:proofErr w:type="spellStart"/>
                 <w:r>
                   <w:rPr>
-                    <w:rFonts w:ascii="Segoe UI Semibold" w:hAnsi="Segoe UI Semibold" w:cs="Segoe UI Semibold"/>
-                    <w:b/>
-                    <w:bCs w:val="0"/>
-                    <w:color w:val="auto"/>
-                    <w:sz w:val="22"/>
-                    <w:szCs w:val="22"/>
                     <w:lang w:eastAsia="en-US"/>
                   </w:rPr>
                   <w:t>TotalText</w:t>
@@ -1199,23 +890,22 @@
       <w:tr>
         <w:trPr>
           <w:cnfStyle w:val="000000100000" w:firstRow="0" w:lastRow="0" w:firstColumn="0" w:lastColumn="0" w:oddVBand="0" w:evenVBand="0" w:oddHBand="1" w:evenHBand="0" w:firstRowFirstColumn="0" w:firstRowLastColumn="0" w:lastRowFirstColumn="0" w:lastRowLastColumn="0"/>
-          <w:trHeight w:val="245" w:hRule="exact"/>
+          <w:cantSplit/>
+          <w:trHeight w:hRule="atLeast" w:val="245"/>
         </w:trPr>
         <w:tc>
           <w:tcPr>
             <w:cnfStyle w:val="001000000000" w:firstRow="0" w:lastRow="0" w:firstColumn="1" w:lastColumn="0" w:oddVBand="0" w:evenVBand="0" w:oddHBand="0" w:evenHBand="0" w:firstRowFirstColumn="0" w:firstRowLastColumn="0" w:lastRowFirstColumn="0" w:lastRowLastColumn="0"/>
             <w:tcW w:w="1210" w:type="pct"/>
             <w:tcBorders>
-              <w:top w:val="single" w:color="000000" w:sz="4" w:space="0"/>
+              <w:top w:val="single" w:sz="4" w:space="0" w:color="000000"/>
             </w:tcBorders>
             <w:vAlign w:val="center"/>
           </w:tcPr>
           <w:p>
             <w:pPr>
+              <w:pStyle w:val="NoSpacing"/>
               <w:rPr>
-                <w:rFonts w:ascii="Segoe UI Semibold" w:hAnsi="Segoe UI Semibold" w:cs="Segoe UI Semibold"/>
-                <w:sz w:val="22"/>
-                <w:szCs w:val="22"/>
                 <w:lang w:eastAsia="en-US"/>
               </w:rPr>
             </w:pPr>
@@ -1225,17 +915,15 @@
           <w:tcPr>
             <w:tcW w:w="2092" w:type="pct"/>
             <w:tcBorders>
-              <w:top w:val="single" w:color="000000" w:sz="4" w:space="0"/>
+              <w:top w:val="single" w:sz="4" w:space="0" w:color="000000"/>
             </w:tcBorders>
             <w:vAlign w:val="center"/>
           </w:tcPr>
           <w:p>
             <w:pPr>
+              <w:pStyle w:val="NoSpacing"/>
               <w:cnfStyle w:val="000000100000" w:firstRow="0" w:lastRow="0" w:firstColumn="0" w:lastColumn="0" w:oddVBand="0" w:evenVBand="0" w:oddHBand="1" w:evenHBand="0" w:firstRowFirstColumn="0" w:firstRowLastColumn="0" w:lastRowFirstColumn="0" w:lastRowLastColumn="0"/>
               <w:rPr>
-                <w:rFonts w:ascii="Segoe UI Semibold" w:hAnsi="Segoe UI Semibold" w:cs="Segoe UI Semibold"/>
-                <w:sz w:val="22"/>
-                <w:szCs w:val="22"/>
                 <w:lang w:eastAsia="en-US"/>
               </w:rPr>
             </w:pPr>
@@ -1245,19 +933,16 @@
           <w:tcPr>
             <w:tcW w:w="1698" w:type="pct"/>
             <w:tcBorders>
-              <w:top w:val="single" w:color="000000" w:sz="4" w:space="0"/>
+              <w:top w:val="single" w:sz="4" w:space="0" w:color="000000"/>
             </w:tcBorders>
             <w:vAlign w:val="center"/>
           </w:tcPr>
           <w:p>
             <w:pPr>
+              <w:pStyle w:val="BCNumber"/>
               <w:jc w:val="right"/>
               <w:cnfStyle w:val="000000100000" w:firstRow="0" w:lastRow="0" w:firstColumn="0" w:lastColumn="0" w:oddVBand="0" w:evenVBand="0" w:oddHBand="1" w:evenHBand="0" w:firstRowFirstColumn="0" w:firstRowLastColumn="0" w:lastRowFirstColumn="0" w:lastRowLastColumn="0"/>
               <w:rPr>
-                <w:rFonts w:ascii="Segoe UI Semibold" w:hAnsi="Segoe UI Semibold" w:cs="Segoe UI Semibold"/>
-                <w:b/>
-                <w:sz w:val="22"/>
-                <w:szCs w:val="22"/>
                 <w:lang w:eastAsia="en-US"/>
               </w:rPr>
             </w:pPr>
@@ -1267,14 +952,12 @@
       <w:tr>
         <w:trPr>
           <w:cnfStyle w:val="000000010000" w:firstRow="0" w:lastRow="0" w:firstColumn="0" w:lastColumn="0" w:oddVBand="0" w:evenVBand="0" w:oddHBand="0" w:evenHBand="1" w:firstRowFirstColumn="0" w:firstRowLastColumn="0" w:lastRowFirstColumn="0" w:lastRowLastColumn="0"/>
+          <w:cantSplit/>
           <w:trHeight w:val="490"/>
         </w:trPr>
         <w:sdt>
           <w:sdtPr>
             <w:rPr>
-              <w:rFonts w:cs="Arial"/>
-              <w:sz w:val="22"/>
-              <w:szCs w:val="22"/>
               <w:lang w:eastAsia="en-US"/>
             </w:rPr>
             <w:alias w:val="DocumentNo"/>
@@ -1283,7 +966,7 @@
             <w:placeholder>
               <w:docPart w:val="1055315CF11C4B0F8D2ED966E8AEA7F4"/>
             </w:placeholder>
-            <w:dataBinding w:prefixMappings="xmlns:ns0='urn:microsoft-dynamics-nav/reports/Standard_Sales_Quote/1304/'" w:xpath="/ns0:NavWordReportXmlPart[1]/ns0:Header[1]/ns0:DocumentNo[1]" w:storeItemID="{00000000-0000-0000-0000-000000000000}"/>
+            <w:dataBinding w:prefixMappings="&lt;xmlns:ns0='urn:microsoft-dynamics-nav/reports/Standard_Sales_Order_Conf/1305/' " w:xpath="/ns0:NavWordReportXmlPart[1]/ns0:Header[1]/ns0:DocumentNo[1]" w:storeItemID="{00000000-0000-0000-0000-000000000000}"/>
             <w15:color w:val="808080"/>
             <w:text/>
           </w:sdtPr>
@@ -1293,27 +976,20 @@
                 <w:cnfStyle w:val="001000000000" w:firstRow="0" w:lastRow="0" w:firstColumn="1" w:lastColumn="0" w:oddVBand="0" w:evenVBand="0" w:oddHBand="0" w:evenHBand="0" w:firstRowFirstColumn="0" w:firstRowLastColumn="0" w:lastRowFirstColumn="0" w:lastRowLastColumn="0"/>
                 <w:tcW w:w="1210" w:type="pct"/>
                 <w:tcBorders>
-                  <w:bottom w:val="single" w:color="EEF0F1" w:sz="4" w:space="0"/>
+                  <w:bottom w:val="single" w:sz="4" w:space="0" w:color="EEF0F1"/>
                 </w:tcBorders>
                 <w:vAlign w:val="center"/>
               </w:tcPr>
               <w:p>
                 <w:pPr>
+                  <w:pStyle w:val="NoSpacing"/>
                   <w:rPr>
-                    <w:rFonts w:cs="Arial" w:asciiTheme="minorHAnsi" w:hAnsiTheme="minorHAnsi"/>
-                    <w:bCs w:val="0"/>
-                    <w:sz w:val="22"/>
-                    <w:szCs w:val="22"/>
                     <w:lang w:eastAsia="en-US"/>
                   </w:rPr>
                 </w:pPr>
                 <w:proofErr w:type="spellStart"/>
                 <w:r>
                   <w:rPr>
-                    <w:rFonts w:cs="Arial" w:asciiTheme="minorHAnsi" w:hAnsiTheme="minorHAnsi"/>
-                    <w:bCs w:val="0"/>
-                    <w:sz w:val="22"/>
-                    <w:szCs w:val="22"/>
                     <w:lang w:eastAsia="en-US"/>
                   </w:rPr>
                   <w:t>DocumentNo</w:t>
@@ -1326,9 +1002,6 @@
         <w:sdt>
           <w:sdtPr>
             <w:rPr>
-              <w:rFonts w:cs="Arial"/>
-              <w:sz w:val="22"/>
-              <w:szCs w:val="22"/>
               <w:lang w:eastAsia="en-US"/>
             </w:rPr>
             <w:alias w:val="DueDate"/>
@@ -1337,7 +1010,7 @@
             <w:placeholder>
               <w:docPart w:val="1055315CF11C4B0F8D2ED966E8AEA7F4"/>
             </w:placeholder>
-            <w:dataBinding w:prefixMappings="xmlns:ns0='urn:microsoft-dynamics-nav/reports/Standard_Sales_Quote/1304/'" w:xpath="/ns0:NavWordReportXmlPart[1]/ns0:Header[1]/ns0:DueDate[1]" w:storeItemID="{00000000-0000-0000-0000-000000000000}"/>
+            <w:dataBinding w:prefixMappings="&lt;xmlns:ns0='urn:microsoft-dynamics-nav/reports/Standard_Sales_Order_Conf/1305/' " w:xpath="/ns0:NavWordReportXmlPart[1]/ns0:Header[1]/ns0:DueDate[1]" w:storeItemID="{00000000-0000-0000-0000-000000000000}"/>
             <w15:color w:val="808080"/>
             <w:text/>
           </w:sdtPr>
@@ -1346,26 +1019,21 @@
               <w:tcPr>
                 <w:tcW w:w="2092" w:type="pct"/>
                 <w:tcBorders>
-                  <w:bottom w:val="single" w:color="EEF0F1" w:sz="4" w:space="0"/>
+                  <w:bottom w:val="single" w:sz="4" w:space="0" w:color="EEF0F1"/>
                 </w:tcBorders>
                 <w:vAlign w:val="center"/>
               </w:tcPr>
               <w:p>
                 <w:pPr>
+                  <w:pStyle w:val="NoSpacing"/>
                   <w:cnfStyle w:val="000000010000" w:firstRow="0" w:lastRow="0" w:firstColumn="0" w:lastColumn="0" w:oddVBand="0" w:evenVBand="0" w:oddHBand="0" w:evenHBand="1" w:firstRowFirstColumn="0" w:firstRowLastColumn="0" w:lastRowFirstColumn="0" w:lastRowLastColumn="0"/>
                   <w:rPr>
-                    <w:rFonts w:cs="Arial" w:asciiTheme="minorHAnsi" w:hAnsiTheme="minorHAnsi"/>
-                    <w:sz w:val="22"/>
-                    <w:szCs w:val="22"/>
                     <w:lang w:eastAsia="en-US"/>
                   </w:rPr>
                 </w:pPr>
                 <w:proofErr w:type="spellStart"/>
                 <w:r>
                   <w:rPr>
-                    <w:rFonts w:cs="Arial" w:asciiTheme="minorHAnsi" w:hAnsiTheme="minorHAnsi"/>
-                    <w:sz w:val="22"/>
-                    <w:szCs w:val="22"/>
                     <w:lang w:eastAsia="en-US"/>
                   </w:rPr>
                   <w:t>DueDate</w:t>
@@ -1379,12 +1047,6 @@
           <w:sdtPr>
             <w:rPr>
               <w:rStyle w:val="Heading2Char"/>
-              <w:rFonts w:ascii="Segoe UI Semibold" w:hAnsi="Segoe UI Semibold" w:cs="Segoe UI Semibold"/>
-              <w:b/>
-              <w:bCs/>
-              <w:color w:val="auto"/>
-              <w:sz w:val="22"/>
-              <w:szCs w:val="22"/>
               <w:lang w:eastAsia="en-US"/>
             </w:rPr>
             <w:alias w:val="TotalAmountIncludingVAT"/>
@@ -1393,7 +1055,7 @@
             <w:placeholder>
               <w:docPart w:val="1055315CF11C4B0F8D2ED966E8AEA7F4"/>
             </w:placeholder>
-            <w:dataBinding w:prefixMappings="xmlns:ns0='urn:microsoft-dynamics-nav/reports/Standard_Sales_Quote/1304/'" w:xpath="/ns0:NavWordReportXmlPart[1]/ns0:Header[1]/ns0:Totals[1]/ns0:TotalAmountIncludingVAT[1]" w:storeItemID="{00000000-0000-0000-0000-000000000000}"/>
+            <w:dataBinding w:prefixMappings="&lt;xmlns:ns0='urn:microsoft-dynamics-nav/reports/Standard_Sales_Order_Conf/1305/' " w:xpath="/ns0:NavWordReportXmlPart[1]/ns0:Header[1]/ns0:Totals[1]/ns0:TotalAmountIncludingVAT[1]" w:storeItemID="{00000000-0000-0000-0000-000000000000}"/>
             <w15:color w:val="808080"/>
             <w:text/>
           </w:sdtPr>
@@ -1402,20 +1064,16 @@
               <w:tcPr>
                 <w:tcW w:w="1698" w:type="pct"/>
                 <w:tcBorders>
-                  <w:bottom w:val="single" w:color="EEF0F1" w:sz="4" w:space="0"/>
+                  <w:bottom w:val="single" w:sz="4" w:space="0" w:color="EEF0F1"/>
                 </w:tcBorders>
                 <w:vAlign w:val="center"/>
               </w:tcPr>
               <w:p>
                 <w:pPr>
+                  <w:pStyle w:val="BCNumber"/>
                   <w:jc w:val="right"/>
                   <w:cnfStyle w:val="000000010000" w:firstRow="0" w:lastRow="0" w:firstColumn="0" w:lastColumn="0" w:oddVBand="0" w:evenVBand="0" w:oddHBand="0" w:evenHBand="1" w:firstRowFirstColumn="0" w:firstRowLastColumn="0" w:lastRowFirstColumn="0" w:lastRowLastColumn="0"/>
                   <w:rPr>
-                    <w:rFonts w:cs="Arial" w:asciiTheme="minorHAnsi" w:hAnsiTheme="minorHAnsi"/>
-                    <w:b/>
-                    <w:bCs/>
-                    <w:sz w:val="22"/>
-                    <w:szCs w:val="22"/>
                     <w:lang w:eastAsia="en-US"/>
                   </w:rPr>
                 </w:pPr>
@@ -1423,12 +1081,6 @@
                 <w:r>
                   <w:rPr>
                     <w:rStyle w:val="Heading2Char"/>
-                    <w:rFonts w:ascii="Segoe UI Semibold" w:hAnsi="Segoe UI Semibold" w:cs="Segoe UI Semibold"/>
-                    <w:b/>
-                    <w:bCs/>
-                    <w:color w:val="auto"/>
-                    <w:sz w:val="22"/>
-                    <w:szCs w:val="22"/>
                     <w:lang w:eastAsia="en-US"/>
                   </w:rPr>
                   <w:t>TotalAmountIncludingVAT</w:t>
@@ -1460,7 +1112,6 @@
         </w:placeholder>
         <w15:color w:val="808080"/>
         <w:text/>
-        <w:dataBinding w:prefixMappings="xmlns:ns0='urn:microsoft-dynamics-nav/reports/Standard_Sales_Quote/1304/'" w:xpath="/ns0:NavWordReportXmlPart[1]/ns0:Header[1]/ns0:LetterText[1]/ns0:PmtDiscText[1]"/>
       </w:sdtPr>
       <w:sdtContent>
         <w:p>
@@ -1487,60 +1138,55 @@
     </w:p>
     <w:tbl>
       <w:tblPr>
-        <w:tblW w:w="10498" w:type="dxa"/>
+        <w:tblStyle w:val="BCBlockTable"/>
+        <w:tblW w:w="5000" w:type="pct"/>
         <w:tblCellMar>
           <w:left w:w="0" w:type="dxa"/>
           <w:right w:w="0" w:type="dxa"/>
         </w:tblCellMar>
-        <w:tblLook w:val="0000" w:firstRow="0" w:lastRow="0" w:firstColumn="0" w:lastColumn="0" w:noHBand="0" w:noVBand="0"/>
+        <w:tblLook w:val="0620" w:firstRow="1" w:lastRow="0" w:firstColumn="0" w:lastColumn="0" w:noHBand="1" w:noVBand="1"/>
         <w:tblCaption w:val="Notes Block"/>
+        <w:tblDescription w:val="Layout table. Used for positioning, not for tabular data."/>
       </w:tblPr>
       <w:tblGrid>
         <w:gridCol w:w="10498"/>
       </w:tblGrid>
       <w:tr>
+        <w:trPr>
+          <w:cantSplit/>
+        </w:trPr>
         <w:tc>
           <w:tcPr>
-            <w:tcW w:w="10498" w:type="dxa"/>
+            <w:tcW w:w="5000" w:type="pct"/>
           </w:tcPr>
           <w:p>
             <w:pPr>
+              <w:pStyle w:val="NoSpacing"/>
               <w:spacing w:after="0"/>
               <w:ind w:right="29"/>
-              <w:rPr>
-                <w:iCs/>
-              </w:rPr>
             </w:pPr>
             <w:sdt>
               <w:sdtPr>
-                <w:rPr>
-                  <w:iCs/>
-                </w:rPr>
+                <w:rPr/>
                 <w:alias w:val="ClosingText"/>
                 <w:tag w:val="#BC:InsertDataItem,DataItems/Header/LetterText/ClosingText"/>
                 <w:id w:val="1998070987"/>
                 <w:placeholder>
                   <w:docPart w:val="1055315CF11C4B0F8D2ED966E8AEA7F4"/>
                 </w:placeholder>
-                <w:dataBinding w:prefixMappings="xmlns:ns0='urn:microsoft-dynamics-nav/reports/Standard_Sales_Quote/1304/'" w:xpath="/ns0:NavWordReportXmlPart[1]/ns0:Header[1]/ns0:LetterText[1]/ns0:ClosingText[1]" w:storeItemID="{00000000-0000-0000-0000-000000000000}"/>
+                <w:dataBinding w:prefixMappings="&lt;xmlns:ns0='urn:microsoft-dynamics-nav/reports/Standard_Sales_Order_Conf/1305/' " w:xpath="/ns0:NavWordReportXmlPart[1]/ns0:Header[1]/ns0:LetterText[1]/ns0:ClosingText[1]" w:storeItemID="{00000000-0000-0000-0000-000000000000}"/>
                 <w15:color w:val="808080"/>
                 <w:text/>
               </w:sdtPr>
               <w:sdtContent>
                 <w:proofErr w:type="spellStart"/>
                 <w:r>
-                  <w:rPr>
-                    <w:iCs/>
-                  </w:rPr>
                   <w:t>ClosingText</w:t>
                 </w:r>
                 <w:proofErr w:type="spellEnd"/>
               </w:sdtContent>
             </w:sdt>
             <w:r>
-              <w:rPr>
-                <w:iCs/>
-              </w:rPr>
               <w:t>,</w:t>
             </w:r>
           </w:p>
@@ -1548,41 +1194,35 @@
       </w:tr>
       <w:tr>
         <w:trPr>
+          <w:cantSplit/>
           <w:trHeight w:val="80"/>
         </w:trPr>
         <w:sdt>
           <w:sdtPr>
-            <w:rPr>
-              <w:iCs/>
-            </w:rPr>
+            <w:rPr/>
             <w:alias w:val="SalesPersonName"/>
             <w:tag w:val="#BC:InsertDataItem,DataItems/Header/SalesPersonName"/>
             <w:id w:val="511103358"/>
             <w:placeholder>
               <w:docPart w:val="1055315CF11C4B0F8D2ED966E8AEA7F4"/>
             </w:placeholder>
-            <w:dataBinding w:prefixMappings="xmlns:ns0='urn:microsoft-dynamics-nav/reports/Standard_Sales_Quote/1304/'" w:xpath="/ns0:NavWordReportXmlPart[1]/ns0:Header[1]/ns0:SalesPersonName[1]" w:storeItemID="{00000000-0000-0000-0000-000000000000}"/>
+            <w:dataBinding w:prefixMappings="&lt;xmlns:ns0='urn:microsoft-dynamics-nav/reports/Standard_Sales_Order_Conf/1305/' " w:xpath="/ns0:NavWordReportXmlPart[1]/ns0:Header[1]/ns0:SalesPersonName[1]" w:storeItemID="{00000000-0000-0000-0000-000000000000}"/>
             <w15:color w:val="808080"/>
             <w:text/>
           </w:sdtPr>
           <w:sdtContent>
             <w:tc>
               <w:tcPr>
-                <w:tcW w:w="10498" w:type="dxa"/>
+                <w:tcW w:w="5000" w:type="pct"/>
               </w:tcPr>
               <w:p>
                 <w:pPr>
+                  <w:pStyle w:val="NoSpacing"/>
                   <w:spacing w:after="0"/>
                   <w:ind w:right="29"/>
-                  <w:rPr>
-                    <w:iCs/>
-                  </w:rPr>
                 </w:pPr>
                 <w:proofErr w:type="spellStart"/>
                 <w:r>
-                  <w:rPr>
-                    <w:iCs/>
-                  </w:rPr>
                   <w:t>SalesPersonName</w:t>
                 </w:r>
                 <w:proofErr w:type="spellEnd"/>
@@ -2339,6 +1979,251 @@
       <w:tblPr/>
       <w:tcPr>
         <w:shd w:val="clear" w:color="auto" w:fill="C1E4F5" w:themeFill="accent1" w:themeFillTint="33"/>
+      </w:tcPr>
+    </w:tblStylePr>
+  </w:style>
+  <w:style w:type="paragraph" w:styleId="NoSpacing">
+    <w:name w:val="No Spacing"/>
+    <w:uiPriority w:val="1"/>
+    <w:qFormat/>
+    <w:rsid w:val="00416FC2"/>
+    <w:pPr>
+      <w:spacing w:after="0" w:line="240" w:lineRule="auto"/>
+    </w:pPr>
+    <w:rPr>
+      <w:rFonts w:asciiTheme="minorHAnsi" w:hAnsiTheme="minorHAnsi" w:eastAsiaTheme="minorHAnsi" w:cstheme="minorBidi"/>
+      <w:color w:val="242424" w:themeColor="text1"/>
+    </w:rPr>
+  </w:style>
+  <w:style w:type="paragraph" w:customStyle="1" w:styleId="BCNumber">
+    <w:name w:val="BC Number"/>
+    <w:basedOn w:val="NoSpacing"/>
+    <w:next w:val="Normal"/>
+    <w:uiPriority w:val="2"/>
+    <w:qFormat/>
+    <w:pPr>
+      <w:spacing w:before="0" w:after="0" w:line="240" w:lineRule="auto"/>
+    </w:pPr>
+    <w:rPr>
+      <w:rFonts w:asciiTheme="minorHAnsi" w:hAnsiTheme="minorHAnsi" w:eastAsiaTheme="minorHAnsi" w:cstheme="minorBidi"/>
+      <w:color w:val="242424" w:themeColor="text1"/>
+      <w14:numForm w14:val="tabular"/>
+      <w14:numSpacing w14:val="tabular"/>
+    </w:rPr>
+  </w:style>
+  <w:style w:type="paragraph" w:customStyle="1" w:styleId="BCLabel">
+    <w:name w:val="BC Label"/>
+    <w:basedOn w:val="NoSpacing"/>
+    <w:next w:val="Normal"/>
+    <w:uiPriority w:val="2"/>
+    <w:qFormat/>
+    <w:pPr>
+      <w:keepNext/>
+      <w:spacing w:before="0" w:after="0" w:line="240" w:lineRule="auto"/>
+    </w:pPr>
+    <w:rPr>
+      <w:rFonts w:asciiTheme="majorHAnsi" w:hAnsiTheme="majorHAnsi" w:eastAsiaTheme="majorEastAsia" w:cstheme="majorBidi"/>
+      <w:color w:val="242424" w:themeColor="text1"/>
+    </w:rPr>
+  </w:style>
+  <w:style w:type="paragraph" w:customStyle="1" w:styleId="BCLabelNumber">
+    <w:name w:val="BC Label Number"/>
+    <w:basedOn w:val="BCLabel"/>
+    <w:next w:val="Normal"/>
+    <w:uiPriority w:val="2"/>
+    <w:qFormat/>
+    <w:pPr>
+      <w:spacing w:before="0" w:after="0" w:line="240" w:lineRule="auto"/>
+    </w:pPr>
+    <w:rPr>
+      <w:rFonts w:asciiTheme="majorHAnsi" w:hAnsiTheme="majorHAnsi" w:eastAsiaTheme="majorEastAsia" w:cstheme="majorBidi"/>
+      <w:color w:val="242424" w:themeColor="text1"/>
+      <w14:numForm w14:val="tabular"/>
+      <w14:numSpacing w14:val="tabular"/>
+    </w:rPr>
+  </w:style>
+  <w:style w:type="table" w:customStyle="1" w:styleId="BCBlockTable">
+    <w:name w:val="BC Block Table"/>
+    <w:basedOn w:val="TableNormal"/>
+    <w:uiPriority w:val="99"/>
+    <w:qFormat/>
+    <w:pPr>
+      <w:spacing w:before="0" w:after="0" w:line="240" w:lineRule="auto"/>
+    </w:pPr>
+    <w:tblPr>
+      <w:tblStyleRowBandSize w:val="1"/>
+      <w:tblStyleColBandSize w:val="1"/>
+      <w:tblCellMar>
+        <w:top w:w="0" w:type="dxa"/>
+        <w:left w:w="0" w:type="dxa"/>
+        <w:bottom w:w="0" w:type="dxa"/>
+        <w:right w:w="0" w:type="dxa"/>
+      </w:tblCellMar>
+    </w:tblPr>
+    <w:tcPr>
+      <w:vAlign w:val="top"/>
+    </w:tcPr>
+    <w:tblStylePr w:type="firstRow">
+      <w:rPr>
+        <w:rFonts w:asciiTheme="majorHAnsi" w:hAnsiTheme="majorHAnsi" w:cstheme="majorBidi"/>
+      </w:rPr>
+      <w:tcPr>
+        <w:vAlign w:val="top"/>
+      </w:tcPr>
+    </w:tblStylePr>
+  </w:style>
+  <w:style w:type="table" w:customStyle="1" w:styleId="BCDataTable">
+    <w:name w:val="BC Data Table"/>
+    <w:basedOn w:val="TableNormal"/>
+    <w:uiPriority w:val="99"/>
+    <w:qFormat/>
+    <w:pPr>
+      <w:spacing w:before="0" w:after="0" w:line="240" w:lineRule="auto"/>
+    </w:pPr>
+    <w:tblPr>
+      <w:tblStyleRowBandSize w:val="1"/>
+      <w:tblStyleColBandSize w:val="1"/>
+      <w:tblCellMar>
+        <w:top w:w="0" w:type="dxa"/>
+        <w:left w:w="115" w:type="dxa"/>
+        <w:bottom w:w="0" w:type="dxa"/>
+        <w:right w:w="115" w:type="dxa"/>
+      </w:tblCellMar>
+    </w:tblPr>
+    <w:tcPr>
+      <w:vAlign w:val="center"/>
+    </w:tcPr>
+    <w:tblStylePr w:type="firstRow">
+      <w:pPr>
+        <w:spacing w:before="160" w:after="80"/>
+      </w:pPr>
+      <w:rPr>
+        <w:rFonts w:asciiTheme="majorHAnsi" w:hAnsiTheme="majorHAnsi" w:cstheme="majorBidi"/>
+      </w:rPr>
+      <w:tcPr>
+        <w:tcBorders>
+          <w:bottom w:val="single" w:sz="4" w:space="0" w:color="242424" w:themeColor="text1"/>
+        </w:tcBorders>
+        <w:vAlign w:val="top"/>
+      </w:tcPr>
+    </w:tblStylePr>
+    <w:tblStylePr w:type="lastRow">
+      <w:tcPr>
+        <w:tcBorders>
+          <w:bottom w:val="single" w:sz="4" w:space="0" w:color="F5F7F8" w:themeColor="background2"/>
+        </w:tcBorders>
+      </w:tcPr>
+    </w:tblStylePr>
+    <w:tblStylePr w:type="band1Horz">
+      <w:tcPr>
+        <w:shd w:val="clear" w:color="auto" w:fill="auto"/>
+      </w:tcPr>
+    </w:tblStylePr>
+    <w:tblStylePr w:type="band2Horz">
+      <w:tcPr>
+        <w:shd w:val="clear" w:color="auto" w:fill="CCE6E9" w:themeFill="accent2" w:themeFillTint="33"/>
+      </w:tcPr>
+    </w:tblStylePr>
+  </w:style>
+  <w:style w:type="table" w:customStyle="1" w:styleId="BCTotalsTable">
+    <w:name w:val="BC Totals Table"/>
+    <w:basedOn w:val="TableNormal"/>
+    <w:uiPriority w:val="99"/>
+    <w:qFormat/>
+    <w:pPr>
+      <w:spacing w:before="0" w:after="0" w:line="240" w:lineRule="auto"/>
+    </w:pPr>
+    <w:tblPr>
+      <w:tblStyleRowBandSize w:val="1"/>
+      <w:tblStyleColBandSize w:val="1"/>
+      <w:tblCellMar>
+        <w:top w:w="0" w:type="dxa"/>
+        <w:left w:w="115" w:type="dxa"/>
+        <w:bottom w:w="0" w:type="dxa"/>
+        <w:right w:w="115" w:type="dxa"/>
+      </w:tblCellMar>
+    </w:tblPr>
+    <w:tcPr>
+      <w:vAlign w:val="center"/>
+    </w:tcPr>
+    <w:tblStylePr w:type="lastRow">
+      <w:rPr>
+        <w:rFonts w:asciiTheme="majorHAnsi" w:hAnsiTheme="majorHAnsi" w:cstheme="majorBidi"/>
+      </w:rPr>
+      <w:tcPr>
+        <w:tcBorders>
+          <w:top w:val="single" w:sz="4" w:space="0" w:color="242424" w:themeColor="text1"/>
+          <w:bottom w:val="single" w:sz="8" w:space="0" w:color="242424" w:themeColor="text1"/>
+        </w:tcBorders>
+      </w:tcPr>
+    </w:tblStylePr>
+  </w:style>
+  <w:style w:type="table" w:customStyle="1" w:styleId="BCCalculationTable">
+    <w:name w:val="BC Calculation Table"/>
+    <w:basedOn w:val="TableNormal"/>
+    <w:uiPriority w:val="99"/>
+    <w:qFormat/>
+    <w:pPr>
+      <w:spacing w:before="0" w:after="0" w:line="240" w:lineRule="auto"/>
+    </w:pPr>
+    <w:tblPr>
+      <w:tblStyleRowBandSize w:val="1"/>
+      <w:tblStyleColBandSize w:val="1"/>
+      <w:tblCellMar>
+        <w:top w:w="58" w:type="dxa"/>
+        <w:left w:w="0" w:type="dxa"/>
+        <w:bottom w:w="58" w:type="dxa"/>
+        <w:right w:w="0" w:type="dxa"/>
+      </w:tblCellMar>
+    </w:tblPr>
+    <w:tcPr>
+      <w:vAlign w:val="center"/>
+    </w:tcPr>
+    <w:tblStylePr w:type="firstRow">
+      <w:rPr>
+        <w:rFonts w:asciiTheme="majorHAnsi" w:hAnsiTheme="majorHAnsi" w:cstheme="majorBidi"/>
+      </w:rPr>
+      <w:tcPr>
+        <w:vAlign w:val="bottom"/>
+      </w:tcPr>
+    </w:tblStylePr>
+    <w:tblStylePr w:type="lastRow">
+      <w:rPr>
+        <w:rFonts w:asciiTheme="majorHAnsi" w:hAnsiTheme="majorHAnsi" w:cstheme="majorBidi"/>
+      </w:rPr>
+      <w:tcPr>
+        <w:tcBorders>
+          <w:top w:val="single" w:sz="4" w:space="0" w:color="242424" w:themeColor="text1"/>
+        </w:tcBorders>
+      </w:tcPr>
+    </w:tblStylePr>
+  </w:style>
+  <w:style w:type="table" w:customStyle="1" w:styleId="BCSignatureTable">
+    <w:name w:val="BC Signature Table"/>
+    <w:basedOn w:val="TableNormal"/>
+    <w:uiPriority w:val="99"/>
+    <w:qFormat/>
+    <w:pPr>
+      <w:spacing w:before="0" w:after="0" w:line="240" w:lineRule="auto"/>
+    </w:pPr>
+    <w:tblPr>
+      <w:tblStyleRowBandSize w:val="1"/>
+      <w:tblStyleColBandSize w:val="1"/>
+      <w:tblCellMar>
+        <w:top w:w="0" w:type="dxa"/>
+        <w:left w:w="0" w:type="dxa"/>
+        <w:bottom w:w="0" w:type="dxa"/>
+        <w:right w:w="0" w:type="dxa"/>
+      </w:tblCellMar>
+    </w:tblPr>
+    <w:tcPr>
+      <w:vAlign w:val="top"/>
+    </w:tcPr>
+    <w:tblStylePr w:type="lastRow">
+      <w:tcPr>
+        <w:tcBorders>
+          <w:bottom w:val="single" w:sz="4" w:space="0" w:color="242424" w:themeColor="text1"/>
+        </w:tcBorders>
       </w:tcPr>
     </w:tblStylePr>
   </w:style>
@@ -3368,9 +3253,7 @@
 </a:theme>
 </file>
 
-<file path=customXml/item1.xml>��< ? x m l   v e r s i o n = " 1 . 0 "   e n c o d i n g = " u t f - 1 6 " ? > - 
- < N a v W o r d R e p o r t X m l P a r t   x m l n s = " u r n : m i c r o s o f t - d y n a m i c s - n a v / r e p o r t s / S t a n d a r d _ S a l e s _ Q u o t e / 1 3 0 4 / " > +<file path=customXml/item1.xml>��< ? x m l   v e r s i o n = " 1 . 0 "   e n c o d i n g = " u t f - 1 6 " ? > < N a v W o r d R e p o r t X m l P a r t   x m l n s = " u r n : m i c r o s o f t - d y n a m i c s - n a v / r e p o r t s / S t a n d a r d _ S a l e s _ Q u o t e / 1 3 0 4 / " >   
      < B C R e p o r t I n f o r m a t i o n >   
@@ -3434,84 +3317,6 @@
  
          < / R e p o r t R e q u e s t >   
-         < C o m p a n y M e t a d a t a > - 
-             < C o m p a n y N a m e > C o m p a n y   N a m e < / C o m p a n y N a m e > - 
-             < C o m p a n y D i s p l a y N a m e > C o m p a n y   D i s p l a y   N a m e < / C o m p a n y D i s p l a y N a m e > - 
-             < C o m p a n y A d d r e s s L i n e s > - 
-                 < C o m p a n y A d d r e s s L i n e > C o m p a n y   A d d r e s s   L i n e   1 < / C o m p a n y A d d r e s s L i n e > - 
-                 < C o m p a n y A d d r e s s L i n e > C o m p a n y   A d d r e s s   L i n e   2 < / C o m p a n y A d d r e s s L i n e > - 
-                 < C o m p a n y A d d r e s s L i n e > C o m p a n y   A d d r e s s   L i n e   3 < / C o m p a n y A d d r e s s L i n e > - 
-                 < C o m p a n y A d d r e s s L i n e > C o m p a n y   A d d r e s s   L i n e   4 < / C o m p a n y A d d r e s s L i n e > - 
-                 < C o m p a n y A d d r e s s L i n e > C o m p a n y   A d d r e s s   L i n e   5 < / C o m p a n y A d d r e s s L i n e > - 
-                 < C o m p a n y A d d r e s s L i n e > C o m p a n y   A d d r e s s   L i n e   6 < / C o m p a n y A d d r e s s L i n e > - 
-                 < C o m p a n y A d d r e s s L i n e > C o m p a n y   A d d r e s s   L i n e   7 < / C o m p a n y A d d r e s s L i n e > - 
-                 < C o m p a n y A d d r e s s L i n e > C o m p a n y   A d d r e s s   L i n e   8 < / C o m p a n y A d d r e s s L i n e > - 
-             < / C o m p a n y A d d r e s s L i n e s > - 
-             < C o m p a n y P h o n e > C o m p a n y   P h o n e < / C o m p a n y P h o n e > - 
-             < C o m p a n y P h o n e C a p t i o n > C o m p a n y   P h o n e   C a p t i o n < / C o m p a n y P h o n e C a p t i o n > - 
-             < C o m p a n y F a x N o > C o m p a n y   F a x   N o . < / C o m p a n y F a x N o > - 
-             < C o m p a n y F a x N o C a p t i o n > C o m p a n y   F a x   N o .   C a p t i o n < / C o m p a n y F a x N o C a p t i o n > - 
-             < C o m p a n y E m a i l > C o m p a n y   E m a i l < / C o m p a n y E m a i l > - 
-             < C o m p a n y E m a i l C a p t i o n > C o m p a n y   E m a i l   C a p t i o n < / C o m p a n y E m a i l C a p t i o n > - 
-             < C o m p a n y H o m e P a g e > C o m p a n y   H o m e   P a g e < / C o m p a n y H o m e P a g e > - 
-             < C o m p a n y H o m e P a g e C a p t i o n > C o m p a n y   H o m e   P a g e   C a p t i o n < / C o m p a n y H o m e P a g e C a p t i o n > - 
-             < C o m p a n y L o g o > C o m p a n y   L o g o < / C o m p a n y L o g o > - 
-             < C o m p a n y V A T R e g i s t r a t i o n N o > C o m p a n y   V A T   R e g i s t r a t i o n   N o . < / C o m p a n y V A T R e g i s t r a t i o n N o > - 
-             < C o m p a n y V A T R e g i s t r a t i o n N o C a p t i o n > C o m p a n y   V A T   R e g i s t r a t i o n   N o .   C a p t i o n < / C o m p a n y V A T R e g i s t r a t i o n N o C a p t i o n > - 
-             < C o m p a n y R e g i s t r a t i o n N o > C o m p a n y   R e g i s t r a t i o n   N o . < / C o m p a n y R e g i s t r a t i o n N o > - 
-             < C o m p a n y R e g i s t r a t i o n N o C a p t i o n > C o m p a n y   R e g i s t r a t i o n   N o .   C a p t i o n < / C o m p a n y R e g i s t r a t i o n N o C a p t i o n > - 
-             < C o m p a n y B a n k N a m e > C o m p a n y   B a n k   N a m e < / C o m p a n y B a n k N a m e > - 
-             < C o m p a n y B a n k N a m e C a p t i o n > C o m p a n y   B a n k   N a m e   C a p t i o n < / C o m p a n y B a n k N a m e C a p t i o n > - 
-             < C o m p a n y B a n k A c c o u n t N o > C o m p a n y   B a n k   A c c o u n t   N o . < / C o m p a n y B a n k A c c o u n t N o > - 
-             < C o m p a n y B a n k A c c o u n t N o C a p t i o n > C o m p a n y   B a n k   A c c o u n t   N o .   C a p t i o n < / C o m p a n y B a n k A c c o u n t N o C a p t i o n > - 
-             < C o m p a n y B a n k B r a n c h N o > C o m p a n y   B a n k   B r a n c h   N o . < / C o m p a n y B a n k B r a n c h N o > - 
-             < C o m p a n y B a n k B r a n c h N o C a p t i o n > C o m p a n y   B a n k   B r a n c h   N o .   C a p t i o n < / C o m p a n y B a n k B r a n c h N o C a p t i o n > - 
-             < C o m p a n y I B A N > C o m p a n y   I B A N < / C o m p a n y I B A N > - 
-             < C o m p a n y I B A N C a p t i o n > C o m p a n y   I B A N   C a p t i o n < / C o m p a n y I B A N C a p t i o n > - 
-             < C o m p a n y B a n k S W I F T > C o m p a n y   B a n k   S W I F T < / C o m p a n y B a n k S W I F T > - 
-             < C o m p a n y B a n k S W I F T C a p t i o n > C o m p a n y   B a n k   S W I F T   C a p t i o n < / C o m p a n y B a n k S W I F T C a p t i o n > - 
-             < C o m p a n y G i r o N o > C o m p a n y   G i r o   N o . < / C o m p a n y G i r o N o > - 
-             < C o m p a n y G i r o N o C a p t i o n > C o m p a n y   G i r o   N o .   C a p t i o n < / C o m p a n y G i r o N o C a p t i o n > - 
-         < / C o m p a n y M e t a d a t a > - 
      < / B C R e p o r t I n f o r m a t i o n >   
      < H e a d e r > @@ -3532,6 +3337,8 @@
  
          < B i l l t o C u s t u m e r N o > B i l l t o C u s t u m e r N o < / B i l l t o C u s t u m e r N o >   
+         < C O 2 e P e r U n i t _ L b l > C O 2 e P e r U n i t _ L b l < / C O 2 e P e r U n i t _ L b l > + 
          < C o m p a n y A d d r e s s 1 > C o m p a n y A d d r e s s 1 < / C o m p a n y A d d r e s s 1 >   
          < C o m p a n y A d d r e s s 2 > C o m p a n y A d d r e s s 2 < / C o m p a n y A d d r e s s 2 > @@ -3588,7 +3395,7 @@
  
          < C o m p a n y P h o n e N o _ L b l > C o m p a n y P h o n e N o _ L b l < / C o m p a n y P h o n e N o _ L b l >   
-         < C o m p a n y P i c t u r e   / > +         < C o m p a n y P i c t u r e / >   
          < C o m p a n y R e g i s t r a t i o n N u m b e r > C o m p a n y R e g i s t r a t i o n N u m b e r < / C o m p a n y R e g i s t r a t i o n N u m b e r >   
@@ -3628,6 +3435,8 @@
  
          < C u s t o m e r P o s t a l B a r C o d e > C u s t o m e r P o s t a l B a r C o d e < / C u s t o m e r P o s t a l B a r C o d e >   
+         < D i s c l a i m e r _ L b l > D i s c l a i m e r _ L b l < / D i s c l a i m e r _ L b l > + 
          < D o c u m e n t C o p y T e x t > D o c u m e n t C o p y T e x t < / D o c u m e n t C o p y T e x t >   
          < D o c u m e n t D a t e > D o c u m e n t D a t e < / D o c u m e n t D a t e > @@ -3646,12 +3455,12 @@
  
          < E M a i l _ L b l > E M a i l _ L b l < / E M a i l _ L b l >   
+         < E s t i m a t e _ L b l > E s t i m a t e _ L b l < / E s t i m a t e _ L b l > + 
          < E s t i m a t e B o d y _ L b l > E s t i m a t e B o d y _ L b l < / E s t i m a t e B o d y _ L b l >   
          < E s t i m a t e F o r _ L b l > E s t i m a t e F o r _ L b l < / E s t i m a t e F o r _ L b l >   
-         < E s t i m a t e _ L b l > E s t i m a t e _ L b l < / E s t i m a t e _ L b l > - 
          < E x c h a n g e R a t e A s T e x t > E x c h a n g e R a t e A s T e x t < / E x c h a n g e R a t e A s T e x t >   
          < E x t e r n a l D o c u m e n t N o > E x t e r n a l D o c u m e n t N o < / E x t e r n a l D o c u m e n t N o > @@ -3686,10 +3495,10 @@
  
          < P r i c e s I n c l u d i n g V A T > P r i c e s I n c l u d i n g V A T < / P r i c e s I n c l u d i n g V A T >   
+         < P r i c e s I n c l u d i n g V A T _ L b l > P r i c e s I n c l u d i n g V A T _ L b l < / P r i c e s I n c l u d i n g V A T _ L b l > + 
          < P r i c e s I n c l u d i n g V A T Y e s N o > P r i c e s I n c l u d i n g V A T Y e s N o < / P r i c e s I n c l u d i n g V A T Y e s N o >   
-         < P r i c e s I n c l u d i n g V A T _ L b l > P r i c e s I n c l u d i n g V A T _ L b l < / P r i c e s I n c l u d i n g V A T _ L b l > - 
          < Q u e s t i o n s _ L b l > Q u e s t i o n s _ L b l < / Q u e s t i o n s _ L b l >   
          < Q u o t e V a l i d T o D a t e > Q u o t e V a l i d T o D a t e < / Q u o t e V a l i d T o D a t e > @@ -3698,12 +3507,12 @@
  
          < S a l e s I n v o i c e L i n e D i s c o u n t _ L b l > S a l e s I n v o i c e L i n e D i s c o u n t _ L b l < / S a l e s I n v o i c e L i n e D i s c o u n t _ L b l >   
+         < S a l e s P e r s o n _ L b l > S a l e s P e r s o n _ L b l < / S a l e s P e r s o n _ L b l > + 
          < S a l e s P e r s o n B l a n k _ L b l > S a l e s P e r s o n B l a n k _ L b l < / S a l e s P e r s o n B l a n k _ L b l >   
          < S a l e s P e r s o n N a m e > S a l e s P e r s o n N a m e < / S a l e s P e r s o n N a m e >   
-         < S a l e s P e r s o n _ L b l > S a l e s P e r s o n _ L b l < / S a l e s P e r s o n _ L b l > - 
          < S e l l T o C o n t a c t E m a i l > S e l l T o C o n t a c t E m a i l < / S e l l T o C o n t a c t E m a i l >   
          < S e l l T o C o n t a c t E m a i l L b l > S e l l T o C o n t a c t E m a i l L b l < / S e l l T o C o n t a c t E m a i l L b l > @@ -3720,11 +3529,13 @@
  
          < S e l l t o C u s t o m e r N o _ L b l > S e l l t o C u s t o m e r N o _ L b l < / S e l l t o C u s t o m e r N o _ L b l >   
+         < S h i p m e n t _ L b l > S h i p m e n t _ L b l < / S h i p m e n t _ L b l > + 
          < S h i p m e n t M e t h o d D e s c r i p t i o n > S h i p m e n t M e t h o d D e s c r i p t i o n < / S h i p m e n t M e t h o d D e s c r i p t i o n >   
          < S h i p m e n t M e t h o d D e s c r i p t i o n _ L b l > S h i p m e n t M e t h o d D e s c r i p t i o n _ L b l < / S h i p m e n t M e t h o d D e s c r i p t i o n _ L b l >   
-         < S h i p m e n t _ L b l > S h i p m e n t _ L b l < / S h i p m e n t _ L b l > +         < S h i p T o A d d r e s s _ L b l > S h i p T o A d d r e s s _ L b l < / S h i p T o A d d r e s s _ L b l >   
          < S h i p T o A d d r e s s 1 > S h i p T o A d d r e s s 1 < / S h i p T o A d d r e s s 1 >   
@@ -3742,8 +3553,6 @@
  
          < S h i p T o A d d r e s s 8 > S h i p T o A d d r e s s 8 < / S h i p T o A d d r e s s 8 >   
-         < S h i p T o A d d r e s s _ L b l > S h i p T o A d d r e s s _ L b l < / S h i p T o A d d r e s s _ L b l > - 
          < S h i p T o P h o n e N o > S h i p T o P h o n e N o < / S h i p T o P h o n e N o >   
          < S h o w S h i p p i n g A d d r e s s > S h o w S h i p p i n g A d d r e s s < / S h o w S h i p p i n g A d d r e s s > @@ -3756,16 +3565,18 @@
  
          < T o t a l _ L b l > T o t a l _ L b l < / T o t a l _ L b l >   
+         < T o t a l C O 2 e _ L b l > T o t a l C O 2 e _ L b l < / T o t a l C O 2 e _ L b l > + 
+         < V A T A m o u n t _ L b l > V A T A m o u n t _ L b l < / V A T A m o u n t _ L b l > + 
          < V A T A m o u n t S p e c i f i c a t i o n _ L b l > V A T A m o u n t S p e c i f i c a t i o n _ L b l < / V A T A m o u n t S p e c i f i c a t i o n _ L b l >   
-         < V A T A m o u n t _ L b l > V A T A m o u n t _ L b l < / V A T A m o u n t _ L b l > - 
          < V A T B a s e _ L b l > V A T B a s e _ L b l < / V A T B a s e _ L b l >   
+         < V A T C l a u s e _ L b l > V A T C l a u s e _ L b l < / V A T C l a u s e _ L b l > + 
          < V A T C l a u s e s _ L b l > V A T C l a u s e s _ L b l < / V A T C l a u s e s _ L b l >   
-         < V A T C l a u s e _ L b l > V A T C l a u s e _ L b l < / V A T C l a u s e _ L b l > - 
          < V A T I d e n t i f i e r _ L b l > V A T I d e n t i f i e r _ L b l < / V A T I d e n t i f i e r _ L b l >   
          < V A T P e r c e n t a g e _ L b l > V A T P e r c e n t a g e _ L b l < / V A T P e r c e n t a g e _ L b l > @@ -3790,6 +3601,8 @@
  
              < A m o u n t I n c l u d i n g V A T _ L i n e _ L b l > A m o u n t I n c l u d i n g V A T _ L i n e _ L b l < / A m o u n t I n c l u d i n g V A T _ L i n e _ L b l >   
+             < C O 2 e P e r U n i t _ L i n e > C O 2 e P e r U n i t _ L i n e < / C O 2 e P e r U n i t _ L i n e > + 
              < D e s c r i p t i o n _ L i n e > D e s c r i p t i o n _ L i n e < / D e s c r i p t i o n _ L i n e >   
              < D e s c r i p t i o n _ L i n e _ L b l > D e s c r i p t i o n _ L i n e _ L b l < / D e s c r i p t i o n _ L i n e _ L b l > @@ -3806,16 +3619,16 @@
  
              < L i n e A m o u n t _ L i n e _ L b l > L i n e A m o u n t _ L i n e _ L b l < / L i n e A m o u n t _ L i n e _ L b l >   
+             < L i n e D i s c o u n t P e r c e n t _ L i n e > L i n e D i s c o u n t P e r c e n t _ L i n e < / L i n e D i s c o u n t P e r c e n t _ L i n e > + 
              < L i n e D i s c o u n t P e r c e n t T e x t _ L i n e > L i n e D i s c o u n t P e r c e n t T e x t _ L i n e < / L i n e D i s c o u n t P e r c e n t T e x t _ L i n e >   
-             < L i n e D i s c o u n t P e r c e n t _ L i n e > L i n e D i s c o u n t P e r c e n t _ L i n e < / L i n e D i s c o u n t P e r c e n t _ L i n e > - 
              < L i n e N o _ L i n e > L i n e N o _ L i n e < / L i n e N o _ L i n e >   
+             < P r i c e _ L b l > P r i c e _ L b l < / P r i c e _ L b l > + 
              < P r i c e P e r _ L b l > P r i c e P e r _ L b l < / P r i c e P e r _ L b l >   
-             < P r i c e _ L b l > P r i c e _ L b l < / P r i c e _ L b l > - 
              < Q t y _ L b l > Q t y _ L b l < / Q t y _ L b l >   
              < Q u a n t i t y _ L i n e > Q u a n t i t y _ L i n e < / Q u a n t i t y _ L i n e > @@ -3830,6 +3643,8 @@
  
              < T y p e _ L i n e > T y p e _ L i n e < / T y p e _ L i n e >   
+             < U n i t _ L b l > U n i t _ L b l < / U n i t _ L b l > + 
              < U n i t O f M e a s u r e > U n i t O f M e a s u r e < / U n i t O f M e a s u r e >   
              < U n i t O f M e a s u r e _ L b l > U n i t O f M e a s u r e _ L b l < / U n i t O f M e a s u r e _ L b l > @@ -3838,8 +3653,6 @@
  
              < U n i t P r i c e _ L b l > U n i t P r i c e _ L b l < / U n i t P r i c e _ L b l >   
-             < U n i t _ L b l > U n i t _ L b l < / U n i t _ L b l > - 
              < V A T I d e n t i f i e r _ L i n e > V A T I d e n t i f i e r _ L i n e < / V A T I d e n t i f i e r _ L i n e >   
              < V A T I d e n t i f i e r _ L i n e _ L b l > V A T I d e n t i f i e r _ L i n e _ L b l < / V A T I d e n t i f i e r _ L i n e _ L b l > @@ -3848,6 +3661,28 @@
  
              < V A T P c t _ L i n e _ L b l > V A T P c t _ L i n e _ L b l < / V A T P c t _ L i n e _ L b l >   
+             < S e r v i c e C o m m i t m e n t H e a d e r F o r S a l e s L i n e > + 
+                 < S e r v i c e C o m m i t m e n t F o r L i n e D e s c r i p t i o n _ L b l > S e r v i c e C o m m i t m e n t F o r L i n e D e s c r i p t i o n _ L b l < / S e r v i c e C o m m i t m e n t F o r L i n e D e s c r i p t i o n _ L b l > + 
+                 < S e r v i c e C o m m i t m e n t F o r L i n e D i s c o u n t _ L b l > S e r v i c e C o m m i t m e n t F o r L i n e D i s c o u n t _ L b l < / S e r v i c e C o m m i t m e n t F o r L i n e D i s c o u n t _ L b l > + 
+                 < S e r v i c e C o m m i t m e n t F o r L i n e P r i c e _ L b l > S e r v i c e C o m m i t m e n t F o r L i n e P r i c e _ L b l < / S e r v i c e C o m m i t m e n t F o r L i n e P r i c e _ L b l > + 
+                 < S e r v i c e C o m m i t m e n t F o r L i n e > + 
+                     < S e r v i c e C o m m i t m e n t F o r L i n e D e s c r i p t i o n > S e r v i c e C o m m i t m e n t F o r L i n e D e s c r i p t i o n < / S e r v i c e C o m m i t m e n t F o r L i n e D e s c r i p t i o n > + 
+                     < S e r v i c e C o m m i t m e n t F o r L i n e D i s c o u n t > S e r v i c e C o m m i t m e n t F o r L i n e D i s c o u n t < / S e r v i c e C o m m i t m e n t F o r L i n e D i s c o u n t > + 
+                     < S e r v i c e C o m m i t m e n t F o r L i n e L i n e N o > S e r v i c e C o m m i t m e n t F o r L i n e L i n e N o < / S e r v i c e C o m m i t m e n t F o r L i n e L i n e N o > + 
+                     < S e r v i c e C o m m i t m e n t F o r L i n e P r i c e > S e r v i c e C o m m i t m e n t F o r L i n e P r i c e < / S e r v i c e C o m m i t m e n t F o r L i n e P r i c e > + 
+                 < / S e r v i c e C o m m i t m e n t F o r L i n e > + 
+             < / S e r v i c e C o m m i t m e n t H e a d e r F o r S a l e s L i n e > + 
          < / L i n e >   
          < W o r k D e s c r i p t i o n L i n e s > @@ -3874,22 +3709,22 @@
  
              < N o O f V A T I d e n t i f i e r s > N o O f V A T I d e n t i f i e r s < / N o O f V A T I d e n t i f i e r s >   
+             < V A T A m o u n t _ V a t A m o u n t L i n e > V A T A m o u n t _ V a t A m o u n t L i n e < / V A T A m o u n t _ V a t A m o u n t L i n e > + 
+             < V A T A m o u n t _ V a t A m o u n t L i n e _ L b l > V A T A m o u n t _ V a t A m o u n t L i n e _ L b l < / V A T A m o u n t _ V a t A m o u n t L i n e _ L b l > + 
              < V A T A m o u n t L C Y _ V A T A m o u n t L i n e > V A T A m o u n t L C Y _ V A T A m o u n t L i n e < / V A T A m o u n t L C Y _ V A T A m o u n t L i n e >   
              < V A T A m o u n t L C Y _ V A T A m o u n t L i n e _ L b l > V A T A m o u n t L C Y _ V A T A m o u n t L i n e _ L b l < / V A T A m o u n t L C Y _ V A T A m o u n t L i n e _ L b l >   
-             < V A T A m o u n t _ V a t A m o u n t L i n e > V A T A m o u n t _ V a t A m o u n t L i n e < / V A T A m o u n t _ V a t A m o u n t L i n e > - 
-             < V A T A m o u n t _ V a t A m o u n t L i n e _ L b l > V A T A m o u n t _ V a t A m o u n t L i n e _ L b l < / V A T A m o u n t _ V a t A m o u n t L i n e _ L b l > +             < V A T B a s e _ V a t A m o u n t L i n e > V A T B a s e _ V a t A m o u n t L i n e < / V A T B a s e _ V a t A m o u n t L i n e > + 
+             < V A T B a s e _ V a t A m o u n t L i n e _ L b l > V A T B a s e _ V a t A m o u n t L i n e _ L b l < / V A T B a s e _ V a t A m o u n t L i n e _ L b l >   
              < V A T B a s e L C Y _ V A T A m o u n t L i n e > V A T B a s e L C Y _ V A T A m o u n t L i n e < / V A T B a s e L C Y _ V A T A m o u n t L i n e >   
              < V A T B a s e L C Y _ V A T A m o u n t L i n e _ L b l > V A T B a s e L C Y _ V A T A m o u n t L i n e _ L b l < / V A T B a s e L C Y _ V A T A m o u n t L i n e _ L b l >   
-             < V A T B a s e _ V a t A m o u n t L i n e > V A T B a s e _ V a t A m o u n t L i n e < / V A T B a s e _ V a t A m o u n t L i n e > - 
-             < V A T B a s e _ V a t A m o u n t L i n e _ L b l > V A T B a s e _ V a t A m o u n t L i n e _ L b l < / V A T B a s e _ V a t A m o u n t L i n e _ L b l > - 
              < V A T I d e n t i f i e r _ V a t A m o u n t L i n e > V A T I d e n t i f i e r _ V a t A m o u n t L i n e < / V A T I d e n t i f i e r _ V a t A m o u n t L i n e >   
              < V A T I d e n t i f i e r _ V a t A m o u n t L i n e _ L b l > V A T I d e n t i f i e r _ V a t A m o u n t L i n e _ L b l < / V A T I d e n t i f i e r _ V a t A m o u n t L i n e _ L b l > @@ -3902,10 +3737,10 @@
  
          < R e p o r t T o t a l s L i n e >   
+             < A m o u n t _ R e p o r t T o t a l s L i n e > A m o u n t _ R e p o r t T o t a l s L i n e < / A m o u n t _ R e p o r t T o t a l s L i n e > + 
              < A m o u n t F o r m a t t e d _ R e p o r t T o t a l s L i n e > A m o u n t F o r m a t t e d _ R e p o r t T o t a l s L i n e < / A m o u n t F o r m a t t e d _ R e p o r t T o t a l s L i n e >   
-             < A m o u n t _ R e p o r t T o t a l s L i n e > A m o u n t _ R e p o r t T o t a l s L i n e < / A m o u n t _ R e p o r t T o t a l s L i n e > - 
              < D e s c r i p t i o n _ R e p o r t T o t a l s L i n e > D e s c r i p t i o n _ R e p o r t T o t a l s L i n e < / D e s c r i p t i o n _ R e p o r t T o t a l s L i n e >   
              < F o n t B o l d _ R e p o r t T o t a l s L i n e > F o n t B o l d _ R e p o r t T o t a l s L i n e < / F o n t B o l d _ R e p o r t T o t a l s L i n e > @@ -3914,6 +3749,26 @@
  
          < / R e p o r t T o t a l s L i n e >   
+         < S e r v i c e C o m m i t m e n t F o r L i n e C a p t i o n > + 
+             < S e r v i c e C o m m i t m e n t F o r L i n e T o t a l T e x t _ L b l > S e r v i c e C o m m i t m e n t F o r L i n e T o t a l T e x t _ L b l < / S e r v i c e C o m m i t m e n t F o r L i n e T o t a l T e x t _ L b l > + 
+         < / S e r v i c e C o m m i t m e n t F o r L i n e C a p t i o n > + 
+         < S e r v i c e C o m m i t m e n t s G r o u p > + 
+             < S e r v i c e C o m m i t m e n t s G r o u p P e r P e r i o d > + 
+                 < S e r v i c e C o m m i t m e n t s G r o u p P e r P e r i o d N a m e > S e r v i c e C o m m i t m e n t s G r o u p P e r P e r i o d N a m e < / S e r v i c e C o m m i t m e n t s G r o u p P e r P e r i o d N a m e > + 
+                 < S e r v i c e C o m m i t m e n t s G r o u p P e r P e r i o d T y p e > S e r v i c e C o m m i t m e n t s G r o u p P e r P e r i o d T y p e < / S e r v i c e C o m m i t m e n t s G r o u p P e r P e r i o d T y p e > + 
+                 < S e r v i c e C o m m i t m e n t s G r o u p P e r P e r i o d V a l u e > S e r v i c e C o m m i t m e n t s G r o u p P e r P e r i o d V a l u e < / S e r v i c e C o m m i t m e n t s G r o u p P e r P e r i o d V a l u e > + 
+             < / S e r v i c e C o m m i t m e n t s G r o u p P e r P e r i o d > + 
+         < / S e r v i c e C o m m i t m e n t s G r o u p > + 
          < L e t t e r T e x t >   
              < B o d y T e x t > B o d y T e x t < / B o d y T e x t > @@ -3933,6 +3788,8 @@
              < C u r r e n c y S y m b o l > C u r r e n c y S y m b o l < / C u r r e n c y S y m b o l >   
              < T o t a l A m o u n t I n c l u d i n g V A T > T o t a l A m o u n t I n c l u d i n g V A T < / T o t a l A m o u n t I n c l u d i n g V A T > + 
+             < T o t a l C O 2 e > T o t a l C O 2 e < / T o t a l C O 2 e >   
              < T o t a l E x c l u d i n g V A T T e x t > T o t a l E x c l u d i n g V A T T e x t < / T o t a l E x c l u d i n g V A T T e x t >   
@@ -3965,9 +3822,7 @@
  < / N a v W o r d R e p o r t X m l P a r t > 
 </file>
 
-<file path=customXml/item2.xml>��< ? x m l   v e r s i o n = " 1 . 0 "   e n c o d i n g = " u t f - 1 6 " ? > - 
- < N a v W o r d R e p o r t X m l P a r t   x m l n s = " u r n : m i c r o s o f t - d y n a m i c s - b u s i n e s s c e n t r a l / i n t e r n a l / e x t e n d e d / r e p o r t s / S t a n d a r d _ S a l e s _ Q u o t e / 1 3 0 4 / " > +<file path=customXml/item2.xml>��< ? x m l   v e r s i o n = " 1 . 0 "   e n c o d i n g = " u t f - 1 6 " ? > < N a v W o r d R e p o r t X m l P a r t   x m l n s = " u r n : m i c r o s o f t - d y n a m i c s - b u s i n e s s c e n t r a l / i n t e r n a l / e x t e n d e d / r e p o r t s / S t a n d a r d _ S a l e s _ Q u o t e / 1 3 0 4 / " >   
      < B C R e p o r t I n f o r m a t i o n >   
@@ -4031,354 +3886,30 @@
  
          < / R e p o r t R e q u e s t >   
-         < C o m p a n y M e t a d a t a > - 
-             < C o m p a n y N a m e > C o m p a n y   N a m e < / C o m p a n y N a m e > - 
-             < C o m p a n y D i s p l a y N a m e > C o m p a n y   D i s p l a y   N a m e < / C o m p a n y D i s p l a y N a m e > - 
-             < C o m p a n y A d d r e s s L i n e s > - 
-                 < C o m p a n y A d d r e s s L i n e > C o m p a n y   A d d r e s s   L i n e   1 < / C o m p a n y A d d r e s s L i n e > - 
-                 < C o m p a n y A d d r e s s L i n e > C o m p a n y   A d d r e s s   L i n e   2 < / C o m p a n y A d d r e s s L i n e > - 
-                 < C o m p a n y A d d r e s s L i n e > C o m p a n y   A d d r e s s   L i n e   3 < / C o m p a n y A d d r e s s L i n e > - 
-                 < C o m p a n y A d d r e s s L i n e > C o m p a n y   A d d r e s s   L i n e   4 < / C o m p a n y A d d r e s s L i n e > - 
-                 < C o m p a n y A d d r e s s L i n e > C o m p a n y   A d d r e s s   L i n e   5 < / C o m p a n y A d d r e s s L i n e > - 
-                 < C o m p a n y A d d r e s s L i n e > C o m p a n y   A d d r e s s   L i n e   6 < / C o m p a n y A d d r e s s L i n e > - 
-                 < C o m p a n y A d d r e s s L i n e > C o m p a n y   A d d r e s s   L i n e   7 < / C o m p a n y A d d r e s s L i n e > - 
-                 < C o m p a n y A d d r e s s L i n e > C o m p a n y   A d d r e s s   L i n e   8 < / C o m p a n y A d d r e s s L i n e > - 
-             < / C o m p a n y A d d r e s s L i n e s > - 
-             < C o m p a n y P h o n e > C o m p a n y   P h o n e < / C o m p a n y P h o n e > - 
-             < C o m p a n y P h o n e C a p t i o n > C o m p a n y   P h o n e   C a p t i o n < / C o m p a n y P h o n e C a p t i o n > - 
-             < C o m p a n y F a x N o > C o m p a n y   F a x   N o . < / C o m p a n y F a x N o > - 
-             < C o m p a n y F a x N o C a p t i o n > C o m p a n y   F a x   N o .   C a p t i o n < / C o m p a n y F a x N o C a p t i o n > - 
-             < C o m p a n y E m a i l > C o m p a n y   E m a i l < / C o m p a n y E m a i l > - 
-             < C o m p a n y E m a i l C a p t i o n > C o m p a n y   E m a i l   C a p t i o n < / C o m p a n y E m a i l C a p t i o n > - 
-             < C o m p a n y H o m e P a g e > C o m p a n y   H o m e   P a g e < / C o m p a n y H o m e P a g e > - 
-             < C o m p a n y H o m e P a g e C a p t i o n > C o m p a n y   H o m e   P a g e   C a p t i o n < / C o m p a n y H o m e P a g e C a p t i o n > - 
-             < C o m p a n y L o g o > C o m p a n y   L o g o < / C o m p a n y L o g o > - 
-             < C o m p a n y V A T R e g i s t r a t i o n N o > C o m p a n y   V A T   R e g i s t r a t i o n   N o . < / C o m p a n y V A T R e g i s t r a t i o n N o > - 
-             < C o m p a n y V A T R e g i s t r a t i o n N o C a p t i o n > C o m p a n y   V A T   R e g i s t r a t i o n   N o .   C a p t i o n < / C o m p a n y V A T R e g i s t r a t i o n N o C a p t i o n > - 
-             < C o m p a n y R e g i s t r a t i o n N o > C o m p a n y   R e g i s t r a t i o n   N o . < / C o m p a n y R e g i s t r a t i o n N o > - 
-             < C o m p a n y R e g i s t r a t i o n N o C a p t i o n > C o m p a n y   R e g i s t r a t i o n   N o .   C a p t i o n < / C o m p a n y R e g i s t r a t i o n N o C a p t i o n > - 
-             < C o m p a n y B a n k N a m e > C o m p a n y   B a n k   N a m e < / C o m p a n y B a n k N a m e > - 
-             < C o m p a n y B a n k N a m e C a p t i o n > C o m p a n y   B a n k   N a m e   C a p t i o n < / C o m p a n y B a n k N a m e C a p t i o n > - 
-             < C o m p a n y B a n k A c c o u n t N o > C o m p a n y   B a n k   A c c o u n t   N o . < / C o m p a n y B a n k A c c o u n t N o > - 
-             < C o m p a n y B a n k A c c o u n t N o C a p t i o n > C o m p a n y   B a n k   A c c o u n t   N o .   C a p t i o n < / C o m p a n y B a n k A c c o u n t N o C a p t i o n > - 
-             < C o m p a n y B a n k B r a n c h N o > C o m p a n y   B a n k   B r a n c h   N o . < / C o m p a n y B a n k B r a n c h N o > - 
-             < C o m p a n y B a n k B r a n c h N o C a p t i o n > C o m p a n y   B a n k   B r a n c h   N o .   C a p t i o n < / C o m p a n y B a n k B r a n c h N o C a p t i o n > - 
-             < C o m p a n y I B A N > C o m p a n y   I B A N < / C o m p a n y I B A N > - 
-             < C o m p a n y I B A N C a p t i o n > C o m p a n y   I B A N   C a p t i o n < / C o m p a n y I B A N C a p t i o n > - 
-             < C o m p a n y B a n k S W I F T > C o m p a n y   B a n k   S W I F T < / C o m p a n y B a n k S W I F T > - 
-             < C o m p a n y B a n k S W I F T C a p t i o n > C o m p a n y   B a n k   S W I F T   C a p t i o n < / C o m p a n y B a n k S W I F T C a p t i o n > - 
-             < C o m p a n y G i r o N o > C o m p a n y   G i r o   N o . < / C o m p a n y G i r o N o > - 
-             < C o m p a n y G i r o N o C a p t i o n > C o m p a n y   G i r o   N o .   C a p t i o n < / C o m p a n y G i r o N o C a p t i o n > - 
-         < / C o m p a n y M e t a d a t a > - 
      < / B C R e p o r t I n f o r m a t i o n >   
-     < T o o l t i p s > - 
-         < T o o l t i p   c o l u m n = " C o m p a n y H o m e P a g e "   E l e m e n t I d = " 1 9 8 9 1 8 8 7 0 " > - 
-             < T o o l t i p T e x t   l a n g = " e n - U S " > S p e c i f i e s   y o u r   c o m p a n y ' s   w e b   s i t e . < / T o o l t i p T e x t > - 
-         < / T o o l t i p > - 
-         < T o o l t i p   c o l u m n = " C o m p a n y E M a i l "   E l e m e n t I d = " 1 6 7 7 0 7 4 0 5 8 " > - 
-             < T o o l t i p T e x t   l a n g = " e n - U S " > S p e c i f i e s   t h e   c o m p a n y ' s   e m a i l   a d d r e s s . < / T o o l t i p T e x t > - 
-         < / T o o l t i p > - 
-         < T o o l t i p   c o l u m n = " C o m p a n y P i c t u r e "   E l e m e n t I d = " 1 3 9 7 4 1 1 0 7 4 " > - 
-             < T o o l t i p T e x t   l a n g = " e n - U S " > S p e c i f i e s   t h e   p i c t u r e   t h a t   h a s   b e e n   s e t   u p   f o r   t h e   c o m p a n y ,   s u c h   a s   a   c o m p a n y   l o g o . < / T o o l t i p T e x t > - 
-         < / T o o l t i p > - 
-         < T o o l t i p   c o l u m n = " C o m p a n y P h o n e N o "   E l e m e n t I d = " 2 5 0 4 4 0 6 5 5 " > - 
-             < T o o l t i p T e x t   l a n g = " e n - U S " > S p e c i f i e s   t h e   c o m p a n y ' s   t e l e p h o n e   n u m b e r . < / T o o l t i p T e x t > - 
-         < / T o o l t i p > - 
-         < T o o l t i p   c o l u m n = " C o m p a n y G i r o N o "   E l e m e n t I d = " 1 3 6 0 1 9 6 3 2 0 " > - 
-             < T o o l t i p T e x t   l a n g = " e n - U S " > S p e c i f i e s   t h e   c o m p a n y ' s   g i r o   n u m b e r . < / T o o l t i p T e x t > - 
-         < / T o o l t i p > - 
-         < T o o l t i p   c o l u m n = " C o m p a n y B a n k N a m e "   E l e m e n t I d = " 1 5 3 4 9 0 5 6 0 5 " > - 
-             < T o o l t i p T e x t   l a n g = " e n - U S " > S p e c i f i e s   t h e   n a m e   o f   t h e   b a n k   w h e r e   y o u   h a v e   t h e   b a n k   a c c o u n t . < / T o o l t i p T e x t > - 
-         < / T o o l t i p > - 
-         < T o o l t i p   c o l u m n = " C o m p a n y B a n k B r a n c h N o "   E l e m e n t I d = " 7 9 3 1 3 3 0 5 7 " > - 
-             < T o o l t i p T e x t   l a n g = " e n - U S " > S p e c i f i e s   a   n u m b e r   o f   t h e   b a n k   b r a n c h . < / T o o l t i p T e x t > - 
-         < / T o o l t i p > - 
-         < T o o l t i p   c o l u m n = " C o m p a n y B a n k A c c o u n t N o "   E l e m e n t I d = " 3 0 1 4 0 2 0 4 " > - 
-             < T o o l t i p T e x t   l a n g = " e n - U S " > S p e c i f i e s   t h e   n u m b e r   u s e d   b y   t h e   b a n k   f o r   t h e   b a n k   a c c o u n t . < / T o o l t i p T e x t > - 
-         < / T o o l t i p > - 
-         < T o o l t i p   c o l u m n = " C o m p a n y I B A N "   E l e m e n t I d = " 9 0 6 5 4 9 1 8 2 " > - 
-             < T o o l t i p T e x t   l a n g = " e n - U S " > S p e c i f i e s   t h e   b a n k   a c c o u n t ' s   i n t e r n a t i o n a l   b a n k   a c c o u n t   n u m b e r . < / T o o l t i p T e x t > - 
-         < / T o o l t i p > - 
-         < T o o l t i p   c o l u m n = " C o m p a n y S W I F T "   E l e m e n t I d = " 6 6 8 2 5 0 2 4 5 " > - 
-             < T o o l t i p T e x t   l a n g = " e n - U S " > S p e c i f i e s   t h e   i n t e r n a t i o n a l   b a n k   i d e n t i f i e r   c o d e   ( S W I F T )   o f   t h e   b a n k   w h e r e   y o u   h a v e   t h e   a c c o u n t . < / T o o l t i p T e x t > - 
-         < / T o o l t i p > - 
-         < T o o l t i p   c o l u m n = " E x t e r n a l D o c u m e n t N o "   E l e m e n t I d = " 7 3 3 9 5 3 9 6 6 " > - 
-             < T o o l t i p T e x t   l a n g = " e n - U S " > S p e c i f i e s   a   d o c u m e n t   n u m b e r   t h a t   r e f e r s   t o   t h e   c u s t o m e r ' s   o r   v e n d o r ' s   n u m b e r i n g   s y s t e m . < / T o o l t i p T e x t > - 
-         < / T o o l t i p > - 
-         < T o o l t i p   c o l u m n = " Y o u r R e f e r e n c e "   E l e m e n t I d = " 1 1 0 3 9 9 5 1 " > - 
-             < T o o l t i p T e x t   l a n g = " e n - U S " > S p e c i f i e s   t h e   c u s t o m e r ' s   r e f e r e n c e .   T h e   c o n t e n t   w i l l   b e   p r i n t e d   o n   s a l e s   d o c u m e n t s . < / T o o l t i p T e x t > - 
-         < / T o o l t i p > - 
-         < T o o l t i p   c o l u m n = " S h i p m e n t M e t h o d D e s c r i p t i o n "   E l e m e n t I d = " 2 0 5 9 4 0 3 2 6 0 " > - 
-             < T o o l t i p T e x t   l a n g = " e n - U S " > S p e c i f i e s   a   d e s c r i p t i o n   o f   t h e   s h i p m e n t   m e t h o d . < / T o o l t i p T e x t > - 
-         < / T o o l t i p > - 
-         < T o o l t i p   c o l u m n = " S h i p T o P h o n e N o "   E l e m e n t I d = " 3 6 9 7 0 2 2 5 5 " > - 
-             < T o o l t i p T e x t   l a n g = " e n - U S " > S p e c i f i e s   t h e   t e l e p h o n e   n u m b e r   o f   t h e   c o m p a n y ' s   s h i p p i n g   a d d r e s s . < / T o o l t i p T e x t > - 
-         < / T o o l t i p > - 
-         < T o o l t i p   c o l u m n = " S e l l T o C o n t a c t P h o n e N o "   E l e m e n t I d = " 1 6 1 3 8 2 2 4 8 3 " > - 
-             < T o o l t i p T e x t   l a n g = " e n - U S " > S p e c i f i e s   t h e   c o n t a c t ' s   p h o n e   n u m b e r . < / T o o l t i p T e x t > - 
-         < / T o o l t i p > - 
-         < T o o l t i p   c o l u m n = " S e l l T o C o n t a c t M o b i l e P h o n e N o "   E l e m e n t I d = " 1 8 4 3 5 8 7 4 7 " > - 
-             < T o o l t i p T e x t   l a n g = " e n - U S " > S p e c i f i e s   t h e   c o n t a c t ' s   m o b i l e   t e l e p h o n e   n u m b e r . < / T o o l t i p T e x t > - 
-         < / T o o l t i p > - 
-         < T o o l t i p   c o l u m n = " S e l l T o C o n t a c t E m a i l "   E l e m e n t I d = " 2 6 2 8 2 4 5 6 4 " > - 
-             < T o o l t i p T e x t   l a n g = " e n - U S " > S p e c i f i e s   t h e   e m a i l   a d d r e s s   o f   t h e   c o n t a c t . < / T o o l t i p T e x t > - 
-         < / T o o l t i p > - 
-         < T o o l t i p   c o l u m n = " B i l l T o C o n t a c t P h o n e N o "   E l e m e n t I d = " 3 6 2 4 7 7 4 8 8 " > - 
-             < T o o l t i p T e x t   l a n g = " e n - U S " > S p e c i f i e s   t h e   c o n t a c t ' s   p h o n e   n u m b e r . < / T o o l t i p T e x t > - 
-         < / T o o l t i p > - 
-         < T o o l t i p   c o l u m n = " B i l l T o C o n t a c t M o b i l e P h o n e N o "   E l e m e n t I d = " 2 4 8 4 8 8 6 9 6 " > - 
-             < T o o l t i p T e x t   l a n g = " e n - U S " > S p e c i f i e s   t h e   c o n t a c t ' s   m o b i l e   t e l e p h o n e   n u m b e r . < / T o o l t i p T e x t > - 
-         < / T o o l t i p > - 
-         < T o o l t i p   c o l u m n = " B i l l T o C o n t a c t E m a i l "   E l e m e n t I d = " 3 3 5 8 2 7 8 9 5 " > - 
-             < T o o l t i p T e x t   l a n g = " e n - U S " > S p e c i f i e s   t h e   e m a i l   a d d r e s s   o f   t h e   c o n t a c t . < / T o o l t i p T e x t > - 
-         < / T o o l t i p > - 
-         < T o o l t i p   c o l u m n = " P a y m e n t T e r m s D e s c r i p t i o n "   E l e m e n t I d = " 2 0 3 8 7 4 2 7 0 0 " > - 
-             < T o o l t i p T e x t   l a n g = " e n - U S " > S p e c i f i e s   a n   e x p l a n a t i o n   o f   t h e   p a y m e n t   t e r m s . < / T o o l t i p T e x t > - 
-         < / T o o l t i p > - 
-         < T o o l t i p   c o l u m n = " P a y m e n t M e t h o d D e s c r i p t i o n "   E l e m e n t I d = " 5 8 5 7 5 7 9 7 4 " > - 
-             < T o o l t i p T e x t   l a n g = " e n - U S " > S p e c i f i e s   a   t e x t   t h a t   d e s c r i b e s   t h e   p a y m e n t   m e t h o d . < / T o o l t i p T e x t > - 
-         < / T o o l t i p > - 
-         < T o o l t i p   c o l u m n = " B i l l t o C u s t u m e r N o "   E l e m e n t I d = " 2 8 0 4 7 3 0 5 8 " > - 
-             < T o o l t i p T e x t   l a n g = " e n - U S " > S p e c i f i e s   t h e   n u m b e r   o f   t h e   c u s t o m e r   t h a t   y o u   s e n d   o r   s e n t   t h e   i n v o i c e   o r   c r e d i t   m e m o   t o . < / T o o l t i p T e x t > - 
-         < / T o o l t i p > - 
-         < T o o l t i p   c o l u m n = " D o c u m e n t N o "   E l e m e n t I d = " 9 7 0 3 5 0 5 3 9 " > - 
-             < T o o l t i p T e x t   l a n g = " e n - U S " > S p e c i f i e s   a   u n i q u e   n u m b e r   t h a t   i d e n t i f i e s   t h e   s a l e s   d o c u m e n t .   T h e   n u m b e r   c a n   b e   g e n e r a t e d   a u t o m a t i c a l l y   f r o m   a   n u m b e r   s e r i e s ,   o r   y o u   c a n   n u m b e r   e a c h   o f   t h e m   m a n u a l l y . < / T o o l t i p T e x t > - 
-         < / T o o l t i p > - 
-         < T o o l t i p   c o l u m n = " P r i c e s I n c l u d i n g V A T "   E l e m e n t I d = " 5 1 8 8 1 7 1 6 7 " > - 
-             < T o o l t i p T e x t   l a n g = " e n - U S " > S p e c i f i e s   i f   t h e   U n i t   P r i c e   a n d   L i n e   A m o u n t   f i e l d s   o n   d o c u m e n t   l i n e s   s h o u l d   b e   s h o w n   w i t h   o r   w i t h o u t   V A T . < / T o o l t i p T e x t > - 
-         < / T o o l t i p > - 
-         < T o o l t i p   c o l u m n = " S a l e s P e r s o n N a m e "   E l e m e n t I d = " 8 7 1 4 9 2 9 8 3 " > - 
-             < T o o l t i p T e x t   l a n g = " e n - U S " > S p e c i f i e s   t h e   n a m e   o f   t h e   s a l e s p e r s o n   o r   p u r c h a s e r . < / T o o l t i p T e x t > - 
-         < / T o o l t i p > - 
-         < T o o l t i p   c o l u m n = " S e l l t o C u s t o m e r N o "   E l e m e n t I d = " 2 0 5 0 6 4 7 3 4 9 " > - 
-             < T o o l t i p T e x t   l a n g = " e n - U S " > S p e c i f i e s   t h e   n u m b e r   o f   t h e   c u s t o m e r   t h a t   y o u ' r e   s e l l i n g   t o .   B y   d e f a u l t ,   t h e   s a m e   c u s t o m e r   i s   s u g g e s t e d   a s   t h e   s h i p - t o   c u s t o m e r .   I f   n e e d e d ,   y o u   c a n   s p e c i f y   a   d i f f e r e n t   s h i p - t o   c u s t o m e r   o n   t h e   d o c u m e n t . < / T o o l t i p T e x t > - 
-         < / T o o l t i p > - 
-         < T o o l t i p   c o l u m n = " L i n e N o _ L i n e "   E l e m e n t I d = " 6 9 8 9 8 5 9 7 9 " > - 
-             < T o o l t i p T e x t   l a n g = " e n - U S " > S p e c i f i e s   t h e   l i n e   n u m b e r . < / T o o l t i p T e x t > - 
-         < / T o o l t i p > - 
-         < T o o l t i p   c o l u m n = " A m o u n t E x c l u d i n g V A T _ L i n e "   E l e m e n t I d = " 1 0 6 2 4 6 0 0 4 0 " > - 
-             < T o o l t i p T e x t   l a n g = " e n - U S " > S p e c i f i e s   t h e   s u m   o f   a m o u n t s   i n   t h e   L i n e   A m o u n t   f i e l d   o n   t h e   s a l e s   r e t u r n   o r d e r   l i n e s . < / T o o l t i p T e x t > - 
-         < / T o o l t i p > - 
-         < T o o l t i p   c o l u m n = " D e s c r i p t i o n _ L i n e "   E l e m e n t I d = " 1 4 0 6 8 2 2 3 1 0 " > - 
-             < T o o l t i p T e x t   l a n g = " e n - U S " > S p e c i f i e s   a   d e s c r i p t i o n   o f   t h e   e n t r y   o f   t h e   p r o d u c t   t o   b e   s o l d .   T o   a d d   a   n o n - t r a n s a c t i o n a l   t e x t   l i n e ,   f i l l   i n   t h e   D e s c r i p t i o n   f i e l d   o n l y . < / T o o l t i p T e x t > - 
-         < / T o o l t i p > - 
-         < T o o l t i p   c o l u m n = " L i n e D i s c o u n t P e r c e n t _ L i n e "   E l e m e n t I d = " 9 0 7 8 2 7 4 3 6 " > - 
-             < T o o l t i p T e x t   l a n g = " e n - U S " > S p e c i f i e s   t h e   d i s c o u n t   p e r c e n t a g e   t h a t   i s   g r a n t e d   f o r   t h e   i t e m   o n   t h e   l i n e . < / T o o l t i p T e x t > - 
-         < / T o o l t i p > - 
-         < T o o l t i p   c o l u m n = " I t e m N o _ L i n e "   E l e m e n t I d = " 1 9 1 0 2 9 6 2 8 8 " > - 
-             < T o o l t i p T e x t   l a n g = " e n - U S " > S p e c i f i e s   t h e   n u m b e r   o f   t h e   i n v o l v e d   e n t r y   o r   r e c o r d ,   a c c o r d i n g   t o   t h e   s p e c i f i e d   n u m b e r   s e r i e s . < / T o o l t i p T e x t > - 
-         < / T o o l t i p > - 
-         < T o o l t i p   c o l u m n = " I t e m R e f e r e n c e N o _ L i n e "   E l e m e n t I d = " 9 2 7 2 3 5 7 " > - 
-             < T o o l t i p T e x t   l a n g = " e n - U S " > S p e c i f i e s   t h e   r e f e r e n c e d   i t e m   n u m b e r . < / T o o l t i p T e x t > - 
-         < / T o o l t i p > - 
-         < T o o l t i p   c o l u m n = " U n i t O f M e a s u r e "   E l e m e n t I d = " 1 8 0 8 2 2 8 0 1 8 " > - 
-             < T o o l t i p T e x t   l a n g = " e n - U S " > S p e c i f i e s   t h e   u n i t   o f   m e a s u r e   f o r   t h e   i t e m   o r   r e s o u r c e   o n   t h e   s a l e s   l i n e . < / T o o l t i p T e x t > - 
-         < / T o o l t i p > - 
-         < T o o l t i p   c o l u m n = " I n v o i c e D i s c o u n t A m o u n t _ V A T A m o u n t L i n e "   E l e m e n t I d = " 8 2 4 7 3 0 1 4 1 " > - 
-             < T o o l t i p T e x t   l a n g = " e n - U S " > S p e c i f i e s   t h e   i n v o i c e   d i s c o u n t   a m o u n t   f o r   a   s p e c i f i c   V A T   i d e n t i f i e r . < / T o o l t i p T e x t > - 
-         < / T o o l t i p > - 
-         < T o o l t i p   c o l u m n = " I n v o i c e D i s c o u n t B a s e A m o u n t _ V A T A m o u n t L i n e "   E l e m e n t I d = " 2 0 4 0 3 3 2 2 6 6 " > - 
-             < T o o l t i p T e x t   l a n g = " e n - U S " > S p e c i f i e s   t h e   i n v o i c e   d i s c o u n t   b a s e   a m o u n t . < / T o o l t i p T e x t > - 
-         < / T o o l t i p > - 
-         < T o o l t i p   c o l u m n = " L i n e A m o u n t _ V a t A m o u n t L i n e "   E l e m e n t I d = " 2 1 4 6 5 4 0 1 " > - 
-             < T o o l t i p T e x t   l a n g = " e n - U S " > S p e c i f i e s   t h e   t o t a l   a m o u n t   f o r   s a l e s   o r   p u r c h a s e   l i n e s   w i t h   a   s p e c i f i c   V A T   i d e n t i f i e r . < / T o o l t i p T e x t > - 
-         < / T o o l t i p > - 
-         < T o o l t i p   c o l u m n = " V A T A m o u n t _ V a t A m o u n t L i n e "   E l e m e n t I d = " 1 8 9 1 8 2 0 6 2 0 " > - 
-             < T o o l t i p T e x t   l a n g = " e n - U S " > S p e c i f i e s   t h e   a m o u n t   o f   V A T   t h a t   i s   i n c l u d e d   i n   t h e   t o t a l   a m o u n t . < / T o o l t i p T e x t > - 
-         < / T o o l t i p > - 
-         < T o o l t i p   c o l u m n = " V A T B a s e _ V a t A m o u n t L i n e "   E l e m e n t I d = " 1 4 5 8 9 3 7 8 1 9 " > - 
-             < T o o l t i p T e x t   l a n g = " e n - U S " > S p e c i f i e s   t h e   t o t a l   n e t   a m o u n t   ( a m o u n t   e x c l u d i n g   V A T )   f o r   s a l e s   o r   p u r c h a s e   l i n e s   w i t h   a   s p e c i f i c   V A T   I d e n t i f i e r . < / T o o l t i p T e x t > - 
-         < / T o o l t i p > - 
-         < T o o l t i p   c o l u m n = " V A T I d e n t i f i e r _ V a t A m o u n t L i n e "   E l e m e n t I d = " 1 1 4 2 0 7 0 0 3 5 " > - 
-             < T o o l t i p T e x t   l a n g = " e n - U S " > S p e c i f i e s   t h e   V A T   I d e n t i f i e r   v a l u e . < / T o o l t i p T e x t > - 
-         < / T o o l t i p > - 
-         < T o o l t i p   c o l u m n = " V A T P c t _ V a t A m o u n t L i n e "   E l e m e n t I d = " 1 4 5 3 5 4 2 7 7 7 " > - 
-             < T o o l t i p T e x t   l a n g = " e n - U S " > S p e c i f i e s   t h e   V A T   %   t h a t   w a s   u s e d   o n   t h e   s a l e s   o r   p u r c h a s e   l i n e s   w i t h   t h i s   V A T   I d e n t i f i e r . < / T o o l t i p T e x t > - 
-         < / T o o l t i p > - 
-     < / T o o l t i p s > +     < T o o l t i p s / >   
      < H e a d e r   E l e m e n t T y p e = " D a t a I t e m "   E l e m e n t I d = " 1 2 4 0 3 7 3 8 8 6 " >   
          < B i l l T o C o n t a c t E m a i l   E l e m e n t T y p e = " C o l u m n "   E l e m e n t I d = " 3 3 5 8 2 7 8 9 5 "   D a t a T y p e = " T e x t " > B i l l T o C o n t a c t E m a i l < / B i l l T o C o n t a c t E m a i l >   
-         < B i l l T o C o n t a c t E m a i l L b l   E l e m e n t T y p e = " C o l u m n "   E l e m e n t I d = " 2 9 6 4 7 8 3 6 5 "   D a t a T y p e = " L a b e l " > B i l l T o C o n t a c t E m a i l L b l < / B i l l T o C o n t a c t E m a i l L b l > +         < B i l l T o C o n t a c t E m a i l L b l   E l e m e n t T y p e = " C o l u m n "   E l e m e n t I d = " 2 9 6 4 7 8 3 6 5 "   D a t a T y p e = " T e x t C o n s t " > B i l l T o C o n t a c t E m a i l L b l < / B i l l T o C o n t a c t E m a i l L b l >   
          < B i l l T o C o n t a c t M o b i l e P h o n e N o   E l e m e n t T y p e = " C o l u m n "   E l e m e n t I d = " 2 4 8 4 8 8 6 9 6 "   D a t a T y p e = " T e x t " > B i l l T o C o n t a c t M o b i l e P h o n e N o < / B i l l T o C o n t a c t M o b i l e P h o n e N o >   
-         < B i l l T o C o n t a c t M o b i l e P h o n e N o L b l   E l e m e n t T y p e = " C o l u m n "   E l e m e n t I d = " 2 7 6 3 1 1 3 3 8 "   D a t a T y p e = " L a b e l " > B i l l T o C o n t a c t M o b i l e P h o n e N o L b l < / B i l l T o C o n t a c t M o b i l e P h o n e N o L b l > +         < B i l l T o C o n t a c t M o b i l e P h o n e N o L b l   E l e m e n t T y p e = " C o l u m n "   E l e m e n t I d = " 2 7 6 3 1 1 3 3 8 "   D a t a T y p e = " T e x t C o n s t " > B i l l T o C o n t a c t M o b i l e P h o n e N o L b l < / B i l l T o C o n t a c t M o b i l e P h o n e N o L b l >   
          < B i l l T o C o n t a c t P h o n e N o   E l e m e n t T y p e = " C o l u m n "   E l e m e n t I d = " 3 6 2 4 7 7 4 8 8 "   D a t a T y p e = " T e x t " > B i l l T o C o n t a c t P h o n e N o < / B i l l T o C o n t a c t P h o n e N o >   
-         < B i l l T o C o n t a c t P h o n e N o L b l   E l e m e n t T y p e = " C o l u m n "   E l e m e n t I d = " 2 1 2 3 3 4 5 9 6 6 "   D a t a T y p e = " L a b e l " > B i l l T o C o n t a c t P h o n e N o L b l < / B i l l T o C o n t a c t P h o n e N o L b l > +         < B i l l T o C o n t a c t P h o n e N o L b l   E l e m e n t T y p e = " C o l u m n "   E l e m e n t I d = " 2 1 2 3 3 4 5 9 6 6 "   D a t a T y p e = " T e x t C o n s t " > B i l l T o C o n t a c t P h o n e N o L b l < / B i l l T o C o n t a c t P h o n e N o L b l >   
          < B i l l t o C u s t o m e r N o _ L b l   E l e m e n t T y p e = " C o l u m n "   E l e m e n t I d = " 3 6 9 3 0 7 8 1 3 "   D a t a T y p e = " S t r i n g " > B i l l t o C u s t o m e r N o _ L b l < / B i l l t o C u s t o m e r N o _ L b l >   
          < B i l l t o C u s t u m e r N o   E l e m e n t T y p e = " C o l u m n "   E l e m e n t I d = " 2 8 0 4 7 3 0 5 8 "   D a t a T y p e = " C o d e " > B i l l t o C u s t u m e r N o < / B i l l t o C u s t u m e r N o >   
+         < C O 2 e P e r U n i t _ L b l   E l e m e n t T y p e = " C o l u m n "   E l e m e n t I d = " 6 0 8 7 4 6 8 0 2 "   D a t a T y p e = " T e x t " > C O 2 e P e r U n i t _ L b l < / C O 2 e P e r U n i t _ L b l > + 
          < C o m p a n y A d d r e s s 1   E l e m e n t T y p e = " C o l u m n "   E l e m e n t I d = " 1 8 8 4 1 6 4 3 2 3 "   D a t a T y p e = " T e x t " > C o m p a n y A d d r e s s 1 < / C o m p a n y A d d r e s s 1 >   
          < C o m p a n y A d d r e s s 2   E l e m e n t T y p e = " C o l u m n "   E l e m e n t I d = " 1 2 4 6 4 6 7 7 0 6 "   D a t a T y p e = " T e x t " > C o m p a n y A d d r e s s 2 < / C o m p a n y A d d r e s s 2 > @@ -4397,7 +3928,7 @@
  
          < C o m p a n y B a n k A c c o u n t N o   E l e m e n t T y p e = " C o l u m n "   E l e m e n t I d = " 3 0 1 4 0 2 0 4 "   D a t a T y p e = " T e x t " > C o m p a n y B a n k A c c o u n t N o < / C o m p a n y B a n k A c c o u n t N o >   
-         < C o m p a n y B a n k A c c o u n t N o _ L b l   E l e m e n t T y p e = " C o l u m n "   E l e m e n t I d = " 1 0 9 7 7 4 3 3 4 5 "   D a t a T y p e = " L a b e l " > C o m p a n y B a n k A c c o u n t N o _ L b l < / C o m p a n y B a n k A c c o u n t N o _ L b l > +         < C o m p a n y B a n k A c c o u n t N o _ L b l   E l e m e n t T y p e = " C o l u m n "   E l e m e n t I d = " 1 0 9 7 7 4 3 3 4 5 "   D a t a T y p e = " T e x t C o n s t " > C o m p a n y B a n k A c c o u n t N o _ L b l < / C o m p a n y B a n k A c c o u n t N o _ L b l >   
          < C o m p a n y B a n k B r a n c h N o   E l e m e n t T y p e = " C o l u m n "   E l e m e n t I d = " 7 9 3 1 3 3 0 5 7 "   D a t a T y p e = " T e x t " > C o m p a n y B a n k B r a n c h N o < / C o m p a n y B a n k B r a n c h N o >   
@@ -4405,7 +3936,7 @@
  
          < C o m p a n y B a n k N a m e   E l e m e n t T y p e = " C o l u m n "   E l e m e n t I d = " 1 5 3 4 9 0 5 6 0 5 "   D a t a T y p e = " T e x t " > C o m p a n y B a n k N a m e < / C o m p a n y B a n k N a m e >   
-         < C o m p a n y B a n k N a m e _ L b l   E l e m e n t T y p e = " C o l u m n "   E l e m e n t I d = " 1 2 0 4 3 0 7 0 1 4 "   D a t a T y p e = " L a b e l " > C o m p a n y B a n k N a m e _ L b l < / C o m p a n y B a n k N a m e _ L b l > +         < C o m p a n y B a n k N a m e _ L b l   E l e m e n t T y p e = " C o l u m n "   E l e m e n t I d = " 1 2 0 4 3 0 7 0 1 4 "   D a t a T y p e = " T e x t C o n s t " > C o m p a n y B a n k N a m e _ L b l < / C o m p a n y B a n k N a m e _ L b l >   
          < C o m p a n y C u s t o m G i r o   E l e m e n t T y p e = " C o l u m n "   E l e m e n t I d = " 1 6 7 0 4 7 5 7 9 8 "   D a t a T y p e = " T e x t " > C o m p a n y C u s t o m G i r o < / C o m p a n y C u s t o m G i r o >   
@@ -4415,7 +3946,7 @@
  
          < C o m p a n y G i r o N o   E l e m e n t T y p e = " C o l u m n "   E l e m e n t I d = " 1 3 6 0 1 9 6 3 2 0 "   D a t a T y p e = " T e x t " > C o m p a n y G i r o N o < / C o m p a n y G i r o N o >   
-         < C o m p a n y G i r o N o _ L b l   E l e m e n t T y p e = " C o l u m n "   E l e m e n t I d = " 8 6 1 6 0 2 1 1 5 "   D a t a T y p e = " L a b e l " > C o m p a n y G i r o N o _ L b l < / C o m p a n y G i r o N o _ L b l > +         < C o m p a n y G i r o N o _ L b l   E l e m e n t T y p e = " C o l u m n "   E l e m e n t I d = " 8 6 1 6 0 2 1 1 5 "   D a t a T y p e = " T e x t C o n s t " > C o m p a n y G i r o N o _ L b l < / C o m p a n y G i r o N o _ L b l >   
          < C o m p a n y H o m e P a g e   E l e m e n t T y p e = " C o l u m n "   E l e m e n t I d = " 1 9 8 9 1 8 8 7 0 "   D a t a T y p e = " T e x t " > C o m p a n y H o m e P a g e < / C o m p a n y H o m e P a g e >   
@@ -4433,9 +3964,9 @@
  
          < C o m p a n y P h o n e N o   E l e m e n t T y p e = " C o l u m n "   E l e m e n t I d = " 2 5 0 4 4 0 6 5 5 "   D a t a T y p e = " T e x t " > C o m p a n y P h o n e N o < / C o m p a n y P h o n e N o >   
-         < C o m p a n y P h o n e N o _ L b l   E l e m e n t T y p e = " C o l u m n "   E l e m e n t I d = " 5 5 8 5 9 3 5 8 6 "   D a t a T y p e = " L a b e l " > C o m p a n y P h o n e N o _ L b l < / C o m p a n y P h o n e N o _ L b l > - 
-         < C o m p a n y P i c t u r e   E l e m e n t T y p e = " C o l u m n "   E l e m e n t I d = " 1 3 9 7 4 1 1 0 7 4 "   D a t a T y p e = " B l o b "   / > +         < C o m p a n y P h o n e N o _ L b l   E l e m e n t T y p e = " C o l u m n "   E l e m e n t I d = " 5 5 8 5 9 3 5 8 6 "   D a t a T y p e = " T e x t C o n s t " > C o m p a n y P h o n e N o _ L b l < / C o m p a n y P h o n e N o _ L b l > + 
+         < C o m p a n y P i c t u r e   E l e m e n t T y p e = " C o l u m n "   E l e m e n t I d = " 1 3 9 7 4 1 1 0 7 4 "   D a t a T y p e = " B L O B " / >   
          < C o m p a n y R e g i s t r a t i o n N u m b e r   E l e m e n t T y p e = " C o l u m n "   E l e m e n t I d = " 2 0 2 3 6 3 9 4 2 4 "   D a t a T y p e = " T e x t " > C o m p a n y R e g i s t r a t i o n N u m b e r < / C o m p a n y R e g i s t r a t i o n N u m b e r >   
@@ -4455,7 +3986,7 @@
  
          < C o n t a c t _ L b l   E l e m e n t T y p e = " C o l u m n "   E l e m e n t I d = " 1 1 5 5 0 9 4 7 5 2 "   D a t a T y p e = " T e x t " > C o n t a c t _ L b l < / C o n t a c t _ L b l >   
-         < C o p y _ L b l   E l e m e n t T y p e = " C o l u m n "   E l e m e n t I d = " 6 0 4 7 8 2 7 8 1 "   D a t a T y p e = " L a b e l " > C o p y _ L b l < / C o p y _ L b l > +         < C o p y _ L b l   E l e m e n t T y p e = " C o l u m n "   E l e m e n t I d = " 6 0 4 7 8 2 7 8 1 "   D a t a T y p e = " T e x t C o n s t " > C o p y _ L b l < / C o p y _ L b l >   
          < C u s t o m e r A d d r e s s 1   E l e m e n t T y p e = " C o l u m n "   E l e m e n t I d = " 1 8 0 1 9 6 6 4 5 4 "   D a t a T y p e = " T e x t " > C u s t o m e r A d d r e s s 1 < / C u s t o m e r A d d r e s s 1 >   
@@ -4475,6 +4006,8 @@
  
          < C u s t o m e r P o s t a l B a r C o d e   E l e m e n t T y p e = " C o l u m n "   E l e m e n t I d = " 3 9 8 5 8 0 6 8 8 "   D a t a T y p e = " T e x t " > C u s t o m e r P o s t a l B a r C o d e < / C u s t o m e r P o s t a l B a r C o d e >   
+         < D i s c l a i m e r _ L b l   E l e m e n t T y p e = " C o l u m n "   E l e m e n t I d = " 3 8 1 6 6 9 2 0 5 "   D a t a T y p e = " T e x t " > D i s c l a i m e r _ L b l < / D i s c l a i m e r _ L b l > + 
          < D o c u m e n t C o p y T e x t   E l e m e n t T y p e = " C o l u m n "   E l e m e n t I d = " 1 8 2 4 9 4 6 0 4 6 "   D a t a T y p e = " S t r i n g " > D o c u m e n t C o p y T e x t < / D o c u m e n t C o p y T e x t >   
          < D o c u m e n t D a t e   E l e m e n t T y p e = " C o l u m n "   E l e m e n t I d = " 5 5 2 8 7 1 9 1 4 "   D a t a T y p e = " S t r i n g " > D o c u m e n t D a t e < / D o c u m e n t D a t e > @@ -4483,21 +4016,21 @@
  
          < D o c u m e n t N o   E l e m e n t T y p e = " C o l u m n "   E l e m e n t I d = " 9 7 0 3 5 0 5 3 9 "   D a t a T y p e = " C o d e " > D o c u m e n t N o < / D o c u m e n t N o >   
-         < D o c u m e n t N o _ L b l   E l e m e n t T y p e = " C o l u m n "   E l e m e n t I d = " 7 8 9 7 9 5 9 7 8 "   D a t a T y p e = " L a b e l " > D o c u m e n t N o _ L b l < / D o c u m e n t N o _ L b l > - 
-         < D o c u m e n t T i t l e _ L b l   E l e m e n t T y p e = " C o l u m n "   E l e m e n t I d = " 8 5 8 4 2 3 9 2 9 "   D a t a T y p e = " L a b e l " > D o c u m e n t T i t l e _ L b l < / D o c u m e n t T i t l e _ L b l > +         < D o c u m e n t N o _ L b l   E l e m e n t T y p e = " C o l u m n "   E l e m e n t I d = " 7 8 9 7 9 5 9 7 8 "   D a t a T y p e = " T e x t C o n s t " > D o c u m e n t N o _ L b l < / D o c u m e n t N o _ L b l > + 
+         < D o c u m e n t T i t l e _ L b l   E l e m e n t T y p e = " C o l u m n "   E l e m e n t I d = " 8 5 8 4 2 3 9 2 9 "   D a t a T y p e = " T e x t C o n s t " > D o c u m e n t T i t l e _ L b l < / D o c u m e n t T i t l e _ L b l >   
          < D u e D a t e   E l e m e n t T y p e = " C o l u m n "   E l e m e n t I d = " 7 4 5 1 7 0 2 0 3 "   D a t a T y p e = " S t r i n g " > D u e D a t e < / D u e D a t e >   
          < D u e D a t e _ L b l   E l e m e n t T y p e = " C o l u m n "   E l e m e n t I d = " 1 6 4 8 2 8 4 6 4 8 "   D a t a T y p e = " S t r i n g " > D u e D a t e _ L b l < / D u e D a t e _ L b l >   
-         < E M a i l _ L b l   E l e m e n t T y p e = " C o l u m n "   E l e m e n t I d = " 1 4 3 8 8 6 8 0 1 2 "   D a t a T y p e = " L a b e l " > E M a i l _ L b l < / E M a i l _ L b l > - 
-         < E s t i m a t e B o d y _ L b l   E l e m e n t T y p e = " C o l u m n "   E l e m e n t I d = " 1 0 4 4 3 4 7 9 8 6 "   D a t a T y p e = " L a b e l " > E s t i m a t e B o d y _ L b l < / E s t i m a t e B o d y _ L b l > - 
-         < E s t i m a t e F o r _ L b l   E l e m e n t T y p e = " C o l u m n "   E l e m e n t I d = " 1 7 6 1 6 6 6 0 1 3 "   D a t a T y p e = " L a b e l " > E s t i m a t e F o r _ L b l < / E s t i m a t e F o r _ L b l > - 
-         < E s t i m a t e _ L b l   E l e m e n t T y p e = " C o l u m n "   E l e m e n t I d = " 2 0 9 6 4 3 4 6 2 2 "   D a t a T y p e = " L a b e l " > E s t i m a t e _ L b l < / E s t i m a t e _ L b l > +         < E M a i l _ L b l   E l e m e n t T y p e = " C o l u m n "   E l e m e n t I d = " 1 4 3 8 8 6 8 0 1 2 "   D a t a T y p e = " T e x t C o n s t " > E M a i l _ L b l < / E M a i l _ L b l > + 
+         < E s t i m a t e _ L b l   E l e m e n t T y p e = " C o l u m n "   E l e m e n t I d = " 2 0 9 6 4 3 4 6 2 2 "   D a t a T y p e = " T e x t C o n s t " > E s t i m a t e _ L b l < / E s t i m a t e _ L b l > + 
+         < E s t i m a t e B o d y _ L b l   E l e m e n t T y p e = " C o l u m n "   E l e m e n t I d = " 1 0 4 4 3 4 7 9 8 6 "   D a t a T y p e = " T e x t C o n s t " > E s t i m a t e B o d y _ L b l < / E s t i m a t e B o d y _ L b l > + 
+         < E s t i m a t e F o r _ L b l   E l e m e n t T y p e = " C o l u m n "   E l e m e n t I d = " 1 7 6 1 6 6 6 0 1 3 "   D a t a T y p e = " T e x t C o n s t " > E s t i m a t e F o r _ L b l < / E s t i m a t e F o r _ L b l >   
          < E x c h a n g e R a t e A s T e x t   E l e m e n t T y p e = " C o l u m n "   E l e m e n t I d = " 5 9 2 9 5 5 8 4 5 "   D a t a T y p e = " T e x t " > E x c h a n g e R a t e A s T e x t < / E x c h a n g e R a t e A s T e x t >   
@@ -4505,73 +4038,75 @@
  
          < E x t e r n a l D o c u m e n t N o L b l   E l e m e n t T y p e = " C o l u m n "   E l e m e n t I d = " 7 8 3 2 8 7 4 5 2 "   D a t a T y p e = " S t r i n g " > E x t e r n a l D o c u m e n t N o L b l < / E x t e r n a l D o c u m e n t N o L b l >   
-         < F r o m _ L b l   E l e m e n t T y p e = " C o l u m n "   E l e m e n t I d = " 4 8 5 4 2 6 1 3 8 "   D a t a T y p e = " L a b e l " > F r o m _ L b l < / F r o m _ L b l > - 
-         < H o m e P a g e _ L b l   E l e m e n t T y p e = " C o l u m n "   E l e m e n t I d = " 1 4 3 3 5 9 2 3 0 0 "   D a t a T y p e = " L a b e l " > H o m e P a g e _ L b l < / H o m e P a g e _ L b l > - 
-         < I n v o i c e D i s c o u n t A m o u n t _ L b l   E l e m e n t T y p e = " C o l u m n "   E l e m e n t I d = " 1 5 9 3 0 1 2 7 3 6 "   D a t a T y p e = " L a b e l " > I n v o i c e D i s c o u n t A m o u n t _ L b l < / I n v o i c e D i s c o u n t A m o u n t _ L b l > - 
-         < I n v o i c e D i s c o u n t B a s e A m o u n t _ L b l   E l e m e n t T y p e = " C o l u m n "   E l e m e n t I d = " 2 0 2 9 2 6 6 8 7 5 "   D a t a T y p e = " L a b e l " > I n v o i c e D i s c o u n t B a s e A m o u n t _ L b l < / I n v o i c e D i s c o u n t B a s e A m o u n t _ L b l > +         < F r o m _ L b l   E l e m e n t T y p e = " C o l u m n "   E l e m e n t I d = " 4 8 5 4 2 6 1 3 8 "   D a t a T y p e = " T e x t C o n s t " > F r o m _ L b l < / F r o m _ L b l > + 
+         < H o m e P a g e _ L b l   E l e m e n t T y p e = " C o l u m n "   E l e m e n t I d = " 1 4 3 3 5 9 2 3 0 0 "   D a t a T y p e = " T e x t C o n s t " > H o m e P a g e _ L b l < / H o m e P a g e _ L b l > + 
+         < I n v o i c e D i s c o u n t A m o u n t _ L b l   E l e m e n t T y p e = " C o l u m n "   E l e m e n t I d = " 1 5 9 3 0 1 2 7 3 6 "   D a t a T y p e = " T e x t C o n s t " > I n v o i c e D i s c o u n t A m o u n t _ L b l < / I n v o i c e D i s c o u n t A m o u n t _ L b l > + 
+         < I n v o i c e D i s c o u n t B a s e A m o u n t _ L b l   E l e m e n t T y p e = " C o l u m n "   E l e m e n t I d = " 2 0 2 9 2 6 6 8 7 5 "   D a t a T y p e = " T e x t C o n s t " > I n v o i c e D i s c o u n t B a s e A m o u n t _ L b l < / I n v o i c e D i s c o u n t B a s e A m o u n t _ L b l >   
          < L e g a l E n t i t y T y p e   E l e m e n t T y p e = " C o l u m n "   E l e m e n t I d = " 2 0 5 1 8 7 3 5 6 3 "   D a t a T y p e = " T e x t " > L e g a l E n t i t y T y p e < / L e g a l E n t i t y T y p e >   
          < L e g a l E n t i t y T y p e _ L b l   E l e m e n t T y p e = " C o l u m n "   E l e m e n t I d = " 2 0 8 0 2 2 4 7 9 2 "   D a t a T y p e = " T e x t " > L e g a l E n t i t y T y p e _ L b l < / L e g a l E n t i t y T y p e _ L b l >   
-         < L i n e A m o u n t A f t e r I n v o i c e D i s c o u n t _ L b l   E l e m e n t T y p e = " C o l u m n "   E l e m e n t I d = " 6 7 3 7 2 1 0 9 4 "   D a t a T y p e = " L a b e l " > L i n e A m o u n t A f t e r I n v o i c e D i s c o u n t _ L b l < / L i n e A m o u n t A f t e r I n v o i c e D i s c o u n t _ L b l > - 
-         < L o c a l C u r r e n c y _ L b l   E l e m e n t T y p e = " C o l u m n "   E l e m e n t I d = " 1 5 5 9 6 9 3 4 2 2 "   D a t a T y p e = " L a b e l " > L o c a l C u r r e n c y _ L b l < / L o c a l C u r r e n c y _ L b l > - 
-         < P a g e _ L b l   E l e m e n t T y p e = " C o l u m n "   E l e m e n t I d = " 6 8 0 6 4 8 0 9 1 "   D a t a T y p e = " L a b e l " > P a g e _ L b l < / P a g e _ L b l > +         < L i n e A m o u n t A f t e r I n v o i c e D i s c o u n t _ L b l   E l e m e n t T y p e = " C o l u m n "   E l e m e n t I d = " 6 7 3 7 2 1 0 9 4 "   D a t a T y p e = " T e x t C o n s t " > L i n e A m o u n t A f t e r I n v o i c e D i s c o u n t _ L b l < / L i n e A m o u n t A f t e r I n v o i c e D i s c o u n t _ L b l > + 
+         < L o c a l C u r r e n c y _ L b l   E l e m e n t T y p e = " C o l u m n "   E l e m e n t I d = " 1 5 5 9 6 9 3 4 2 2 "   D a t a T y p e = " T e x t C o n s t " > L o c a l C u r r e n c y _ L b l < / L o c a l C u r r e n c y _ L b l > + 
+         < P a g e _ L b l   E l e m e n t T y p e = " C o l u m n "   E l e m e n t I d = " 6 8 0 6 4 8 0 9 1 "   D a t a T y p e = " T e x t C o n s t " > P a g e _ L b l < / P a g e _ L b l >   
          < P a y m e n t M e t h o d D e s c r i p t i o n   E l e m e n t T y p e = " C o l u m n "   E l e m e n t I d = " 5 8 5 7 5 7 9 7 4 "   D a t a T y p e = " T e x t " > P a y m e n t M e t h o d D e s c r i p t i o n < / P a y m e n t M e t h o d D e s c r i p t i o n >   
-         < P a y m e n t M e t h o d D e s c r i p t i o n _ L b l   E l e m e n t T y p e = " C o l u m n "   E l e m e n t I d = " 7 9 7 1 1 7 3 2 3 "   D a t a T y p e = " L a b e l " > P a y m e n t M e t h o d D e s c r i p t i o n _ L b l < / P a y m e n t M e t h o d D e s c r i p t i o n _ L b l > +         < P a y m e n t M e t h o d D e s c r i p t i o n _ L b l   E l e m e n t T y p e = " C o l u m n "   E l e m e n t I d = " 7 9 7 1 1 7 3 2 3 "   D a t a T y p e = " T e x t C o n s t " > P a y m e n t M e t h o d D e s c r i p t i o n _ L b l < / P a y m e n t M e t h o d D e s c r i p t i o n _ L b l >   
          < P a y m e n t T e r m s D e s c r i p t i o n   E l e m e n t T y p e = " C o l u m n "   E l e m e n t I d = " 2 0 3 8 7 4 2 7 0 0 "   D a t a T y p e = " T e x t " > P a y m e n t T e r m s D e s c r i p t i o n < / P a y m e n t T e r m s D e s c r i p t i o n >   
-         < P a y m e n t T e r m s D e s c r i p t i o n _ L b l   E l e m e n t T y p e = " C o l u m n "   E l e m e n t I d = " 1 8 7 4 4 9 4 3 2 1 "   D a t a T y p e = " L a b e l " > P a y m e n t T e r m s D e s c r i p t i o n _ L b l < / P a y m e n t T e r m s D e s c r i p t i o n _ L b l > +         < P a y m e n t T e r m s D e s c r i p t i o n _ L b l   E l e m e n t T y p e = " C o l u m n "   E l e m e n t I d = " 1 8 7 4 4 9 4 3 2 1 "   D a t a T y p e = " T e x t C o n s t " > P a y m e n t T e r m s D e s c r i p t i o n _ L b l < / P a y m e n t T e r m s D e s c r i p t i o n _ L b l >   
          < P r i c e s I n c l u d i n g V A T   E l e m e n t T y p e = " C o l u m n "   E l e m e n t I d = " 5 1 8 8 1 7 1 6 7 "   D a t a T y p e = " B o o l e a n " > P r i c e s I n c l u d i n g V A T < / P r i c e s I n c l u d i n g V A T >   
+         < P r i c e s I n c l u d i n g V A T _ L b l   E l e m e n t T y p e = " C o l u m n "   E l e m e n t I d = " 1 3 7 7 9 7 9 4 4 4 "   D a t a T y p e = " S t r i n g " > P r i c e s I n c l u d i n g V A T _ L b l < / P r i c e s I n c l u d i n g V A T _ L b l > + 
          < P r i c e s I n c l u d i n g V A T Y e s N o   E l e m e n t T y p e = " C o l u m n "   E l e m e n t I d = " 1 4 1 1 1 4 7 5 9 9 "   D a t a T y p e = " S t r i n g " > P r i c e s I n c l u d i n g V A T Y e s N o < / P r i c e s I n c l u d i n g V A T Y e s N o >   
-         < P r i c e s I n c l u d i n g V A T _ L b l   E l e m e n t T y p e = " C o l u m n "   E l e m e n t I d = " 1 3 7 7 9 7 9 4 4 4 "   D a t a T y p e = " S t r i n g " > P r i c e s I n c l u d i n g V A T _ L b l < / P r i c e s I n c l u d i n g V A T _ L b l > - 
-         < Q u e s t i o n s _ L b l   E l e m e n t T y p e = " C o l u m n "   E l e m e n t I d = " 2 0 7 0 8 9 0 0 1 9 "   D a t a T y p e = " L a b e l " > Q u e s t i o n s _ L b l < / Q u e s t i o n s _ L b l > +         < Q u e s t i o n s _ L b l   E l e m e n t T y p e = " C o l u m n "   E l e m e n t I d = " 2 0 7 0 8 9 0 0 1 9 "   D a t a T y p e = " T e x t C o n s t " > Q u e s t i o n s _ L b l < / Q u e s t i o n s _ L b l >   
          < Q u o t e V a l i d T o D a t e   E l e m e n t T y p e = " C o l u m n "   E l e m e n t I d = " 1 1 4 8 7 3 3 1 3 0 "   D a t a T y p e = " S t r i n g " > Q u o t e V a l i d T o D a t e < / Q u o t e V a l i d T o D a t e >   
-         < Q u o t e V a l i d T o D a t e _ L b l   E l e m e n t T y p e = " C o l u m n "   E l e m e n t I d = " 1 2 9 2 3 5 4 1 3 "   D a t a T y p e = " L a b e l " > Q u o t e V a l i d T o D a t e _ L b l < / Q u o t e V a l i d T o D a t e _ L b l > - 
-         < S a l e s I n v o i c e L i n e D i s c o u n t _ L b l   E l e m e n t T y p e = " C o l u m n "   E l e m e n t I d = " 6 6 4 6 0 1 5 8 2 "   D a t a T y p e = " L a b e l " > S a l e s I n v o i c e L i n e D i s c o u n t _ L b l < / S a l e s I n v o i c e L i n e D i s c o u n t _ L b l > +         < Q u o t e V a l i d T o D a t e _ L b l   E l e m e n t T y p e = " C o l u m n "   E l e m e n t I d = " 1 2 9 2 3 5 4 1 3 "   D a t a T y p e = " T e x t C o n s t " > Q u o t e V a l i d T o D a t e _ L b l < / Q u o t e V a l i d T o D a t e _ L b l > + 
+         < S a l e s I n v o i c e L i n e D i s c o u n t _ L b l   E l e m e n t T y p e = " C o l u m n "   E l e m e n t I d = " 6 6 4 6 0 1 5 8 2 "   D a t a T y p e = " T e x t C o n s t " > S a l e s I n v o i c e L i n e D i s c o u n t _ L b l < / S a l e s I n v o i c e L i n e D i s c o u n t _ L b l > + 
+         < S a l e s P e r s o n _ L b l   E l e m e n t T y p e = " C o l u m n "   E l e m e n t I d = " 1 5 6 4 1 9 6 3 6 5 "   D a t a T y p e = " T e x t C o n s t " > S a l e s P e r s o n _ L b l < / S a l e s P e r s o n _ L b l >   
          < S a l e s P e r s o n B l a n k _ L b l   E l e m e n t T y p e = " C o l u m n "   E l e m e n t I d = " 6 5 4 6 2 4 6 0 1 "   D a t a T y p e = " T e x t " > S a l e s P e r s o n B l a n k _ L b l < / S a l e s P e r s o n B l a n k _ L b l >   
          < S a l e s P e r s o n N a m e   E l e m e n t T y p e = " C o l u m n "   E l e m e n t I d = " 8 7 1 4 9 2 9 8 3 "   D a t a T y p e = " T e x t " > S a l e s P e r s o n N a m e < / S a l e s P e r s o n N a m e >   
-         < S a l e s P e r s o n _ L b l   E l e m e n t T y p e = " C o l u m n "   E l e m e n t I d = " 1 5 6 4 1 9 6 3 6 5 "   D a t a T y p e = " L a b e l " > S a l e s P e r s o n _ L b l < / S a l e s P e r s o n _ L b l > - 
          < S e l l T o C o n t a c t E m a i l   E l e m e n t T y p e = " C o l u m n "   E l e m e n t I d = " 2 6 2 8 2 4 5 6 4 "   D a t a T y p e = " T e x t " > S e l l T o C o n t a c t E m a i l < / S e l l T o C o n t a c t E m a i l >   
-         < S e l l T o C o n t a c t E m a i l L b l   E l e m e n t T y p e = " C o l u m n "   E l e m e n t I d = " 3 7 0 9 2 0 3 7 4 "   D a t a T y p e = " L a b e l " > S e l l T o C o n t a c t E m a i l L b l < / S e l l T o C o n t a c t E m a i l L b l > +         < S e l l T o C o n t a c t E m a i l L b l   E l e m e n t T y p e = " C o l u m n "   E l e m e n t I d = " 3 7 0 9 2 0 3 7 4 "   D a t a T y p e = " T e x t C o n s t " > S e l l T o C o n t a c t E m a i l L b l < / S e l l T o C o n t a c t E m a i l L b l >   
          < S e l l T o C o n t a c t M o b i l e P h o n e N o   E l e m e n t T y p e = " C o l u m n "   E l e m e n t I d = " 1 8 4 3 5 8 7 4 7 "   D a t a T y p e = " T e x t " > S e l l T o C o n t a c t M o b i l e P h o n e N o < / S e l l T o C o n t a c t M o b i l e P h o n e N o >   
-         < S e l l T o C o n t a c t M o b i l e P h o n e N o L b l   E l e m e n t T y p e = " C o l u m n "   E l e m e n t I d = " 1 4 5 7 5 2 8 4 1 7 "   D a t a T y p e = " L a b e l " > S e l l T o C o n t a c t M o b i l e P h o n e N o L b l < / S e l l T o C o n t a c t M o b i l e P h o n e N o L b l > +         < S e l l T o C o n t a c t M o b i l e P h o n e N o L b l   E l e m e n t T y p e = " C o l u m n "   E l e m e n t I d = " 1 4 5 7 5 2 8 4 1 7 "   D a t a T y p e = " T e x t C o n s t " > S e l l T o C o n t a c t M o b i l e P h o n e N o L b l < / S e l l T o C o n t a c t M o b i l e P h o n e N o L b l >   
          < S e l l T o C o n t a c t P h o n e N o   E l e m e n t T y p e = " C o l u m n "   E l e m e n t I d = " 1 6 1 3 8 2 2 4 8 3 "   D a t a T y p e = " T e x t " > S e l l T o C o n t a c t P h o n e N o < / S e l l T o C o n t a c t P h o n e N o >   
-         < S e l l T o C o n t a c t P h o n e N o L b l   E l e m e n t T y p e = " C o l u m n "   E l e m e n t I d = " 1 0 5 0 6 8 6 8 0 9 "   D a t a T y p e = " L a b e l " > S e l l T o C o n t a c t P h o n e N o L b l < / S e l l T o C o n t a c t P h o n e N o L b l > +         < S e l l T o C o n t a c t P h o n e N o L b l   E l e m e n t T y p e = " C o l u m n "   E l e m e n t I d = " 1 0 5 0 6 8 6 8 0 9 "   D a t a T y p e = " T e x t C o n s t " > S e l l T o C o n t a c t P h o n e N o L b l < / S e l l T o C o n t a c t P h o n e N o L b l >   
          < S e l l t o C u s t o m e r N o   E l e m e n t T y p e = " C o l u m n "   E l e m e n t I d = " 2 0 5 0 6 4 7 3 4 9 "   D a t a T y p e = " C o d e " > S e l l t o C u s t o m e r N o < / S e l l t o C u s t o m e r N o >   
          < S e l l t o C u s t o m e r N o _ L b l   E l e m e n t T y p e = " C o l u m n "   E l e m e n t I d = " 2 9 8 3 8 1 5 1 2 "   D a t a T y p e = " S t r i n g " > S e l l t o C u s t o m e r N o _ L b l < / S e l l t o C u s t o m e r N o _ L b l >   
+         < S h i p m e n t _ L b l   E l e m e n t T y p e = " C o l u m n "   E l e m e n t I d = " 2 0 8 5 7 6 7 1 2 0 "   D a t a T y p e = " T e x t C o n s t " > S h i p m e n t _ L b l < / S h i p m e n t _ L b l > + 
          < S h i p m e n t M e t h o d D e s c r i p t i o n   E l e m e n t T y p e = " C o l u m n "   E l e m e n t I d = " 2 0 5 9 4 0 3 2 6 0 "   D a t a T y p e = " T e x t " > S h i p m e n t M e t h o d D e s c r i p t i o n < / S h i p m e n t M e t h o d D e s c r i p t i o n >   
-         < S h i p m e n t M e t h o d D e s c r i p t i o n _ L b l   E l e m e n t T y p e = " C o l u m n "   E l e m e n t I d = " 1 1 7 9 9 7 8 4 6 5 "   D a t a T y p e = " L a b e l " > S h i p m e n t M e t h o d D e s c r i p t i o n _ L b l < / S h i p m e n t M e t h o d D e s c r i p t i o n _ L b l > - 
-         < S h i p m e n t _ L b l   E l e m e n t T y p e = " C o l u m n "   E l e m e n t I d = " 2 0 8 5 7 6 7 1 2 0 "   D a t a T y p e = " L a b e l " > S h i p m e n t _ L b l < / S h i p m e n t _ L b l > +         < S h i p m e n t M e t h o d D e s c r i p t i o n _ L b l   E l e m e n t T y p e = " C o l u m n "   E l e m e n t I d = " 1 1 7 9 9 7 8 4 6 5 "   D a t a T y p e = " T e x t C o n s t " > S h i p m e n t M e t h o d D e s c r i p t i o n _ L b l < / S h i p m e n t M e t h o d D e s c r i p t i o n _ L b l > + 
+         < S h i p T o A d d r e s s _ L b l   E l e m e n t T y p e = " C o l u m n "   E l e m e n t I d = " 1 6 5 0 5 0 5 0 1 7 "   D a t a T y p e = " T e x t C o n s t " > S h i p T o A d d r e s s _ L b l < / S h i p T o A d d r e s s _ L b l >   
          < S h i p T o A d d r e s s 1   E l e m e n t T y p e = " C o l u m n "   E l e m e n t I d = " 1 3 5 7 6 7 2 8 6 1 "   D a t a T y p e = " T e x t " > S h i p T o A d d r e s s 1 < / S h i p T o A d d r e s s 1 >   
@@ -4589,39 +4124,39 @@
  
          < S h i p T o A d d r e s s 8   E l e m e n t T y p e = " C o l u m n "   E l e m e n t I d = " 1 4 9 2 9 9 2 1 7 8 "   D a t a T y p e = " T e x t " > S h i p T o A d d r e s s 8 < / S h i p T o A d d r e s s 8 >   
-         < S h i p T o A d d r e s s _ L b l   E l e m e n t T y p e = " C o l u m n "   E l e m e n t I d = " 1 6 5 0 5 0 5 0 1 7 "   D a t a T y p e = " L a b e l " > S h i p T o A d d r e s s _ L b l < / S h i p T o A d d r e s s _ L b l > - 
          < S h i p T o P h o n e N o   E l e m e n t T y p e = " C o l u m n "   E l e m e n t I d = " 3 6 9 7 0 2 2 5 5 "   D a t a T y p e = " T e x t " > S h i p T o P h o n e N o < / S h i p T o P h o n e N o >   
          < S h o w S h i p p i n g A d d r e s s   E l e m e n t T y p e = " C o l u m n "   E l e m e n t I d = " 1 1 2 0 0 7 1 2 6 6 "   D a t a T y p e = " B o o l e a n " > S h o w S h i p p i n g A d d r e s s < / S h o w S h i p p i n g A d d r e s s >   
          < S h o w W o r k D e s c r i p t i o n   E l e m e n t T y p e = " C o l u m n "   E l e m e n t I d = " 7 8 5 4 6 8 8 6 5 "   D a t a T y p e = " B o o l e a n " > S h o w W o r k D e s c r i p t i o n < / S h o w W o r k D e s c r i p t i o n >   
-         < S u b t o t a l _ L b l   E l e m e n t T y p e = " C o l u m n "   E l e m e n t I d = " 1 9 6 7 7 9 5 1 4 2 "   D a t a T y p e = " L a b e l " > S u b t o t a l _ L b l < / S u b t o t a l _ L b l > - 
-         < T h a n k s _ L b l   E l e m e n t T y p e = " C o l u m n "   E l e m e n t I d = " 2 1 0 3 3 0 5 5 2 5 "   D a t a T y p e = " L a b e l " > T h a n k s _ L b l < / T h a n k s _ L b l > - 
-         < T o t a l _ L b l   E l e m e n t T y p e = " C o l u m n "   E l e m e n t I d = " 1 2 1 0 1 0 0 8 7 8 "   D a t a T y p e = " L a b e l " > T o t a l _ L b l < / T o t a l _ L b l > - 
-         < V A T A m o u n t S p e c i f i c a t i o n _ L b l   E l e m e n t T y p e = " C o l u m n "   E l e m e n t I d = " 8 7 8 7 0 6 8 4 6 "   D a t a T y p e = " L a b e l " > V A T A m o u n t S p e c i f i c a t i o n _ L b l < / V A T A m o u n t S p e c i f i c a t i o n _ L b l > - 
-         < V A T A m o u n t _ L b l   E l e m e n t T y p e = " C o l u m n "   E l e m e n t I d = " 1 0 9 4 6 5 7 2 9 "   D a t a T y p e = " L a b e l " > V A T A m o u n t _ L b l < / V A T A m o u n t _ L b l > - 
-         < V A T B a s e _ L b l   E l e m e n t T y p e = " C o l u m n "   E l e m e n t I d = " 1 8 6 6 1 5 8 2 7 8 "   D a t a T y p e = " L a b e l " > V A T B a s e _ L b l < / V A T B a s e _ L b l > - 
-         < V A T C l a u s e s _ L b l   E l e m e n t T y p e = " C o l u m n "   E l e m e n t I d = " 1 3 8 3 9 2 0 0 1 9 "   D a t a T y p e = " L a b e l " > V A T C l a u s e s _ L b l < / V A T C l a u s e s _ L b l > +         < S u b t o t a l _ L b l   E l e m e n t T y p e = " C o l u m n "   E l e m e n t I d = " 1 9 6 7 7 9 5 1 4 2 "   D a t a T y p e = " T e x t C o n s t " > S u b t o t a l _ L b l < / S u b t o t a l _ L b l > + 
+         < T h a n k s _ L b l   E l e m e n t T y p e = " C o l u m n "   E l e m e n t I d = " 2 1 0 3 3 0 5 5 2 5 "   D a t a T y p e = " T e x t C o n s t " > T h a n k s _ L b l < / T h a n k s _ L b l > + 
+         < T o t a l _ L b l   E l e m e n t T y p e = " C o l u m n "   E l e m e n t I d = " 1 2 1 0 1 0 0 8 7 8 "   D a t a T y p e = " T e x t C o n s t " > T o t a l _ L b l < / T o t a l _ L b l > + 
+         < T o t a l C O 2 e _ L b l   E l e m e n t T y p e = " C o l u m n "   E l e m e n t I d = " 1 0 3 0 5 9 5 2 5 5 "   D a t a T y p e = " T e x t " > T o t a l C O 2 e _ L b l < / T o t a l C O 2 e _ L b l > + 
+         < V A T A m o u n t _ L b l   E l e m e n t T y p e = " C o l u m n "   E l e m e n t I d = " 1 0 9 4 6 5 7 2 9 "   D a t a T y p e = " T e x t C o n s t " > V A T A m o u n t _ L b l < / V A T A m o u n t _ L b l > + 
+         < V A T A m o u n t S p e c i f i c a t i o n _ L b l   E l e m e n t T y p e = " C o l u m n "   E l e m e n t I d = " 8 7 8 7 0 6 8 4 6 "   D a t a T y p e = " T e x t C o n s t " > V A T A m o u n t S p e c i f i c a t i o n _ L b l < / V A T A m o u n t S p e c i f i c a t i o n _ L b l > + 
+         < V A T B a s e _ L b l   E l e m e n t T y p e = " C o l u m n "   E l e m e n t I d = " 1 8 6 6 1 5 8 2 7 8 "   D a t a T y p e = " T e x t C o n s t " > V A T B a s e _ L b l < / V A T B a s e _ L b l >   
          < V A T C l a u s e _ L b l   E l e m e n t T y p e = " C o l u m n "   E l e m e n t I d = " 1 5 7 0 4 9 5 4 9 0 "   D a t a T y p e = " S t r i n g " > V A T C l a u s e _ L b l < / V A T C l a u s e _ L b l >   
-         < V A T I d e n t i f i e r _ L b l   E l e m e n t T y p e = " C o l u m n "   E l e m e n t I d = " 1 6 8 6 6 2 3 9 8 4 "   D a t a T y p e = " L a b e l " > V A T I d e n t i f i e r _ L b l < / V A T I d e n t i f i e r _ L b l > - 
-         < V A T P e r c e n t a g e _ L b l   E l e m e n t T y p e = " C o l u m n "   E l e m e n t I d = " 6 7 6 6 5 4 5 6 5 "   D a t a T y p e = " L a b e l " > V A T P e r c e n t a g e _ L b l < / V A T P e r c e n t a g e _ L b l > +         < V A T C l a u s e s _ L b l   E l e m e n t T y p e = " C o l u m n "   E l e m e n t I d = " 1 3 8 3 9 2 0 0 1 9 "   D a t a T y p e = " T e x t C o n s t " > V A T C l a u s e s _ L b l < / V A T C l a u s e s _ L b l > + 
+         < V A T I d e n t i f i e r _ L b l   E l e m e n t T y p e = " C o l u m n "   E l e m e n t I d = " 1 6 8 6 6 2 3 9 8 4 "   D a t a T y p e = " T e x t C o n s t " > V A T I d e n t i f i e r _ L b l < / V A T I d e n t i f i e r _ L b l > + 
+         < V A T P e r c e n t a g e _ L b l   E l e m e n t T y p e = " C o l u m n "   E l e m e n t I d = " 6 7 6 6 5 4 5 6 5 "   D a t a T y p e = " T e x t C o n s t " > V A T P e r c e n t a g e _ L b l < / V A T P e r c e n t a g e _ L b l >   
          < V A T R e g i s t r a t i o n N o   E l e m e n t T y p e = " C o l u m n "   E l e m e n t I d = " 1 8 8 9 1 9 5 4 0 2 "   D a t a T y p e = " T e x t " > V A T R e g i s t r a t i o n N o < / V A T R e g i s t r a t i o n N o >   
          < V A T R e g i s t r a t i o n N o _ L b l   E l e m e n t T y p e = " C o l u m n "   E l e m e n t I d = " 1 4 2 4 6 1 6 0 8 5 "   D a t a T y p e = " T e x t " > V A T R e g i s t r a t i o n N o _ L b l < / V A T R e g i s t r a t i o n N o _ L b l >   
-         < Y o u r E s t i m a t e _ L b l   E l e m e n t T y p e = " C o l u m n "   E l e m e n t I d = " 4 9 2 1 8 5 2 2 5 "   D a t a T y p e = " L a b e l " > Y o u r E s t i m a t e _ L b l < / Y o u r E s t i m a t e _ L b l > +         < Y o u r E s t i m a t e _ L b l   E l e m e n t T y p e = " C o l u m n "   E l e m e n t I d = " 4 9 2 1 8 5 2 2 5 "   D a t a T y p e = " T e x t C o n s t " > Y o u r E s t i m a t e _ L b l < / Y o u r E s t i m a t e _ L b l >   
          < Y o u r R e f e r e n c e   E l e m e n t T y p e = " C o l u m n "   E l e m e n t I d = " 1 1 0 3 9 9 5 1 "   D a t a T y p e = " T e x t " > Y o u r R e f e r e n c e < / Y o u r R e f e r e n c e >   
@@ -4637,6 +4172,8 @@
  
              < A m o u n t I n c l u d i n g V A T _ L i n e _ L b l   E l e m e n t T y p e = " C o l u m n "   E l e m e n t I d = " 9 3 0 7 4 7 3 1 3 "   D a t a T y p e = " S t r i n g " > A m o u n t I n c l u d i n g V A T _ L i n e _ L b l < / A m o u n t I n c l u d i n g V A T _ L i n e _ L b l >   
+             < C O 2 e P e r U n i t _ L i n e   E l e m e n t T y p e = " C o l u m n "   E l e m e n t I d = " 1 3 2 0 1 7 0 3 0 2 "   D a t a T y p e = " T e x t " > C O 2 e P e r U n i t _ L i n e < / C O 2 e P e r U n i t _ L i n e > + 
              < D e s c r i p t i o n _ L i n e   E l e m e n t T y p e = " C o l u m n "   E l e m e n t I d = " 1 4 0 6 8 2 2 3 1 0 "   D a t a T y p e = " T e x t " > D e s c r i p t i o n _ L i n e < / D e s c r i p t i o n _ L i n e >   
              < D e s c r i p t i o n _ L i n e _ L b l   E l e m e n t T y p e = " C o l u m n "   E l e m e n t I d = " 2 1 1 8 9 5 1 4 9 5 "   D a t a T y p e = " S t r i n g " > D e s c r i p t i o n _ L i n e _ L b l < / D e s c r i p t i o n _ L i n e _ L b l > @@ -4653,23 +4190,23 @@
  
              < L i n e A m o u n t _ L i n e _ L b l   E l e m e n t T y p e = " C o l u m n "   E l e m e n t I d = " 9 9 2 9 0 1 8 4 5 "   D a t a T y p e = " S t r i n g " > L i n e A m o u n t _ L i n e _ L b l < / L i n e A m o u n t _ L i n e _ L b l >   
+             < L i n e D i s c o u n t P e r c e n t _ L i n e   E l e m e n t T y p e = " C o l u m n "   E l e m e n t I d = " 9 0 7 8 2 7 4 3 6 "   D a t a T y p e = " D e c i m a l " > L i n e D i s c o u n t P e r c e n t _ L i n e < / L i n e D i s c o u n t P e r c e n t _ L i n e > + 
              < L i n e D i s c o u n t P e r c e n t T e x t _ L i n e   E l e m e n t T y p e = " C o l u m n "   E l e m e n t I d = " 6 1 3 1 3 5 1 9 "   D a t a T y p e = " T e x t " > L i n e D i s c o u n t P e r c e n t T e x t _ L i n e < / L i n e D i s c o u n t P e r c e n t T e x t _ L i n e >   
-             < L i n e D i s c o u n t P e r c e n t _ L i n e   E l e m e n t T y p e = " C o l u m n "   E l e m e n t I d = " 9 0 7 8 2 7 4 3 6 "   D a t a T y p e = " D e c i m a l " > L i n e D i s c o u n t P e r c e n t _ L i n e < / L i n e D i s c o u n t P e r c e n t _ L i n e > - 
              < L i n e N o _ L i n e   E l e m e n t T y p e = " C o l u m n "   E l e m e n t I d = " 6 9 8 9 8 5 9 7 9 "   D a t a T y p e = " I n t e g e r " > L i n e N o _ L i n e < / L i n e N o _ L i n e >   
-             < P r i c e P e r _ L b l   E l e m e n t T y p e = " C o l u m n "   E l e m e n t I d = " 9 7 3 2 8 0 1 3 4 "   D a t a T y p e = " L a b e l " > P r i c e P e r _ L b l < / P r i c e P e r _ L b l > - 
-             < P r i c e _ L b l   E l e m e n t T y p e = " C o l u m n "   E l e m e n t I d = " 2 1 2 6 7 6 4 9 2 5 "   D a t a T y p e = " L a b e l " > P r i c e _ L b l < / P r i c e _ L b l > - 
-             < Q t y _ L b l   E l e m e n t T y p e = " C o l u m n "   E l e m e n t I d = " 2 6 3 6 7 3 7 6 4 "   D a t a T y p e = " L a b e l " > Q t y _ L b l < / Q t y _ L b l > +             < P r i c e _ L b l   E l e m e n t T y p e = " C o l u m n "   E l e m e n t I d = " 2 1 2 6 7 6 4 9 2 5 "   D a t a T y p e = " T e x t C o n s t " > P r i c e _ L b l < / P r i c e _ L b l > + 
+             < P r i c e P e r _ L b l   E l e m e n t T y p e = " C o l u m n "   E l e m e n t I d = " 9 7 3 2 8 0 1 3 4 "   D a t a T y p e = " T e x t C o n s t " > P r i c e P e r _ L b l < / P r i c e P e r _ L b l > + 
+             < Q t y _ L b l   E l e m e n t T y p e = " C o l u m n "   E l e m e n t I d = " 2 6 3 6 7 3 7 6 4 "   D a t a T y p e = " T e x t C o n s t " > Q t y _ L b l < / Q t y _ L b l >   
              < Q u a n t i t y _ L i n e   E l e m e n t T y p e = " C o l u m n "   E l e m e n t I d = " 1 0 6 8 5 4 3 5 3 7 "   D a t a T y p e = " T e x t " > Q u a n t i t y _ L i n e < / Q u a n t i t y _ L i n e >   
              < Q u a n t i t y _ L i n e _ L b l   E l e m e n t T y p e = " C o l u m n "   E l e m e n t I d = " 2 0 3 4 5 0 6 8 0 2 "   D a t a T y p e = " S t r i n g " > Q u a n t i t y _ L i n e _ L b l < / Q u a n t i t y _ L i n e _ L b l >   
-             < S h i p m e n t D a t e _ L b l   E l e m e n t T y p e = " C o l u m n "   E l e m e n t I d = " 6 1 4 4 0 0 3 6 4 "   D a t a T y p e = " L a b e l " > S h i p m e n t D a t e _ L b l < / S h i p m e n t D a t e _ L b l > +             < S h i p m e n t D a t e _ L b l   E l e m e n t T y p e = " C o l u m n "   E l e m e n t I d = " 6 1 4 4 0 0 3 6 4 "   D a t a T y p e = " T e x t C o n s t " > S h i p m e n t D a t e _ L b l < / S h i p m e n t D a t e _ L b l >   
              < S h i p m e n t D a t e _ L i n e   E l e m e n t T y p e = " C o l u m n "   E l e m e n t I d = " 1 6 7 3 3 7 5 4 1 6 "   D a t a T y p e = " S t r i n g " > S h i p m e n t D a t e _ L i n e < / S h i p m e n t D a t e _ L i n e >   
@@ -4677,6 +4214,8 @@
  
              < T y p e _ L i n e   E l e m e n t T y p e = " C o l u m n "   E l e m e n t I d = " 2 7 2 8 0 4 9 2 4 "   D a t a T y p e = " S t r i n g " > T y p e _ L i n e < / T y p e _ L i n e >   
+             < U n i t _ L b l   E l e m e n t T y p e = " C o l u m n "   E l e m e n t I d = " 8 1 4 3 6 4 3 1 8 "   D a t a T y p e = " T e x t C o n s t " > U n i t _ L b l < / U n i t _ L b l > + 
              < U n i t O f M e a s u r e   E l e m e n t T y p e = " C o l u m n "   E l e m e n t I d = " 1 8 0 8 2 2 8 0 1 8 "   D a t a T y p e = " T e x t " > U n i t O f M e a s u r e < / U n i t O f M e a s u r e >   
              < U n i t O f M e a s u r e _ L b l   E l e m e n t T y p e = " C o l u m n "   E l e m e n t I d = " 9 8 1 9 5 1 2 4 9 "   D a t a T y p e = " S t r i n g " > U n i t O f M e a s u r e _ L b l < / U n i t O f M e a s u r e _ L b l > @@ -4685,8 +4224,6 @@
  
              < U n i t P r i c e _ L b l   E l e m e n t T y p e = " C o l u m n "   E l e m e n t I d = " 1 1 6 3 9 2 6 6 0 3 "   D a t a T y p e = " S t r i n g " > U n i t P r i c e _ L b l < / U n i t P r i c e _ L b l >   
-             < U n i t _ L b l   E l e m e n t T y p e = " C o l u m n "   E l e m e n t I d = " 8 1 4 3 6 4 3 1 8 "   D a t a T y p e = " L a b e l " > U n i t _ L b l < / U n i t _ L b l > - 
              < V A T I d e n t i f i e r _ L i n e   E l e m e n t T y p e = " C o l u m n "   E l e m e n t I d = " 1 7 7 3 6 2 2 4 1 2 "   D a t a T y p e = " C o d e " > V A T I d e n t i f i e r _ L i n e < / V A T I d e n t i f i e r _ L i n e >   
              < V A T I d e n t i f i e r _ L i n e _ L b l   E l e m e n t T y p e = " C o l u m n "   E l e m e n t I d = " 5 3 3 7 8 2 7 0 3 "   D a t a T y p e = " S t r i n g " > V A T I d e n t i f i e r _ L i n e _ L b l < / V A T I d e n t i f i e r _ L i n e _ L b l > @@ -4695,6 +4232,28 @@
  
              < V A T P c t _ L i n e _ L b l   E l e m e n t T y p e = " C o l u m n "   E l e m e n t I d = " 1 2 0 7 5 2 9 9 1 5 "   D a t a T y p e = " S t r i n g " > V A T P c t _ L i n e _ L b l < / V A T P c t _ L i n e _ L b l >   
+             < S e r v i c e C o m m i t m e n t H e a d e r F o r S a l e s L i n e   E l e m e n t T y p e = " D a t a I t e m "   E l e m e n t I d = " 2 6 0 5 7 5 8 7 1 " > + 
+                 < S e r v i c e C o m m i t m e n t F o r L i n e D e s c r i p t i o n _ L b l   E l e m e n t T y p e = " C o l u m n "   E l e m e n t I d = " 1 8 3 9 3 2 6 6 6 7 "   D a t a T y p e = " T e x t " > S e r v i c e C o m m i t m e n t F o r L i n e D e s c r i p t i o n _ L b l < / S e r v i c e C o m m i t m e n t F o r L i n e D e s c r i p t i o n _ L b l > + 
+                 < S e r v i c e C o m m i t m e n t F o r L i n e D i s c o u n t _ L b l   E l e m e n t T y p e = " C o l u m n "   E l e m e n t I d = " 1 8 3 7 0 5 0 1 8 "   D a t a T y p e = " T e x t " > S e r v i c e C o m m i t m e n t F o r L i n e D i s c o u n t _ L b l < / S e r v i c e C o m m i t m e n t F o r L i n e D i s c o u n t _ L b l > + 
+                 < S e r v i c e C o m m i t m e n t F o r L i n e P r i c e _ L b l   E l e m e n t T y p e = " C o l u m n "   E l e m e n t I d = " 6 1 5 0 7 0 4 9 4 "   D a t a T y p e = " T e x t " > S e r v i c e C o m m i t m e n t F o r L i n e P r i c e _ L b l < / S e r v i c e C o m m i t m e n t F o r L i n e P r i c e _ L b l > + 
+                 < S e r v i c e C o m m i t m e n t F o r L i n e   E l e m e n t T y p e = " D a t a I t e m "   E l e m e n t I d = " 1 8 0 1 1 0 3 3 4 6 " > + 
+                     < S e r v i c e C o m m i t m e n t F o r L i n e D e s c r i p t i o n   E l e m e n t T y p e = " C o l u m n "   E l e m e n t I d = " 2 0 7 8 7 8 2 3 2 "   D a t a T y p e = " T e x t " > S e r v i c e C o m m i t m e n t F o r L i n e D e s c r i p t i o n < / S e r v i c e C o m m i t m e n t F o r L i n e D e s c r i p t i o n > + 
+                     < S e r v i c e C o m m i t m e n t F o r L i n e D i s c o u n t   E l e m e n t T y p e = " C o l u m n "   E l e m e n t I d = " 1 7 2 0 3 2 4 3 4 7 "   D a t a T y p e = " T e x t " > S e r v i c e C o m m i t m e n t F o r L i n e D i s c o u n t < / S e r v i c e C o m m i t m e n t F o r L i n e D i s c o u n t > + 
+                     < S e r v i c e C o m m i t m e n t F o r L i n e L i n e N o   E l e m e n t T y p e = " C o l u m n "   E l e m e n t I d = " 3 6 6 2 2 9 7 5 3 "   D a t a T y p e = " I n t e g e r " > S e r v i c e C o m m i t m e n t F o r L i n e L i n e N o < / S e r v i c e C o m m i t m e n t F o r L i n e L i n e N o > + 
+                     < S e r v i c e C o m m i t m e n t F o r L i n e P r i c e   E l e m e n t T y p e = " C o l u m n "   E l e m e n t I d = " 1 6 5 6 4 4 5 1 "   D a t a T y p e = " T e x t " > S e r v i c e C o m m i t m e n t F o r L i n e P r i c e < / S e r v i c e C o m m i t m e n t F o r L i n e P r i c e > + 
+                 < / S e r v i c e C o m m i t m e n t F o r L i n e > + 
+             < / S e r v i c e C o m m i t m e n t H e a d e r F o r S a l e s L i n e > + 
          < / L i n e >   
          < W o r k D e s c r i p t i o n L i n e s   E l e m e n t T y p e = " D a t a I t e m "   E l e m e n t I d = " 2 7 6 8 1 9 4 4 7 " > @@ -4721,21 +4280,21 @@
  
              < N o O f V A T I d e n t i f i e r s   E l e m e n t T y p e = " C o l u m n "   E l e m e n t I d = " 1 1 5 3 2 6 3 0 2 6 "   D a t a T y p e = " I n t e g e r " > N o O f V A T I d e n t i f i e r s < / N o O f V A T I d e n t i f i e r s >   
+             < V A T A m o u n t _ V a t A m o u n t L i n e   E l e m e n t T y p e = " C o l u m n "   E l e m e n t I d = " 1 8 9 1 8 2 0 6 2 0 "   D a t a T y p e = " D e c i m a l " > V A T A m o u n t _ V a t A m o u n t L i n e < / V A T A m o u n t _ V a t A m o u n t L i n e > + 
+             < V A T A m o u n t _ V a t A m o u n t L i n e _ L b l   E l e m e n t T y p e = " C o l u m n "   E l e m e n t I d = " 1 5 1 3 5 5 5 4 7 3 "   D a t a T y p e = " S t r i n g " > V A T A m o u n t _ V a t A m o u n t L i n e _ L b l < / V A T A m o u n t _ V a t A m o u n t L i n e _ L b l > + 
              < V A T A m o u n t L C Y _ V A T A m o u n t L i n e   E l e m e n t T y p e = " C o l u m n "   E l e m e n t I d = " 1 5 8 1 9 9 4 3 5 0 "   D a t a T y p e = " D e c i m a l " > V A T A m o u n t L C Y _ V A T A m o u n t L i n e < / V A T A m o u n t L C Y _ V A T A m o u n t L i n e >   
-             < V A T A m o u n t L C Y _ V A T A m o u n t L i n e _ L b l   E l e m e n t T y p e = " C o l u m n "   E l e m e n t I d = " 9 2 3 0 0 3 3 7 "   D a t a T y p e = " L a b e l " > V A T A m o u n t L C Y _ V A T A m o u n t L i n e _ L b l < / V A T A m o u n t L C Y _ V A T A m o u n t L i n e _ L b l > - 
-             < V A T A m o u n t _ V a t A m o u n t L i n e   E l e m e n t T y p e = " C o l u m n "   E l e m e n t I d = " 1 8 9 1 8 2 0 6 2 0 "   D a t a T y p e = " D e c i m a l " > V A T A m o u n t _ V a t A m o u n t L i n e < / V A T A m o u n t _ V a t A m o u n t L i n e > - 
-             < V A T A m o u n t _ V a t A m o u n t L i n e _ L b l   E l e m e n t T y p e = " C o l u m n "   E l e m e n t I d = " 1 5 1 3 5 5 5 4 7 3 "   D a t a T y p e = " S t r i n g " > V A T A m o u n t _ V a t A m o u n t L i n e _ L b l < / V A T A m o u n t _ V a t A m o u n t L i n e _ L b l > +             < V A T A m o u n t L C Y _ V A T A m o u n t L i n e _ L b l   E l e m e n t T y p e = " C o l u m n "   E l e m e n t I d = " 9 2 3 0 0 3 3 7 "   D a t a T y p e = " T e x t C o n s t " > V A T A m o u n t L C Y _ V A T A m o u n t L i n e _ L b l < / V A T A m o u n t L C Y _ V A T A m o u n t L i n e _ L b l > + 
+             < V A T B a s e _ V a t A m o u n t L i n e   E l e m e n t T y p e = " C o l u m n "   E l e m e n t I d = " 1 4 5 8 9 3 7 8 1 9 "   D a t a T y p e = " D e c i m a l " > V A T B a s e _ V a t A m o u n t L i n e < / V A T B a s e _ V a t A m o u n t L i n e > + 
+             < V A T B a s e _ V a t A m o u n t L i n e _ L b l   E l e m e n t T y p e = " C o l u m n "   E l e m e n t I d = " 1 6 9 1 3 0 2 4 8 8 "   D a t a T y p e = " S t r i n g " > V A T B a s e _ V a t A m o u n t L i n e _ L b l < / V A T B a s e _ V a t A m o u n t L i n e _ L b l >   
              < V A T B a s e L C Y _ V A T A m o u n t L i n e   E l e m e n t T y p e = " C o l u m n "   E l e m e n t I d = " 1 8 6 0 9 4 5 6 3 5 "   D a t a T y p e = " D e c i m a l " > V A T B a s e L C Y _ V A T A m o u n t L i n e < / V A T B a s e L C Y _ V A T A m o u n t L i n e >   
-             < V A T B a s e L C Y _ V A T A m o u n t L i n e _ L b l   E l e m e n t T y p e = " C o l u m n "   E l e m e n t I d = " 1 2 3 6 4 6 7 9 9 8 "   D a t a T y p e = " L a b e l " > V A T B a s e L C Y _ V A T A m o u n t L i n e _ L b l < / V A T B a s e L C Y _ V A T A m o u n t L i n e _ L b l > - 
-             < V A T B a s e _ V a t A m o u n t L i n e   E l e m e n t T y p e = " C o l u m n "   E l e m e n t I d = " 1 4 5 8 9 3 7 8 1 9 "   D a t a T y p e = " D e c i m a l " > V A T B a s e _ V a t A m o u n t L i n e < / V A T B a s e _ V a t A m o u n t L i n e > - 
-             < V A T B a s e _ V a t A m o u n t L i n e _ L b l   E l e m e n t T y p e = " C o l u m n "   E l e m e n t I d = " 1 6 9 1 3 0 2 4 8 8 "   D a t a T y p e = " S t r i n g " > V A T B a s e _ V a t A m o u n t L i n e _ L b l < / V A T B a s e _ V a t A m o u n t L i n e _ L b l > +             < V A T B a s e L C Y _ V A T A m o u n t L i n e _ L b l   E l e m e n t T y p e = " C o l u m n "   E l e m e n t I d = " 1 2 3 6 4 6 7 9 9 8 "   D a t a T y p e = " T e x t C o n s t " > V A T B a s e L C Y _ V A T A m o u n t L i n e _ L b l < / V A T B a s e L C Y _ V A T A m o u n t L i n e _ L b l >   
              < V A T I d e n t i f i e r _ V a t A m o u n t L i n e   E l e m e n t T y p e = " C o l u m n "   E l e m e n t I d = " 1 1 4 2 0 7 0 0 3 5 "   D a t a T y p e = " C o d e " > V A T I d e n t i f i e r _ V a t A m o u n t L i n e < / V A T I d e n t i f i e r _ V a t A m o u n t L i n e >   
@@ -4749,10 +4308,10 @@
  
          < R e p o r t T o t a l s L i n e   E l e m e n t T y p e = " D a t a I t e m "   E l e m e n t I d = " 2 1 2 2 5 4 9 8 3 6 " >   
+             < A m o u n t _ R e p o r t T o t a l s L i n e   E l e m e n t T y p e = " C o l u m n "   E l e m e n t I d = " 4 1 9 9 1 8 3 6 9 "   D a t a T y p e = " D e c i m a l " > A m o u n t _ R e p o r t T o t a l s L i n e < / A m o u n t _ R e p o r t T o t a l s L i n e > + 
              < A m o u n t F o r m a t t e d _ R e p o r t T o t a l s L i n e   E l e m e n t T y p e = " C o l u m n "   E l e m e n t I d = " 1 5 0 6 1 3 6 8 2 5 "   D a t a T y p e = " T e x t " > A m o u n t F o r m a t t e d _ R e p o r t T o t a l s L i n e < / A m o u n t F o r m a t t e d _ R e p o r t T o t a l s L i n e >   
-             < A m o u n t _ R e p o r t T o t a l s L i n e   E l e m e n t T y p e = " C o l u m n "   E l e m e n t I d = " 4 1 9 9 1 8 3 6 9 "   D a t a T y p e = " D e c i m a l " > A m o u n t _ R e p o r t T o t a l s L i n e < / A m o u n t _ R e p o r t T o t a l s L i n e > - 
              < D e s c r i p t i o n _ R e p o r t T o t a l s L i n e   E l e m e n t T y p e = " C o l u m n "   E l e m e n t I d = " 5 8 1 9 9 6 0 6 7 "   D a t a T y p e = " T e x t " > D e s c r i p t i o n _ R e p o r t T o t a l s L i n e < / D e s c r i p t i o n _ R e p o r t T o t a l s L i n e >   
              < F o n t B o l d _ R e p o r t T o t a l s L i n e   E l e m e n t T y p e = " C o l u m n "   E l e m e n t I d = " 9 4 6 5 4 0 5 4 9 "   D a t a T y p e = " B o o l e a n " > F o n t B o l d _ R e p o r t T o t a l s L i n e < / F o n t B o l d _ R e p o r t T o t a l s L i n e > @@ -4761,13 +4320,33 @@
  
          < / R e p o r t T o t a l s L i n e >   
+         < S e r v i c e C o m m i t m e n t F o r L i n e C a p t i o n   E l e m e n t T y p e = " D a t a I t e m "   E l e m e n t I d = " 4 5 5 8 5 1 6 0 0 " > + 
+             < S e r v i c e C o m m i t m e n t F o r L i n e T o t a l T e x t _ L b l   E l e m e n t T y p e = " C o l u m n "   E l e m e n t I d = " 9 9 6 5 4 9 8 5 2 "   D a t a T y p e = " T e x t " > S e r v i c e C o m m i t m e n t F o r L i n e T o t a l T e x t _ L b l < / S e r v i c e C o m m i t m e n t F o r L i n e T o t a l T e x t _ L b l > + 
+         < / S e r v i c e C o m m i t m e n t F o r L i n e C a p t i o n > + 
+         < S e r v i c e C o m m i t m e n t s G r o u p   E l e m e n t T y p e = " D a t a I t e m "   E l e m e n t I d = " 1 9 6 6 6 9 4 9 2 7 " > + 
+             < S e r v i c e C o m m i t m e n t s G r o u p P e r P e r i o d   E l e m e n t T y p e = " D a t a I t e m "   E l e m e n t I d = " 1 0 7 5 7 2 7 7 9 7 " > + 
+                 < S e r v i c e C o m m i t m e n t s G r o u p P e r P e r i o d N a m e   E l e m e n t T y p e = " C o l u m n "   E l e m e n t I d = " 1 5 2 1 8 3 1 0 2 2 "   D a t a T y p e = " T e x t " > S e r v i c e C o m m i t m e n t s G r o u p P e r P e r i o d N a m e < / S e r v i c e C o m m i t m e n t s G r o u p P e r P e r i o d N a m e > + 
+                 < S e r v i c e C o m m i t m e n t s G r o u p P e r P e r i o d T y p e   E l e m e n t T y p e = " C o l u m n "   E l e m e n t I d = " 5 0 6 1 5 7 4 8 5 "   D a t a T y p e = " T e x t " > S e r v i c e C o m m i t m e n t s G r o u p P e r P e r i o d T y p e < / S e r v i c e C o m m i t m e n t s G r o u p P e r P e r i o d T y p e > + 
+                 < S e r v i c e C o m m i t m e n t s G r o u p P e r P e r i o d V a l u e   E l e m e n t T y p e = " C o l u m n "   E l e m e n t I d = " 1 3 9 8 4 4 3 7 0 "   D a t a T y p e = " T e x t " > S e r v i c e C o m m i t m e n t s G r o u p P e r P e r i o d V a l u e < / S e r v i c e C o m m i t m e n t s G r o u p P e r P e r i o d V a l u e > + 
+             < / S e r v i c e C o m m i t m e n t s G r o u p P e r P e r i o d > + 
+         < / S e r v i c e C o m m i t m e n t s G r o u p > + 
          < L e t t e r T e x t   E l e m e n t T y p e = " D a t a I t e m "   E l e m e n t I d = " 1 5 1 0 3 5 3 8 3 4 " >   
-             < B o d y T e x t   E l e m e n t T y p e = " C o l u m n "   E l e m e n t I d = " 1 4 9 7 5 9 8 0 8 "   D a t a T y p e = " L a b e l " > B o d y T e x t < / B o d y T e x t > - 
-             < C l o s i n g T e x t   E l e m e n t T y p e = " C o l u m n "   E l e m e n t I d = " 5 1 2 1 3 5 9 0 9 "   D a t a T y p e = " L a b e l " > C l o s i n g T e x t < / C l o s i n g T e x t > - 
-             < G r e e t i n g T e x t   E l e m e n t T y p e = " C o l u m n "   E l e m e n t I d = " 1 1 7 5 2 7 9 2 8 9 "   D a t a T y p e = " L a b e l " > G r e e t i n g T e x t < / G r e e t i n g T e x t > +             < B o d y T e x t   E l e m e n t T y p e = " C o l u m n "   E l e m e n t I d = " 1 4 9 7 5 9 8 0 8 "   D a t a T y p e = " T e x t C o n s t " > B o d y T e x t < / B o d y T e x t > + 
+             < C l o s i n g T e x t   E l e m e n t T y p e = " C o l u m n "   E l e m e n t I d = " 5 1 2 1 3 5 9 0 9 "   D a t a T y p e = " T e x t C o n s t " > C l o s i n g T e x t < / C l o s i n g T e x t > + 
+             < G r e e t i n g T e x t   E l e m e n t T y p e = " C o l u m n "   E l e m e n t I d = " 1 1 7 5 2 7 9 2 8 9 "   D a t a T y p e = " T e x t C o n s t " > G r e e t i n g T e x t < / G r e e t i n g T e x t >   
              < P m t D i s c T e x t   E l e m e n t T y p e = " C o l u m n "   E l e m e n t I d = " 2 0 1 3 8 4 9 9 4 8 "   D a t a T y p e = " T e x t " > P m t D i s c T e x t < / P m t D i s c T e x t >   
@@ -4780,6 +4359,8 @@
              < C u r r e n c y S y m b o l   E l e m e n t T y p e = " C o l u m n "   E l e m e n t I d = " 1 1 6 2 5 1 0 7 4 8 "   D a t a T y p e = " T e x t " > C u r r e n c y S y m b o l < / C u r r e n c y S y m b o l >   
              < T o t a l A m o u n t I n c l u d i n g V A T   E l e m e n t T y p e = " C o l u m n "   E l e m e n t I d = " 9 1 0 5 1 1 5 7 5 "   D a t a T y p e = " S t r i n g " > T o t a l A m o u n t I n c l u d i n g V A T < / T o t a l A m o u n t I n c l u d i n g V A T > + 
+             < T o t a l C O 2 e   E l e m e n t T y p e = " C o l u m n "   E l e m e n t I d = " 9 5 4 7 1 1 2 1 2 "   D a t a T y p e = " D e c i m a l " > T o t a l C O 2 e < / T o t a l C O 2 e >   
              < T o t a l E x c l u d i n g V A T T e x t   E l e m e n t T y p e = " C o l u m n "   E l e m e n t I d = " 1 9 2 2 9 4 6 3 1 0 "   D a t a T y p e = " T e x t " > T o t a l E x c l u d i n g V A T T e x t < / T o t a l E x c l u d i n g V A T T e x t >   

--- a/src/Layers/W1/BaseApp/Sales/Document/StandardSalesQuoteEmailBody.docx
+++ b/src/Layers/W1/BaseApp/Sales/Document/StandardSalesQuoteEmailBody.docx
@@ -1,31 +1,19 @@
 
 <file path=word/document.xml><?xml version="1.0" encoding="utf-8"?>
-<w:document xmlns:wpc="http://schemas.microsoft.com/office/word/2010/wordprocessingCanvas" xmlns:cx="http://schemas.microsoft.com/office/drawing/2014/chartex" xmlns:cx1="http://schemas.microsoft.com/office/drawing/2015/9/8/chartex" xmlns:cx2="http://schemas.microsoft.com/office/drawing/2015/10/21/chartex" xmlns:cx3="http://schemas.microsoft.com/office/drawing/2016/5/9/chartex" xmlns:cx4="http://schemas.microsoft.com/office/drawing/2016/5/10/chartex" xmlns:cx5="http://schemas.microsoft.com/office/drawing/2016/5/11/chartex" xmlns:cx6="http://schemas.microsoft.com/office/drawing/2016/5/12/chartex" xmlns:cx7="http://schemas.microsoft.com/office/drawing/2016/5/13/chartex" xmlns:cx8="http://schemas.microsoft.com/office/drawing/2016/5/14/chartex" xmlns:mc="http://schemas.openxmlformats.org/markup-compatibility/2006" xmlns:aink="http://schemas.microsoft.com/office/drawing/2016/ink" xmlns:am3d="http://schemas.microsoft.com/office/drawing/2017/model3d" xmlns:o="urn:schemas-microsoft-com:office:office" xmlns:oel="http://schemas.microsoft.com/office/2019/extlst" xmlns:r="http://schemas.openxmlformats.org/officeDocument/2006/relationships" xmlns:m="http://schemas.openxmlformats.org/officeDocument/2006/math" xmlns:v="urn:schemas-microsoft-com:vml" xmlns:wp14="http://schemas.microsoft.com/office/word/2010/wordprocessingDrawing" xmlns:wp="http://schemas.openxmlformats.org/drawingml/2006/wordprocessingDrawing" xmlns:w10="urn:schemas-microsoft-com:office:word" xmlns:w="http://schemas.openxmlformats.org/wordprocessingml/2006/main" xmlns:w14="http://schemas.microsoft.com/office/word/2010/wordml" xmlns:w15="http://schemas.microsoft.com/office/word/2012/wordml" xmlns:w16cex="http://schemas.microsoft.com/office/word/2018/wordml/cex" xmlns:w16cid="http://schemas.microsoft.com/office/word/2016/wordml/cid" xmlns:w16="http://schemas.microsoft.com/office/word/2018/wordml" xmlns:w16du="http://schemas.microsoft.com/office/word/2023/wordml/word16du" xmlns:w16sdtdh="http://schemas.microsoft.com/office/word/2020/wordml/sdtdatahash" xmlns:w16sdtfl="http://schemas.microsoft.com/office/word/2024/wordml/sdtformatlock" xmlns:w16se="http://schemas.microsoft.com/office/word/2015/wordml/symex" xmlns:wpg="http://schemas.microsoft.com/office/word/2010/wordprocessingGroup" xmlns:wpi="http://schemas.microsoft.com/office/word/2010/wordprocessingInk" xmlns:wne="http://schemas.microsoft.com/office/word/2006/wordml" xmlns:wps="http://schemas.microsoft.com/office/word/2010/wordprocessingShape" mc:Ignorable="w14 w15 w16se w16cid w16 w16cex w16sdtdh w16sdtfl w16du wp14">
+<w:document xmlns:wpc="http://schemas.microsoft.com/office/word/2010/wordprocessingCanvas" xmlns:cx="http://schemas.microsoft.com/office/drawing/2014/chartex" xmlns:cx1="http://schemas.microsoft.com/office/drawing/2015/9/8/chartex" xmlns:cx2="http://schemas.microsoft.com/office/drawing/2015/10/21/chartex" xmlns:cx3="http://schemas.microsoft.com/office/drawing/2016/5/9/chartex" xmlns:cx4="http://schemas.microsoft.com/office/drawing/2016/5/10/chartex" xmlns:cx5="http://schemas.microsoft.com/office/drawing/2016/5/11/chartex" xmlns:cx6="http://schemas.microsoft.com/office/drawing/2016/5/12/chartex" xmlns:cx7="http://schemas.microsoft.com/office/drawing/2016/5/13/chartex" xmlns:cx8="http://schemas.microsoft.com/office/drawing/2016/5/14/chartex" xmlns:mc="http://schemas.openxmlformats.org/markup-compatibility/2006" xmlns:aink="http://schemas.microsoft.com/office/drawing/2016/ink" xmlns:am3d="http://schemas.microsoft.com/office/drawing/2017/model3d" xmlns:o="urn:schemas-microsoft-com:office:office" xmlns:oel="http://schemas.microsoft.com/office/2019/extlst" xmlns:r="http://schemas.openxmlformats.org/officeDocument/2006/relationships" xmlns:m="http://schemas.openxmlformats.org/officeDocument/2006/math" xmlns:v="urn:schemas-microsoft-com:vml" xmlns:wp14="http://schemas.microsoft.com/office/word/2010/wordprocessingDrawing" xmlns:wp="http://schemas.openxmlformats.org/drawingml/2006/wordprocessingDrawing" xmlns:w10="urn:schemas-microsoft-com:office:word" xmlns:w="http://schemas.openxmlformats.org/wordprocessingml/2006/main" xmlns:w14="http://schemas.microsoft.com/office/word/2010/wordml" xmlns:w15="http://schemas.microsoft.com/office/word/2012/wordml" xmlns:w16cei="http://schemas.microsoft.com/office/word/2026/wordml/cei" xmlns:w16cex="http://schemas.microsoft.com/office/word/2018/wordml/cex" xmlns:w16cid="http://schemas.microsoft.com/office/word/2016/wordml/cid" xmlns:w16="http://schemas.microsoft.com/office/word/2018/wordml" xmlns:w16du="http://schemas.microsoft.com/office/word/2023/wordml/word16du" xmlns:w16sdtdh="http://schemas.microsoft.com/office/word/2020/wordml/sdtdatahash" xmlns:w16sdtfl="http://schemas.microsoft.com/office/word/2024/wordml/sdtformatlock" xmlns:w16se="http://schemas.microsoft.com/office/word/2015/wordml/symex" xmlns:wpg="http://schemas.microsoft.com/office/word/2010/wordprocessingGroup" xmlns:wpi="http://schemas.microsoft.com/office/word/2010/wordprocessingInk" xmlns:wne="http://schemas.microsoft.com/office/word/2006/wordml" xmlns:wps="http://schemas.microsoft.com/office/word/2010/wordprocessingShape" mc:Ignorable="w14 w15 w16se w16cid w16 w16cex w16sdtdh w16sdtfl w16du wp14">
   <w:body>
     <w:tbl>
       <w:tblPr>
         <w:tblStyle w:val="BCBlockTable"/>
         <w:tblW w:w="5000" w:type="pct"/>
-        <w:tblBorders>
-          <w:top w:val="none" w:sz="0" w:space="0" w:color="auto"/>
-          <w:left w:val="none" w:sz="0" w:space="0" w:color="auto"/>
-          <w:bottom w:val="none" w:sz="0" w:space="0" w:color="auto"/>
-          <w:right w:val="none" w:sz="0" w:space="0" w:color="auto"/>
-          <w:insideH w:val="none" w:sz="0" w:space="0" w:color="auto"/>
-          <w:insideV w:val="none" w:sz="0" w:space="0" w:color="auto"/>
-        </w:tblBorders>
-        <w:tblCellMar>
-          <w:left w:w="0" w:type="dxa"/>
-          <w:right w:w="0" w:type="dxa"/>
-        </w:tblCellMar>
         <w:tblLook w:val="0620" w:firstRow="1" w:lastRow="0" w:firstColumn="0" w:lastColumn="0" w:noHBand="1" w:noVBand="1"/>
         <w:tblCaption w:val="Table 1"/>
         <w:tblDescription w:val="Layout table. Used for positioning, not for tabular data."/>
       </w:tblPr>
       <w:tblGrid>
-        <w:gridCol w:w="2620"/>
-        <w:gridCol w:w="4378"/>
-        <w:gridCol w:w="3500"/>
+        <w:gridCol w:w="2619"/>
+        <w:gridCol w:w="4376"/>
+        <w:gridCol w:w="3499"/>
       </w:tblGrid>
       <w:tr>
         <w:trPr>
@@ -57,7 +45,6 @@
         </w:tc>
         <w:sdt>
           <w:sdtPr>
-            <w:rPr/>
             <w:alias w:val="CompanyAddress1"/>
             <w:tag w:val="#BC:InsertDataItem,DataItems/Header/CompanyAddress1"/>
             <w:id w:val="-326134709"/>
@@ -113,7 +100,6 @@
         </w:tc>
         <w:sdt>
           <w:sdtPr>
-            <w:rPr/>
             <w:alias w:val="CompanyAddress2"/>
             <w:tag w:val="#BC:InsertDataItem,DataItems/Header/CompanyAddress2"/>
             <w:id w:val="512345475"/>
@@ -168,7 +154,6 @@
         </w:tc>
         <w:sdt>
           <w:sdtPr>
-            <w:rPr/>
             <w:alias w:val="CompanyAddress3"/>
             <w:tag w:val="#BC:InsertDataItem,DataItems/Header/CompanyAddress3"/>
             <w:id w:val="-509218624"/>
@@ -223,7 +208,6 @@
         </w:tc>
         <w:sdt>
           <w:sdtPr>
-            <w:rPr/>
             <w:alias w:val="CompanyAddress4"/>
             <w:tag w:val="#BC:InsertDataItem,DataItems/Header/CompanyAddress4"/>
             <w:id w:val="935480585"/>
@@ -282,7 +266,6 @@
           </w:tcPr>
           <w:sdt>
             <w:sdtPr>
-              <w:rPr/>
               <w:alias w:val="CompanyAddress5"/>
               <w:tag w:val="#BC:InsertDataItem,DataItems/Header/CompanyAddress5"/>
               <w:id w:val="-1372907855"/>
@@ -337,7 +320,6 @@
         </w:tc>
         <w:sdt>
           <w:sdtPr>
-            <w:rPr/>
             <w:alias w:val="CompanyAddress6"/>
             <w:tag w:val="#BC:InsertDataItem,DataItems/Header/CompanyAddress6"/>
             <w:id w:val="1511872859"/>
@@ -396,7 +378,6 @@
         </w:tc>
         <w:sdt>
           <w:sdtPr>
-            <w:rPr/>
             <w:alias w:val="CompanyLegalOffice"/>
             <w:tag w:val="#BC:InsertDataItem,DataItems/Header/CompanyLegalOffice"/>
             <w:id w:val="1498620329"/>
@@ -432,25 +413,13 @@
       <w:tblPr>
         <w:tblStyle w:val="BCBlockTable"/>
         <w:tblW w:w="5000" w:type="pct"/>
-        <w:tblBorders>
-          <w:top w:val="none" w:sz="0" w:space="0" w:color="auto"/>
-          <w:left w:val="none" w:sz="0" w:space="0" w:color="auto"/>
-          <w:bottom w:val="none" w:sz="0" w:space="0" w:color="auto"/>
-          <w:right w:val="none" w:sz="0" w:space="0" w:color="auto"/>
-          <w:insideH w:val="none" w:sz="0" w:space="0" w:color="auto"/>
-          <w:insideV w:val="none" w:sz="0" w:space="0" w:color="auto"/>
-        </w:tblBorders>
-        <w:tblCellMar>
-          <w:left w:w="0" w:type="dxa"/>
-          <w:right w:w="0" w:type="dxa"/>
-        </w:tblCellMar>
         <w:tblLook w:val="0620" w:firstRow="1" w:lastRow="0" w:firstColumn="0" w:lastColumn="0" w:noHBand="1" w:noVBand="1"/>
         <w:tblCaption w:val="Document Information Block"/>
         <w:tblDescription w:val="Layout table. Used for positioning, not for tabular data."/>
       </w:tblPr>
       <w:tblGrid>
-        <w:gridCol w:w="2624"/>
-        <w:gridCol w:w="2624"/>
+        <w:gridCol w:w="2623"/>
+        <w:gridCol w:w="2623"/>
         <w:gridCol w:w="2624"/>
         <w:gridCol w:w="2624"/>
       </w:tblGrid>
@@ -462,7 +431,6 @@
         </w:trPr>
         <w:sdt>
           <w:sdtPr>
-            <w:rPr/>
             <w:alias w:val="BilltoCustomerNo_Lbl"/>
             <w:tag w:val="#BC:InsertDataItem,DataItems/Header/BilltoCustomerNo_Lbl"/>
             <w:id w:val="-1992172956"/>
@@ -481,7 +449,7 @@
               <w:p>
                 <w:pPr>
                   <w:pStyle w:val="BCLabel"/>
-                  <w:spacing w:before="0" w:line="276" w:lineRule="auto"/>
+                  <w:spacing w:line="276" w:lineRule="auto"/>
                 </w:pPr>
                 <w:proofErr w:type="spellStart"/>
                 <w:r>
@@ -499,7 +467,7 @@
           <w:p>
             <w:pPr>
               <w:pStyle w:val="BCLabel"/>
-              <w:spacing w:before="0" w:line="276" w:lineRule="auto"/>
+              <w:spacing w:line="276" w:lineRule="auto"/>
             </w:pPr>
           </w:p>
         </w:tc>
@@ -533,7 +501,6 @@
         </w:trPr>
         <w:sdt>
           <w:sdtPr>
-            <w:rPr/>
             <w:alias w:val="BilltoCustumerNo"/>
             <w:tag w:val="#BC:InsertDataItem,DataItems/Header/BilltoCustumerNo"/>
             <w:id w:val="1218939172"/>
@@ -603,19 +570,16 @@
       <w:tblPr>
         <w:tblStyle w:val="BCBlockTable"/>
         <w:tblW w:w="5000" w:type="pct"/>
-        <w:tblCellMar>
-          <w:left w:w="0" w:type="dxa"/>
-          <w:right w:w="0" w:type="dxa"/>
-        </w:tblCellMar>
         <w:tblLook w:val="0620" w:firstRow="1" w:lastRow="0" w:firstColumn="0" w:lastColumn="0" w:noHBand="1" w:noVBand="1"/>
         <w:tblCaption w:val="Notes Block"/>
         <w:tblDescription w:val="Layout table. Used for positioning, not for tabular data."/>
       </w:tblPr>
       <w:tblGrid>
-        <w:gridCol w:w="10498"/>
+        <w:gridCol w:w="10494"/>
       </w:tblGrid>
       <w:tr>
         <w:trPr>
+          <w:cnfStyle w:val="100000000000" w:firstRow="1" w:lastRow="0" w:firstColumn="0" w:lastColumn="0" w:oddVBand="0" w:evenVBand="0" w:oddHBand="0" w:evenHBand="0" w:firstRowFirstColumn="0" w:firstRowLastColumn="0" w:lastRowFirstColumn="0" w:lastRowLastColumn="0"/>
           <w:cantSplit/>
         </w:trPr>
         <w:tc>
@@ -625,12 +589,10 @@
           <w:p>
             <w:pPr>
               <w:pStyle w:val="NoSpacing"/>
-              <w:spacing w:after="0"/>
               <w:ind w:right="29"/>
             </w:pPr>
             <w:sdt>
               <w:sdtPr>
-                <w:rPr/>
                 <w:alias w:val="GreetingText"/>
                 <w:tag w:val="#BC:InsertDataItem,DataItems/Header/LetterText/GreetingText"/>
                 <w:id w:val="-747490646"/>
@@ -654,7 +616,6 @@
             </w:r>
             <w:sdt>
               <w:sdtPr>
-                <w:rPr/>
                 <w:alias w:val="CustomerAddress1"/>
                 <w:tag w:val="#BC:InsertDataItem,DataItems/Header/CustomerAddress1"/>
                 <w:id w:val="-639190303"/>
@@ -683,7 +644,6 @@
         </w:trPr>
         <w:sdt>
           <w:sdtPr>
-            <w:rPr/>
             <w:alias w:val="BodyText"/>
             <w:tag w:val="#BC:InsertDataItem,DataItems/Header/LetterText/BodyText"/>
             <w:id w:val="-1152063597"/>
@@ -702,7 +662,6 @@
               <w:p>
                 <w:pPr>
                   <w:pStyle w:val="NoSpacing"/>
-                  <w:spacing w:after="0"/>
                   <w:ind w:right="29"/>
                 </w:pPr>
                 <w:proofErr w:type="spellStart"/>
@@ -735,9 +694,9 @@
         <w:tblDescription w:val="Layout table. Used for positioning, not for tabular data."/>
       </w:tblPr>
       <w:tblGrid>
-        <w:gridCol w:w="2541"/>
-        <w:gridCol w:w="4392"/>
-        <w:gridCol w:w="3565"/>
+        <w:gridCol w:w="2539"/>
+        <w:gridCol w:w="4391"/>
+        <w:gridCol w:w="3564"/>
       </w:tblGrid>
       <w:tr>
         <w:trPr>
@@ -763,7 +722,6 @@
           <w:sdtContent>
             <w:tc>
               <w:tcPr>
-                <w:cnfStyle w:val="001000000000" w:firstRow="0" w:lastRow="0" w:firstColumn="1" w:lastColumn="0" w:oddVBand="0" w:evenVBand="0" w:oddHBand="0" w:evenHBand="0" w:firstRowFirstColumn="0" w:firstRowLastColumn="0" w:lastRowFirstColumn="0" w:lastRowLastColumn="0"/>
                 <w:tcW w:w="1210" w:type="pct"/>
                 <w:tcBorders>
                   <w:bottom w:val="single" w:sz="4" w:space="0" w:color="000000"/>
@@ -778,19 +736,11 @@
                   </w:rPr>
                 </w:pPr>
                 <w:proofErr w:type="spellStart"/>
-                <w:proofErr w:type="gramStart"/>
                 <w:r>
                   <w:rPr>
                     <w:lang w:eastAsia="en-US"/>
                   </w:rPr>
-                  <w:t>DocumentNo</w:t>
-                </w:r>
-                <w:proofErr w:type="gramEnd"/>
-                <w:r>
-                  <w:rPr>
-                    <w:lang w:eastAsia="en-US"/>
-                  </w:rPr>
-                  <w:t>_Lbl</w:t>
+                  <w:t>DocumentNo_Lbl</w:t>
                 </w:r>
                 <w:proofErr w:type="spellEnd"/>
               </w:p>
@@ -824,7 +774,6 @@
                 <w:pPr>
                   <w:pStyle w:val="BCLabel"/>
                   <w:spacing w:before="160" w:after="80"/>
-                  <w:cnfStyle w:val="100000000000" w:firstRow="1" w:lastRow="0" w:firstColumn="0" w:lastColumn="0" w:oddVBand="0" w:evenVBand="0" w:oddHBand="0" w:evenHBand="0" w:firstRowFirstColumn="0" w:firstRowLastColumn="0" w:lastRowFirstColumn="0" w:lastRowLastColumn="0"/>
                   <w:rPr>
                     <w:lang w:eastAsia="en-US"/>
                   </w:rPr>
@@ -869,7 +818,6 @@
                   <w:pStyle w:val="BCLabelNumber"/>
                   <w:spacing w:before="160" w:after="80"/>
                   <w:jc w:val="right"/>
-                  <w:cnfStyle w:val="100000000000" w:firstRow="1" w:lastRow="0" w:firstColumn="0" w:lastColumn="0" w:oddVBand="0" w:evenVBand="0" w:oddHBand="0" w:evenHBand="0" w:firstRowFirstColumn="0" w:firstRowLastColumn="0" w:lastRowFirstColumn="0" w:lastRowLastColumn="0"/>
                   <w:rPr>
                     <w:lang w:eastAsia="en-US"/>
                   </w:rPr>
@@ -889,13 +837,11 @@
       </w:tr>
       <w:tr>
         <w:trPr>
-          <w:cnfStyle w:val="000000100000" w:firstRow="0" w:lastRow="0" w:firstColumn="0" w:lastColumn="0" w:oddVBand="0" w:evenVBand="0" w:oddHBand="1" w:evenHBand="0" w:firstRowFirstColumn="0" w:firstRowLastColumn="0" w:lastRowFirstColumn="0" w:lastRowLastColumn="0"/>
           <w:cantSplit/>
-          <w:trHeight w:hRule="atLeast" w:val="245"/>
+          <w:trHeight w:val="245"/>
         </w:trPr>
         <w:tc>
           <w:tcPr>
-            <w:cnfStyle w:val="001000000000" w:firstRow="0" w:lastRow="0" w:firstColumn="1" w:lastColumn="0" w:oddVBand="0" w:evenVBand="0" w:oddHBand="0" w:evenHBand="0" w:firstRowFirstColumn="0" w:firstRowLastColumn="0" w:lastRowFirstColumn="0" w:lastRowLastColumn="0"/>
             <w:tcW w:w="1210" w:type="pct"/>
             <w:tcBorders>
               <w:top w:val="single" w:sz="4" w:space="0" w:color="000000"/>
@@ -922,7 +868,6 @@
           <w:p>
             <w:pPr>
               <w:pStyle w:val="NoSpacing"/>
-              <w:cnfStyle w:val="000000100000" w:firstRow="0" w:lastRow="0" w:firstColumn="0" w:lastColumn="0" w:oddVBand="0" w:evenVBand="0" w:oddHBand="1" w:evenHBand="0" w:firstRowFirstColumn="0" w:firstRowLastColumn="0" w:lastRowFirstColumn="0" w:lastRowLastColumn="0"/>
               <w:rPr>
                 <w:lang w:eastAsia="en-US"/>
               </w:rPr>
@@ -941,7 +886,6 @@
             <w:pPr>
               <w:pStyle w:val="BCNumber"/>
               <w:jc w:val="right"/>
-              <w:cnfStyle w:val="000000100000" w:firstRow="0" w:lastRow="0" w:firstColumn="0" w:lastColumn="0" w:oddVBand="0" w:evenVBand="0" w:oddHBand="1" w:evenHBand="0" w:firstRowFirstColumn="0" w:firstRowLastColumn="0" w:lastRowFirstColumn="0" w:lastRowLastColumn="0"/>
               <w:rPr>
                 <w:lang w:eastAsia="en-US"/>
               </w:rPr>
@@ -951,7 +895,6 @@
       </w:tr>
       <w:tr>
         <w:trPr>
-          <w:cnfStyle w:val="000000010000" w:firstRow="0" w:lastRow="0" w:firstColumn="0" w:lastColumn="0" w:oddVBand="0" w:evenVBand="0" w:oddHBand="0" w:evenHBand="1" w:firstRowFirstColumn="0" w:firstRowLastColumn="0" w:lastRowFirstColumn="0" w:lastRowLastColumn="0"/>
           <w:cantSplit/>
           <w:trHeight w:val="490"/>
         </w:trPr>
@@ -973,7 +916,6 @@
           <w:sdtContent>
             <w:tc>
               <w:tcPr>
-                <w:cnfStyle w:val="001000000000" w:firstRow="0" w:lastRow="0" w:firstColumn="1" w:lastColumn="0" w:oddVBand="0" w:evenVBand="0" w:oddHBand="0" w:evenHBand="0" w:firstRowFirstColumn="0" w:firstRowLastColumn="0" w:lastRowFirstColumn="0" w:lastRowLastColumn="0"/>
                 <w:tcW w:w="1210" w:type="pct"/>
                 <w:tcBorders>
                   <w:bottom w:val="single" w:sz="4" w:space="0" w:color="EEF0F1"/>
@@ -1026,7 +968,6 @@
               <w:p>
                 <w:pPr>
                   <w:pStyle w:val="NoSpacing"/>
-                  <w:cnfStyle w:val="000000010000" w:firstRow="0" w:lastRow="0" w:firstColumn="0" w:lastColumn="0" w:oddVBand="0" w:evenVBand="0" w:oddHBand="0" w:evenHBand="1" w:firstRowFirstColumn="0" w:firstRowLastColumn="0" w:lastRowFirstColumn="0" w:lastRowLastColumn="0"/>
                   <w:rPr>
                     <w:lang w:eastAsia="en-US"/>
                   </w:rPr>
@@ -1047,6 +988,7 @@
           <w:sdtPr>
             <w:rPr>
               <w:rStyle w:val="Heading2Char"/>
+              <w:color w:val="auto"/>
               <w:lang w:eastAsia="en-US"/>
             </w:rPr>
             <w:alias w:val="TotalAmountIncludingVAT"/>
@@ -1072,8 +1014,8 @@
                 <w:pPr>
                   <w:pStyle w:val="BCNumber"/>
                   <w:jc w:val="right"/>
-                  <w:cnfStyle w:val="000000010000" w:firstRow="0" w:lastRow="0" w:firstColumn="0" w:lastColumn="0" w:oddVBand="0" w:evenVBand="0" w:oddHBand="0" w:evenHBand="1" w:firstRowFirstColumn="0" w:firstRowLastColumn="0" w:lastRowFirstColumn="0" w:lastRowLastColumn="0"/>
                   <w:rPr>
+                    <w:color w:val="auto"/>
                     <w:lang w:eastAsia="en-US"/>
                   </w:rPr>
                 </w:pPr>
@@ -1081,6 +1023,7 @@
                 <w:r>
                   <w:rPr>
                     <w:rStyle w:val="Heading2Char"/>
+                    <w:color w:val="auto"/>
                     <w:lang w:eastAsia="en-US"/>
                   </w:rPr>
                   <w:t>TotalAmountIncludingVAT</w:t>
@@ -1140,19 +1083,16 @@
       <w:tblPr>
         <w:tblStyle w:val="BCBlockTable"/>
         <w:tblW w:w="5000" w:type="pct"/>
-        <w:tblCellMar>
-          <w:left w:w="0" w:type="dxa"/>
-          <w:right w:w="0" w:type="dxa"/>
-        </w:tblCellMar>
         <w:tblLook w:val="0620" w:firstRow="1" w:lastRow="0" w:firstColumn="0" w:lastColumn="0" w:noHBand="1" w:noVBand="1"/>
         <w:tblCaption w:val="Notes Block"/>
         <w:tblDescription w:val="Layout table. Used for positioning, not for tabular data."/>
       </w:tblPr>
       <w:tblGrid>
-        <w:gridCol w:w="10498"/>
+        <w:gridCol w:w="10494"/>
       </w:tblGrid>
       <w:tr>
         <w:trPr>
+          <w:cnfStyle w:val="100000000000" w:firstRow="1" w:lastRow="0" w:firstColumn="0" w:lastColumn="0" w:oddVBand="0" w:evenVBand="0" w:oddHBand="0" w:evenHBand="0" w:firstRowFirstColumn="0" w:firstRowLastColumn="0" w:lastRowFirstColumn="0" w:lastRowLastColumn="0"/>
           <w:cantSplit/>
         </w:trPr>
         <w:tc>
@@ -1162,12 +1102,10 @@
           <w:p>
             <w:pPr>
               <w:pStyle w:val="NoSpacing"/>
-              <w:spacing w:after="0"/>
               <w:ind w:right="29"/>
             </w:pPr>
             <w:sdt>
               <w:sdtPr>
-                <w:rPr/>
                 <w:alias w:val="ClosingText"/>
                 <w:tag w:val="#BC:InsertDataItem,DataItems/Header/LetterText/ClosingText"/>
                 <w:id w:val="1998070987"/>
@@ -1199,7 +1137,6 @@
         </w:trPr>
         <w:sdt>
           <w:sdtPr>
-            <w:rPr/>
             <w:alias w:val="SalesPersonName"/>
             <w:tag w:val="#BC:InsertDataItem,DataItems/Header/SalesPersonName"/>
             <w:id w:val="511103358"/>
@@ -1218,7 +1155,6 @@
               <w:p>
                 <w:pPr>
                   <w:pStyle w:val="NoSpacing"/>
-                  <w:spacing w:after="0"/>
                   <w:ind w:right="29"/>
                 </w:pPr>
                 <w:proofErr w:type="spellStart"/>
@@ -1991,8 +1927,8 @@
       <w:spacing w:after="0" w:line="240" w:lineRule="auto"/>
     </w:pPr>
     <w:rPr>
-      <w:rFonts w:asciiTheme="minorHAnsi" w:hAnsiTheme="minorHAnsi" w:eastAsiaTheme="minorHAnsi" w:cstheme="minorBidi"/>
-      <w:color w:val="242424" w:themeColor="text1"/>
+      <w:rFonts w:eastAsiaTheme="minorHAnsi"/>
+      <w:color w:val="000000" w:themeColor="text1"/>
     </w:rPr>
   </w:style>
   <w:style w:type="paragraph" w:customStyle="1" w:styleId="BCNumber">
@@ -2001,13 +1937,7 @@
     <w:next w:val="Normal"/>
     <w:uiPriority w:val="2"/>
     <w:qFormat/>
-    <w:pPr>
-      <w:spacing w:before="0" w:after="0" w:line="240" w:lineRule="auto"/>
-    </w:pPr>
     <w:rPr>
-      <w:rFonts w:asciiTheme="minorHAnsi" w:hAnsiTheme="minorHAnsi" w:eastAsiaTheme="minorHAnsi" w:cstheme="minorBidi"/>
-      <w:color w:val="242424" w:themeColor="text1"/>
-      <w14:numForm w14:val="tabular"/>
       <w14:numSpacing w14:val="tabular"/>
     </w:rPr>
   </w:style>
@@ -2019,11 +1949,9 @@
     <w:qFormat/>
     <w:pPr>
       <w:keepNext/>
-      <w:spacing w:before="0" w:after="0" w:line="240" w:lineRule="auto"/>
     </w:pPr>
     <w:rPr>
-      <w:rFonts w:asciiTheme="majorHAnsi" w:hAnsiTheme="majorHAnsi" w:eastAsiaTheme="majorEastAsia" w:cstheme="majorBidi"/>
-      <w:color w:val="242424" w:themeColor="text1"/>
+      <w:rFonts w:asciiTheme="majorHAnsi" w:eastAsiaTheme="majorEastAsia" w:hAnsiTheme="majorHAnsi" w:cstheme="majorBidi"/>
     </w:rPr>
   </w:style>
   <w:style w:type="paragraph" w:customStyle="1" w:styleId="BCLabelNumber">
@@ -2032,13 +1960,7 @@
     <w:next w:val="Normal"/>
     <w:uiPriority w:val="2"/>
     <w:qFormat/>
-    <w:pPr>
-      <w:spacing w:before="0" w:after="0" w:line="240" w:lineRule="auto"/>
-    </w:pPr>
     <w:rPr>
-      <w:rFonts w:asciiTheme="majorHAnsi" w:hAnsiTheme="majorHAnsi" w:eastAsiaTheme="majorEastAsia" w:cstheme="majorBidi"/>
-      <w:color w:val="242424" w:themeColor="text1"/>
-      <w14:numForm w14:val="tabular"/>
       <w14:numSpacing w14:val="tabular"/>
     </w:rPr>
   </w:style>
@@ -2048,25 +1970,21 @@
     <w:uiPriority w:val="99"/>
     <w:qFormat/>
     <w:pPr>
-      <w:spacing w:before="0" w:after="0" w:line="240" w:lineRule="auto"/>
+      <w:spacing w:after="0" w:line="240" w:lineRule="auto"/>
     </w:pPr>
     <w:tblPr>
       <w:tblStyleRowBandSize w:val="1"/>
       <w:tblStyleColBandSize w:val="1"/>
       <w:tblCellMar>
-        <w:top w:w="0" w:type="dxa"/>
         <w:left w:w="0" w:type="dxa"/>
-        <w:bottom w:w="0" w:type="dxa"/>
         <w:right w:w="0" w:type="dxa"/>
       </w:tblCellMar>
     </w:tblPr>
-    <w:tcPr>
-      <w:vAlign w:val="top"/>
-    </w:tcPr>
     <w:tblStylePr w:type="firstRow">
       <w:rPr>
         <w:rFonts w:asciiTheme="majorHAnsi" w:hAnsiTheme="majorHAnsi" w:cstheme="majorBidi"/>
       </w:rPr>
+      <w:tblPr/>
       <w:tcPr>
         <w:vAlign w:val="top"/>
       </w:tcPr>
@@ -2078,15 +1996,13 @@
     <w:uiPriority w:val="99"/>
     <w:qFormat/>
     <w:pPr>
-      <w:spacing w:before="0" w:after="0" w:line="240" w:lineRule="auto"/>
+      <w:spacing w:after="0" w:line="240" w:lineRule="auto"/>
     </w:pPr>
     <w:tblPr>
       <w:tblStyleRowBandSize w:val="1"/>
       <w:tblStyleColBandSize w:val="1"/>
       <w:tblCellMar>
-        <w:top w:w="0" w:type="dxa"/>
         <w:left w:w="115" w:type="dxa"/>
-        <w:bottom w:w="0" w:type="dxa"/>
         <w:right w:w="115" w:type="dxa"/>
       </w:tblCellMar>
     </w:tblPr>
@@ -2100,28 +2016,32 @@
       <w:rPr>
         <w:rFonts w:asciiTheme="majorHAnsi" w:hAnsiTheme="majorHAnsi" w:cstheme="majorBidi"/>
       </w:rPr>
+      <w:tblPr/>
       <w:tcPr>
         <w:tcBorders>
-          <w:bottom w:val="single" w:sz="4" w:space="0" w:color="242424" w:themeColor="text1"/>
+          <w:bottom w:val="single" w:sz="4" w:space="0" w:color="000000" w:themeColor="text1"/>
         </w:tcBorders>
         <w:vAlign w:val="top"/>
       </w:tcPr>
     </w:tblStylePr>
     <w:tblStylePr w:type="lastRow">
+      <w:tblPr/>
       <w:tcPr>
         <w:tcBorders>
-          <w:bottom w:val="single" w:sz="4" w:space="0" w:color="F5F7F8" w:themeColor="background2"/>
+          <w:bottom w:val="single" w:sz="4" w:space="0" w:color="E8E8E8" w:themeColor="background2"/>
         </w:tcBorders>
       </w:tcPr>
     </w:tblStylePr>
     <w:tblStylePr w:type="band1Horz">
+      <w:tblPr/>
       <w:tcPr>
         <w:shd w:val="clear" w:color="auto" w:fill="auto"/>
       </w:tcPr>
     </w:tblStylePr>
     <w:tblStylePr w:type="band2Horz">
+      <w:tblPr/>
       <w:tcPr>
-        <w:shd w:val="clear" w:color="auto" w:fill="CCE6E9" w:themeFill="accent2" w:themeFillTint="33"/>
+        <w:shd w:val="clear" w:color="auto" w:fill="FAE2D5" w:themeFill="accent2" w:themeFillTint="33"/>
       </w:tcPr>
     </w:tblStylePr>
   </w:style>
@@ -2131,15 +2051,13 @@
     <w:uiPriority w:val="99"/>
     <w:qFormat/>
     <w:pPr>
-      <w:spacing w:before="0" w:after="0" w:line="240" w:lineRule="auto"/>
+      <w:spacing w:after="0" w:line="240" w:lineRule="auto"/>
     </w:pPr>
     <w:tblPr>
       <w:tblStyleRowBandSize w:val="1"/>
       <w:tblStyleColBandSize w:val="1"/>
       <w:tblCellMar>
-        <w:top w:w="0" w:type="dxa"/>
         <w:left w:w="115" w:type="dxa"/>
-        <w:bottom w:w="0" w:type="dxa"/>
         <w:right w:w="115" w:type="dxa"/>
       </w:tblCellMar>
     </w:tblPr>
@@ -2150,10 +2068,11 @@
       <w:rPr>
         <w:rFonts w:asciiTheme="majorHAnsi" w:hAnsiTheme="majorHAnsi" w:cstheme="majorBidi"/>
       </w:rPr>
+      <w:tblPr/>
       <w:tcPr>
         <w:tcBorders>
-          <w:top w:val="single" w:sz="4" w:space="0" w:color="242424" w:themeColor="text1"/>
-          <w:bottom w:val="single" w:sz="8" w:space="0" w:color="242424" w:themeColor="text1"/>
+          <w:top w:val="single" w:sz="4" w:space="0" w:color="000000" w:themeColor="text1"/>
+          <w:bottom w:val="single" w:sz="8" w:space="0" w:color="000000" w:themeColor="text1"/>
         </w:tcBorders>
       </w:tcPr>
     </w:tblStylePr>
@@ -2164,7 +2083,7 @@
     <w:uiPriority w:val="99"/>
     <w:qFormat/>
     <w:pPr>
-      <w:spacing w:before="0" w:after="0" w:line="240" w:lineRule="auto"/>
+      <w:spacing w:after="0" w:line="240" w:lineRule="auto"/>
     </w:pPr>
     <w:tblPr>
       <w:tblStyleRowBandSize w:val="1"/>
@@ -2183,6 +2102,7 @@
       <w:rPr>
         <w:rFonts w:asciiTheme="majorHAnsi" w:hAnsiTheme="majorHAnsi" w:cstheme="majorBidi"/>
       </w:rPr>
+      <w:tblPr/>
       <w:tcPr>
         <w:vAlign w:val="bottom"/>
       </w:tcPr>
@@ -2191,9 +2111,10 @@
       <w:rPr>
         <w:rFonts w:asciiTheme="majorHAnsi" w:hAnsiTheme="majorHAnsi" w:cstheme="majorBidi"/>
       </w:rPr>
+      <w:tblPr/>
       <w:tcPr>
         <w:tcBorders>
-          <w:top w:val="single" w:sz="4" w:space="0" w:color="242424" w:themeColor="text1"/>
+          <w:top w:val="single" w:sz="4" w:space="0" w:color="000000" w:themeColor="text1"/>
         </w:tcBorders>
       </w:tcPr>
     </w:tblStylePr>
@@ -2204,25 +2125,21 @@
     <w:uiPriority w:val="99"/>
     <w:qFormat/>
     <w:pPr>
-      <w:spacing w:before="0" w:after="0" w:line="240" w:lineRule="auto"/>
+      <w:spacing w:after="0" w:line="240" w:lineRule="auto"/>
     </w:pPr>
     <w:tblPr>
       <w:tblStyleRowBandSize w:val="1"/>
       <w:tblStyleColBandSize w:val="1"/>
       <w:tblCellMar>
-        <w:top w:w="0" w:type="dxa"/>
         <w:left w:w="0" w:type="dxa"/>
-        <w:bottom w:w="0" w:type="dxa"/>
         <w:right w:w="0" w:type="dxa"/>
       </w:tblCellMar>
     </w:tblPr>
-    <w:tcPr>
-      <w:vAlign w:val="top"/>
-    </w:tcPr>
     <w:tblStylePr w:type="lastRow">
+      <w:tblPr/>
       <w:tcPr>
         <w:tcBorders>
-          <w:bottom w:val="single" w:sz="4" w:space="0" w:color="242424" w:themeColor="text1"/>
+          <w:bottom w:val="single" w:sz="4" w:space="0" w:color="000000" w:themeColor="text1"/>
         </w:tcBorders>
       </w:tcPr>
     </w:tblStylePr>
@@ -2231,7 +2148,7 @@
 </file>
 
 <file path=word/glossary/document.xml><?xml version="1.0" encoding="utf-8"?>
-<w:glossaryDocument xmlns:wpc="http://schemas.microsoft.com/office/word/2010/wordprocessingCanvas" xmlns:cx="http://schemas.microsoft.com/office/drawing/2014/chartex" xmlns:cx1="http://schemas.microsoft.com/office/drawing/2015/9/8/chartex" xmlns:cx2="http://schemas.microsoft.com/office/drawing/2015/10/21/chartex" xmlns:cx3="http://schemas.microsoft.com/office/drawing/2016/5/9/chartex" xmlns:cx4="http://schemas.microsoft.com/office/drawing/2016/5/10/chartex" xmlns:cx5="http://schemas.microsoft.com/office/drawing/2016/5/11/chartex" xmlns:cx6="http://schemas.microsoft.com/office/drawing/2016/5/12/chartex" xmlns:cx7="http://schemas.microsoft.com/office/drawing/2016/5/13/chartex" xmlns:cx8="http://schemas.microsoft.com/office/drawing/2016/5/14/chartex" xmlns:mc="http://schemas.openxmlformats.org/markup-compatibility/2006" xmlns:aink="http://schemas.microsoft.com/office/drawing/2016/ink" xmlns:am3d="http://schemas.microsoft.com/office/drawing/2017/model3d" xmlns:o="urn:schemas-microsoft-com:office:office" xmlns:oel="http://schemas.microsoft.com/office/2019/extlst" xmlns:r="http://schemas.openxmlformats.org/officeDocument/2006/relationships" xmlns:m="http://schemas.openxmlformats.org/officeDocument/2006/math" xmlns:v="urn:schemas-microsoft-com:vml" xmlns:wp14="http://schemas.microsoft.com/office/word/2010/wordprocessingDrawing" xmlns:wp="http://schemas.openxmlformats.org/drawingml/2006/wordprocessingDrawing" xmlns:w10="urn:schemas-microsoft-com:office:word" xmlns:w="http://schemas.openxmlformats.org/wordprocessingml/2006/main" xmlns:w14="http://schemas.microsoft.com/office/word/2010/wordml" xmlns:w15="http://schemas.microsoft.com/office/word/2012/wordml" xmlns:w16cex="http://schemas.microsoft.com/office/word/2018/wordml/cex" xmlns:w16cid="http://schemas.microsoft.com/office/word/2016/wordml/cid" xmlns:w16="http://schemas.microsoft.com/office/word/2018/wordml" xmlns:w16du="http://schemas.microsoft.com/office/word/2023/wordml/word16du" xmlns:w16sdtdh="http://schemas.microsoft.com/office/word/2020/wordml/sdtdatahash" xmlns:w16sdtfl="http://schemas.microsoft.com/office/word/2024/wordml/sdtformatlock" xmlns:w16se="http://schemas.microsoft.com/office/word/2015/wordml/symex" xmlns:wpg="http://schemas.microsoft.com/office/word/2010/wordprocessingGroup" xmlns:wpi="http://schemas.microsoft.com/office/word/2010/wordprocessingInk" xmlns:wne="http://schemas.microsoft.com/office/word/2006/wordml" xmlns:wps="http://schemas.microsoft.com/office/word/2010/wordprocessingShape" mc:Ignorable="w14 w15 w16se w16cid w16 w16cex w16sdtdh w16sdtfl w16du wp14">
+<w:glossaryDocument xmlns:wpc="http://schemas.microsoft.com/office/word/2010/wordprocessingCanvas" xmlns:cx="http://schemas.microsoft.com/office/drawing/2014/chartex" xmlns:cx1="http://schemas.microsoft.com/office/drawing/2015/9/8/chartex" xmlns:cx2="http://schemas.microsoft.com/office/drawing/2015/10/21/chartex" xmlns:cx3="http://schemas.microsoft.com/office/drawing/2016/5/9/chartex" xmlns:cx4="http://schemas.microsoft.com/office/drawing/2016/5/10/chartex" xmlns:cx5="http://schemas.microsoft.com/office/drawing/2016/5/11/chartex" xmlns:cx6="http://schemas.microsoft.com/office/drawing/2016/5/12/chartex" xmlns:cx7="http://schemas.microsoft.com/office/drawing/2016/5/13/chartex" xmlns:cx8="http://schemas.microsoft.com/office/drawing/2016/5/14/chartex" xmlns:mc="http://schemas.openxmlformats.org/markup-compatibility/2006" xmlns:aink="http://schemas.microsoft.com/office/drawing/2016/ink" xmlns:am3d="http://schemas.microsoft.com/office/drawing/2017/model3d" xmlns:o="urn:schemas-microsoft-com:office:office" xmlns:oel="http://schemas.microsoft.com/office/2019/extlst" xmlns:r="http://schemas.openxmlformats.org/officeDocument/2006/relationships" xmlns:m="http://schemas.openxmlformats.org/officeDocument/2006/math" xmlns:v="urn:schemas-microsoft-com:vml" xmlns:wp14="http://schemas.microsoft.com/office/word/2010/wordprocessingDrawing" xmlns:wp="http://schemas.openxmlformats.org/drawingml/2006/wordprocessingDrawing" xmlns:w10="urn:schemas-microsoft-com:office:word" xmlns:w="http://schemas.openxmlformats.org/wordprocessingml/2006/main" xmlns:w14="http://schemas.microsoft.com/office/word/2010/wordml" xmlns:w15="http://schemas.microsoft.com/office/word/2012/wordml" xmlns:w16cei="http://schemas.microsoft.com/office/word/2026/wordml/cei" xmlns:w16cex="http://schemas.microsoft.com/office/word/2018/wordml/cex" xmlns:w16cid="http://schemas.microsoft.com/office/word/2016/wordml/cid" xmlns:w16="http://schemas.microsoft.com/office/word/2018/wordml" xmlns:w16du="http://schemas.microsoft.com/office/word/2023/wordml/word16du" xmlns:w16sdtdh="http://schemas.microsoft.com/office/word/2020/wordml/sdtdatahash" xmlns:w16sdtfl="http://schemas.microsoft.com/office/word/2024/wordml/sdtformatlock" xmlns:w16se="http://schemas.microsoft.com/office/word/2015/wordml/symex" xmlns:wpg="http://schemas.microsoft.com/office/word/2010/wordprocessingGroup" xmlns:wpi="http://schemas.microsoft.com/office/word/2010/wordprocessingInk" xmlns:wne="http://schemas.microsoft.com/office/word/2006/wordml" xmlns:wps="http://schemas.microsoft.com/office/word/2010/wordprocessingShape" mc:Ignorable="w14 w15 w16se w16cid w16 w16cex w16sdtdh w16sdtfl w16du wp14">
   <w:docParts>
     <w:docPart>
       <w:docPartPr>
@@ -2356,7 +2273,6 @@
 <file path=word/glossary/fontTable.xml><?xml version="1.0" encoding="utf-8"?>
 <w:fonts xmlns:mc="http://schemas.openxmlformats.org/markup-compatibility/2006" xmlns:r="http://schemas.openxmlformats.org/officeDocument/2006/relationships" xmlns:w="http://schemas.openxmlformats.org/wordprocessingml/2006/main" xmlns:w14="http://schemas.microsoft.com/office/word/2010/wordml" xmlns:w15="http://schemas.microsoft.com/office/word/2012/wordml" xmlns:w16cex="http://schemas.microsoft.com/office/word/2018/wordml/cex" xmlns:w16cid="http://schemas.microsoft.com/office/word/2016/wordml/cid" xmlns:w16="http://schemas.microsoft.com/office/word/2018/wordml" xmlns:w16du="http://schemas.microsoft.com/office/word/2023/wordml/word16du" xmlns:w16sdtdh="http://schemas.microsoft.com/office/word/2020/wordml/sdtdatahash" xmlns:w16sdtfl="http://schemas.microsoft.com/office/word/2024/wordml/sdtformatlock" xmlns:w16se="http://schemas.microsoft.com/office/word/2015/wordml/symex" mc:Ignorable="w14 w15 w16se w16cid w16 w16cex w16sdtdh w16sdtfl w16du">
   <w:font w:name="Aptos">
-    <w:panose1 w:val="020B0004020202020204"/>
     <w:charset w:val="00"/>
     <w:family w:val="swiss"/>
     <w:pitch w:val="variable"/>
@@ -2370,7 +2286,6 @@
     <w:sig w:usb0="E0002EFF" w:usb1="C000785B" w:usb2="00000009" w:usb3="00000000" w:csb0="000001FF" w:csb1="00000000"/>
   </w:font>
   <w:font w:name="Aptos Display">
-    <w:panose1 w:val="020B0004020202020204"/>
     <w:charset w:val="00"/>
     <w:family w:val="swiss"/>
     <w:pitch w:val="variable"/>
@@ -2404,28 +2319,6 @@
     <w:pitch w:val="variable"/>
     <w:sig w:usb0="80000287" w:usb1="2ACF3C50" w:usb2="00000016" w:usb3="00000000" w:csb0="0004001F" w:csb1="00000000"/>
   </w:font>
-  <w:font w:name="Segoe UI Semibold">
-    <w:panose1 w:val="020B0702040204020203"/>
-    <w:charset w:val="00"/>
-    <w:family w:val="swiss"/>
-    <w:pitch w:val="variable"/>
-    <w:sig w:usb0="E4002EFF" w:usb1="C000E47F" w:usb2="00000009" w:usb3="00000000" w:csb0="000001FF" w:csb1="00000000"/>
-  </w:font>
-  <w:font w:name="Yu Gothic Light">
-    <w:altName w:val="游ゴシック Light"/>
-    <w:panose1 w:val="020B0300000000000000"/>
-    <w:charset w:val="80"/>
-    <w:family w:val="swiss"/>
-    <w:pitch w:val="variable"/>
-    <w:sig w:usb0="E00002FF" w:usb1="2AC7FDFF" w:usb2="00000016" w:usb3="00000000" w:csb0="0002009F" w:csb1="00000000"/>
-  </w:font>
-  <w:font w:name="Arial">
-    <w:panose1 w:val="020B0604020202020204"/>
-    <w:charset w:val="00"/>
-    <w:family w:val="swiss"/>
-    <w:pitch w:val="variable"/>
-    <w:sig w:usb0="E0002EFF" w:usb1="C000785B" w:usb2="00000009" w:usb3="00000000" w:csb0="000001FF" w:csb1="00000000"/>
-  </w:font>
 </w:fonts>
 </file>
 
@@ -2433,6 +2326,7 @@
 <w:settings xmlns:mc="http://schemas.openxmlformats.org/markup-compatibility/2006" xmlns:o="urn:schemas-microsoft-com:office:office" xmlns:r="http://schemas.openxmlformats.org/officeDocument/2006/relationships" xmlns:m="http://schemas.openxmlformats.org/officeDocument/2006/math" xmlns:v="urn:schemas-microsoft-com:vml" xmlns:w10="urn:schemas-microsoft-com:office:word" xmlns:w="http://schemas.openxmlformats.org/wordprocessingml/2006/main" xmlns:w14="http://schemas.microsoft.com/office/word/2010/wordml" xmlns:w15="http://schemas.microsoft.com/office/word/2012/wordml" xmlns:w16cex="http://schemas.microsoft.com/office/word/2018/wordml/cex" xmlns:w16cid="http://schemas.microsoft.com/office/word/2016/wordml/cid" xmlns:w16="http://schemas.microsoft.com/office/word/2018/wordml" xmlns:w16du="http://schemas.microsoft.com/office/word/2023/wordml/word16du" xmlns:w16sdtdh="http://schemas.microsoft.com/office/word/2020/wordml/sdtdatahash" xmlns:w16sdtfl="http://schemas.microsoft.com/office/word/2024/wordml/sdtformatlock" xmlns:w16se="http://schemas.microsoft.com/office/word/2015/wordml/symex" xmlns:sl="http://schemas.openxmlformats.org/schemaLibrary/2006/main" mc:Ignorable="w14 w15 w16se w16cid w16 w16cex w16sdtdh w16sdtfl w16du">
   <w:view w:val="normal"/>
   <w:defaultTabStop w:val="720"/>
+  <w:hyphenationZone w:val="425"/>
   <w:characterSpacingControl w:val="doNotCompress"/>
   <w:compat>
     <w:useFELayout/>
@@ -2446,7 +2340,10 @@
   <w:rsids>
     <w:rsidRoot w:val="0031663E"/>
     <w:rsid w:val="0031663E"/>
+    <w:rsid w:val="00493DAD"/>
     <w:rsid w:val="00744CAA"/>
+    <w:rsid w:val="008858E8"/>
+    <w:rsid w:val="00B76CC1"/>
     <w:rsid w:val="00EC12F1"/>
   </w:rsids>
   <m:mathPr>
@@ -2464,7 +2361,7 @@
   </m:mathPr>
   <w:themeFontLang w:val="en-DK"/>
   <w:clrSchemeMapping w:bg1="light1" w:t1="dark1" w:bg2="light2" w:t2="dark2" w:accent1="accent1" w:accent2="accent2" w:accent3="accent3" w:accent4="accent4" w:accent5="accent5" w:accent6="accent6" w:hyperlink="hyperlink" w:followedHyperlink="followedHyperlink"/>
-  <w:decimalSymbol w:val="."/>
+  <w:decimalSymbol w:val=","/>
   <w:listSeparator w:val=","/>
   <w15:chartTrackingRefBased/>
 </w:settings>
@@ -2924,10 +2821,6 @@
     <w:name w:val="AE98DD89D43B4FEAB386CEEEB8AFEF58"/>
     <w:rsid w:val="0031663E"/>
   </w:style>
-  <w:style w:type="paragraph" w:customStyle="1" w:styleId="D413288FDB7B4AAE85D731DE701D7807">
-    <w:name w:val="D413288FDB7B4AAE85D731DE701D7807"/>
-    <w:rsid w:val="0031663E"/>
-  </w:style>
 </w:styles>
 </file>
 
@@ -3253,7 +3146,7 @@
 </a:theme>
 </file>
 
-<file path=customXml/item1.xml>��< ? x m l   v e r s i o n = " 1 . 0 "   e n c o d i n g = " u t f - 1 6 " ? > < N a v W o r d R e p o r t X m l P a r t   x m l n s = " u r n : m i c r o s o f t - d y n a m i c s - n a v / r e p o r t s / S t a n d a r d _ S a l e s _ Q u o t e / 1 3 0 4 / " > +<file path=customXml/item1.xml>��< ? x m l   v e r s i o n = " 1 . 0 "   e n c o d i n g = " u t f - 1 6 " ? > < N a v W o r d R e p o r t X m l P a r t   x m l n s = " u r n : m i c r o s o f t - d y n a m i c s - b u s i n e s s c e n t r a l / i n t e r n a l / e x t e n d e d / r e p o r t s / S t a n d a r d _ S a l e s _ Q u o t e / 1 3 0 4 / " >   
      < B C R e p o r t I n f o r m a t i o n >   
@@ -3319,365 +3212,367 @@
  
      < / B C R e p o r t I n f o r m a t i o n >   
-     < H e a d e r > - 
-         < B i l l T o C o n t a c t E m a i l > B i l l T o C o n t a c t E m a i l < / B i l l T o C o n t a c t E m a i l > - 
-         < B i l l T o C o n t a c t E m a i l L b l > B i l l T o C o n t a c t E m a i l L b l < / B i l l T o C o n t a c t E m a i l L b l > - 
-         < B i l l T o C o n t a c t M o b i l e P h o n e N o > B i l l T o C o n t a c t M o b i l e P h o n e N o < / B i l l T o C o n t a c t M o b i l e P h o n e N o > - 
-         < B i l l T o C o n t a c t M o b i l e P h o n e N o L b l > B i l l T o C o n t a c t M o b i l e P h o n e N o L b l < / B i l l T o C o n t a c t M o b i l e P h o n e N o L b l > - 
-         < B i l l T o C o n t a c t P h o n e N o > B i l l T o C o n t a c t P h o n e N o < / B i l l T o C o n t a c t P h o n e N o > - 
-         < B i l l T o C o n t a c t P h o n e N o L b l > B i l l T o C o n t a c t P h o n e N o L b l < / B i l l T o C o n t a c t P h o n e N o L b l > - 
-         < B i l l t o C u s t o m e r N o _ L b l > B i l l t o C u s t o m e r N o _ L b l < / B i l l t o C u s t o m e r N o _ L b l > - 
-         < B i l l t o C u s t u m e r N o > B i l l t o C u s t u m e r N o < / B i l l t o C u s t u m e r N o > - 
-         < C O 2 e P e r U n i t _ L b l > C O 2 e P e r U n i t _ L b l < / C O 2 e P e r U n i t _ L b l > - 
-         < C o m p a n y A d d r e s s 1 > C o m p a n y A d d r e s s 1 < / C o m p a n y A d d r e s s 1 > - 
-         < C o m p a n y A d d r e s s 2 > C o m p a n y A d d r e s s 2 < / C o m p a n y A d d r e s s 2 > - 
-         < C o m p a n y A d d r e s s 3 > C o m p a n y A d d r e s s 3 < / C o m p a n y A d d r e s s 3 > - 
-         < C o m p a n y A d d r e s s 4 > C o m p a n y A d d r e s s 4 < / C o m p a n y A d d r e s s 4 > - 
-         < C o m p a n y A d d r e s s 5 > C o m p a n y A d d r e s s 5 < / C o m p a n y A d d r e s s 5 > - 
-         < C o m p a n y A d d r e s s 6 > C o m p a n y A d d r e s s 6 < / C o m p a n y A d d r e s s 6 > - 
-         < C o m p a n y A d d r e s s 7 > C o m p a n y A d d r e s s 7 < / C o m p a n y A d d r e s s 7 > - 
-         < C o m p a n y A d d r e s s 8 > C o m p a n y A d d r e s s 8 < / C o m p a n y A d d r e s s 8 > - 
-         < C o m p a n y B a n k A c c o u n t N o > C o m p a n y B a n k A c c o u n t N o < / C o m p a n y B a n k A c c o u n t N o > - 
-         < C o m p a n y B a n k A c c o u n t N o _ L b l > C o m p a n y B a n k A c c o u n t N o _ L b l < / C o m p a n y B a n k A c c o u n t N o _ L b l > - 
-         < C o m p a n y B a n k B r a n c h N o > C o m p a n y B a n k B r a n c h N o < / C o m p a n y B a n k B r a n c h N o > - 
-         < C o m p a n y B a n k B r a n c h N o _ L b l > C o m p a n y B a n k B r a n c h N o _ L b l < / C o m p a n y B a n k B r a n c h N o _ L b l > - 
-         < C o m p a n y B a n k N a m e > C o m p a n y B a n k N a m e < / C o m p a n y B a n k N a m e > - 
-         < C o m p a n y B a n k N a m e _ L b l > C o m p a n y B a n k N a m e _ L b l < / C o m p a n y B a n k N a m e _ L b l > - 
-         < C o m p a n y C u s t o m G i r o > C o m p a n y C u s t o m G i r o < / C o m p a n y C u s t o m G i r o > - 
-         < C o m p a n y C u s t o m G i r o _ L b l > C o m p a n y C u s t o m G i r o _ L b l < / C o m p a n y C u s t o m G i r o _ L b l > - 
-         < C o m p a n y E M a i l > C o m p a n y E M a i l < / C o m p a n y E M a i l > - 
-         < C o m p a n y G i r o N o > C o m p a n y G i r o N o < / C o m p a n y G i r o N o > - 
-         < C o m p a n y G i r o N o _ L b l > C o m p a n y G i r o N o _ L b l < / C o m p a n y G i r o N o _ L b l > - 
-         < C o m p a n y H o m e P a g e > C o m p a n y H o m e P a g e < / C o m p a n y H o m e P a g e > - 
-         < C o m p a n y I B A N > C o m p a n y I B A N < / C o m p a n y I B A N > - 
-         < C o m p a n y I B A N _ L b l > C o m p a n y I B A N _ L b l < / C o m p a n y I B A N _ L b l > - 
-         < C o m p a n y L e g a l O f f i c e > C o m p a n y L e g a l O f f i c e < / C o m p a n y L e g a l O f f i c e > - 
-         < C o m p a n y L e g a l O f f i c e _ L b l > C o m p a n y L e g a l O f f i c e _ L b l < / C o m p a n y L e g a l O f f i c e _ L b l > - 
-         < C o m p a n y L e g a l S t a t e m e n t > C o m p a n y L e g a l S t a t e m e n t < / C o m p a n y L e g a l S t a t e m e n t > - 
-         < C o m p a n y L o g o P o s i t i o n > C o m p a n y L o g o P o s i t i o n < / C o m p a n y L o g o P o s i t i o n > - 
-         < C o m p a n y P h o n e N o > C o m p a n y P h o n e N o < / C o m p a n y P h o n e N o > - 
-         < C o m p a n y P h o n e N o _ L b l > C o m p a n y P h o n e N o _ L b l < / C o m p a n y P h o n e N o _ L b l > - 
-         < C o m p a n y P i c t u r e / > - 
-         < C o m p a n y R e g i s t r a t i o n N u m b e r > C o m p a n y R e g i s t r a t i o n N u m b e r < / C o m p a n y R e g i s t r a t i o n N u m b e r > - 
-         < C o m p a n y R e g i s t r a t i o n N u m b e r _ L b l > C o m p a n y R e g i s t r a t i o n N u m b e r _ L b l < / C o m p a n y R e g i s t r a t i o n N u m b e r _ L b l > - 
-         < C o m p a n y S W I F T > C o m p a n y S W I F T < / C o m p a n y S W I F T > - 
-         < C o m p a n y S W I F T _ L b l > C o m p a n y S W I F T _ L b l < / C o m p a n y S W I F T _ L b l > - 
-         < C o m p a n y V A T R e g i s t r a t i o n N o > C o m p a n y V A T R e g i s t r a t i o n N o < / C o m p a n y V A T R e g i s t r a t i o n N o > - 
-         < C o m p a n y V A T R e g i s t r a t i o n N o _ L b l > C o m p a n y V A T R e g i s t r a t i o n N o _ L b l < / C o m p a n y V A T R e g i s t r a t i o n N o _ L b l > - 
-         < C o m p a n y V A T R e g N o > C o m p a n y V A T R e g N o < / C o m p a n y V A T R e g N o > - 
-         < C o m p a n y V A T R e g N o _ L b l > C o m p a n y V A T R e g N o _ L b l < / C o m p a n y V A T R e g N o _ L b l > - 
-         < C o n t a c t _ L b l > C o n t a c t _ L b l < / C o n t a c t _ L b l > - 
-         < C o p y _ L b l > C o p y _ L b l < / C o p y _ L b l > - 
-         < C u s t o m e r A d d r e s s 1 > C u s t o m e r A d d r e s s 1 < / C u s t o m e r A d d r e s s 1 > - 
-         < C u s t o m e r A d d r e s s 2 > C u s t o m e r A d d r e s s 2 < / C u s t o m e r A d d r e s s 2 > - 
-         < C u s t o m e r A d d r e s s 3 > C u s t o m e r A d d r e s s 3 < / C u s t o m e r A d d r e s s 3 > - 
-         < C u s t o m e r A d d r e s s 4 > C u s t o m e r A d d r e s s 4 < / C u s t o m e r A d d r e s s 4 > - 
-         < C u s t o m e r A d d r e s s 5 > C u s t o m e r A d d r e s s 5 < / C u s t o m e r A d d r e s s 5 > - 
-         < C u s t o m e r A d d r e s s 6 > C u s t o m e r A d d r e s s 6 < / C u s t o m e r A d d r e s s 6 > - 
-         < C u s t o m e r A d d r e s s 7 > C u s t o m e r A d d r e s s 7 < / C u s t o m e r A d d r e s s 7 > - 
-         < C u s t o m e r A d d r e s s 8 > C u s t o m e r A d d r e s s 8 < / C u s t o m e r A d d r e s s 8 > - 
-         < C u s t o m e r P o s t a l B a r C o d e > C u s t o m e r P o s t a l B a r C o d e < / C u s t o m e r P o s t a l B a r C o d e > - 
-         < D i s c l a i m e r _ L b l > D i s c l a i m e r _ L b l < / D i s c l a i m e r _ L b l > - 
-         < D o c u m e n t C o p y T e x t > D o c u m e n t C o p y T e x t < / D o c u m e n t C o p y T e x t > - 
-         < D o c u m e n t D a t e > D o c u m e n t D a t e < / D o c u m e n t D a t e > - 
-         < D o c u m e n t D a t e _ L b l > D o c u m e n t D a t e _ L b l < / D o c u m e n t D a t e _ L b l > - 
-         < D o c u m e n t N o > D o c u m e n t N o < / D o c u m e n t N o > - 
-         < D o c u m e n t N o _ L b l > D o c u m e n t N o _ L b l < / D o c u m e n t N o _ L b l > - 
-         < D o c u m e n t T i t l e _ L b l > D o c u m e n t T i t l e _ L b l < / D o c u m e n t T i t l e _ L b l > - 
-         < D u e D a t e > D u e D a t e < / D u e D a t e > - 
-         < D u e D a t e _ L b l > D u e D a t e _ L b l < / D u e D a t e _ L b l > - 
-         < E M a i l _ L b l > E M a i l _ L b l < / E M a i l _ L b l > - 
-         < E s t i m a t e _ L b l > E s t i m a t e _ L b l < / E s t i m a t e _ L b l > - 
-         < E s t i m a t e B o d y _ L b l > E s t i m a t e B o d y _ L b l < / E s t i m a t e B o d y _ L b l > - 
-         < E s t i m a t e F o r _ L b l > E s t i m a t e F o r _ L b l < / E s t i m a t e F o r _ L b l > - 
-         < E x c h a n g e R a t e A s T e x t > E x c h a n g e R a t e A s T e x t < / E x c h a n g e R a t e A s T e x t > - 
-         < E x t e r n a l D o c u m e n t N o > E x t e r n a l D o c u m e n t N o < / E x t e r n a l D o c u m e n t N o > - 
-         < E x t e r n a l D o c u m e n t N o L b l > E x t e r n a l D o c u m e n t N o L b l < / E x t e r n a l D o c u m e n t N o L b l > - 
-         < F r o m _ L b l > F r o m _ L b l < / F r o m _ L b l > - 
-         < H o m e P a g e _ L b l > H o m e P a g e _ L b l < / H o m e P a g e _ L b l > - 
-         < I n v o i c e D i s c o u n t A m o u n t _ L b l > I n v o i c e D i s c o u n t A m o u n t _ L b l < / I n v o i c e D i s c o u n t A m o u n t _ L b l > - 
-         < I n v o i c e D i s c o u n t B a s e A m o u n t _ L b l > I n v o i c e D i s c o u n t B a s e A m o u n t _ L b l < / I n v o i c e D i s c o u n t B a s e A m o u n t _ L b l > - 
-         < L e g a l E n t i t y T y p e > L e g a l E n t i t y T y p e < / L e g a l E n t i t y T y p e > - 
-         < L e g a l E n t i t y T y p e _ L b l > L e g a l E n t i t y T y p e _ L b l < / L e g a l E n t i t y T y p e _ L b l > - 
-         < L i n e A m o u n t A f t e r I n v o i c e D i s c o u n t _ L b l > L i n e A m o u n t A f t e r I n v o i c e D i s c o u n t _ L b l < / L i n e A m o u n t A f t e r I n v o i c e D i s c o u n t _ L b l > - 
-         < L o c a l C u r r e n c y _ L b l > L o c a l C u r r e n c y _ L b l < / L o c a l C u r r e n c y _ L b l > - 
-         < P a g e _ L b l > P a g e _ L b l < / P a g e _ L b l > - 
-         < P a y m e n t M e t h o d D e s c r i p t i o n > P a y m e n t M e t h o d D e s c r i p t i o n < / P a y m e n t M e t h o d D e s c r i p t i o n > - 
-         < P a y m e n t M e t h o d D e s c r i p t i o n _ L b l > P a y m e n t M e t h o d D e s c r i p t i o n _ L b l < / P a y m e n t M e t h o d D e s c r i p t i o n _ L b l > - 
-         < P a y m e n t T e r m s D e s c r i p t i o n > P a y m e n t T e r m s D e s c r i p t i o n < / P a y m e n t T e r m s D e s c r i p t i o n > - 
-         < P a y m e n t T e r m s D e s c r i p t i o n _ L b l > P a y m e n t T e r m s D e s c r i p t i o n _ L b l < / P a y m e n t T e r m s D e s c r i p t i o n _ L b l > - 
-         < P r i c e s I n c l u d i n g V A T > P r i c e s I n c l u d i n g V A T < / P r i c e s I n c l u d i n g V A T > - 
-         < P r i c e s I n c l u d i n g V A T _ L b l > P r i c e s I n c l u d i n g V A T _ L b l < / P r i c e s I n c l u d i n g V A T _ L b l > - 
-         < P r i c e s I n c l u d i n g V A T Y e s N o > P r i c e s I n c l u d i n g V A T Y e s N o < / P r i c e s I n c l u d i n g V A T Y e s N o > - 
-         < Q u e s t i o n s _ L b l > Q u e s t i o n s _ L b l < / Q u e s t i o n s _ L b l > - 
-         < Q u o t e V a l i d T o D a t e > Q u o t e V a l i d T o D a t e < / Q u o t e V a l i d T o D a t e > - 
-         < Q u o t e V a l i d T o D a t e _ L b l > Q u o t e V a l i d T o D a t e _ L b l < / Q u o t e V a l i d T o D a t e _ L b l > - 
-         < S a l e s I n v o i c e L i n e D i s c o u n t _ L b l > S a l e s I n v o i c e L i n e D i s c o u n t _ L b l < / S a l e s I n v o i c e L i n e D i s c o u n t _ L b l > - 
-         < S a l e s P e r s o n _ L b l > S a l e s P e r s o n _ L b l < / S a l e s P e r s o n _ L b l > - 
-         < S a l e s P e r s o n B l a n k _ L b l > S a l e s P e r s o n B l a n k _ L b l < / S a l e s P e r s o n B l a n k _ L b l > - 
-         < S a l e s P e r s o n N a m e > S a l e s P e r s o n N a m e < / S a l e s P e r s o n N a m e > - 
-         < S e l l T o C o n t a c t E m a i l > S e l l T o C o n t a c t E m a i l < / S e l l T o C o n t a c t E m a i l > - 
-         < S e l l T o C o n t a c t E m a i l L b l > S e l l T o C o n t a c t E m a i l L b l < / S e l l T o C o n t a c t E m a i l L b l > - 
-         < S e l l T o C o n t a c t M o b i l e P h o n e N o > S e l l T o C o n t a c t M o b i l e P h o n e N o < / S e l l T o C o n t a c t M o b i l e P h o n e N o > - 
-         < S e l l T o C o n t a c t M o b i l e P h o n e N o L b l > S e l l T o C o n t a c t M o b i l e P h o n e N o L b l < / S e l l T o C o n t a c t M o b i l e P h o n e N o L b l > - 
-         < S e l l T o C o n t a c t P h o n e N o > S e l l T o C o n t a c t P h o n e N o < / S e l l T o C o n t a c t P h o n e N o > - 
-         < S e l l T o C o n t a c t P h o n e N o L b l > S e l l T o C o n t a c t P h o n e N o L b l < / S e l l T o C o n t a c t P h o n e N o L b l > - 
-         < S e l l t o C u s t o m e r N o > S e l l t o C u s t o m e r N o < / S e l l t o C u s t o m e r N o > - 
-         < S e l l t o C u s t o m e r N o _ L b l > S e l l t o C u s t o m e r N o _ L b l < / S e l l t o C u s t o m e r N o _ L b l > - 
-         < S h i p m e n t _ L b l > S h i p m e n t _ L b l < / S h i p m e n t _ L b l > - 
-         < S h i p m e n t M e t h o d D e s c r i p t i o n > S h i p m e n t M e t h o d D e s c r i p t i o n < / S h i p m e n t M e t h o d D e s c r i p t i o n > - 
-         < S h i p m e n t M e t h o d D e s c r i p t i o n _ L b l > S h i p m e n t M e t h o d D e s c r i p t i o n _ L b l < / S h i p m e n t M e t h o d D e s c r i p t i o n _ L b l > - 
-         < S h i p T o A d d r e s s _ L b l > S h i p T o A d d r e s s _ L b l < / S h i p T o A d d r e s s _ L b l > - 
-         < S h i p T o A d d r e s s 1 > S h i p T o A d d r e s s 1 < / S h i p T o A d d r e s s 1 > - 
-         < S h i p T o A d d r e s s 2 > S h i p T o A d d r e s s 2 < / S h i p T o A d d r e s s 2 > - 
-         < S h i p T o A d d r e s s 3 > S h i p T o A d d r e s s 3 < / S h i p T o A d d r e s s 3 > - 
-         < S h i p T o A d d r e s s 4 > S h i p T o A d d r e s s 4 < / S h i p T o A d d r e s s 4 > - 
-         < S h i p T o A d d r e s s 5 > S h i p T o A d d r e s s 5 < / S h i p T o A d d r e s s 5 > - 
-         < S h i p T o A d d r e s s 6 > S h i p T o A d d r e s s 6 < / S h i p T o A d d r e s s 6 > - 
-         < S h i p T o A d d r e s s 7 > S h i p T o A d d r e s s 7 < / S h i p T o A d d r e s s 7 > - 
-         < S h i p T o A d d r e s s 8 > S h i p T o A d d r e s s 8 < / S h i p T o A d d r e s s 8 > - 
-         < S h i p T o P h o n e N o > S h i p T o P h o n e N o < / S h i p T o P h o n e N o > - 
-         < S h o w S h i p p i n g A d d r e s s > S h o w S h i p p i n g A d d r e s s < / S h o w S h i p p i n g A d d r e s s > - 
-         < S h o w W o r k D e s c r i p t i o n > S h o w W o r k D e s c r i p t i o n < / S h o w W o r k D e s c r i p t i o n > - 
-         < S u b t o t a l _ L b l > S u b t o t a l _ L b l < / S u b t o t a l _ L b l > - 
-         < T h a n k s _ L b l > T h a n k s _ L b l < / T h a n k s _ L b l > - 
-         < T o t a l _ L b l > T o t a l _ L b l < / T o t a l _ L b l > - 
-         < T o t a l C O 2 e _ L b l > T o t a l C O 2 e _ L b l < / T o t a l C O 2 e _ L b l > - 
-         < V A T A m o u n t _ L b l > V A T A m o u n t _ L b l < / V A T A m o u n t _ L b l > - 
-         < V A T A m o u n t S p e c i f i c a t i o n _ L b l > V A T A m o u n t S p e c i f i c a t i o n _ L b l < / V A T A m o u n t S p e c i f i c a t i o n _ L b l > - 
-         < V A T B a s e _ L b l > V A T B a s e _ L b l < / V A T B a s e _ L b l > - 
-         < V A T C l a u s e _ L b l > V A T C l a u s e _ L b l < / V A T C l a u s e _ L b l > - 
-         < V A T C l a u s e s _ L b l > V A T C l a u s e s _ L b l < / V A T C l a u s e s _ L b l > - 
-         < V A T I d e n t i f i e r _ L b l > V A T I d e n t i f i e r _ L b l < / V A T I d e n t i f i e r _ L b l > - 
-         < V A T P e r c e n t a g e _ L b l > V A T P e r c e n t a g e _ L b l < / V A T P e r c e n t a g e _ L b l > - 
-         < V A T R e g i s t r a t i o n N o > V A T R e g i s t r a t i o n N o < / V A T R e g i s t r a t i o n N o > - 
-         < V A T R e g i s t r a t i o n N o _ L b l > V A T R e g i s t r a t i o n N o _ L b l < / V A T R e g i s t r a t i o n N o _ L b l > - 
-         < Y o u r E s t i m a t e _ L b l > Y o u r E s t i m a t e _ L b l < / Y o u r E s t i m a t e _ L b l > - 
-         < Y o u r R e f e r e n c e > Y o u r R e f e r e n c e < / Y o u r R e f e r e n c e > - 
-         < Y o u r R e f e r e n c e _ _ L b l > Y o u r R e f e r e n c e _ _ L b l < / Y o u r R e f e r e n c e _ _ L b l > - 
-         < L i n e > - 
-             < A m o u n t E x c l u d i n g V A T _ L i n e > A m o u n t E x c l u d i n g V A T _ L i n e < / A m o u n t E x c l u d i n g V A T _ L i n e > - 
-             < A m o u n t E x c l u d i n g V A T _ L i n e _ L b l > A m o u n t E x c l u d i n g V A T _ L i n e _ L b l < / A m o u n t E x c l u d i n g V A T _ L i n e _ L b l > - 
-             < A m o u n t I n c l u d i n g V A T _ L i n e > A m o u n t I n c l u d i n g V A T _ L i n e < / A m o u n t I n c l u d i n g V A T _ L i n e > - 
-             < A m o u n t I n c l u d i n g V A T _ L i n e _ L b l > A m o u n t I n c l u d i n g V A T _ L i n e _ L b l < / A m o u n t I n c l u d i n g V A T _ L i n e _ L b l > - 
-             < C O 2 e P e r U n i t _ L i n e > C O 2 e P e r U n i t _ L i n e < / C O 2 e P e r U n i t _ L i n e > - 
-             < D e s c r i p t i o n _ L i n e > D e s c r i p t i o n _ L i n e < / D e s c r i p t i o n _ L i n e > - 
-             < D e s c r i p t i o n _ L i n e _ L b l > D e s c r i p t i o n _ L i n e _ L b l < / D e s c r i p t i o n _ L i n e _ L b l > - 
-             < I t e m N o _ L i n e > I t e m N o _ L i n e < / I t e m N o _ L i n e > - 
-             < I t e m N o _ L i n e _ L b l > I t e m N o _ L i n e _ L b l < / I t e m N o _ L i n e _ L b l > - 
-             < I t e m R e f e r e n c e N o _ L i n e > I t e m R e f e r e n c e N o _ L i n e < / I t e m R e f e r e n c e N o _ L i n e > - 
-             < I t e m R e f e r e n c e N o _ L i n e _ L b l > I t e m R e f e r e n c e N o _ L i n e _ L b l < / I t e m R e f e r e n c e N o _ L i n e _ L b l > - 
-             < L i n e A m o u n t _ L i n e > L i n e A m o u n t _ L i n e < / L i n e A m o u n t _ L i n e > - 
-             < L i n e A m o u n t _ L i n e _ L b l > L i n e A m o u n t _ L i n e _ L b l < / L i n e A m o u n t _ L i n e _ L b l > - 
-             < L i n e D i s c o u n t P e r c e n t _ L i n e > L i n e D i s c o u n t P e r c e n t _ L i n e < / L i n e D i s c o u n t P e r c e n t _ L i n e > - 
-             < L i n e D i s c o u n t P e r c e n t T e x t _ L i n e > L i n e D i s c o u n t P e r c e n t T e x t _ L i n e < / L i n e D i s c o u n t P e r c e n t T e x t _ L i n e > - 
-             < L i n e N o _ L i n e > L i n e N o _ L i n e < / L i n e N o _ L i n e > - 
-             < P r i c e _ L b l > P r i c e _ L b l < / P r i c e _ L b l > - 
-             < P r i c e P e r _ L b l > P r i c e P e r _ L b l < / P r i c e P e r _ L b l > - 
-             < Q t y _ L b l > Q t y _ L b l < / Q t y _ L b l > - 
-             < Q u a n t i t y _ L i n e > Q u a n t i t y _ L i n e < / Q u a n t i t y _ L i n e > - 
-             < Q u a n t i t y _ L i n e _ L b l > Q u a n t i t y _ L i n e _ L b l < / Q u a n t i t y _ L i n e _ L b l > - 
-             < S h i p m e n t D a t e _ L b l > S h i p m e n t D a t e _ L b l < / S h i p m e n t D a t e _ L b l > - 
-             < S h i p m e n t D a t e _ L i n e > S h i p m e n t D a t e _ L i n e < / S h i p m e n t D a t e _ L i n e > - 
-             < T r a n s H e a d e r A m o u n t > T r a n s H e a d e r A m o u n t < / T r a n s H e a d e r A m o u n t > - 
-             < T y p e _ L i n e > T y p e _ L i n e < / T y p e _ L i n e > - 
-             < U n i t _ L b l > U n i t _ L b l < / U n i t _ L b l > - 
-             < U n i t O f M e a s u r e > U n i t O f M e a s u r e < / U n i t O f M e a s u r e > - 
-             < U n i t O f M e a s u r e _ L b l > U n i t O f M e a s u r e _ L b l < / U n i t O f M e a s u r e _ L b l > - 
-             < U n i t P r i c e > U n i t P r i c e < / U n i t P r i c e > - 
-             < U n i t P r i c e _ L b l > U n i t P r i c e _ L b l < / U n i t P r i c e _ L b l > - 
-             < V A T I d e n t i f i e r _ L i n e > V A T I d e n t i f i e r _ L i n e < / V A T I d e n t i f i e r _ L i n e > - 
-             < V A T I d e n t i f i e r _ L i n e _ L b l > V A T I d e n t i f i e r _ L i n e _ L b l < / V A T I d e n t i f i e r _ L i n e _ L b l > - 
-             < V A T P c t _ L i n e > V A T P c t _ L i n e < / V A T P c t _ L i n e > - 
-             < V A T P c t _ L i n e _ L b l > V A T P c t _ L i n e _ L b l < / V A T P c t _ L i n e _ L b l > - 
-             < S e r v i c e C o m m i t m e n t H e a d e r F o r S a l e s L i n e > - 
-                 < S e r v i c e C o m m i t m e n t F o r L i n e D e s c r i p t i o n _ L b l > S e r v i c e C o m m i t m e n t F o r L i n e D e s c r i p t i o n _ L b l < / S e r v i c e C o m m i t m e n t F o r L i n e D e s c r i p t i o n _ L b l > - 
-                 < S e r v i c e C o m m i t m e n t F o r L i n e D i s c o u n t _ L b l > S e r v i c e C o m m i t m e n t F o r L i n e D i s c o u n t _ L b l < / S e r v i c e C o m m i t m e n t F o r L i n e D i s c o u n t _ L b l > - 
-                 < S e r v i c e C o m m i t m e n t F o r L i n e P r i c e _ L b l > S e r v i c e C o m m i t m e n t F o r L i n e P r i c e _ L b l < / S e r v i c e C o m m i t m e n t F o r L i n e P r i c e _ L b l > - 
-                 < S e r v i c e C o m m i t m e n t F o r L i n e > - 
-                     < S e r v i c e C o m m i t m e n t F o r L i n e D e s c r i p t i o n > S e r v i c e C o m m i t m e n t F o r L i n e D e s c r i p t i o n < / S e r v i c e C o m m i t m e n t F o r L i n e D e s c r i p t i o n > - 
-                     < S e r v i c e C o m m i t m e n t F o r L i n e D i s c o u n t > S e r v i c e C o m m i t m e n t F o r L i n e D i s c o u n t < / S e r v i c e C o m m i t m e n t F o r L i n e D i s c o u n t > - 
-                     < S e r v i c e C o m m i t m e n t F o r L i n e L i n e N o > S e r v i c e C o m m i t m e n t F o r L i n e L i n e N o < / S e r v i c e C o m m i t m e n t F o r L i n e L i n e N o > - 
-                     < S e r v i c e C o m m i t m e n t F o r L i n e P r i c e > S e r v i c e C o m m i t m e n t F o r L i n e P r i c e < / S e r v i c e C o m m i t m e n t F o r L i n e P r i c e > +     < T o o l t i p s / > + 
+     < H e a d e r   E l e m e n t T y p e = " D a t a I t e m "   E l e m e n t I d = " 1 2 4 0 3 7 3 8 8 6 " > + 
+         < B i l l T o C o n t a c t E m a i l   E l e m e n t T y p e = " C o l u m n "   E l e m e n t I d = " 3 3 5 8 2 7 8 9 5 "   D a t a T y p e = " T e x t " > B i l l T o C o n t a c t E m a i l < / B i l l T o C o n t a c t E m a i l > + 
+         < B i l l T o C o n t a c t E m a i l L b l   E l e m e n t T y p e = " C o l u m n "   E l e m e n t I d = " 2 9 6 4 7 8 3 6 5 "   D a t a T y p e = " T e x t C o n s t " > B i l l T o C o n t a c t E m a i l L b l < / B i l l T o C o n t a c t E m a i l L b l > + 
+         < B i l l T o C o n t a c t M o b i l e P h o n e N o   E l e m e n t T y p e = " C o l u m n "   E l e m e n t I d = " 2 4 8 4 8 8 6 9 6 "   D a t a T y p e = " T e x t " > B i l l T o C o n t a c t M o b i l e P h o n e N o < / B i l l T o C o n t a c t M o b i l e P h o n e N o > + 
+         < B i l l T o C o n t a c t M o b i l e P h o n e N o L b l   E l e m e n t T y p e = " C o l u m n "   E l e m e n t I d = " 2 7 6 3 1 1 3 3 8 "   D a t a T y p e = " T e x t C o n s t " > B i l l T o C o n t a c t M o b i l e P h o n e N o L b l < / B i l l T o C o n t a c t M o b i l e P h o n e N o L b l > + 
+         < B i l l T o C o n t a c t P h o n e N o   E l e m e n t T y p e = " C o l u m n "   E l e m e n t I d = " 3 6 2 4 7 7 4 8 8 "   D a t a T y p e = " T e x t " > B i l l T o C o n t a c t P h o n e N o < / B i l l T o C o n t a c t P h o n e N o > + 
+         < B i l l T o C o n t a c t P h o n e N o L b l   E l e m e n t T y p e = " C o l u m n "   E l e m e n t I d = " 2 1 2 3 3 4 5 9 6 6 "   D a t a T y p e = " T e x t C o n s t " > B i l l T o C o n t a c t P h o n e N o L b l < / B i l l T o C o n t a c t P h o n e N o L b l > + 
+         < B i l l t o C u s t o m e r N o _ L b l   E l e m e n t T y p e = " C o l u m n "   E l e m e n t I d = " 3 6 9 3 0 7 8 1 3 "   D a t a T y p e = " S t r i n g " > B i l l t o C u s t o m e r N o _ L b l < / B i l l t o C u s t o m e r N o _ L b l > + 
+         < B i l l t o C u s t u m e r N o   E l e m e n t T y p e = " C o l u m n "   E l e m e n t I d = " 2 8 0 4 7 3 0 5 8 "   D a t a T y p e = " C o d e " > B i l l t o C u s t u m e r N o < / B i l l t o C u s t u m e r N o > + 
+         < C O 2 e P e r U n i t _ L b l   E l e m e n t T y p e = " C o l u m n "   E l e m e n t I d = " 6 0 8 7 4 6 8 0 2 "   D a t a T y p e = " T e x t " > C O 2 e P e r U n i t _ L b l < / C O 2 e P e r U n i t _ L b l > + 
+         < C o m p a n y A d d r e s s 1   E l e m e n t T y p e = " C o l u m n "   E l e m e n t I d = " 1 8 8 4 1 6 4 3 2 3 "   D a t a T y p e = " T e x t " > C o m p a n y A d d r e s s 1 < / C o m p a n y A d d r e s s 1 > + 
+         < C o m p a n y A d d r e s s 2   E l e m e n t T y p e = " C o l u m n "   E l e m e n t I d = " 1 2 4 6 4 6 7 7 0 6 "   D a t a T y p e = " T e x t " > C o m p a n y A d d r e s s 2 < / C o m p a n y A d d r e s s 2 > + 
+         < C o m p a n y A d d r e s s 3   E l e m e n t T y p e = " C o l u m n "   E l e m e n t I d = " 6 0 8 7 7 1 0 8 9 "   D a t a T y p e = " T e x t " > C o m p a n y A d d r e s s 3 < / C o m p a n y A d d r e s s 3 > + 
+         < C o m p a n y A d d r e s s 4   E l e m e n t T y p e = " C o l u m n "   E l e m e n t I d = " 7 7 7 6 8 0 1 1 2 "   D a t a T y p e = " T e x t " > C o m p a n y A d d r e s s 4 < / C o m p a n y A d d r e s s 4 > + 
+         < C o m p a n y A d d r e s s 5   E l e m e n t T y p e = " C o l u m n "   E l e m e n t I d = " 1 3 9 9 8 3 4 9 5 "   D a t a T y p e = " T e x t " > C o m p a n y A d d r e s s 5 < / C o m p a n y A d d r e s s 5 > + 
+         < C o m p a n y A d d r e s s 6   E l e m e n t T y p e = " C o l u m n "   E l e m e n t I d = " 4 9 7 7 1 3 1 2 2 "   D a t a T y p e = " T e x t " > C o m p a n y A d d r e s s 6 < / C o m p a n y A d d r e s s 6 > + 
+         < C o m p a n y A d d r e s s 7   E l e m e n t T y p e = " C o l u m n "   E l e m e n t I d = " 1 1 3 5 4 0 9 7 3 9 "   D a t a T y p e = " T e x t " > C o m p a n y A d d r e s s 7 < / C o m p a n y A d d r e s s 7 > + 
+         < C o m p a n y A d d r e s s 8   E l e m e n t T y p e = " C o l u m n "   E l e m e n t I d = " 1 7 1 5 2 5 5 3 0 0 "   D a t a T y p e = " T e x t " > C o m p a n y A d d r e s s 8 < / C o m p a n y A d d r e s s 8 > + 
+         < C o m p a n y B a n k A c c o u n t N o   E l e m e n t T y p e = " C o l u m n "   E l e m e n t I d = " 3 0 1 4 0 2 0 4 "   D a t a T y p e = " T e x t " > C o m p a n y B a n k A c c o u n t N o < / C o m p a n y B a n k A c c o u n t N o > + 
+         < C o m p a n y B a n k A c c o u n t N o _ L b l   E l e m e n t T y p e = " C o l u m n "   E l e m e n t I d = " 1 0 9 7 7 4 3 3 4 5 "   D a t a T y p e = " T e x t C o n s t " > C o m p a n y B a n k A c c o u n t N o _ L b l < / C o m p a n y B a n k A c c o u n t N o _ L b l > + 
+         < C o m p a n y B a n k B r a n c h N o   E l e m e n t T y p e = " C o l u m n "   E l e m e n t I d = " 7 9 3 1 3 3 0 5 7 "   D a t a T y p e = " T e x t " > C o m p a n y B a n k B r a n c h N o < / C o m p a n y B a n k B r a n c h N o > + 
+         < C o m p a n y B a n k B r a n c h N o _ L b l   E l e m e n t T y p e = " C o l u m n "   E l e m e n t I d = " 3 2 7 9 0 6 6 9 2 "   D a t a T y p e = " S t r i n g " > C o m p a n y B a n k B r a n c h N o _ L b l < / C o m p a n y B a n k B r a n c h N o _ L b l > + 
+         < C o m p a n y B a n k N a m e   E l e m e n t T y p e = " C o l u m n "   E l e m e n t I d = " 1 5 3 4 9 0 5 6 0 5 "   D a t a T y p e = " T e x t " > C o m p a n y B a n k N a m e < / C o m p a n y B a n k N a m e > + 
+         < C o m p a n y B a n k N a m e _ L b l   E l e m e n t T y p e = " C o l u m n "   E l e m e n t I d = " 1 2 0 4 3 0 7 0 1 4 "   D a t a T y p e = " T e x t C o n s t " > C o m p a n y B a n k N a m e _ L b l < / C o m p a n y B a n k N a m e _ L b l > + 
+         < C o m p a n y C u s t o m G i r o   E l e m e n t T y p e = " C o l u m n "   E l e m e n t I d = " 1 6 7 0 4 7 5 7 9 8 "   D a t a T y p e = " T e x t " > C o m p a n y C u s t o m G i r o < / C o m p a n y C u s t o m G i r o > + 
+         < C o m p a n y C u s t o m G i r o _ L b l   E l e m e n t T y p e = " C o l u m n "   E l e m e n t I d = " 8 9 1 4 3 9 6 2 5 "   D a t a T y p e = " T e x t " > C o m p a n y C u s t o m G i r o _ L b l < / C o m p a n y C u s t o m G i r o _ L b l > + 
+         < C o m p a n y E M a i l   E l e m e n t T y p e = " C o l u m n "   E l e m e n t I d = " 1 6 7 7 0 7 4 0 5 8 "   D a t a T y p e = " T e x t " > C o m p a n y E M a i l < / C o m p a n y E M a i l > + 
+         < C o m p a n y G i r o N o   E l e m e n t T y p e = " C o l u m n "   E l e m e n t I d = " 1 3 6 0 1 9 6 3 2 0 "   D a t a T y p e = " T e x t " > C o m p a n y G i r o N o < / C o m p a n y G i r o N o > + 
+         < C o m p a n y G i r o N o _ L b l   E l e m e n t T y p e = " C o l u m n "   E l e m e n t I d = " 8 6 1 6 0 2 1 1 5 "   D a t a T y p e = " T e x t C o n s t " > C o m p a n y G i r o N o _ L b l < / C o m p a n y G i r o N o _ L b l > + 
+         < C o m p a n y H o m e P a g e   E l e m e n t T y p e = " C o l u m n "   E l e m e n t I d = " 1 9 8 9 1 8 8 7 0 "   D a t a T y p e = " T e x t " > C o m p a n y H o m e P a g e < / C o m p a n y H o m e P a g e > + 
+         < C o m p a n y I B A N   E l e m e n t T y p e = " C o l u m n "   E l e m e n t I d = " 9 0 6 5 4 9 1 8 2 "   D a t a T y p e = " C o d e " > C o m p a n y I B A N < / C o m p a n y I B A N > + 
+         < C o m p a n y I B A N _ L b l   E l e m e n t T y p e = " C o l u m n "   E l e m e n t I d = " 1 2 6 7 9 5 2 2 2 7 "   D a t a T y p e = " S t r i n g " > C o m p a n y I B A N _ L b l < / C o m p a n y I B A N _ L b l > + 
+         < C o m p a n y L e g a l O f f i c e   E l e m e n t T y p e = " C o l u m n "   E l e m e n t I d = " 7 1 4 2 5 8 1 1 1 "   D a t a T y p e = " T e x t " > C o m p a n y L e g a l O f f i c e < / C o m p a n y L e g a l O f f i c e > + 
+         < C o m p a n y L e g a l O f f i c e _ L b l   E l e m e n t T y p e = " C o l u m n "   E l e m e n t I d = " 1 5 3 3 1 7 5 1 0 8 "   D a t a T y p e = " T e x t " > C o m p a n y L e g a l O f f i c e _ L b l < / C o m p a n y L e g a l O f f i c e _ L b l > + 
+         < C o m p a n y L e g a l S t a t e m e n t   E l e m e n t T y p e = " C o l u m n "   E l e m e n t I d = " 4 4 8 3 5 8 8 7 6 "   D a t a T y p e = " T e x t " > C o m p a n y L e g a l S t a t e m e n t < / C o m p a n y L e g a l S t a t e m e n t > + 
+         < C o m p a n y L o g o P o s i t i o n   E l e m e n t T y p e = " C o l u m n "   E l e m e n t I d = " 1 4 2 5 2 6 6 6 8 8 "   D a t a T y p e = " I n t e g e r " > C o m p a n y L o g o P o s i t i o n < / C o m p a n y L o g o P o s i t i o n > + 
+         < C o m p a n y P h o n e N o   E l e m e n t T y p e = " C o l u m n "   E l e m e n t I d = " 2 5 0 4 4 0 6 5 5 "   D a t a T y p e = " T e x t " > C o m p a n y P h o n e N o < / C o m p a n y P h o n e N o > + 
+         < C o m p a n y P h o n e N o _ L b l   E l e m e n t T y p e = " C o l u m n "   E l e m e n t I d = " 5 5 8 5 9 3 5 8 6 "   D a t a T y p e = " T e x t C o n s t " > C o m p a n y P h o n e N o _ L b l < / C o m p a n y P h o n e N o _ L b l > + 
+         < C o m p a n y P i c t u r e   E l e m e n t T y p e = " C o l u m n "   E l e m e n t I d = " 1 3 9 7 4 1 1 0 7 4 "   D a t a T y p e = " B L O B " / > + 
+         < C o m p a n y R e g i s t r a t i o n N u m b e r   E l e m e n t T y p e = " C o l u m n "   E l e m e n t I d = " 2 0 2 3 6 3 9 4 2 4 "   D a t a T y p e = " T e x t " > C o m p a n y R e g i s t r a t i o n N u m b e r < / C o m p a n y R e g i s t r a t i o n N u m b e r > + 
+         < C o m p a n y R e g i s t r a t i o n N u m b e r _ L b l   E l e m e n t T y p e = " C o l u m n "   E l e m e n t I d = " 1 8 3 3 1 0 6 6 5 3 "   D a t a T y p e = " T e x t " > C o m p a n y R e g i s t r a t i o n N u m b e r _ L b l < / C o m p a n y R e g i s t r a t i o n N u m b e r _ L b l > + 
+         < C o m p a n y S W I F T   E l e m e n t T y p e = " C o l u m n "   E l e m e n t I d = " 6 6 8 2 5 0 2 4 5 "   D a t a T y p e = " C o d e " > C o m p a n y S W I F T < / C o m p a n y S W I F T > + 
+         < C o m p a n y S W I F T _ L b l   E l e m e n t T y p e = " C o l u m n "   E l e m e n t I d = " 2 0 2 9 5 9 7 3 8 4 "   D a t a T y p e = " S t r i n g " > C o m p a n y S W I F T _ L b l < / C o m p a n y S W I F T _ L b l > + 
+         < C o m p a n y V A T R e g i s t r a t i o n N o   E l e m e n t T y p e = " C o l u m n "   E l e m e n t I d = " 1 9 1 4 0 1 3 6 4 9 "   D a t a T y p e = " T e x t " > C o m p a n y V A T R e g i s t r a t i o n N o < / C o m p a n y V A T R e g i s t r a t i o n N o > + 
+         < C o m p a n y V A T R e g i s t r a t i o n N o _ L b l   E l e m e n t T y p e = " C o l u m n "   E l e m e n t I d = " 9 2 4 5 0 3 1 2 4 "   D a t a T y p e = " T e x t " > C o m p a n y V A T R e g i s t r a t i o n N o _ L b l < / C o m p a n y V A T R e g i s t r a t i o n N o _ L b l > + 
+         < C o m p a n y V A T R e g N o   E l e m e n t T y p e = " C o l u m n "   E l e m e n t I d = " 1 7 1 4 3 1 9 3 6 "   D a t a T y p e = " T e x t " > C o m p a n y V A T R e g N o < / C o m p a n y V A T R e g N o > + 
+         < C o m p a n y V A T R e g N o _ L b l   E l e m e n t T y p e = " C o l u m n "   E l e m e n t I d = " 7 7 3 2 0 1 5 0 1 "   D a t a T y p e = " T e x t " > C o m p a n y V A T R e g N o _ L b l < / C o m p a n y V A T R e g N o _ L b l > + 
+         < C o n t a c t _ L b l   E l e m e n t T y p e = " C o l u m n "   E l e m e n t I d = " 1 1 5 5 0 9 4 7 5 2 "   D a t a T y p e = " T e x t " > C o n t a c t _ L b l < / C o n t a c t _ L b l > + 
+         < C o p y _ L b l   E l e m e n t T y p e = " C o l u m n "   E l e m e n t I d = " 6 0 4 7 8 2 7 8 1 "   D a t a T y p e = " T e x t C o n s t " > C o p y _ L b l < / C o p y _ L b l > + 
+         < C u s t o m e r A d d r e s s 1   E l e m e n t T y p e = " C o l u m n "   E l e m e n t I d = " 1 8 0 1 9 6 6 4 5 4 "   D a t a T y p e = " T e x t " > C u s t o m e r A d d r e s s 1 < / C u s t o m e r A d d r e s s 1 > + 
+         < C u s t o m e r A d d r e s s 2   E l e m e n t T y p e = " C o l u m n "   E l e m e n t I d = " 1 1 6 4 2 6 9 8 3 7 "   D a t a T y p e = " T e x t " > C u s t o m e r A d d r e s s 2 < / C u s t o m e r A d d r e s s 2 > + 
+         < C u s t o m e r A d d r e s s 3   E l e m e n t T y p e = " C o l u m n "   E l e m e n t I d = " 5 2 6 5 7 3 2 2 0 "   D a t a T y p e = " T e x t " > C u s t o m e r A d d r e s s 3 < / C u s t o m e r A d d r e s s 3 > + 
+         < C u s t o m e r A d d r e s s 4   E l e m e n t T y p e = " C o l u m n "   E l e m e n t I d = " 1 1 1 1 2 3 3 9 7 "   D a t a T y p e = " T e x t " > C u s t o m e r A d d r e s s 4 < / C u s t o m e r A d d r e s s 4 > + 
+         < C u s t o m e r A d d r e s s 5   E l e m e n t T y p e = " C o l u m n "   E l e m e n t I d = " 7 4 8 8 2 0 0 1 4 "   D a t a T y p e = " T e x t " > C u s t o m e r A d d r e s s 5 < / C u s t o m e r A d d r e s s 5 > + 
+         < C u s t o m e r A d d r e s s 6   E l e m e n t T y p e = " C o l u m n "   E l e m e n t I d = " 1 3 8 6 5 1 6 6 3 1 "   D a t a T y p e = " T e x t " > C u s t o m e r A d d r e s s 6 < / C u s t o m e r A d d r e s s 6 > + 
+         < C u s t o m e r A d d r e s s 7   E l e m e n t T y p e = " C o l u m n "   E l e m e n t I d = " 2 0 2 4 2 1 3 2 4 8 "   D a t a T y p e = " T e x t " > C u s t o m e r A d d r e s s 7 < / C u s t o m e r A d d r e s s 7 > + 
+         < C u s t o m e r A d d r e s s 8   E l e m e n t T y p e = " C o l u m n "   E l e m e n t I d = " 1 0 4 8 6 9 8 5 8 5 "   D a t a T y p e = " T e x t " > C u s t o m e r A d d r e s s 8 < / C u s t o m e r A d d r e s s 8 > + 
+         < C u s t o m e r P o s t a l B a r C o d e   E l e m e n t T y p e = " C o l u m n "   E l e m e n t I d = " 3 9 8 5 8 0 6 8 8 "   D a t a T y p e = " T e x t " > C u s t o m e r P o s t a l B a r C o d e < / C u s t o m e r P o s t a l B a r C o d e > + 
+         < D i s c l a i m e r _ L b l   E l e m e n t T y p e = " C o l u m n "   E l e m e n t I d = " 3 8 1 6 6 9 2 0 5 "   D a t a T y p e = " T e x t " > D i s c l a i m e r _ L b l < / D i s c l a i m e r _ L b l > + 
+         < D o c u m e n t C o p y T e x t   E l e m e n t T y p e = " C o l u m n "   E l e m e n t I d = " 1 8 2 4 9 4 6 0 4 6 "   D a t a T y p e = " S t r i n g " > D o c u m e n t C o p y T e x t < / D o c u m e n t C o p y T e x t > + 
+         < D o c u m e n t D a t e   E l e m e n t T y p e = " C o l u m n "   E l e m e n t I d = " 5 5 2 8 7 1 9 1 4 "   D a t a T y p e = " S t r i n g " > D o c u m e n t D a t e < / D o c u m e n t D a t e > + 
+         < D o c u m e n t D a t e _ L b l   E l e m e n t T y p e = " C o l u m n "   E l e m e n t I d = " 1 0 2 6 4 9 4 8 3 "   D a t a T y p e = " S t r i n g " > D o c u m e n t D a t e _ L b l < / D o c u m e n t D a t e _ L b l > + 
+         < D o c u m e n t N o   E l e m e n t T y p e = " C o l u m n "   E l e m e n t I d = " 9 7 0 3 5 0 5 3 9 "   D a t a T y p e = " C o d e " > D o c u m e n t N o < / D o c u m e n t N o > + 
+         < D o c u m e n t N o _ L b l   E l e m e n t T y p e = " C o l u m n "   E l e m e n t I d = " 7 8 9 7 9 5 9 7 8 "   D a t a T y p e = " T e x t C o n s t " > D o c u m e n t N o _ L b l < / D o c u m e n t N o _ L b l > + 
+         < D o c u m e n t T i t l e _ L b l   E l e m e n t T y p e = " C o l u m n "   E l e m e n t I d = " 8 5 8 4 2 3 9 2 9 "   D a t a T y p e = " T e x t C o n s t " > D o c u m e n t T i t l e _ L b l < / D o c u m e n t T i t l e _ L b l > + 
+         < D u e D a t e   E l e m e n t T y p e = " C o l u m n "   E l e m e n t I d = " 7 4 5 1 7 0 2 0 3 "   D a t a T y p e = " S t r i n g " > D u e D a t e < / D u e D a t e > + 
+         < D u e D a t e _ L b l   E l e m e n t T y p e = " C o l u m n "   E l e m e n t I d = " 1 6 4 8 2 8 4 6 4 8 "   D a t a T y p e = " S t r i n g " > D u e D a t e _ L b l < / D u e D a t e _ L b l > + 
+         < E M a i l _ L b l   E l e m e n t T y p e = " C o l u m n "   E l e m e n t I d = " 1 4 3 8 8 6 8 0 1 2 "   D a t a T y p e = " T e x t C o n s t " > E M a i l _ L b l < / E M a i l _ L b l > + 
+         < E s t i m a t e _ L b l   E l e m e n t T y p e = " C o l u m n "   E l e m e n t I d = " 2 0 9 6 4 3 4 6 2 2 "   D a t a T y p e = " T e x t C o n s t " > E s t i m a t e _ L b l < / E s t i m a t e _ L b l > + 
+         < E s t i m a t e B o d y _ L b l   E l e m e n t T y p e = " C o l u m n "   E l e m e n t I d = " 1 0 4 4 3 4 7 9 8 6 "   D a t a T y p e = " T e x t C o n s t " > E s t i m a t e B o d y _ L b l < / E s t i m a t e B o d y _ L b l > + 
+         < E s t i m a t e F o r _ L b l   E l e m e n t T y p e = " C o l u m n "   E l e m e n t I d = " 1 7 6 1 6 6 6 0 1 3 "   D a t a T y p e = " T e x t C o n s t " > E s t i m a t e F o r _ L b l < / E s t i m a t e F o r _ L b l > + 
+         < E x c h a n g e R a t e A s T e x t   E l e m e n t T y p e = " C o l u m n "   E l e m e n t I d = " 5 9 2 9 5 5 8 4 5 "   D a t a T y p e = " T e x t " > E x c h a n g e R a t e A s T e x t < / E x c h a n g e R a t e A s T e x t > + 
+         < E x t e r n a l D o c u m e n t N o   E l e m e n t T y p e = " C o l u m n "   E l e m e n t I d = " 7 3 3 9 5 3 9 6 6 "   D a t a T y p e = " C o d e " > E x t e r n a l D o c u m e n t N o < / E x t e r n a l D o c u m e n t N o > + 
+         < E x t e r n a l D o c u m e n t N o L b l   E l e m e n t T y p e = " C o l u m n "   E l e m e n t I d = " 7 8 3 2 8 7 4 5 2 "   D a t a T y p e = " S t r i n g " > E x t e r n a l D o c u m e n t N o L b l < / E x t e r n a l D o c u m e n t N o L b l > + 
+         < F r o m _ L b l   E l e m e n t T y p e = " C o l u m n "   E l e m e n t I d = " 4 8 5 4 2 6 1 3 8 "   D a t a T y p e = " T e x t C o n s t " > F r o m _ L b l < / F r o m _ L b l > + 
+         < H o m e P a g e _ L b l   E l e m e n t T y p e = " C o l u m n "   E l e m e n t I d = " 1 4 3 3 5 9 2 3 0 0 "   D a t a T y p e = " T e x t C o n s t " > H o m e P a g e _ L b l < / H o m e P a g e _ L b l > + 
+         < I n v o i c e D i s c o u n t A m o u n t _ L b l   E l e m e n t T y p e = " C o l u m n "   E l e m e n t I d = " 1 5 9 3 0 1 2 7 3 6 "   D a t a T y p e = " T e x t C o n s t " > I n v o i c e D i s c o u n t A m o u n t _ L b l < / I n v o i c e D i s c o u n t A m o u n t _ L b l > + 
+         < I n v o i c e D i s c o u n t B a s e A m o u n t _ L b l   E l e m e n t T y p e = " C o l u m n "   E l e m e n t I d = " 2 0 2 9 2 6 6 8 7 5 "   D a t a T y p e = " T e x t C o n s t " > I n v o i c e D i s c o u n t B a s e A m o u n t _ L b l < / I n v o i c e D i s c o u n t B a s e A m o u n t _ L b l > + 
+         < L e g a l E n t i t y T y p e   E l e m e n t T y p e = " C o l u m n "   E l e m e n t I d = " 2 0 5 1 8 7 3 5 6 3 "   D a t a T y p e = " T e x t " > L e g a l E n t i t y T y p e < / L e g a l E n t i t y T y p e > + 
+         < L e g a l E n t i t y T y p e _ L b l   E l e m e n t T y p e = " C o l u m n "   E l e m e n t I d = " 2 0 8 0 2 2 4 7 9 2 "   D a t a T y p e = " T e x t " > L e g a l E n t i t y T y p e _ L b l < / L e g a l E n t i t y T y p e _ L b l > + 
+         < L i n e A m o u n t A f t e r I n v o i c e D i s c o u n t _ L b l   E l e m e n t T y p e = " C o l u m n "   E l e m e n t I d = " 6 7 3 7 2 1 0 9 4 "   D a t a T y p e = " T e x t C o n s t " > L i n e A m o u n t A f t e r I n v o i c e D i s c o u n t _ L b l < / L i n e A m o u n t A f t e r I n v o i c e D i s c o u n t _ L b l > + 
+         < L o c a l C u r r e n c y _ L b l   E l e m e n t T y p e = " C o l u m n "   E l e m e n t I d = " 1 5 5 9 6 9 3 4 2 2 "   D a t a T y p e = " T e x t C o n s t " > L o c a l C u r r e n c y _ L b l < / L o c a l C u r r e n c y _ L b l > + 
+         < P a g e _ L b l   E l e m e n t T y p e = " C o l u m n "   E l e m e n t I d = " 6 8 0 6 4 8 0 9 1 "   D a t a T y p e = " T e x t C o n s t " > P a g e _ L b l < / P a g e _ L b l > + 
+         < P a y m e n t M e t h o d D e s c r i p t i o n   E l e m e n t T y p e = " C o l u m n "   E l e m e n t I d = " 5 8 5 7 5 7 9 7 4 "   D a t a T y p e = " T e x t " > P a y m e n t M e t h o d D e s c r i p t i o n < / P a y m e n t M e t h o d D e s c r i p t i o n > + 
+         < P a y m e n t M e t h o d D e s c r i p t i o n _ L b l   E l e m e n t T y p e = " C o l u m n "   E l e m e n t I d = " 7 9 7 1 1 7 3 2 3 "   D a t a T y p e = " T e x t C o n s t " > P a y m e n t M e t h o d D e s c r i p t i o n _ L b l < / P a y m e n t M e t h o d D e s c r i p t i o n _ L b l > + 
+         < P a y m e n t T e r m s D e s c r i p t i o n   E l e m e n t T y p e = " C o l u m n "   E l e m e n t I d = " 2 0 3 8 7 4 2 7 0 0 "   D a t a T y p e = " T e x t " > P a y m e n t T e r m s D e s c r i p t i o n < / P a y m e n t T e r m s D e s c r i p t i o n > + 
+         < P a y m e n t T e r m s D e s c r i p t i o n _ L b l   E l e m e n t T y p e = " C o l u m n "   E l e m e n t I d = " 1 8 7 4 4 9 4 3 2 1 "   D a t a T y p e = " T e x t C o n s t " > P a y m e n t T e r m s D e s c r i p t i o n _ L b l < / P a y m e n t T e r m s D e s c r i p t i o n _ L b l > + 
+         < P r i c e s I n c l u d i n g V A T   E l e m e n t T y p e = " C o l u m n "   E l e m e n t I d = " 5 1 8 8 1 7 1 6 7 "   D a t a T y p e = " B o o l e a n " > P r i c e s I n c l u d i n g V A T < / P r i c e s I n c l u d i n g V A T > + 
+         < P r i c e s I n c l u d i n g V A T _ L b l   E l e m e n t T y p e = " C o l u m n "   E l e m e n t I d = " 1 3 7 7 9 7 9 4 4 4 "   D a t a T y p e = " S t r i n g " > P r i c e s I n c l u d i n g V A T _ L b l < / P r i c e s I n c l u d i n g V A T _ L b l > + 
+         < P r i c e s I n c l u d i n g V A T Y e s N o   E l e m e n t T y p e = " C o l u m n "   E l e m e n t I d = " 1 4 1 1 1 4 7 5 9 9 "   D a t a T y p e = " S t r i n g " > P r i c e s I n c l u d i n g V A T Y e s N o < / P r i c e s I n c l u d i n g V A T Y e s N o > + 
+         < Q u e s t i o n s _ L b l   E l e m e n t T y p e = " C o l u m n "   E l e m e n t I d = " 2 0 7 0 8 9 0 0 1 9 "   D a t a T y p e = " T e x t C o n s t " > Q u e s t i o n s _ L b l < / Q u e s t i o n s _ L b l > + 
+         < Q u o t e V a l i d T o D a t e   E l e m e n t T y p e = " C o l u m n "   E l e m e n t I d = " 1 1 4 8 7 3 3 1 3 0 "   D a t a T y p e = " S t r i n g " > Q u o t e V a l i d T o D a t e < / Q u o t e V a l i d T o D a t e > + 
+         < Q u o t e V a l i d T o D a t e _ L b l   E l e m e n t T y p e = " C o l u m n "   E l e m e n t I d = " 1 2 9 2 3 5 4 1 3 "   D a t a T y p e = " T e x t C o n s t " > Q u o t e V a l i d T o D a t e _ L b l < / Q u o t e V a l i d T o D a t e _ L b l > + 
+         < S a l e s I n v o i c e L i n e D i s c o u n t _ L b l   E l e m e n t T y p e = " C o l u m n "   E l e m e n t I d = " 6 6 4 6 0 1 5 8 2 "   D a t a T y p e = " T e x t C o n s t " > S a l e s I n v o i c e L i n e D i s c o u n t _ L b l < / S a l e s I n v o i c e L i n e D i s c o u n t _ L b l > + 
+         < S a l e s P e r s o n _ L b l   E l e m e n t T y p e = " C o l u m n "   E l e m e n t I d = " 1 5 6 4 1 9 6 3 6 5 "   D a t a T y p e = " T e x t C o n s t " > S a l e s P e r s o n _ L b l < / S a l e s P e r s o n _ L b l > + 
+         < S a l e s P e r s o n B l a n k _ L b l   E l e m e n t T y p e = " C o l u m n "   E l e m e n t I d = " 6 5 4 6 2 4 6 0 1 "   D a t a T y p e = " T e x t " > S a l e s P e r s o n B l a n k _ L b l < / S a l e s P e r s o n B l a n k _ L b l > + 
+         < S a l e s P e r s o n N a m e   E l e m e n t T y p e = " C o l u m n "   E l e m e n t I d = " 8 7 1 4 9 2 9 8 3 "   D a t a T y p e = " T e x t " > S a l e s P e r s o n N a m e < / S a l e s P e r s o n N a m e > + 
+         < S e l l T o C o n t a c t E m a i l   E l e m e n t T y p e = " C o l u m n "   E l e m e n t I d = " 2 6 2 8 2 4 5 6 4 "   D a t a T y p e = " T e x t " > S e l l T o C o n t a c t E m a i l < / S e l l T o C o n t a c t E m a i l > + 
+         < S e l l T o C o n t a c t E m a i l L b l   E l e m e n t T y p e = " C o l u m n "   E l e m e n t I d = " 3 7 0 9 2 0 3 7 4 "   D a t a T y p e = " T e x t C o n s t " > S e l l T o C o n t a c t E m a i l L b l < / S e l l T o C o n t a c t E m a i l L b l > + 
+         < S e l l T o C o n t a c t M o b i l e P h o n e N o   E l e m e n t T y p e = " C o l u m n "   E l e m e n t I d = " 1 8 4 3 5 8 7 4 7 "   D a t a T y p e = " T e x t " > S e l l T o C o n t a c t M o b i l e P h o n e N o < / S e l l T o C o n t a c t M o b i l e P h o n e N o > + 
+         < S e l l T o C o n t a c t M o b i l e P h o n e N o L b l   E l e m e n t T y p e = " C o l u m n "   E l e m e n t I d = " 1 4 5 7 5 2 8 4 1 7 "   D a t a T y p e = " T e x t C o n s t " > S e l l T o C o n t a c t M o b i l e P h o n e N o L b l < / S e l l T o C o n t a c t M o b i l e P h o n e N o L b l > + 
+         < S e l l T o C o n t a c t P h o n e N o   E l e m e n t T y p e = " C o l u m n "   E l e m e n t I d = " 1 6 1 3 8 2 2 4 8 3 "   D a t a T y p e = " T e x t " > S e l l T o C o n t a c t P h o n e N o < / S e l l T o C o n t a c t P h o n e N o > + 
+         < S e l l T o C o n t a c t P h o n e N o L b l   E l e m e n t T y p e = " C o l u m n "   E l e m e n t I d = " 1 0 5 0 6 8 6 8 0 9 "   D a t a T y p e = " T e x t C o n s t " > S e l l T o C o n t a c t P h o n e N o L b l < / S e l l T o C o n t a c t P h o n e N o L b l > + 
+         < S e l l t o C u s t o m e r N o   E l e m e n t T y p e = " C o l u m n "   E l e m e n t I d = " 2 0 5 0 6 4 7 3 4 9 "   D a t a T y p e = " C o d e " > S e l l t o C u s t o m e r N o < / S e l l t o C u s t o m e r N o > + 
+         < S e l l t o C u s t o m e r N o _ L b l   E l e m e n t T y p e = " C o l u m n "   E l e m e n t I d = " 2 9 8 3 8 1 5 1 2 "   D a t a T y p e = " S t r i n g " > S e l l t o C u s t o m e r N o _ L b l < / S e l l t o C u s t o m e r N o _ L b l > + 
+         < S h i p m e n t _ L b l   E l e m e n t T y p e = " C o l u m n "   E l e m e n t I d = " 2 0 8 5 7 6 7 1 2 0 "   D a t a T y p e = " T e x t C o n s t " > S h i p m e n t _ L b l < / S h i p m e n t _ L b l > + 
+         < S h i p m e n t M e t h o d D e s c r i p t i o n   E l e m e n t T y p e = " C o l u m n "   E l e m e n t I d = " 2 0 5 9 4 0 3 2 6 0 "   D a t a T y p e = " T e x t " > S h i p m e n t M e t h o d D e s c r i p t i o n < / S h i p m e n t M e t h o d D e s c r i p t i o n > + 
+         < S h i p m e n t M e t h o d D e s c r i p t i o n _ L b l   E l e m e n t T y p e = " C o l u m n "   E l e m e n t I d = " 1 1 7 9 9 7 8 4 6 5 "   D a t a T y p e = " T e x t C o n s t " > S h i p m e n t M e t h o d D e s c r i p t i o n _ L b l < / S h i p m e n t M e t h o d D e s c r i p t i o n _ L b l > + 
+         < S h i p T o A d d r e s s _ L b l   E l e m e n t T y p e = " C o l u m n "   E l e m e n t I d = " 1 6 5 0 5 0 5 0 1 7 "   D a t a T y p e = " T e x t C o n s t " > S h i p T o A d d r e s s _ L b l < / S h i p T o A d d r e s s _ L b l > + 
+         < S h i p T o A d d r e s s 1   E l e m e n t T y p e = " C o l u m n "   E l e m e n t I d = " 1 3 5 7 6 7 2 8 6 1 "   D a t a T y p e = " T e x t " > S h i p T o A d d r e s s 1 < / S h i p T o A d d r e s s 1 > + 
+         < S h i p T o A d d r e s s 2   E l e m e n t T y p e = " C o l u m n "   E l e m e n t I d = " 1 0 2 4 2 0 4 5 8 4 "   D a t a T y p e = " T e x t " > S h i p T o A d d r e s s 2 < / S h i p T o A d d r e s s 2 > + 
+         < S h i p T o A d d r e s s 3   E l e m e n t T y p e = " C o l u m n "   E l e m e n t I d = " 1 6 6 1 9 0 1 2 0 1 "   D a t a T y p e = " T e x t " > S h i p T o A d d r e s s 3 < / S h i p T o A d d r e s s 3 > + 
+         < S h i p T o A d d r e s s 4   E l e m e n t T y p e = " C o l u m n "   E l e m e n t I d = " 5 5 5 4 1 6 9 9 0 "   D a t a T y p e = " T e x t " > S h i p T o A d d r e s s 4 < / S h i p T o A d d r e s s 4 > + 
+         < S h i p T o A d d r e s s 5   E l e m e n t T y p e = " C o l u m n "   E l e m e n t I d = " 1 1 9 3 1 1 3 6 0 7 "   D a t a T y p e = " T e x t " > S h i p T o A d d r e s s 5 < / S h i p T o A d d r e s s 5 > + 
+         < S h i p T o A d d r e s s 6   E l e m e n t T y p e = " C o l u m n "   E l e m e n t I d = " 7 1 9 9 7 6 2 4 4 "   D a t a T y p e = " T e x t " > S h i p T o A d d r e s s 6 < / S h i p T o A d d r e s s 6 > + 
+         < S h i p T o A d d r e s s 7   E l e m e n t T y p e = " C o l u m n "   E l e m e n t I d = " 8 2 2 7 9 6 2 7 "   D a t a T y p e = " T e x t " > S h i p T o A d d r e s s 7 < / S h i p T o A d d r e s s 7 > + 
+         < S h i p T o A d d r e s s 8   E l e m e n t T y p e = " C o l u m n "   E l e m e n t I d = " 1 4 9 2 9 9 2 1 7 8 "   D a t a T y p e = " T e x t " > S h i p T o A d d r e s s 8 < / S h i p T o A d d r e s s 8 > + 
+         < S h i p T o P h o n e N o   E l e m e n t T y p e = " C o l u m n "   E l e m e n t I d = " 3 6 9 7 0 2 2 5 5 "   D a t a T y p e = " T e x t " > S h i p T o P h o n e N o < / S h i p T o P h o n e N o > + 
+         < S h o w S h i p p i n g A d d r e s s   E l e m e n t T y p e = " C o l u m n "   E l e m e n t I d = " 1 1 2 0 0 7 1 2 6 6 "   D a t a T y p e = " B o o l e a n " > S h o w S h i p p i n g A d d r e s s < / S h o w S h i p p i n g A d d r e s s > + 
+         < S h o w W o r k D e s c r i p t i o n   E l e m e n t T y p e = " C o l u m n "   E l e m e n t I d = " 7 8 5 4 6 8 8 6 5 "   D a t a T y p e = " B o o l e a n " > S h o w W o r k D e s c r i p t i o n < / S h o w W o r k D e s c r i p t i o n > + 
+         < S u b t o t a l _ L b l   E l e m e n t T y p e = " C o l u m n "   E l e m e n t I d = " 1 9 6 7 7 9 5 1 4 2 "   D a t a T y p e = " T e x t C o n s t " > S u b t o t a l _ L b l < / S u b t o t a l _ L b l > + 
+         < T h a n k s _ L b l   E l e m e n t T y p e = " C o l u m n "   E l e m e n t I d = " 2 1 0 3 3 0 5 5 2 5 "   D a t a T y p e = " T e x t C o n s t " > T h a n k s _ L b l < / T h a n k s _ L b l > + 
+         < T o t a l _ L b l   E l e m e n t T y p e = " C o l u m n "   E l e m e n t I d = " 1 2 1 0 1 0 0 8 7 8 "   D a t a T y p e = " T e x t C o n s t " > T o t a l _ L b l < / T o t a l _ L b l > + 
+         < T o t a l C O 2 e _ L b l   E l e m e n t T y p e = " C o l u m n "   E l e m e n t I d = " 1 0 3 0 5 9 5 2 5 5 "   D a t a T y p e = " T e x t " > T o t a l C O 2 e _ L b l < / T o t a l C O 2 e _ L b l > + 
+         < V A T A m o u n t _ L b l   E l e m e n t T y p e = " C o l u m n "   E l e m e n t I d = " 1 0 9 4 6 5 7 2 9 "   D a t a T y p e = " T e x t C o n s t " > V A T A m o u n t _ L b l < / V A T A m o u n t _ L b l > + 
+         < V A T A m o u n t S p e c i f i c a t i o n _ L b l   E l e m e n t T y p e = " C o l u m n "   E l e m e n t I d = " 8 7 8 7 0 6 8 4 6 "   D a t a T y p e = " T e x t C o n s t " > V A T A m o u n t S p e c i f i c a t i o n _ L b l < / V A T A m o u n t S p e c i f i c a t i o n _ L b l > + 
+         < V A T B a s e _ L b l   E l e m e n t T y p e = " C o l u m n "   E l e m e n t I d = " 1 8 6 6 1 5 8 2 7 8 "   D a t a T y p e = " T e x t C o n s t " > V A T B a s e _ L b l < / V A T B a s e _ L b l > + 
+         < V A T C l a u s e _ L b l   E l e m e n t T y p e = " C o l u m n "   E l e m e n t I d = " 1 5 7 0 4 9 5 4 9 0 "   D a t a T y p e = " S t r i n g " > V A T C l a u s e _ L b l < / V A T C l a u s e _ L b l > + 
+         < V A T C l a u s e s _ L b l   E l e m e n t T y p e = " C o l u m n "   E l e m e n t I d = " 1 3 8 3 9 2 0 0 1 9 "   D a t a T y p e = " T e x t C o n s t " > V A T C l a u s e s _ L b l < / V A T C l a u s e s _ L b l > + 
+         < V A T I d e n t i f i e r _ L b l   E l e m e n t T y p e = " C o l u m n "   E l e m e n t I d = " 1 6 8 6 6 2 3 9 8 4 "   D a t a T y p e = " T e x t C o n s t " > V A T I d e n t i f i e r _ L b l < / V A T I d e n t i f i e r _ L b l > + 
+         < V A T P e r c e n t a g e _ L b l   E l e m e n t T y p e = " C o l u m n "   E l e m e n t I d = " 6 7 6 6 5 4 5 6 5 "   D a t a T y p e = " T e x t C o n s t " > V A T P e r c e n t a g e _ L b l < / V A T P e r c e n t a g e _ L b l > + 
+         < V A T R e g i s t r a t i o n N o   E l e m e n t T y p e = " C o l u m n "   E l e m e n t I d = " 1 8 8 9 1 9 5 4 0 2 "   D a t a T y p e = " T e x t " > V A T R e g i s t r a t i o n N o < / V A T R e g i s t r a t i o n N o > + 
+         < V A T R e g i s t r a t i o n N o _ L b l   E l e m e n t T y p e = " C o l u m n "   E l e m e n t I d = " 1 4 2 4 6 1 6 0 8 5 "   D a t a T y p e = " T e x t " > V A T R e g i s t r a t i o n N o _ L b l < / V A T R e g i s t r a t i o n N o _ L b l > + 
+         < Y o u r E s t i m a t e _ L b l   E l e m e n t T y p e = " C o l u m n "   E l e m e n t I d = " 4 9 2 1 8 5 2 2 5 "   D a t a T y p e = " T e x t C o n s t " > Y o u r E s t i m a t e _ L b l < / Y o u r E s t i m a t e _ L b l > + 
+         < Y o u r R e f e r e n c e   E l e m e n t T y p e = " C o l u m n "   E l e m e n t I d = " 1 1 0 3 9 9 5 1 "   D a t a T y p e = " T e x t " > Y o u r R e f e r e n c e < / Y o u r R e f e r e n c e > + 
+         < Y o u r R e f e r e n c e _ _ L b l   E l e m e n t T y p e = " C o l u m n "   E l e m e n t I d = " 1 1 2 6 2 8 0 3 7 1 "   D a t a T y p e = " S t r i n g " > Y o u r R e f e r e n c e _ _ L b l < / Y o u r R e f e r e n c e _ _ L b l > + 
+         < L i n e   E l e m e n t T y p e = " D a t a I t e m "   E l e m e n t I d = " 4 1 1 9 7 6 1 3 3 " > + 
+             < A m o u n t E x c l u d i n g V A T _ L i n e   E l e m e n t T y p e = " C o l u m n "   E l e m e n t I d = " 1 0 6 2 4 6 0 0 4 0 "   D a t a T y p e = " D e c i m a l " > A m o u n t E x c l u d i n g V A T _ L i n e < / A m o u n t E x c l u d i n g V A T _ L i n e > + 
+             < A m o u n t E x c l u d i n g V A T _ L i n e _ L b l   E l e m e n t T y p e = " C o l u m n "   E l e m e n t I d = " 2 0 0 2 8 7 4 4 7 5 "   D a t a T y p e = " S t r i n g " > A m o u n t E x c l u d i n g V A T _ L i n e _ L b l < / A m o u n t E x c l u d i n g V A T _ L i n e _ L b l > + 
+             < A m o u n t I n c l u d i n g V A T _ L i n e   E l e m e n t T y p e = " C o l u m n "   E l e m e n t I d = " 7 7 0 9 2 8 4 0 2 "   D a t a T y p e = " D e c i m a l " > A m o u n t I n c l u d i n g V A T _ L i n e < / A m o u n t I n c l u d i n g V A T _ L i n e > + 
+             < A m o u n t I n c l u d i n g V A T _ L i n e _ L b l   E l e m e n t T y p e = " C o l u m n "   E l e m e n t I d = " 9 3 0 7 4 7 3 1 3 "   D a t a T y p e = " S t r i n g " > A m o u n t I n c l u d i n g V A T _ L i n e _ L b l < / A m o u n t I n c l u d i n g V A T _ L i n e _ L b l > + 
+             < C O 2 e P e r U n i t _ L i n e   E l e m e n t T y p e = " C o l u m n "   E l e m e n t I d = " 1 3 2 0 1 7 0 3 0 2 "   D a t a T y p e = " T e x t " > C O 2 e P e r U n i t _ L i n e < / C O 2 e P e r U n i t _ L i n e > + 
+             < D e s c r i p t i o n _ L i n e   E l e m e n t T y p e = " C o l u m n "   E l e m e n t I d = " 1 4 0 6 8 2 2 3 1 0 "   D a t a T y p e = " T e x t " > D e s c r i p t i o n _ L i n e < / D e s c r i p t i o n _ L i n e > + 
+             < D e s c r i p t i o n _ L i n e _ L b l   E l e m e n t T y p e = " C o l u m n "   E l e m e n t I d = " 2 1 1 8 9 5 1 4 9 5 "   D a t a T y p e = " S t r i n g " > D e s c r i p t i o n _ L i n e _ L b l < / D e s c r i p t i o n _ L i n e _ L b l > + 
+             < I t e m N o _ L i n e   E l e m e n t T y p e = " C o l u m n "   E l e m e n t I d = " 1 9 1 0 2 9 6 2 8 8 "   D a t a T y p e = " C o d e " > I t e m N o _ L i n e < / I t e m N o _ L i n e > + 
+             < I t e m N o _ L i n e _ L b l   E l e m e n t T y p e = " C o l u m n "   E l e m e n t I d = " 1 3 4 0 0 7 9 6 1 3 "   D a t a T y p e = " S t r i n g " > I t e m N o _ L i n e _ L b l < / I t e m N o _ L i n e _ L b l > + 
+             < I t e m R e f e r e n c e N o _ L i n e   E l e m e n t T y p e = " C o l u m n "   E l e m e n t I d = " 9 2 7 2 3 5 7 "   D a t a T y p e = " C o d e " > I t e m R e f e r e n c e N o _ L i n e < / I t e m R e f e r e n c e N o _ L i n e > + 
+             < I t e m R e f e r e n c e N o _ L i n e _ L b l   E l e m e n t T y p e = " C o l u m n "   E l e m e n t I d = " 1 9 8 0 6 3 1 1 3 0 "   D a t a T y p e = " S t r i n g " > I t e m R e f e r e n c e N o _ L i n e _ L b l < / I t e m R e f e r e n c e N o _ L i n e _ L b l > + 
+             < L i n e A m o u n t _ L i n e   E l e m e n t T y p e = " C o l u m n "   E l e m e n t I d = " 2 6 8 9 3 7 1 6 2 "   D a t a T y p e = " T e x t " > L i n e A m o u n t _ L i n e < / L i n e A m o u n t _ L i n e > + 
+             < L i n e A m o u n t _ L i n e _ L b l   E l e m e n t T y p e = " C o l u m n "   E l e m e n t I d = " 9 9 2 9 0 1 8 4 5 "   D a t a T y p e = " S t r i n g " > L i n e A m o u n t _ L i n e _ L b l < / L i n e A m o u n t _ L i n e _ L b l > + 
+             < L i n e D i s c o u n t P e r c e n t _ L i n e   E l e m e n t T y p e = " C o l u m n "   E l e m e n t I d = " 9 0 7 8 2 7 4 3 6 "   D a t a T y p e = " D e c i m a l " > L i n e D i s c o u n t P e r c e n t _ L i n e < / L i n e D i s c o u n t P e r c e n t _ L i n e > + 
+             < L i n e D i s c o u n t P e r c e n t T e x t _ L i n e   E l e m e n t T y p e = " C o l u m n "   E l e m e n t I d = " 6 1 3 1 3 5 1 9 "   D a t a T y p e = " T e x t " > L i n e D i s c o u n t P e r c e n t T e x t _ L i n e < / L i n e D i s c o u n t P e r c e n t T e x t _ L i n e > + 
+             < L i n e N o _ L i n e   E l e m e n t T y p e = " C o l u m n "   E l e m e n t I d = " 6 9 8 9 8 5 9 7 9 "   D a t a T y p e = " I n t e g e r " > L i n e N o _ L i n e < / L i n e N o _ L i n e > + 
+             < P r i c e _ L b l   E l e m e n t T y p e = " C o l u m n "   E l e m e n t I d = " 2 1 2 6 7 6 4 9 2 5 "   D a t a T y p e = " T e x t C o n s t " > P r i c e _ L b l < / P r i c e _ L b l > + 
+             < P r i c e P e r _ L b l   E l e m e n t T y p e = " C o l u m n "   E l e m e n t I d = " 9 7 3 2 8 0 1 3 4 "   D a t a T y p e = " T e x t C o n s t " > P r i c e P e r _ L b l < / P r i c e P e r _ L b l > + 
+             < Q t y _ L b l   E l e m e n t T y p e = " C o l u m n "   E l e m e n t I d = " 2 6 3 6 7 3 7 6 4 "   D a t a T y p e = " T e x t C o n s t " > Q t y _ L b l < / Q t y _ L b l > + 
+             < Q u a n t i t y _ L i n e   E l e m e n t T y p e = " C o l u m n "   E l e m e n t I d = " 1 0 6 8 5 4 3 5 3 7 "   D a t a T y p e = " T e x t " > Q u a n t i t y _ L i n e < / Q u a n t i t y _ L i n e > + 
+             < Q u a n t i t y _ L i n e _ L b l   E l e m e n t T y p e = " C o l u m n "   E l e m e n t I d = " 2 0 3 4 5 0 6 8 0 2 "   D a t a T y p e = " S t r i n g " > Q u a n t i t y _ L i n e _ L b l < / Q u a n t i t y _ L i n e _ L b l > + 
+             < S h i p m e n t D a t e _ L b l   E l e m e n t T y p e = " C o l u m n "   E l e m e n t I d = " 6 1 4 4 0 0 3 6 4 "   D a t a T y p e = " T e x t C o n s t " > S h i p m e n t D a t e _ L b l < / S h i p m e n t D a t e _ L b l > + 
+             < S h i p m e n t D a t e _ L i n e   E l e m e n t T y p e = " C o l u m n "   E l e m e n t I d = " 1 6 7 3 3 7 5 4 1 6 "   D a t a T y p e = " S t r i n g " > S h i p m e n t D a t e _ L i n e < / S h i p m e n t D a t e _ L i n e > + 
+             < T r a n s H e a d e r A m o u n t   E l e m e n t T y p e = " C o l u m n "   E l e m e n t I d = " 2 0 2 8 3 0 6 2 7 6 "   D a t a T y p e = " D e c i m a l " > T r a n s H e a d e r A m o u n t < / T r a n s H e a d e r A m o u n t > + 
+             < T y p e _ L i n e   E l e m e n t T y p e = " C o l u m n "   E l e m e n t I d = " 2 7 2 8 0 4 9 2 4 "   D a t a T y p e = " S t r i n g " > T y p e _ L i n e < / T y p e _ L i n e > + 
+             < U n i t _ L b l   E l e m e n t T y p e = " C o l u m n "   E l e m e n t I d = " 8 1 4 3 6 4 3 1 8 "   D a t a T y p e = " T e x t C o n s t " > U n i t _ L b l < / U n i t _ L b l > + 
+             < U n i t O f M e a s u r e   E l e m e n t T y p e = " C o l u m n "   E l e m e n t I d = " 1 8 0 8 2 2 8 0 1 8 "   D a t a T y p e = " T e x t " > U n i t O f M e a s u r e < / U n i t O f M e a s u r e > + 
+             < U n i t O f M e a s u r e _ L b l   E l e m e n t T y p e = " C o l u m n "   E l e m e n t I d = " 9 8 1 9 5 1 2 4 9 "   D a t a T y p e = " S t r i n g " > U n i t O f M e a s u r e _ L b l < / U n i t O f M e a s u r e _ L b l > + 
+             < U n i t P r i c e   E l e m e n t T y p e = " C o l u m n "   E l e m e n t I d = " 1 4 7 8 2 2 1 5 2 6 "   D a t a T y p e = " T e x t " > U n i t P r i c e < / U n i t P r i c e > + 
+             < U n i t P r i c e _ L b l   E l e m e n t T y p e = " C o l u m n "   E l e m e n t I d = " 1 1 6 3 9 2 6 6 0 3 "   D a t a T y p e = " S t r i n g " > U n i t P r i c e _ L b l < / U n i t P r i c e _ L b l > + 
+             < V A T I d e n t i f i e r _ L i n e   E l e m e n t T y p e = " C o l u m n "   E l e m e n t I d = " 1 7 7 3 6 2 2 4 1 2 "   D a t a T y p e = " C o d e " > V A T I d e n t i f i e r _ L i n e < / V A T I d e n t i f i e r _ L i n e > + 
+             < V A T I d e n t i f i e r _ L i n e _ L b l   E l e m e n t T y p e = " C o l u m n "   E l e m e n t I d = " 5 3 3 7 8 2 7 0 3 "   D a t a T y p e = " S t r i n g " > V A T I d e n t i f i e r _ L i n e _ L b l < / V A T I d e n t i f i e r _ L i n e _ L b l > + 
+             < V A T P c t _ L i n e   E l e m e n t T y p e = " C o l u m n "   E l e m e n t I d = " 1 9 7 4 0 0 1 9 4 4 "   D a t a T y p e = " T e x t " > V A T P c t _ L i n e < / V A T P c t _ L i n e > + 
+             < V A T P c t _ L i n e _ L b l   E l e m e n t T y p e = " C o l u m n "   E l e m e n t I d = " 1 2 0 7 5 2 9 9 1 5 "   D a t a T y p e = " S t r i n g " > V A T P c t _ L i n e _ L b l < / V A T P c t _ L i n e _ L b l > + 
+             < S e r v i c e C o m m i t m e n t H e a d e r F o r S a l e s L i n e   E l e m e n t T y p e = " D a t a I t e m "   E l e m e n t I d = " 2 6 0 5 7 5 8 7 1 " > + 
+                 < S e r v i c e C o m m i t m e n t F o r L i n e D e s c r i p t i o n _ L b l   E l e m e n t T y p e = " C o l u m n "   E l e m e n t I d = " 1 8 3 9 3 2 6 6 6 7 "   D a t a T y p e = " T e x t " > S e r v i c e C o m m i t m e n t F o r L i n e D e s c r i p t i o n _ L b l < / S e r v i c e C o m m i t m e n t F o r L i n e D e s c r i p t i o n _ L b l > + 
+                 < S e r v i c e C o m m i t m e n t F o r L i n e D i s c o u n t _ L b l   E l e m e n t T y p e = " C o l u m n "   E l e m e n t I d = " 1 8 3 7 0 5 0 1 8 "   D a t a T y p e = " T e x t " > S e r v i c e C o m m i t m e n t F o r L i n e D i s c o u n t _ L b l < / S e r v i c e C o m m i t m e n t F o r L i n e D i s c o u n t _ L b l > + 
+                 < S e r v i c e C o m m i t m e n t F o r L i n e P r i c e _ L b l   E l e m e n t T y p e = " C o l u m n "   E l e m e n t I d = " 6 1 5 0 7 0 4 9 4 "   D a t a T y p e = " T e x t " > S e r v i c e C o m m i t m e n t F o r L i n e P r i c e _ L b l < / S e r v i c e C o m m i t m e n t F o r L i n e P r i c e _ L b l > + 
+                 < S e r v i c e C o m m i t m e n t F o r L i n e   E l e m e n t T y p e = " D a t a I t e m "   E l e m e n t I d = " 1 8 0 1 1 0 3 3 4 6 " > + 
+                     < S e r v i c e C o m m i t m e n t F o r L i n e D e s c r i p t i o n   E l e m e n t T y p e = " C o l u m n "   E l e m e n t I d = " 2 0 7 8 7 8 2 3 2 "   D a t a T y p e = " T e x t " > S e r v i c e C o m m i t m e n t F o r L i n e D e s c r i p t i o n < / S e r v i c e C o m m i t m e n t F o r L i n e D e s c r i p t i o n > + 
+                     < S e r v i c e C o m m i t m e n t F o r L i n e D i s c o u n t   E l e m e n t T y p e = " C o l u m n "   E l e m e n t I d = " 1 7 2 0 3 2 4 3 4 7 "   D a t a T y p e = " T e x t " > S e r v i c e C o m m i t m e n t F o r L i n e D i s c o u n t < / S e r v i c e C o m m i t m e n t F o r L i n e D i s c o u n t > + 
+                     < S e r v i c e C o m m i t m e n t F o r L i n e L i n e N o   E l e m e n t T y p e = " C o l u m n "   E l e m e n t I d = " 3 6 6 2 2 9 7 5 3 "   D a t a T y p e = " I n t e g e r " > S e r v i c e C o m m i t m e n t F o r L i n e L i n e N o < / S e r v i c e C o m m i t m e n t F o r L i n e L i n e N o > + 
+                     < S e r v i c e C o m m i t m e n t F o r L i n e P r i c e   E l e m e n t T y p e = " C o l u m n "   E l e m e n t I d = " 1 6 5 6 4 4 5 1 "   D a t a T y p e = " T e x t " > S e r v i c e C o m m i t m e n t F o r L i n e P r i c e < / S e r v i c e C o m m i t m e n t F o r L i n e P r i c e >   
                  < / S e r v i c e C o m m i t m e n t F o r L i n e >   
@@ -3685,135 +3580,135 @@
  
          < / L i n e >   
-         < W o r k D e s c r i p t i o n L i n e s > - 
-             < W o r k D e s c r i p t i o n L i n e > W o r k D e s c r i p t i o n L i n e < / W o r k D e s c r i p t i o n L i n e > - 
-             < W o r k D e s c r i p t i o n L i n e N u m b e r > W o r k D e s c r i p t i o n L i n e N u m b e r < / W o r k D e s c r i p t i o n L i n e N u m b e r > +         < W o r k D e s c r i p t i o n L i n e s   E l e m e n t T y p e = " D a t a I t e m "   E l e m e n t I d = " 2 7 6 8 1 9 4 4 7 " > + 
+             < W o r k D e s c r i p t i o n L i n e   E l e m e n t T y p e = " C o l u m n "   E l e m e n t I d = " 1 9 4 7 6 2 1 6 7 6 "   D a t a T y p e = " T e x t " > W o r k D e s c r i p t i o n L i n e < / W o r k D e s c r i p t i o n L i n e > + 
+             < W o r k D e s c r i p t i o n L i n e N u m b e r   E l e m e n t T y p e = " C o l u m n "   E l e m e n t I d = " 7 9 7 3 0 7 2 2 3 "   D a t a T y p e = " I n t e g e r " > W o r k D e s c r i p t i o n L i n e N u m b e r < / W o r k D e s c r i p t i o n L i n e N u m b e r >   
          < / W o r k D e s c r i p t i o n L i n e s >   
-         < V A T A m o u n t L i n e > - 
-             < I n v o i c e D i s c o u n t A m o u n t _ V A T A m o u n t L i n e > I n v o i c e D i s c o u n t A m o u n t _ V A T A m o u n t L i n e < / I n v o i c e D i s c o u n t A m o u n t _ V A T A m o u n t L i n e > - 
-             < I n v o i c e D i s c o u n t A m o u n t _ V A T A m o u n t L i n e _ L b l > I n v o i c e D i s c o u n t A m o u n t _ V A T A m o u n t L i n e _ L b l < / I n v o i c e D i s c o u n t A m o u n t _ V A T A m o u n t L i n e _ L b l > - 
-             < I n v o i c e D i s c o u n t B a s e A m o u n t _ V A T A m o u n t L i n e > I n v o i c e D i s c o u n t B a s e A m o u n t _ V A T A m o u n t L i n e < / I n v o i c e D i s c o u n t B a s e A m o u n t _ V A T A m o u n t L i n e > - 
-             < I n v o i c e D i s c o u n t B a s e A m o u n t _ V A T A m o u n t L i n e _ L b l > I n v o i c e D i s c o u n t B a s e A m o u n t _ V A T A m o u n t L i n e _ L b l < / I n v o i c e D i s c o u n t B a s e A m o u n t _ V A T A m o u n t L i n e _ L b l > - 
-             < L i n e A m o u n t _ V a t A m o u n t L i n e > L i n e A m o u n t _ V a t A m o u n t L i n e < / L i n e A m o u n t _ V a t A m o u n t L i n e > - 
-             < L i n e A m o u n t _ V a t A m o u n t L i n e _ L b l > L i n e A m o u n t _ V a t A m o u n t L i n e _ L b l < / L i n e A m o u n t _ V a t A m o u n t L i n e _ L b l > - 
-             < N o O f V A T I d e n t i f i e r s > N o O f V A T I d e n t i f i e r s < / N o O f V A T I d e n t i f i e r s > - 
-             < V A T A m o u n t _ V a t A m o u n t L i n e > V A T A m o u n t _ V a t A m o u n t L i n e < / V A T A m o u n t _ V a t A m o u n t L i n e > - 
-             < V A T A m o u n t _ V a t A m o u n t L i n e _ L b l > V A T A m o u n t _ V a t A m o u n t L i n e _ L b l < / V A T A m o u n t _ V a t A m o u n t L i n e _ L b l > - 
-             < V A T A m o u n t L C Y _ V A T A m o u n t L i n e > V A T A m o u n t L C Y _ V A T A m o u n t L i n e < / V A T A m o u n t L C Y _ V A T A m o u n t L i n e > - 
-             < V A T A m o u n t L C Y _ V A T A m o u n t L i n e _ L b l > V A T A m o u n t L C Y _ V A T A m o u n t L i n e _ L b l < / V A T A m o u n t L C Y _ V A T A m o u n t L i n e _ L b l > - 
-             < V A T B a s e _ V a t A m o u n t L i n e > V A T B a s e _ V a t A m o u n t L i n e < / V A T B a s e _ V a t A m o u n t L i n e > - 
-             < V A T B a s e _ V a t A m o u n t L i n e _ L b l > V A T B a s e _ V a t A m o u n t L i n e _ L b l < / V A T B a s e _ V a t A m o u n t L i n e _ L b l > - 
-             < V A T B a s e L C Y _ V A T A m o u n t L i n e > V A T B a s e L C Y _ V A T A m o u n t L i n e < / V A T B a s e L C Y _ V A T A m o u n t L i n e > - 
-             < V A T B a s e L C Y _ V A T A m o u n t L i n e _ L b l > V A T B a s e L C Y _ V A T A m o u n t L i n e _ L b l < / V A T B a s e L C Y _ V A T A m o u n t L i n e _ L b l > - 
-             < V A T I d e n t i f i e r _ V a t A m o u n t L i n e > V A T I d e n t i f i e r _ V a t A m o u n t L i n e < / V A T I d e n t i f i e r _ V a t A m o u n t L i n e > - 
-             < V A T I d e n t i f i e r _ V a t A m o u n t L i n e _ L b l > V A T I d e n t i f i e r _ V a t A m o u n t L i n e _ L b l < / V A T I d e n t i f i e r _ V a t A m o u n t L i n e _ L b l > - 
-             < V A T P c t _ V a t A m o u n t L i n e > V A T P c t _ V a t A m o u n t L i n e < / V A T P c t _ V a t A m o u n t L i n e > - 
-             < V A T P c t _ V a t A m o u n t L i n e _ L b l > V A T P c t _ V a t A m o u n t L i n e _ L b l < / V A T P c t _ V a t A m o u n t L i n e _ L b l > +         < V A T A m o u n t L i n e   E l e m e n t T y p e = " D a t a I t e m "   E l e m e n t I d = " 8 2 7 5 3 4 3 4 8 " > + 
+             < I n v o i c e D i s c o u n t A m o u n t _ V A T A m o u n t L i n e   E l e m e n t T y p e = " C o l u m n "   E l e m e n t I d = " 8 2 4 7 3 0 1 4 1 "   D a t a T y p e = " D e c i m a l " > I n v o i c e D i s c o u n t A m o u n t _ V A T A m o u n t L i n e < / I n v o i c e D i s c o u n t A m o u n t _ V A T A m o u n t L i n e > + 
+             < I n v o i c e D i s c o u n t A m o u n t _ V A T A m o u n t L i n e _ L b l   E l e m e n t T y p e = " C o l u m n "   E l e m e n t I d = " 1 5 6 2 2 0 0 0 3 4 "   D a t a T y p e = " S t r i n g " > I n v o i c e D i s c o u n t A m o u n t _ V A T A m o u n t L i n e _ L b l < / I n v o i c e D i s c o u n t A m o u n t _ V A T A m o u n t L i n e _ L b l > + 
+             < I n v o i c e D i s c o u n t B a s e A m o u n t _ V A T A m o u n t L i n e   E l e m e n t T y p e = " C o l u m n "   E l e m e n t I d = " 2 0 4 0 3 3 2 2 6 6 "   D a t a T y p e = " D e c i m a l " > I n v o i c e D i s c o u n t B a s e A m o u n t _ V A T A m o u n t L i n e < / I n v o i c e D i s c o u n t B a s e A m o u n t _ V A T A m o u n t L i n e > + 
+             < I n v o i c e D i s c o u n t B a s e A m o u n t _ V A T A m o u n t L i n e _ L b l   E l e m e n t T y p e = " C o l u m n "   E l e m e n t I d = " 4 0 5 9 6 0 3 3 1 "   D a t a T y p e = " S t r i n g " > I n v o i c e D i s c o u n t B a s e A m o u n t _ V A T A m o u n t L i n e _ L b l < / I n v o i c e D i s c o u n t B a s e A m o u n t _ V A T A m o u n t L i n e _ L b l > + 
+             < L i n e A m o u n t _ V a t A m o u n t L i n e   E l e m e n t T y p e = " C o l u m n "   E l e m e n t I d = " 2 1 4 6 5 4 0 1 "   D a t a T y p e = " D e c i m a l " > L i n e A m o u n t _ V a t A m o u n t L i n e < / L i n e A m o u n t _ V a t A m o u n t L i n e > + 
+             < L i n e A m o u n t _ V a t A m o u n t L i n e _ L b l   E l e m e n t T y p e = " C o l u m n "   E l e m e n t I d = " 1 1 1 0 9 1 2 1 2 4 "   D a t a T y p e = " S t r i n g " > L i n e A m o u n t _ V a t A m o u n t L i n e _ L b l < / L i n e A m o u n t _ V a t A m o u n t L i n e _ L b l > + 
+             < N o O f V A T I d e n t i f i e r s   E l e m e n t T y p e = " C o l u m n "   E l e m e n t I d = " 1 1 5 3 2 6 3 0 2 6 "   D a t a T y p e = " I n t e g e r " > N o O f V A T I d e n t i f i e r s < / N o O f V A T I d e n t i f i e r s > + 
+             < V A T A m o u n t _ V a t A m o u n t L i n e   E l e m e n t T y p e = " C o l u m n "   E l e m e n t I d = " 1 8 9 1 8 2 0 6 2 0 "   D a t a T y p e = " D e c i m a l " > V A T A m o u n t _ V a t A m o u n t L i n e < / V A T A m o u n t _ V a t A m o u n t L i n e > + 
+             < V A T A m o u n t _ V a t A m o u n t L i n e _ L b l   E l e m e n t T y p e = " C o l u m n "   E l e m e n t I d = " 1 5 1 3 5 5 5 4 7 3 "   D a t a T y p e = " S t r i n g " > V A T A m o u n t _ V a t A m o u n t L i n e _ L b l < / V A T A m o u n t _ V a t A m o u n t L i n e _ L b l > + 
+             < V A T A m o u n t L C Y _ V A T A m o u n t L i n e   E l e m e n t T y p e = " C o l u m n "   E l e m e n t I d = " 1 5 8 1 9 9 4 3 5 0 "   D a t a T y p e = " D e c i m a l " > V A T A m o u n t L C Y _ V A T A m o u n t L i n e < / V A T A m o u n t L C Y _ V A T A m o u n t L i n e > + 
+             < V A T A m o u n t L C Y _ V A T A m o u n t L i n e _ L b l   E l e m e n t T y p e = " C o l u m n "   E l e m e n t I d = " 9 2 3 0 0 3 3 7 "   D a t a T y p e = " T e x t C o n s t " > V A T A m o u n t L C Y _ V A T A m o u n t L i n e _ L b l < / V A T A m o u n t L C Y _ V A T A m o u n t L i n e _ L b l > + 
+             < V A T B a s e _ V a t A m o u n t L i n e   E l e m e n t T y p e = " C o l u m n "   E l e m e n t I d = " 1 4 5 8 9 3 7 8 1 9 "   D a t a T y p e = " D e c i m a l " > V A T B a s e _ V a t A m o u n t L i n e < / V A T B a s e _ V a t A m o u n t L i n e > + 
+             < V A T B a s e _ V a t A m o u n t L i n e _ L b l   E l e m e n t T y p e = " C o l u m n "   E l e m e n t I d = " 1 6 9 1 3 0 2 4 8 8 "   D a t a T y p e = " S t r i n g " > V A T B a s e _ V a t A m o u n t L i n e _ L b l < / V A T B a s e _ V a t A m o u n t L i n e _ L b l > + 
+             < V A T B a s e L C Y _ V A T A m o u n t L i n e   E l e m e n t T y p e = " C o l u m n "   E l e m e n t I d = " 1 8 6 0 9 4 5 6 3 5 "   D a t a T y p e = " D e c i m a l " > V A T B a s e L C Y _ V A T A m o u n t L i n e < / V A T B a s e L C Y _ V A T A m o u n t L i n e > + 
+             < V A T B a s e L C Y _ V A T A m o u n t L i n e _ L b l   E l e m e n t T y p e = " C o l u m n "   E l e m e n t I d = " 1 2 3 6 4 6 7 9 9 8 "   D a t a T y p e = " T e x t C o n s t " > V A T B a s e L C Y _ V A T A m o u n t L i n e _ L b l < / V A T B a s e L C Y _ V A T A m o u n t L i n e _ L b l > + 
+             < V A T I d e n t i f i e r _ V a t A m o u n t L i n e   E l e m e n t T y p e = " C o l u m n "   E l e m e n t I d = " 1 1 4 2 0 7 0 0 3 5 "   D a t a T y p e = " C o d e " > V A T I d e n t i f i e r _ V a t A m o u n t L i n e < / V A T I d e n t i f i e r _ V a t A m o u n t L i n e > + 
+             < V A T I d e n t i f i e r _ V a t A m o u n t L i n e _ L b l   E l e m e n t T y p e = " C o l u m n "   E l e m e n t I d = " 8 6 4 5 0 4 5 0 "   D a t a T y p e = " S t r i n g " > V A T I d e n t i f i e r _ V a t A m o u n t L i n e _ L b l < / V A T I d e n t i f i e r _ V a t A m o u n t L i n e _ L b l > + 
+             < V A T P c t _ V a t A m o u n t L i n e   E l e m e n t T y p e = " C o l u m n "   E l e m e n t I d = " 1 4 5 3 5 4 2 7 7 7 "   D a t a T y p e = " D e c i m a l " > V A T P c t _ V a t A m o u n t L i n e < / V A T P c t _ V a t A m o u n t L i n e > + 
+             < V A T P c t _ V a t A m o u n t L i n e _ L b l   E l e m e n t T y p e = " C o l u m n "   E l e m e n t I d = " 6 7 6 3 2 3 7 8 "   D a t a T y p e = " S t r i n g " > V A T P c t _ V a t A m o u n t L i n e _ L b l < / V A T P c t _ V a t A m o u n t L i n e _ L b l >   
          < / V A T A m o u n t L i n e >   
-         < R e p o r t T o t a l s L i n e > - 
-             < A m o u n t _ R e p o r t T o t a l s L i n e > A m o u n t _ R e p o r t T o t a l s L i n e < / A m o u n t _ R e p o r t T o t a l s L i n e > - 
-             < A m o u n t F o r m a t t e d _ R e p o r t T o t a l s L i n e > A m o u n t F o r m a t t e d _ R e p o r t T o t a l s L i n e < / A m o u n t F o r m a t t e d _ R e p o r t T o t a l s L i n e > - 
-             < D e s c r i p t i o n _ R e p o r t T o t a l s L i n e > D e s c r i p t i o n _ R e p o r t T o t a l s L i n e < / D e s c r i p t i o n _ R e p o r t T o t a l s L i n e > - 
-             < F o n t B o l d _ R e p o r t T o t a l s L i n e > F o n t B o l d _ R e p o r t T o t a l s L i n e < / F o n t B o l d _ R e p o r t T o t a l s L i n e > - 
-             < F o n t U n d e r l i n e _ R e p o r t T o t a l s L i n e > F o n t U n d e r l i n e _ R e p o r t T o t a l s L i n e < / F o n t U n d e r l i n e _ R e p o r t T o t a l s L i n e > +         < R e p o r t T o t a l s L i n e   E l e m e n t T y p e = " D a t a I t e m "   E l e m e n t I d = " 2 1 2 2 5 4 9 8 3 6 " > + 
+             < A m o u n t _ R e p o r t T o t a l s L i n e   E l e m e n t T y p e = " C o l u m n "   E l e m e n t I d = " 4 1 9 9 1 8 3 6 9 "   D a t a T y p e = " D e c i m a l " > A m o u n t _ R e p o r t T o t a l s L i n e < / A m o u n t _ R e p o r t T o t a l s L i n e > + 
+             < A m o u n t F o r m a t t e d _ R e p o r t T o t a l s L i n e   E l e m e n t T y p e = " C o l u m n "   E l e m e n t I d = " 1 5 0 6 1 3 6 8 2 5 "   D a t a T y p e = " T e x t " > A m o u n t F o r m a t t e d _ R e p o r t T o t a l s L i n e < / A m o u n t F o r m a t t e d _ R e p o r t T o t a l s L i n e > + 
+             < D e s c r i p t i o n _ R e p o r t T o t a l s L i n e   E l e m e n t T y p e = " C o l u m n "   E l e m e n t I d = " 5 8 1 9 9 6 0 6 7 "   D a t a T y p e = " T e x t " > D e s c r i p t i o n _ R e p o r t T o t a l s L i n e < / D e s c r i p t i o n _ R e p o r t T o t a l s L i n e > + 
+             < F o n t B o l d _ R e p o r t T o t a l s L i n e   E l e m e n t T y p e = " C o l u m n "   E l e m e n t I d = " 9 4 6 5 4 0 5 4 9 "   D a t a T y p e = " B o o l e a n " > F o n t B o l d _ R e p o r t T o t a l s L i n e < / F o n t B o l d _ R e p o r t T o t a l s L i n e > + 
+             < F o n t U n d e r l i n e _ R e p o r t T o t a l s L i n e   E l e m e n t T y p e = " C o l u m n "   E l e m e n t I d = " 2 0 2 1 5 3 3 6 9 4 "   D a t a T y p e = " B o o l e a n " > F o n t U n d e r l i n e _ R e p o r t T o t a l s L i n e < / F o n t U n d e r l i n e _ R e p o r t T o t a l s L i n e >   
          < / R e p o r t T o t a l s L i n e >   
-         < S e r v i c e C o m m i t m e n t F o r L i n e C a p t i o n > - 
-             < S e r v i c e C o m m i t m e n t F o r L i n e T o t a l T e x t _ L b l > S e r v i c e C o m m i t m e n t F o r L i n e T o t a l T e x t _ L b l < / S e r v i c e C o m m i t m e n t F o r L i n e T o t a l T e x t _ L b l > +         < S e r v i c e C o m m i t m e n t F o r L i n e C a p t i o n   E l e m e n t T y p e = " D a t a I t e m "   E l e m e n t I d = " 4 5 5 8 5 1 6 0 0 " > + 
+             < S e r v i c e C o m m i t m e n t F o r L i n e T o t a l T e x t _ L b l   E l e m e n t T y p e = " C o l u m n "   E l e m e n t I d = " 9 9 6 5 4 9 8 5 2 "   D a t a T y p e = " T e x t " > S e r v i c e C o m m i t m e n t F o r L i n e T o t a l T e x t _ L b l < / S e r v i c e C o m m i t m e n t F o r L i n e T o t a l T e x t _ L b l >   
          < / S e r v i c e C o m m i t m e n t F o r L i n e C a p t i o n >   
-         < S e r v i c e C o m m i t m e n t s G r o u p > - 
-             < S e r v i c e C o m m i t m e n t s G r o u p P e r P e r i o d > - 
-                 < S e r v i c e C o m m i t m e n t s G r o u p P e r P e r i o d N a m e > S e r v i c e C o m m i t m e n t s G r o u p P e r P e r i o d N a m e < / S e r v i c e C o m m i t m e n t s G r o u p P e r P e r i o d N a m e > - 
-                 < S e r v i c e C o m m i t m e n t s G r o u p P e r P e r i o d T y p e > S e r v i c e C o m m i t m e n t s G r o u p P e r P e r i o d T y p e < / S e r v i c e C o m m i t m e n t s G r o u p P e r P e r i o d T y p e > - 
-                 < S e r v i c e C o m m i t m e n t s G r o u p P e r P e r i o d V a l u e > S e r v i c e C o m m i t m e n t s G r o u p P e r P e r i o d V a l u e < / S e r v i c e C o m m i t m e n t s G r o u p P e r P e r i o d V a l u e > +         < S e r v i c e C o m m i t m e n t s G r o u p   E l e m e n t T y p e = " D a t a I t e m "   E l e m e n t I d = " 1 9 6 6 6 9 4 9 2 7 " > + 
+             < S e r v i c e C o m m i t m e n t s G r o u p P e r P e r i o d   E l e m e n t T y p e = " D a t a I t e m "   E l e m e n t I d = " 1 0 7 5 7 2 7 7 9 7 " > + 
+                 < S e r v i c e C o m m i t m e n t s G r o u p P e r P e r i o d N a m e   E l e m e n t T y p e = " C o l u m n "   E l e m e n t I d = " 1 5 2 1 8 3 1 0 2 2 "   D a t a T y p e = " T e x t " > S e r v i c e C o m m i t m e n t s G r o u p P e r P e r i o d N a m e < / S e r v i c e C o m m i t m e n t s G r o u p P e r P e r i o d N a m e > + 
+                 < S e r v i c e C o m m i t m e n t s G r o u p P e r P e r i o d T y p e   E l e m e n t T y p e = " C o l u m n "   E l e m e n t I d = " 5 0 6 1 5 7 4 8 5 "   D a t a T y p e = " T e x t " > S e r v i c e C o m m i t m e n t s G r o u p P e r P e r i o d T y p e < / S e r v i c e C o m m i t m e n t s G r o u p P e r P e r i o d T y p e > + 
+                 < S e r v i c e C o m m i t m e n t s G r o u p P e r P e r i o d V a l u e   E l e m e n t T y p e = " C o l u m n "   E l e m e n t I d = " 1 3 9 8 4 4 3 7 0 "   D a t a T y p e = " T e x t " > S e r v i c e C o m m i t m e n t s G r o u p P e r P e r i o d V a l u e < / S e r v i c e C o m m i t m e n t s G r o u p P e r P e r i o d V a l u e >   
              < / S e r v i c e C o m m i t m e n t s G r o u p P e r P e r i o d >   
          < / S e r v i c e C o m m i t m e n t s G r o u p >   
-         < L e t t e r T e x t > - 
-             < B o d y T e x t > B o d y T e x t < / B o d y T e x t > - 
-             < C l o s i n g T e x t > C l o s i n g T e x t < / C l o s i n g T e x t > - 
-             < G r e e t i n g T e x t > G r e e t i n g T e x t < / G r e e t i n g T e x t > - 
-             < P m t D i s c T e x t > P m t D i s c T e x t < / P m t D i s c T e x t > +         < L e t t e r T e x t   E l e m e n t T y p e = " D a t a I t e m "   E l e m e n t I d = " 1 5 1 0 3 5 3 8 3 4 " > + 
+             < B o d y T e x t   E l e m e n t T y p e = " C o l u m n "   E l e m e n t I d = " 1 4 9 7 5 9 8 0 8 "   D a t a T y p e = " T e x t C o n s t " > B o d y T e x t < / B o d y T e x t > + 
+             < C l o s i n g T e x t   E l e m e n t T y p e = " C o l u m n "   E l e m e n t I d = " 5 1 2 1 3 5 9 0 9 "   D a t a T y p e = " T e x t C o n s t " > C l o s i n g T e x t < / C l o s i n g T e x t > + 
+             < G r e e t i n g T e x t   E l e m e n t T y p e = " C o l u m n "   E l e m e n t I d = " 1 1 7 5 2 7 9 2 8 9 "   D a t a T y p e = " T e x t C o n s t " > G r e e t i n g T e x t < / G r e e t i n g T e x t > + 
+             < P m t D i s c T e x t   E l e m e n t T y p e = " C o l u m n "   E l e m e n t I d = " 2 0 1 3 8 4 9 9 4 8 "   D a t a T y p e = " T e x t " > P m t D i s c T e x t < / P m t D i s c T e x t >   
          < / L e t t e r T e x t >   
-         < T o t a l s > - 
-             < C u r r e n c y C o d e > C u r r e n c y C o d e < / C u r r e n c y C o d e > - 
-             < C u r r e n c y S y m b o l > C u r r e n c y S y m b o l < / C u r r e n c y S y m b o l > - 
-             < T o t a l A m o u n t I n c l u d i n g V A T > T o t a l A m o u n t I n c l u d i n g V A T < / T o t a l A m o u n t I n c l u d i n g V A T > - 
-             < T o t a l C O 2 e > T o t a l C O 2 e < / T o t a l C O 2 e > - 
-             < T o t a l E x c l u d i n g V A T T e x t > T o t a l E x c l u d i n g V A T T e x t < / T o t a l E x c l u d i n g V A T T e x t > - 
-             < T o t a l I n c l u d i n g V A T T e x t > T o t a l I n c l u d i n g V A T T e x t < / T o t a l I n c l u d i n g V A T T e x t > - 
-             < T o t a l I n v o i c e D i s c o u n t A m o u n t > T o t a l I n v o i c e D i s c o u n t A m o u n t < / T o t a l I n v o i c e D i s c o u n t A m o u n t > - 
-             < T o t a l N e t A m o u n t > T o t a l N e t A m o u n t < / T o t a l N e t A m o u n t > - 
-             < T o t a l P a y m e n t D i s c o u n t O n V A T > T o t a l P a y m e n t D i s c o u n t O n V A T < / T o t a l P a y m e n t D i s c o u n t O n V A T > - 
-             < T o t a l S u b T o t a l > T o t a l S u b T o t a l < / T o t a l S u b T o t a l > - 
-             < T o t a l S u b T o t a l M i n u s I n v o i c e D i s c o u n t > T o t a l S u b T o t a l M i n u s I n v o i c e D i s c o u n t < / T o t a l S u b T o t a l M i n u s I n v o i c e D i s c o u n t > - 
-             < T o t a l T e x t > T o t a l T e x t < / T o t a l T e x t > - 
-             < T o t a l V A T A m o u n t > T o t a l V A T A m o u n t < / T o t a l V A T A m o u n t > - 
-             < T o t a l V A T A m o u n t L C Y > T o t a l V A T A m o u n t L C Y < / T o t a l V A T A m o u n t L C Y > - 
-             < T o t a l V A T A m o u n t T e x t > T o t a l V A T A m o u n t T e x t < / T o t a l V A T A m o u n t T e x t > - 
-             < T o t a l V A T B a s e L C Y > T o t a l V A T B a s e L C Y < / T o t a l V A T B a s e L C Y > +         < T o t a l s   E l e m e n t T y p e = " D a t a I t e m "   E l e m e n t I d = " 1 8 2 3 9 5 0 0 4 4 " > + 
+             < C u r r e n c y C o d e   E l e m e n t T y p e = " C o l u m n "   E l e m e n t I d = " 1 5 7 9 5 9 5 9 2 1 "   D a t a T y p e = " T e x t " > C u r r e n c y C o d e < / C u r r e n c y C o d e > + 
+             < C u r r e n c y S y m b o l   E l e m e n t T y p e = " C o l u m n "   E l e m e n t I d = " 1 1 6 2 5 1 0 7 4 8 "   D a t a T y p e = " T e x t " > C u r r e n c y S y m b o l < / C u r r e n c y S y m b o l > + 
+             < T o t a l A m o u n t I n c l u d i n g V A T   E l e m e n t T y p e = " C o l u m n "   E l e m e n t I d = " 9 1 0 5 1 1 5 7 5 "   D a t a T y p e = " S t r i n g " > T o t a l A m o u n t I n c l u d i n g V A T < / T o t a l A m o u n t I n c l u d i n g V A T > + 
+             < T o t a l C O 2 e   E l e m e n t T y p e = " C o l u m n "   E l e m e n t I d = " 9 5 4 7 1 1 2 1 2 "   D a t a T y p e = " D e c i m a l " > T o t a l C O 2 e < / T o t a l C O 2 e > + 
+             < T o t a l E x c l u d i n g V A T T e x t   E l e m e n t T y p e = " C o l u m n "   E l e m e n t I d = " 1 9 2 2 9 4 6 3 1 0 "   D a t a T y p e = " T e x t " > T o t a l E x c l u d i n g V A T T e x t < / T o t a l E x c l u d i n g V A T T e x t > + 
+             < T o t a l I n c l u d i n g V A T T e x t   E l e m e n t T y p e = " C o l u m n "   E l e m e n t I d = " 1 2 0 4 0 1 6 3 5 2 "   D a t a T y p e = " T e x t " > T o t a l I n c l u d i n g V A T T e x t < / T o t a l I n c l u d i n g V A T T e x t > + 
+             < T o t a l I n v o i c e D i s c o u n t A m o u n t   E l e m e n t T y p e = " C o l u m n "   E l e m e n t I d = " 4 0 2 1 7 7 5 1 "   D a t a T y p e = " D e c i m a l " > T o t a l I n v o i c e D i s c o u n t A m o u n t < / T o t a l I n v o i c e D i s c o u n t A m o u n t > + 
+             < T o t a l N e t A m o u n t   E l e m e n t T y p e = " C o l u m n "   E l e m e n t I d = " 4 8 3 1 9 3 3 7 2 "   D a t a T y p e = " D e c i m a l " > T o t a l N e t A m o u n t < / T o t a l N e t A m o u n t > + 
+             < T o t a l P a y m e n t D i s c o u n t O n V A T   E l e m e n t T y p e = " C o l u m n "   E l e m e n t I d = " 7 3 6 0 4 1 8 8 6 "   D a t a T y p e = " D e c i m a l " > T o t a l P a y m e n t D i s c o u n t O n V A T < / T o t a l P a y m e n t D i s c o u n t O n V A T > + 
+             < T o t a l S u b T o t a l   E l e m e n t T y p e = " C o l u m n "   E l e m e n t I d = " 2 0 9 7 8 7 6 8 0 1 "   D a t a T y p e = " D e c i m a l " > T o t a l S u b T o t a l < / T o t a l S u b T o t a l > + 
+             < T o t a l S u b T o t a l M i n u s I n v o i c e D i s c o u n t   E l e m e n t T y p e = " C o l u m n "   E l e m e n t I d = " 7 6 9 4 3 1 8 8 7 "   D a t a T y p e = " D e c i m a l " > T o t a l S u b T o t a l M i n u s I n v o i c e D i s c o u n t < / T o t a l S u b T o t a l M i n u s I n v o i c e D i s c o u n t > + 
+             < T o t a l T e x t   E l e m e n t T y p e = " C o l u m n "   E l e m e n t I d = " 2 3 1 9 1 0 5 1 8 "   D a t a T y p e = " T e x t " > T o t a l T e x t < / T o t a l T e x t > + 
+             < T o t a l V A T A m o u n t   E l e m e n t T y p e = " C o l u m n "   E l e m e n t I d = " 1 6 2 7 1 0 2 3 2 8 "   D a t a T y p e = " D e c i m a l " > T o t a l V A T A m o u n t < / T o t a l V A T A m o u n t > + 
+             < T o t a l V A T A m o u n t L C Y   E l e m e n t T y p e = " C o l u m n "   E l e m e n t I d = " 1 5 0 6 5 7 0 2 1 8 "   D a t a T y p e = " D e c i m a l " > T o t a l V A T A m o u n t L C Y < / T o t a l V A T A m o u n t L C Y > + 
+             < T o t a l V A T A m o u n t T e x t   E l e m e n t T y p e = " C o l u m n "   E l e m e n t I d = " 9 7 3 6 6 6 3 3 9 "   D a t a T y p e = " T e x t " > T o t a l V A T A m o u n t T e x t < / T o t a l V A T A m o u n t T e x t > + 
+             < T o t a l V A T B a s e L C Y   E l e m e n t T y p e = " C o l u m n "   E l e m e n t I d = " 8 3 4 4 5 0 5 2 1 "   D a t a T y p e = " D e c i m a l " > T o t a l V A T B a s e L C Y < / T o t a l V A T B a s e L C Y >   
          < / T o t a l s >   
@@ -3822,7 +3717,7 @@
  < / N a v W o r d R e p o r t X m l P a r t > 
 </file>
 
-<file path=customXml/item2.xml>��< ? x m l   v e r s i o n = " 1 . 0 "   e n c o d i n g = " u t f - 1 6 " ? > < N a v W o r d R e p o r t X m l P a r t   x m l n s = " u r n : m i c r o s o f t - d y n a m i c s - b u s i n e s s c e n t r a l / i n t e r n a l / e x t e n d e d / r e p o r t s / S t a n d a r d _ S a l e s _ Q u o t e / 1 3 0 4 / " > +<file path=customXml/item2.xml>��< ? x m l   v e r s i o n = " 1 . 0 "   e n c o d i n g = " u t f - 1 6 " ? > < N a v W o r d R e p o r t X m l P a r t   x m l n s = " u r n : m i c r o s o f t - d y n a m i c s - n a v / r e p o r t s / S t a n d a r d _ S a l e s _ Q u o t e / 1 3 0 4 / " >   
      < B C R e p o r t I n f o r m a t i o n >   
@@ -3888,367 +3783,365 @@
  
      < / B C R e p o r t I n f o r m a t i o n >   
-     < T o o l t i p s / > - 
-     < H e a d e r   E l e m e n t T y p e = " D a t a I t e m "   E l e m e n t I d = " 1 2 4 0 3 7 3 8 8 6 " > - 
-         < B i l l T o C o n t a c t E m a i l   E l e m e n t T y p e = " C o l u m n "   E l e m e n t I d = " 3 3 5 8 2 7 8 9 5 "   D a t a T y p e = " T e x t " > B i l l T o C o n t a c t E m a i l < / B i l l T o C o n t a c t E m a i l > - 
-         < B i l l T o C o n t a c t E m a i l L b l   E l e m e n t T y p e = " C o l u m n "   E l e m e n t I d = " 2 9 6 4 7 8 3 6 5 "   D a t a T y p e = " T e x t C o n s t " > B i l l T o C o n t a c t E m a i l L b l < / B i l l T o C o n t a c t E m a i l L b l > - 
-         < B i l l T o C o n t a c t M o b i l e P h o n e N o   E l e m e n t T y p e = " C o l u m n "   E l e m e n t I d = " 2 4 8 4 8 8 6 9 6 "   D a t a T y p e = " T e x t " > B i l l T o C o n t a c t M o b i l e P h o n e N o < / B i l l T o C o n t a c t M o b i l e P h o n e N o > - 
-         < B i l l T o C o n t a c t M o b i l e P h o n e N o L b l   E l e m e n t T y p e = " C o l u m n "   E l e m e n t I d = " 2 7 6 3 1 1 3 3 8 "   D a t a T y p e = " T e x t C o n s t " > B i l l T o C o n t a c t M o b i l e P h o n e N o L b l < / B i l l T o C o n t a c t M o b i l e P h o n e N o L b l > - 
-         < B i l l T o C o n t a c t P h o n e N o   E l e m e n t T y p e = " C o l u m n "   E l e m e n t I d = " 3 6 2 4 7 7 4 8 8 "   D a t a T y p e = " T e x t " > B i l l T o C o n t a c t P h o n e N o < / B i l l T o C o n t a c t P h o n e N o > - 
-         < B i l l T o C o n t a c t P h o n e N o L b l   E l e m e n t T y p e = " C o l u m n "   E l e m e n t I d = " 2 1 2 3 3 4 5 9 6 6 "   D a t a T y p e = " T e x t C o n s t " > B i l l T o C o n t a c t P h o n e N o L b l < / B i l l T o C o n t a c t P h o n e N o L b l > - 
-         < B i l l t o C u s t o m e r N o _ L b l   E l e m e n t T y p e = " C o l u m n "   E l e m e n t I d = " 3 6 9 3 0 7 8 1 3 "   D a t a T y p e = " S t r i n g " > B i l l t o C u s t o m e r N o _ L b l < / B i l l t o C u s t o m e r N o _ L b l > - 
-         < B i l l t o C u s t u m e r N o   E l e m e n t T y p e = " C o l u m n "   E l e m e n t I d = " 2 8 0 4 7 3 0 5 8 "   D a t a T y p e = " C o d e " > B i l l t o C u s t u m e r N o < / B i l l t o C u s t u m e r N o > - 
-         < C O 2 e P e r U n i t _ L b l   E l e m e n t T y p e = " C o l u m n "   E l e m e n t I d = " 6 0 8 7 4 6 8 0 2 "   D a t a T y p e = " T e x t " > C O 2 e P e r U n i t _ L b l < / C O 2 e P e r U n i t _ L b l > - 
-         < C o m p a n y A d d r e s s 1   E l e m e n t T y p e = " C o l u m n "   E l e m e n t I d = " 1 8 8 4 1 6 4 3 2 3 "   D a t a T y p e = " T e x t " > C o m p a n y A d d r e s s 1 < / C o m p a n y A d d r e s s 1 > - 
-         < C o m p a n y A d d r e s s 2   E l e m e n t T y p e = " C o l u m n "   E l e m e n t I d = " 1 2 4 6 4 6 7 7 0 6 "   D a t a T y p e = " T e x t " > C o m p a n y A d d r e s s 2 < / C o m p a n y A d d r e s s 2 > - 
-         < C o m p a n y A d d r e s s 3   E l e m e n t T y p e = " C o l u m n "   E l e m e n t I d = " 6 0 8 7 7 1 0 8 9 "   D a t a T y p e = " T e x t " > C o m p a n y A d d r e s s 3 < / C o m p a n y A d d r e s s 3 > - 
-         < C o m p a n y A d d r e s s 4   E l e m e n t T y p e = " C o l u m n "   E l e m e n t I d = " 7 7 7 6 8 0 1 1 2 "   D a t a T y p e = " T e x t " > C o m p a n y A d d r e s s 4 < / C o m p a n y A d d r e s s 4 > - 
-         < C o m p a n y A d d r e s s 5   E l e m e n t T y p e = " C o l u m n "   E l e m e n t I d = " 1 3 9 9 8 3 4 9 5 "   D a t a T y p e = " T e x t " > C o m p a n y A d d r e s s 5 < / C o m p a n y A d d r e s s 5 > - 
-         < C o m p a n y A d d r e s s 6   E l e m e n t T y p e = " C o l u m n "   E l e m e n t I d = " 4 9 7 7 1 3 1 2 2 "   D a t a T y p e = " T e x t " > C o m p a n y A d d r e s s 6 < / C o m p a n y A d d r e s s 6 > - 
-         < C o m p a n y A d d r e s s 7   E l e m e n t T y p e = " C o l u m n "   E l e m e n t I d = " 1 1 3 5 4 0 9 7 3 9 "   D a t a T y p e = " T e x t " > C o m p a n y A d d r e s s 7 < / C o m p a n y A d d r e s s 7 > - 
-         < C o m p a n y A d d r e s s 8   E l e m e n t T y p e = " C o l u m n "   E l e m e n t I d = " 1 7 1 5 2 5 5 3 0 0 "   D a t a T y p e = " T e x t " > C o m p a n y A d d r e s s 8 < / C o m p a n y A d d r e s s 8 > - 
-         < C o m p a n y B a n k A c c o u n t N o   E l e m e n t T y p e = " C o l u m n "   E l e m e n t I d = " 3 0 1 4 0 2 0 4 "   D a t a T y p e = " T e x t " > C o m p a n y B a n k A c c o u n t N o < / C o m p a n y B a n k A c c o u n t N o > - 
-         < C o m p a n y B a n k A c c o u n t N o _ L b l   E l e m e n t T y p e = " C o l u m n "   E l e m e n t I d = " 1 0 9 7 7 4 3 3 4 5 "   D a t a T y p e = " T e x t C o n s t " > C o m p a n y B a n k A c c o u n t N o _ L b l < / C o m p a n y B a n k A c c o u n t N o _ L b l > - 
-         < C o m p a n y B a n k B r a n c h N o   E l e m e n t T y p e = " C o l u m n "   E l e m e n t I d = " 7 9 3 1 3 3 0 5 7 "   D a t a T y p e = " T e x t " > C o m p a n y B a n k B r a n c h N o < / C o m p a n y B a n k B r a n c h N o > - 
-         < C o m p a n y B a n k B r a n c h N o _ L b l   E l e m e n t T y p e = " C o l u m n "   E l e m e n t I d = " 3 2 7 9 0 6 6 9 2 "   D a t a T y p e = " S t r i n g " > C o m p a n y B a n k B r a n c h N o _ L b l < / C o m p a n y B a n k B r a n c h N o _ L b l > - 
-         < C o m p a n y B a n k N a m e   E l e m e n t T y p e = " C o l u m n "   E l e m e n t I d = " 1 5 3 4 9 0 5 6 0 5 "   D a t a T y p e = " T e x t " > C o m p a n y B a n k N a m e < / C o m p a n y B a n k N a m e > - 
-         < C o m p a n y B a n k N a m e _ L b l   E l e m e n t T y p e = " C o l u m n "   E l e m e n t I d = " 1 2 0 4 3 0 7 0 1 4 "   D a t a T y p e = " T e x t C o n s t " > C o m p a n y B a n k N a m e _ L b l < / C o m p a n y B a n k N a m e _ L b l > - 
-         < C o m p a n y C u s t o m G i r o   E l e m e n t T y p e = " C o l u m n "   E l e m e n t I d = " 1 6 7 0 4 7 5 7 9 8 "   D a t a T y p e = " T e x t " > C o m p a n y C u s t o m G i r o < / C o m p a n y C u s t o m G i r o > - 
-         < C o m p a n y C u s t o m G i r o _ L b l   E l e m e n t T y p e = " C o l u m n "   E l e m e n t I d = " 8 9 1 4 3 9 6 2 5 "   D a t a T y p e = " T e x t " > C o m p a n y C u s t o m G i r o _ L b l < / C o m p a n y C u s t o m G i r o _ L b l > - 
-         < C o m p a n y E M a i l   E l e m e n t T y p e = " C o l u m n "   E l e m e n t I d = " 1 6 7 7 0 7 4 0 5 8 "   D a t a T y p e = " T e x t " > C o m p a n y E M a i l < / C o m p a n y E M a i l > - 
-         < C o m p a n y G i r o N o   E l e m e n t T y p e = " C o l u m n "   E l e m e n t I d = " 1 3 6 0 1 9 6 3 2 0 "   D a t a T y p e = " T e x t " > C o m p a n y G i r o N o < / C o m p a n y G i r o N o > - 
-         < C o m p a n y G i r o N o _ L b l   E l e m e n t T y p e = " C o l u m n "   E l e m e n t I d = " 8 6 1 6 0 2 1 1 5 "   D a t a T y p e = " T e x t C o n s t " > C o m p a n y G i r o N o _ L b l < / C o m p a n y G i r o N o _ L b l > - 
-         < C o m p a n y H o m e P a g e   E l e m e n t T y p e = " C o l u m n "   E l e m e n t I d = " 1 9 8 9 1 8 8 7 0 "   D a t a T y p e = " T e x t " > C o m p a n y H o m e P a g e < / C o m p a n y H o m e P a g e > - 
-         < C o m p a n y I B A N   E l e m e n t T y p e = " C o l u m n "   E l e m e n t I d = " 9 0 6 5 4 9 1 8 2 "   D a t a T y p e = " C o d e " > C o m p a n y I B A N < / C o m p a n y I B A N > - 
-         < C o m p a n y I B A N _ L b l   E l e m e n t T y p e = " C o l u m n "   E l e m e n t I d = " 1 2 6 7 9 5 2 2 2 7 "   D a t a T y p e = " S t r i n g " > C o m p a n y I B A N _ L b l < / C o m p a n y I B A N _ L b l > - 
-         < C o m p a n y L e g a l O f f i c e   E l e m e n t T y p e = " C o l u m n "   E l e m e n t I d = " 7 1 4 2 5 8 1 1 1 "   D a t a T y p e = " T e x t " > C o m p a n y L e g a l O f f i c e < / C o m p a n y L e g a l O f f i c e > - 
-         < C o m p a n y L e g a l O f f i c e _ L b l   E l e m e n t T y p e = " C o l u m n "   E l e m e n t I d = " 1 5 3 3 1 7 5 1 0 8 "   D a t a T y p e = " T e x t " > C o m p a n y L e g a l O f f i c e _ L b l < / C o m p a n y L e g a l O f f i c e _ L b l > - 
-         < C o m p a n y L e g a l S t a t e m e n t   E l e m e n t T y p e = " C o l u m n "   E l e m e n t I d = " 4 4 8 3 5 8 8 7 6 "   D a t a T y p e = " T e x t " > C o m p a n y L e g a l S t a t e m e n t < / C o m p a n y L e g a l S t a t e m e n t > - 
-         < C o m p a n y L o g o P o s i t i o n   E l e m e n t T y p e = " C o l u m n "   E l e m e n t I d = " 1 4 2 5 2 6 6 6 8 8 "   D a t a T y p e = " I n t e g e r " > C o m p a n y L o g o P o s i t i o n < / C o m p a n y L o g o P o s i t i o n > - 
-         < C o m p a n y P h o n e N o   E l e m e n t T y p e = " C o l u m n "   E l e m e n t I d = " 2 5 0 4 4 0 6 5 5 "   D a t a T y p e = " T e x t " > C o m p a n y P h o n e N o < / C o m p a n y P h o n e N o > - 
-         < C o m p a n y P h o n e N o _ L b l   E l e m e n t T y p e = " C o l u m n "   E l e m e n t I d = " 5 5 8 5 9 3 5 8 6 "   D a t a T y p e = " T e x t C o n s t " > C o m p a n y P h o n e N o _ L b l < / C o m p a n y P h o n e N o _ L b l > - 
-         < C o m p a n y P i c t u r e   E l e m e n t T y p e = " C o l u m n "   E l e m e n t I d = " 1 3 9 7 4 1 1 0 7 4 "   D a t a T y p e = " B L O B " / > - 
-         < C o m p a n y R e g i s t r a t i o n N u m b e r   E l e m e n t T y p e = " C o l u m n "   E l e m e n t I d = " 2 0 2 3 6 3 9 4 2 4 "   D a t a T y p e = " T e x t " > C o m p a n y R e g i s t r a t i o n N u m b e r < / C o m p a n y R e g i s t r a t i o n N u m b e r > - 
-         < C o m p a n y R e g i s t r a t i o n N u m b e r _ L b l   E l e m e n t T y p e = " C o l u m n "   E l e m e n t I d = " 1 8 3 3 1 0 6 6 5 3 "   D a t a T y p e = " T e x t " > C o m p a n y R e g i s t r a t i o n N u m b e r _ L b l < / C o m p a n y R e g i s t r a t i o n N u m b e r _ L b l > - 
-         < C o m p a n y S W I F T   E l e m e n t T y p e = " C o l u m n "   E l e m e n t I d = " 6 6 8 2 5 0 2 4 5 "   D a t a T y p e = " C o d e " > C o m p a n y S W I F T < / C o m p a n y S W I F T > - 
-         < C o m p a n y S W I F T _ L b l   E l e m e n t T y p e = " C o l u m n "   E l e m e n t I d = " 2 0 2 9 5 9 7 3 8 4 "   D a t a T y p e = " S t r i n g " > C o m p a n y S W I F T _ L b l < / C o m p a n y S W I F T _ L b l > - 
-         < C o m p a n y V A T R e g i s t r a t i o n N o   E l e m e n t T y p e = " C o l u m n "   E l e m e n t I d = " 1 9 1 4 0 1 3 6 4 9 "   D a t a T y p e = " T e x t " > C o m p a n y V A T R e g i s t r a t i o n N o < / C o m p a n y V A T R e g i s t r a t i o n N o > - 
-         < C o m p a n y V A T R e g i s t r a t i o n N o _ L b l   E l e m e n t T y p e = " C o l u m n "   E l e m e n t I d = " 9 2 4 5 0 3 1 2 4 "   D a t a T y p e = " T e x t " > C o m p a n y V A T R e g i s t r a t i o n N o _ L b l < / C o m p a n y V A T R e g i s t r a t i o n N o _ L b l > - 
-         < C o m p a n y V A T R e g N o   E l e m e n t T y p e = " C o l u m n "   E l e m e n t I d = " 1 7 1 4 3 1 9 3 6 "   D a t a T y p e = " T e x t " > C o m p a n y V A T R e g N o < / C o m p a n y V A T R e g N o > - 
-         < C o m p a n y V A T R e g N o _ L b l   E l e m e n t T y p e = " C o l u m n "   E l e m e n t I d = " 7 7 3 2 0 1 5 0 1 "   D a t a T y p e = " T e x t " > C o m p a n y V A T R e g N o _ L b l < / C o m p a n y V A T R e g N o _ L b l > - 
-         < C o n t a c t _ L b l   E l e m e n t T y p e = " C o l u m n "   E l e m e n t I d = " 1 1 5 5 0 9 4 7 5 2 "   D a t a T y p e = " T e x t " > C o n t a c t _ L b l < / C o n t a c t _ L b l > - 
-         < C o p y _ L b l   E l e m e n t T y p e = " C o l u m n "   E l e m e n t I d = " 6 0 4 7 8 2 7 8 1 "   D a t a T y p e = " T e x t C o n s t " > C o p y _ L b l < / C o p y _ L b l > - 
-         < C u s t o m e r A d d r e s s 1   E l e m e n t T y p e = " C o l u m n "   E l e m e n t I d = " 1 8 0 1 9 6 6 4 5 4 "   D a t a T y p e = " T e x t " > C u s t o m e r A d d r e s s 1 < / C u s t o m e r A d d r e s s 1 > - 
-         < C u s t o m e r A d d r e s s 2   E l e m e n t T y p e = " C o l u m n "   E l e m e n t I d = " 1 1 6 4 2 6 9 8 3 7 "   D a t a T y p e = " T e x t " > C u s t o m e r A d d r e s s 2 < / C u s t o m e r A d d r e s s 2 > - 
-         < C u s t o m e r A d d r e s s 3   E l e m e n t T y p e = " C o l u m n "   E l e m e n t I d = " 5 2 6 5 7 3 2 2 0 "   D a t a T y p e = " T e x t " > C u s t o m e r A d d r e s s 3 < / C u s t o m e r A d d r e s s 3 > - 
-         < C u s t o m e r A d d r e s s 4   E l e m e n t T y p e = " C o l u m n "   E l e m e n t I d = " 1 1 1 1 2 3 3 9 7 "   D a t a T y p e = " T e x t " > C u s t o m e r A d d r e s s 4 < / C u s t o m e r A d d r e s s 4 > - 
-         < C u s t o m e r A d d r e s s 5   E l e m e n t T y p e = " C o l u m n "   E l e m e n t I d = " 7 4 8 8 2 0 0 1 4 "   D a t a T y p e = " T e x t " > C u s t o m e r A d d r e s s 5 < / C u s t o m e r A d d r e s s 5 > - 
-         < C u s t o m e r A d d r e s s 6   E l e m e n t T y p e = " C o l u m n "   E l e m e n t I d = " 1 3 8 6 5 1 6 6 3 1 "   D a t a T y p e = " T e x t " > C u s t o m e r A d d r e s s 6 < / C u s t o m e r A d d r e s s 6 > - 
-         < C u s t o m e r A d d r e s s 7   E l e m e n t T y p e = " C o l u m n "   E l e m e n t I d = " 2 0 2 4 2 1 3 2 4 8 "   D a t a T y p e = " T e x t " > C u s t o m e r A d d r e s s 7 < / C u s t o m e r A d d r e s s 7 > - 
-         < C u s t o m e r A d d r e s s 8   E l e m e n t T y p e = " C o l u m n "   E l e m e n t I d = " 1 0 4 8 6 9 8 5 8 5 "   D a t a T y p e = " T e x t " > C u s t o m e r A d d r e s s 8 < / C u s t o m e r A d d r e s s 8 > - 
-         < C u s t o m e r P o s t a l B a r C o d e   E l e m e n t T y p e = " C o l u m n "   E l e m e n t I d = " 3 9 8 5 8 0 6 8 8 "   D a t a T y p e = " T e x t " > C u s t o m e r P o s t a l B a r C o d e < / C u s t o m e r P o s t a l B a r C o d e > - 
-         < D i s c l a i m e r _ L b l   E l e m e n t T y p e = " C o l u m n "   E l e m e n t I d = " 3 8 1 6 6 9 2 0 5 "   D a t a T y p e = " T e x t " > D i s c l a i m e r _ L b l < / D i s c l a i m e r _ L b l > - 
-         < D o c u m e n t C o p y T e x t   E l e m e n t T y p e = " C o l u m n "   E l e m e n t I d = " 1 8 2 4 9 4 6 0 4 6 "   D a t a T y p e = " S t r i n g " > D o c u m e n t C o p y T e x t < / D o c u m e n t C o p y T e x t > - 
-         < D o c u m e n t D a t e   E l e m e n t T y p e = " C o l u m n "   E l e m e n t I d = " 5 5 2 8 7 1 9 1 4 "   D a t a T y p e = " S t r i n g " > D o c u m e n t D a t e < / D o c u m e n t D a t e > - 
-         < D o c u m e n t D a t e _ L b l   E l e m e n t T y p e = " C o l u m n "   E l e m e n t I d = " 1 0 2 6 4 9 4 8 3 "   D a t a T y p e = " S t r i n g " > D o c u m e n t D a t e _ L b l < / D o c u m e n t D a t e _ L b l > - 
-         < D o c u m e n t N o   E l e m e n t T y p e = " C o l u m n "   E l e m e n t I d = " 9 7 0 3 5 0 5 3 9 "   D a t a T y p e = " C o d e " > D o c u m e n t N o < / D o c u m e n t N o > - 
-         < D o c u m e n t N o _ L b l   E l e m e n t T y p e = " C o l u m n "   E l e m e n t I d = " 7 8 9 7 9 5 9 7 8 "   D a t a T y p e = " T e x t C o n s t " > D o c u m e n t N o _ L b l < / D o c u m e n t N o _ L b l > - 
-         < D o c u m e n t T i t l e _ L b l   E l e m e n t T y p e = " C o l u m n "   E l e m e n t I d = " 8 5 8 4 2 3 9 2 9 "   D a t a T y p e = " T e x t C o n s t " > D o c u m e n t T i t l e _ L b l < / D o c u m e n t T i t l e _ L b l > - 
-         < D u e D a t e   E l e m e n t T y p e = " C o l u m n "   E l e m e n t I d = " 7 4 5 1 7 0 2 0 3 "   D a t a T y p e = " S t r i n g " > D u e D a t e < / D u e D a t e > - 
-         < D u e D a t e _ L b l   E l e m e n t T y p e = " C o l u m n "   E l e m e n t I d = " 1 6 4 8 2 8 4 6 4 8 "   D a t a T y p e = " S t r i n g " > D u e D a t e _ L b l < / D u e D a t e _ L b l > - 
-         < E M a i l _ L b l   E l e m e n t T y p e = " C o l u m n "   E l e m e n t I d = " 1 4 3 8 8 6 8 0 1 2 "   D a t a T y p e = " T e x t C o n s t " > E M a i l _ L b l < / E M a i l _ L b l > - 
-         < E s t i m a t e _ L b l   E l e m e n t T y p e = " C o l u m n "   E l e m e n t I d = " 2 0 9 6 4 3 4 6 2 2 "   D a t a T y p e = " T e x t C o n s t " > E s t i m a t e _ L b l < / E s t i m a t e _ L b l > - 
-         < E s t i m a t e B o d y _ L b l   E l e m e n t T y p e = " C o l u m n "   E l e m e n t I d = " 1 0 4 4 3 4 7 9 8 6 "   D a t a T y p e = " T e x t C o n s t " > E s t i m a t e B o d y _ L b l < / E s t i m a t e B o d y _ L b l > - 
-         < E s t i m a t e F o r _ L b l   E l e m e n t T y p e = " C o l u m n "   E l e m e n t I d = " 1 7 6 1 6 6 6 0 1 3 "   D a t a T y p e = " T e x t C o n s t " > E s t i m a t e F o r _ L b l < / E s t i m a t e F o r _ L b l > - 
-         < E x c h a n g e R a t e A s T e x t   E l e m e n t T y p e = " C o l u m n "   E l e m e n t I d = " 5 9 2 9 5 5 8 4 5 "   D a t a T y p e = " T e x t " > E x c h a n g e R a t e A s T e x t < / E x c h a n g e R a t e A s T e x t > - 
-         < E x t e r n a l D o c u m e n t N o   E l e m e n t T y p e = " C o l u m n "   E l e m e n t I d = " 7 3 3 9 5 3 9 6 6 "   D a t a T y p e = " C o d e " > E x t e r n a l D o c u m e n t N o < / E x t e r n a l D o c u m e n t N o > - 
-         < E x t e r n a l D o c u m e n t N o L b l   E l e m e n t T y p e = " C o l u m n "   E l e m e n t I d = " 7 8 3 2 8 7 4 5 2 "   D a t a T y p e = " S t r i n g " > E x t e r n a l D o c u m e n t N o L b l < / E x t e r n a l D o c u m e n t N o L b l > - 
-         < F r o m _ L b l   E l e m e n t T y p e = " C o l u m n "   E l e m e n t I d = " 4 8 5 4 2 6 1 3 8 "   D a t a T y p e = " T e x t C o n s t " > F r o m _ L b l < / F r o m _ L b l > - 
-         < H o m e P a g e _ L b l   E l e m e n t T y p e = " C o l u m n "   E l e m e n t I d = " 1 4 3 3 5 9 2 3 0 0 "   D a t a T y p e = " T e x t C o n s t " > H o m e P a g e _ L b l < / H o m e P a g e _ L b l > - 
-         < I n v o i c e D i s c o u n t A m o u n t _ L b l   E l e m e n t T y p e = " C o l u m n "   E l e m e n t I d = " 1 5 9 3 0 1 2 7 3 6 "   D a t a T y p e = " T e x t C o n s t " > I n v o i c e D i s c o u n t A m o u n t _ L b l < / I n v o i c e D i s c o u n t A m o u n t _ L b l > - 
-         < I n v o i c e D i s c o u n t B a s e A m o u n t _ L b l   E l e m e n t T y p e = " C o l u m n "   E l e m e n t I d = " 2 0 2 9 2 6 6 8 7 5 "   D a t a T y p e = " T e x t C o n s t " > I n v o i c e D i s c o u n t B a s e A m o u n t _ L b l < / I n v o i c e D i s c o u n t B a s e A m o u n t _ L b l > - 
-         < L e g a l E n t i t y T y p e   E l e m e n t T y p e = " C o l u m n "   E l e m e n t I d = " 2 0 5 1 8 7 3 5 6 3 "   D a t a T y p e = " T e x t " > L e g a l E n t i t y T y p e < / L e g a l E n t i t y T y p e > - 
-         < L e g a l E n t i t y T y p e _ L b l   E l e m e n t T y p e = " C o l u m n "   E l e m e n t I d = " 2 0 8 0 2 2 4 7 9 2 "   D a t a T y p e = " T e x t " > L e g a l E n t i t y T y p e _ L b l < / L e g a l E n t i t y T y p e _ L b l > - 
-         < L i n e A m o u n t A f t e r I n v o i c e D i s c o u n t _ L b l   E l e m e n t T y p e = " C o l u m n "   E l e m e n t I d = " 6 7 3 7 2 1 0 9 4 "   D a t a T y p e = " T e x t C o n s t " > L i n e A m o u n t A f t e r I n v o i c e D i s c o u n t _ L b l < / L i n e A m o u n t A f t e r I n v o i c e D i s c o u n t _ L b l > - 
-         < L o c a l C u r r e n c y _ L b l   E l e m e n t T y p e = " C o l u m n "   E l e m e n t I d = " 1 5 5 9 6 9 3 4 2 2 "   D a t a T y p e = " T e x t C o n s t " > L o c a l C u r r e n c y _ L b l < / L o c a l C u r r e n c y _ L b l > - 
-         < P a g e _ L b l   E l e m e n t T y p e = " C o l u m n "   E l e m e n t I d = " 6 8 0 6 4 8 0 9 1 "   D a t a T y p e = " T e x t C o n s t " > P a g e _ L b l < / P a g e _ L b l > - 
-         < P a y m e n t M e t h o d D e s c r i p t i o n   E l e m e n t T y p e = " C o l u m n "   E l e m e n t I d = " 5 8 5 7 5 7 9 7 4 "   D a t a T y p e = " T e x t " > P a y m e n t M e t h o d D e s c r i p t i o n < / P a y m e n t M e t h o d D e s c r i p t i o n > - 
-         < P a y m e n t M e t h o d D e s c r i p t i o n _ L b l   E l e m e n t T y p e = " C o l u m n "   E l e m e n t I d = " 7 9 7 1 1 7 3 2 3 "   D a t a T y p e = " T e x t C o n s t " > P a y m e n t M e t h o d D e s c r i p t i o n _ L b l < / P a y m e n t M e t h o d D e s c r i p t i o n _ L b l > - 
-         < P a y m e n t T e r m s D e s c r i p t i o n   E l e m e n t T y p e = " C o l u m n "   E l e m e n t I d = " 2 0 3 8 7 4 2 7 0 0 "   D a t a T y p e = " T e x t " > P a y m e n t T e r m s D e s c r i p t i o n < / P a y m e n t T e r m s D e s c r i p t i o n > - 
-         < P a y m e n t T e r m s D e s c r i p t i o n _ L b l   E l e m e n t T y p e = " C o l u m n "   E l e m e n t I d = " 1 8 7 4 4 9 4 3 2 1 "   D a t a T y p e = " T e x t C o n s t " > P a y m e n t T e r m s D e s c r i p t i o n _ L b l < / P a y m e n t T e r m s D e s c r i p t i o n _ L b l > - 
-         < P r i c e s I n c l u d i n g V A T   E l e m e n t T y p e = " C o l u m n "   E l e m e n t I d = " 5 1 8 8 1 7 1 6 7 "   D a t a T y p e = " B o o l e a n " > P r i c e s I n c l u d i n g V A T < / P r i c e s I n c l u d i n g V A T > - 
-         < P r i c e s I n c l u d i n g V A T _ L b l   E l e m e n t T y p e = " C o l u m n "   E l e m e n t I d = " 1 3 7 7 9 7 9 4 4 4 "   D a t a T y p e = " S t r i n g " > P r i c e s I n c l u d i n g V A T _ L b l < / P r i c e s I n c l u d i n g V A T _ L b l > - 
-         < P r i c e s I n c l u d i n g V A T Y e s N o   E l e m e n t T y p e = " C o l u m n "   E l e m e n t I d = " 1 4 1 1 1 4 7 5 9 9 "   D a t a T y p e = " S t r i n g " > P r i c e s I n c l u d i n g V A T Y e s N o < / P r i c e s I n c l u d i n g V A T Y e s N o > - 
-         < Q u e s t i o n s _ L b l   E l e m e n t T y p e = " C o l u m n "   E l e m e n t I d = " 2 0 7 0 8 9 0 0 1 9 "   D a t a T y p e = " T e x t C o n s t " > Q u e s t i o n s _ L b l < / Q u e s t i o n s _ L b l > - 
-         < Q u o t e V a l i d T o D a t e   E l e m e n t T y p e = " C o l u m n "   E l e m e n t I d = " 1 1 4 8 7 3 3 1 3 0 "   D a t a T y p e = " S t r i n g " > Q u o t e V a l i d T o D a t e < / Q u o t e V a l i d T o D a t e > - 
-         < Q u o t e V a l i d T o D a t e _ L b l   E l e m e n t T y p e = " C o l u m n "   E l e m e n t I d = " 1 2 9 2 3 5 4 1 3 "   D a t a T y p e = " T e x t C o n s t " > Q u o t e V a l i d T o D a t e _ L b l < / Q u o t e V a l i d T o D a t e _ L b l > - 
-         < S a l e s I n v o i c e L i n e D i s c o u n t _ L b l   E l e m e n t T y p e = " C o l u m n "   E l e m e n t I d = " 6 6 4 6 0 1 5 8 2 "   D a t a T y p e = " T e x t C o n s t " > S a l e s I n v o i c e L i n e D i s c o u n t _ L b l < / S a l e s I n v o i c e L i n e D i s c o u n t _ L b l > - 
-         < S a l e s P e r s o n _ L b l   E l e m e n t T y p e = " C o l u m n "   E l e m e n t I d = " 1 5 6 4 1 9 6 3 6 5 "   D a t a T y p e = " T e x t C o n s t " > S a l e s P e r s o n _ L b l < / S a l e s P e r s o n _ L b l > - 
-         < S a l e s P e r s o n B l a n k _ L b l   E l e m e n t T y p e = " C o l u m n "   E l e m e n t I d = " 6 5 4 6 2 4 6 0 1 "   D a t a T y p e = " T e x t " > S a l e s P e r s o n B l a n k _ L b l < / S a l e s P e r s o n B l a n k _ L b l > - 
-         < S a l e s P e r s o n N a m e   E l e m e n t T y p e = " C o l u m n "   E l e m e n t I d = " 8 7 1 4 9 2 9 8 3 "   D a t a T y p e = " T e x t " > S a l e s P e r s o n N a m e < / S a l e s P e r s o n N a m e > - 
-         < S e l l T o C o n t a c t E m a i l   E l e m e n t T y p e = " C o l u m n "   E l e m e n t I d = " 2 6 2 8 2 4 5 6 4 "   D a t a T y p e = " T e x t " > S e l l T o C o n t a c t E m a i l < / S e l l T o C o n t a c t E m a i l > - 
-         < S e l l T o C o n t a c t E m a i l L b l   E l e m e n t T y p e = " C o l u m n "   E l e m e n t I d = " 3 7 0 9 2 0 3 7 4 "   D a t a T y p e = " T e x t C o n s t " > S e l l T o C o n t a c t E m a i l L b l < / S e l l T o C o n t a c t E m a i l L b l > - 
-         < S e l l T o C o n t a c t M o b i l e P h o n e N o   E l e m e n t T y p e = " C o l u m n "   E l e m e n t I d = " 1 8 4 3 5 8 7 4 7 "   D a t a T y p e = " T e x t " > S e l l T o C o n t a c t M o b i l e P h o n e N o < / S e l l T o C o n t a c t M o b i l e P h o n e N o > - 
-         < S e l l T o C o n t a c t M o b i l e P h o n e N o L b l   E l e m e n t T y p e = " C o l u m n "   E l e m e n t I d = " 1 4 5 7 5 2 8 4 1 7 "   D a t a T y p e = " T e x t C o n s t " > S e l l T o C o n t a c t M o b i l e P h o n e N o L b l < / S e l l T o C o n t a c t M o b i l e P h o n e N o L b l > - 
-         < S e l l T o C o n t a c t P h o n e N o   E l e m e n t T y p e = " C o l u m n "   E l e m e n t I d = " 1 6 1 3 8 2 2 4 8 3 "   D a t a T y p e = " T e x t " > S e l l T o C o n t a c t P h o n e N o < / S e l l T o C o n t a c t P h o n e N o > - 
-         < S e l l T o C o n t a c t P h o n e N o L b l   E l e m e n t T y p e = " C o l u m n "   E l e m e n t I d = " 1 0 5 0 6 8 6 8 0 9 "   D a t a T y p e = " T e x t C o n s t " > S e l l T o C o n t a c t P h o n e N o L b l < / S e l l T o C o n t a c t P h o n e N o L b l > - 
-         < S e l l t o C u s t o m e r N o   E l e m e n t T y p e = " C o l u m n "   E l e m e n t I d = " 2 0 5 0 6 4 7 3 4 9 "   D a t a T y p e = " C o d e " > S e l l t o C u s t o m e r N o < / S e l l t o C u s t o m e r N o > - 
-         < S e l l t o C u s t o m e r N o _ L b l   E l e m e n t T y p e = " C o l u m n "   E l e m e n t I d = " 2 9 8 3 8 1 5 1 2 "   D a t a T y p e = " S t r i n g " > S e l l t o C u s t o m e r N o _ L b l < / S e l l t o C u s t o m e r N o _ L b l > - 
-         < S h i p m e n t _ L b l   E l e m e n t T y p e = " C o l u m n "   E l e m e n t I d = " 2 0 8 5 7 6 7 1 2 0 "   D a t a T y p e = " T e x t C o n s t " > S h i p m e n t _ L b l < / S h i p m e n t _ L b l > - 
-         < S h i p m e n t M e t h o d D e s c r i p t i o n   E l e m e n t T y p e = " C o l u m n "   E l e m e n t I d = " 2 0 5 9 4 0 3 2 6 0 "   D a t a T y p e = " T e x t " > S h i p m e n t M e t h o d D e s c r i p t i o n < / S h i p m e n t M e t h o d D e s c r i p t i o n > - 
-         < S h i p m e n t M e t h o d D e s c r i p t i o n _ L b l   E l e m e n t T y p e = " C o l u m n "   E l e m e n t I d = " 1 1 7 9 9 7 8 4 6 5 "   D a t a T y p e = " T e x t C o n s t " > S h i p m e n t M e t h o d D e s c r i p t i o n _ L b l < / S h i p m e n t M e t h o d D e s c r i p t i o n _ L b l > - 
-         < S h i p T o A d d r e s s _ L b l   E l e m e n t T y p e = " C o l u m n "   E l e m e n t I d = " 1 6 5 0 5 0 5 0 1 7 "   D a t a T y p e = " T e x t C o n s t " > S h i p T o A d d r e s s _ L b l < / S h i p T o A d d r e s s _ L b l > - 
-         < S h i p T o A d d r e s s 1   E l e m e n t T y p e = " C o l u m n "   E l e m e n t I d = " 1 3 5 7 6 7 2 8 6 1 "   D a t a T y p e = " T e x t " > S h i p T o A d d r e s s 1 < / S h i p T o A d d r e s s 1 > - 
-         < S h i p T o A d d r e s s 2   E l e m e n t T y p e = " C o l u m n "   E l e m e n t I d = " 1 0 2 4 2 0 4 5 8 4 "   D a t a T y p e = " T e x t " > S h i p T o A d d r e s s 2 < / S h i p T o A d d r e s s 2 > - 
-         < S h i p T o A d d r e s s 3   E l e m e n t T y p e = " C o l u m n "   E l e m e n t I d = " 1 6 6 1 9 0 1 2 0 1 "   D a t a T y p e = " T e x t " > S h i p T o A d d r e s s 3 < / S h i p T o A d d r e s s 3 > - 
-         < S h i p T o A d d r e s s 4   E l e m e n t T y p e = " C o l u m n "   E l e m e n t I d = " 5 5 5 4 1 6 9 9 0 "   D a t a T y p e = " T e x t " > S h i p T o A d d r e s s 4 < / S h i p T o A d d r e s s 4 > - 
-         < S h i p T o A d d r e s s 5   E l e m e n t T y p e = " C o l u m n "   E l e m e n t I d = " 1 1 9 3 1 1 3 6 0 7 "   D a t a T y p e = " T e x t " > S h i p T o A d d r e s s 5 < / S h i p T o A d d r e s s 5 > - 
-         < S h i p T o A d d r e s s 6   E l e m e n t T y p e = " C o l u m n "   E l e m e n t I d = " 7 1 9 9 7 6 2 4 4 "   D a t a T y p e = " T e x t " > S h i p T o A d d r e s s 6 < / S h i p T o A d d r e s s 6 > - 
-         < S h i p T o A d d r e s s 7   E l e m e n t T y p e = " C o l u m n "   E l e m e n t I d = " 8 2 2 7 9 6 2 7 "   D a t a T y p e = " T e x t " > S h i p T o A d d r e s s 7 < / S h i p T o A d d r e s s 7 > - 
-         < S h i p T o A d d r e s s 8   E l e m e n t T y p e = " C o l u m n "   E l e m e n t I d = " 1 4 9 2 9 9 2 1 7 8 "   D a t a T y p e = " T e x t " > S h i p T o A d d r e s s 8 < / S h i p T o A d d r e s s 8 > - 
-         < S h i p T o P h o n e N o   E l e m e n t T y p e = " C o l u m n "   E l e m e n t I d = " 3 6 9 7 0 2 2 5 5 "   D a t a T y p e = " T e x t " > S h i p T o P h o n e N o < / S h i p T o P h o n e N o > - 
-         < S h o w S h i p p i n g A d d r e s s   E l e m e n t T y p e = " C o l u m n "   E l e m e n t I d = " 1 1 2 0 0 7 1 2 6 6 "   D a t a T y p e = " B o o l e a n " > S h o w S h i p p i n g A d d r e s s < / S h o w S h i p p i n g A d d r e s s > - 
-         < S h o w W o r k D e s c r i p t i o n   E l e m e n t T y p e = " C o l u m n "   E l e m e n t I d = " 7 8 5 4 6 8 8 6 5 "   D a t a T y p e = " B o o l e a n " > S h o w W o r k D e s c r i p t i o n < / S h o w W o r k D e s c r i p t i o n > - 
-         < S u b t o t a l _ L b l   E l e m e n t T y p e = " C o l u m n "   E l e m e n t I d = " 1 9 6 7 7 9 5 1 4 2 "   D a t a T y p e = " T e x t C o n s t " > S u b t o t a l _ L b l < / S u b t o t a l _ L b l > - 
-         < T h a n k s _ L b l   E l e m e n t T y p e = " C o l u m n "   E l e m e n t I d = " 2 1 0 3 3 0 5 5 2 5 "   D a t a T y p e = " T e x t C o n s t " > T h a n k s _ L b l < / T h a n k s _ L b l > - 
-         < T o t a l _ L b l   E l e m e n t T y p e = " C o l u m n "   E l e m e n t I d = " 1 2 1 0 1 0 0 8 7 8 "   D a t a T y p e = " T e x t C o n s t " > T o t a l _ L b l < / T o t a l _ L b l > - 
-         < T o t a l C O 2 e _ L b l   E l e m e n t T y p e = " C o l u m n "   E l e m e n t I d = " 1 0 3 0 5 9 5 2 5 5 "   D a t a T y p e = " T e x t " > T o t a l C O 2 e _ L b l < / T o t a l C O 2 e _ L b l > - 
-         < V A T A m o u n t _ L b l   E l e m e n t T y p e = " C o l u m n "   E l e m e n t I d = " 1 0 9 4 6 5 7 2 9 "   D a t a T y p e = " T e x t C o n s t " > V A T A m o u n t _ L b l < / V A T A m o u n t _ L b l > - 
-         < V A T A m o u n t S p e c i f i c a t i o n _ L b l   E l e m e n t T y p e = " C o l u m n "   E l e m e n t I d = " 8 7 8 7 0 6 8 4 6 "   D a t a T y p e = " T e x t C o n s t " > V A T A m o u n t S p e c i f i c a t i o n _ L b l < / V A T A m o u n t S p e c i f i c a t i o n _ L b l > - 
-         < V A T B a s e _ L b l   E l e m e n t T y p e = " C o l u m n "   E l e m e n t I d = " 1 8 6 6 1 5 8 2 7 8 "   D a t a T y p e = " T e x t C o n s t " > V A T B a s e _ L b l < / V A T B a s e _ L b l > - 
-         < V A T C l a u s e _ L b l   E l e m e n t T y p e = " C o l u m n "   E l e m e n t I d = " 1 5 7 0 4 9 5 4 9 0 "   D a t a T y p e = " S t r i n g " > V A T C l a u s e _ L b l < / V A T C l a u s e _ L b l > - 
-         < V A T C l a u s e s _ L b l   E l e m e n t T y p e = " C o l u m n "   E l e m e n t I d = " 1 3 8 3 9 2 0 0 1 9 "   D a t a T y p e = " T e x t C o n s t " > V A T C l a u s e s _ L b l < / V A T C l a u s e s _ L b l > - 
-         < V A T I d e n t i f i e r _ L b l   E l e m e n t T y p e = " C o l u m n "   E l e m e n t I d = " 1 6 8 6 6 2 3 9 8 4 "   D a t a T y p e = " T e x t C o n s t " > V A T I d e n t i f i e r _ L b l < / V A T I d e n t i f i e r _ L b l > - 
-         < V A T P e r c e n t a g e _ L b l   E l e m e n t T y p e = " C o l u m n "   E l e m e n t I d = " 6 7 6 6 5 4 5 6 5 "   D a t a T y p e = " T e x t C o n s t " > V A T P e r c e n t a g e _ L b l < / V A T P e r c e n t a g e _ L b l > - 
-         < V A T R e g i s t r a t i o n N o   E l e m e n t T y p e = " C o l u m n "   E l e m e n t I d = " 1 8 8 9 1 9 5 4 0 2 "   D a t a T y p e = " T e x t " > V A T R e g i s t r a t i o n N o < / V A T R e g i s t r a t i o n N o > - 
-         < V A T R e g i s t r a t i o n N o _ L b l   E l e m e n t T y p e = " C o l u m n "   E l e m e n t I d = " 1 4 2 4 6 1 6 0 8 5 "   D a t a T y p e = " T e x t " > V A T R e g i s t r a t i o n N o _ L b l < / V A T R e g i s t r a t i o n N o _ L b l > - 
-         < Y o u r E s t i m a t e _ L b l   E l e m e n t T y p e = " C o l u m n "   E l e m e n t I d = " 4 9 2 1 8 5 2 2 5 "   D a t a T y p e = " T e x t C o n s t " > Y o u r E s t i m a t e _ L b l < / Y o u r E s t i m a t e _ L b l > - 
-         < Y o u r R e f e r e n c e   E l e m e n t T y p e = " C o l u m n "   E l e m e n t I d = " 1 1 0 3 9 9 5 1 "   D a t a T y p e = " T e x t " > Y o u r R e f e r e n c e < / Y o u r R e f e r e n c e > - 
-         < Y o u r R e f e r e n c e _ _ L b l   E l e m e n t T y p e = " C o l u m n "   E l e m e n t I d = " 1 1 2 6 2 8 0 3 7 1 "   D a t a T y p e = " S t r i n g " > Y o u r R e f e r e n c e _ _ L b l < / Y o u r R e f e r e n c e _ _ L b l > - 
-         < L i n e   E l e m e n t T y p e = " D a t a I t e m "   E l e m e n t I d = " 4 1 1 9 7 6 1 3 3 " > - 
-             < A m o u n t E x c l u d i n g V A T _ L i n e   E l e m e n t T y p e = " C o l u m n "   E l e m e n t I d = " 1 0 6 2 4 6 0 0 4 0 "   D a t a T y p e = " D e c i m a l " > A m o u n t E x c l u d i n g V A T _ L i n e < / A m o u n t E x c l u d i n g V A T _ L i n e > - 
-             < A m o u n t E x c l u d i n g V A T _ L i n e _ L b l   E l e m e n t T y p e = " C o l u m n "   E l e m e n t I d = " 2 0 0 2 8 7 4 4 7 5 "   D a t a T y p e = " S t r i n g " > A m o u n t E x c l u d i n g V A T _ L i n e _ L b l < / A m o u n t E x c l u d i n g V A T _ L i n e _ L b l > - 
-             < A m o u n t I n c l u d i n g V A T _ L i n e   E l e m e n t T y p e = " C o l u m n "   E l e m e n t I d = " 7 7 0 9 2 8 4 0 2 "   D a t a T y p e = " D e c i m a l " > A m o u n t I n c l u d i n g V A T _ L i n e < / A m o u n t I n c l u d i n g V A T _ L i n e > - 
-             < A m o u n t I n c l u d i n g V A T _ L i n e _ L b l   E l e m e n t T y p e = " C o l u m n "   E l e m e n t I d = " 9 3 0 7 4 7 3 1 3 "   D a t a T y p e = " S t r i n g " > A m o u n t I n c l u d i n g V A T _ L i n e _ L b l < / A m o u n t I n c l u d i n g V A T _ L i n e _ L b l > - 
-             < C O 2 e P e r U n i t _ L i n e   E l e m e n t T y p e = " C o l u m n "   E l e m e n t I d = " 1 3 2 0 1 7 0 3 0 2 "   D a t a T y p e = " T e x t " > C O 2 e P e r U n i t _ L i n e < / C O 2 e P e r U n i t _ L i n e > - 
-             < D e s c r i p t i o n _ L i n e   E l e m e n t T y p e = " C o l u m n "   E l e m e n t I d = " 1 4 0 6 8 2 2 3 1 0 "   D a t a T y p e = " T e x t " > D e s c r i p t i o n _ L i n e < / D e s c r i p t i o n _ L i n e > - 
-             < D e s c r i p t i o n _ L i n e _ L b l   E l e m e n t T y p e = " C o l u m n "   E l e m e n t I d = " 2 1 1 8 9 5 1 4 9 5 "   D a t a T y p e = " S t r i n g " > D e s c r i p t i o n _ L i n e _ L b l < / D e s c r i p t i o n _ L i n e _ L b l > - 
-             < I t e m N o _ L i n e   E l e m e n t T y p e = " C o l u m n "   E l e m e n t I d = " 1 9 1 0 2 9 6 2 8 8 "   D a t a T y p e = " C o d e " > I t e m N o _ L i n e < / I t e m N o _ L i n e > - 
-             < I t e m N o _ L i n e _ L b l   E l e m e n t T y p e = " C o l u m n "   E l e m e n t I d = " 1 3 4 0 0 7 9 6 1 3 "   D a t a T y p e = " S t r i n g " > I t e m N o _ L i n e _ L b l < / I t e m N o _ L i n e _ L b l > - 
-             < I t e m R e f e r e n c e N o _ L i n e   E l e m e n t T y p e = " C o l u m n "   E l e m e n t I d = " 9 2 7 2 3 5 7 "   D a t a T y p e = " C o d e " > I t e m R e f e r e n c e N o _ L i n e < / I t e m R e f e r e n c e N o _ L i n e > - 
-             < I t e m R e f e r e n c e N o _ L i n e _ L b l   E l e m e n t T y p e = " C o l u m n "   E l e m e n t I d = " 1 9 8 0 6 3 1 1 3 0 "   D a t a T y p e = " S t r i n g " > I t e m R e f e r e n c e N o _ L i n e _ L b l < / I t e m R e f e r e n c e N o _ L i n e _ L b l > - 
-             < L i n e A m o u n t _ L i n e   E l e m e n t T y p e = " C o l u m n "   E l e m e n t I d = " 2 6 8 9 3 7 1 6 2 "   D a t a T y p e = " T e x t " > L i n e A m o u n t _ L i n e < / L i n e A m o u n t _ L i n e > - 
-             < L i n e A m o u n t _ L i n e _ L b l   E l e m e n t T y p e = " C o l u m n "   E l e m e n t I d = " 9 9 2 9 0 1 8 4 5 "   D a t a T y p e = " S t r i n g " > L i n e A m o u n t _ L i n e _ L b l < / L i n e A m o u n t _ L i n e _ L b l > - 
-             < L i n e D i s c o u n t P e r c e n t _ L i n e   E l e m e n t T y p e = " C o l u m n "   E l e m e n t I d = " 9 0 7 8 2 7 4 3 6 "   D a t a T y p e = " D e c i m a l " > L i n e D i s c o u n t P e r c e n t _ L i n e < / L i n e D i s c o u n t P e r c e n t _ L i n e > - 
-             < L i n e D i s c o u n t P e r c e n t T e x t _ L i n e   E l e m e n t T y p e = " C o l u m n "   E l e m e n t I d = " 6 1 3 1 3 5 1 9 "   D a t a T y p e = " T e x t " > L i n e D i s c o u n t P e r c e n t T e x t _ L i n e < / L i n e D i s c o u n t P e r c e n t T e x t _ L i n e > - 
-             < L i n e N o _ L i n e   E l e m e n t T y p e = " C o l u m n "   E l e m e n t I d = " 6 9 8 9 8 5 9 7 9 "   D a t a T y p e = " I n t e g e r " > L i n e N o _ L i n e < / L i n e N o _ L i n e > - 
-             < P r i c e _ L b l   E l e m e n t T y p e = " C o l u m n "   E l e m e n t I d = " 2 1 2 6 7 6 4 9 2 5 "   D a t a T y p e = " T e x t C o n s t " > P r i c e _ L b l < / P r i c e _ L b l > - 
-             < P r i c e P e r _ L b l   E l e m e n t T y p e = " C o l u m n "   E l e m e n t I d = " 9 7 3 2 8 0 1 3 4 "   D a t a T y p e = " T e x t C o n s t " > P r i c e P e r _ L b l < / P r i c e P e r _ L b l > - 
-             < Q t y _ L b l   E l e m e n t T y p e = " C o l u m n "   E l e m e n t I d = " 2 6 3 6 7 3 7 6 4 "   D a t a T y p e = " T e x t C o n s t " > Q t y _ L b l < / Q t y _ L b l > - 
-             < Q u a n t i t y _ L i n e   E l e m e n t T y p e = " C o l u m n "   E l e m e n t I d = " 1 0 6 8 5 4 3 5 3 7 "   D a t a T y p e = " T e x t " > Q u a n t i t y _ L i n e < / Q u a n t i t y _ L i n e > - 
-             < Q u a n t i t y _ L i n e _ L b l   E l e m e n t T y p e = " C o l u m n "   E l e m e n t I d = " 2 0 3 4 5 0 6 8 0 2 "   D a t a T y p e = " S t r i n g " > Q u a n t i t y _ L i n e _ L b l < / Q u a n t i t y _ L i n e _ L b l > - 
-             < S h i p m e n t D a t e _ L b l   E l e m e n t T y p e = " C o l u m n "   E l e m e n t I d = " 6 1 4 4 0 0 3 6 4 "   D a t a T y p e = " T e x t C o n s t " > S h i p m e n t D a t e _ L b l < / S h i p m e n t D a t e _ L b l > - 
-             < S h i p m e n t D a t e _ L i n e   E l e m e n t T y p e = " C o l u m n "   E l e m e n t I d = " 1 6 7 3 3 7 5 4 1 6 "   D a t a T y p e = " S t r i n g " > S h i p m e n t D a t e _ L i n e < / S h i p m e n t D a t e _ L i n e > - 
-             < T r a n s H e a d e r A m o u n t   E l e m e n t T y p e = " C o l u m n "   E l e m e n t I d = " 2 0 2 8 3 0 6 2 7 6 "   D a t a T y p e = " D e c i m a l " > T r a n s H e a d e r A m o u n t < / T r a n s H e a d e r A m o u n t > - 
-             < T y p e _ L i n e   E l e m e n t T y p e = " C o l u m n "   E l e m e n t I d = " 2 7 2 8 0 4 9 2 4 "   D a t a T y p e = " S t r i n g " > T y p e _ L i n e < / T y p e _ L i n e > - 
-             < U n i t _ L b l   E l e m e n t T y p e = " C o l u m n "   E l e m e n t I d = " 8 1 4 3 6 4 3 1 8 "   D a t a T y p e = " T e x t C o n s t " > U n i t _ L b l < / U n i t _ L b l > - 
-             < U n i t O f M e a s u r e   E l e m e n t T y p e = " C o l u m n "   E l e m e n t I d = " 1 8 0 8 2 2 8 0 1 8 "   D a t a T y p e = " T e x t " > U n i t O f M e a s u r e < / U n i t O f M e a s u r e > - 
-             < U n i t O f M e a s u r e _ L b l   E l e m e n t T y p e = " C o l u m n "   E l e m e n t I d = " 9 8 1 9 5 1 2 4 9 "   D a t a T y p e = " S t r i n g " > U n i t O f M e a s u r e _ L b l < / U n i t O f M e a s u r e _ L b l > - 
-             < U n i t P r i c e   E l e m e n t T y p e = " C o l u m n "   E l e m e n t I d = " 1 4 7 8 2 2 1 5 2 6 "   D a t a T y p e = " T e x t " > U n i t P r i c e < / U n i t P r i c e > - 
-             < U n i t P r i c e _ L b l   E l e m e n t T y p e = " C o l u m n "   E l e m e n t I d = " 1 1 6 3 9 2 6 6 0 3 "   D a t a T y p e = " S t r i n g " > U n i t P r i c e _ L b l < / U n i t P r i c e _ L b l > - 
-             < V A T I d e n t i f i e r _ L i n e   E l e m e n t T y p e = " C o l u m n "   E l e m e n t I d = " 1 7 7 3 6 2 2 4 1 2 "   D a t a T y p e = " C o d e " > V A T I d e n t i f i e r _ L i n e < / V A T I d e n t i f i e r _ L i n e > - 
-             < V A T I d e n t i f i e r _ L i n e _ L b l   E l e m e n t T y p e = " C o l u m n "   E l e m e n t I d = " 5 3 3 7 8 2 7 0 3 "   D a t a T y p e = " S t r i n g " > V A T I d e n t i f i e r _ L i n e _ L b l < / V A T I d e n t i f i e r _ L i n e _ L b l > - 
-             < V A T P c t _ L i n e   E l e m e n t T y p e = " C o l u m n "   E l e m e n t I d = " 1 9 7 4 0 0 1 9 4 4 "   D a t a T y p e = " T e x t " > V A T P c t _ L i n e < / V A T P c t _ L i n e > - 
-             < V A T P c t _ L i n e _ L b l   E l e m e n t T y p e = " C o l u m n "   E l e m e n t I d = " 1 2 0 7 5 2 9 9 1 5 "   D a t a T y p e = " S t r i n g " > V A T P c t _ L i n e _ L b l < / V A T P c t _ L i n e _ L b l > - 
-             < S e r v i c e C o m m i t m e n t H e a d e r F o r S a l e s L i n e   E l e m e n t T y p e = " D a t a I t e m "   E l e m e n t I d = " 2 6 0 5 7 5 8 7 1 " > - 
-                 < S e r v i c e C o m m i t m e n t F o r L i n e D e s c r i p t i o n _ L b l   E l e m e n t T y p e = " C o l u m n "   E l e m e n t I d = " 1 8 3 9 3 2 6 6 6 7 "   D a t a T y p e = " T e x t " > S e r v i c e C o m m i t m e n t F o r L i n e D e s c r i p t i o n _ L b l < / S e r v i c e C o m m i t m e n t F o r L i n e D e s c r i p t i o n _ L b l > - 
-                 < S e r v i c e C o m m i t m e n t F o r L i n e D i s c o u n t _ L b l   E l e m e n t T y p e = " C o l u m n "   E l e m e n t I d = " 1 8 3 7 0 5 0 1 8 "   D a t a T y p e = " T e x t " > S e r v i c e C o m m i t m e n t F o r L i n e D i s c o u n t _ L b l < / S e r v i c e C o m m i t m e n t F o r L i n e D i s c o u n t _ L b l > - 
-                 < S e r v i c e C o m m i t m e n t F o r L i n e P r i c e _ L b l   E l e m e n t T y p e = " C o l u m n "   E l e m e n t I d = " 6 1 5 0 7 0 4 9 4 "   D a t a T y p e = " T e x t " > S e r v i c e C o m m i t m e n t F o r L i n e P r i c e _ L b l < / S e r v i c e C o m m i t m e n t F o r L i n e P r i c e _ L b l > - 
-                 < S e r v i c e C o m m i t m e n t F o r L i n e   E l e m e n t T y p e = " D a t a I t e m "   E l e m e n t I d = " 1 8 0 1 1 0 3 3 4 6 " > - 
-                     < S e r v i c e C o m m i t m e n t F o r L i n e D e s c r i p t i o n   E l e m e n t T y p e = " C o l u m n "   E l e m e n t I d = " 2 0 7 8 7 8 2 3 2 "   D a t a T y p e = " T e x t " > S e r v i c e C o m m i t m e n t F o r L i n e D e s c r i p t i o n < / S e r v i c e C o m m i t m e n t F o r L i n e D e s c r i p t i o n > - 
-                     < S e r v i c e C o m m i t m e n t F o r L i n e D i s c o u n t   E l e m e n t T y p e = " C o l u m n "   E l e m e n t I d = " 1 7 2 0 3 2 4 3 4 7 "   D a t a T y p e = " T e x t " > S e r v i c e C o m m i t m e n t F o r L i n e D i s c o u n t < / S e r v i c e C o m m i t m e n t F o r L i n e D i s c o u n t > - 
-                     < S e r v i c e C o m m i t m e n t F o r L i n e L i n e N o   E l e m e n t T y p e = " C o l u m n "   E l e m e n t I d = " 3 6 6 2 2 9 7 5 3 "   D a t a T y p e = " I n t e g e r " > S e r v i c e C o m m i t m e n t F o r L i n e L i n e N o < / S e r v i c e C o m m i t m e n t F o r L i n e L i n e N o > - 
-                     < S e r v i c e C o m m i t m e n t F o r L i n e P r i c e   E l e m e n t T y p e = " C o l u m n "   E l e m e n t I d = " 1 6 5 6 4 4 5 1 "   D a t a T y p e = " T e x t " > S e r v i c e C o m m i t m e n t F o r L i n e P r i c e < / S e r v i c e C o m m i t m e n t F o r L i n e P r i c e > +     < H e a d e r > + 
+         < B i l l T o C o n t a c t E m a i l > B i l l T o C o n t a c t E m a i l < / B i l l T o C o n t a c t E m a i l > + 
+         < B i l l T o C o n t a c t E m a i l L b l > B i l l T o C o n t a c t E m a i l L b l < / B i l l T o C o n t a c t E m a i l L b l > + 
+         < B i l l T o C o n t a c t M o b i l e P h o n e N o > B i l l T o C o n t a c t M o b i l e P h o n e N o < / B i l l T o C o n t a c t M o b i l e P h o n e N o > + 
+         < B i l l T o C o n t a c t M o b i l e P h o n e N o L b l > B i l l T o C o n t a c t M o b i l e P h o n e N o L b l < / B i l l T o C o n t a c t M o b i l e P h o n e N o L b l > + 
+         < B i l l T o C o n t a c t P h o n e N o > B i l l T o C o n t a c t P h o n e N o < / B i l l T o C o n t a c t P h o n e N o > + 
+         < B i l l T o C o n t a c t P h o n e N o L b l > B i l l T o C o n t a c t P h o n e N o L b l < / B i l l T o C o n t a c t P h o n e N o L b l > + 
+         < B i l l t o C u s t o m e r N o _ L b l > B i l l t o C u s t o m e r N o _ L b l < / B i l l t o C u s t o m e r N o _ L b l > + 
+         < B i l l t o C u s t u m e r N o > B i l l t o C u s t u m e r N o < / B i l l t o C u s t u m e r N o > + 
+         < C O 2 e P e r U n i t _ L b l > C O 2 e P e r U n i t _ L b l < / C O 2 e P e r U n i t _ L b l > + 
+         < C o m p a n y A d d r e s s 1 > C o m p a n y A d d r e s s 1 < / C o m p a n y A d d r e s s 1 > + 
+         < C o m p a n y A d d r e s s 2 > C o m p a n y A d d r e s s 2 < / C o m p a n y A d d r e s s 2 > + 
+         < C o m p a n y A d d r e s s 3 > C o m p a n y A d d r e s s 3 < / C o m p a n y A d d r e s s 3 > + 
+         < C o m p a n y A d d r e s s 4 > C o m p a n y A d d r e s s 4 < / C o m p a n y A d d r e s s 4 > + 
+         < C o m p a n y A d d r e s s 5 > C o m p a n y A d d r e s s 5 < / C o m p a n y A d d r e s s 5 > + 
+         < C o m p a n y A d d r e s s 6 > C o m p a n y A d d r e s s 6 < / C o m p a n y A d d r e s s 6 > + 
+         < C o m p a n y A d d r e s s 7 > C o m p a n y A d d r e s s 7 < / C o m p a n y A d d r e s s 7 > + 
+         < C o m p a n y A d d r e s s 8 > C o m p a n y A d d r e s s 8 < / C o m p a n y A d d r e s s 8 > + 
+         < C o m p a n y B a n k A c c o u n t N o > C o m p a n y B a n k A c c o u n t N o < / C o m p a n y B a n k A c c o u n t N o > + 
+         < C o m p a n y B a n k A c c o u n t N o _ L b l > C o m p a n y B a n k A c c o u n t N o _ L b l < / C o m p a n y B a n k A c c o u n t N o _ L b l > + 
+         < C o m p a n y B a n k B r a n c h N o > C o m p a n y B a n k B r a n c h N o < / C o m p a n y B a n k B r a n c h N o > + 
+         < C o m p a n y B a n k B r a n c h N o _ L b l > C o m p a n y B a n k B r a n c h N o _ L b l < / C o m p a n y B a n k B r a n c h N o _ L b l > + 
+         < C o m p a n y B a n k N a m e > C o m p a n y B a n k N a m e < / C o m p a n y B a n k N a m e > + 
+         < C o m p a n y B a n k N a m e _ L b l > C o m p a n y B a n k N a m e _ L b l < / C o m p a n y B a n k N a m e _ L b l > + 
+         < C o m p a n y C u s t o m G i r o > C o m p a n y C u s t o m G i r o < / C o m p a n y C u s t o m G i r o > + 
+         < C o m p a n y C u s t o m G i r o _ L b l > C o m p a n y C u s t o m G i r o _ L b l < / C o m p a n y C u s t o m G i r o _ L b l > + 
+         < C o m p a n y E M a i l > C o m p a n y E M a i l < / C o m p a n y E M a i l > + 
+         < C o m p a n y G i r o N o > C o m p a n y G i r o N o < / C o m p a n y G i r o N o > + 
+         < C o m p a n y G i r o N o _ L b l > C o m p a n y G i r o N o _ L b l < / C o m p a n y G i r o N o _ L b l > + 
+         < C o m p a n y H o m e P a g e > C o m p a n y H o m e P a g e < / C o m p a n y H o m e P a g e > + 
+         < C o m p a n y I B A N > C o m p a n y I B A N < / C o m p a n y I B A N > + 
+         < C o m p a n y I B A N _ L b l > C o m p a n y I B A N _ L b l < / C o m p a n y I B A N _ L b l > + 
+         < C o m p a n y L e g a l O f f i c e > C o m p a n y L e g a l O f f i c e < / C o m p a n y L e g a l O f f i c e > + 
+         < C o m p a n y L e g a l O f f i c e _ L b l > C o m p a n y L e g a l O f f i c e _ L b l < / C o m p a n y L e g a l O f f i c e _ L b l > + 
+         < C o m p a n y L e g a l S t a t e m e n t > C o m p a n y L e g a l S t a t e m e n t < / C o m p a n y L e g a l S t a t e m e n t > + 
+         < C o m p a n y L o g o P o s i t i o n > C o m p a n y L o g o P o s i t i o n < / C o m p a n y L o g o P o s i t i o n > + 
+         < C o m p a n y P h o n e N o > C o m p a n y P h o n e N o < / C o m p a n y P h o n e N o > + 
+         < C o m p a n y P h o n e N o _ L b l > C o m p a n y P h o n e N o _ L b l < / C o m p a n y P h o n e N o _ L b l > + 
+         < C o m p a n y P i c t u r e / > + 
+         < C o m p a n y R e g i s t r a t i o n N u m b e r > C o m p a n y R e g i s t r a t i o n N u m b e r < / C o m p a n y R e g i s t r a t i o n N u m b e r > + 
+         < C o m p a n y R e g i s t r a t i o n N u m b e r _ L b l > C o m p a n y R e g i s t r a t i o n N u m b e r _ L b l < / C o m p a n y R e g i s t r a t i o n N u m b e r _ L b l > + 
+         < C o m p a n y S W I F T > C o m p a n y S W I F T < / C o m p a n y S W I F T > + 
+         < C o m p a n y S W I F T _ L b l > C o m p a n y S W I F T _ L b l < / C o m p a n y S W I F T _ L b l > + 
+         < C o m p a n y V A T R e g i s t r a t i o n N o > C o m p a n y V A T R e g i s t r a t i o n N o < / C o m p a n y V A T R e g i s t r a t i o n N o > + 
+         < C o m p a n y V A T R e g i s t r a t i o n N o _ L b l > C o m p a n y V A T R e g i s t r a t i o n N o _ L b l < / C o m p a n y V A T R e g i s t r a t i o n N o _ L b l > + 
+         < C o m p a n y V A T R e g N o > C o m p a n y V A T R e g N o < / C o m p a n y V A T R e g N o > + 
+         < C o m p a n y V A T R e g N o _ L b l > C o m p a n y V A T R e g N o _ L b l < / C o m p a n y V A T R e g N o _ L b l > + 
+         < C o n t a c t _ L b l > C o n t a c t _ L b l < / C o n t a c t _ L b l > + 
+         < C o p y _ L b l > C o p y _ L b l < / C o p y _ L b l > + 
+         < C u s t o m e r A d d r e s s 1 > C u s t o m e r A d d r e s s 1 < / C u s t o m e r A d d r e s s 1 > + 
+         < C u s t o m e r A d d r e s s 2 > C u s t o m e r A d d r e s s 2 < / C u s t o m e r A d d r e s s 2 > + 
+         < C u s t o m e r A d d r e s s 3 > C u s t o m e r A d d r e s s 3 < / C u s t o m e r A d d r e s s 3 > + 
+         < C u s t o m e r A d d r e s s 4 > C u s t o m e r A d d r e s s 4 < / C u s t o m e r A d d r e s s 4 > + 
+         < C u s t o m e r A d d r e s s 5 > C u s t o m e r A d d r e s s 5 < / C u s t o m e r A d d r e s s 5 > + 
+         < C u s t o m e r A d d r e s s 6 > C u s t o m e r A d d r e s s 6 < / C u s t o m e r A d d r e s s 6 > + 
+         < C u s t o m e r A d d r e s s 7 > C u s t o m e r A d d r e s s 7 < / C u s t o m e r A d d r e s s 7 > + 
+         < C u s t o m e r A d d r e s s 8 > C u s t o m e r A d d r e s s 8 < / C u s t o m e r A d d r e s s 8 > + 
+         < C u s t o m e r P o s t a l B a r C o d e > C u s t o m e r P o s t a l B a r C o d e < / C u s t o m e r P o s t a l B a r C o d e > + 
+         < D i s c l a i m e r _ L b l > D i s c l a i m e r _ L b l < / D i s c l a i m e r _ L b l > + 
+         < D o c u m e n t C o p y T e x t > D o c u m e n t C o p y T e x t < / D o c u m e n t C o p y T e x t > + 
+         < D o c u m e n t D a t e > D o c u m e n t D a t e < / D o c u m e n t D a t e > + 
+         < D o c u m e n t D a t e _ L b l > D o c u m e n t D a t e _ L b l < / D o c u m e n t D a t e _ L b l > + 
+         < D o c u m e n t N o > D o c u m e n t N o < / D o c u m e n t N o > + 
+         < D o c u m e n t N o _ L b l > D o c u m e n t N o _ L b l < / D o c u m e n t N o _ L b l > + 
+         < D o c u m e n t T i t l e _ L b l > D o c u m e n t T i t l e _ L b l < / D o c u m e n t T i t l e _ L b l > + 
+         < D u e D a t e > D u e D a t e < / D u e D a t e > + 
+         < D u e D a t e _ L b l > D u e D a t e _ L b l < / D u e D a t e _ L b l > + 
+         < E M a i l _ L b l > E M a i l _ L b l < / E M a i l _ L b l > + 
+         < E s t i m a t e _ L b l > E s t i m a t e _ L b l < / E s t i m a t e _ L b l > + 
+         < E s t i m a t e B o d y _ L b l > E s t i m a t e B o d y _ L b l < / E s t i m a t e B o d y _ L b l > + 
+         < E s t i m a t e F o r _ L b l > E s t i m a t e F o r _ L b l < / E s t i m a t e F o r _ L b l > + 
+         < E x c h a n g e R a t e A s T e x t > E x c h a n g e R a t e A s T e x t < / E x c h a n g e R a t e A s T e x t > + 
+         < E x t e r n a l D o c u m e n t N o > E x t e r n a l D o c u m e n t N o < / E x t e r n a l D o c u m e n t N o > + 
+         < E x t e r n a l D o c u m e n t N o L b l > E x t e r n a l D o c u m e n t N o L b l < / E x t e r n a l D o c u m e n t N o L b l > + 
+         < F r o m _ L b l > F r o m _ L b l < / F r o m _ L b l > + 
+         < H o m e P a g e _ L b l > H o m e P a g e _ L b l < / H o m e P a g e _ L b l > + 
+         < I n v o i c e D i s c o u n t A m o u n t _ L b l > I n v o i c e D i s c o u n t A m o u n t _ L b l < / I n v o i c e D i s c o u n t A m o u n t _ L b l > + 
+         < I n v o i c e D i s c o u n t B a s e A m o u n t _ L b l > I n v o i c e D i s c o u n t B a s e A m o u n t _ L b l < / I n v o i c e D i s c o u n t B a s e A m o u n t _ L b l > + 
+         < L e g a l E n t i t y T y p e > L e g a l E n t i t y T y p e < / L e g a l E n t i t y T y p e > + 
+         < L e g a l E n t i t y T y p e _ L b l > L e g a l E n t i t y T y p e _ L b l < / L e g a l E n t i t y T y p e _ L b l > + 
+         < L i n e A m o u n t A f t e r I n v o i c e D i s c o u n t _ L b l > L i n e A m o u n t A f t e r I n v o i c e D i s c o u n t _ L b l < / L i n e A m o u n t A f t e r I n v o i c e D i s c o u n t _ L b l > + 
+         < L o c a l C u r r e n c y _ L b l > L o c a l C u r r e n c y _ L b l < / L o c a l C u r r e n c y _ L b l > + 
+         < P a g e _ L b l > P a g e _ L b l < / P a g e _ L b l > + 
+         < P a y m e n t M e t h o d D e s c r i p t i o n > P a y m e n t M e t h o d D e s c r i p t i o n < / P a y m e n t M e t h o d D e s c r i p t i o n > + 
+         < P a y m e n t M e t h o d D e s c r i p t i o n _ L b l > P a y m e n t M e t h o d D e s c r i p t i o n _ L b l < / P a y m e n t M e t h o d D e s c r i p t i o n _ L b l > + 
+         < P a y m e n t T e r m s D e s c r i p t i o n > P a y m e n t T e r m s D e s c r i p t i o n < / P a y m e n t T e r m s D e s c r i p t i o n > + 
+         < P a y m e n t T e r m s D e s c r i p t i o n _ L b l > P a y m e n t T e r m s D e s c r i p t i o n _ L b l < / P a y m e n t T e r m s D e s c r i p t i o n _ L b l > + 
+         < P r i c e s I n c l u d i n g V A T > P r i c e s I n c l u d i n g V A T < / P r i c e s I n c l u d i n g V A T > + 
+         < P r i c e s I n c l u d i n g V A T _ L b l > P r i c e s I n c l u d i n g V A T _ L b l < / P r i c e s I n c l u d i n g V A T _ L b l > + 
+         < P r i c e s I n c l u d i n g V A T Y e s N o > P r i c e s I n c l u d i n g V A T Y e s N o < / P r i c e s I n c l u d i n g V A T Y e s N o > + 
+         < Q u e s t i o n s _ L b l > Q u e s t i o n s _ L b l < / Q u e s t i o n s _ L b l > + 
+         < Q u o t e V a l i d T o D a t e > Q u o t e V a l i d T o D a t e < / Q u o t e V a l i d T o D a t e > + 
+         < Q u o t e V a l i d T o D a t e _ L b l > Q u o t e V a l i d T o D a t e _ L b l < / Q u o t e V a l i d T o D a t e _ L b l > + 
+         < S a l e s I n v o i c e L i n e D i s c o u n t _ L b l > S a l e s I n v o i c e L i n e D i s c o u n t _ L b l < / S a l e s I n v o i c e L i n e D i s c o u n t _ L b l > + 
+         < S a l e s P e r s o n _ L b l > S a l e s P e r s o n _ L b l < / S a l e s P e r s o n _ L b l > + 
+         < S a l e s P e r s o n B l a n k _ L b l > S a l e s P e r s o n B l a n k _ L b l < / S a l e s P e r s o n B l a n k _ L b l > + 
+         < S a l e s P e r s o n N a m e > S a l e s P e r s o n N a m e < / S a l e s P e r s o n N a m e > + 
+         < S e l l T o C o n t a c t E m a i l > S e l l T o C o n t a c t E m a i l < / S e l l T o C o n t a c t E m a i l > + 
+         < S e l l T o C o n t a c t E m a i l L b l > S e l l T o C o n t a c t E m a i l L b l < / S e l l T o C o n t a c t E m a i l L b l > + 
+         < S e l l T o C o n t a c t M o b i l e P h o n e N o > S e l l T o C o n t a c t M o b i l e P h o n e N o < / S e l l T o C o n t a c t M o b i l e P h o n e N o > + 
+         < S e l l T o C o n t a c t M o b i l e P h o n e N o L b l > S e l l T o C o n t a c t M o b i l e P h o n e N o L b l < / S e l l T o C o n t a c t M o b i l e P h o n e N o L b l > + 
+         < S e l l T o C o n t a c t P h o n e N o > S e l l T o C o n t a c t P h o n e N o < / S e l l T o C o n t a c t P h o n e N o > + 
+         < S e l l T o C o n t a c t P h o n e N o L b l > S e l l T o C o n t a c t P h o n e N o L b l < / S e l l T o C o n t a c t P h o n e N o L b l > + 
+         < S e l l t o C u s t o m e r N o > S e l l t o C u s t o m e r N o < / S e l l t o C u s t o m e r N o > + 
+         < S e l l t o C u s t o m e r N o _ L b l > S e l l t o C u s t o m e r N o _ L b l < / S e l l t o C u s t o m e r N o _ L b l > + 
+         < S h i p m e n t _ L b l > S h i p m e n t _ L b l < / S h i p m e n t _ L b l > + 
+         < S h i p m e n t M e t h o d D e s c r i p t i o n > S h i p m e n t M e t h o d D e s c r i p t i o n < / S h i p m e n t M e t h o d D e s c r i p t i o n > + 
+         < S h i p m e n t M e t h o d D e s c r i p t i o n _ L b l > S h i p m e n t M e t h o d D e s c r i p t i o n _ L b l < / S h i p m e n t M e t h o d D e s c r i p t i o n _ L b l > + 
+         < S h i p T o A d d r e s s _ L b l > S h i p T o A d d r e s s _ L b l < / S h i p T o A d d r e s s _ L b l > + 
+         < S h i p T o A d d r e s s 1 > S h i p T o A d d r e s s 1 < / S h i p T o A d d r e s s 1 > + 
+         < S h i p T o A d d r e s s 2 > S h i p T o A d d r e s s 2 < / S h i p T o A d d r e s s 2 > + 
+         < S h i p T o A d d r e s s 3 > S h i p T o A d d r e s s 3 < / S h i p T o A d d r e s s 3 > + 
+         < S h i p T o A d d r e s s 4 > S h i p T o A d d r e s s 4 < / S h i p T o A d d r e s s 4 > + 
+         < S h i p T o A d d r e s s 5 > S h i p T o A d d r e s s 5 < / S h i p T o A d d r e s s 5 > + 
+         < S h i p T o A d d r e s s 6 > S h i p T o A d d r e s s 6 < / S h i p T o A d d r e s s 6 > + 
+         < S h i p T o A d d r e s s 7 > S h i p T o A d d r e s s 7 < / S h i p T o A d d r e s s 7 > + 
+         < S h i p T o A d d r e s s 8 > S h i p T o A d d r e s s 8 < / S h i p T o A d d r e s s 8 > + 
+         < S h i p T o P h o n e N o > S h i p T o P h o n e N o < / S h i p T o P h o n e N o > + 
+         < S h o w S h i p p i n g A d d r e s s > S h o w S h i p p i n g A d d r e s s < / S h o w S h i p p i n g A d d r e s s > + 
+         < S h o w W o r k D e s c r i p t i o n > S h o w W o r k D e s c r i p t i o n < / S h o w W o r k D e s c r i p t i o n > + 
+         < S u b t o t a l _ L b l > S u b t o t a l _ L b l < / S u b t o t a l _ L b l > + 
+         < T h a n k s _ L b l > T h a n k s _ L b l < / T h a n k s _ L b l > + 
+         < T o t a l _ L b l > T o t a l _ L b l < / T o t a l _ L b l > + 
+         < T o t a l C O 2 e _ L b l > T o t a l C O 2 e _ L b l < / T o t a l C O 2 e _ L b l > + 
+         < V A T A m o u n t _ L b l > V A T A m o u n t _ L b l < / V A T A m o u n t _ L b l > + 
+         < V A T A m o u n t S p e c i f i c a t i o n _ L b l > V A T A m o u n t S p e c i f i c a t i o n _ L b l < / V A T A m o u n t S p e c i f i c a t i o n _ L b l > + 
+         < V A T B a s e _ L b l > V A T B a s e _ L b l < / V A T B a s e _ L b l > + 
+         < V A T C l a u s e _ L b l > V A T C l a u s e _ L b l < / V A T C l a u s e _ L b l > + 
+         < V A T C l a u s e s _ L b l > V A T C l a u s e s _ L b l < / V A T C l a u s e s _ L b l > + 
+         < V A T I d e n t i f i e r _ L b l > V A T I d e n t i f i e r _ L b l < / V A T I d e n t i f i e r _ L b l > + 
+         < V A T P e r c e n t a g e _ L b l > V A T P e r c e n t a g e _ L b l < / V A T P e r c e n t a g e _ L b l > + 
+         < V A T R e g i s t r a t i o n N o > V A T R e g i s t r a t i o n N o < / V A T R e g i s t r a t i o n N o > + 
+         < V A T R e g i s t r a t i o n N o _ L b l > V A T R e g i s t r a t i o n N o _ L b l < / V A T R e g i s t r a t i o n N o _ L b l > + 
+         < Y o u r E s t i m a t e _ L b l > Y o u r E s t i m a t e _ L b l < / Y o u r E s t i m a t e _ L b l > + 
+         < Y o u r R e f e r e n c e > Y o u r R e f e r e n c e < / Y o u r R e f e r e n c e > + 
+         < Y o u r R e f e r e n c e _ _ L b l > Y o u r R e f e r e n c e _ _ L b l < / Y o u r R e f e r e n c e _ _ L b l > + 
+         < L i n e > + 
+             < A m o u n t E x c l u d i n g V A T _ L i n e > A m o u n t E x c l u d i n g V A T _ L i n e < / A m o u n t E x c l u d i n g V A T _ L i n e > + 
+             < A m o u n t E x c l u d i n g V A T _ L i n e _ L b l > A m o u n t E x c l u d i n g V A T _ L i n e _ L b l < / A m o u n t E x c l u d i n g V A T _ L i n e _ L b l > + 
+             < A m o u n t I n c l u d i n g V A T _ L i n e > A m o u n t I n c l u d i n g V A T _ L i n e < / A m o u n t I n c l u d i n g V A T _ L i n e > + 
+             < A m o u n t I n c l u d i n g V A T _ L i n e _ L b l > A m o u n t I n c l u d i n g V A T _ L i n e _ L b l < / A m o u n t I n c l u d i n g V A T _ L i n e _ L b l > + 
+             < C O 2 e P e r U n i t _ L i n e > C O 2 e P e r U n i t _ L i n e < / C O 2 e P e r U n i t _ L i n e > + 
+             < D e s c r i p t i o n _ L i n e > D e s c r i p t i o n _ L i n e < / D e s c r i p t i o n _ L i n e > + 
+             < D e s c r i p t i o n _ L i n e _ L b l > D e s c r i p t i o n _ L i n e _ L b l < / D e s c r i p t i o n _ L i n e _ L b l > + 
+             < I t e m N o _ L i n e > I t e m N o _ L i n e < / I t e m N o _ L i n e > + 
+             < I t e m N o _ L i n e _ L b l > I t e m N o _ L i n e _ L b l < / I t e m N o _ L i n e _ L b l > + 
+             < I t e m R e f e r e n c e N o _ L i n e > I t e m R e f e r e n c e N o _ L i n e < / I t e m R e f e r e n c e N o _ L i n e > + 
+             < I t e m R e f e r e n c e N o _ L i n e _ L b l > I t e m R e f e r e n c e N o _ L i n e _ L b l < / I t e m R e f e r e n c e N o _ L i n e _ L b l > + 
+             < L i n e A m o u n t _ L i n e > L i n e A m o u n t _ L i n e < / L i n e A m o u n t _ L i n e > + 
+             < L i n e A m o u n t _ L i n e _ L b l > L i n e A m o u n t _ L i n e _ L b l < / L i n e A m o u n t _ L i n e _ L b l > + 
+             < L i n e D i s c o u n t P e r c e n t _ L i n e > L i n e D i s c o u n t P e r c e n t _ L i n e < / L i n e D i s c o u n t P e r c e n t _ L i n e > + 
+             < L i n e D i s c o u n t P e r c e n t T e x t _ L i n e > L i n e D i s c o u n t P e r c e n t T e x t _ L i n e < / L i n e D i s c o u n t P e r c e n t T e x t _ L i n e > + 
+             < L i n e N o _ L i n e > L i n e N o _ L i n e < / L i n e N o _ L i n e > + 
+             < P r i c e _ L b l > P r i c e _ L b l < / P r i c e _ L b l > + 
+             < P r i c e P e r _ L b l > P r i c e P e r _ L b l < / P r i c e P e r _ L b l > + 
+             < Q t y _ L b l > Q t y _ L b l < / Q t y _ L b l > + 
+             < Q u a n t i t y _ L i n e > Q u a n t i t y _ L i n e < / Q u a n t i t y _ L i n e > + 
+             < Q u a n t i t y _ L i n e _ L b l > Q u a n t i t y _ L i n e _ L b l < / Q u a n t i t y _ L i n e _ L b l > + 
+             < S h i p m e n t D a t e _ L b l > S h i p m e n t D a t e _ L b l < / S h i p m e n t D a t e _ L b l > + 
+             < S h i p m e n t D a t e _ L i n e > S h i p m e n t D a t e _ L i n e < / S h i p m e n t D a t e _ L i n e > + 
+             < T r a n s H e a d e r A m o u n t > T r a n s H e a d e r A m o u n t < / T r a n s H e a d e r A m o u n t > + 
+             < T y p e _ L i n e > T y p e _ L i n e < / T y p e _ L i n e > + 
+             < U n i t _ L b l > U n i t _ L b l < / U n i t _ L b l > + 
+             < U n i t O f M e a s u r e > U n i t O f M e a s u r e < / U n i t O f M e a s u r e > + 
+             < U n i t O f M e a s u r e _ L b l > U n i t O f M e a s u r e _ L b l < / U n i t O f M e a s u r e _ L b l > + 
+             < U n i t P r i c e > U n i t P r i c e < / U n i t P r i c e > + 
+             < U n i t P r i c e _ L b l > U n i t P r i c e _ L b l < / U n i t P r i c e _ L b l > + 
+             < V A T I d e n t i f i e r _ L i n e > V A T I d e n t i f i e r _ L i n e < / V A T I d e n t i f i e r _ L i n e > + 
+             < V A T I d e n t i f i e r _ L i n e _ L b l > V A T I d e n t i f i e r _ L i n e _ L b l < / V A T I d e n t i f i e r _ L i n e _ L b l > + 
+             < V A T P c t _ L i n e > V A T P c t _ L i n e < / V A T P c t _ L i n e > + 
+             < V A T P c t _ L i n e _ L b l > V A T P c t _ L i n e _ L b l < / V A T P c t _ L i n e _ L b l > + 
+             < S e r v i c e C o m m i t m e n t H e a d e r F o r S a l e s L i n e > + 
+                 < S e r v i c e C o m m i t m e n t F o r L i n e D e s c r i p t i o n _ L b l > S e r v i c e C o m m i t m e n t F o r L i n e D e s c r i p t i o n _ L b l < / S e r v i c e C o m m i t m e n t F o r L i n e D e s c r i p t i o n _ L b l > + 
+                 < S e r v i c e C o m m i t m e n t F o r L i n e D i s c o u n t _ L b l > S e r v i c e C o m m i t m e n t F o r L i n e D i s c o u n t _ L b l < / S e r v i c e C o m m i t m e n t F o r L i n e D i s c o u n t _ L b l > + 
+                 < S e r v i c e C o m m i t m e n t F o r L i n e P r i c e _ L b l > S e r v i c e C o m m i t m e n t F o r L i n e P r i c e _ L b l < / S e r v i c e C o m m i t m e n t F o r L i n e P r i c e _ L b l > + 
+                 < S e r v i c e C o m m i t m e n t F o r L i n e > + 
+                     < S e r v i c e C o m m i t m e n t F o r L i n e D e s c r i p t i o n > S e r v i c e C o m m i t m e n t F o r L i n e D e s c r i p t i o n < / S e r v i c e C o m m i t m e n t F o r L i n e D e s c r i p t i o n > + 
+                     < S e r v i c e C o m m i t m e n t F o r L i n e D i s c o u n t > S e r v i c e C o m m i t m e n t F o r L i n e D i s c o u n t < / S e r v i c e C o m m i t m e n t F o r L i n e D i s c o u n t > + 
+                     < S e r v i c e C o m m i t m e n t F o r L i n e L i n e N o > S e r v i c e C o m m i t m e n t F o r L i n e L i n e N o < / S e r v i c e C o m m i t m e n t F o r L i n e L i n e N o > + 
+                     < S e r v i c e C o m m i t m e n t F o r L i n e P r i c e > S e r v i c e C o m m i t m e n t F o r L i n e P r i c e < / S e r v i c e C o m m i t m e n t F o r L i n e P r i c e >   
                  < / S e r v i c e C o m m i t m e n t F o r L i n e >   
@@ -4256,135 +4149,135 @@
  
          < / L i n e >   
-         < W o r k D e s c r i p t i o n L i n e s   E l e m e n t T y p e = " D a t a I t e m "   E l e m e n t I d = " 2 7 6 8 1 9 4 4 7 " > - 
-             < W o r k D e s c r i p t i o n L i n e   E l e m e n t T y p e = " C o l u m n "   E l e m e n t I d = " 1 9 4 7 6 2 1 6 7 6 "   D a t a T y p e = " T e x t " > W o r k D e s c r i p t i o n L i n e < / W o r k D e s c r i p t i o n L i n e > - 
-             < W o r k D e s c r i p t i o n L i n e N u m b e r   E l e m e n t T y p e = " C o l u m n "   E l e m e n t I d = " 7 9 7 3 0 7 2 2 3 "   D a t a T y p e = " I n t e g e r " > W o r k D e s c r i p t i o n L i n e N u m b e r < / W o r k D e s c r i p t i o n L i n e N u m b e r > +         < W o r k D e s c r i p t i o n L i n e s > + 
+             < W o r k D e s c r i p t i o n L i n e > W o r k D e s c r i p t i o n L i n e < / W o r k D e s c r i p t i o n L i n e > + 
+             < W o r k D e s c r i p t i o n L i n e N u m b e r > W o r k D e s c r i p t i o n L i n e N u m b e r < / W o r k D e s c r i p t i o n L i n e N u m b e r >   
          < / W o r k D e s c r i p t i o n L i n e s >   
-         < V A T A m o u n t L i n e   E l e m e n t T y p e = " D a t a I t e m "   E l e m e n t I d = " 8 2 7 5 3 4 3 4 8 " > - 
-             < I n v o i c e D i s c o u n t A m o u n t _ V A T A m o u n t L i n e   E l e m e n t T y p e = " C o l u m n "   E l e m e n t I d = " 8 2 4 7 3 0 1 4 1 "   D a t a T y p e = " D e c i m a l " > I n v o i c e D i s c o u n t A m o u n t _ V A T A m o u n t L i n e < / I n v o i c e D i s c o u n t A m o u n t _ V A T A m o u n t L i n e > - 
-             < I n v o i c e D i s c o u n t A m o u n t _ V A T A m o u n t L i n e _ L b l   E l e m e n t T y p e = " C o l u m n "   E l e m e n t I d = " 1 5 6 2 2 0 0 0 3 4 "   D a t a T y p e = " S t r i n g " > I n v o i c e D i s c o u n t A m o u n t _ V A T A m o u n t L i n e _ L b l < / I n v o i c e D i s c o u n t A m o u n t _ V A T A m o u n t L i n e _ L b l > - 
-             < I n v o i c e D i s c o u n t B a s e A m o u n t _ V A T A m o u n t L i n e   E l e m e n t T y p e = " C o l u m n "   E l e m e n t I d = " 2 0 4 0 3 3 2 2 6 6 "   D a t a T y p e = " D e c i m a l " > I n v o i c e D i s c o u n t B a s e A m o u n t _ V A T A m o u n t L i n e < / I n v o i c e D i s c o u n t B a s e A m o u n t _ V A T A m o u n t L i n e > - 
-             < I n v o i c e D i s c o u n t B a s e A m o u n t _ V A T A m o u n t L i n e _ L b l   E l e m e n t T y p e = " C o l u m n "   E l e m e n t I d = " 4 0 5 9 6 0 3 3 1 "   D a t a T y p e = " S t r i n g " > I n v o i c e D i s c o u n t B a s e A m o u n t _ V A T A m o u n t L i n e _ L b l < / I n v o i c e D i s c o u n t B a s e A m o u n t _ V A T A m o u n t L i n e _ L b l > - 
-             < L i n e A m o u n t _ V a t A m o u n t L i n e   E l e m e n t T y p e = " C o l u m n "   E l e m e n t I d = " 2 1 4 6 5 4 0 1 "   D a t a T y p e = " D e c i m a l " > L i n e A m o u n t _ V a t A m o u n t L i n e < / L i n e A m o u n t _ V a t A m o u n t L i n e > - 
-             < L i n e A m o u n t _ V a t A m o u n t L i n e _ L b l   E l e m e n t T y p e = " C o l u m n "   E l e m e n t I d = " 1 1 1 0 9 1 2 1 2 4 "   D a t a T y p e = " S t r i n g " > L i n e A m o u n t _ V a t A m o u n t L i n e _ L b l < / L i n e A m o u n t _ V a t A m o u n t L i n e _ L b l > - 
-             < N o O f V A T I d e n t i f i e r s   E l e m e n t T y p e = " C o l u m n "   E l e m e n t I d = " 1 1 5 3 2 6 3 0 2 6 "   D a t a T y p e = " I n t e g e r " > N o O f V A T I d e n t i f i e r s < / N o O f V A T I d e n t i f i e r s > - 
-             < V A T A m o u n t _ V a t A m o u n t L i n e   E l e m e n t T y p e = " C o l u m n "   E l e m e n t I d = " 1 8 9 1 8 2 0 6 2 0 "   D a t a T y p e = " D e c i m a l " > V A T A m o u n t _ V a t A m o u n t L i n e < / V A T A m o u n t _ V a t A m o u n t L i n e > - 
-             < V A T A m o u n t _ V a t A m o u n t L i n e _ L b l   E l e m e n t T y p e = " C o l u m n "   E l e m e n t I d = " 1 5 1 3 5 5 5 4 7 3 "   D a t a T y p e = " S t r i n g " > V A T A m o u n t _ V a t A m o u n t L i n e _ L b l < / V A T A m o u n t _ V a t A m o u n t L i n e _ L b l > - 
-             < V A T A m o u n t L C Y _ V A T A m o u n t L i n e   E l e m e n t T y p e = " C o l u m n "   E l e m e n t I d = " 1 5 8 1 9 9 4 3 5 0 "   D a t a T y p e = " D e c i m a l " > V A T A m o u n t L C Y _ V A T A m o u n t L i n e < / V A T A m o u n t L C Y _ V A T A m o u n t L i n e > - 
-             < V A T A m o u n t L C Y _ V A T A m o u n t L i n e _ L b l   E l e m e n t T y p e = " C o l u m n "   E l e m e n t I d = " 9 2 3 0 0 3 3 7 "   D a t a T y p e = " T e x t C o n s t " > V A T A m o u n t L C Y _ V A T A m o u n t L i n e _ L b l < / V A T A m o u n t L C Y _ V A T A m o u n t L i n e _ L b l > - 
-             < V A T B a s e _ V a t A m o u n t L i n e   E l e m e n t T y p e = " C o l u m n "   E l e m e n t I d = " 1 4 5 8 9 3 7 8 1 9 "   D a t a T y p e = " D e c i m a l " > V A T B a s e _ V a t A m o u n t L i n e < / V A T B a s e _ V a t A m o u n t L i n e > - 
-             < V A T B a s e _ V a t A m o u n t L i n e _ L b l   E l e m e n t T y p e = " C o l u m n "   E l e m e n t I d = " 1 6 9 1 3 0 2 4 8 8 "   D a t a T y p e = " S t r i n g " > V A T B a s e _ V a t A m o u n t L i n e _ L b l < / V A T B a s e _ V a t A m o u n t L i n e _ L b l > - 
-             < V A T B a s e L C Y _ V A T A m o u n t L i n e   E l e m e n t T y p e = " C o l u m n "   E l e m e n t I d = " 1 8 6 0 9 4 5 6 3 5 "   D a t a T y p e = " D e c i m a l " > V A T B a s e L C Y _ V A T A m o u n t L i n e < / V A T B a s e L C Y _ V A T A m o u n t L i n e > - 
-             < V A T B a s e L C Y _ V A T A m o u n t L i n e _ L b l   E l e m e n t T y p e = " C o l u m n "   E l e m e n t I d = " 1 2 3 6 4 6 7 9 9 8 "   D a t a T y p e = " T e x t C o n s t " > V A T B a s e L C Y _ V A T A m o u n t L i n e _ L b l < / V A T B a s e L C Y _ V A T A m o u n t L i n e _ L b l > - 
-             < V A T I d e n t i f i e r _ V a t A m o u n t L i n e   E l e m e n t T y p e = " C o l u m n "   E l e m e n t I d = " 1 1 4 2 0 7 0 0 3 5 "   D a t a T y p e = " C o d e " > V A T I d e n t i f i e r _ V a t A m o u n t L i n e < / V A T I d e n t i f i e r _ V a t A m o u n t L i n e > - 
-             < V A T I d e n t i f i e r _ V a t A m o u n t L i n e _ L b l   E l e m e n t T y p e = " C o l u m n "   E l e m e n t I d = " 8 6 4 5 0 4 5 0 "   D a t a T y p e = " S t r i n g " > V A T I d e n t i f i e r _ V a t A m o u n t L i n e _ L b l < / V A T I d e n t i f i e r _ V a t A m o u n t L i n e _ L b l > - 
-             < V A T P c t _ V a t A m o u n t L i n e   E l e m e n t T y p e = " C o l u m n "   E l e m e n t I d = " 1 4 5 3 5 4 2 7 7 7 "   D a t a T y p e = " D e c i m a l " > V A T P c t _ V a t A m o u n t L i n e < / V A T P c t _ V a t A m o u n t L i n e > - 
-             < V A T P c t _ V a t A m o u n t L i n e _ L b l   E l e m e n t T y p e = " C o l u m n "   E l e m e n t I d = " 6 7 6 3 2 3 7 8 "   D a t a T y p e = " S t r i n g " > V A T P c t _ V a t A m o u n t L i n e _ L b l < / V A T P c t _ V a t A m o u n t L i n e _ L b l > +         < V A T A m o u n t L i n e > + 
+             < I n v o i c e D i s c o u n t A m o u n t _ V A T A m o u n t L i n e > I n v o i c e D i s c o u n t A m o u n t _ V A T A m o u n t L i n e < / I n v o i c e D i s c o u n t A m o u n t _ V A T A m o u n t L i n e > + 
+             < I n v o i c e D i s c o u n t A m o u n t _ V A T A m o u n t L i n e _ L b l > I n v o i c e D i s c o u n t A m o u n t _ V A T A m o u n t L i n e _ L b l < / I n v o i c e D i s c o u n t A m o u n t _ V A T A m o u n t L i n e _ L b l > + 
+             < I n v o i c e D i s c o u n t B a s e A m o u n t _ V A T A m o u n t L i n e > I n v o i c e D i s c o u n t B a s e A m o u n t _ V A T A m o u n t L i n e < / I n v o i c e D i s c o u n t B a s e A m o u n t _ V A T A m o u n t L i n e > + 
+             < I n v o i c e D i s c o u n t B a s e A m o u n t _ V A T A m o u n t L i n e _ L b l > I n v o i c e D i s c o u n t B a s e A m o u n t _ V A T A m o u n t L i n e _ L b l < / I n v o i c e D i s c o u n t B a s e A m o u n t _ V A T A m o u n t L i n e _ L b l > + 
+             < L i n e A m o u n t _ V a t A m o u n t L i n e > L i n e A m o u n t _ V a t A m o u n t L i n e < / L i n e A m o u n t _ V a t A m o u n t L i n e > + 
+             < L i n e A m o u n t _ V a t A m o u n t L i n e _ L b l > L i n e A m o u n t _ V a t A m o u n t L i n e _ L b l < / L i n e A m o u n t _ V a t A m o u n t L i n e _ L b l > + 
+             < N o O f V A T I d e n t i f i e r s > N o O f V A T I d e n t i f i e r s < / N o O f V A T I d e n t i f i e r s > + 
+             < V A T A m o u n t _ V a t A m o u n t L i n e > V A T A m o u n t _ V a t A m o u n t L i n e < / V A T A m o u n t _ V a t A m o u n t L i n e > + 
+             < V A T A m o u n t _ V a t A m o u n t L i n e _ L b l > V A T A m o u n t _ V a t A m o u n t L i n e _ L b l < / V A T A m o u n t _ V a t A m o u n t L i n e _ L b l > + 
+             < V A T A m o u n t L C Y _ V A T A m o u n t L i n e > V A T A m o u n t L C Y _ V A T A m o u n t L i n e < / V A T A m o u n t L C Y _ V A T A m o u n t L i n e > + 
+             < V A T A m o u n t L C Y _ V A T A m o u n t L i n e _ L b l > V A T A m o u n t L C Y _ V A T A m o u n t L i n e _ L b l < / V A T A m o u n t L C Y _ V A T A m o u n t L i n e _ L b l > + 
+             < V A T B a s e _ V a t A m o u n t L i n e > V A T B a s e _ V a t A m o u n t L i n e < / V A T B a s e _ V a t A m o u n t L i n e > + 
+             < V A T B a s e _ V a t A m o u n t L i n e _ L b l > V A T B a s e _ V a t A m o u n t L i n e _ L b l < / V A T B a s e _ V a t A m o u n t L i n e _ L b l > + 
+             < V A T B a s e L C Y _ V A T A m o u n t L i n e > V A T B a s e L C Y _ V A T A m o u n t L i n e < / V A T B a s e L C Y _ V A T A m o u n t L i n e > + 
+             < V A T B a s e L C Y _ V A T A m o u n t L i n e _ L b l > V A T B a s e L C Y _ V A T A m o u n t L i n e _ L b l < / V A T B a s e L C Y _ V A T A m o u n t L i n e _ L b l > + 
+             < V A T I d e n t i f i e r _ V a t A m o u n t L i n e > V A T I d e n t i f i e r _ V a t A m o u n t L i n e < / V A T I d e n t i f i e r _ V a t A m o u n t L i n e > + 
+             < V A T I d e n t i f i e r _ V a t A m o u n t L i n e _ L b l > V A T I d e n t i f i e r _ V a t A m o u n t L i n e _ L b l < / V A T I d e n t i f i e r _ V a t A m o u n t L i n e _ L b l > + 
+             < V A T P c t _ V a t A m o u n t L i n e > V A T P c t _ V a t A m o u n t L i n e < / V A T P c t _ V a t A m o u n t L i n e > + 
+             < V A T P c t _ V a t A m o u n t L i n e _ L b l > V A T P c t _ V a t A m o u n t L i n e _ L b l < / V A T P c t _ V a t A m o u n t L i n e _ L b l >   
          < / V A T A m o u n t L i n e >   
-         < R e p o r t T o t a l s L i n e   E l e m e n t T y p e = " D a t a I t e m "   E l e m e n t I d = " 2 1 2 2 5 4 9 8 3 6 " > - 
-             < A m o u n t _ R e p o r t T o t a l s L i n e   E l e m e n t T y p e = " C o l u m n "   E l e m e n t I d = " 4 1 9 9 1 8 3 6 9 "   D a t a T y p e = " D e c i m a l " > A m o u n t _ R e p o r t T o t a l s L i n e < / A m o u n t _ R e p o r t T o t a l s L i n e > - 
-             < A m o u n t F o r m a t t e d _ R e p o r t T o t a l s L i n e   E l e m e n t T y p e = " C o l u m n "   E l e m e n t I d = " 1 5 0 6 1 3 6 8 2 5 "   D a t a T y p e = " T e x t " > A m o u n t F o r m a t t e d _ R e p o r t T o t a l s L i n e < / A m o u n t F o r m a t t e d _ R e p o r t T o t a l s L i n e > - 
-             < D e s c r i p t i o n _ R e p o r t T o t a l s L i n e   E l e m e n t T y p e = " C o l u m n "   E l e m e n t I d = " 5 8 1 9 9 6 0 6 7 "   D a t a T y p e = " T e x t " > D e s c r i p t i o n _ R e p o r t T o t a l s L i n e < / D e s c r i p t i o n _ R e p o r t T o t a l s L i n e > - 
-             < F o n t B o l d _ R e p o r t T o t a l s L i n e   E l e m e n t T y p e = " C o l u m n "   E l e m e n t I d = " 9 4 6 5 4 0 5 4 9 "   D a t a T y p e = " B o o l e a n " > F o n t B o l d _ R e p o r t T o t a l s L i n e < / F o n t B o l d _ R e p o r t T o t a l s L i n e > - 
-             < F o n t U n d e r l i n e _ R e p o r t T o t a l s L i n e   E l e m e n t T y p e = " C o l u m n "   E l e m e n t I d = " 2 0 2 1 5 3 3 6 9 4 "   D a t a T y p e = " B o o l e a n " > F o n t U n d e r l i n e _ R e p o r t T o t a l s L i n e < / F o n t U n d e r l i n e _ R e p o r t T o t a l s L i n e > +         < R e p o r t T o t a l s L i n e > + 
+             < A m o u n t _ R e p o r t T o t a l s L i n e > A m o u n t _ R e p o r t T o t a l s L i n e < / A m o u n t _ R e p o r t T o t a l s L i n e > + 
+             < A m o u n t F o r m a t t e d _ R e p o r t T o t a l s L i n e > A m o u n t F o r m a t t e d _ R e p o r t T o t a l s L i n e < / A m o u n t F o r m a t t e d _ R e p o r t T o t a l s L i n e > + 
+             < D e s c r i p t i o n _ R e p o r t T o t a l s L i n e > D e s c r i p t i o n _ R e p o r t T o t a l s L i n e < / D e s c r i p t i o n _ R e p o r t T o t a l s L i n e > + 
+             < F o n t B o l d _ R e p o r t T o t a l s L i n e > F o n t B o l d _ R e p o r t T o t a l s L i n e < / F o n t B o l d _ R e p o r t T o t a l s L i n e > + 
+             < F o n t U n d e r l i n e _ R e p o r t T o t a l s L i n e > F o n t U n d e r l i n e _ R e p o r t T o t a l s L i n e < / F o n t U n d e r l i n e _ R e p o r t T o t a l s L i n e >   
          < / R e p o r t T o t a l s L i n e >   
-         < S e r v i c e C o m m i t m e n t F o r L i n e C a p t i o n   E l e m e n t T y p e = " D a t a I t e m "   E l e m e n t I d = " 4 5 5 8 5 1 6 0 0 " > - 
-             < S e r v i c e C o m m i t m e n t F o r L i n e T o t a l T e x t _ L b l   E l e m e n t T y p e = " C o l u m n "   E l e m e n t I d = " 9 9 6 5 4 9 8 5 2 "   D a t a T y p e = " T e x t " > S e r v i c e C o m m i t m e n t F o r L i n e T o t a l T e x t _ L b l < / S e r v i c e C o m m i t m e n t F o r L i n e T o t a l T e x t _ L b l > +         < S e r v i c e C o m m i t m e n t F o r L i n e C a p t i o n > + 
+             < S e r v i c e C o m m i t m e n t F o r L i n e T o t a l T e x t _ L b l > S e r v i c e C o m m i t m e n t F o r L i n e T o t a l T e x t _ L b l < / S e r v i c e C o m m i t m e n t F o r L i n e T o t a l T e x t _ L b l >   
          < / S e r v i c e C o m m i t m e n t F o r L i n e C a p t i o n >   
-         < S e r v i c e C o m m i t m e n t s G r o u p   E l e m e n t T y p e = " D a t a I t e m "   E l e m e n t I d = " 1 9 6 6 6 9 4 9 2 7 " > - 
-             < S e r v i c e C o m m i t m e n t s G r o u p P e r P e r i o d   E l e m e n t T y p e = " D a t a I t e m "   E l e m e n t I d = " 1 0 7 5 7 2 7 7 9 7 " > - 
-                 < S e r v i c e C o m m i t m e n t s G r o u p P e r P e r i o d N a m e   E l e m e n t T y p e = " C o l u m n "   E l e m e n t I d = " 1 5 2 1 8 3 1 0 2 2 "   D a t a T y p e = " T e x t " > S e r v i c e C o m m i t m e n t s G r o u p P e r P e r i o d N a m e < / S e r v i c e C o m m i t m e n t s G r o u p P e r P e r i o d N a m e > - 
-                 < S e r v i c e C o m m i t m e n t s G r o u p P e r P e r i o d T y p e   E l e m e n t T y p e = " C o l u m n "   E l e m e n t I d = " 5 0 6 1 5 7 4 8 5 "   D a t a T y p e = " T e x t " > S e r v i c e C o m m i t m e n t s G r o u p P e r P e r i o d T y p e < / S e r v i c e C o m m i t m e n t s G r o u p P e r P e r i o d T y p e > - 
-                 < S e r v i c e C o m m i t m e n t s G r o u p P e r P e r i o d V a l u e   E l e m e n t T y p e = " C o l u m n "   E l e m e n t I d = " 1 3 9 8 4 4 3 7 0 "   D a t a T y p e = " T e x t " > S e r v i c e C o m m i t m e n t s G r o u p P e r P e r i o d V a l u e < / S e r v i c e C o m m i t m e n t s G r o u p P e r P e r i o d V a l u e > +         < S e r v i c e C o m m i t m e n t s G r o u p > + 
+             < S e r v i c e C o m m i t m e n t s G r o u p P e r P e r i o d > + 
+                 < S e r v i c e C o m m i t m e n t s G r o u p P e r P e r i o d N a m e > S e r v i c e C o m m i t m e n t s G r o u p P e r P e r i o d N a m e < / S e r v i c e C o m m i t m e n t s G r o u p P e r P e r i o d N a m e > + 
+                 < S e r v i c e C o m m i t m e n t s G r o u p P e r P e r i o d T y p e > S e r v i c e C o m m i t m e n t s G r o u p P e r P e r i o d T y p e < / S e r v i c e C o m m i t m e n t s G r o u p P e r P e r i o d T y p e > + 
+                 < S e r v i c e C o m m i t m e n t s G r o u p P e r P e r i o d V a l u e > S e r v i c e C o m m i t m e n t s G r o u p P e r P e r i o d V a l u e < / S e r v i c e C o m m i t m e n t s G r o u p P e r P e r i o d V a l u e >   
              < / S e r v i c e C o m m i t m e n t s G r o u p P e r P e r i o d >   
          < / S e r v i c e C o m m i t m e n t s G r o u p >   
-         < L e t t e r T e x t   E l e m e n t T y p e = " D a t a I t e m "   E l e m e n t I d = " 1 5 1 0 3 5 3 8 3 4 " > - 
-             < B o d y T e x t   E l e m e n t T y p e = " C o l u m n "   E l e m e n t I d = " 1 4 9 7 5 9 8 0 8 "   D a t a T y p e = " T e x t C o n s t " > B o d y T e x t < / B o d y T e x t > - 
-             < C l o s i n g T e x t   E l e m e n t T y p e = " C o l u m n "   E l e m e n t I d = " 5 1 2 1 3 5 9 0 9 "   D a t a T y p e = " T e x t C o n s t " > C l o s i n g T e x t < / C l o s i n g T e x t > - 
-             < G r e e t i n g T e x t   E l e m e n t T y p e = " C o l u m n "   E l e m e n t I d = " 1 1 7 5 2 7 9 2 8 9 "   D a t a T y p e = " T e x t C o n s t " > G r e e t i n g T e x t < / G r e e t i n g T e x t > - 
-             < P m t D i s c T e x t   E l e m e n t T y p e = " C o l u m n "   E l e m e n t I d = " 2 0 1 3 8 4 9 9 4 8 "   D a t a T y p e = " T e x t " > P m t D i s c T e x t < / P m t D i s c T e x t > +         < L e t t e r T e x t > + 
+             < B o d y T e x t > B o d y T e x t < / B o d y T e x t > + 
+             < C l o s i n g T e x t > C l o s i n g T e x t < / C l o s i n g T e x t > + 
+             < G r e e t i n g T e x t > G r e e t i n g T e x t < / G r e e t i n g T e x t > + 
+             < P m t D i s c T e x t > P m t D i s c T e x t < / P m t D i s c T e x t >   
          < / L e t t e r T e x t >   
-         < T o t a l s   E l e m e n t T y p e = " D a t a I t e m "   E l e m e n t I d = " 1 8 2 3 9 5 0 0 4 4 " > - 
-             < C u r r e n c y C o d e   E l e m e n t T y p e = " C o l u m n "   E l e m e n t I d = " 1 5 7 9 5 9 5 9 2 1 "   D a t a T y p e = " T e x t " > C u r r e n c y C o d e < / C u r r e n c y C o d e > - 
-             < C u r r e n c y S y m b o l   E l e m e n t T y p e = " C o l u m n "   E l e m e n t I d = " 1 1 6 2 5 1 0 7 4 8 "   D a t a T y p e = " T e x t " > C u r r e n c y S y m b o l < / C u r r e n c y S y m b o l > - 
-             < T o t a l A m o u n t I n c l u d i n g V A T   E l e m e n t T y p e = " C o l u m n "   E l e m e n t I d = " 9 1 0 5 1 1 5 7 5 "   D a t a T y p e = " S t r i n g " > T o t a l A m o u n t I n c l u d i n g V A T < / T o t a l A m o u n t I n c l u d i n g V A T > - 
-             < T o t a l C O 2 e   E l e m e n t T y p e = " C o l u m n "   E l e m e n t I d = " 9 5 4 7 1 1 2 1 2 "   D a t a T y p e = " D e c i m a l " > T o t a l C O 2 e < / T o t a l C O 2 e > - 
-             < T o t a l E x c l u d i n g V A T T e x t   E l e m e n t T y p e = " C o l u m n "   E l e m e n t I d = " 1 9 2 2 9 4 6 3 1 0 "   D a t a T y p e = " T e x t " > T o t a l E x c l u d i n g V A T T e x t < / T o t a l E x c l u d i n g V A T T e x t > - 
-             < T o t a l I n c l u d i n g V A T T e x t   E l e m e n t T y p e = " C o l u m n "   E l e m e n t I d = " 1 2 0 4 0 1 6 3 5 2 "   D a t a T y p e = " T e x t " > T o t a l I n c l u d i n g V A T T e x t < / T o t a l I n c l u d i n g V A T T e x t > - 
-             < T o t a l I n v o i c e D i s c o u n t A m o u n t   E l e m e n t T y p e = " C o l u m n "   E l e m e n t I d = " 4 0 2 1 7 7 5 1 "   D a t a T y p e = " D e c i m a l " > T o t a l I n v o i c e D i s c o u n t A m o u n t < / T o t a l I n v o i c e D i s c o u n t A m o u n t > - 
-             < T o t a l N e t A m o u n t   E l e m e n t T y p e = " C o l u m n "   E l e m e n t I d = " 4 8 3 1 9 3 3 7 2 "   D a t a T y p e = " D e c i m a l " > T o t a l N e t A m o u n t < / T o t a l N e t A m o u n t > - 
-             < T o t a l P a y m e n t D i s c o u n t O n V A T   E l e m e n t T y p e = " C o l u m n "   E l e m e n t I d = " 7 3 6 0 4 1 8 8 6 "   D a t a T y p e = " D e c i m a l " > T o t a l P a y m e n t D i s c o u n t O n V A T < / T o t a l P a y m e n t D i s c o u n t O n V A T > - 
-             < T o t a l S u b T o t a l   E l e m e n t T y p e = " C o l u m n "   E l e m e n t I d = " 2 0 9 7 8 7 6 8 0 1 "   D a t a T y p e = " D e c i m a l " > T o t a l S u b T o t a l < / T o t a l S u b T o t a l > - 
-             < T o t a l S u b T o t a l M i n u s I n v o i c e D i s c o u n t   E l e m e n t T y p e = " C o l u m n "   E l e m e n t I d = " 7 6 9 4 3 1 8 8 7 "   D a t a T y p e = " D e c i m a l " > T o t a l S u b T o t a l M i n u s I n v o i c e D i s c o u n t < / T o t a l S u b T o t a l M i n u s I n v o i c e D i s c o u n t > - 
-             < T o t a l T e x t   E l e m e n t T y p e = " C o l u m n "   E l e m e n t I d = " 2 3 1 9 1 0 5 1 8 "   D a t a T y p e = " T e x t " > T o t a l T e x t < / T o t a l T e x t > - 
-             < T o t a l V A T A m o u n t   E l e m e n t T y p e = " C o l u m n "   E l e m e n t I d = " 1 6 2 7 1 0 2 3 2 8 "   D a t a T y p e = " D e c i m a l " > T o t a l V A T A m o u n t < / T o t a l V A T A m o u n t > - 
-             < T o t a l V A T A m o u n t L C Y   E l e m e n t T y p e = " C o l u m n "   E l e m e n t I d = " 1 5 0 6 5 7 0 2 1 8 "   D a t a T y p e = " D e c i m a l " > T o t a l V A T A m o u n t L C Y < / T o t a l V A T A m o u n t L C Y > - 
-             < T o t a l V A T A m o u n t T e x t   E l e m e n t T y p e = " C o l u m n "   E l e m e n t I d = " 9 7 3 6 6 6 3 3 9 "   D a t a T y p e = " T e x t " > T o t a l V A T A m o u n t T e x t < / T o t a l V A T A m o u n t T e x t > - 
-             < T o t a l V A T B a s e L C Y   E l e m e n t T y p e = " C o l u m n "   E l e m e n t I d = " 8 3 4 4 5 0 5 2 1 "   D a t a T y p e = " D e c i m a l " > T o t a l V A T B a s e L C Y < / T o t a l V A T B a s e L C Y > +         < T o t a l s > + 
+             < C u r r e n c y C o d e > C u r r e n c y C o d e < / C u r r e n c y C o d e > + 
+             < C u r r e n c y S y m b o l > C u r r e n c y S y m b o l < / C u r r e n c y S y m b o l > + 
+             < T o t a l A m o u n t I n c l u d i n g V A T > T o t a l A m o u n t I n c l u d i n g V A T < / T o t a l A m o u n t I n c l u d i n g V A T > + 
+             < T o t a l C O 2 e > T o t a l C O 2 e < / T o t a l C O 2 e > + 
+             < T o t a l E x c l u d i n g V A T T e x t > T o t a l E x c l u d i n g V A T T e x t < / T o t a l E x c l u d i n g V A T T e x t > + 
+             < T o t a l I n c l u d i n g V A T T e x t > T o t a l I n c l u d i n g V A T T e x t < / T o t a l I n c l u d i n g V A T T e x t > + 
+             < T o t a l I n v o i c e D i s c o u n t A m o u n t > T o t a l I n v o i c e D i s c o u n t A m o u n t < / T o t a l I n v o i c e D i s c o u n t A m o u n t > + 
+             < T o t a l N e t A m o u n t > T o t a l N e t A m o u n t < / T o t a l N e t A m o u n t > + 
+             < T o t a l P a y m e n t D i s c o u n t O n V A T > T o t a l P a y m e n t D i s c o u n t O n V A T < / T o t a l P a y m e n t D i s c o u n t O n V A T > + 
+             < T o t a l S u b T o t a l > T o t a l S u b T o t a l < / T o t a l S u b T o t a l > + 
+             < T o t a l S u b T o t a l M i n u s I n v o i c e D i s c o u n t > T o t a l S u b T o t a l M i n u s I n v o i c e D i s c o u n t < / T o t a l S u b T o t a l M i n u s I n v o i c e D i s c o u n t > + 
+             < T o t a l T e x t > T o t a l T e x t < / T o t a l T e x t > + 
+             < T o t a l V A T A m o u n t > T o t a l V A T A m o u n t < / T o t a l V A T A m o u n t > + 
+             < T o t a l V A T A m o u n t L C Y > T o t a l V A T A m o u n t L C Y < / T o t a l V A T A m o u n t L C Y > + 
+             < T o t a l V A T A m o u n t T e x t > T o t a l V A T A m o u n t T e x t < / T o t a l V A T A m o u n t T e x t > + 
+             < T o t a l V A T B a s e L C Y > T o t a l V A T B a s e L C Y < / T o t a l V A T B a s e L C Y >   
          < / T o t a l s >   
@@ -4394,17 +4287,17 @@
 </file>
 
 <file path=customXml/itemProps1.xml><?xml version="1.0" encoding="utf-8"?>
+<ds:datastoreItem xmlns:ds="http://schemas.openxmlformats.org/officeDocument/2006/customXml" ds:itemID="{31273F0E-B2F3-4FC8-A3CD-A4051B0C3DB6}">
+  <ds:schemaRefs>
+    <ds:schemaRef ds:uri="urn:microsoft-dynamics-businesscentral/internal/extended/reports/Standard_Sales_Quote/1304/"/>
+  </ds:schemaRefs>
+</ds:datastoreItem>
+</file>
+
+<file path=customXml/itemProps2.xml><?xml version="1.0" encoding="utf-8"?>
 <ds:datastoreItem xmlns:ds="http://schemas.openxmlformats.org/officeDocument/2006/customXml" ds:itemID="{606536F6-663B-46F0-8B74-8F840A26446C}">
   <ds:schemaRefs>
     <ds:schemaRef ds:uri="urn:microsoft-dynamics-nav/reports/Standard_Sales_Quote/1304/"/>
   </ds:schemaRefs>
 </ds:datastoreItem>
-</file>
-
-<file path=customXml/itemProps2.xml><?xml version="1.0" encoding="utf-8"?>
-<ds:datastoreItem xmlns:ds="http://schemas.openxmlformats.org/officeDocument/2006/customXml" ds:itemID="{31273F0E-B2F3-4FC8-A3CD-A4051B0C3DB6}">
-  <ds:schemaRefs>
-    <ds:schemaRef ds:uri="urn:microsoft-dynamics-businesscentral/internal/extended/reports/Standard_Sales_Quote/1304/"/>
-  </ds:schemaRefs>
-</ds:datastoreItem>
 </file>
--- a/src/Layers/W1/BaseApp/Sales/Document/StandardSalesQuoteEmailBody.docx
+++ b/src/Layers/W1/BaseApp/Sales/Document/StandardSalesQuoteEmailBody.docx
@@ -437,7 +437,7 @@
             <w:placeholder>
               <w:docPart w:val="1055315CF11C4B0F8D2ED966E8AEA7F4"/>
             </w:placeholder>
-            <w:dataBinding w:prefixMappings="&lt;xmlns:ns0='urn:microsoft-dynamics-nav/reports/Standard_Sales_Order_Conf/1305/' " w:xpath="/ns0:NavWordReportXmlPart[1]/ns0:Header[1]/ns0:BilltoCustomerNo_Lbl[1]" w:storeItemID="{00000000-0000-0000-0000-000000000000}"/>
+            <w:dataBinding w:prefixMappings="xmlns:ns0='urn:microsoft-dynamics-nav/reports/Standard_Sales_Quote/1304/'" w:xpath="/ns0:NavWordReportXmlPart[1]/ns0:Header[1]/ns0:BilltoCustomerNo_Lbl[1]" w:storeItemID="{00000000-0000-0000-0000-000000000000}"/>
             <w15:color w:val="808080"/>
             <w:text/>
           </w:sdtPr>
@@ -507,7 +507,7 @@
             <w:placeholder>
               <w:docPart w:val="1055315CF11C4B0F8D2ED966E8AEA7F4"/>
             </w:placeholder>
-            <w:dataBinding w:prefixMappings="&lt;xmlns:ns0='urn:microsoft-dynamics-nav/reports/Standard_Sales_Order_Conf/1305/' " w:xpath="/ns0:NavWordReportXmlPart[1]/ns0:Header[1]/ns0:BilltoCustumerNo[1]" w:storeItemID="{00000000-0000-0000-0000-000000000000}"/>
+            <w:dataBinding w:prefixMappings="xmlns:ns0='urn:microsoft-dynamics-nav/reports/Standard_Sales_Quote/1304/'" w:xpath="/ns0:NavWordReportXmlPart[1]/ns0:Header[1]/ns0:BilltoCustumerNo[1]" w:storeItemID="{00000000-0000-0000-0000-000000000000}"/>
             <w15:color w:val="808080"/>
             <w:text/>
           </w:sdtPr>
@@ -599,7 +599,7 @@
                 <w:placeholder>
                   <w:docPart w:val="89AAF67BB0124D60B1E35B6746C734FE"/>
                 </w:placeholder>
-                <w:dataBinding w:prefixMappings="&lt;xmlns:ns0='urn:microsoft-dynamics-nav/reports/Standard_Sales_Order_Conf/1305/' " w:xpath="/ns0:NavWordReportXmlPart[1]/ns0:Header[1]/ns0:LetterText[1]/ns0:GreetingText[1]" w:storeItemID="{00000000-0000-0000-0000-000000000000}"/>
+                <w:dataBinding w:prefixMappings="xmlns:ns0='urn:microsoft-dynamics-nav/reports/Standard_Sales_Quote/1304/'" w:xpath="/ns0:NavWordReportXmlPart[1]/ns0:Header[1]/ns0:LetterText[1]/ns0:GreetingText[1]" w:storeItemID="{00000000-0000-0000-0000-000000000000}"/>
                 <w15:color w:val="808080"/>
                 <w:text/>
               </w:sdtPr>
@@ -622,7 +622,7 @@
                 <w:placeholder>
                   <w:docPart w:val="89AAF67BB0124D60B1E35B6746C734FE"/>
                 </w:placeholder>
-                <w:dataBinding w:prefixMappings="&lt;xmlns:ns0='urn:microsoft-dynamics-nav/reports/Standard_Sales_Order_Conf/1305/' " w:xpath="/ns0:NavWordReportXmlPart[1]/ns0:Header[1]/ns0:CustomerAddress1[1]" w:storeItemID="{00000000-0000-0000-0000-000000000000}"/>
+                <w:dataBinding w:prefixMappings="xmlns:ns0='urn:microsoft-dynamics-nav/reports/Standard_Sales_Quote/1304/'" w:xpath="/ns0:NavWordReportXmlPart[1]/ns0:Header[1]/ns0:CustomerAddress1[1]" w:storeItemID="{00000000-0000-0000-0000-000000000000}"/>
                 <w15:color w:val="808080"/>
                 <w:text/>
               </w:sdtPr>
@@ -650,7 +650,7 @@
             <w:placeholder>
               <w:docPart w:val="1055315CF11C4B0F8D2ED966E8AEA7F4"/>
             </w:placeholder>
-            <w:dataBinding w:prefixMappings="&lt;xmlns:ns0='urn:microsoft-dynamics-nav/reports/Standard_Sales_Order_Conf/1305/' " w:xpath="/ns0:NavWordReportXmlPart[1]/ns0:Header[1]/ns0:LetterText[1]/ns0:BodyText[1]" w:storeItemID="{00000000-0000-0000-0000-000000000000}"/>
+            <w:dataBinding w:prefixMappings="xmlns:ns0='urn:microsoft-dynamics-nav/reports/Standard_Sales_Quote/1304/'" w:xpath="/ns0:NavWordReportXmlPart[1]/ns0:Header[1]/ns0:LetterText[1]/ns0:BodyText[1]" w:storeItemID="{00000000-0000-0000-0000-000000000000}"/>
             <w15:color w:val="808080"/>
             <w:text/>
           </w:sdtPr>
@@ -715,7 +715,7 @@
             <w:placeholder>
               <w:docPart w:val="AE98DD89D43B4FEAB386CEEEB8AFEF58"/>
             </w:placeholder>
-            <w:dataBinding w:prefixMappings="&lt;xmlns:ns0='urn:microsoft-dynamics-nav/reports/Standard_Sales_Order_Conf/1305/' " w:xpath="/ns0:NavWordReportXmlPart[1]/ns0:Header[1]/ns0:DocumentNo_Lbl[1]" w:storeItemID="{00000000-0000-0000-0000-000000000000}"/>
+            <w:dataBinding w:prefixMappings="xmlns:ns0='urn:microsoft-dynamics-nav/reports/Standard_Sales_Quote/1304/'" w:xpath="/ns0:NavWordReportXmlPart[1]/ns0:Header[1]/ns0:DocumentNo_Lbl[1]" w:storeItemID="{00000000-0000-0000-0000-000000000000}"/>
             <w15:color w:val="808080"/>
             <w:text/>
           </w:sdtPr>
@@ -724,7 +724,7 @@
               <w:tcPr>
                 <w:tcW w:w="1210" w:type="pct"/>
                 <w:tcBorders>
-                  <w:bottom w:val="single" w:sz="4" w:space="0" w:color="000000"/>
+                  <w:bottom w:val="single" w:color="000000" w:sz="4" w:space="0"/>
                 </w:tcBorders>
               </w:tcPr>
               <w:p>
@@ -758,7 +758,7 @@
             <w:placeholder>
               <w:docPart w:val="AE98DD89D43B4FEAB386CEEEB8AFEF58"/>
             </w:placeholder>
-            <w:dataBinding w:prefixMappings="&lt;xmlns:ns0='urn:microsoft-dynamics-nav/reports/Standard_Sales_Order_Conf/1305/' " w:xpath="/ns0:NavWordReportXmlPart[1]/ns0:Header[1]/ns0:DueDate_Lbl[1]" w:storeItemID="{00000000-0000-0000-0000-000000000000}"/>
+            <w:dataBinding w:prefixMappings="xmlns:ns0='urn:microsoft-dynamics-nav/reports/Standard_Sales_Quote/1304/'" w:xpath="/ns0:NavWordReportXmlPart[1]/ns0:Header[1]/ns0:DueDate_Lbl[1]" w:storeItemID="{00000000-0000-0000-0000-000000000000}"/>
             <w15:color w:val="808080"/>
             <w:text/>
           </w:sdtPr>
@@ -767,7 +767,7 @@
               <w:tcPr>
                 <w:tcW w:w="2092" w:type="pct"/>
                 <w:tcBorders>
-                  <w:bottom w:val="single" w:sz="4" w:space="0" w:color="000000"/>
+                  <w:bottom w:val="single" w:color="000000" w:sz="4" w:space="0"/>
                 </w:tcBorders>
               </w:tcPr>
               <w:p>
@@ -801,7 +801,7 @@
             <w:placeholder>
               <w:docPart w:val="1055315CF11C4B0F8D2ED966E8AEA7F4"/>
             </w:placeholder>
-            <w:dataBinding w:prefixMappings="&lt;xmlns:ns0='urn:microsoft-dynamics-nav/reports/Standard_Sales_Order_Conf/1305/' " w:xpath="/ns0:NavWordReportXmlPart[1]/ns0:Header[1]/ns0:Totals[1]/ns0:TotalText[1]" w:storeItemID="{00000000-0000-0000-0000-000000000000}"/>
+            <w:dataBinding w:prefixMappings="xmlns:ns0='urn:microsoft-dynamics-nav/reports/Standard_Sales_Quote/1304/'" w:xpath="/ns0:NavWordReportXmlPart[1]/ns0:Header[1]/ns0:Totals[1]/ns0:TotalText[1]" w:storeItemID="{00000000-0000-0000-0000-000000000000}"/>
             <w15:color w:val="808080"/>
             <w:text/>
           </w:sdtPr>
@@ -810,7 +810,7 @@
               <w:tcPr>
                 <w:tcW w:w="1698" w:type="pct"/>
                 <w:tcBorders>
-                  <w:bottom w:val="single" w:sz="4" w:space="0" w:color="000000"/>
+                  <w:bottom w:val="single" w:color="000000" w:sz="4" w:space="0"/>
                 </w:tcBorders>
               </w:tcPr>
               <w:p>
@@ -844,7 +844,7 @@
           <w:tcPr>
             <w:tcW w:w="1210" w:type="pct"/>
             <w:tcBorders>
-              <w:top w:val="single" w:sz="4" w:space="0" w:color="000000"/>
+              <w:top w:val="single" w:color="000000" w:sz="4" w:space="0"/>
             </w:tcBorders>
             <w:vAlign w:val="center"/>
           </w:tcPr>
@@ -861,7 +861,7 @@
           <w:tcPr>
             <w:tcW w:w="2092" w:type="pct"/>
             <w:tcBorders>
-              <w:top w:val="single" w:sz="4" w:space="0" w:color="000000"/>
+              <w:top w:val="single" w:color="000000" w:sz="4" w:space="0"/>
             </w:tcBorders>
             <w:vAlign w:val="center"/>
           </w:tcPr>
@@ -878,7 +878,7 @@
           <w:tcPr>
             <w:tcW w:w="1698" w:type="pct"/>
             <w:tcBorders>
-              <w:top w:val="single" w:sz="4" w:space="0" w:color="000000"/>
+              <w:top w:val="single" w:color="000000" w:sz="4" w:space="0"/>
             </w:tcBorders>
             <w:vAlign w:val="center"/>
           </w:tcPr>
@@ -909,7 +909,7 @@
             <w:placeholder>
               <w:docPart w:val="1055315CF11C4B0F8D2ED966E8AEA7F4"/>
             </w:placeholder>
-            <w:dataBinding w:prefixMappings="&lt;xmlns:ns0='urn:microsoft-dynamics-nav/reports/Standard_Sales_Order_Conf/1305/' " w:xpath="/ns0:NavWordReportXmlPart[1]/ns0:Header[1]/ns0:DocumentNo[1]" w:storeItemID="{00000000-0000-0000-0000-000000000000}"/>
+            <w:dataBinding w:prefixMappings="xmlns:ns0='urn:microsoft-dynamics-nav/reports/Standard_Sales_Quote/1304/'" w:xpath="/ns0:NavWordReportXmlPart[1]/ns0:Header[1]/ns0:DocumentNo[1]" w:storeItemID="{00000000-0000-0000-0000-000000000000}"/>
             <w15:color w:val="808080"/>
             <w:text/>
           </w:sdtPr>
@@ -918,7 +918,7 @@
               <w:tcPr>
                 <w:tcW w:w="1210" w:type="pct"/>
                 <w:tcBorders>
-                  <w:bottom w:val="single" w:sz="4" w:space="0" w:color="EEF0F1"/>
+                  <w:bottom w:val="single" w:color="EEF0F1" w:sz="4" w:space="0"/>
                 </w:tcBorders>
                 <w:vAlign w:val="center"/>
               </w:tcPr>
@@ -952,7 +952,7 @@
             <w:placeholder>
               <w:docPart w:val="1055315CF11C4B0F8D2ED966E8AEA7F4"/>
             </w:placeholder>
-            <w:dataBinding w:prefixMappings="&lt;xmlns:ns0='urn:microsoft-dynamics-nav/reports/Standard_Sales_Order_Conf/1305/' " w:xpath="/ns0:NavWordReportXmlPart[1]/ns0:Header[1]/ns0:DueDate[1]" w:storeItemID="{00000000-0000-0000-0000-000000000000}"/>
+            <w:dataBinding w:prefixMappings="xmlns:ns0='urn:microsoft-dynamics-nav/reports/Standard_Sales_Quote/1304/'" w:xpath="/ns0:NavWordReportXmlPart[1]/ns0:Header[1]/ns0:DueDate[1]" w:storeItemID="{00000000-0000-0000-0000-000000000000}"/>
             <w15:color w:val="808080"/>
             <w:text/>
           </w:sdtPr>
@@ -961,7 +961,7 @@
               <w:tcPr>
                 <w:tcW w:w="2092" w:type="pct"/>
                 <w:tcBorders>
-                  <w:bottom w:val="single" w:sz="4" w:space="0" w:color="EEF0F1"/>
+                  <w:bottom w:val="single" w:color="EEF0F1" w:sz="4" w:space="0"/>
                 </w:tcBorders>
                 <w:vAlign w:val="center"/>
               </w:tcPr>
@@ -997,7 +997,7 @@
             <w:placeholder>
               <w:docPart w:val="1055315CF11C4B0F8D2ED966E8AEA7F4"/>
             </w:placeholder>
-            <w:dataBinding w:prefixMappings="&lt;xmlns:ns0='urn:microsoft-dynamics-nav/reports/Standard_Sales_Order_Conf/1305/' " w:xpath="/ns0:NavWordReportXmlPart[1]/ns0:Header[1]/ns0:Totals[1]/ns0:TotalAmountIncludingVAT[1]" w:storeItemID="{00000000-0000-0000-0000-000000000000}"/>
+            <w:dataBinding w:prefixMappings="xmlns:ns0='urn:microsoft-dynamics-nav/reports/Standard_Sales_Quote/1304/'" w:xpath="/ns0:NavWordReportXmlPart[1]/ns0:Header[1]/ns0:Totals[1]/ns0:TotalAmountIncludingVAT[1]" w:storeItemID="{00000000-0000-0000-0000-000000000000}"/>
             <w15:color w:val="808080"/>
             <w:text/>
           </w:sdtPr>
@@ -1006,7 +1006,7 @@
               <w:tcPr>
                 <w:tcW w:w="1698" w:type="pct"/>
                 <w:tcBorders>
-                  <w:bottom w:val="single" w:sz="4" w:space="0" w:color="EEF0F1"/>
+                  <w:bottom w:val="single" w:color="EEF0F1" w:sz="4" w:space="0"/>
                 </w:tcBorders>
                 <w:vAlign w:val="center"/>
               </w:tcPr>
@@ -1112,7 +1112,7 @@
                 <w:placeholder>
                   <w:docPart w:val="1055315CF11C4B0F8D2ED966E8AEA7F4"/>
                 </w:placeholder>
-                <w:dataBinding w:prefixMappings="&lt;xmlns:ns0='urn:microsoft-dynamics-nav/reports/Standard_Sales_Order_Conf/1305/' " w:xpath="/ns0:NavWordReportXmlPart[1]/ns0:Header[1]/ns0:LetterText[1]/ns0:ClosingText[1]" w:storeItemID="{00000000-0000-0000-0000-000000000000}"/>
+                <w:dataBinding w:prefixMappings="xmlns:ns0='urn:microsoft-dynamics-nav/reports/Standard_Sales_Quote/1304/'" w:xpath="/ns0:NavWordReportXmlPart[1]/ns0:Header[1]/ns0:LetterText[1]/ns0:ClosingText[1]" w:storeItemID="{00000000-0000-0000-0000-000000000000}"/>
                 <w15:color w:val="808080"/>
                 <w:text/>
               </w:sdtPr>
@@ -1143,7 +1143,7 @@
             <w:placeholder>
               <w:docPart w:val="1055315CF11C4B0F8D2ED966E8AEA7F4"/>
             </w:placeholder>
-            <w:dataBinding w:prefixMappings="&lt;xmlns:ns0='urn:microsoft-dynamics-nav/reports/Standard_Sales_Order_Conf/1305/' " w:xpath="/ns0:NavWordReportXmlPart[1]/ns0:Header[1]/ns0:SalesPersonName[1]" w:storeItemID="{00000000-0000-0000-0000-000000000000}"/>
+            <w:dataBinding w:prefixMappings="xmlns:ns0='urn:microsoft-dynamics-nav/reports/Standard_Sales_Quote/1304/'" w:xpath="/ns0:NavWordReportXmlPart[1]/ns0:Header[1]/ns0:SalesPersonName[1]" w:storeItemID="{00000000-0000-0000-0000-000000000000}"/>
             <w15:color w:val="808080"/>
             <w:text/>
           </w:sdtPr>
@@ -3146,7 +3146,9 @@
 </a:theme>
 </file>
 
-<file path=customXml/item1.xml>��< ? x m l   v e r s i o n = " 1 . 0 "   e n c o d i n g = " u t f - 1 6 " ? > < N a v W o r d R e p o r t X m l P a r t   x m l n s = " u r n : m i c r o s o f t - d y n a m i c s - b u s i n e s s c e n t r a l / i n t e r n a l / e x t e n d e d / r e p o r t s / S t a n d a r d _ S a l e s _ Q u o t e / 1 3 0 4 / " > +<file path=customXml/item1.xml>��< ? x m l   v e r s i o n = " 1 . 0 "   e n c o d i n g = " u t f - 1 6 " ? > + 
+ < N a v W o r d R e p o r t X m l P a r t   x m l n s = " u r n : m i c r o s o f t - d y n a m i c s - b u s i n e s s c e n t r a l / i n t e r n a l / e x t e n d e d / r e p o r t s / S t a n d a r d _ S a l e s _ Q u o t e / 1 3 0 4 / " >   
      < B C R e p o r t I n f o r m a t i o n >   
@@ -3210,30 +3212,354 @@
  
          < / R e p o r t R e q u e s t >   
+         < C o m p a n y M e t a d a t a > + 
+             < C o m p a n y N a m e > C o m p a n y   N a m e < / C o m p a n y N a m e > + 
+             < C o m p a n y D i s p l a y N a m e > C o m p a n y   D i s p l a y   N a m e < / C o m p a n y D i s p l a y N a m e > + 
+             < C o m p a n y A d d r e s s L i n e s > + 
+                 < C o m p a n y A d d r e s s L i n e > C o m p a n y   A d d r e s s   L i n e   1 < / C o m p a n y A d d r e s s L i n e > + 
+                 < C o m p a n y A d d r e s s L i n e > C o m p a n y   A d d r e s s   L i n e   2 < / C o m p a n y A d d r e s s L i n e > + 
+                 < C o m p a n y A d d r e s s L i n e > C o m p a n y   A d d r e s s   L i n e   3 < / C o m p a n y A d d r e s s L i n e > + 
+                 < C o m p a n y A d d r e s s L i n e > C o m p a n y   A d d r e s s   L i n e   4 < / C o m p a n y A d d r e s s L i n e > + 
+                 < C o m p a n y A d d r e s s L i n e > C o m p a n y   A d d r e s s   L i n e   5 < / C o m p a n y A d d r e s s L i n e > + 
+                 < C o m p a n y A d d r e s s L i n e > C o m p a n y   A d d r e s s   L i n e   6 < / C o m p a n y A d d r e s s L i n e > + 
+                 < C o m p a n y A d d r e s s L i n e > C o m p a n y   A d d r e s s   L i n e   7 < / C o m p a n y A d d r e s s L i n e > + 
+                 < C o m p a n y A d d r e s s L i n e > C o m p a n y   A d d r e s s   L i n e   8 < / C o m p a n y A d d r e s s L i n e > + 
+             < / C o m p a n y A d d r e s s L i n e s > + 
+             < C o m p a n y P h o n e > C o m p a n y   P h o n e < / C o m p a n y P h o n e > + 
+             < C o m p a n y P h o n e C a p t i o n > C o m p a n y   P h o n e   C a p t i o n < / C o m p a n y P h o n e C a p t i o n > + 
+             < C o m p a n y F a x N o > C o m p a n y   F a x   N o . < / C o m p a n y F a x N o > + 
+             < C o m p a n y F a x N o C a p t i o n > C o m p a n y   F a x   N o .   C a p t i o n < / C o m p a n y F a x N o C a p t i o n > + 
+             < C o m p a n y E m a i l > C o m p a n y   E m a i l < / C o m p a n y E m a i l > + 
+             < C o m p a n y E m a i l C a p t i o n > C o m p a n y   E m a i l   C a p t i o n < / C o m p a n y E m a i l C a p t i o n > + 
+             < C o m p a n y H o m e P a g e > C o m p a n y   H o m e   P a g e < / C o m p a n y H o m e P a g e > + 
+             < C o m p a n y H o m e P a g e C a p t i o n > C o m p a n y   H o m e   P a g e   C a p t i o n < / C o m p a n y H o m e P a g e C a p t i o n > + 
+             < C o m p a n y L o g o > C o m p a n y   L o g o < / C o m p a n y L o g o > + 
+             < C o m p a n y V A T R e g i s t r a t i o n N o > C o m p a n y   V A T   R e g i s t r a t i o n   N o . < / C o m p a n y V A T R e g i s t r a t i o n N o > + 
+             < C o m p a n y V A T R e g i s t r a t i o n N o C a p t i o n > C o m p a n y   V A T   R e g i s t r a t i o n   N o .   C a p t i o n < / C o m p a n y V A T R e g i s t r a t i o n N o C a p t i o n > + 
+             < C o m p a n y R e g i s t r a t i o n N o > C o m p a n y   R e g i s t r a t i o n   N o . < / C o m p a n y R e g i s t r a t i o n N o > + 
+             < C o m p a n y R e g i s t r a t i o n N o C a p t i o n > C o m p a n y   R e g i s t r a t i o n   N o .   C a p t i o n < / C o m p a n y R e g i s t r a t i o n N o C a p t i o n > + 
+             < C o m p a n y B a n k N a m e > C o m p a n y   B a n k   N a m e < / C o m p a n y B a n k N a m e > + 
+             < C o m p a n y B a n k N a m e C a p t i o n > C o m p a n y   B a n k   N a m e   C a p t i o n < / C o m p a n y B a n k N a m e C a p t i o n > + 
+             < C o m p a n y B a n k A c c o u n t N o > C o m p a n y   B a n k   A c c o u n t   N o . < / C o m p a n y B a n k A c c o u n t N o > + 
+             < C o m p a n y B a n k A c c o u n t N o C a p t i o n > C o m p a n y   B a n k   A c c o u n t   N o .   C a p t i o n < / C o m p a n y B a n k A c c o u n t N o C a p t i o n > + 
+             < C o m p a n y B a n k B r a n c h N o > C o m p a n y   B a n k   B r a n c h   N o . < / C o m p a n y B a n k B r a n c h N o > + 
+             < C o m p a n y B a n k B r a n c h N o C a p t i o n > C o m p a n y   B a n k   B r a n c h   N o .   C a p t i o n < / C o m p a n y B a n k B r a n c h N o C a p t i o n > + 
+             < C o m p a n y I B A N > C o m p a n y   I B A N < / C o m p a n y I B A N > + 
+             < C o m p a n y I B A N C a p t i o n > C o m p a n y   I B A N   C a p t i o n < / C o m p a n y I B A N C a p t i o n > + 
+             < C o m p a n y B a n k S W I F T > C o m p a n y   B a n k   S W I F T < / C o m p a n y B a n k S W I F T > + 
+             < C o m p a n y B a n k S W I F T C a p t i o n > C o m p a n y   B a n k   S W I F T   C a p t i o n < / C o m p a n y B a n k S W I F T C a p t i o n > + 
+             < C o m p a n y G i r o N o > C o m p a n y   G i r o   N o . < / C o m p a n y G i r o N o > + 
+             < C o m p a n y G i r o N o C a p t i o n > C o m p a n y   G i r o   N o .   C a p t i o n < / C o m p a n y G i r o N o C a p t i o n > + 
+         < / C o m p a n y M e t a d a t a > + 
      < / B C R e p o r t I n f o r m a t i o n >   
-     < T o o l t i p s / > +     < T o o l t i p s > + 
+         < T o o l t i p   c o l u m n = " C o m p a n y H o m e P a g e "   E l e m e n t I d = " 1 9 8 9 1 8 8 7 0 " > + 
+             < T o o l t i p T e x t   l a n g = " e n - U S " > S p e c i f i e s   y o u r   c o m p a n y ' s   w e b   s i t e . < / T o o l t i p T e x t > + 
+         < / T o o l t i p > + 
+         < T o o l t i p   c o l u m n = " C o m p a n y E M a i l "   E l e m e n t I d = " 1 6 7 7 0 7 4 0 5 8 " > + 
+             < T o o l t i p T e x t   l a n g = " e n - U S " > S p e c i f i e s   t h e   c o m p a n y ' s   e m a i l   a d d r e s s . < / T o o l t i p T e x t > + 
+         < / T o o l t i p > + 
+         < T o o l t i p   c o l u m n = " C o m p a n y P i c t u r e "   E l e m e n t I d = " 1 3 9 7 4 1 1 0 7 4 " > + 
+             < T o o l t i p T e x t   l a n g = " e n - U S " > S p e c i f i e s   t h e   p i c t u r e   t h a t   h a s   b e e n   s e t   u p   f o r   t h e   c o m p a n y ,   s u c h   a s   a   c o m p a n y   l o g o . < / T o o l t i p T e x t > + 
+         < / T o o l t i p > + 
+         < T o o l t i p   c o l u m n = " C o m p a n y P h o n e N o "   E l e m e n t I d = " 2 5 0 4 4 0 6 5 5 " > + 
+             < T o o l t i p T e x t   l a n g = " e n - U S " > S p e c i f i e s   t h e   c o m p a n y ' s   t e l e p h o n e   n u m b e r . < / T o o l t i p T e x t > + 
+         < / T o o l t i p > + 
+         < T o o l t i p   c o l u m n = " C o m p a n y G i r o N o "   E l e m e n t I d = " 1 3 6 0 1 9 6 3 2 0 " > + 
+             < T o o l t i p T e x t   l a n g = " e n - U S " > S p e c i f i e s   t h e   c o m p a n y ' s   g i r o   n u m b e r . < / T o o l t i p T e x t > + 
+         < / T o o l t i p > + 
+         < T o o l t i p   c o l u m n = " C o m p a n y B a n k N a m e "   E l e m e n t I d = " 1 5 3 4 9 0 5 6 0 5 " > + 
+             < T o o l t i p T e x t   l a n g = " e n - U S " > S p e c i f i e s   t h e   n a m e   o f   t h e   b a n k   w h e r e   y o u   h a v e   t h e   b a n k   a c c o u n t . < / T o o l t i p T e x t > + 
+         < / T o o l t i p > + 
+         < T o o l t i p   c o l u m n = " C o m p a n y B a n k B r a n c h N o "   E l e m e n t I d = " 7 9 3 1 3 3 0 5 7 " > + 
+             < T o o l t i p T e x t   l a n g = " e n - U S " > S p e c i f i e s   a   n u m b e r   o f   t h e   b a n k   b r a n c h . < / T o o l t i p T e x t > + 
+         < / T o o l t i p > + 
+         < T o o l t i p   c o l u m n = " C o m p a n y B a n k A c c o u n t N o "   E l e m e n t I d = " 3 0 1 4 0 2 0 4 " > + 
+             < T o o l t i p T e x t   l a n g = " e n - U S " > S p e c i f i e s   t h e   n u m b e r   u s e d   b y   t h e   b a n k   f o r   t h e   b a n k   a c c o u n t . < / T o o l t i p T e x t > + 
+         < / T o o l t i p > + 
+         < T o o l t i p   c o l u m n = " C o m p a n y I B A N "   E l e m e n t I d = " 9 0 6 5 4 9 1 8 2 " > + 
+             < T o o l t i p T e x t   l a n g = " e n - U S " > S p e c i f i e s   t h e   b a n k   a c c o u n t ' s   i n t e r n a t i o n a l   b a n k   a c c o u n t   n u m b e r . < / T o o l t i p T e x t > + 
+         < / T o o l t i p > + 
+         < T o o l t i p   c o l u m n = " C o m p a n y S W I F T "   E l e m e n t I d = " 6 6 8 2 5 0 2 4 5 " > + 
+             < T o o l t i p T e x t   l a n g = " e n - U S " > S p e c i f i e s   t h e   i n t e r n a t i o n a l   b a n k   i d e n t i f i e r   c o d e   ( S W I F T )   o f   t h e   b a n k   w h e r e   y o u   h a v e   t h e   a c c o u n t . < / T o o l t i p T e x t > + 
+         < / T o o l t i p > + 
+         < T o o l t i p   c o l u m n = " E x t e r n a l D o c u m e n t N o "   E l e m e n t I d = " 7 3 3 9 5 3 9 6 6 " > + 
+             < T o o l t i p T e x t   l a n g = " e n - U S " > S p e c i f i e s   a   d o c u m e n t   n u m b e r   t h a t   r e f e r s   t o   t h e   c u s t o m e r ' s   o r   v e n d o r ' s   n u m b e r i n g   s y s t e m . < / T o o l t i p T e x t > + 
+         < / T o o l t i p > + 
+         < T o o l t i p   c o l u m n = " Y o u r R e f e r e n c e "   E l e m e n t I d = " 1 1 0 3 9 9 5 1 " > + 
+             < T o o l t i p T e x t   l a n g = " e n - U S " > S p e c i f i e s   t h e   c u s t o m e r ' s   r e f e r e n c e .   T h e   c o n t e n t   w i l l   b e   p r i n t e d   o n   s a l e s   d o c u m e n t s . < / T o o l t i p T e x t > + 
+         < / T o o l t i p > + 
+         < T o o l t i p   c o l u m n = " S h i p m e n t M e t h o d D e s c r i p t i o n "   E l e m e n t I d = " 2 0 5 9 4 0 3 2 6 0 " > + 
+             < T o o l t i p T e x t   l a n g = " e n - U S " > S p e c i f i e s   a   d e s c r i p t i o n   o f   t h e   s h i p m e n t   m e t h o d . < / T o o l t i p T e x t > + 
+         < / T o o l t i p > + 
+         < T o o l t i p   c o l u m n = " S h i p T o P h o n e N o "   E l e m e n t I d = " 3 6 9 7 0 2 2 5 5 " > + 
+             < T o o l t i p T e x t   l a n g = " e n - U S " > S p e c i f i e s   t h e   t e l e p h o n e   n u m b e r   o f   t h e   c o m p a n y ' s   s h i p p i n g   a d d r e s s . < / T o o l t i p T e x t > + 
+         < / T o o l t i p > + 
+         < T o o l t i p   c o l u m n = " S e l l T o C o n t a c t P h o n e N o "   E l e m e n t I d = " 1 6 1 3 8 2 2 4 8 3 " > + 
+             < T o o l t i p T e x t   l a n g = " e n - U S " > S p e c i f i e s   t h e   c o n t a c t ' s   p h o n e   n u m b e r . < / T o o l t i p T e x t > + 
+         < / T o o l t i p > + 
+         < T o o l t i p   c o l u m n = " S e l l T o C o n t a c t M o b i l e P h o n e N o "   E l e m e n t I d = " 1 8 4 3 5 8 7 4 7 " > + 
+             < T o o l t i p T e x t   l a n g = " e n - U S " > S p e c i f i e s   t h e   c o n t a c t ' s   m o b i l e   t e l e p h o n e   n u m b e r . < / T o o l t i p T e x t > + 
+         < / T o o l t i p > + 
+         < T o o l t i p   c o l u m n = " S e l l T o C o n t a c t E m a i l "   E l e m e n t I d = " 2 6 2 8 2 4 5 6 4 " > + 
+             < T o o l t i p T e x t   l a n g = " e n - U S " > S p e c i f i e s   t h e   e m a i l   a d d r e s s   o f   t h e   c o n t a c t . < / T o o l t i p T e x t > + 
+         < / T o o l t i p > + 
+         < T o o l t i p   c o l u m n = " B i l l T o C o n t a c t P h o n e N o "   E l e m e n t I d = " 3 6 2 4 7 7 4 8 8 " > + 
+             < T o o l t i p T e x t   l a n g = " e n - U S " > S p e c i f i e s   t h e   c o n t a c t ' s   p h o n e   n u m b e r . < / T o o l t i p T e x t > + 
+         < / T o o l t i p > + 
+         < T o o l t i p   c o l u m n = " B i l l T o C o n t a c t M o b i l e P h o n e N o "   E l e m e n t I d = " 2 4 8 4 8 8 6 9 6 " > + 
+             < T o o l t i p T e x t   l a n g = " e n - U S " > S p e c i f i e s   t h e   c o n t a c t ' s   m o b i l e   t e l e p h o n e   n u m b e r . < / T o o l t i p T e x t > + 
+         < / T o o l t i p > + 
+         < T o o l t i p   c o l u m n = " B i l l T o C o n t a c t E m a i l "   E l e m e n t I d = " 3 3 5 8 2 7 8 9 5 " > + 
+             < T o o l t i p T e x t   l a n g = " e n - U S " > S p e c i f i e s   t h e   e m a i l   a d d r e s s   o f   t h e   c o n t a c t . < / T o o l t i p T e x t > + 
+         < / T o o l t i p > + 
+         < T o o l t i p   c o l u m n = " P a y m e n t T e r m s D e s c r i p t i o n "   E l e m e n t I d = " 2 0 3 8 7 4 2 7 0 0 " > + 
+             < T o o l t i p T e x t   l a n g = " e n - U S " > S p e c i f i e s   a n   e x p l a n a t i o n   o f   t h e   p a y m e n t   t e r m s . < / T o o l t i p T e x t > + 
+         < / T o o l t i p > + 
+         < T o o l t i p   c o l u m n = " P a y m e n t M e t h o d D e s c r i p t i o n "   E l e m e n t I d = " 5 8 5 7 5 7 9 7 4 " > + 
+             < T o o l t i p T e x t   l a n g = " e n - U S " > S p e c i f i e s   a   t e x t   t h a t   d e s c r i b e s   t h e   p a y m e n t   m e t h o d . < / T o o l t i p T e x t > + 
+         < / T o o l t i p > + 
+         < T o o l t i p   c o l u m n = " B i l l t o C u s t u m e r N o "   E l e m e n t I d = " 2 8 0 4 7 3 0 5 8 " > + 
+             < T o o l t i p T e x t   l a n g = " e n - U S " > S p e c i f i e s   t h e   n u m b e r   o f   t h e   c u s t o m e r   t h a t   y o u   s e n d   o r   s e n t   t h e   i n v o i c e   o r   c r e d i t   m e m o   t o . < / T o o l t i p T e x t > + 
+         < / T o o l t i p > + 
+         < T o o l t i p   c o l u m n = " D o c u m e n t N o "   E l e m e n t I d = " 9 7 0 3 5 0 5 3 9 " > + 
+             < T o o l t i p T e x t   l a n g = " e n - U S " > S p e c i f i e s   a   u n i q u e   n u m b e r   t h a t   i d e n t i f i e s   t h e   s a l e s   d o c u m e n t .   T h e   n u m b e r   c a n   b e   g e n e r a t e d   a u t o m a t i c a l l y   f r o m   a   n u m b e r   s e r i e s ,   o r   y o u   c a n   n u m b e r   e a c h   o f   t h e m   m a n u a l l y . < / T o o l t i p T e x t > + 
+         < / T o o l t i p > + 
+         < T o o l t i p   c o l u m n = " P r i c e s I n c l u d i n g V A T "   E l e m e n t I d = " 5 1 8 8 1 7 1 6 7 " > + 
+             < T o o l t i p T e x t   l a n g = " e n - U S " > S p e c i f i e s   i f   t h e   U n i t   P r i c e   a n d   L i n e   A m o u n t   f i e l d s   o n   d o c u m e n t   l i n e s   s h o u l d   b e   s h o w n   w i t h   o r   w i t h o u t   V A T . < / T o o l t i p T e x t > + 
+         < / T o o l t i p > + 
+         < T o o l t i p   c o l u m n = " S a l e s P e r s o n N a m e "   E l e m e n t I d = " 8 7 1 4 9 2 9 8 3 " > + 
+             < T o o l t i p T e x t   l a n g = " e n - U S " > S p e c i f i e s   t h e   n a m e   o f   t h e   s a l e s p e r s o n   o r   p u r c h a s e r . < / T o o l t i p T e x t > + 
+         < / T o o l t i p > + 
+         < T o o l t i p   c o l u m n = " S e l l t o C u s t o m e r N o "   E l e m e n t I d = " 2 0 5 0 6 4 7 3 4 9 " > + 
+             < T o o l t i p T e x t   l a n g = " e n - U S " > S p e c i f i e s   t h e   n u m b e r   o f   t h e   c u s t o m e r   t h a t   y o u ' r e   s e l l i n g   t o .   B y   d e f a u l t ,   t h e   s a m e   c u s t o m e r   i s   s u g g e s t e d   a s   t h e   s h i p - t o   c u s t o m e r .   I f   n e e d e d ,   y o u   c a n   s p e c i f y   a   d i f f e r e n t   s h i p - t o   c u s t o m e r   o n   t h e   d o c u m e n t . < / T o o l t i p T e x t > + 
+         < / T o o l t i p > + 
+         < T o o l t i p   c o l u m n = " L i n e N o _ L i n e "   E l e m e n t I d = " 6 9 8 9 8 5 9 7 9 " > + 
+             < T o o l t i p T e x t   l a n g = " e n - U S " > S p e c i f i e s   t h e   l i n e   n u m b e r . < / T o o l t i p T e x t > + 
+         < / T o o l t i p > + 
+         < T o o l t i p   c o l u m n = " A m o u n t E x c l u d i n g V A T _ L i n e "   E l e m e n t I d = " 1 0 6 2 4 6 0 0 4 0 " > + 
+             < T o o l t i p T e x t   l a n g = " e n - U S " > S p e c i f i e s   t h e   s u m   o f   a m o u n t s   i n   t h e   L i n e   A m o u n t   f i e l d   o n   t h e   s a l e s   r e t u r n   o r d e r   l i n e s . < / T o o l t i p T e x t > + 
+         < / T o o l t i p > + 
+         < T o o l t i p   c o l u m n = " D e s c r i p t i o n _ L i n e "   E l e m e n t I d = " 1 4 0 6 8 2 2 3 1 0 " > + 
+             < T o o l t i p T e x t   l a n g = " e n - U S " > S p e c i f i e s   a   d e s c r i p t i o n   o f   t h e   e n t r y   o f   t h e   p r o d u c t   t o   b e   s o l d .   T o   a d d   a   n o n - t r a n s a c t i o n a l   t e x t   l i n e ,   f i l l   i n   t h e   D e s c r i p t i o n   f i e l d   o n l y . < / T o o l t i p T e x t > + 
+         < / T o o l t i p > + 
+         < T o o l t i p   c o l u m n = " L i n e D i s c o u n t P e r c e n t _ L i n e "   E l e m e n t I d = " 9 0 7 8 2 7 4 3 6 " > + 
+             < T o o l t i p T e x t   l a n g = " e n - U S " > S p e c i f i e s   t h e   d i s c o u n t   p e r c e n t a g e   t h a t   i s   g r a n t e d   f o r   t h e   i t e m   o n   t h e   l i n e . < / T o o l t i p T e x t > + 
+         < / T o o l t i p > + 
+         < T o o l t i p   c o l u m n = " I t e m N o _ L i n e "   E l e m e n t I d = " 1 9 1 0 2 9 6 2 8 8 " > + 
+             < T o o l t i p T e x t   l a n g = " e n - U S " > S p e c i f i e s   t h e   n u m b e r   o f   t h e   i n v o l v e d   e n t r y   o r   r e c o r d ,   a c c o r d i n g   t o   t h e   s p e c i f i e d   n u m b e r   s e r i e s . < / T o o l t i p T e x t > + 
+         < / T o o l t i p > + 
+         < T o o l t i p   c o l u m n = " I t e m R e f e r e n c e N o _ L i n e "   E l e m e n t I d = " 9 2 7 2 3 5 7 " > + 
+             < T o o l t i p T e x t   l a n g = " e n - U S " > S p e c i f i e s   t h e   r e f e r e n c e d   i t e m   n u m b e r . < / T o o l t i p T e x t > + 
+         < / T o o l t i p > + 
+         < T o o l t i p   c o l u m n = " U n i t O f M e a s u r e "   E l e m e n t I d = " 1 8 0 8 2 2 8 0 1 8 " > + 
+             < T o o l t i p T e x t   l a n g = " e n - U S " > S p e c i f i e s   t h e   u n i t   o f   m e a s u r e   f o r   t h e   i t e m   o r   r e s o u r c e   o n   t h e   s a l e s   l i n e . < / T o o l t i p T e x t > + 
+         < / T o o l t i p > + 
+         < T o o l t i p   c o l u m n = " I n v o i c e D i s c o u n t A m o u n t _ V A T A m o u n t L i n e "   E l e m e n t I d = " 8 2 4 7 3 0 1 4 1 " > + 
+             < T o o l t i p T e x t   l a n g = " e n - U S " > S p e c i f i e s   t h e   i n v o i c e   d i s c o u n t   a m o u n t   f o r   a   s p e c i f i c   V A T   i d e n t i f i e r . < / T o o l t i p T e x t > + 
+         < / T o o l t i p > + 
+         < T o o l t i p   c o l u m n = " I n v o i c e D i s c o u n t B a s e A m o u n t _ V A T A m o u n t L i n e "   E l e m e n t I d = " 2 0 4 0 3 3 2 2 6 6 " > + 
+             < T o o l t i p T e x t   l a n g = " e n - U S " > S p e c i f i e s   t h e   i n v o i c e   d i s c o u n t   b a s e   a m o u n t . < / T o o l t i p T e x t > + 
+         < / T o o l t i p > + 
+         < T o o l t i p   c o l u m n = " L i n e A m o u n t _ V a t A m o u n t L i n e "   E l e m e n t I d = " 2 1 4 6 5 4 0 1 " > + 
+             < T o o l t i p T e x t   l a n g = " e n - U S " > S p e c i f i e s   t h e   t o t a l   a m o u n t   f o r   s a l e s   o r   p u r c h a s e   l i n e s   w i t h   a   s p e c i f i c   V A T   i d e n t i f i e r . < / T o o l t i p T e x t > + 
+         < / T o o l t i p > + 
+         < T o o l t i p   c o l u m n = " V A T A m o u n t _ V a t A m o u n t L i n e "   E l e m e n t I d = " 1 8 9 1 8 2 0 6 2 0 " > + 
+             < T o o l t i p T e x t   l a n g = " e n - U S " > S p e c i f i e s   t h e   a m o u n t   o f   V A T   t h a t   i s   i n c l u d e d   i n   t h e   t o t a l   a m o u n t . < / T o o l t i p T e x t > + 
+         < / T o o l t i p > + 
+         < T o o l t i p   c o l u m n = " V A T B a s e _ V a t A m o u n t L i n e "   E l e m e n t I d = " 1 4 5 8 9 3 7 8 1 9 " > + 
+             < T o o l t i p T e x t   l a n g = " e n - U S " > S p e c i f i e s   t h e   t o t a l   n e t   a m o u n t   ( a m o u n t   e x c l u d i n g   V A T )   f o r   s a l e s   o r   p u r c h a s e   l i n e s   w i t h   a   s p e c i f i c   V A T   I d e n t i f i e r . < / T o o l t i p T e x t > + 
+         < / T o o l t i p > + 
+         < T o o l t i p   c o l u m n = " V A T I d e n t i f i e r _ V a t A m o u n t L i n e "   E l e m e n t I d = " 1 1 4 2 0 7 0 0 3 5 " > + 
+             < T o o l t i p T e x t   l a n g = " e n - U S " > S p e c i f i e s   t h e   V A T   I d e n t i f i e r   v a l u e . < / T o o l t i p T e x t > + 
+         < / T o o l t i p > + 
+         < T o o l t i p   c o l u m n = " V A T P c t _ V a t A m o u n t L i n e "   E l e m e n t I d = " 1 4 5 3 5 4 2 7 7 7 " > + 
+             < T o o l t i p T e x t   l a n g = " e n - U S " > S p e c i f i e s   t h e   V A T   %   t h a t   w a s   u s e d   o n   t h e   s a l e s   o r   p u r c h a s e   l i n e s   w i t h   t h i s   V A T   I d e n t i f i e r . < / T o o l t i p T e x t > + 
+         < / T o o l t i p > + 
+     < / T o o l t i p s >   
      < H e a d e r   E l e m e n t T y p e = " D a t a I t e m "   E l e m e n t I d = " 1 2 4 0 3 7 3 8 8 6 " >   
          < B i l l T o C o n t a c t E m a i l   E l e m e n t T y p e = " C o l u m n "   E l e m e n t I d = " 3 3 5 8 2 7 8 9 5 "   D a t a T y p e = " T e x t " > B i l l T o C o n t a c t E m a i l < / B i l l T o C o n t a c t E m a i l >   
-         < B i l l T o C o n t a c t E m a i l L b l   E l e m e n t T y p e = " C o l u m n "   E l e m e n t I d = " 2 9 6 4 7 8 3 6 5 "   D a t a T y p e = " T e x t C o n s t " > B i l l T o C o n t a c t E m a i l L b l < / B i l l T o C o n t a c t E m a i l L b l > +         < B i l l T o C o n t a c t E m a i l L b l   E l e m e n t T y p e = " C o l u m n "   E l e m e n t I d = " 2 9 6 4 7 8 3 6 5 "   D a t a T y p e = " L a b e l " > B i l l T o C o n t a c t E m a i l L b l < / B i l l T o C o n t a c t E m a i l L b l >   
          < B i l l T o C o n t a c t M o b i l e P h o n e N o   E l e m e n t T y p e = " C o l u m n "   E l e m e n t I d = " 2 4 8 4 8 8 6 9 6 "   D a t a T y p e = " T e x t " > B i l l T o C o n t a c t M o b i l e P h o n e N o < / B i l l T o C o n t a c t M o b i l e P h o n e N o >   
-         < B i l l T o C o n t a c t M o b i l e P h o n e N o L b l   E l e m e n t T y p e = " C o l u m n "   E l e m e n t I d = " 2 7 6 3 1 1 3 3 8 "   D a t a T y p e = " T e x t C o n s t " > B i l l T o C o n t a c t M o b i l e P h o n e N o L b l < / B i l l T o C o n t a c t M o b i l e P h o n e N o L b l > +         < B i l l T o C o n t a c t M o b i l e P h o n e N o L b l   E l e m e n t T y p e = " C o l u m n "   E l e m e n t I d = " 2 7 6 3 1 1 3 3 8 "   D a t a T y p e = " L a b e l " > B i l l T o C o n t a c t M o b i l e P h o n e N o L b l < / B i l l T o C o n t a c t M o b i l e P h o n e N o L b l >   
          < B i l l T o C o n t a c t P h o n e N o   E l e m e n t T y p e = " C o l u m n "   E l e m e n t I d = " 3 6 2 4 7 7 4 8 8 "   D a t a T y p e = " T e x t " > B i l l T o C o n t a c t P h o n e N o < / B i l l T o C o n t a c t P h o n e N o >   
-         < B i l l T o C o n t a c t P h o n e N o L b l   E l e m e n t T y p e = " C o l u m n "   E l e m e n t I d = " 2 1 2 3 3 4 5 9 6 6 "   D a t a T y p e = " T e x t C o n s t " > B i l l T o C o n t a c t P h o n e N o L b l < / B i l l T o C o n t a c t P h o n e N o L b l > +         < B i l l T o C o n t a c t P h o n e N o L b l   E l e m e n t T y p e = " C o l u m n "   E l e m e n t I d = " 2 1 2 3 3 4 5 9 6 6 "   D a t a T y p e = " L a b e l " > B i l l T o C o n t a c t P h o n e N o L b l < / B i l l T o C o n t a c t P h o n e N o L b l >   
          < B i l l t o C u s t o m e r N o _ L b l   E l e m e n t T y p e = " C o l u m n "   E l e m e n t I d = " 3 6 9 3 0 7 8 1 3 "   D a t a T y p e = " S t r i n g " > B i l l t o C u s t o m e r N o _ L b l < / B i l l t o C u s t o m e r N o _ L b l >   
          < B i l l t o C u s t u m e r N o   E l e m e n t T y p e = " C o l u m n "   E l e m e n t I d = " 2 8 0 4 7 3 0 5 8 "   D a t a T y p e = " C o d e " > B i l l t o C u s t u m e r N o < / B i l l t o C u s t u m e r N o >   
-         < C O 2 e P e r U n i t _ L b l   E l e m e n t T y p e = " C o l u m n "   E l e m e n t I d = " 6 0 8 7 4 6 8 0 2 "   D a t a T y p e = " T e x t " > C O 2 e P e r U n i t _ L b l < / C O 2 e P e r U n i t _ L b l > - 
          < C o m p a n y A d d r e s s 1   E l e m e n t T y p e = " C o l u m n "   E l e m e n t I d = " 1 8 8 4 1 6 4 3 2 3 "   D a t a T y p e = " T e x t " > C o m p a n y A d d r e s s 1 < / C o m p a n y A d d r e s s 1 >   
          < C o m p a n y A d d r e s s 2   E l e m e n t T y p e = " C o l u m n "   E l e m e n t I d = " 1 2 4 6 4 6 7 7 0 6 "   D a t a T y p e = " T e x t " > C o m p a n y A d d r e s s 2 < / C o m p a n y A d d r e s s 2 > @@ -3252,7 +3578,7 @@
  
          < C o m p a n y B a n k A c c o u n t N o   E l e m e n t T y p e = " C o l u m n "   E l e m e n t I d = " 3 0 1 4 0 2 0 4 "   D a t a T y p e = " T e x t " > C o m p a n y B a n k A c c o u n t N o < / C o m p a n y B a n k A c c o u n t N o >   
-         < C o m p a n y B a n k A c c o u n t N o _ L b l   E l e m e n t T y p e = " C o l u m n "   E l e m e n t I d = " 1 0 9 7 7 4 3 3 4 5 "   D a t a T y p e = " T e x t C o n s t " > C o m p a n y B a n k A c c o u n t N o _ L b l < / C o m p a n y B a n k A c c o u n t N o _ L b l > +         < C o m p a n y B a n k A c c o u n t N o _ L b l   E l e m e n t T y p e = " C o l u m n "   E l e m e n t I d = " 1 0 9 7 7 4 3 3 4 5 "   D a t a T y p e = " L a b e l " > C o m p a n y B a n k A c c o u n t N o _ L b l < / C o m p a n y B a n k A c c o u n t N o _ L b l >   
          < C o m p a n y B a n k B r a n c h N o   E l e m e n t T y p e = " C o l u m n "   E l e m e n t I d = " 7 9 3 1 3 3 0 5 7 "   D a t a T y p e = " T e x t " > C o m p a n y B a n k B r a n c h N o < / C o m p a n y B a n k B r a n c h N o >   
@@ -3260,7 +3586,7 @@
  
          < C o m p a n y B a n k N a m e   E l e m e n t T y p e = " C o l u m n "   E l e m e n t I d = " 1 5 3 4 9 0 5 6 0 5 "   D a t a T y p e = " T e x t " > C o m p a n y B a n k N a m e < / C o m p a n y B a n k N a m e >   
-         < C o m p a n y B a n k N a m e _ L b l   E l e m e n t T y p e = " C o l u m n "   E l e m e n t I d = " 1 2 0 4 3 0 7 0 1 4 "   D a t a T y p e = " T e x t C o n s t " > C o m p a n y B a n k N a m e _ L b l < / C o m p a n y B a n k N a m e _ L b l > +         < C o m p a n y B a n k N a m e _ L b l   E l e m e n t T y p e = " C o l u m n "   E l e m e n t I d = " 1 2 0 4 3 0 7 0 1 4 "   D a t a T y p e = " L a b e l " > C o m p a n y B a n k N a m e _ L b l < / C o m p a n y B a n k N a m e _ L b l >   
          < C o m p a n y C u s t o m G i r o   E l e m e n t T y p e = " C o l u m n "   E l e m e n t I d = " 1 6 7 0 4 7 5 7 9 8 "   D a t a T y p e = " T e x t " > C o m p a n y C u s t o m G i r o < / C o m p a n y C u s t o m G i r o >   
@@ -3270,7 +3596,7 @@
  
          < C o m p a n y G i r o N o   E l e m e n t T y p e = " C o l u m n "   E l e m e n t I d = " 1 3 6 0 1 9 6 3 2 0 "   D a t a T y p e = " T e x t " > C o m p a n y G i r o N o < / C o m p a n y G i r o N o >   
-         < C o m p a n y G i r o N o _ L b l   E l e m e n t T y p e = " C o l u m n "   E l e m e n t I d = " 8 6 1 6 0 2 1 1 5 "   D a t a T y p e = " T e x t C o n s t " > C o m p a n y G i r o N o _ L b l < / C o m p a n y G i r o N o _ L b l > +         < C o m p a n y G i r o N o _ L b l   E l e m e n t T y p e = " C o l u m n "   E l e m e n t I d = " 8 6 1 6 0 2 1 1 5 "   D a t a T y p e = " L a b e l " > C o m p a n y G i r o N o _ L b l < / C o m p a n y G i r o N o _ L b l >   
          < C o m p a n y H o m e P a g e   E l e m e n t T y p e = " C o l u m n "   E l e m e n t I d = " 1 9 8 9 1 8 8 7 0 "   D a t a T y p e = " T e x t " > C o m p a n y H o m e P a g e < / C o m p a n y H o m e P a g e >   
@@ -3288,9 +3614,9 @@
  
          < C o m p a n y P h o n e N o   E l e m e n t T y p e = " C o l u m n "   E l e m e n t I d = " 2 5 0 4 4 0 6 5 5 "   D a t a T y p e = " T e x t " > C o m p a n y P h o n e N o < / C o m p a n y P h o n e N o >   
-         < C o m p a n y P h o n e N o _ L b l   E l e m e n t T y p e = " C o l u m n "   E l e m e n t I d = " 5 5 8 5 9 3 5 8 6 "   D a t a T y p e = " T e x t C o n s t " > C o m p a n y P h o n e N o _ L b l < / C o m p a n y P h o n e N o _ L b l > - 
-         < C o m p a n y P i c t u r e   E l e m e n t T y p e = " C o l u m n "   E l e m e n t I d = " 1 3 9 7 4 1 1 0 7 4 "   D a t a T y p e = " B L O B " / > +         < C o m p a n y P h o n e N o _ L b l   E l e m e n t T y p e = " C o l u m n "   E l e m e n t I d = " 5 5 8 5 9 3 5 8 6 "   D a t a T y p e = " L a b e l " > C o m p a n y P h o n e N o _ L b l < / C o m p a n y P h o n e N o _ L b l > + 
+         < C o m p a n y P i c t u r e   E l e m e n t T y p e = " C o l u m n "   E l e m e n t I d = " 1 3 9 7 4 1 1 0 7 4 "   D a t a T y p e = " B l o b "   / >   
          < C o m p a n y R e g i s t r a t i o n N u m b e r   E l e m e n t T y p e = " C o l u m n "   E l e m e n t I d = " 2 0 2 3 6 3 9 4 2 4 "   D a t a T y p e = " T e x t " > C o m p a n y R e g i s t r a t i o n N u m b e r < / C o m p a n y R e g i s t r a t i o n N u m b e r >   
@@ -3310,7 +3636,7 @@
  
          < C o n t a c t _ L b l   E l e m e n t T y p e = " C o l u m n "   E l e m e n t I d = " 1 1 5 5 0 9 4 7 5 2 "   D a t a T y p e = " T e x t " > C o n t a c t _ L b l < / C o n t a c t _ L b l >   
-         < C o p y _ L b l   E l e m e n t T y p e = " C o l u m n "   E l e m e n t I d = " 6 0 4 7 8 2 7 8 1 "   D a t a T y p e = " T e x t C o n s t " > C o p y _ L b l < / C o p y _ L b l > +         < C o p y _ L b l   E l e m e n t T y p e = " C o l u m n "   E l e m e n t I d = " 6 0 4 7 8 2 7 8 1 "   D a t a T y p e = " L a b e l " > C o p y _ L b l < / C o p y _ L b l >   
          < C u s t o m e r A d d r e s s 1   E l e m e n t T y p e = " C o l u m n "   E l e m e n t I d = " 1 8 0 1 9 6 6 4 5 4 "   D a t a T y p e = " T e x t " > C u s t o m e r A d d r e s s 1 < / C u s t o m e r A d d r e s s 1 >   
@@ -3330,8 +3656,6 @@
  
          < C u s t o m e r P o s t a l B a r C o d e   E l e m e n t T y p e = " C o l u m n "   E l e m e n t I d = " 3 9 8 5 8 0 6 8 8 "   D a t a T y p e = " T e x t " > C u s t o m e r P o s t a l B a r C o d e < / C u s t o m e r P o s t a l B a r C o d e >   
-         < D i s c l a i m e r _ L b l   E l e m e n t T y p e = " C o l u m n "   E l e m e n t I d = " 3 8 1 6 6 9 2 0 5 "   D a t a T y p e = " T e x t " > D i s c l a i m e r _ L b l < / D i s c l a i m e r _ L b l > - 
          < D o c u m e n t C o p y T e x t   E l e m e n t T y p e = " C o l u m n "   E l e m e n t I d = " 1 8 2 4 9 4 6 0 4 6 "   D a t a T y p e = " S t r i n g " > D o c u m e n t C o p y T e x t < / D o c u m e n t C o p y T e x t >   
          < D o c u m e n t D a t e   E l e m e n t T y p e = " C o l u m n "   E l e m e n t I d = " 5 5 2 8 7 1 9 1 4 "   D a t a T y p e = " S t r i n g " > D o c u m e n t D a t e < / D o c u m e n t D a t e > @@ -3340,21 +3664,21 @@
  
          < D o c u m e n t N o   E l e m e n t T y p e = " C o l u m n "   E l e m e n t I d = " 9 7 0 3 5 0 5 3 9 "   D a t a T y p e = " C o d e " > D o c u m e n t N o < / D o c u m e n t N o >   
-         < D o c u m e n t N o _ L b l   E l e m e n t T y p e = " C o l u m n "   E l e m e n t I d = " 7 8 9 7 9 5 9 7 8 "   D a t a T y p e = " T e x t C o n s t " > D o c u m e n t N o _ L b l < / D o c u m e n t N o _ L b l > - 
-         < D o c u m e n t T i t l e _ L b l   E l e m e n t T y p e = " C o l u m n "   E l e m e n t I d = " 8 5 8 4 2 3 9 2 9 "   D a t a T y p e = " T e x t C o n s t " > D o c u m e n t T i t l e _ L b l < / D o c u m e n t T i t l e _ L b l > +         < D o c u m e n t N o _ L b l   E l e m e n t T y p e = " C o l u m n "   E l e m e n t I d = " 7 8 9 7 9 5 9 7 8 "   D a t a T y p e = " L a b e l " > D o c u m e n t N o _ L b l < / D o c u m e n t N o _ L b l > + 
+         < D o c u m e n t T i t l e _ L b l   E l e m e n t T y p e = " C o l u m n "   E l e m e n t I d = " 8 5 8 4 2 3 9 2 9 "   D a t a T y p e = " L a b e l " > D o c u m e n t T i t l e _ L b l < / D o c u m e n t T i t l e _ L b l >   
          < D u e D a t e   E l e m e n t T y p e = " C o l u m n "   E l e m e n t I d = " 7 4 5 1 7 0 2 0 3 "   D a t a T y p e = " S t r i n g " > D u e D a t e < / D u e D a t e >   
          < D u e D a t e _ L b l   E l e m e n t T y p e = " C o l u m n "   E l e m e n t I d = " 1 6 4 8 2 8 4 6 4 8 "   D a t a T y p e = " S t r i n g " > D u e D a t e _ L b l < / D u e D a t e _ L b l >   
-         < E M a i l _ L b l   E l e m e n t T y p e = " C o l u m n "   E l e m e n t I d = " 1 4 3 8 8 6 8 0 1 2 "   D a t a T y p e = " T e x t C o n s t " > E M a i l _ L b l < / E M a i l _ L b l > - 
-         < E s t i m a t e _ L b l   E l e m e n t T y p e = " C o l u m n "   E l e m e n t I d = " 2 0 9 6 4 3 4 6 2 2 "   D a t a T y p e = " T e x t C o n s t " > E s t i m a t e _ L b l < / E s t i m a t e _ L b l > - 
-         < E s t i m a t e B o d y _ L b l   E l e m e n t T y p e = " C o l u m n "   E l e m e n t I d = " 1 0 4 4 3 4 7 9 8 6 "   D a t a T y p e = " T e x t C o n s t " > E s t i m a t e B o d y _ L b l < / E s t i m a t e B o d y _ L b l > - 
-         < E s t i m a t e F o r _ L b l   E l e m e n t T y p e = " C o l u m n "   E l e m e n t I d = " 1 7 6 1 6 6 6 0 1 3 "   D a t a T y p e = " T e x t C o n s t " > E s t i m a t e F o r _ L b l < / E s t i m a t e F o r _ L b l > +         < E M a i l _ L b l   E l e m e n t T y p e = " C o l u m n "   E l e m e n t I d = " 1 4 3 8 8 6 8 0 1 2 "   D a t a T y p e = " L a b e l " > E M a i l _ L b l < / E M a i l _ L b l > + 
+         < E s t i m a t e B o d y _ L b l   E l e m e n t T y p e = " C o l u m n "   E l e m e n t I d = " 1 0 4 4 3 4 7 9 8 6 "   D a t a T y p e = " L a b e l " > E s t i m a t e B o d y _ L b l < / E s t i m a t e B o d y _ L b l > + 
+         < E s t i m a t e F o r _ L b l   E l e m e n t T y p e = " C o l u m n "   E l e m e n t I d = " 1 7 6 1 6 6 6 0 1 3 "   D a t a T y p e = " L a b e l " > E s t i m a t e F o r _ L b l < / E s t i m a t e F o r _ L b l > + 
+         < E s t i m a t e _ L b l   E l e m e n t T y p e = " C o l u m n "   E l e m e n t I d = " 2 0 9 6 4 3 4 6 2 2 "   D a t a T y p e = " L a b e l " > E s t i m a t e _ L b l < / E s t i m a t e _ L b l >   
          < E x c h a n g e R a t e A s T e x t   E l e m e n t T y p e = " C o l u m n "   E l e m e n t I d = " 5 9 2 9 5 5 8 4 5 "   D a t a T y p e = " T e x t " > E x c h a n g e R a t e A s T e x t < / E x c h a n g e R a t e A s T e x t >   
@@ -3362,75 +3686,73 @@
  
          < E x t e r n a l D o c u m e n t N o L b l   E l e m e n t T y p e = " C o l u m n "   E l e m e n t I d = " 7 8 3 2 8 7 4 5 2 "   D a t a T y p e = " S t r i n g " > E x t e r n a l D o c u m e n t N o L b l < / E x t e r n a l D o c u m e n t N o L b l >   
-         < F r o m _ L b l   E l e m e n t T y p e = " C o l u m n "   E l e m e n t I d = " 4 8 5 4 2 6 1 3 8 "   D a t a T y p e = " T e x t C o n s t " > F r o m _ L b l < / F r o m _ L b l > - 
-         < H o m e P a g e _ L b l   E l e m e n t T y p e = " C o l u m n "   E l e m e n t I d = " 1 4 3 3 5 9 2 3 0 0 "   D a t a T y p e = " T e x t C o n s t " > H o m e P a g e _ L b l < / H o m e P a g e _ L b l > - 
-         < I n v o i c e D i s c o u n t A m o u n t _ L b l   E l e m e n t T y p e = " C o l u m n "   E l e m e n t I d = " 1 5 9 3 0 1 2 7 3 6 "   D a t a T y p e = " T e x t C o n s t " > I n v o i c e D i s c o u n t A m o u n t _ L b l < / I n v o i c e D i s c o u n t A m o u n t _ L b l > - 
-         < I n v o i c e D i s c o u n t B a s e A m o u n t _ L b l   E l e m e n t T y p e = " C o l u m n "   E l e m e n t I d = " 2 0 2 9 2 6 6 8 7 5 "   D a t a T y p e = " T e x t C o n s t " > I n v o i c e D i s c o u n t B a s e A m o u n t _ L b l < / I n v o i c e D i s c o u n t B a s e A m o u n t _ L b l > +         < F r o m _ L b l   E l e m e n t T y p e = " C o l u m n "   E l e m e n t I d = " 4 8 5 4 2 6 1 3 8 "   D a t a T y p e = " L a b e l " > F r o m _ L b l < / F r o m _ L b l > + 
+         < H o m e P a g e _ L b l   E l e m e n t T y p e = " C o l u m n "   E l e m e n t I d = " 1 4 3 3 5 9 2 3 0 0 "   D a t a T y p e = " L a b e l " > H o m e P a g e _ L b l < / H o m e P a g e _ L b l > + 
+         < I n v o i c e D i s c o u n t A m o u n t _ L b l   E l e m e n t T y p e = " C o l u m n "   E l e m e n t I d = " 1 5 9 3 0 1 2 7 3 6 "   D a t a T y p e = " L a b e l " > I n v o i c e D i s c o u n t A m o u n t _ L b l < / I n v o i c e D i s c o u n t A m o u n t _ L b l > + 
+         < I n v o i c e D i s c o u n t B a s e A m o u n t _ L b l   E l e m e n t T y p e = " C o l u m n "   E l e m e n t I d = " 2 0 2 9 2 6 6 8 7 5 "   D a t a T y p e = " L a b e l " > I n v o i c e D i s c o u n t B a s e A m o u n t _ L b l < / I n v o i c e D i s c o u n t B a s e A m o u n t _ L b l >   
          < L e g a l E n t i t y T y p e   E l e m e n t T y p e = " C o l u m n "   E l e m e n t I d = " 2 0 5 1 8 7 3 5 6 3 "   D a t a T y p e = " T e x t " > L e g a l E n t i t y T y p e < / L e g a l E n t i t y T y p e >   
          < L e g a l E n t i t y T y p e _ L b l   E l e m e n t T y p e = " C o l u m n "   E l e m e n t I d = " 2 0 8 0 2 2 4 7 9 2 "   D a t a T y p e = " T e x t " > L e g a l E n t i t y T y p e _ L b l < / L e g a l E n t i t y T y p e _ L b l >   
-         < L i n e A m o u n t A f t e r I n v o i c e D i s c o u n t _ L b l   E l e m e n t T y p e = " C o l u m n "   E l e m e n t I d = " 6 7 3 7 2 1 0 9 4 "   D a t a T y p e = " T e x t C o n s t " > L i n e A m o u n t A f t e r I n v o i c e D i s c o u n t _ L b l < / L i n e A m o u n t A f t e r I n v o i c e D i s c o u n t _ L b l > - 
-         < L o c a l C u r r e n c y _ L b l   E l e m e n t T y p e = " C o l u m n "   E l e m e n t I d = " 1 5 5 9 6 9 3 4 2 2 "   D a t a T y p e = " T e x t C o n s t " > L o c a l C u r r e n c y _ L b l < / L o c a l C u r r e n c y _ L b l > - 
-         < P a g e _ L b l   E l e m e n t T y p e = " C o l u m n "   E l e m e n t I d = " 6 8 0 6 4 8 0 9 1 "   D a t a T y p e = " T e x t C o n s t " > P a g e _ L b l < / P a g e _ L b l > +         < L i n e A m o u n t A f t e r I n v o i c e D i s c o u n t _ L b l   E l e m e n t T y p e = " C o l u m n "   E l e m e n t I d = " 6 7 3 7 2 1 0 9 4 "   D a t a T y p e = " L a b e l " > L i n e A m o u n t A f t e r I n v o i c e D i s c o u n t _ L b l < / L i n e A m o u n t A f t e r I n v o i c e D i s c o u n t _ L b l > + 
+         < L o c a l C u r r e n c y _ L b l   E l e m e n t T y p e = " C o l u m n "   E l e m e n t I d = " 1 5 5 9 6 9 3 4 2 2 "   D a t a T y p e = " L a b e l " > L o c a l C u r r e n c y _ L b l < / L o c a l C u r r e n c y _ L b l > + 
+         < P a g e _ L b l   E l e m e n t T y p e = " C o l u m n "   E l e m e n t I d = " 6 8 0 6 4 8 0 9 1 "   D a t a T y p e = " L a b e l " > P a g e _ L b l < / P a g e _ L b l >   
          < P a y m e n t M e t h o d D e s c r i p t i o n   E l e m e n t T y p e = " C o l u m n "   E l e m e n t I d = " 5 8 5 7 5 7 9 7 4 "   D a t a T y p e = " T e x t " > P a y m e n t M e t h o d D e s c r i p t i o n < / P a y m e n t M e t h o d D e s c r i p t i o n >   
-         < P a y m e n t M e t h o d D e s c r i p t i o n _ L b l   E l e m e n t T y p e = " C o l u m n "   E l e m e n t I d = " 7 9 7 1 1 7 3 2 3 "   D a t a T y p e = " T e x t C o n s t " > P a y m e n t M e t h o d D e s c r i p t i o n _ L b l < / P a y m e n t M e t h o d D e s c r i p t i o n _ L b l > +         < P a y m e n t M e t h o d D e s c r i p t i o n _ L b l   E l e m e n t T y p e = " C o l u m n "   E l e m e n t I d = " 7 9 7 1 1 7 3 2 3 "   D a t a T y p e = " L a b e l " > P a y m e n t M e t h o d D e s c r i p t i o n _ L b l < / P a y m e n t M e t h o d D e s c r i p t i o n _ L b l >   
          < P a y m e n t T e r m s D e s c r i p t i o n   E l e m e n t T y p e = " C o l u m n "   E l e m e n t I d = " 2 0 3 8 7 4 2 7 0 0 "   D a t a T y p e = " T e x t " > P a y m e n t T e r m s D e s c r i p t i o n < / P a y m e n t T e r m s D e s c r i p t i o n >   
-         < P a y m e n t T e r m s D e s c r i p t i o n _ L b l   E l e m e n t T y p e = " C o l u m n "   E l e m e n t I d = " 1 8 7 4 4 9 4 3 2 1 "   D a t a T y p e = " T e x t C o n s t " > P a y m e n t T e r m s D e s c r i p t i o n _ L b l < / P a y m e n t T e r m s D e s c r i p t i o n _ L b l > +         < P a y m e n t T e r m s D e s c r i p t i o n _ L b l   E l e m e n t T y p e = " C o l u m n "   E l e m e n t I d = " 1 8 7 4 4 9 4 3 2 1 "   D a t a T y p e = " L a b e l " > P a y m e n t T e r m s D e s c r i p t i o n _ L b l < / P a y m e n t T e r m s D e s c r i p t i o n _ L b l >   
          < P r i c e s I n c l u d i n g V A T   E l e m e n t T y p e = " C o l u m n "   E l e m e n t I d = " 5 1 8 8 1 7 1 6 7 "   D a t a T y p e = " B o o l e a n " > P r i c e s I n c l u d i n g V A T < / P r i c e s I n c l u d i n g V A T >   
+         < P r i c e s I n c l u d i n g V A T Y e s N o   E l e m e n t T y p e = " C o l u m n "   E l e m e n t I d = " 1 4 1 1 1 4 7 5 9 9 "   D a t a T y p e = " S t r i n g " > P r i c e s I n c l u d i n g V A T Y e s N o < / P r i c e s I n c l u d i n g V A T Y e s N o > + 
          < P r i c e s I n c l u d i n g V A T _ L b l   E l e m e n t T y p e = " C o l u m n "   E l e m e n t I d = " 1 3 7 7 9 7 9 4 4 4 "   D a t a T y p e = " S t r i n g " > P r i c e s I n c l u d i n g V A T _ L b l < / P r i c e s I n c l u d i n g V A T _ L b l >   
-         < P r i c e s I n c l u d i n g V A T Y e s N o   E l e m e n t T y p e = " C o l u m n "   E l e m e n t I d = " 1 4 1 1 1 4 7 5 9 9 "   D a t a T y p e = " S t r i n g " > P r i c e s I n c l u d i n g V A T Y e s N o < / P r i c e s I n c l u d i n g V A T Y e s N o > - 
-         < Q u e s t i o n s _ L b l   E l e m e n t T y p e = " C o l u m n "   E l e m e n t I d = " 2 0 7 0 8 9 0 0 1 9 "   D a t a T y p e = " T e x t C o n s t " > Q u e s t i o n s _ L b l < / Q u e s t i o n s _ L b l > +         < Q u e s t i o n s _ L b l   E l e m e n t T y p e = " C o l u m n "   E l e m e n t I d = " 2 0 7 0 8 9 0 0 1 9 "   D a t a T y p e = " L a b e l " > Q u e s t i o n s _ L b l < / Q u e s t i o n s _ L b l >   
          < Q u o t e V a l i d T o D a t e   E l e m e n t T y p e = " C o l u m n "   E l e m e n t I d = " 1 1 4 8 7 3 3 1 3 0 "   D a t a T y p e = " S t r i n g " > Q u o t e V a l i d T o D a t e < / Q u o t e V a l i d T o D a t e >   
-         < Q u o t e V a l i d T o D a t e _ L b l   E l e m e n t T y p e = " C o l u m n "   E l e m e n t I d = " 1 2 9 2 3 5 4 1 3 "   D a t a T y p e = " T e x t C o n s t " > Q u o t e V a l i d T o D a t e _ L b l < / Q u o t e V a l i d T o D a t e _ L b l > - 
-         < S a l e s I n v o i c e L i n e D i s c o u n t _ L b l   E l e m e n t T y p e = " C o l u m n "   E l e m e n t I d = " 6 6 4 6 0 1 5 8 2 "   D a t a T y p e = " T e x t C o n s t " > S a l e s I n v o i c e L i n e D i s c o u n t _ L b l < / S a l e s I n v o i c e L i n e D i s c o u n t _ L b l > - 
-         < S a l e s P e r s o n _ L b l   E l e m e n t T y p e = " C o l u m n "   E l e m e n t I d = " 1 5 6 4 1 9 6 3 6 5 "   D a t a T y p e = " T e x t C o n s t " > S a l e s P e r s o n _ L b l < / S a l e s P e r s o n _ L b l > +         < Q u o t e V a l i d T o D a t e _ L b l   E l e m e n t T y p e = " C o l u m n "   E l e m e n t I d = " 1 2 9 2 3 5 4 1 3 "   D a t a T y p e = " L a b e l " > Q u o t e V a l i d T o D a t e _ L b l < / Q u o t e V a l i d T o D a t e _ L b l > + 
+         < S a l e s I n v o i c e L i n e D i s c o u n t _ L b l   E l e m e n t T y p e = " C o l u m n "   E l e m e n t I d = " 6 6 4 6 0 1 5 8 2 "   D a t a T y p e = " L a b e l " > S a l e s I n v o i c e L i n e D i s c o u n t _ L b l < / S a l e s I n v o i c e L i n e D i s c o u n t _ L b l >   
          < S a l e s P e r s o n B l a n k _ L b l   E l e m e n t T y p e = " C o l u m n "   E l e m e n t I d = " 6 5 4 6 2 4 6 0 1 "   D a t a T y p e = " T e x t " > S a l e s P e r s o n B l a n k _ L b l < / S a l e s P e r s o n B l a n k _ L b l >   
          < S a l e s P e r s o n N a m e   E l e m e n t T y p e = " C o l u m n "   E l e m e n t I d = " 8 7 1 4 9 2 9 8 3 "   D a t a T y p e = " T e x t " > S a l e s P e r s o n N a m e < / S a l e s P e r s o n N a m e >   
+         < S a l e s P e r s o n _ L b l   E l e m e n t T y p e = " C o l u m n "   E l e m e n t I d = " 1 5 6 4 1 9 6 3 6 5 "   D a t a T y p e = " L a b e l " > S a l e s P e r s o n _ L b l < / S a l e s P e r s o n _ L b l > + 
          < S e l l T o C o n t a c t E m a i l   E l e m e n t T y p e = " C o l u m n "   E l e m e n t I d = " 2 6 2 8 2 4 5 6 4 "   D a t a T y p e = " T e x t " > S e l l T o C o n t a c t E m a i l < / S e l l T o C o n t a c t E m a i l >   
-         < S e l l T o C o n t a c t E m a i l L b l   E l e m e n t T y p e = " C o l u m n "   E l e m e n t I d = " 3 7 0 9 2 0 3 7 4 "   D a t a T y p e = " T e x t C o n s t " > S e l l T o C o n t a c t E m a i l L b l < / S e l l T o C o n t a c t E m a i l L b l > +         < S e l l T o C o n t a c t E m a i l L b l   E l e m e n t T y p e = " C o l u m n "   E l e m e n t I d = " 3 7 0 9 2 0 3 7 4 "   D a t a T y p e = " L a b e l " > S e l l T o C o n t a c t E m a i l L b l < / S e l l T o C o n t a c t E m a i l L b l >   
          < S e l l T o C o n t a c t M o b i l e P h o n e N o   E l e m e n t T y p e = " C o l u m n "   E l e m e n t I d = " 1 8 4 3 5 8 7 4 7 "   D a t a T y p e = " T e x t " > S e l l T o C o n t a c t M o b i l e P h o n e N o < / S e l l T o C o n t a c t M o b i l e P h o n e N o >   
-         < S e l l T o C o n t a c t M o b i l e P h o n e N o L b l   E l e m e n t T y p e = " C o l u m n "   E l e m e n t I d = " 1 4 5 7 5 2 8 4 1 7 "   D a t a T y p e = " T e x t C o n s t " > S e l l T o C o n t a c t M o b i l e P h o n e N o L b l < / S e l l T o C o n t a c t M o b i l e P h o n e N o L b l > +         < S e l l T o C o n t a c t M o b i l e P h o n e N o L b l   E l e m e n t T y p e = " C o l u m n "   E l e m e n t I d = " 1 4 5 7 5 2 8 4 1 7 "   D a t a T y p e = " L a b e l " > S e l l T o C o n t a c t M o b i l e P h o n e N o L b l < / S e l l T o C o n t a c t M o b i l e P h o n e N o L b l >   
          < S e l l T o C o n t a c t P h o n e N o   E l e m e n t T y p e = " C o l u m n "   E l e m e n t I d = " 1 6 1 3 8 2 2 4 8 3 "   D a t a T y p e = " T e x t " > S e l l T o C o n t a c t P h o n e N o < / S e l l T o C o n t a c t P h o n e N o >   
-         < S e l l T o C o n t a c t P h o n e N o L b l   E l e m e n t T y p e = " C o l u m n "   E l e m e n t I d = " 1 0 5 0 6 8 6 8 0 9 "   D a t a T y p e = " T e x t C o n s t " > S e l l T o C o n t a c t P h o n e N o L b l < / S e l l T o C o n t a c t P h o n e N o L b l > +         < S e l l T o C o n t a c t P h o n e N o L b l   E l e m e n t T y p e = " C o l u m n "   E l e m e n t I d = " 1 0 5 0 6 8 6 8 0 9 "   D a t a T y p e = " L a b e l " > S e l l T o C o n t a c t P h o n e N o L b l < / S e l l T o C o n t a c t P h o n e N o L b l >   
          < S e l l t o C u s t o m e r N o   E l e m e n t T y p e = " C o l u m n "   E l e m e n t I d = " 2 0 5 0 6 4 7 3 4 9 "   D a t a T y p e = " C o d e " > S e l l t o C u s t o m e r N o < / S e l l t o C u s t o m e r N o >   
          < S e l l t o C u s t o m e r N o _ L b l   E l e m e n t T y p e = " C o l u m n "   E l e m e n t I d = " 2 9 8 3 8 1 5 1 2 "   D a t a T y p e = " S t r i n g " > S e l l t o C u s t o m e r N o _ L b l < / S e l l t o C u s t o m e r N o _ L b l >   
-         < S h i p m e n t _ L b l   E l e m e n t T y p e = " C o l u m n "   E l e m e n t I d = " 2 0 8 5 7 6 7 1 2 0 "   D a t a T y p e = " T e x t C o n s t " > S h i p m e n t _ L b l < / S h i p m e n t _ L b l > - 
          < S h i p m e n t M e t h o d D e s c r i p t i o n   E l e m e n t T y p e = " C o l u m n "   E l e m e n t I d = " 2 0 5 9 4 0 3 2 6 0 "   D a t a T y p e = " T e x t " > S h i p m e n t M e t h o d D e s c r i p t i o n < / S h i p m e n t M e t h o d D e s c r i p t i o n >   
-         < S h i p m e n t M e t h o d D e s c r i p t i o n _ L b l   E l e m e n t T y p e = " C o l u m n "   E l e m e n t I d = " 1 1 7 9 9 7 8 4 6 5 "   D a t a T y p e = " T e x t C o n s t " > S h i p m e n t M e t h o d D e s c r i p t i o n _ L b l < / S h i p m e n t M e t h o d D e s c r i p t i o n _ L b l > - 
-         < S h i p T o A d d r e s s _ L b l   E l e m e n t T y p e = " C o l u m n "   E l e m e n t I d = " 1 6 5 0 5 0 5 0 1 7 "   D a t a T y p e = " T e x t C o n s t " > S h i p T o A d d r e s s _ L b l < / S h i p T o A d d r e s s _ L b l > +         < S h i p m e n t M e t h o d D e s c r i p t i o n _ L b l   E l e m e n t T y p e = " C o l u m n "   E l e m e n t I d = " 1 1 7 9 9 7 8 4 6 5 "   D a t a T y p e = " L a b e l " > S h i p m e n t M e t h o d D e s c r i p t i o n _ L b l < / S h i p m e n t M e t h o d D e s c r i p t i o n _ L b l > + 
+         < S h i p m e n t _ L b l   E l e m e n t T y p e = " C o l u m n "   E l e m e n t I d = " 2 0 8 5 7 6 7 1 2 0 "   D a t a T y p e = " L a b e l " > S h i p m e n t _ L b l < / S h i p m e n t _ L b l >   
          < S h i p T o A d d r e s s 1   E l e m e n t T y p e = " C o l u m n "   E l e m e n t I d = " 1 3 5 7 6 7 2 8 6 1 "   D a t a T y p e = " T e x t " > S h i p T o A d d r e s s 1 < / S h i p T o A d d r e s s 1 >   
@@ -3448,39 +3770,39 @@
  
          < S h i p T o A d d r e s s 8   E l e m e n t T y p e = " C o l u m n "   E l e m e n t I d = " 1 4 9 2 9 9 2 1 7 8 "   D a t a T y p e = " T e x t " > S h i p T o A d d r e s s 8 < / S h i p T o A d d r e s s 8 >   
+         < S h i p T o A d d r e s s _ L b l   E l e m e n t T y p e = " C o l u m n "   E l e m e n t I d = " 1 6 5 0 5 0 5 0 1 7 "   D a t a T y p e = " L a b e l " > S h i p T o A d d r e s s _ L b l < / S h i p T o A d d r e s s _ L b l > + 
          < S h i p T o P h o n e N o   E l e m e n t T y p e = " C o l u m n "   E l e m e n t I d = " 3 6 9 7 0 2 2 5 5 "   D a t a T y p e = " T e x t " > S h i p T o P h o n e N o < / S h i p T o P h o n e N o >   
          < S h o w S h i p p i n g A d d r e s s   E l e m e n t T y p e = " C o l u m n "   E l e m e n t I d = " 1 1 2 0 0 7 1 2 6 6 "   D a t a T y p e = " B o o l e a n " > S h o w S h i p p i n g A d d r e s s < / S h o w S h i p p i n g A d d r e s s >   
          < S h o w W o r k D e s c r i p t i o n   E l e m e n t T y p e = " C o l u m n "   E l e m e n t I d = " 7 8 5 4 6 8 8 6 5 "   D a t a T y p e = " B o o l e a n " > S h o w W o r k D e s c r i p t i o n < / S h o w W o r k D e s c r i p t i o n >   
-         < S u b t o t a l _ L b l   E l e m e n t T y p e = " C o l u m n "   E l e m e n t I d = " 1 9 6 7 7 9 5 1 4 2 "   D a t a T y p e = " T e x t C o n s t " > S u b t o t a l _ L b l < / S u b t o t a l _ L b l > - 
-         < T h a n k s _ L b l   E l e m e n t T y p e = " C o l u m n "   E l e m e n t I d = " 2 1 0 3 3 0 5 5 2 5 "   D a t a T y p e = " T e x t C o n s t " > T h a n k s _ L b l < / T h a n k s _ L b l > - 
-         < T o t a l _ L b l   E l e m e n t T y p e = " C o l u m n "   E l e m e n t I d = " 1 2 1 0 1 0 0 8 7 8 "   D a t a T y p e = " T e x t C o n s t " > T o t a l _ L b l < / T o t a l _ L b l > - 
-         < T o t a l C O 2 e _ L b l   E l e m e n t T y p e = " C o l u m n "   E l e m e n t I d = " 1 0 3 0 5 9 5 2 5 5 "   D a t a T y p e = " T e x t " > T o t a l C O 2 e _ L b l < / T o t a l C O 2 e _ L b l > - 
-         < V A T A m o u n t _ L b l   E l e m e n t T y p e = " C o l u m n "   E l e m e n t I d = " 1 0 9 4 6 5 7 2 9 "   D a t a T y p e = " T e x t C o n s t " > V A T A m o u n t _ L b l < / V A T A m o u n t _ L b l > - 
-         < V A T A m o u n t S p e c i f i c a t i o n _ L b l   E l e m e n t T y p e = " C o l u m n "   E l e m e n t I d = " 8 7 8 7 0 6 8 4 6 "   D a t a T y p e = " T e x t C o n s t " > V A T A m o u n t S p e c i f i c a t i o n _ L b l < / V A T A m o u n t S p e c i f i c a t i o n _ L b l > - 
-         < V A T B a s e _ L b l   E l e m e n t T y p e = " C o l u m n "   E l e m e n t I d = " 1 8 6 6 1 5 8 2 7 8 "   D a t a T y p e = " T e x t C o n s t " > V A T B a s e _ L b l < / V A T B a s e _ L b l > +         < S u b t o t a l _ L b l   E l e m e n t T y p e = " C o l u m n "   E l e m e n t I d = " 1 9 6 7 7 9 5 1 4 2 "   D a t a T y p e = " L a b e l " > S u b t o t a l _ L b l < / S u b t o t a l _ L b l > + 
+         < T h a n k s _ L b l   E l e m e n t T y p e = " C o l u m n "   E l e m e n t I d = " 2 1 0 3 3 0 5 5 2 5 "   D a t a T y p e = " L a b e l " > T h a n k s _ L b l < / T h a n k s _ L b l > + 
+         < T o t a l _ L b l   E l e m e n t T y p e = " C o l u m n "   E l e m e n t I d = " 1 2 1 0 1 0 0 8 7 8 "   D a t a T y p e = " L a b e l " > T o t a l _ L b l < / T o t a l _ L b l > + 
+         < V A T A m o u n t S p e c i f i c a t i o n _ L b l   E l e m e n t T y p e = " C o l u m n "   E l e m e n t I d = " 8 7 8 7 0 6 8 4 6 "   D a t a T y p e = " L a b e l " > V A T A m o u n t S p e c i f i c a t i o n _ L b l < / V A T A m o u n t S p e c i f i c a t i o n _ L b l > + 
+         < V A T A m o u n t _ L b l   E l e m e n t T y p e = " C o l u m n "   E l e m e n t I d = " 1 0 9 4 6 5 7 2 9 "   D a t a T y p e = " L a b e l " > V A T A m o u n t _ L b l < / V A T A m o u n t _ L b l > + 
+         < V A T B a s e _ L b l   E l e m e n t T y p e = " C o l u m n "   E l e m e n t I d = " 1 8 6 6 1 5 8 2 7 8 "   D a t a T y p e = " L a b e l " > V A T B a s e _ L b l < / V A T B a s e _ L b l > + 
+         < V A T C l a u s e s _ L b l   E l e m e n t T y p e = " C o l u m n "   E l e m e n t I d = " 1 3 8 3 9 2 0 0 1 9 "   D a t a T y p e = " L a b e l " > V A T C l a u s e s _ L b l < / V A T C l a u s e s _ L b l >   
          < V A T C l a u s e _ L b l   E l e m e n t T y p e = " C o l u m n "   E l e m e n t I d = " 1 5 7 0 4 9 5 4 9 0 "   D a t a T y p e = " S t r i n g " > V A T C l a u s e _ L b l < / V A T C l a u s e _ L b l >   
-         < V A T C l a u s e s _ L b l   E l e m e n t T y p e = " C o l u m n "   E l e m e n t I d = " 1 3 8 3 9 2 0 0 1 9 "   D a t a T y p e = " T e x t C o n s t " > V A T C l a u s e s _ L b l < / V A T C l a u s e s _ L b l > - 
-         < V A T I d e n t i f i e r _ L b l   E l e m e n t T y p e = " C o l u m n "   E l e m e n t I d = " 1 6 8 6 6 2 3 9 8 4 "   D a t a T y p e = " T e x t C o n s t " > V A T I d e n t i f i e r _ L b l < / V A T I d e n t i f i e r _ L b l > - 
-         < V A T P e r c e n t a g e _ L b l   E l e m e n t T y p e = " C o l u m n "   E l e m e n t I d = " 6 7 6 6 5 4 5 6 5 "   D a t a T y p e = " T e x t C o n s t " > V A T P e r c e n t a g e _ L b l < / V A T P e r c e n t a g e _ L b l > +         < V A T I d e n t i f i e r _ L b l   E l e m e n t T y p e = " C o l u m n "   E l e m e n t I d = " 1 6 8 6 6 2 3 9 8 4 "   D a t a T y p e = " L a b e l " > V A T I d e n t i f i e r _ L b l < / V A T I d e n t i f i e r _ L b l > + 
+         < V A T P e r c e n t a g e _ L b l   E l e m e n t T y p e = " C o l u m n "   E l e m e n t I d = " 6 7 6 6 5 4 5 6 5 "   D a t a T y p e = " L a b e l " > V A T P e r c e n t a g e _ L b l < / V A T P e r c e n t a g e _ L b l >   
          < V A T R e g i s t r a t i o n N o   E l e m e n t T y p e = " C o l u m n "   E l e m e n t I d = " 1 8 8 9 1 9 5 4 0 2 "   D a t a T y p e = " T e x t " > V A T R e g i s t r a t i o n N o < / V A T R e g i s t r a t i o n N o >   
          < V A T R e g i s t r a t i o n N o _ L b l   E l e m e n t T y p e = " C o l u m n "   E l e m e n t I d = " 1 4 2 4 6 1 6 0 8 5 "   D a t a T y p e = " T e x t " > V A T R e g i s t r a t i o n N o _ L b l < / V A T R e g i s t r a t i o n N o _ L b l >   
-         < Y o u r E s t i m a t e _ L b l   E l e m e n t T y p e = " C o l u m n "   E l e m e n t I d = " 4 9 2 1 8 5 2 2 5 "   D a t a T y p e = " T e x t C o n s t " > Y o u r E s t i m a t e _ L b l < / Y o u r E s t i m a t e _ L b l > +         < Y o u r E s t i m a t e _ L b l   E l e m e n t T y p e = " C o l u m n "   E l e m e n t I d = " 4 9 2 1 8 5 2 2 5 "   D a t a T y p e = " L a b e l " > Y o u r E s t i m a t e _ L b l < / Y o u r E s t i m a t e _ L b l >   
          < Y o u r R e f e r e n c e   E l e m e n t T y p e = " C o l u m n "   E l e m e n t I d = " 1 1 0 3 9 9 5 1 "   D a t a T y p e = " T e x t " > Y o u r R e f e r e n c e < / Y o u r R e f e r e n c e >   
@@ -3496,8 +3818,6 @@
  
              < A m o u n t I n c l u d i n g V A T _ L i n e _ L b l   E l e m e n t T y p e = " C o l u m n "   E l e m e n t I d = " 9 3 0 7 4 7 3 1 3 "   D a t a T y p e = " S t r i n g " > A m o u n t I n c l u d i n g V A T _ L i n e _ L b l < / A m o u n t I n c l u d i n g V A T _ L i n e _ L b l >   
-             < C O 2 e P e r U n i t _ L i n e   E l e m e n t T y p e = " C o l u m n "   E l e m e n t I d = " 1 3 2 0 1 7 0 3 0 2 "   D a t a T y p e = " T e x t " > C O 2 e P e r U n i t _ L i n e < / C O 2 e P e r U n i t _ L i n e > - 
              < D e s c r i p t i o n _ L i n e   E l e m e n t T y p e = " C o l u m n "   E l e m e n t I d = " 1 4 0 6 8 2 2 3 1 0 "   D a t a T y p e = " T e x t " > D e s c r i p t i o n _ L i n e < / D e s c r i p t i o n _ L i n e >   
              < D e s c r i p t i o n _ L i n e _ L b l   E l e m e n t T y p e = " C o l u m n "   E l e m e n t I d = " 2 1 1 8 9 5 1 4 9 5 "   D a t a T y p e = " S t r i n g " > D e s c r i p t i o n _ L i n e _ L b l < / D e s c r i p t i o n _ L i n e _ L b l > @@ -3514,23 +3834,23 @@
  
              < L i n e A m o u n t _ L i n e _ L b l   E l e m e n t T y p e = " C o l u m n "   E l e m e n t I d = " 9 9 2 9 0 1 8 4 5 "   D a t a T y p e = " S t r i n g " > L i n e A m o u n t _ L i n e _ L b l < / L i n e A m o u n t _ L i n e _ L b l >   
+             < L i n e D i s c o u n t P e r c e n t T e x t _ L i n e   E l e m e n t T y p e = " C o l u m n "   E l e m e n t I d = " 6 1 3 1 3 5 1 9 "   D a t a T y p e = " T e x t " > L i n e D i s c o u n t P e r c e n t T e x t _ L i n e < / L i n e D i s c o u n t P e r c e n t T e x t _ L i n e > + 
              < L i n e D i s c o u n t P e r c e n t _ L i n e   E l e m e n t T y p e = " C o l u m n "   E l e m e n t I d = " 9 0 7 8 2 7 4 3 6 "   D a t a T y p e = " D e c i m a l " > L i n e D i s c o u n t P e r c e n t _ L i n e < / L i n e D i s c o u n t P e r c e n t _ L i n e >   
-             < L i n e D i s c o u n t P e r c e n t T e x t _ L i n e   E l e m e n t T y p e = " C o l u m n "   E l e m e n t I d = " 6 1 3 1 3 5 1 9 "   D a t a T y p e = " T e x t " > L i n e D i s c o u n t P e r c e n t T e x t _ L i n e < / L i n e D i s c o u n t P e r c e n t T e x t _ L i n e > - 
              < L i n e N o _ L i n e   E l e m e n t T y p e = " C o l u m n "   E l e m e n t I d = " 6 9 8 9 8 5 9 7 9 "   D a t a T y p e = " I n t e g e r " > L i n e N o _ L i n e < / L i n e N o _ L i n e >   
-             < P r i c e _ L b l   E l e m e n t T y p e = " C o l u m n "   E l e m e n t I d = " 2 1 2 6 7 6 4 9 2 5 "   D a t a T y p e = " T e x t C o n s t " > P r i c e _ L b l < / P r i c e _ L b l > - 
-             < P r i c e P e r _ L b l   E l e m e n t T y p e = " C o l u m n "   E l e m e n t I d = " 9 7 3 2 8 0 1 3 4 "   D a t a T y p e = " T e x t C o n s t " > P r i c e P e r _ L b l < / P r i c e P e r _ L b l > - 
-             < Q t y _ L b l   E l e m e n t T y p e = " C o l u m n "   E l e m e n t I d = " 2 6 3 6 7 3 7 6 4 "   D a t a T y p e = " T e x t C o n s t " > Q t y _ L b l < / Q t y _ L b l > +             < P r i c e P e r _ L b l   E l e m e n t T y p e = " C o l u m n "   E l e m e n t I d = " 9 7 3 2 8 0 1 3 4 "   D a t a T y p e = " L a b e l " > P r i c e P e r _ L b l < / P r i c e P e r _ L b l > + 
+             < P r i c e _ L b l   E l e m e n t T y p e = " C o l u m n "   E l e m e n t I d = " 2 1 2 6 7 6 4 9 2 5 "   D a t a T y p e = " L a b e l " > P r i c e _ L b l < / P r i c e _ L b l > + 
+             < Q t y _ L b l   E l e m e n t T y p e = " C o l u m n "   E l e m e n t I d = " 2 6 3 6 7 3 7 6 4 "   D a t a T y p e = " L a b e l " > Q t y _ L b l < / Q t y _ L b l >   
              < Q u a n t i t y _ L i n e   E l e m e n t T y p e = " C o l u m n "   E l e m e n t I d = " 1 0 6 8 5 4 3 5 3 7 "   D a t a T y p e = " T e x t " > Q u a n t i t y _ L i n e < / Q u a n t i t y _ L i n e >   
              < Q u a n t i t y _ L i n e _ L b l   E l e m e n t T y p e = " C o l u m n "   E l e m e n t I d = " 2 0 3 4 5 0 6 8 0 2 "   D a t a T y p e = " S t r i n g " > Q u a n t i t y _ L i n e _ L b l < / Q u a n t i t y _ L i n e _ L b l >   
-             < S h i p m e n t D a t e _ L b l   E l e m e n t T y p e = " C o l u m n "   E l e m e n t I d = " 6 1 4 4 0 0 3 6 4 "   D a t a T y p e = " T e x t C o n s t " > S h i p m e n t D a t e _ L b l < / S h i p m e n t D a t e _ L b l > +             < S h i p m e n t D a t e _ L b l   E l e m e n t T y p e = " C o l u m n "   E l e m e n t I d = " 6 1 4 4 0 0 3 6 4 "   D a t a T y p e = " L a b e l " > S h i p m e n t D a t e _ L b l < / S h i p m e n t D a t e _ L b l >   
              < S h i p m e n t D a t e _ L i n e   E l e m e n t T y p e = " C o l u m n "   E l e m e n t I d = " 1 6 7 3 3 7 5 4 1 6 "   D a t a T y p e = " S t r i n g " > S h i p m e n t D a t e _ L i n e < / S h i p m e n t D a t e _ L i n e >   
@@ -3538,8 +3858,6 @@
  
              < T y p e _ L i n e   E l e m e n t T y p e = " C o l u m n "   E l e m e n t I d = " 2 7 2 8 0 4 9 2 4 "   D a t a T y p e = " S t r i n g " > T y p e _ L i n e < / T y p e _ L i n e >   
-             < U n i t _ L b l   E l e m e n t T y p e = " C o l u m n "   E l e m e n t I d = " 8 1 4 3 6 4 3 1 8 "   D a t a T y p e = " T e x t C o n s t " > U n i t _ L b l < / U n i t _ L b l > - 
              < U n i t O f M e a s u r e   E l e m e n t T y p e = " C o l u m n "   E l e m e n t I d = " 1 8 0 8 2 2 8 0 1 8 "   D a t a T y p e = " T e x t " > U n i t O f M e a s u r e < / U n i t O f M e a s u r e >   
              < U n i t O f M e a s u r e _ L b l   E l e m e n t T y p e = " C o l u m n "   E l e m e n t I d = " 9 8 1 9 5 1 2 4 9 "   D a t a T y p e = " S t r i n g " > U n i t O f M e a s u r e _ L b l < / U n i t O f M e a s u r e _ L b l > @@ -3548,6 +3866,8 @@
  
              < U n i t P r i c e _ L b l   E l e m e n t T y p e = " C o l u m n "   E l e m e n t I d = " 1 1 6 3 9 2 6 6 0 3 "   D a t a T y p e = " S t r i n g " > U n i t P r i c e _ L b l < / U n i t P r i c e _ L b l >   
+             < U n i t _ L b l   E l e m e n t T y p e = " C o l u m n "   E l e m e n t I d = " 8 1 4 3 6 4 3 1 8 "   D a t a T y p e = " L a b e l " > U n i t _ L b l < / U n i t _ L b l > + 
              < V A T I d e n t i f i e r _ L i n e   E l e m e n t T y p e = " C o l u m n "   E l e m e n t I d = " 1 7 7 3 6 2 2 4 1 2 "   D a t a T y p e = " C o d e " > V A T I d e n t i f i e r _ L i n e < / V A T I d e n t i f i e r _ L i n e >   
              < V A T I d e n t i f i e r _ L i n e _ L b l   E l e m e n t T y p e = " C o l u m n "   E l e m e n t I d = " 5 3 3 7 8 2 7 0 3 "   D a t a T y p e = " S t r i n g " > V A T I d e n t i f i e r _ L i n e _ L b l < / V A T I d e n t i f i e r _ L i n e _ L b l > @@ -3556,28 +3876,6 @@
  
              < V A T P c t _ L i n e _ L b l   E l e m e n t T y p e = " C o l u m n "   E l e m e n t I d = " 1 2 0 7 5 2 9 9 1 5 "   D a t a T y p e = " S t r i n g " > V A T P c t _ L i n e _ L b l < / V A T P c t _ L i n e _ L b l >   
-             < S e r v i c e C o m m i t m e n t H e a d e r F o r S a l e s L i n e   E l e m e n t T y p e = " D a t a I t e m "   E l e m e n t I d = " 2 6 0 5 7 5 8 7 1 " > - 
-                 < S e r v i c e C o m m i t m e n t F o r L i n e D e s c r i p t i o n _ L b l   E l e m e n t T y p e = " C o l u m n "   E l e m e n t I d = " 1 8 3 9 3 2 6 6 6 7 "   D a t a T y p e = " T e x t " > S e r v i c e C o m m i t m e n t F o r L i n e D e s c r i p t i o n _ L b l < / S e r v i c e C o m m i t m e n t F o r L i n e D e s c r i p t i o n _ L b l > - 
-                 < S e r v i c e C o m m i t m e n t F o r L i n e D i s c o u n t _ L b l   E l e m e n t T y p e = " C o l u m n "   E l e m e n t I d = " 1 8 3 7 0 5 0 1 8 "   D a t a T y p e = " T e x t " > S e r v i c e C o m m i t m e n t F o r L i n e D i s c o u n t _ L b l < / S e r v i c e C o m m i t m e n t F o r L i n e D i s c o u n t _ L b l > - 
-                 < S e r v i c e C o m m i t m e n t F o r L i n e P r i c e _ L b l   E l e m e n t T y p e = " C o l u m n "   E l e m e n t I d = " 6 1 5 0 7 0 4 9 4 "   D a t a T y p e = " T e x t " > S e r v i c e C o m m i t m e n t F o r L i n e P r i c e _ L b l < / S e r v i c e C o m m i t m e n t F o r L i n e P r i c e _ L b l > - 
-                 < S e r v i c e C o m m i t m e n t F o r L i n e   E l e m e n t T y p e = " D a t a I t e m "   E l e m e n t I d = " 1 8 0 1 1 0 3 3 4 6 " > - 
-                     < S e r v i c e C o m m i t m e n t F o r L i n e D e s c r i p t i o n   E l e m e n t T y p e = " C o l u m n "   E l e m e n t I d = " 2 0 7 8 7 8 2 3 2 "   D a t a T y p e = " T e x t " > S e r v i c e C o m m i t m e n t F o r L i n e D e s c r i p t i o n < / S e r v i c e C o m m i t m e n t F o r L i n e D e s c r i p t i o n > - 
-                     < S e r v i c e C o m m i t m e n t F o r L i n e D i s c o u n t   E l e m e n t T y p e = " C o l u m n "   E l e m e n t I d = " 1 7 2 0 3 2 4 3 4 7 "   D a t a T y p e = " T e x t " > S e r v i c e C o m m i t m e n t F o r L i n e D i s c o u n t < / S e r v i c e C o m m i t m e n t F o r L i n e D i s c o u n t > - 
-                     < S e r v i c e C o m m i t m e n t F o r L i n e L i n e N o   E l e m e n t T y p e = " C o l u m n "   E l e m e n t I d = " 3 6 6 2 2 9 7 5 3 "   D a t a T y p e = " I n t e g e r " > S e r v i c e C o m m i t m e n t F o r L i n e L i n e N o < / S e r v i c e C o m m i t m e n t F o r L i n e L i n e N o > - 
-                     < S e r v i c e C o m m i t m e n t F o r L i n e P r i c e   E l e m e n t T y p e = " C o l u m n "   E l e m e n t I d = " 1 6 5 6 4 4 5 1 "   D a t a T y p e = " T e x t " > S e r v i c e C o m m i t m e n t F o r L i n e P r i c e < / S e r v i c e C o m m i t m e n t F o r L i n e P r i c e > - 
-                 < / S e r v i c e C o m m i t m e n t F o r L i n e > - 
-             < / S e r v i c e C o m m i t m e n t H e a d e r F o r S a l e s L i n e > - 
          < / L i n e >   
          < W o r k D e s c r i p t i o n L i n e s   E l e m e n t T y p e = " D a t a I t e m "   E l e m e n t I d = " 2 7 6 8 1 9 4 4 7 " > @@ -3604,22 +3902,22 @@
  
              < N o O f V A T I d e n t i f i e r s   E l e m e n t T y p e = " C o l u m n "   E l e m e n t I d = " 1 1 5 3 2 6 3 0 2 6 "   D a t a T y p e = " I n t e g e r " > N o O f V A T I d e n t i f i e r s < / N o O f V A T I d e n t i f i e r s >   
+             < V A T A m o u n t L C Y _ V A T A m o u n t L i n e   E l e m e n t T y p e = " C o l u m n "   E l e m e n t I d = " 1 5 8 1 9 9 4 3 5 0 "   D a t a T y p e = " D e c i m a l " > V A T A m o u n t L C Y _ V A T A m o u n t L i n e < / V A T A m o u n t L C Y _ V A T A m o u n t L i n e > + 
+             < V A T A m o u n t L C Y _ V A T A m o u n t L i n e _ L b l   E l e m e n t T y p e = " C o l u m n "   E l e m e n t I d = " 9 2 3 0 0 3 3 7 "   D a t a T y p e = " L a b e l " > V A T A m o u n t L C Y _ V A T A m o u n t L i n e _ L b l < / V A T A m o u n t L C Y _ V A T A m o u n t L i n e _ L b l > + 
              < V A T A m o u n t _ V a t A m o u n t L i n e   E l e m e n t T y p e = " C o l u m n "   E l e m e n t I d = " 1 8 9 1 8 2 0 6 2 0 "   D a t a T y p e = " D e c i m a l " > V A T A m o u n t _ V a t A m o u n t L i n e < / V A T A m o u n t _ V a t A m o u n t L i n e >   
              < V A T A m o u n t _ V a t A m o u n t L i n e _ L b l   E l e m e n t T y p e = " C o l u m n "   E l e m e n t I d = " 1 5 1 3 5 5 5 4 7 3 "   D a t a T y p e = " S t r i n g " > V A T A m o u n t _ V a t A m o u n t L i n e _ L b l < / V A T A m o u n t _ V a t A m o u n t L i n e _ L b l >   
-             < V A T A m o u n t L C Y _ V A T A m o u n t L i n e   E l e m e n t T y p e = " C o l u m n "   E l e m e n t I d = " 1 5 8 1 9 9 4 3 5 0 "   D a t a T y p e = " D e c i m a l " > V A T A m o u n t L C Y _ V A T A m o u n t L i n e < / V A T A m o u n t L C Y _ V A T A m o u n t L i n e > - 
-             < V A T A m o u n t L C Y _ V A T A m o u n t L i n e _ L b l   E l e m e n t T y p e = " C o l u m n "   E l e m e n t I d = " 9 2 3 0 0 3 3 7 "   D a t a T y p e = " T e x t C o n s t " > V A T A m o u n t L C Y _ V A T A m o u n t L i n e _ L b l < / V A T A m o u n t L C Y _ V A T A m o u n t L i n e _ L b l > +             < V A T B a s e L C Y _ V A T A m o u n t L i n e   E l e m e n t T y p e = " C o l u m n "   E l e m e n t I d = " 1 8 6 0 9 4 5 6 3 5 "   D a t a T y p e = " D e c i m a l " > V A T B a s e L C Y _ V A T A m o u n t L i n e < / V A T B a s e L C Y _ V A T A m o u n t L i n e > + 
+             < V A T B a s e L C Y _ V A T A m o u n t L i n e _ L b l   E l e m e n t T y p e = " C o l u m n "   E l e m e n t I d = " 1 2 3 6 4 6 7 9 9 8 "   D a t a T y p e = " L a b e l " > V A T B a s e L C Y _ V A T A m o u n t L i n e _ L b l < / V A T B a s e L C Y _ V A T A m o u n t L i n e _ L b l >   
              < V A T B a s e _ V a t A m o u n t L i n e   E l e m e n t T y p e = " C o l u m n "   E l e m e n t I d = " 1 4 5 8 9 3 7 8 1 9 "   D a t a T y p e = " D e c i m a l " > V A T B a s e _ V a t A m o u n t L i n e < / V A T B a s e _ V a t A m o u n t L i n e >   
              < V A T B a s e _ V a t A m o u n t L i n e _ L b l   E l e m e n t T y p e = " C o l u m n "   E l e m e n t I d = " 1 6 9 1 3 0 2 4 8 8 "   D a t a T y p e = " S t r i n g " > V A T B a s e _ V a t A m o u n t L i n e _ L b l < / V A T B a s e _ V a t A m o u n t L i n e _ L b l >   
-             < V A T B a s e L C Y _ V A T A m o u n t L i n e   E l e m e n t T y p e = " C o l u m n "   E l e m e n t I d = " 1 8 6 0 9 4 5 6 3 5 "   D a t a T y p e = " D e c i m a l " > V A T B a s e L C Y _ V A T A m o u n t L i n e < / V A T B a s e L C Y _ V A T A m o u n t L i n e > - 
-             < V A T B a s e L C Y _ V A T A m o u n t L i n e _ L b l   E l e m e n t T y p e = " C o l u m n "   E l e m e n t I d = " 1 2 3 6 4 6 7 9 9 8 "   D a t a T y p e = " T e x t C o n s t " > V A T B a s e L C Y _ V A T A m o u n t L i n e _ L b l < / V A T B a s e L C Y _ V A T A m o u n t L i n e _ L b l > - 
              < V A T I d e n t i f i e r _ V a t A m o u n t L i n e   E l e m e n t T y p e = " C o l u m n "   E l e m e n t I d = " 1 1 4 2 0 7 0 0 3 5 "   D a t a T y p e = " C o d e " > V A T I d e n t i f i e r _ V a t A m o u n t L i n e < / V A T I d e n t i f i e r _ V a t A m o u n t L i n e >   
              < V A T I d e n t i f i e r _ V a t A m o u n t L i n e _ L b l   E l e m e n t T y p e = " C o l u m n "   E l e m e n t I d = " 8 6 4 5 0 4 5 0 "   D a t a T y p e = " S t r i n g " > V A T I d e n t i f i e r _ V a t A m o u n t L i n e _ L b l < / V A T I d e n t i f i e r _ V a t A m o u n t L i n e _ L b l > @@ -3632,10 +3930,10 @@
  
          < R e p o r t T o t a l s L i n e   E l e m e n t T y p e = " D a t a I t e m "   E l e m e n t I d = " 2 1 2 2 5 4 9 8 3 6 " >   
+             < A m o u n t F o r m a t t e d _ R e p o r t T o t a l s L i n e   E l e m e n t T y p e = " C o l u m n "   E l e m e n t I d = " 1 5 0 6 1 3 6 8 2 5 "   D a t a T y p e = " T e x t " > A m o u n t F o r m a t t e d _ R e p o r t T o t a l s L i n e < / A m o u n t F o r m a t t e d _ R e p o r t T o t a l s L i n e > + 
              < A m o u n t _ R e p o r t T o t a l s L i n e   E l e m e n t T y p e = " C o l u m n "   E l e m e n t I d = " 4 1 9 9 1 8 3 6 9 "   D a t a T y p e = " D e c i m a l " > A m o u n t _ R e p o r t T o t a l s L i n e < / A m o u n t _ R e p o r t T o t a l s L i n e >   
-             < A m o u n t F o r m a t t e d _ R e p o r t T o t a l s L i n e   E l e m e n t T y p e = " C o l u m n "   E l e m e n t I d = " 1 5 0 6 1 3 6 8 2 5 "   D a t a T y p e = " T e x t " > A m o u n t F o r m a t t e d _ R e p o r t T o t a l s L i n e < / A m o u n t F o r m a t t e d _ R e p o r t T o t a l s L i n e > - 
              < D e s c r i p t i o n _ R e p o r t T o t a l s L i n e   E l e m e n t T y p e = " C o l u m n "   E l e m e n t I d = " 5 8 1 9 9 6 0 6 7 "   D a t a T y p e = " T e x t " > D e s c r i p t i o n _ R e p o r t T o t a l s L i n e < / D e s c r i p t i o n _ R e p o r t T o t a l s L i n e >   
              < F o n t B o l d _ R e p o r t T o t a l s L i n e   E l e m e n t T y p e = " C o l u m n "   E l e m e n t I d = " 9 4 6 5 4 0 5 4 9 "   D a t a T y p e = " B o o l e a n " > F o n t B o l d _ R e p o r t T o t a l s L i n e < / F o n t B o l d _ R e p o r t T o t a l s L i n e > @@ -3644,33 +3942,13 @@
  
          < / R e p o r t T o t a l s L i n e >   
-         < S e r v i c e C o m m i t m e n t F o r L i n e C a p t i o n   E l e m e n t T y p e = " D a t a I t e m "   E l e m e n t I d = " 4 5 5 8 5 1 6 0 0 " > - 
-             < S e r v i c e C o m m i t m e n t F o r L i n e T o t a l T e x t _ L b l   E l e m e n t T y p e = " C o l u m n "   E l e m e n t I d = " 9 9 6 5 4 9 8 5 2 "   D a t a T y p e = " T e x t " > S e r v i c e C o m m i t m e n t F o r L i n e T o t a l T e x t _ L b l < / S e r v i c e C o m m i t m e n t F o r L i n e T o t a l T e x t _ L b l > - 
-         < / S e r v i c e C o m m i t m e n t F o r L i n e C a p t i o n > - 
-         < S e r v i c e C o m m i t m e n t s G r o u p   E l e m e n t T y p e = " D a t a I t e m "   E l e m e n t I d = " 1 9 6 6 6 9 4 9 2 7 " > - 
-             < S e r v i c e C o m m i t m e n t s G r o u p P e r P e r i o d   E l e m e n t T y p e = " D a t a I t e m "   E l e m e n t I d = " 1 0 7 5 7 2 7 7 9 7 " > - 
-                 < S e r v i c e C o m m i t m e n t s G r o u p P e r P e r i o d N a m e   E l e m e n t T y p e = " C o l u m n "   E l e m e n t I d = " 1 5 2 1 8 3 1 0 2 2 "   D a t a T y p e = " T e x t " > S e r v i c e C o m m i t m e n t s G r o u p P e r P e r i o d N a m e < / S e r v i c e C o m m i t m e n t s G r o u p P e r P e r i o d N a m e > - 
-                 < S e r v i c e C o m m i t m e n t s G r o u p P e r P e r i o d T y p e   E l e m e n t T y p e = " C o l u m n "   E l e m e n t I d = " 5 0 6 1 5 7 4 8 5 "   D a t a T y p e = " T e x t " > S e r v i c e C o m m i t m e n t s G r o u p P e r P e r i o d T y p e < / S e r v i c e C o m m i t m e n t s G r o u p P e r P e r i o d T y p e > - 
-                 < S e r v i c e C o m m i t m e n t s G r o u p P e r P e r i o d V a l u e   E l e m e n t T y p e = " C o l u m n "   E l e m e n t I d = " 1 3 9 8 4 4 3 7 0 "   D a t a T y p e = " T e x t " > S e r v i c e C o m m i t m e n t s G r o u p P e r P e r i o d V a l u e < / S e r v i c e C o m m i t m e n t s G r o u p P e r P e r i o d V a l u e > - 
-             < / S e r v i c e C o m m i t m e n t s G r o u p P e r P e r i o d > - 
-         < / S e r v i c e C o m m i t m e n t s G r o u p > - 
          < L e t t e r T e x t   E l e m e n t T y p e = " D a t a I t e m "   E l e m e n t I d = " 1 5 1 0 3 5 3 8 3 4 " >   
-             < B o d y T e x t   E l e m e n t T y p e = " C o l u m n "   E l e m e n t I d = " 1 4 9 7 5 9 8 0 8 "   D a t a T y p e = " T e x t C o n s t " > B o d y T e x t < / B o d y T e x t > - 
-             < C l o s i n g T e x t   E l e m e n t T y p e = " C o l u m n "   E l e m e n t I d = " 5 1 2 1 3 5 9 0 9 "   D a t a T y p e = " T e x t C o n s t " > C l o s i n g T e x t < / C l o s i n g T e x t > - 
-             < G r e e t i n g T e x t   E l e m e n t T y p e = " C o l u m n "   E l e m e n t I d = " 1 1 7 5 2 7 9 2 8 9 "   D a t a T y p e = " T e x t C o n s t " > G r e e t i n g T e x t < / G r e e t i n g T e x t > +             < B o d y T e x t   E l e m e n t T y p e = " C o l u m n "   E l e m e n t I d = " 1 4 9 7 5 9 8 0 8 "   D a t a T y p e = " L a b e l " > B o d y T e x t < / B o d y T e x t > + 
+             < C l o s i n g T e x t   E l e m e n t T y p e = " C o l u m n "   E l e m e n t I d = " 5 1 2 1 3 5 9 0 9 "   D a t a T y p e = " L a b e l " > C l o s i n g T e x t < / C l o s i n g T e x t > + 
+             < G r e e t i n g T e x t   E l e m e n t T y p e = " C o l u m n "   E l e m e n t I d = " 1 1 7 5 2 7 9 2 8 9 "   D a t a T y p e = " L a b e l " > G r e e t i n g T e x t < / G r e e t i n g T e x t >   
              < P m t D i s c T e x t   E l e m e n t T y p e = " C o l u m n "   E l e m e n t I d = " 2 0 1 3 8 4 9 9 4 8 "   D a t a T y p e = " T e x t " > P m t D i s c T e x t < / P m t D i s c T e x t >   
@@ -3683,8 +3961,6 @@
              < C u r r e n c y S y m b o l   E l e m e n t T y p e = " C o l u m n "   E l e m e n t I d = " 1 1 6 2 5 1 0 7 4 8 "   D a t a T y p e = " T e x t " > C u r r e n c y S y m b o l < / C u r r e n c y S y m b o l >   
              < T o t a l A m o u n t I n c l u d i n g V A T   E l e m e n t T y p e = " C o l u m n "   E l e m e n t I d = " 9 1 0 5 1 1 5 7 5 "   D a t a T y p e = " S t r i n g " > T o t a l A m o u n t I n c l u d i n g V A T < / T o t a l A m o u n t I n c l u d i n g V A T > - 
-             < T o t a l C O 2 e   E l e m e n t T y p e = " C o l u m n "   E l e m e n t I d = " 9 5 4 7 1 1 2 1 2 "   D a t a T y p e = " D e c i m a l " > T o t a l C O 2 e < / T o t a l C O 2 e >   
              < T o t a l E x c l u d i n g V A T T e x t   E l e m e n t T y p e = " C o l u m n "   E l e m e n t I d = " 1 9 2 2 9 4 6 3 1 0 "   D a t a T y p e = " T e x t " > T o t a l E x c l u d i n g V A T T e x t < / T o t a l E x c l u d i n g V A T T e x t >   
@@ -3717,7 +3993,9 @@
  < / N a v W o r d R e p o r t X m l P a r t > 
 </file>
 
-<file path=customXml/item2.xml>��< ? x m l   v e r s i o n = " 1 . 0 "   e n c o d i n g = " u t f - 1 6 " ? > < N a v W o r d R e p o r t X m l P a r t   x m l n s = " u r n : m i c r o s o f t - d y n a m i c s - n a v / r e p o r t s / S t a n d a r d _ S a l e s _ Q u o t e / 1 3 0 4 / " > +<file path=customXml/item2.xml>��< ? x m l   v e r s i o n = " 1 . 0 "   e n c o d i n g = " u t f - 1 6 " ? > + 
+ < N a v W o r d R e p o r t X m l P a r t   x m l n s = " u r n : m i c r o s o f t - d y n a m i c s - n a v / r e p o r t s / S t a n d a r d _ S a l e s _ Q u o t e / 1 3 0 4 / " >   
      < B C R e p o r t I n f o r m a t i o n >   
@@ -3781,6 +4059,84 @@
  
          < / R e p o r t R e q u e s t >   
+         < C o m p a n y M e t a d a t a > + 
+             < C o m p a n y N a m e > C o m p a n y   N a m e < / C o m p a n y N a m e > + 
+             < C o m p a n y D i s p l a y N a m e > C o m p a n y   D i s p l a y   N a m e < / C o m p a n y D i s p l a y N a m e > + 
+             < C o m p a n y A d d r e s s L i n e s > + 
+                 < C o m p a n y A d d r e s s L i n e > C o m p a n y   A d d r e s s   L i n e   1 < / C o m p a n y A d d r e s s L i n e > + 
+                 < C o m p a n y A d d r e s s L i n e > C o m p a n y   A d d r e s s   L i n e   2 < / C o m p a n y A d d r e s s L i n e > + 
+                 < C o m p a n y A d d r e s s L i n e > C o m p a n y   A d d r e s s   L i n e   3 < / C o m p a n y A d d r e s s L i n e > + 
+                 < C o m p a n y A d d r e s s L i n e > C o m p a n y   A d d r e s s   L i n e   4 < / C o m p a n y A d d r e s s L i n e > + 
+                 < C o m p a n y A d d r e s s L i n e > C o m p a n y   A d d r e s s   L i n e   5 < / C o m p a n y A d d r e s s L i n e > + 
+                 < C o m p a n y A d d r e s s L i n e > C o m p a n y   A d d r e s s   L i n e   6 < / C o m p a n y A d d r e s s L i n e > + 
+                 < C o m p a n y A d d r e s s L i n e > C o m p a n y   A d d r e s s   L i n e   7 < / C o m p a n y A d d r e s s L i n e > + 
+                 < C o m p a n y A d d r e s s L i n e > C o m p a n y   A d d r e s s   L i n e   8 < / C o m p a n y A d d r e s s L i n e > + 
+             < / C o m p a n y A d d r e s s L i n e s > + 
+             < C o m p a n y P h o n e > C o m p a n y   P h o n e < / C o m p a n y P h o n e > + 
+             < C o m p a n y P h o n e C a p t i o n > C o m p a n y   P h o n e   C a p t i o n < / C o m p a n y P h o n e C a p t i o n > + 
+             < C o m p a n y F a x N o > C o m p a n y   F a x   N o . < / C o m p a n y F a x N o > + 
+             < C o m p a n y F a x N o C a p t i o n > C o m p a n y   F a x   N o .   C a p t i o n < / C o m p a n y F a x N o C a p t i o n > + 
+             < C o m p a n y E m a i l > C o m p a n y   E m a i l < / C o m p a n y E m a i l > + 
+             < C o m p a n y E m a i l C a p t i o n > C o m p a n y   E m a i l   C a p t i o n < / C o m p a n y E m a i l C a p t i o n > + 
+             < C o m p a n y H o m e P a g e > C o m p a n y   H o m e   P a g e < / C o m p a n y H o m e P a g e > + 
+             < C o m p a n y H o m e P a g e C a p t i o n > C o m p a n y   H o m e   P a g e   C a p t i o n < / C o m p a n y H o m e P a g e C a p t i o n > + 
+             < C o m p a n y L o g o > C o m p a n y   L o g o < / C o m p a n y L o g o > + 
+             < C o m p a n y V A T R e g i s t r a t i o n N o > C o m p a n y   V A T   R e g i s t r a t i o n   N o . < / C o m p a n y V A T R e g i s t r a t i o n N o > + 
+             < C o m p a n y V A T R e g i s t r a t i o n N o C a p t i o n > C o m p a n y   V A T   R e g i s t r a t i o n   N o .   C a p t i o n < / C o m p a n y V A T R e g i s t r a t i o n N o C a p t i o n > + 
+             < C o m p a n y R e g i s t r a t i o n N o > C o m p a n y   R e g i s t r a t i o n   N o . < / C o m p a n y R e g i s t r a t i o n N o > + 
+             < C o m p a n y R e g i s t r a t i o n N o C a p t i o n > C o m p a n y   R e g i s t r a t i o n   N o .   C a p t i o n < / C o m p a n y R e g i s t r a t i o n N o C a p t i o n > + 
+             < C o m p a n y B a n k N a m e > C o m p a n y   B a n k   N a m e < / C o m p a n y B a n k N a m e > + 
+             < C o m p a n y B a n k N a m e C a p t i o n > C o m p a n y   B a n k   N a m e   C a p t i o n < / C o m p a n y B a n k N a m e C a p t i o n > + 
+             < C o m p a n y B a n k A c c o u n t N o > C o m p a n y   B a n k   A c c o u n t   N o . < / C o m p a n y B a n k A c c o u n t N o > + 
+             < C o m p a n y B a n k A c c o u n t N o C a p t i o n > C o m p a n y   B a n k   A c c o u n t   N o .   C a p t i o n < / C o m p a n y B a n k A c c o u n t N o C a p t i o n > + 
+             < C o m p a n y B a n k B r a n c h N o > C o m p a n y   B a n k   B r a n c h   N o . < / C o m p a n y B a n k B r a n c h N o > + 
+             < C o m p a n y B a n k B r a n c h N o C a p t i o n > C o m p a n y   B a n k   B r a n c h   N o .   C a p t i o n < / C o m p a n y B a n k B r a n c h N o C a p t i o n > + 
+             < C o m p a n y I B A N > C o m p a n y   I B A N < / C o m p a n y I B A N > + 
+             < C o m p a n y I B A N C a p t i o n > C o m p a n y   I B A N   C a p t i o n < / C o m p a n y I B A N C a p t i o n > + 
+             < C o m p a n y B a n k S W I F T > C o m p a n y   B a n k   S W I F T < / C o m p a n y B a n k S W I F T > + 
+             < C o m p a n y B a n k S W I F T C a p t i o n > C o m p a n y   B a n k   S W I F T   C a p t i o n < / C o m p a n y B a n k S W I F T C a p t i o n > + 
+             < C o m p a n y G i r o N o > C o m p a n y   G i r o   N o . < / C o m p a n y G i r o N o > + 
+             < C o m p a n y G i r o N o C a p t i o n > C o m p a n y   G i r o   N o .   C a p t i o n < / C o m p a n y G i r o N o C a p t i o n > + 
+         < / C o m p a n y M e t a d a t a > + 
      < / B C R e p o r t I n f o r m a t i o n >   
      < H e a d e r > @@ -3801,8 +4157,6 @@
  
          < B i l l t o C u s t u m e r N o > B i l l t o C u s t u m e r N o < / B i l l t o C u s t u m e r N o >   
-         < C O 2 e P e r U n i t _ L b l > C O 2 e P e r U n i t _ L b l < / C O 2 e P e r U n i t _ L b l > - 
          < C o m p a n y A d d r e s s 1 > C o m p a n y A d d r e s s 1 < / C o m p a n y A d d r e s s 1 >   
          < C o m p a n y A d d r e s s 2 > C o m p a n y A d d r e s s 2 < / C o m p a n y A d d r e s s 2 > @@ -3859,7 +4213,7 @@
  
          < C o m p a n y P h o n e N o _ L b l > C o m p a n y P h o n e N o _ L b l < / C o m p a n y P h o n e N o _ L b l >   
-         < C o m p a n y P i c t u r e / > +         < C o m p a n y P i c t u r e   / >   
          < C o m p a n y R e g i s t r a t i o n N u m b e r > C o m p a n y R e g i s t r a t i o n N u m b e r < / C o m p a n y R e g i s t r a t i o n N u m b e r >   
@@ -3899,8 +4253,6 @@
  
          < C u s t o m e r P o s t a l B a r C o d e > C u s t o m e r P o s t a l B a r C o d e < / C u s t o m e r P o s t a l B a r C o d e >   
-         < D i s c l a i m e r _ L b l > D i s c l a i m e r _ L b l < / D i s c l a i m e r _ L b l > - 
          < D o c u m e n t C o p y T e x t > D o c u m e n t C o p y T e x t < / D o c u m e n t C o p y T e x t >   
          < D o c u m e n t D a t e > D o c u m e n t D a t e < / D o c u m e n t D a t e > @@ -3919,12 +4271,12 @@
  
          < E M a i l _ L b l > E M a i l _ L b l < / E M a i l _ L b l >   
+         < E s t i m a t e B o d y _ L b l > E s t i m a t e B o d y _ L b l < / E s t i m a t e B o d y _ L b l > + 
+         < E s t i m a t e F o r _ L b l > E s t i m a t e F o r _ L b l < / E s t i m a t e F o r _ L b l > + 
          < E s t i m a t e _ L b l > E s t i m a t e _ L b l < / E s t i m a t e _ L b l >   
-         < E s t i m a t e B o d y _ L b l > E s t i m a t e B o d y _ L b l < / E s t i m a t e B o d y _ L b l > - 
-         < E s t i m a t e F o r _ L b l > E s t i m a t e F o r _ L b l < / E s t i m a t e F o r _ L b l > - 
          < E x c h a n g e R a t e A s T e x t > E x c h a n g e R a t e A s T e x t < / E x c h a n g e R a t e A s T e x t >   
          < E x t e r n a l D o c u m e n t N o > E x t e r n a l D o c u m e n t N o < / E x t e r n a l D o c u m e n t N o > @@ -3959,10 +4311,10 @@
  
          < P r i c e s I n c l u d i n g V A T > P r i c e s I n c l u d i n g V A T < / P r i c e s I n c l u d i n g V A T >   
+         < P r i c e s I n c l u d i n g V A T Y e s N o > P r i c e s I n c l u d i n g V A T Y e s N o < / P r i c e s I n c l u d i n g V A T Y e s N o > + 
          < P r i c e s I n c l u d i n g V A T _ L b l > P r i c e s I n c l u d i n g V A T _ L b l < / P r i c e s I n c l u d i n g V A T _ L b l >   
-         < P r i c e s I n c l u d i n g V A T Y e s N o > P r i c e s I n c l u d i n g V A T Y e s N o < / P r i c e s I n c l u d i n g V A T Y e s N o > - 
          < Q u e s t i o n s _ L b l > Q u e s t i o n s _ L b l < / Q u e s t i o n s _ L b l >   
          < Q u o t e V a l i d T o D a t e > Q u o t e V a l i d T o D a t e < / Q u o t e V a l i d T o D a t e > @@ -3971,12 +4323,12 @@
  
          < S a l e s I n v o i c e L i n e D i s c o u n t _ L b l > S a l e s I n v o i c e L i n e D i s c o u n t _ L b l < / S a l e s I n v o i c e L i n e D i s c o u n t _ L b l >   
+         < S a l e s P e r s o n B l a n k _ L b l > S a l e s P e r s o n B l a n k _ L b l < / S a l e s P e r s o n B l a n k _ L b l > + 
+         < S a l e s P e r s o n N a m e > S a l e s P e r s o n N a m e < / S a l e s P e r s o n N a m e > + 
          < S a l e s P e r s o n _ L b l > S a l e s P e r s o n _ L b l < / S a l e s P e r s o n _ L b l >   
-         < S a l e s P e r s o n B l a n k _ L b l > S a l e s P e r s o n B l a n k _ L b l < / S a l e s P e r s o n B l a n k _ L b l > - 
-         < S a l e s P e r s o n N a m e > S a l e s P e r s o n N a m e < / S a l e s P e r s o n N a m e > - 
          < S e l l T o C o n t a c t E m a i l > S e l l T o C o n t a c t E m a i l < / S e l l T o C o n t a c t E m a i l >   
          < S e l l T o C o n t a c t E m a i l L b l > S e l l T o C o n t a c t E m a i l L b l < / S e l l T o C o n t a c t E m a i l L b l > @@ -3993,30 +4345,30 @@
  
          < S e l l t o C u s t o m e r N o _ L b l > S e l l t o C u s t o m e r N o _ L b l < / S e l l t o C u s t o m e r N o _ L b l >   
+         < S h i p m e n t M e t h o d D e s c r i p t i o n > S h i p m e n t M e t h o d D e s c r i p t i o n < / S h i p m e n t M e t h o d D e s c r i p t i o n > + 
+         < S h i p m e n t M e t h o d D e s c r i p t i o n _ L b l > S h i p m e n t M e t h o d D e s c r i p t i o n _ L b l < / S h i p m e n t M e t h o d D e s c r i p t i o n _ L b l > + 
          < S h i p m e n t _ L b l > S h i p m e n t _ L b l < / S h i p m e n t _ L b l >   
-         < S h i p m e n t M e t h o d D e s c r i p t i o n > S h i p m e n t M e t h o d D e s c r i p t i o n < / S h i p m e n t M e t h o d D e s c r i p t i o n > - 
-         < S h i p m e n t M e t h o d D e s c r i p t i o n _ L b l > S h i p m e n t M e t h o d D e s c r i p t i o n _ L b l < / S h i p m e n t M e t h o d D e s c r i p t i o n _ L b l > +         < S h i p T o A d d r e s s 1 > S h i p T o A d d r e s s 1 < / S h i p T o A d d r e s s 1 > + 
+         < S h i p T o A d d r e s s 2 > S h i p T o A d d r e s s 2 < / S h i p T o A d d r e s s 2 > + 
+         < S h i p T o A d d r e s s 3 > S h i p T o A d d r e s s 3 < / S h i p T o A d d r e s s 3 > + 
+         < S h i p T o A d d r e s s 4 > S h i p T o A d d r e s s 4 < / S h i p T o A d d r e s s 4 > + 
+         < S h i p T o A d d r e s s 5 > S h i p T o A d d r e s s 5 < / S h i p T o A d d r e s s 5 > + 
+         < S h i p T o A d d r e s s 6 > S h i p T o A d d r e s s 6 < / S h i p T o A d d r e s s 6 > + 
+         < S h i p T o A d d r e s s 7 > S h i p T o A d d r e s s 7 < / S h i p T o A d d r e s s 7 > + 
+         < S h i p T o A d d r e s s 8 > S h i p T o A d d r e s s 8 < / S h i p T o A d d r e s s 8 >   
          < S h i p T o A d d r e s s _ L b l > S h i p T o A d d r e s s _ L b l < / S h i p T o A d d r e s s _ L b l >   
-         < S h i p T o A d d r e s s 1 > S h i p T o A d d r e s s 1 < / S h i p T o A d d r e s s 1 > - 
-         < S h i p T o A d d r e s s 2 > S h i p T o A d d r e s s 2 < / S h i p T o A d d r e s s 2 > - 
-         < S h i p T o A d d r e s s 3 > S h i p T o A d d r e s s 3 < / S h i p T o A d d r e s s 3 > - 
-         < S h i p T o A d d r e s s 4 > S h i p T o A d d r e s s 4 < / S h i p T o A d d r e s s 4 > - 
-         < S h i p T o A d d r e s s 5 > S h i p T o A d d r e s s 5 < / S h i p T o A d d r e s s 5 > - 
-         < S h i p T o A d d r e s s 6 > S h i p T o A d d r e s s 6 < / S h i p T o A d d r e s s 6 > - 
-         < S h i p T o A d d r e s s 7 > S h i p T o A d d r e s s 7 < / S h i p T o A d d r e s s 7 > - 
-         < S h i p T o A d d r e s s 8 > S h i p T o A d d r e s s 8 < / S h i p T o A d d r e s s 8 > - 
          < S h i p T o P h o n e N o > S h i p T o P h o n e N o < / S h i p T o P h o n e N o >   
          < S h o w S h i p p i n g A d d r e s s > S h o w S h i p p i n g A d d r e s s < / S h o w S h i p p i n g A d d r e s s > @@ -4029,18 +4381,16 @@
  
          < T o t a l _ L b l > T o t a l _ L b l < / T o t a l _ L b l >   
-         < T o t a l C O 2 e _ L b l > T o t a l C O 2 e _ L b l < / T o t a l C O 2 e _ L b l > +         < V A T A m o u n t S p e c i f i c a t i o n _ L b l > V A T A m o u n t S p e c i f i c a t i o n _ L b l < / V A T A m o u n t S p e c i f i c a t i o n _ L b l >   
          < V A T A m o u n t _ L b l > V A T A m o u n t _ L b l < / V A T A m o u n t _ L b l >   
-         < V A T A m o u n t S p e c i f i c a t i o n _ L b l > V A T A m o u n t S p e c i f i c a t i o n _ L b l < / V A T A m o u n t S p e c i f i c a t i o n _ L b l > - 
          < V A T B a s e _ L b l > V A T B a s e _ L b l < / V A T B a s e _ L b l >   
+         < V A T C l a u s e s _ L b l > V A T C l a u s e s _ L b l < / V A T C l a u s e s _ L b l > + 
          < V A T C l a u s e _ L b l > V A T C l a u s e _ L b l < / V A T C l a u s e _ L b l >   
-         < V A T C l a u s e s _ L b l > V A T C l a u s e s _ L b l < / V A T C l a u s e s _ L b l > - 
          < V A T I d e n t i f i e r _ L b l > V A T I d e n t i f i e r _ L b l < / V A T I d e n t i f i e r _ L b l >   
          < V A T P e r c e n t a g e _ L b l > V A T P e r c e n t a g e _ L b l < / V A T P e r c e n t a g e _ L b l > @@ -4065,8 +4415,6 @@
  
              < A m o u n t I n c l u d i n g V A T _ L i n e _ L b l > A m o u n t I n c l u d i n g V A T _ L i n e _ L b l < / A m o u n t I n c l u d i n g V A T _ L i n e _ L b l >   
-             < C O 2 e P e r U n i t _ L i n e > C O 2 e P e r U n i t _ L i n e < / C O 2 e P e r U n i t _ L i n e > - 
              < D e s c r i p t i o n _ L i n e > D e s c r i p t i o n _ L i n e < / D e s c r i p t i o n _ L i n e >   
              < D e s c r i p t i o n _ L i n e _ L b l > D e s c r i p t i o n _ L i n e _ L b l < / D e s c r i p t i o n _ L i n e _ L b l > @@ -4083,16 +4431,16 @@
  
              < L i n e A m o u n t _ L i n e _ L b l > L i n e A m o u n t _ L i n e _ L b l < / L i n e A m o u n t _ L i n e _ L b l >   
+             < L i n e D i s c o u n t P e r c e n t T e x t _ L i n e > L i n e D i s c o u n t P e r c e n t T e x t _ L i n e < / L i n e D i s c o u n t P e r c e n t T e x t _ L i n e > + 
              < L i n e D i s c o u n t P e r c e n t _ L i n e > L i n e D i s c o u n t P e r c e n t _ L i n e < / L i n e D i s c o u n t P e r c e n t _ L i n e >   
-             < L i n e D i s c o u n t P e r c e n t T e x t _ L i n e > L i n e D i s c o u n t P e r c e n t T e x t _ L i n e < / L i n e D i s c o u n t P e r c e n t T e x t _ L i n e > - 
              < L i n e N o _ L i n e > L i n e N o _ L i n e < / L i n e N o _ L i n e >   
+             < P r i c e P e r _ L b l > P r i c e P e r _ L b l < / P r i c e P e r _ L b l > + 
              < P r i c e _ L b l > P r i c e _ L b l < / P r i c e _ L b l >   
-             < P r i c e P e r _ L b l > P r i c e P e r _ L b l < / P r i c e P e r _ L b l > - 
              < Q t y _ L b l > Q t y _ L b l < / Q t y _ L b l >   
              < Q u a n t i t y _ L i n e > Q u a n t i t y _ L i n e < / Q u a n t i t y _ L i n e > @@ -4107,16 +4455,16 @@
  
              < T y p e _ L i n e > T y p e _ L i n e < / T y p e _ L i n e >   
+             < U n i t O f M e a s u r e > U n i t O f M e a s u r e < / U n i t O f M e a s u r e > + 
+             < U n i t O f M e a s u r e _ L b l > U n i t O f M e a s u r e _ L b l < / U n i t O f M e a s u r e _ L b l > + 
+             < U n i t P r i c e > U n i t P r i c e < / U n i t P r i c e > + 
+             < U n i t P r i c e _ L b l > U n i t P r i c e _ L b l < / U n i t P r i c e _ L b l > + 
              < U n i t _ L b l > U n i t _ L b l < / U n i t _ L b l >   
-             < U n i t O f M e a s u r e > U n i t O f M e a s u r e < / U n i t O f M e a s u r e > - 
-             < U n i t O f M e a s u r e _ L b l > U n i t O f M e a s u r e _ L b l < / U n i t O f M e a s u r e _ L b l > - 
-             < U n i t P r i c e > U n i t P r i c e < / U n i t P r i c e > - 
-             < U n i t P r i c e _ L b l > U n i t P r i c e _ L b l < / U n i t P r i c e _ L b l > - 
              < V A T I d e n t i f i e r _ L i n e > V A T I d e n t i f i e r _ L i n e < / V A T I d e n t i f i e r _ L i n e >   
              < V A T I d e n t i f i e r _ L i n e _ L b l > V A T I d e n t i f i e r _ L i n e _ L b l < / V A T I d e n t i f i e r _ L i n e _ L b l > @@ -4125,28 +4473,6 @@
  
              < V A T P c t _ L i n e _ L b l > V A T P c t _ L i n e _ L b l < / V A T P c t _ L i n e _ L b l >   
-             < S e r v i c e C o m m i t m e n t H e a d e r F o r S a l e s L i n e > - 
-                 < S e r v i c e C o m m i t m e n t F o r L i n e D e s c r i p t i o n _ L b l > S e r v i c e C o m m i t m e n t F o r L i n e D e s c r i p t i o n _ L b l < / S e r v i c e C o m m i t m e n t F o r L i n e D e s c r i p t i o n _ L b l > - 
-                 < S e r v i c e C o m m i t m e n t F o r L i n e D i s c o u n t _ L b l > S e r v i c e C o m m i t m e n t F o r L i n e D i s c o u n t _ L b l < / S e r v i c e C o m m i t m e n t F o r L i n e D i s c o u n t _ L b l > - 
-                 < S e r v i c e C o m m i t m e n t F o r L i n e P r i c e _ L b l > S e r v i c e C o m m i t m e n t F o r L i n e P r i c e _ L b l < / S e r v i c e C o m m i t m e n t F o r L i n e P r i c e _ L b l > - 
-                 < S e r v i c e C o m m i t m e n t F o r L i n e > - 
-                     < S e r v i c e C o m m i t m e n t F o r L i n e D e s c r i p t i o n > S e r v i c e C o m m i t m e n t F o r L i n e D e s c r i p t i o n < / S e r v i c e C o m m i t m e n t F o r L i n e D e s c r i p t i o n > - 
-                     < S e r v i c e C o m m i t m e n t F o r L i n e D i s c o u n t > S e r v i c e C o m m i t m e n t F o r L i n e D i s c o u n t < / S e r v i c e C o m m i t m e n t F o r L i n e D i s c o u n t > - 
-                     < S e r v i c e C o m m i t m e n t F o r L i n e L i n e N o > S e r v i c e C o m m i t m e n t F o r L i n e L i n e N o < / S e r v i c e C o m m i t m e n t F o r L i n e L i n e N o > - 
-                     < S e r v i c e C o m m i t m e n t F o r L i n e P r i c e > S e r v i c e C o m m i t m e n t F o r L i n e P r i c e < / S e r v i c e C o m m i t m e n t F o r L i n e P r i c e > - 
-                 < / S e r v i c e C o m m i t m e n t F o r L i n e > - 
-             < / S e r v i c e C o m m i t m e n t H e a d e r F o r S a l e s L i n e > - 
          < / L i n e >   
          < W o r k D e s c r i p t i o n L i n e s > @@ -4173,22 +4499,22 @@
  
              < N o O f V A T I d e n t i f i e r s > N o O f V A T I d e n t i f i e r s < / N o O f V A T I d e n t i f i e r s >   
+             < V A T A m o u n t L C Y _ V A T A m o u n t L i n e > V A T A m o u n t L C Y _ V A T A m o u n t L i n e < / V A T A m o u n t L C Y _ V A T A m o u n t L i n e > + 
+             < V A T A m o u n t L C Y _ V A T A m o u n t L i n e _ L b l > V A T A m o u n t L C Y _ V A T A m o u n t L i n e _ L b l < / V A T A m o u n t L C Y _ V A T A m o u n t L i n e _ L b l > + 
              < V A T A m o u n t _ V a t A m o u n t L i n e > V A T A m o u n t _ V a t A m o u n t L i n e < / V A T A m o u n t _ V a t A m o u n t L i n e >   
              < V A T A m o u n t _ V a t A m o u n t L i n e _ L b l > V A T A m o u n t _ V a t A m o u n t L i n e _ L b l < / V A T A m o u n t _ V a t A m o u n t L i n e _ L b l >   
-             < V A T A m o u n t L C Y _ V A T A m o u n t L i n e > V A T A m o u n t L C Y _ V A T A m o u n t L i n e < / V A T A m o u n t L C Y _ V A T A m o u n t L i n e > - 
-             < V A T A m o u n t L C Y _ V A T A m o u n t L i n e _ L b l > V A T A m o u n t L C Y _ V A T A m o u n t L i n e _ L b l < / V A T A m o u n t L C Y _ V A T A m o u n t L i n e _ L b l > +             < V A T B a s e L C Y _ V A T A m o u n t L i n e > V A T B a s e L C Y _ V A T A m o u n t L i n e < / V A T B a s e L C Y _ V A T A m o u n t L i n e > + 
+             < V A T B a s e L C Y _ V A T A m o u n t L i n e _ L b l > V A T B a s e L C Y _ V A T A m o u n t L i n e _ L b l < / V A T B a s e L C Y _ V A T A m o u n t L i n e _ L b l >   
              < V A T B a s e _ V a t A m o u n t L i n e > V A T B a s e _ V a t A m o u n t L i n e < / V A T B a s e _ V a t A m o u n t L i n e >   
              < V A T B a s e _ V a t A m o u n t L i n e _ L b l > V A T B a s e _ V a t A m o u n t L i n e _ L b l < / V A T B a s e _ V a t A m o u n t L i n e _ L b l >   
-             < V A T B a s e L C Y _ V A T A m o u n t L i n e > V A T B a s e L C Y _ V A T A m o u n t L i n e < / V A T B a s e L C Y _ V A T A m o u n t L i n e > - 
-             < V A T B a s e L C Y _ V A T A m o u n t L i n e _ L b l > V A T B a s e L C Y _ V A T A m o u n t L i n e _ L b l < / V A T B a s e L C Y _ V A T A m o u n t L i n e _ L b l > - 
              < V A T I d e n t i f i e r _ V a t A m o u n t L i n e > V A T I d e n t i f i e r _ V a t A m o u n t L i n e < / V A T I d e n t i f i e r _ V a t A m o u n t L i n e >   
              < V A T I d e n t i f i e r _ V a t A m o u n t L i n e _ L b l > V A T I d e n t i f i e r _ V a t A m o u n t L i n e _ L b l < / V A T I d e n t i f i e r _ V a t A m o u n t L i n e _ L b l > @@ -4201,10 +4527,10 @@
  
          < R e p o r t T o t a l s L i n e >   
+             < A m o u n t F o r m a t t e d _ R e p o r t T o t a l s L i n e > A m o u n t F o r m a t t e d _ R e p o r t T o t a l s L i n e < / A m o u n t F o r m a t t e d _ R e p o r t T o t a l s L i n e > + 
              < A m o u n t _ R e p o r t T o t a l s L i n e > A m o u n t _ R e p o r t T o t a l s L i n e < / A m o u n t _ R e p o r t T o t a l s L i n e >   
-             < A m o u n t F o r m a t t e d _ R e p o r t T o t a l s L i n e > A m o u n t F o r m a t t e d _ R e p o r t T o t a l s L i n e < / A m o u n t F o r m a t t e d _ R e p o r t T o t a l s L i n e > - 
              < D e s c r i p t i o n _ R e p o r t T o t a l s L i n e > D e s c r i p t i o n _ R e p o r t T o t a l s L i n e < / D e s c r i p t i o n _ R e p o r t T o t a l s L i n e >   
              < F o n t B o l d _ R e p o r t T o t a l s L i n e > F o n t B o l d _ R e p o r t T o t a l s L i n e < / F o n t B o l d _ R e p o r t T o t a l s L i n e > @@ -4213,26 +4539,6 @@
  
          < / R e p o r t T o t a l s L i n e >   
-         < S e r v i c e C o m m i t m e n t F o r L i n e C a p t i o n > - 
-             < S e r v i c e C o m m i t m e n t F o r L i n e T o t a l T e x t _ L b l > S e r v i c e C o m m i t m e n t F o r L i n e T o t a l T e x t _ L b l < / S e r v i c e C o m m i t m e n t F o r L i n e T o t a l T e x t _ L b l > - 
-         < / S e r v i c e C o m m i t m e n t F o r L i n e C a p t i o n > - 
-         < S e r v i c e C o m m i t m e n t s G r o u p > - 
-             < S e r v i c e C o m m i t m e n t s G r o u p P e r P e r i o d > - 
-                 < S e r v i c e C o m m i t m e n t s G r o u p P e r P e r i o d N a m e > S e r v i c e C o m m i t m e n t s G r o u p P e r P e r i o d N a m e < / S e r v i c e C o m m i t m e n t s G r o u p P e r P e r i o d N a m e > - 
-                 < S e r v i c e C o m m i t m e n t s G r o u p P e r P e r i o d T y p e > S e r v i c e C o m m i t m e n t s G r o u p P e r P e r i o d T y p e < / S e r v i c e C o m m i t m e n t s G r o u p P e r P e r i o d T y p e > - 
-                 < S e r v i c e C o m m i t m e n t s G r o u p P e r P e r i o d V a l u e > S e r v i c e C o m m i t m e n t s G r o u p P e r P e r i o d V a l u e < / S e r v i c e C o m m i t m e n t s G r o u p P e r P e r i o d V a l u e > - 
-             < / S e r v i c e C o m m i t m e n t s G r o u p P e r P e r i o d > - 
-         < / S e r v i c e C o m m i t m e n t s G r o u p > - 
          < L e t t e r T e x t >   
              < B o d y T e x t > B o d y T e x t < / B o d y T e x t > @@ -4252,8 +4558,6 @@
              < C u r r e n c y S y m b o l > C u r r e n c y S y m b o l < / C u r r e n c y S y m b o l >   
              < T o t a l A m o u n t I n c l u d i n g V A T > T o t a l A m o u n t I n c l u d i n g V A T < / T o t a l A m o u n t I n c l u d i n g V A T > - 
-             < T o t a l C O 2 e > T o t a l C O 2 e < / T o t a l C O 2 e >   
              < T o t a l E x c l u d i n g V A T T e x t > T o t a l E x c l u d i n g V A T T e x t < / T o t a l E x c l u d i n g V A T T e x t >   

--- a/src/Layers/W1/BaseApp/Sales/Document/StandardSalesQuoteEmailBody.docx
+++ b/src/Layers/W1/BaseApp/Sales/Document/StandardSalesQuoteEmailBody.docx
@@ -3166,6 +3166,8 @@
  
              < R e p o r t N a m e > R e p o r t   N a m e < / R e p o r t N a m e >   
+             < R e p o r t C a p t i o n > R e p o r t   C a p t i o n < / R e p o r t C a p t i o n > + 
              < A b o u t T h i s R e p o r t T i t l e > A b o u t   T h i s   R e p o r t   T i t l e < / A b o u t T h i s R e p o r t T i t l e >   
              < A b o u t T h i s R e p o r t T e x t > A b o u t   T h i s   R e p o r t   T e x t < / A b o u t T h i s R e p o r t T e x t > @@ -3220,21 +3222,21 @@
  
              < C o m p a n y A d d r e s s L i n e s >   
-                 < C o m p a n y A d d r e s s L i n e > C o m p a n y   A d d r e s s   L i n e   1 < / C o m p a n y A d d r e s s L i n e > - 
-                 < C o m p a n y A d d r e s s L i n e > C o m p a n y   A d d r e s s   L i n e   2 < / C o m p a n y A d d r e s s L i n e > - 
-                 < C o m p a n y A d d r e s s L i n e > C o m p a n y   A d d r e s s   L i n e   3 < / C o m p a n y A d d r e s s L i n e > - 
-                 < C o m p a n y A d d r e s s L i n e > C o m p a n y   A d d r e s s   L i n e   4 < / C o m p a n y A d d r e s s L i n e > - 
-                 < C o m p a n y A d d r e s s L i n e > C o m p a n y   A d d r e s s   L i n e   5 < / C o m p a n y A d d r e s s L i n e > - 
-                 < C o m p a n y A d d r e s s L i n e > C o m p a n y   A d d r e s s   L i n e   6 < / C o m p a n y A d d r e s s L i n e > - 
-                 < C o m p a n y A d d r e s s L i n e > C o m p a n y   A d d r e s s   L i n e   7 < / C o m p a n y A d d r e s s L i n e > - 
-                 < C o m p a n y A d d r e s s L i n e > C o m p a n y   A d d r e s s   L i n e   8 < / C o m p a n y A d d r e s s L i n e > +                 < C o m p a n y A d d r e s s L i n e 1 > C o m p a n y   A d d r e s s   L i n e   1 < / C o m p a n y A d d r e s s L i n e 1 > + 
+                 < C o m p a n y A d d r e s s L i n e 2 > C o m p a n y   A d d r e s s   L i n e   2 < / C o m p a n y A d d r e s s L i n e 2 > + 
+                 < C o m p a n y A d d r e s s L i n e 3 > C o m p a n y   A d d r e s s   L i n e   3 < / C o m p a n y A d d r e s s L i n e 3 > + 
+                 < C o m p a n y A d d r e s s L i n e 4 > C o m p a n y   A d d r e s s   L i n e   4 < / C o m p a n y A d d r e s s L i n e 4 > + 
+                 < C o m p a n y A d d r e s s L i n e 5 > C o m p a n y   A d d r e s s   L i n e   5 < / C o m p a n y A d d r e s s L i n e 5 > + 
+                 < C o m p a n y A d d r e s s L i n e 6 > C o m p a n y   A d d r e s s   L i n e   6 < / C o m p a n y A d d r e s s L i n e 6 > + 
+                 < C o m p a n y A d d r e s s L i n e 7 > C o m p a n y   A d d r e s s   L i n e   7 < / C o m p a n y A d d r e s s L i n e 7 > + 
+                 < C o m p a n y A d d r e s s L i n e 8 > C o m p a n y   A d d r e s s   L i n e   8 < / C o m p a n y A d d r e s s L i n e 8 >   
              < / C o m p a n y A d d r e s s L i n e s >   
@@ -4013,6 +4015,8 @@
  
              < R e p o r t N a m e > R e p o r t   N a m e < / R e p o r t N a m e >   
+             < R e p o r t C a p t i o n > R e p o r t   C a p t i o n < / R e p o r t C a p t i o n > + 
              < A b o u t T h i s R e p o r t T i t l e > A b o u t   T h i s   R e p o r t   T i t l e < / A b o u t T h i s R e p o r t T i t l e >   
              < A b o u t T h i s R e p o r t T e x t > A b o u t   T h i s   R e p o r t   T e x t < / A b o u t T h i s R e p o r t T e x t > @@ -4067,21 +4071,21 @@
  
              < C o m p a n y A d d r e s s L i n e s >   
-                 < C o m p a n y A d d r e s s L i n e > C o m p a n y   A d d r e s s   L i n e   1 < / C o m p a n y A d d r e s s L i n e > - 
-                 < C o m p a n y A d d r e s s L i n e > C o m p a n y   A d d r e s s   L i n e   2 < / C o m p a n y A d d r e s s L i n e > - 
-                 < C o m p a n y A d d r e s s L i n e > C o m p a n y   A d d r e s s   L i n e   3 < / C o m p a n y A d d r e s s L i n e > - 
-                 < C o m p a n y A d d r e s s L i n e > C o m p a n y   A d d r e s s   L i n e   4 < / C o m p a n y A d d r e s s L i n e > - 
-                 < C o m p a n y A d d r e s s L i n e > C o m p a n y   A d d r e s s   L i n e   5 < / C o m p a n y A d d r e s s L i n e > - 
-                 < C o m p a n y A d d r e s s L i n e > C o m p a n y   A d d r e s s   L i n e   6 < / C o m p a n y A d d r e s s L i n e > - 
-                 < C o m p a n y A d d r e s s L i n e > C o m p a n y   A d d r e s s   L i n e   7 < / C o m p a n y A d d r e s s L i n e > - 
-                 < C o m p a n y A d d r e s s L i n e > C o m p a n y   A d d r e s s   L i n e   8 < / C o m p a n y A d d r e s s L i n e > +                 < C o m p a n y A d d r e s s L i n e 1 > C o m p a n y   A d d r e s s   L i n e   1 < / C o m p a n y A d d r e s s L i n e 1 > + 
+                 < C o m p a n y A d d r e s s L i n e 2 > C o m p a n y   A d d r e s s   L i n e   2 < / C o m p a n y A d d r e s s L i n e 2 > + 
+                 < C o m p a n y A d d r e s s L i n e 3 > C o m p a n y   A d d r e s s   L i n e   3 < / C o m p a n y A d d r e s s L i n e 3 > + 
+                 < C o m p a n y A d d r e s s L i n e 4 > C o m p a n y   A d d r e s s   L i n e   4 < / C o m p a n y A d d r e s s L i n e 4 > + 
+                 < C o m p a n y A d d r e s s L i n e 5 > C o m p a n y   A d d r e s s   L i n e   5 < / C o m p a n y A d d r e s s L i n e 5 > + 
+                 < C o m p a n y A d d r e s s L i n e 6 > C o m p a n y   A d d r e s s   L i n e   6 < / C o m p a n y A d d r e s s L i n e 6 > + 
+                 < C o m p a n y A d d r e s s L i n e 7 > C o m p a n y   A d d r e s s   L i n e   7 < / C o m p a n y A d d r e s s L i n e 7 > + 
+                 < C o m p a n y A d d r e s s L i n e 8 > C o m p a n y   A d d r e s s   L i n e   8 < / C o m p a n y A d d r e s s L i n e 8 >   
              < / C o m p a n y A d d r e s s L i n e s >   

--- a/src/Layers/W1/BaseApp/Sales/Document/StandardSalesQuoteEmailBody.docx
+++ b/src/Layers/W1/BaseApp/Sales/Document/StandardSalesQuoteEmailBody.docx
@@ -2,6 +2,36 @@
 <file path=word/document.xml><?xml version="1.0" encoding="utf-8"?>
 <w:document xmlns:wpc="http://schemas.microsoft.com/office/word/2010/wordprocessingCanvas" xmlns:cx="http://schemas.microsoft.com/office/drawing/2014/chartex" xmlns:cx1="http://schemas.microsoft.com/office/drawing/2015/9/8/chartex" xmlns:cx2="http://schemas.microsoft.com/office/drawing/2015/10/21/chartex" xmlns:cx3="http://schemas.microsoft.com/office/drawing/2016/5/9/chartex" xmlns:cx4="http://schemas.microsoft.com/office/drawing/2016/5/10/chartex" xmlns:cx5="http://schemas.microsoft.com/office/drawing/2016/5/11/chartex" xmlns:cx6="http://schemas.microsoft.com/office/drawing/2016/5/12/chartex" xmlns:cx7="http://schemas.microsoft.com/office/drawing/2016/5/13/chartex" xmlns:cx8="http://schemas.microsoft.com/office/drawing/2016/5/14/chartex" xmlns:mc="http://schemas.openxmlformats.org/markup-compatibility/2006" xmlns:aink="http://schemas.microsoft.com/office/drawing/2016/ink" xmlns:am3d="http://schemas.microsoft.com/office/drawing/2017/model3d" xmlns:o="urn:schemas-microsoft-com:office:office" xmlns:oel="http://schemas.microsoft.com/office/2019/extlst" xmlns:r="http://schemas.openxmlformats.org/officeDocument/2006/relationships" xmlns:m="http://schemas.openxmlformats.org/officeDocument/2006/math" xmlns:v="urn:schemas-microsoft-com:vml" xmlns:wp14="http://schemas.microsoft.com/office/word/2010/wordprocessingDrawing" xmlns:wp="http://schemas.openxmlformats.org/drawingml/2006/wordprocessingDrawing" xmlns:w10="urn:schemas-microsoft-com:office:word" xmlns:w="http://schemas.openxmlformats.org/wordprocessingml/2006/main" xmlns:w14="http://schemas.microsoft.com/office/word/2010/wordml" xmlns:w15="http://schemas.microsoft.com/office/word/2012/wordml" xmlns:w16cei="http://schemas.microsoft.com/office/word/2026/wordml/cei" xmlns:w16cex="http://schemas.microsoft.com/office/word/2018/wordml/cex" xmlns:w16cid="http://schemas.microsoft.com/office/word/2016/wordml/cid" xmlns:w16="http://schemas.microsoft.com/office/word/2018/wordml" xmlns:w16du="http://schemas.microsoft.com/office/word/2023/wordml/word16du" xmlns:w16sdtdh="http://schemas.microsoft.com/office/word/2020/wordml/sdtdatahash" xmlns:w16sdtfl="http://schemas.microsoft.com/office/word/2024/wordml/sdtformatlock" xmlns:w16se="http://schemas.microsoft.com/office/word/2015/wordml/symex" xmlns:wpg="http://schemas.microsoft.com/office/word/2010/wordprocessingGroup" xmlns:wpi="http://schemas.microsoft.com/office/word/2010/wordprocessingInk" xmlns:wne="http://schemas.microsoft.com/office/word/2006/wordml" xmlns:wps="http://schemas.microsoft.com/office/word/2010/wordprocessingShape" mc:Ignorable="w14 w15 w16se w16cid w16 w16cex w16sdtdh w16sdtfl w16du wp14">
   <w:body>
+    <w:sdt>
+      <w:sdtPr>
+        <w:rPr>
+          <w:sz w:val="36"/>
+          <w:szCs w:val="36"/>
+        </w:rPr>
+        <w:alias w:val="ReportName"/>
+        <w:tag w:val="#BC:InsertDataItem,BCReportInformation/ReportMetadata/ReportName"/>
+        <w:id w:val="-1445067117"/>
+        <w:placeholder>
+          <w:docPart w:val="DefaultPlaceholder_-1854013440"/>
+        </w:placeholder>
+        <w15:color w:val="808080"/>
+        <w:text/>
+      </w:sdtPr>
+      <w:sdtContent>
+        <w:p>
+          <w:pPr>
+            <w:pStyle w:val="Title"/>
+          </w:pPr>
+          <w:r>
+            <w:rPr>
+              <w:sz w:val="36"/>
+              <w:szCs w:val="36"/>
+            </w:rPr>
+            <w:t>Report Name</w:t>
+          </w:r>
+        </w:p>
+      </w:sdtContent>
+    </w:sdt>
     <w:tbl>
       <w:tblPr>
         <w:tblStyle w:val="BCBlockTable"/>
@@ -51,6 +81,7 @@
             <w:placeholder>
               <w:docPart w:val="67DE6710C00B4901BDB78CB59D9F42FD"/>
             </w:placeholder>
+            <w:dataBinding w:prefixMappings="&lt;xmlns:ns0='urn:microsoft-dynamics-nav/reports/Standard_Sales_Quote/1304/' " w:xpath="/ns0:NavWordReportXmlPart[1]/ns0:Header[1]/ns0:CompanyAddress1[1]" w:storeItemID="{00000000-0000-0000-0000-000000000000}"/>
             <w15:color w:val="808080"/>
             <w:text/>
           </w:sdtPr>
@@ -106,6 +137,7 @@
             <w:placeholder>
               <w:docPart w:val="67DE6710C00B4901BDB78CB59D9F42FD"/>
             </w:placeholder>
+            <w:dataBinding w:prefixMappings="&lt;xmlns:ns0='urn:microsoft-dynamics-nav/reports/Standard_Sales_Quote/1304/' " w:xpath="/ns0:NavWordReportXmlPart[1]/ns0:Header[1]/ns0:CompanyAddress2[1]" w:storeItemID="{00000000-0000-0000-0000-000000000000}"/>
             <w15:color w:val="808080"/>
             <w:text/>
           </w:sdtPr>
@@ -160,6 +192,7 @@
             <w:placeholder>
               <w:docPart w:val="67DE6710C00B4901BDB78CB59D9F42FD"/>
             </w:placeholder>
+            <w:dataBinding w:prefixMappings="&lt;xmlns:ns0='urn:microsoft-dynamics-nav/reports/Standard_Sales_Quote/1304/' " w:xpath="/ns0:NavWordReportXmlPart[1]/ns0:Header[1]/ns0:CompanyAddress3[1]" w:storeItemID="{00000000-0000-0000-0000-000000000000}"/>
             <w15:color w:val="808080"/>
             <w:text/>
           </w:sdtPr>
@@ -214,6 +247,7 @@
             <w:placeholder>
               <w:docPart w:val="67DE6710C00B4901BDB78CB59D9F42FD"/>
             </w:placeholder>
+            <w:dataBinding w:prefixMappings="&lt;xmlns:ns0='urn:microsoft-dynamics-nav/reports/Standard_Sales_Quote/1304/' " w:xpath="/ns0:NavWordReportXmlPart[1]/ns0:Header[1]/ns0:CompanyAddress4[1]" w:storeItemID="{00000000-0000-0000-0000-000000000000}"/>
             <w15:color w:val="808080"/>
             <w:text/>
           </w:sdtPr>
@@ -272,6 +306,7 @@
               <w:placeholder>
                 <w:docPart w:val="67DE6710C00B4901BDB78CB59D9F42FD"/>
               </w:placeholder>
+              <w:dataBinding w:prefixMappings="&lt;xmlns:ns0='urn:microsoft-dynamics-nav/reports/Standard_Sales_Quote/1304/' " w:xpath="/ns0:NavWordReportXmlPart[1]/ns0:Header[1]/ns0:CompanyAddress5[1]" w:storeItemID="{00000000-0000-0000-0000-000000000000}"/>
               <w15:color w:val="808080"/>
               <w:text/>
             </w:sdtPr>
@@ -326,6 +361,7 @@
             <w:placeholder>
               <w:docPart w:val="67DE6710C00B4901BDB78CB59D9F42FD"/>
             </w:placeholder>
+            <w:dataBinding w:prefixMappings="&lt;xmlns:ns0='urn:microsoft-dynamics-nav/reports/Standard_Sales_Quote/1304/' " w:xpath="/ns0:NavWordReportXmlPart[1]/ns0:Header[1]/ns0:CompanyAddress6[1]" w:storeItemID="{00000000-0000-0000-0000-000000000000}"/>
             <w15:color w:val="808080"/>
             <w:text/>
           </w:sdtPr>
@@ -384,6 +420,7 @@
             <w:placeholder>
               <w:docPart w:val="67DE6710C00B4901BDB78CB59D9F42FD"/>
             </w:placeholder>
+            <w:dataBinding w:prefixMappings="&lt;xmlns:ns0='urn:microsoft-dynamics-nav/reports/Standard_Sales_Quote/1304/' " w:xpath="/ns0:NavWordReportXmlPart[1]/ns0:Header[1]/ns0:CompanyLegalOffice[1]" w:storeItemID="{00000000-0000-0000-0000-000000000000}"/>
             <w15:color w:val="808080"/>
             <w:text/>
           </w:sdtPr>
@@ -437,7 +474,7 @@
             <w:placeholder>
               <w:docPart w:val="1055315CF11C4B0F8D2ED966E8AEA7F4"/>
             </w:placeholder>
-            <w:dataBinding w:prefixMappings="xmlns:ns0='urn:microsoft-dynamics-nav/reports/Standard_Sales_Quote/1304/'" w:xpath="/ns0:NavWordReportXmlPart[1]/ns0:Header[1]/ns0:BilltoCustomerNo_Lbl[1]" w:storeItemID="{00000000-0000-0000-0000-000000000000}"/>
+            <w:dataBinding w:prefixMappings="&lt;xmlns:ns0='urn:microsoft-dynamics-nav/reports/Standard_Sales_Quote/1304/' " w:xpath="/ns0:NavWordReportXmlPart[1]/ns0:Header[1]/ns0:BilltoCustomerNo_Lbl[1]" w:storeItemID="{00000000-0000-0000-0000-000000000000}"/>
             <w15:color w:val="808080"/>
             <w:text/>
           </w:sdtPr>
@@ -507,7 +544,7 @@
             <w:placeholder>
               <w:docPart w:val="1055315CF11C4B0F8D2ED966E8AEA7F4"/>
             </w:placeholder>
-            <w:dataBinding w:prefixMappings="xmlns:ns0='urn:microsoft-dynamics-nav/reports/Standard_Sales_Quote/1304/'" w:xpath="/ns0:NavWordReportXmlPart[1]/ns0:Header[1]/ns0:BilltoCustumerNo[1]" w:storeItemID="{00000000-0000-0000-0000-000000000000}"/>
+            <w:dataBinding w:prefixMappings="&lt;xmlns:ns0='urn:microsoft-dynamics-nav/reports/Standard_Sales_Quote/1304/' " w:xpath="/ns0:NavWordReportXmlPart[1]/ns0:Header[1]/ns0:BilltoCustumerNo[1]" w:storeItemID="{00000000-0000-0000-0000-000000000000}"/>
             <w15:color w:val="808080"/>
             <w:text/>
           </w:sdtPr>
@@ -599,7 +636,7 @@
                 <w:placeholder>
                   <w:docPart w:val="89AAF67BB0124D60B1E35B6746C734FE"/>
                 </w:placeholder>
-                <w:dataBinding w:prefixMappings="xmlns:ns0='urn:microsoft-dynamics-nav/reports/Standard_Sales_Quote/1304/'" w:xpath="/ns0:NavWordReportXmlPart[1]/ns0:Header[1]/ns0:LetterText[1]/ns0:GreetingText[1]" w:storeItemID="{00000000-0000-0000-0000-000000000000}"/>
+                <w:dataBinding w:prefixMappings="&lt;xmlns:ns0='urn:microsoft-dynamics-nav/reports/Standard_Sales_Quote/1304/' " w:xpath="/ns0:NavWordReportXmlPart[1]/ns0:Header[1]/ns0:LetterText[1]/ns0:GreetingText[1]" w:storeItemID="{00000000-0000-0000-0000-000000000000}"/>
                 <w15:color w:val="808080"/>
                 <w:text/>
               </w:sdtPr>
@@ -622,7 +659,7 @@
                 <w:placeholder>
                   <w:docPart w:val="89AAF67BB0124D60B1E35B6746C734FE"/>
                 </w:placeholder>
-                <w:dataBinding w:prefixMappings="xmlns:ns0='urn:microsoft-dynamics-nav/reports/Standard_Sales_Quote/1304/'" w:xpath="/ns0:NavWordReportXmlPart[1]/ns0:Header[1]/ns0:CustomerAddress1[1]" w:storeItemID="{00000000-0000-0000-0000-000000000000}"/>
+                <w:dataBinding w:prefixMappings="&lt;xmlns:ns0='urn:microsoft-dynamics-nav/reports/Standard_Sales_Quote/1304/' " w:xpath="/ns0:NavWordReportXmlPart[1]/ns0:Header[1]/ns0:CustomerAddress1[1]" w:storeItemID="{00000000-0000-0000-0000-000000000000}"/>
                 <w15:color w:val="808080"/>
                 <w:text/>
               </w:sdtPr>
@@ -650,7 +687,7 @@
             <w:placeholder>
               <w:docPart w:val="1055315CF11C4B0F8D2ED966E8AEA7F4"/>
             </w:placeholder>
-            <w:dataBinding w:prefixMappings="xmlns:ns0='urn:microsoft-dynamics-nav/reports/Standard_Sales_Quote/1304/'" w:xpath="/ns0:NavWordReportXmlPart[1]/ns0:Header[1]/ns0:LetterText[1]/ns0:BodyText[1]" w:storeItemID="{00000000-0000-0000-0000-000000000000}"/>
+            <w:dataBinding w:prefixMappings="&lt;xmlns:ns0='urn:microsoft-dynamics-nav/reports/Standard_Sales_Quote/1304/' " w:xpath="/ns0:NavWordReportXmlPart[1]/ns0:Header[1]/ns0:LetterText[1]/ns0:BodyText[1]" w:storeItemID="{00000000-0000-0000-0000-000000000000}"/>
             <w15:color w:val="808080"/>
             <w:text/>
           </w:sdtPr>
@@ -715,7 +752,7 @@
             <w:placeholder>
               <w:docPart w:val="AE98DD89D43B4FEAB386CEEEB8AFEF58"/>
             </w:placeholder>
-            <w:dataBinding w:prefixMappings="xmlns:ns0='urn:microsoft-dynamics-nav/reports/Standard_Sales_Quote/1304/'" w:xpath="/ns0:NavWordReportXmlPart[1]/ns0:Header[1]/ns0:DocumentNo_Lbl[1]" w:storeItemID="{00000000-0000-0000-0000-000000000000}"/>
+            <w:dataBinding w:prefixMappings="&lt;xmlns:ns0='urn:microsoft-dynamics-nav/reports/Standard_Sales_Quote/1304/' " w:xpath="/ns0:NavWordReportXmlPart[1]/ns0:Header[1]/ns0:DocumentNo_Lbl[1]" w:storeItemID="{00000000-0000-0000-0000-000000000000}"/>
             <w15:color w:val="808080"/>
             <w:text/>
           </w:sdtPr>
@@ -724,7 +761,7 @@
               <w:tcPr>
                 <w:tcW w:w="1210" w:type="pct"/>
                 <w:tcBorders>
-                  <w:bottom w:val="single" w:color="000000" w:sz="4" w:space="0"/>
+                  <w:bottom w:val="single" w:sz="4" w:space="0" w:color="000000"/>
                 </w:tcBorders>
               </w:tcPr>
               <w:p>
@@ -758,7 +795,7 @@
             <w:placeholder>
               <w:docPart w:val="AE98DD89D43B4FEAB386CEEEB8AFEF58"/>
             </w:placeholder>
-            <w:dataBinding w:prefixMappings="xmlns:ns0='urn:microsoft-dynamics-nav/reports/Standard_Sales_Quote/1304/'" w:xpath="/ns0:NavWordReportXmlPart[1]/ns0:Header[1]/ns0:DueDate_Lbl[1]" w:storeItemID="{00000000-0000-0000-0000-000000000000}"/>
+            <w:dataBinding w:prefixMappings="&lt;xmlns:ns0='urn:microsoft-dynamics-nav/reports/Standard_Sales_Quote/1304/' " w:xpath="/ns0:NavWordReportXmlPart[1]/ns0:Header[1]/ns0:DueDate_Lbl[1]" w:storeItemID="{00000000-0000-0000-0000-000000000000}"/>
             <w15:color w:val="808080"/>
             <w:text/>
           </w:sdtPr>
@@ -767,7 +804,7 @@
               <w:tcPr>
                 <w:tcW w:w="2092" w:type="pct"/>
                 <w:tcBorders>
-                  <w:bottom w:val="single" w:color="000000" w:sz="4" w:space="0"/>
+                  <w:bottom w:val="single" w:sz="4" w:space="0" w:color="000000"/>
                 </w:tcBorders>
               </w:tcPr>
               <w:p>
@@ -801,7 +838,7 @@
             <w:placeholder>
               <w:docPart w:val="1055315CF11C4B0F8D2ED966E8AEA7F4"/>
             </w:placeholder>
-            <w:dataBinding w:prefixMappings="xmlns:ns0='urn:microsoft-dynamics-nav/reports/Standard_Sales_Quote/1304/'" w:xpath="/ns0:NavWordReportXmlPart[1]/ns0:Header[1]/ns0:Totals[1]/ns0:TotalText[1]" w:storeItemID="{00000000-0000-0000-0000-000000000000}"/>
+            <w:dataBinding w:prefixMappings="&lt;xmlns:ns0='urn:microsoft-dynamics-nav/reports/Standard_Sales_Quote/1304/' " w:xpath="/ns0:NavWordReportXmlPart[1]/ns0:Header[1]/ns0:Totals[1]/ns0:TotalText[1]" w:storeItemID="{00000000-0000-0000-0000-000000000000}"/>
             <w15:color w:val="808080"/>
             <w:text/>
           </w:sdtPr>
@@ -810,7 +847,7 @@
               <w:tcPr>
                 <w:tcW w:w="1698" w:type="pct"/>
                 <w:tcBorders>
-                  <w:bottom w:val="single" w:color="000000" w:sz="4" w:space="0"/>
+                  <w:bottom w:val="single" w:sz="4" w:space="0" w:color="000000"/>
                 </w:tcBorders>
               </w:tcPr>
               <w:p>
@@ -844,7 +881,7 @@
           <w:tcPr>
             <w:tcW w:w="1210" w:type="pct"/>
             <w:tcBorders>
-              <w:top w:val="single" w:color="000000" w:sz="4" w:space="0"/>
+              <w:top w:val="single" w:sz="4" w:space="0" w:color="000000"/>
             </w:tcBorders>
             <w:vAlign w:val="center"/>
           </w:tcPr>
@@ -861,7 +898,7 @@
           <w:tcPr>
             <w:tcW w:w="2092" w:type="pct"/>
             <w:tcBorders>
-              <w:top w:val="single" w:color="000000" w:sz="4" w:space="0"/>
+              <w:top w:val="single" w:sz="4" w:space="0" w:color="000000"/>
             </w:tcBorders>
             <w:vAlign w:val="center"/>
           </w:tcPr>
@@ -878,7 +915,7 @@
           <w:tcPr>
             <w:tcW w:w="1698" w:type="pct"/>
             <w:tcBorders>
-              <w:top w:val="single" w:color="000000" w:sz="4" w:space="0"/>
+              <w:top w:val="single" w:sz="4" w:space="0" w:color="000000"/>
             </w:tcBorders>
             <w:vAlign w:val="center"/>
           </w:tcPr>
@@ -909,7 +946,7 @@
             <w:placeholder>
               <w:docPart w:val="1055315CF11C4B0F8D2ED966E8AEA7F4"/>
             </w:placeholder>
-            <w:dataBinding w:prefixMappings="xmlns:ns0='urn:microsoft-dynamics-nav/reports/Standard_Sales_Quote/1304/'" w:xpath="/ns0:NavWordReportXmlPart[1]/ns0:Header[1]/ns0:DocumentNo[1]" w:storeItemID="{00000000-0000-0000-0000-000000000000}"/>
+            <w:dataBinding w:prefixMappings="&lt;xmlns:ns0='urn:microsoft-dynamics-nav/reports/Standard_Sales_Quote/1304/' " w:xpath="/ns0:NavWordReportXmlPart[1]/ns0:Header[1]/ns0:DocumentNo[1]" w:storeItemID="{00000000-0000-0000-0000-000000000000}"/>
             <w15:color w:val="808080"/>
             <w:text/>
           </w:sdtPr>
@@ -918,7 +955,7 @@
               <w:tcPr>
                 <w:tcW w:w="1210" w:type="pct"/>
                 <w:tcBorders>
-                  <w:bottom w:val="single" w:color="EEF0F1" w:sz="4" w:space="0"/>
+                  <w:bottom w:val="single" w:sz="4" w:space="0" w:color="EEF0F1"/>
                 </w:tcBorders>
                 <w:vAlign w:val="center"/>
               </w:tcPr>
@@ -952,7 +989,7 @@
             <w:placeholder>
               <w:docPart w:val="1055315CF11C4B0F8D2ED966E8AEA7F4"/>
             </w:placeholder>
-            <w:dataBinding w:prefixMappings="xmlns:ns0='urn:microsoft-dynamics-nav/reports/Standard_Sales_Quote/1304/'" w:xpath="/ns0:NavWordReportXmlPart[1]/ns0:Header[1]/ns0:DueDate[1]" w:storeItemID="{00000000-0000-0000-0000-000000000000}"/>
+            <w:dataBinding w:prefixMappings="&lt;xmlns:ns0='urn:microsoft-dynamics-nav/reports/Standard_Sales_Quote/1304/' " w:xpath="/ns0:NavWordReportXmlPart[1]/ns0:Header[1]/ns0:DueDate[1]" w:storeItemID="{00000000-0000-0000-0000-000000000000}"/>
             <w15:color w:val="808080"/>
             <w:text/>
           </w:sdtPr>
@@ -961,7 +998,7 @@
               <w:tcPr>
                 <w:tcW w:w="2092" w:type="pct"/>
                 <w:tcBorders>
-                  <w:bottom w:val="single" w:color="EEF0F1" w:sz="4" w:space="0"/>
+                  <w:bottom w:val="single" w:sz="4" w:space="0" w:color="EEF0F1"/>
                 </w:tcBorders>
                 <w:vAlign w:val="center"/>
               </w:tcPr>
@@ -997,7 +1034,7 @@
             <w:placeholder>
               <w:docPart w:val="1055315CF11C4B0F8D2ED966E8AEA7F4"/>
             </w:placeholder>
-            <w:dataBinding w:prefixMappings="xmlns:ns0='urn:microsoft-dynamics-nav/reports/Standard_Sales_Quote/1304/'" w:xpath="/ns0:NavWordReportXmlPart[1]/ns0:Header[1]/ns0:Totals[1]/ns0:TotalAmountIncludingVAT[1]" w:storeItemID="{00000000-0000-0000-0000-000000000000}"/>
+            <w:dataBinding w:prefixMappings="&lt;xmlns:ns0='urn:microsoft-dynamics-nav/reports/Standard_Sales_Quote/1304/' " w:xpath="/ns0:NavWordReportXmlPart[1]/ns0:Header[1]/ns0:Totals[1]/ns0:TotalAmountIncludingVAT[1]" w:storeItemID="{00000000-0000-0000-0000-000000000000}"/>
             <w15:color w:val="808080"/>
             <w:text/>
           </w:sdtPr>
@@ -1006,7 +1043,7 @@
               <w:tcPr>
                 <w:tcW w:w="1698" w:type="pct"/>
                 <w:tcBorders>
-                  <w:bottom w:val="single" w:color="EEF0F1" w:sz="4" w:space="0"/>
+                  <w:bottom w:val="single" w:sz="4" w:space="0" w:color="EEF0F1"/>
                 </w:tcBorders>
                 <w:vAlign w:val="center"/>
               </w:tcPr>
@@ -1053,6 +1090,7 @@
         <w:placeholder>
           <w:docPart w:val="1055315CF11C4B0F8D2ED966E8AEA7F4"/>
         </w:placeholder>
+        <w:dataBinding w:prefixMappings="&lt;xmlns:ns0='urn:microsoft-dynamics-nav/reports/Standard_Sales_Quote/1304/' " w:xpath="/ns0:NavWordReportXmlPart[1]/ns0:Header[1]/ns0:LetterText[1]/ns0:PmtDiscText[1]" w:storeItemID="{00000000-0000-0000-0000-000000000000}"/>
         <w15:color w:val="808080"/>
         <w:text/>
       </w:sdtPr>
@@ -1112,7 +1150,7 @@
                 <w:placeholder>
                   <w:docPart w:val="1055315CF11C4B0F8D2ED966E8AEA7F4"/>
                 </w:placeholder>
-                <w:dataBinding w:prefixMappings="xmlns:ns0='urn:microsoft-dynamics-nav/reports/Standard_Sales_Quote/1304/'" w:xpath="/ns0:NavWordReportXmlPart[1]/ns0:Header[1]/ns0:LetterText[1]/ns0:ClosingText[1]" w:storeItemID="{00000000-0000-0000-0000-000000000000}"/>
+                <w:dataBinding w:prefixMappings="&lt;xmlns:ns0='urn:microsoft-dynamics-nav/reports/Standard_Sales_Quote/1304/' " w:xpath="/ns0:NavWordReportXmlPart[1]/ns0:Header[1]/ns0:LetterText[1]/ns0:ClosingText[1]" w:storeItemID="{00000000-0000-0000-0000-000000000000}"/>
                 <w15:color w:val="808080"/>
                 <w:text/>
               </w:sdtPr>
@@ -1143,7 +1181,7 @@
             <w:placeholder>
               <w:docPart w:val="1055315CF11C4B0F8D2ED966E8AEA7F4"/>
             </w:placeholder>
-            <w:dataBinding w:prefixMappings="xmlns:ns0='urn:microsoft-dynamics-nav/reports/Standard_Sales_Quote/1304/'" w:xpath="/ns0:NavWordReportXmlPart[1]/ns0:Header[1]/ns0:SalesPersonName[1]" w:storeItemID="{00000000-0000-0000-0000-000000000000}"/>
+            <w:dataBinding w:prefixMappings="&lt;xmlns:ns0='urn:microsoft-dynamics-nav/reports/Standard_Sales_Quote/1304/' " w:xpath="/ns0:NavWordReportXmlPart[1]/ns0:Header[1]/ns0:SalesPersonName[1]" w:storeItemID="{00000000-0000-0000-0000-000000000000}"/>
             <w15:color w:val="808080"/>
             <w:text/>
           </w:sdtPr>
@@ -2144,6 +2182,50 @@
       </w:tcPr>
     </w:tblStylePr>
   </w:style>
+  <w:style w:type="character" w:styleId="PlaceholderText">
+    <w:name w:val="Placeholder Text"/>
+    <w:basedOn w:val="DefaultParagraphFont"/>
+    <w:uiPriority w:val="99"/>
+    <w:semiHidden/>
+    <w:rsid w:val="0004720A"/>
+    <w:rPr>
+      <w:color w:val="666666"/>
+    </w:rPr>
+  </w:style>
+  <w:style w:type="paragraph" w:styleId="Title">
+    <w:name w:val="Title"/>
+    <w:basedOn w:val="Normal"/>
+    <w:next w:val="Normal"/>
+    <w:link w:val="TitleChar"/>
+    <w:uiPriority w:val="10"/>
+    <w:qFormat/>
+    <w:rsid w:val="0004720A"/>
+    <w:pPr>
+      <w:spacing w:after="0" w:line="240" w:lineRule="auto"/>
+      <w:contextualSpacing/>
+    </w:pPr>
+    <w:rPr>
+      <w:rFonts w:asciiTheme="majorHAnsi" w:eastAsiaTheme="majorEastAsia" w:hAnsiTheme="majorHAnsi" w:cstheme="majorBidi"/>
+      <w:spacing w:val="-10"/>
+      <w:kern w:val="28"/>
+      <w:sz w:val="56"/>
+      <w:szCs w:val="56"/>
+    </w:rPr>
+  </w:style>
+  <w:style w:type="character" w:customStyle="1" w:styleId="TitleChar">
+    <w:name w:val="Title Char"/>
+    <w:basedOn w:val="DefaultParagraphFont"/>
+    <w:link w:val="Title"/>
+    <w:uiPriority w:val="10"/>
+    <w:rsid w:val="0004720A"/>
+    <w:rPr>
+      <w:rFonts w:asciiTheme="majorHAnsi" w:eastAsiaTheme="majorEastAsia" w:hAnsiTheme="majorHAnsi" w:cstheme="majorBidi"/>
+      <w:spacing w:val="-10"/>
+      <w:kern w:val="28"/>
+      <w:sz w:val="56"/>
+      <w:szCs w:val="56"/>
+    </w:rPr>
+  </w:style>
 </w:styles>
 </file>
 
@@ -2266,6 +2348,32 @@
         </w:p>
       </w:docPartBody>
     </w:docPart>
+    <w:docPart>
+      <w:docPartPr>
+        <w:name w:val="DefaultPlaceholder_-1854013440"/>
+        <w:category>
+          <w:name w:val="General"/>
+          <w:gallery w:val="placeholder"/>
+        </w:category>
+        <w:types>
+          <w:type w:val="bbPlcHdr"/>
+        </w:types>
+        <w:behaviors>
+          <w:behavior w:val="content"/>
+        </w:behaviors>
+        <w:guid w:val="{DD6DFAD1-B3E7-4092-B5F4-9E7D1DE27821}"/>
+      </w:docPartPr>
+      <w:docPartBody>
+        <w:p>
+          <w:r>
+            <w:rPr>
+              <w:rStyle w:val="PlaceholderText"/>
+            </w:rPr>
+            <w:t>Click or tap here to enter text.</w:t>
+          </w:r>
+        </w:p>
+      </w:docPartBody>
+    </w:docPart>
   </w:docParts>
 </w:glossaryDocument>
 </file>
@@ -2341,9 +2449,12 @@
     <w:rsidRoot w:val="0031663E"/>
     <w:rsid w:val="0031663E"/>
     <w:rsid w:val="00493DAD"/>
+    <w:rsid w:val="00574E3D"/>
     <w:rsid w:val="00744CAA"/>
     <w:rsid w:val="008858E8"/>
     <w:rsid w:val="00B76CC1"/>
+    <w:rsid w:val="00C5452C"/>
+    <w:rsid w:val="00C84D83"/>
     <w:rsid w:val="00EC12F1"/>
   </w:rsids>
   <m:mathPr>
@@ -2800,7 +2911,7 @@
     <w:basedOn w:val="DefaultParagraphFont"/>
     <w:uiPriority w:val="99"/>
     <w:semiHidden/>
-    <w:rsid w:val="0031663E"/>
+    <w:rsid w:val="00574E3D"/>
     <w:rPr>
       <w:color w:val="666666"/>
     </w:rPr>
@@ -3146,9 +3257,27 @@
 </a:theme>
 </file>
 
-<file path=customXml/item1.xml>��< ? x m l   v e r s i o n = " 1 . 0 "   e n c o d i n g = " u t f - 1 6 " ? > - 
- < N a v W o r d R e p o r t X m l P a r t   x m l n s = " u r n : m i c r o s o f t - d y n a m i c s - b u s i n e s s c e n t r a l / i n t e r n a l / e x t e n d e d / r e p o r t s / S t a n d a r d _ S a l e s _ Q u o t e / 1 3 0 4 / " > +<file path=word/webextensions/taskpanes.xml><?xml version="1.0" encoding="utf-8"?>
+<wetp:taskpanes xmlns:wetp="http://schemas.microsoft.com/office/webextensions/taskpanes/2010/11">
+  <wetp:taskpane dockstate="right" visibility="0" width="350" row="2">
+    <wetp:webextensionref xmlns:r="http://schemas.openxmlformats.org/officeDocument/2006/relationships" r:id="rId1"/>
+  </wetp:taskpane>
+</wetp:taskpanes>
+</file>
+
+<file path=word/webextensions/webextension1.xml><?xml version="1.0" encoding="utf-8"?>
+<we:webextension xmlns:we="http://schemas.microsoft.com/office/webextensions/webextension/2010/11" id="{D602E66B-C299-4099-9F6B-85B253430447}">
+  <we:reference id="WA200007356" version="2.0.0.1" store="Omex" storeType="OMEX"/>
+  <we:alternateReferences>
+    <we:reference id="WA200007356" version="2.0.0.1" store="WA200007356" storeType="OMEX"/>
+  </we:alternateReferences>
+  <we:properties/>
+  <we:bindings/>
+  <we:snapshot xmlns:r="http://schemas.openxmlformats.org/officeDocument/2006/relationships"/>
+</we:webextension>
+</file>
+
+<file path=customXml/item1.xml>��< ? x m l   v e r s i o n = " 1 . 0 "   e n c o d i n g = " u t f - 1 6 " ? > < N a v W o r d R e p o r t X m l P a r t   x m l n s = " u r n : m i c r o s o f t - d y n a m i c s - b u s i n e s s c e n t r a l / i n t e r n a l / e x t e n d e d / r e p o r t s / S t a n d a r d _ S a l e s _ Q u o t e / 1 3 0 4 / " >   
      < B C R e p o r t I n f o r m a t i o n >   
@@ -3166,8 +3295,6 @@
  
              < R e p o r t N a m e > R e p o r t   N a m e < / R e p o r t N a m e >   
-             < R e p o r t C a p t i o n > R e p o r t   C a p t i o n < / R e p o r t C a p t i o n > - 
              < A b o u t T h i s R e p o r t T i t l e > A b o u t   T h i s   R e p o r t   T i t l e < / A b o u t T h i s R e p o r t T i t l e >   
              < A b o u t T h i s R e p o r t T e x t > A b o u t   T h i s   R e p o r t   T e x t < / A b o u t T h i s R e p o r t T e x t > @@ -3222,21 +3349,21 @@
  
              < C o m p a n y A d d r e s s L i n e s >   
-                 < C o m p a n y A d d r e s s L i n e 1 > C o m p a n y   A d d r e s s   L i n e   1 < / C o m p a n y A d d r e s s L i n e 1 > - 
-                 < C o m p a n y A d d r e s s L i n e 2 > C o m p a n y   A d d r e s s   L i n e   2 < / C o m p a n y A d d r e s s L i n e 2 > - 
-                 < C o m p a n y A d d r e s s L i n e 3 > C o m p a n y   A d d r e s s   L i n e   3 < / C o m p a n y A d d r e s s L i n e 3 > - 
-                 < C o m p a n y A d d r e s s L i n e 4 > C o m p a n y   A d d r e s s   L i n e   4 < / C o m p a n y A d d r e s s L i n e 4 > - 
-                 < C o m p a n y A d d r e s s L i n e 5 > C o m p a n y   A d d r e s s   L i n e   5 < / C o m p a n y A d d r e s s L i n e 5 > - 
-                 < C o m p a n y A d d r e s s L i n e 6 > C o m p a n y   A d d r e s s   L i n e   6 < / C o m p a n y A d d r e s s L i n e 6 > - 
-                 < C o m p a n y A d d r e s s L i n e 7 > C o m p a n y   A d d r e s s   L i n e   7 < / C o m p a n y A d d r e s s L i n e 7 > - 
-                 < C o m p a n y A d d r e s s L i n e 8 > C o m p a n y   A d d r e s s   L i n e   8 < / C o m p a n y A d d r e s s L i n e 8 > +                 < C o m p a n y A d d r e s s L i n e > C o m p a n y   A d d r e s s   L i n e   1 < / C o m p a n y A d d r e s s L i n e > + 
+                 < C o m p a n y A d d r e s s L i n e > C o m p a n y   A d d r e s s   L i n e   2 < / C o m p a n y A d d r e s s L i n e > + 
+                 < C o m p a n y A d d r e s s L i n e > C o m p a n y   A d d r e s s   L i n e   3 < / C o m p a n y A d d r e s s L i n e > + 
+                 < C o m p a n y A d d r e s s L i n e > C o m p a n y   A d d r e s s   L i n e   4 < / C o m p a n y A d d r e s s L i n e > + 
+                 < C o m p a n y A d d r e s s L i n e > C o m p a n y   A d d r e s s   L i n e   5 < / C o m p a n y A d d r e s s L i n e > + 
+                 < C o m p a n y A d d r e s s L i n e > C o m p a n y   A d d r e s s   L i n e   6 < / C o m p a n y A d d r e s s L i n e > + 
+                 < C o m p a n y A d d r e s s L i n e > C o m p a n y   A d d r e s s   L i n e   7 < / C o m p a n y A d d r e s s L i n e > + 
+                 < C o m p a n y A d d r e s s L i n e > C o m p a n y   A d d r e s s   L i n e   8 < / C o m p a n y A d d r e s s L i n e >   
              < / C o m p a n y A d d r e s s L i n e s >   
@@ -3294,269 +3421,21 @@
  
      < / B C R e p o r t I n f o r m a t i o n >   
-     < T o o l t i p s > - 
-         < T o o l t i p   c o l u m n = " C o m p a n y H o m e P a g e "   E l e m e n t I d = " 1 9 8 9 1 8 8 7 0 " > - 
-             < T o o l t i p T e x t   l a n g = " e n - U S " > S p e c i f i e s   y o u r   c o m p a n y ' s   w e b   s i t e . < / T o o l t i p T e x t > - 
-         < / T o o l t i p > - 
-         < T o o l t i p   c o l u m n = " C o m p a n y E M a i l "   E l e m e n t I d = " 1 6 7 7 0 7 4 0 5 8 " > - 
-             < T o o l t i p T e x t   l a n g = " e n - U S " > S p e c i f i e s   t h e   c o m p a n y ' s   e m a i l   a d d r e s s . < / T o o l t i p T e x t > - 
-         < / T o o l t i p > - 
-         < T o o l t i p   c o l u m n = " C o m p a n y P i c t u r e "   E l e m e n t I d = " 1 3 9 7 4 1 1 0 7 4 " > - 
-             < T o o l t i p T e x t   l a n g = " e n - U S " > S p e c i f i e s   t h e   p i c t u r e   t h a t   h a s   b e e n   s e t   u p   f o r   t h e   c o m p a n y ,   s u c h   a s   a   c o m p a n y   l o g o . < / T o o l t i p T e x t > - 
-         < / T o o l t i p > - 
-         < T o o l t i p   c o l u m n = " C o m p a n y P h o n e N o "   E l e m e n t I d = " 2 5 0 4 4 0 6 5 5 " > - 
-             < T o o l t i p T e x t   l a n g = " e n - U S " > S p e c i f i e s   t h e   c o m p a n y ' s   t e l e p h o n e   n u m b e r . < / T o o l t i p T e x t > - 
-         < / T o o l t i p > - 
-         < T o o l t i p   c o l u m n = " C o m p a n y G i r o N o "   E l e m e n t I d = " 1 3 6 0 1 9 6 3 2 0 " > - 
-             < T o o l t i p T e x t   l a n g = " e n - U S " > S p e c i f i e s   t h e   c o m p a n y ' s   g i r o   n u m b e r . < / T o o l t i p T e x t > - 
-         < / T o o l t i p > - 
-         < T o o l t i p   c o l u m n = " C o m p a n y B a n k N a m e "   E l e m e n t I d = " 1 5 3 4 9 0 5 6 0 5 " > - 
-             < T o o l t i p T e x t   l a n g = " e n - U S " > S p e c i f i e s   t h e   n a m e   o f   t h e   b a n k   w h e r e   y o u   h a v e   t h e   b a n k   a c c o u n t . < / T o o l t i p T e x t > - 
-         < / T o o l t i p > - 
-         < T o o l t i p   c o l u m n = " C o m p a n y B a n k B r a n c h N o "   E l e m e n t I d = " 7 9 3 1 3 3 0 5 7 " > - 
-             < T o o l t i p T e x t   l a n g = " e n - U S " > S p e c i f i e s   a   n u m b e r   o f   t h e   b a n k   b r a n c h . < / T o o l t i p T e x t > - 
-         < / T o o l t i p > - 
-         < T o o l t i p   c o l u m n = " C o m p a n y B a n k A c c o u n t N o "   E l e m e n t I d = " 3 0 1 4 0 2 0 4 " > - 
-             < T o o l t i p T e x t   l a n g = " e n - U S " > S p e c i f i e s   t h e   n u m b e r   u s e d   b y   t h e   b a n k   f o r   t h e   b a n k   a c c o u n t . < / T o o l t i p T e x t > - 
-         < / T o o l t i p > - 
-         < T o o l t i p   c o l u m n = " C o m p a n y I B A N "   E l e m e n t I d = " 9 0 6 5 4 9 1 8 2 " > - 
-             < T o o l t i p T e x t   l a n g = " e n - U S " > S p e c i f i e s   t h e   b a n k   a c c o u n t ' s   i n t e r n a t i o n a l   b a n k   a c c o u n t   n u m b e r . < / T o o l t i p T e x t > - 
-         < / T o o l t i p > - 
-         < T o o l t i p   c o l u m n = " C o m p a n y S W I F T "   E l e m e n t I d = " 6 6 8 2 5 0 2 4 5 " > - 
-             < T o o l t i p T e x t   l a n g = " e n - U S " > S p e c i f i e s   t h e   i n t e r n a t i o n a l   b a n k   i d e n t i f i e r   c o d e   ( S W I F T )   o f   t h e   b a n k   w h e r e   y o u   h a v e   t h e   a c c o u n t . < / T o o l t i p T e x t > - 
-         < / T o o l t i p > - 
-         < T o o l t i p   c o l u m n = " E x t e r n a l D o c u m e n t N o "   E l e m e n t I d = " 7 3 3 9 5 3 9 6 6 " > - 
-             < T o o l t i p T e x t   l a n g = " e n - U S " > S p e c i f i e s   a   d o c u m e n t   n u m b e r   t h a t   r e f e r s   t o   t h e   c u s t o m e r ' s   o r   v e n d o r ' s   n u m b e r i n g   s y s t e m . < / T o o l t i p T e x t > - 
-         < / T o o l t i p > - 
-         < T o o l t i p   c o l u m n = " Y o u r R e f e r e n c e "   E l e m e n t I d = " 1 1 0 3 9 9 5 1 " > - 
-             < T o o l t i p T e x t   l a n g = " e n - U S " > S p e c i f i e s   t h e   c u s t o m e r ' s   r e f e r e n c e .   T h e   c o n t e n t   w i l l   b e   p r i n t e d   o n   s a l e s   d o c u m e n t s . < / T o o l t i p T e x t > - 
-         < / T o o l t i p > - 
-         < T o o l t i p   c o l u m n = " S h i p m e n t M e t h o d D e s c r i p t i o n "   E l e m e n t I d = " 2 0 5 9 4 0 3 2 6 0 " > - 
-             < T o o l t i p T e x t   l a n g = " e n - U S " > S p e c i f i e s   a   d e s c r i p t i o n   o f   t h e   s h i p m e n t   m e t h o d . < / T o o l t i p T e x t > - 
-         < / T o o l t i p > - 
-         < T o o l t i p   c o l u m n = " S h i p T o P h o n e N o "   E l e m e n t I d = " 3 6 9 7 0 2 2 5 5 " > - 
-             < T o o l t i p T e x t   l a n g = " e n - U S " > S p e c i f i e s   t h e   t e l e p h o n e   n u m b e r   o f   t h e   c o m p a n y ' s   s h i p p i n g   a d d r e s s . < / T o o l t i p T e x t > - 
-         < / T o o l t i p > - 
-         < T o o l t i p   c o l u m n = " S e l l T o C o n t a c t P h o n e N o "   E l e m e n t I d = " 1 6 1 3 8 2 2 4 8 3 " > - 
-             < T o o l t i p T e x t   l a n g = " e n - U S " > S p e c i f i e s   t h e   c o n t a c t ' s   p h o n e   n u m b e r . < / T o o l t i p T e x t > - 
-         < / T o o l t i p > - 
-         < T o o l t i p   c o l u m n = " S e l l T o C o n t a c t M o b i l e P h o n e N o "   E l e m e n t I d = " 1 8 4 3 5 8 7 4 7 " > - 
-             < T o o l t i p T e x t   l a n g = " e n - U S " > S p e c i f i e s   t h e   c o n t a c t ' s   m o b i l e   t e l e p h o n e   n u m b e r . < / T o o l t i p T e x t > - 
-         < / T o o l t i p > - 
-         < T o o l t i p   c o l u m n = " S e l l T o C o n t a c t E m a i l "   E l e m e n t I d = " 2 6 2 8 2 4 5 6 4 " > - 
-             < T o o l t i p T e x t   l a n g = " e n - U S " > S p e c i f i e s   t h e   e m a i l   a d d r e s s   o f   t h e   c o n t a c t . < / T o o l t i p T e x t > - 
-         < / T o o l t i p > - 
-         < T o o l t i p   c o l u m n = " B i l l T o C o n t a c t P h o n e N o "   E l e m e n t I d = " 3 6 2 4 7 7 4 8 8 " > - 
-             < T o o l t i p T e x t   l a n g = " e n - U S " > S p e c i f i e s   t h e   c o n t a c t ' s   p h o n e   n u m b e r . < / T o o l t i p T e x t > - 
-         < / T o o l t i p > - 
-         < T o o l t i p   c o l u m n = " B i l l T o C o n t a c t M o b i l e P h o n e N o "   E l e m e n t I d = " 2 4 8 4 8 8 6 9 6 " > - 
-             < T o o l t i p T e x t   l a n g = " e n - U S " > S p e c i f i e s   t h e   c o n t a c t ' s   m o b i l e   t e l e p h o n e   n u m b e r . < / T o o l t i p T e x t > - 
-         < / T o o l t i p > - 
-         < T o o l t i p   c o l u m n = " B i l l T o C o n t a c t E m a i l "   E l e m e n t I d = " 3 3 5 8 2 7 8 9 5 " > - 
-             < T o o l t i p T e x t   l a n g = " e n - U S " > S p e c i f i e s   t h e   e m a i l   a d d r e s s   o f   t h e   c o n t a c t . < / T o o l t i p T e x t > - 
-         < / T o o l t i p > - 
-         < T o o l t i p   c o l u m n = " P a y m e n t T e r m s D e s c r i p t i o n "   E l e m e n t I d = " 2 0 3 8 7 4 2 7 0 0 " > - 
-             < T o o l t i p T e x t   l a n g = " e n - U S " > S p e c i f i e s   a n   e x p l a n a t i o n   o f   t h e   p a y m e n t   t e r m s . < / T o o l t i p T e x t > - 
-         < / T o o l t i p > - 
-         < T o o l t i p   c o l u m n = " P a y m e n t M e t h o d D e s c r i p t i o n "   E l e m e n t I d = " 5 8 5 7 5 7 9 7 4 " > - 
-             < T o o l t i p T e x t   l a n g = " e n - U S " > S p e c i f i e s   a   t e x t   t h a t   d e s c r i b e s   t h e   p a y m e n t   m e t h o d . < / T o o l t i p T e x t > - 
-         < / T o o l t i p > - 
-         < T o o l t i p   c o l u m n = " B i l l t o C u s t u m e r N o "   E l e m e n t I d = " 2 8 0 4 7 3 0 5 8 " > - 
-             < T o o l t i p T e x t   l a n g = " e n - U S " > S p e c i f i e s   t h e   n u m b e r   o f   t h e   c u s t o m e r   t h a t   y o u   s e n d   o r   s e n t   t h e   i n v o i c e   o r   c r e d i t   m e m o   t o . < / T o o l t i p T e x t > - 
-         < / T o o l t i p > - 
-         < T o o l t i p   c o l u m n = " D o c u m e n t N o "   E l e m e n t I d = " 9 7 0 3 5 0 5 3 9 " > - 
-             < T o o l t i p T e x t   l a n g = " e n - U S " > S p e c i f i e s   a   u n i q u e   n u m b e r   t h a t   i d e n t i f i e s   t h e   s a l e s   d o c u m e n t .   T h e   n u m b e r   c a n   b e   g e n e r a t e d   a u t o m a t i c a l l y   f r o m   a   n u m b e r   s e r i e s ,   o r   y o u   c a n   n u m b e r   e a c h   o f   t h e m   m a n u a l l y . < / T o o l t i p T e x t > - 
-         < / T o o l t i p > - 
-         < T o o l t i p   c o l u m n = " P r i c e s I n c l u d i n g V A T "   E l e m e n t I d = " 5 1 8 8 1 7 1 6 7 " > - 
-             < T o o l t i p T e x t   l a n g = " e n - U S " > S p e c i f i e s   i f   t h e   U n i t   P r i c e   a n d   L i n e   A m o u n t   f i e l d s   o n   d o c u m e n t   l i n e s   s h o u l d   b e   s h o w n   w i t h   o r   w i t h o u t   V A T . < / T o o l t i p T e x t > - 
-         < / T o o l t i p > - 
-         < T o o l t i p   c o l u m n = " S a l e s P e r s o n N a m e "   E l e m e n t I d = " 8 7 1 4 9 2 9 8 3 " > - 
-             < T o o l t i p T e x t   l a n g = " e n - U S " > S p e c i f i e s   t h e   n a m e   o f   t h e   s a l e s p e r s o n   o r   p u r c h a s e r . < / T o o l t i p T e x t > - 
-         < / T o o l t i p > - 
-         < T o o l t i p   c o l u m n = " S e l l t o C u s t o m e r N o "   E l e m e n t I d = " 2 0 5 0 6 4 7 3 4 9 " > - 
-             < T o o l t i p T e x t   l a n g = " e n - U S " > S p e c i f i e s   t h e   n u m b e r   o f   t h e   c u s t o m e r   t h a t   y o u ' r e   s e l l i n g   t o .   B y   d e f a u l t ,   t h e   s a m e   c u s t o m e r   i s   s u g g e s t e d   a s   t h e   s h i p - t o   c u s t o m e r .   I f   n e e d e d ,   y o u   c a n   s p e c i f y   a   d i f f e r e n t   s h i p - t o   c u s t o m e r   o n   t h e   d o c u m e n t . < / T o o l t i p T e x t > - 
-         < / T o o l t i p > - 
-         < T o o l t i p   c o l u m n = " L i n e N o _ L i n e "   E l e m e n t I d = " 6 9 8 9 8 5 9 7 9 " > - 
-             < T o o l t i p T e x t   l a n g = " e n - U S " > S p e c i f i e s   t h e   l i n e   n u m b e r . < / T o o l t i p T e x t > - 
-         < / T o o l t i p > - 
-         < T o o l t i p   c o l u m n = " A m o u n t E x c l u d i n g V A T _ L i n e "   E l e m e n t I d = " 1 0 6 2 4 6 0 0 4 0 " > - 
-             < T o o l t i p T e x t   l a n g = " e n - U S " > S p e c i f i e s   t h e   s u m   o f   a m o u n t s   i n   t h e   L i n e   A m o u n t   f i e l d   o n   t h e   s a l e s   r e t u r n   o r d e r   l i n e s . < / T o o l t i p T e x t > - 
-         < / T o o l t i p > - 
-         < T o o l t i p   c o l u m n = " D e s c r i p t i o n _ L i n e "   E l e m e n t I d = " 1 4 0 6 8 2 2 3 1 0 " > - 
-             < T o o l t i p T e x t   l a n g = " e n - U S " > S p e c i f i e s   a   d e s c r i p t i o n   o f   t h e   e n t r y   o f   t h e   p r o d u c t   t o   b e   s o l d .   T o   a d d   a   n o n - t r a n s a c t i o n a l   t e x t   l i n e ,   f i l l   i n   t h e   D e s c r i p t i o n   f i e l d   o n l y . < / T o o l t i p T e x t > - 
-         < / T o o l t i p > - 
-         < T o o l t i p   c o l u m n = " L i n e D i s c o u n t P e r c e n t _ L i n e "   E l e m e n t I d = " 9 0 7 8 2 7 4 3 6 " > - 
-             < T o o l t i p T e x t   l a n g = " e n - U S " > S p e c i f i e s   t h e   d i s c o u n t   p e r c e n t a g e   t h a t   i s   g r a n t e d   f o r   t h e   i t e m   o n   t h e   l i n e . < / T o o l t i p T e x t > - 
-         < / T o o l t i p > - 
-         < T o o l t i p   c o l u m n = " I t e m N o _ L i n e "   E l e m e n t I d = " 1 9 1 0 2 9 6 2 8 8 " > - 
-             < T o o l t i p T e x t   l a n g = " e n - U S " > S p e c i f i e s   t h e   n u m b e r   o f   t h e   i n v o l v e d   e n t r y   o r   r e c o r d ,   a c c o r d i n g   t o   t h e   s p e c i f i e d   n u m b e r   s e r i e s . < / T o o l t i p T e x t > - 
-         < / T o o l t i p > - 
-         < T o o l t i p   c o l u m n = " I t e m R e f e r e n c e N o _ L i n e "   E l e m e n t I d = " 9 2 7 2 3 5 7 " > - 
-             < T o o l t i p T e x t   l a n g = " e n - U S " > S p e c i f i e s   t h e   r e f e r e n c e d   i t e m   n u m b e r . < / T o o l t i p T e x t > - 
-         < / T o o l t i p > - 
-         < T o o l t i p   c o l u m n = " U n i t O f M e a s u r e "   E l e m e n t I d = " 1 8 0 8 2 2 8 0 1 8 " > - 
-             < T o o l t i p T e x t   l a n g = " e n - U S " > S p e c i f i e s   t h e   u n i t   o f   m e a s u r e   f o r   t h e   i t e m   o r   r e s o u r c e   o n   t h e   s a l e s   l i n e . < / T o o l t i p T e x t > - 
-         < / T o o l t i p > - 
-         < T o o l t i p   c o l u m n = " I n v o i c e D i s c o u n t A m o u n t _ V A T A m o u n t L i n e "   E l e m e n t I d = " 8 2 4 7 3 0 1 4 1 " > - 
-             < T o o l t i p T e x t   l a n g = " e n - U S " > S p e c i f i e s   t h e   i n v o i c e   d i s c o u n t   a m o u n t   f o r   a   s p e c i f i c   V A T   i d e n t i f i e r . < / T o o l t i p T e x t > - 
-         < / T o o l t i p > - 
-         < T o o l t i p   c o l u m n = " I n v o i c e D i s c o u n t B a s e A m o u n t _ V A T A m o u n t L i n e "   E l e m e n t I d = " 2 0 4 0 3 3 2 2 6 6 " > - 
-             < T o o l t i p T e x t   l a n g = " e n - U S " > S p e c i f i e s   t h e   i n v o i c e   d i s c o u n t   b a s e   a m o u n t . < / T o o l t i p T e x t > - 
-         < / T o o l t i p > - 
-         < T o o l t i p   c o l u m n = " L i n e A m o u n t _ V a t A m o u n t L i n e "   E l e m e n t I d = " 2 1 4 6 5 4 0 1 " > - 
-             < T o o l t i p T e x t   l a n g = " e n - U S " > S p e c i f i e s   t h e   t o t a l   a m o u n t   f o r   s a l e s   o r   p u r c h a s e   l i n e s   w i t h   a   s p e c i f i c   V A T   i d e n t i f i e r . < / T o o l t i p T e x t > - 
-         < / T o o l t i p > - 
-         < T o o l t i p   c o l u m n = " V A T A m o u n t _ V a t A m o u n t L i n e "   E l e m e n t I d = " 1 8 9 1 8 2 0 6 2 0 " > - 
-             < T o o l t i p T e x t   l a n g = " e n - U S " > S p e c i f i e s   t h e   a m o u n t   o f   V A T   t h a t   i s   i n c l u d e d   i n   t h e   t o t a l   a m o u n t . < / T o o l t i p T e x t > - 
-         < / T o o l t i p > - 
-         < T o o l t i p   c o l u m n = " V A T B a s e _ V a t A m o u n t L i n e "   E l e m e n t I d = " 1 4 5 8 9 3 7 8 1 9 " > - 
-             < T o o l t i p T e x t   l a n g = " e n - U S " > S p e c i f i e s   t h e   t o t a l   n e t   a m o u n t   ( a m o u n t   e x c l u d i n g   V A T )   f o r   s a l e s   o r   p u r c h a s e   l i n e s   w i t h   a   s p e c i f i c   V A T   I d e n t i f i e r . < / T o o l t i p T e x t > - 
-         < / T o o l t i p > - 
-         < T o o l t i p   c o l u m n = " V A T I d e n t i f i e r _ V a t A m o u n t L i n e "   E l e m e n t I d = " 1 1 4 2 0 7 0 0 3 5 " > - 
-             < T o o l t i p T e x t   l a n g = " e n - U S " > S p e c i f i e s   t h e   V A T   I d e n t i f i e r   v a l u e . < / T o o l t i p T e x t > - 
-         < / T o o l t i p > - 
-         < T o o l t i p   c o l u m n = " V A T P c t _ V a t A m o u n t L i n e "   E l e m e n t I d = " 1 4 5 3 5 4 2 7 7 7 " > - 
-             < T o o l t i p T e x t   l a n g = " e n - U S " > S p e c i f i e s   t h e   V A T   %   t h a t   w a s   u s e d   o n   t h e   s a l e s   o r   p u r c h a s e   l i n e s   w i t h   t h i s   V A T   I d e n t i f i e r . < / T o o l t i p T e x t > - 
-         < / T o o l t i p > - 
-     < / T o o l t i p s > +     < T o o l t i p s / >   
      < H e a d e r   E l e m e n t T y p e = " D a t a I t e m "   E l e m e n t I d = " 1 2 4 0 3 7 3 8 8 6 " >   
          < B i l l T o C o n t a c t E m a i l   E l e m e n t T y p e = " C o l u m n "   E l e m e n t I d = " 3 3 5 8 2 7 8 9 5 "   D a t a T y p e = " T e x t " > B i l l T o C o n t a c t E m a i l < / B i l l T o C o n t a c t E m a i l >   
-         < B i l l T o C o n t a c t E m a i l L b l   E l e m e n t T y p e = " C o l u m n "   E l e m e n t I d = " 2 9 6 4 7 8 3 6 5 "   D a t a T y p e = " L a b e l " > B i l l T o C o n t a c t E m a i l L b l < / B i l l T o C o n t a c t E m a i l L b l > +         < B i l l T o C o n t a c t E m a i l L b l   E l e m e n t T y p e = " C o l u m n "   E l e m e n t I d = " 2 9 6 4 7 8 3 6 5 "   D a t a T y p e = " T e x t C o n s t " > B i l l T o C o n t a c t E m a i l L b l < / B i l l T o C o n t a c t E m a i l L b l >   
          < B i l l T o C o n t a c t M o b i l e P h o n e N o   E l e m e n t T y p e = " C o l u m n "   E l e m e n t I d = " 2 4 8 4 8 8 6 9 6 "   D a t a T y p e = " T e x t " > B i l l T o C o n t a c t M o b i l e P h o n e N o < / B i l l T o C o n t a c t M o b i l e P h o n e N o >   
-         < B i l l T o C o n t a c t M o b i l e P h o n e N o L b l   E l e m e n t T y p e = " C o l u m n "   E l e m e n t I d = " 2 7 6 3 1 1 3 3 8 "   D a t a T y p e = " L a b e l " > B i l l T o C o n t a c t M o b i l e P h o n e N o L b l < / B i l l T o C o n t a c t M o b i l e P h o n e N o L b l > +         < B i l l T o C o n t a c t M o b i l e P h o n e N o L b l   E l e m e n t T y p e = " C o l u m n "   E l e m e n t I d = " 2 7 6 3 1 1 3 3 8 "   D a t a T y p e = " T e x t C o n s t " > B i l l T o C o n t a c t M o b i l e P h o n e N o L b l < / B i l l T o C o n t a c t M o b i l e P h o n e N o L b l >   
          < B i l l T o C o n t a c t P h o n e N o   E l e m e n t T y p e = " C o l u m n "   E l e m e n t I d = " 3 6 2 4 7 7 4 8 8 "   D a t a T y p e = " T e x t " > B i l l T o C o n t a c t P h o n e N o < / B i l l T o C o n t a c t P h o n e N o >   
-         < B i l l T o C o n t a c t P h o n e N o L b l   E l e m e n t T y p e = " C o l u m n "   E l e m e n t I d = " 2 1 2 3 3 4 5 9 6 6 "   D a t a T y p e = " L a b e l " > B i l l T o C o n t a c t P h o n e N o L b l < / B i l l T o C o n t a c t P h o n e N o L b l > +         < B i l l T o C o n t a c t P h o n e N o L b l   E l e m e n t T y p e = " C o l u m n "   E l e m e n t I d = " 2 1 2 3 3 4 5 9 6 6 "   D a t a T y p e = " T e x t C o n s t " > B i l l T o C o n t a c t P h o n e N o L b l < / B i l l T o C o n t a c t P h o n e N o L b l >   
          < B i l l t o C u s t o m e r N o _ L b l   E l e m e n t T y p e = " C o l u m n "   E l e m e n t I d = " 3 6 9 3 0 7 8 1 3 "   D a t a T y p e = " S t r i n g " > B i l l t o C u s t o m e r N o _ L b l < / B i l l t o C u s t o m e r N o _ L b l >   
@@ -3580,7 +3459,7 @@
  
          < C o m p a n y B a n k A c c o u n t N o   E l e m e n t T y p e = " C o l u m n "   E l e m e n t I d = " 3 0 1 4 0 2 0 4 "   D a t a T y p e = " T e x t " > C o m p a n y B a n k A c c o u n t N o < / C o m p a n y B a n k A c c o u n t N o >   
-         < C o m p a n y B a n k A c c o u n t N o _ L b l   E l e m e n t T y p e = " C o l u m n "   E l e m e n t I d = " 1 0 9 7 7 4 3 3 4 5 "   D a t a T y p e = " L a b e l " > C o m p a n y B a n k A c c o u n t N o _ L b l < / C o m p a n y B a n k A c c o u n t N o _ L b l > +         < C o m p a n y B a n k A c c o u n t N o _ L b l   E l e m e n t T y p e = " C o l u m n "   E l e m e n t I d = " 1 0 9 7 7 4 3 3 4 5 "   D a t a T y p e = " T e x t C o n s t " > C o m p a n y B a n k A c c o u n t N o _ L b l < / C o m p a n y B a n k A c c o u n t N o _ L b l >   
          < C o m p a n y B a n k B r a n c h N o   E l e m e n t T y p e = " C o l u m n "   E l e m e n t I d = " 7 9 3 1 3 3 0 5 7 "   D a t a T y p e = " T e x t " > C o m p a n y B a n k B r a n c h N o < / C o m p a n y B a n k B r a n c h N o >   
@@ -3588,7 +3467,7 @@
  
          < C o m p a n y B a n k N a m e   E l e m e n t T y p e = " C o l u m n "   E l e m e n t I d = " 1 5 3 4 9 0 5 6 0 5 "   D a t a T y p e = " T e x t " > C o m p a n y B a n k N a m e < / C o m p a n y B a n k N a m e >   
-         < C o m p a n y B a n k N a m e _ L b l   E l e m e n t T y p e = " C o l u m n "   E l e m e n t I d = " 1 2 0 4 3 0 7 0 1 4 "   D a t a T y p e = " L a b e l " > C o m p a n y B a n k N a m e _ L b l < / C o m p a n y B a n k N a m e _ L b l > +         < C o m p a n y B a n k N a m e _ L b l   E l e m e n t T y p e = " C o l u m n "   E l e m e n t I d = " 1 2 0 4 3 0 7 0 1 4 "   D a t a T y p e = " T e x t C o n s t " > C o m p a n y B a n k N a m e _ L b l < / C o m p a n y B a n k N a m e _ L b l >   
          < C o m p a n y C u s t o m G i r o   E l e m e n t T y p e = " C o l u m n "   E l e m e n t I d = " 1 6 7 0 4 7 5 7 9 8 "   D a t a T y p e = " T e x t " > C o m p a n y C u s t o m G i r o < / C o m p a n y C u s t o m G i r o >   
@@ -3598,7 +3477,7 @@
  
          < C o m p a n y G i r o N o   E l e m e n t T y p e = " C o l u m n "   E l e m e n t I d = " 1 3 6 0 1 9 6 3 2 0 "   D a t a T y p e = " T e x t " > C o m p a n y G i r o N o < / C o m p a n y G i r o N o >   
-         < C o m p a n y G i r o N o _ L b l   E l e m e n t T y p e = " C o l u m n "   E l e m e n t I d = " 8 6 1 6 0 2 1 1 5 "   D a t a T y p e = " L a b e l " > C o m p a n y G i r o N o _ L b l < / C o m p a n y G i r o N o _ L b l > +         < C o m p a n y G i r o N o _ L b l   E l e m e n t T y p e = " C o l u m n "   E l e m e n t I d = " 8 6 1 6 0 2 1 1 5 "   D a t a T y p e = " T e x t C o n s t " > C o m p a n y G i r o N o _ L b l < / C o m p a n y G i r o N o _ L b l >   
          < C o m p a n y H o m e P a g e   E l e m e n t T y p e = " C o l u m n "   E l e m e n t I d = " 1 9 8 9 1 8 8 7 0 "   D a t a T y p e = " T e x t " > C o m p a n y H o m e P a g e < / C o m p a n y H o m e P a g e >   
@@ -3616,9 +3495,9 @@
  
          < C o m p a n y P h o n e N o   E l e m e n t T y p e = " C o l u m n "   E l e m e n t I d = " 2 5 0 4 4 0 6 5 5 "   D a t a T y p e = " T e x t " > C o m p a n y P h o n e N o < / C o m p a n y P h o n e N o >   
-         < C o m p a n y P h o n e N o _ L b l   E l e m e n t T y p e = " C o l u m n "   E l e m e n t I d = " 5 5 8 5 9 3 5 8 6 "   D a t a T y p e = " L a b e l " > C o m p a n y P h o n e N o _ L b l < / C o m p a n y P h o n e N o _ L b l > - 
-         < C o m p a n y P i c t u r e   E l e m e n t T y p e = " C o l u m n "   E l e m e n t I d = " 1 3 9 7 4 1 1 0 7 4 "   D a t a T y p e = " B l o b "   / > +         < C o m p a n y P h o n e N o _ L b l   E l e m e n t T y p e = " C o l u m n "   E l e m e n t I d = " 5 5 8 5 9 3 5 8 6 "   D a t a T y p e = " T e x t C o n s t " > C o m p a n y P h o n e N o _ L b l < / C o m p a n y P h o n e N o _ L b l > + 
+         < C o m p a n y P i c t u r e   E l e m e n t T y p e = " C o l u m n "   E l e m e n t I d = " 1 3 9 7 4 1 1 0 7 4 "   D a t a T y p e = " B L O B " / >   
          < C o m p a n y R e g i s t r a t i o n N u m b e r   E l e m e n t T y p e = " C o l u m n "   E l e m e n t I d = " 2 0 2 3 6 3 9 4 2 4 "   D a t a T y p e = " T e x t " > C o m p a n y R e g i s t r a t i o n N u m b e r < / C o m p a n y R e g i s t r a t i o n N u m b e r >   
@@ -3638,7 +3517,7 @@
  
          < C o n t a c t _ L b l   E l e m e n t T y p e = " C o l u m n "   E l e m e n t I d = " 1 1 5 5 0 9 4 7 5 2 "   D a t a T y p e = " T e x t " > C o n t a c t _ L b l < / C o n t a c t _ L b l >   
-         < C o p y _ L b l   E l e m e n t T y p e = " C o l u m n "   E l e m e n t I d = " 6 0 4 7 8 2 7 8 1 "   D a t a T y p e = " L a b e l " > C o p y _ L b l < / C o p y _ L b l > +         < C o p y _ L b l   E l e m e n t T y p e = " C o l u m n "   E l e m e n t I d = " 6 0 4 7 8 2 7 8 1 "   D a t a T y p e = " T e x t C o n s t " > C o p y _ L b l < / C o p y _ L b l >   
          < C u s t o m e r A d d r e s s 1   E l e m e n t T y p e = " C o l u m n "   E l e m e n t I d = " 1 8 0 1 9 6 6 4 5 4 "   D a t a T y p e = " T e x t " > C u s t o m e r A d d r e s s 1 < / C u s t o m e r A d d r e s s 1 >   
@@ -3666,21 +3545,21 @@
  
          < D o c u m e n t N o   E l e m e n t T y p e = " C o l u m n "   E l e m e n t I d = " 9 7 0 3 5 0 5 3 9 "   D a t a T y p e = " C o d e " > D o c u m e n t N o < / D o c u m e n t N o >   
-         < D o c u m e n t N o _ L b l   E l e m e n t T y p e = " C o l u m n "   E l e m e n t I d = " 7 8 9 7 9 5 9 7 8 "   D a t a T y p e = " L a b e l " > D o c u m e n t N o _ L b l < / D o c u m e n t N o _ L b l > - 
-         < D o c u m e n t T i t l e _ L b l   E l e m e n t T y p e = " C o l u m n "   E l e m e n t I d = " 8 5 8 4 2 3 9 2 9 "   D a t a T y p e = " L a b e l " > D o c u m e n t T i t l e _ L b l < / D o c u m e n t T i t l e _ L b l > +         < D o c u m e n t N o _ L b l   E l e m e n t T y p e = " C o l u m n "   E l e m e n t I d = " 7 8 9 7 9 5 9 7 8 "   D a t a T y p e = " T e x t C o n s t " > D o c u m e n t N o _ L b l < / D o c u m e n t N o _ L b l > + 
+         < D o c u m e n t T i t l e _ L b l   E l e m e n t T y p e = " C o l u m n "   E l e m e n t I d = " 8 5 8 4 2 3 9 2 9 "   D a t a T y p e = " T e x t C o n s t " > D o c u m e n t T i t l e _ L b l < / D o c u m e n t T i t l e _ L b l >   
          < D u e D a t e   E l e m e n t T y p e = " C o l u m n "   E l e m e n t I d = " 7 4 5 1 7 0 2 0 3 "   D a t a T y p e = " S t r i n g " > D u e D a t e < / D u e D a t e >   
          < D u e D a t e _ L b l   E l e m e n t T y p e = " C o l u m n "   E l e m e n t I d = " 1 6 4 8 2 8 4 6 4 8 "   D a t a T y p e = " S t r i n g " > D u e D a t e _ L b l < / D u e D a t e _ L b l >   
-         < E M a i l _ L b l   E l e m e n t T y p e = " C o l u m n "   E l e m e n t I d = " 1 4 3 8 8 6 8 0 1 2 "   D a t a T y p e = " L a b e l " > E M a i l _ L b l < / E M a i l _ L b l > - 
-         < E s t i m a t e B o d y _ L b l   E l e m e n t T y p e = " C o l u m n "   E l e m e n t I d = " 1 0 4 4 3 4 7 9 8 6 "   D a t a T y p e = " L a b e l " > E s t i m a t e B o d y _ L b l < / E s t i m a t e B o d y _ L b l > - 
-         < E s t i m a t e F o r _ L b l   E l e m e n t T y p e = " C o l u m n "   E l e m e n t I d = " 1 7 6 1 6 6 6 0 1 3 "   D a t a T y p e = " L a b e l " > E s t i m a t e F o r _ L b l < / E s t i m a t e F o r _ L b l > - 
-         < E s t i m a t e _ L b l   E l e m e n t T y p e = " C o l u m n "   E l e m e n t I d = " 2 0 9 6 4 3 4 6 2 2 "   D a t a T y p e = " L a b e l " > E s t i m a t e _ L b l < / E s t i m a t e _ L b l > +         < E M a i l _ L b l   E l e m e n t T y p e = " C o l u m n "   E l e m e n t I d = " 1 4 3 8 8 6 8 0 1 2 "   D a t a T y p e = " T e x t C o n s t " > E M a i l _ L b l < / E M a i l _ L b l > + 
+         < E s t i m a t e _ L b l   E l e m e n t T y p e = " C o l u m n "   E l e m e n t I d = " 2 0 9 6 4 3 4 6 2 2 "   D a t a T y p e = " T e x t C o n s t " > E s t i m a t e _ L b l < / E s t i m a t e _ L b l > + 
+         < E s t i m a t e B o d y _ L b l   E l e m e n t T y p e = " C o l u m n "   E l e m e n t I d = " 1 0 4 4 3 4 7 9 8 6 "   D a t a T y p e = " T e x t C o n s t " > E s t i m a t e B o d y _ L b l < / E s t i m a t e B o d y _ L b l > + 
+         < E s t i m a t e F o r _ L b l   E l e m e n t T y p e = " C o l u m n "   E l e m e n t I d = " 1 7 6 1 6 6 6 0 1 3 "   D a t a T y p e = " T e x t C o n s t " > E s t i m a t e F o r _ L b l < / E s t i m a t e F o r _ L b l >   
          < E x c h a n g e R a t e A s T e x t   E l e m e n t T y p e = " C o l u m n "   E l e m e n t I d = " 5 9 2 9 5 5 8 4 5 "   D a t a T y p e = " T e x t " > E x c h a n g e R a t e A s T e x t < / E x c h a n g e R a t e A s T e x t >   
@@ -3688,73 +3567,75 @@
  
          < E x t e r n a l D o c u m e n t N o L b l   E l e m e n t T y p e = " C o l u m n "   E l e m e n t I d = " 7 8 3 2 8 7 4 5 2 "   D a t a T y p e = " S t r i n g " > E x t e r n a l D o c u m e n t N o L b l < / E x t e r n a l D o c u m e n t N o L b l >   
-         < F r o m _ L b l   E l e m e n t T y p e = " C o l u m n "   E l e m e n t I d = " 4 8 5 4 2 6 1 3 8 "   D a t a T y p e = " L a b e l " > F r o m _ L b l < / F r o m _ L b l > - 
-         < H o m e P a g e _ L b l   E l e m e n t T y p e = " C o l u m n "   E l e m e n t I d = " 1 4 3 3 5 9 2 3 0 0 "   D a t a T y p e = " L a b e l " > H o m e P a g e _ L b l < / H o m e P a g e _ L b l > - 
-         < I n v o i c e D i s c o u n t A m o u n t _ L b l   E l e m e n t T y p e = " C o l u m n "   E l e m e n t I d = " 1 5 9 3 0 1 2 7 3 6 "   D a t a T y p e = " L a b e l " > I n v o i c e D i s c o u n t A m o u n t _ L b l < / I n v o i c e D i s c o u n t A m o u n t _ L b l > - 
-         < I n v o i c e D i s c o u n t B a s e A m o u n t _ L b l   E l e m e n t T y p e = " C o l u m n "   E l e m e n t I d = " 2 0 2 9 2 6 6 8 7 5 "   D a t a T y p e = " L a b e l " > I n v o i c e D i s c o u n t B a s e A m o u n t _ L b l < / I n v o i c e D i s c o u n t B a s e A m o u n t _ L b l > +         < F r o m _ L b l   E l e m e n t T y p e = " C o l u m n "   E l e m e n t I d = " 4 8 5 4 2 6 1 3 8 "   D a t a T y p e = " T e x t C o n s t " > F r o m _ L b l < / F r o m _ L b l > + 
+         < H o m e P a g e _ L b l   E l e m e n t T y p e = " C o l u m n "   E l e m e n t I d = " 1 4 3 3 5 9 2 3 0 0 "   D a t a T y p e = " T e x t C o n s t " > H o m e P a g e _ L b l < / H o m e P a g e _ L b l > + 
+         < I n v o i c e D i s c o u n t A m o u n t _ L b l   E l e m e n t T y p e = " C o l u m n "   E l e m e n t I d = " 1 5 9 3 0 1 2 7 3 6 "   D a t a T y p e = " T e x t C o n s t " > I n v o i c e D i s c o u n t A m o u n t _ L b l < / I n v o i c e D i s c o u n t A m o u n t _ L b l > + 
+         < I n v o i c e D i s c o u n t B a s e A m o u n t _ L b l   E l e m e n t T y p e = " C o l u m n "   E l e m e n t I d = " 2 0 2 9 2 6 6 8 7 5 "   D a t a T y p e = " T e x t C o n s t " > I n v o i c e D i s c o u n t B a s e A m o u n t _ L b l < / I n v o i c e D i s c o u n t B a s e A m o u n t _ L b l >   
          < L e g a l E n t i t y T y p e   E l e m e n t T y p e = " C o l u m n "   E l e m e n t I d = " 2 0 5 1 8 7 3 5 6 3 "   D a t a T y p e = " T e x t " > L e g a l E n t i t y T y p e < / L e g a l E n t i t y T y p e >   
          < L e g a l E n t i t y T y p e _ L b l   E l e m e n t T y p e = " C o l u m n "   E l e m e n t I d = " 2 0 8 0 2 2 4 7 9 2 "   D a t a T y p e = " T e x t " > L e g a l E n t i t y T y p e _ L b l < / L e g a l E n t i t y T y p e _ L b l >   
-         < L i n e A m o u n t A f t e r I n v o i c e D i s c o u n t _ L b l   E l e m e n t T y p e = " C o l u m n "   E l e m e n t I d = " 6 7 3 7 2 1 0 9 4 "   D a t a T y p e = " L a b e l " > L i n e A m o u n t A f t e r I n v o i c e D i s c o u n t _ L b l < / L i n e A m o u n t A f t e r I n v o i c e D i s c o u n t _ L b l > - 
-         < L o c a l C u r r e n c y _ L b l   E l e m e n t T y p e = " C o l u m n "   E l e m e n t I d = " 1 5 5 9 6 9 3 4 2 2 "   D a t a T y p e = " L a b e l " > L o c a l C u r r e n c y _ L b l < / L o c a l C u r r e n c y _ L b l > - 
-         < P a g e _ L b l   E l e m e n t T y p e = " C o l u m n "   E l e m e n t I d = " 6 8 0 6 4 8 0 9 1 "   D a t a T y p e = " L a b e l " > P a g e _ L b l < / P a g e _ L b l > +         < L i n e A m o u n t A f t e r I n v o i c e D i s c o u n t _ L b l   E l e m e n t T y p e = " C o l u m n "   E l e m e n t I d = " 6 7 3 7 2 1 0 9 4 "   D a t a T y p e = " T e x t C o n s t " > L i n e A m o u n t A f t e r I n v o i c e D i s c o u n t _ L b l < / L i n e A m o u n t A f t e r I n v o i c e D i s c o u n t _ L b l > + 
+         < L o c a l C u r r e n c y _ L b l   E l e m e n t T y p e = " C o l u m n "   E l e m e n t I d = " 1 5 5 9 6 9 3 4 2 2 "   D a t a T y p e = " T e x t C o n s t " > L o c a l C u r r e n c y _ L b l < / L o c a l C u r r e n c y _ L b l > + 
+         < P a g e _ L b l   E l e m e n t T y p e = " C o l u m n "   E l e m e n t I d = " 6 8 0 6 4 8 0 9 1 "   D a t a T y p e = " T e x t C o n s t " > P a g e _ L b l < / P a g e _ L b l >   
          < P a y m e n t M e t h o d D e s c r i p t i o n   E l e m e n t T y p e = " C o l u m n "   E l e m e n t I d = " 5 8 5 7 5 7 9 7 4 "   D a t a T y p e = " T e x t " > P a y m e n t M e t h o d D e s c r i p t i o n < / P a y m e n t M e t h o d D e s c r i p t i o n >   
-         < P a y m e n t M e t h o d D e s c r i p t i o n _ L b l   E l e m e n t T y p e = " C o l u m n "   E l e m e n t I d = " 7 9 7 1 1 7 3 2 3 "   D a t a T y p e = " L a b e l " > P a y m e n t M e t h o d D e s c r i p t i o n _ L b l < / P a y m e n t M e t h o d D e s c r i p t i o n _ L b l > +         < P a y m e n t M e t h o d D e s c r i p t i o n _ L b l   E l e m e n t T y p e = " C o l u m n "   E l e m e n t I d = " 7 9 7 1 1 7 3 2 3 "   D a t a T y p e = " T e x t C o n s t " > P a y m e n t M e t h o d D e s c r i p t i o n _ L b l < / P a y m e n t M e t h o d D e s c r i p t i o n _ L b l >   
          < P a y m e n t T e r m s D e s c r i p t i o n   E l e m e n t T y p e = " C o l u m n "   E l e m e n t I d = " 2 0 3 8 7 4 2 7 0 0 "   D a t a T y p e = " T e x t " > P a y m e n t T e r m s D e s c r i p t i o n < / P a y m e n t T e r m s D e s c r i p t i o n >   
-         < P a y m e n t T e r m s D e s c r i p t i o n _ L b l   E l e m e n t T y p e = " C o l u m n "   E l e m e n t I d = " 1 8 7 4 4 9 4 3 2 1 "   D a t a T y p e = " L a b e l " > P a y m e n t T e r m s D e s c r i p t i o n _ L b l < / P a y m e n t T e r m s D e s c r i p t i o n _ L b l > +         < P a y m e n t T e r m s D e s c r i p t i o n _ L b l   E l e m e n t T y p e = " C o l u m n "   E l e m e n t I d = " 1 8 7 4 4 9 4 3 2 1 "   D a t a T y p e = " T e x t C o n s t " > P a y m e n t T e r m s D e s c r i p t i o n _ L b l < / P a y m e n t T e r m s D e s c r i p t i o n _ L b l >   
          < P r i c e s I n c l u d i n g V A T   E l e m e n t T y p e = " C o l u m n "   E l e m e n t I d = " 5 1 8 8 1 7 1 6 7 "   D a t a T y p e = " B o o l e a n " > P r i c e s I n c l u d i n g V A T < / P r i c e s I n c l u d i n g V A T >   
+         < P r i c e s I n c l u d i n g V A T _ L b l   E l e m e n t T y p e = " C o l u m n "   E l e m e n t I d = " 1 3 7 7 9 7 9 4 4 4 "   D a t a T y p e = " S t r i n g " > P r i c e s I n c l u d i n g V A T _ L b l < / P r i c e s I n c l u d i n g V A T _ L b l > + 
          < P r i c e s I n c l u d i n g V A T Y e s N o   E l e m e n t T y p e = " C o l u m n "   E l e m e n t I d = " 1 4 1 1 1 4 7 5 9 9 "   D a t a T y p e = " S t r i n g " > P r i c e s I n c l u d i n g V A T Y e s N o < / P r i c e s I n c l u d i n g V A T Y e s N o >   
-         < P r i c e s I n c l u d i n g V A T _ L b l   E l e m e n t T y p e = " C o l u m n "   E l e m e n t I d = " 1 3 7 7 9 7 9 4 4 4 "   D a t a T y p e = " S t r i n g " > P r i c e s I n c l u d i n g V A T _ L b l < / P r i c e s I n c l u d i n g V A T _ L b l > - 
-         < Q u e s t i o n s _ L b l   E l e m e n t T y p e = " C o l u m n "   E l e m e n t I d = " 2 0 7 0 8 9 0 0 1 9 "   D a t a T y p e = " L a b e l " > Q u e s t i o n s _ L b l < / Q u e s t i o n s _ L b l > +         < Q u e s t i o n s _ L b l   E l e m e n t T y p e = " C o l u m n "   E l e m e n t I d = " 2 0 7 0 8 9 0 0 1 9 "   D a t a T y p e = " T e x t C o n s t " > Q u e s t i o n s _ L b l < / Q u e s t i o n s _ L b l >   
          < Q u o t e V a l i d T o D a t e   E l e m e n t T y p e = " C o l u m n "   E l e m e n t I d = " 1 1 4 8 7 3 3 1 3 0 "   D a t a T y p e = " S t r i n g " > Q u o t e V a l i d T o D a t e < / Q u o t e V a l i d T o D a t e >   
-         < Q u o t e V a l i d T o D a t e _ L b l   E l e m e n t T y p e = " C o l u m n "   E l e m e n t I d = " 1 2 9 2 3 5 4 1 3 "   D a t a T y p e = " L a b e l " > Q u o t e V a l i d T o D a t e _ L b l < / Q u o t e V a l i d T o D a t e _ L b l > - 
-         < S a l e s I n v o i c e L i n e D i s c o u n t _ L b l   E l e m e n t T y p e = " C o l u m n "   E l e m e n t I d = " 6 6 4 6 0 1 5 8 2 "   D a t a T y p e = " L a b e l " > S a l e s I n v o i c e L i n e D i s c o u n t _ L b l < / S a l e s I n v o i c e L i n e D i s c o u n t _ L b l > +         < Q u o t e V a l i d T o D a t e _ L b l   E l e m e n t T y p e = " C o l u m n "   E l e m e n t I d = " 1 2 9 2 3 5 4 1 3 "   D a t a T y p e = " T e x t C o n s t " > Q u o t e V a l i d T o D a t e _ L b l < / Q u o t e V a l i d T o D a t e _ L b l > + 
+         < S a l e s I n v o i c e L i n e D i s c o u n t _ L b l   E l e m e n t T y p e = " C o l u m n "   E l e m e n t I d = " 6 6 4 6 0 1 5 8 2 "   D a t a T y p e = " T e x t C o n s t " > S a l e s I n v o i c e L i n e D i s c o u n t _ L b l < / S a l e s I n v o i c e L i n e D i s c o u n t _ L b l > + 
+         < S a l e s P e r s o n _ L b l   E l e m e n t T y p e = " C o l u m n "   E l e m e n t I d = " 1 5 6 4 1 9 6 3 6 5 "   D a t a T y p e = " T e x t C o n s t " > S a l e s P e r s o n _ L b l < / S a l e s P e r s o n _ L b l >   
          < S a l e s P e r s o n B l a n k _ L b l   E l e m e n t T y p e = " C o l u m n "   E l e m e n t I d = " 6 5 4 6 2 4 6 0 1 "   D a t a T y p e = " T e x t " > S a l e s P e r s o n B l a n k _ L b l < / S a l e s P e r s o n B l a n k _ L b l >   
          < S a l e s P e r s o n N a m e   E l e m e n t T y p e = " C o l u m n "   E l e m e n t I d = " 8 7 1 4 9 2 9 8 3 "   D a t a T y p e = " T e x t " > S a l e s P e r s o n N a m e < / S a l e s P e r s o n N a m e >   
-         < S a l e s P e r s o n _ L b l   E l e m e n t T y p e = " C o l u m n "   E l e m e n t I d = " 1 5 6 4 1 9 6 3 6 5 "   D a t a T y p e = " L a b e l " > S a l e s P e r s o n _ L b l < / S a l e s P e r s o n _ L b l > - 
          < S e l l T o C o n t a c t E m a i l   E l e m e n t T y p e = " C o l u m n "   E l e m e n t I d = " 2 6 2 8 2 4 5 6 4 "   D a t a T y p e = " T e x t " > S e l l T o C o n t a c t E m a i l < / S e l l T o C o n t a c t E m a i l >   
-         < S e l l T o C o n t a c t E m a i l L b l   E l e m e n t T y p e = " C o l u m n "   E l e m e n t I d = " 3 7 0 9 2 0 3 7 4 "   D a t a T y p e = " L a b e l " > S e l l T o C o n t a c t E m a i l L b l < / S e l l T o C o n t a c t E m a i l L b l > +         < S e l l T o C o n t a c t E m a i l L b l   E l e m e n t T y p e = " C o l u m n "   E l e m e n t I d = " 3 7 0 9 2 0 3 7 4 "   D a t a T y p e = " T e x t C o n s t " > S e l l T o C o n t a c t E m a i l L b l < / S e l l T o C o n t a c t E m a i l L b l >   
          < S e l l T o C o n t a c t M o b i l e P h o n e N o   E l e m e n t T y p e = " C o l u m n "   E l e m e n t I d = " 1 8 4 3 5 8 7 4 7 "   D a t a T y p e = " T e x t " > S e l l T o C o n t a c t M o b i l e P h o n e N o < / S e l l T o C o n t a c t M o b i l e P h o n e N o >   
-         < S e l l T o C o n t a c t M o b i l e P h o n e N o L b l   E l e m e n t T y p e = " C o l u m n "   E l e m e n t I d = " 1 4 5 7 5 2 8 4 1 7 "   D a t a T y p e = " L a b e l " > S e l l T o C o n t a c t M o b i l e P h o n e N o L b l < / S e l l T o C o n t a c t M o b i l e P h o n e N o L b l > +         < S e l l T o C o n t a c t M o b i l e P h o n e N o L b l   E l e m e n t T y p e = " C o l u m n "   E l e m e n t I d = " 1 4 5 7 5 2 8 4 1 7 "   D a t a T y p e = " T e x t C o n s t " > S e l l T o C o n t a c t M o b i l e P h o n e N o L b l < / S e l l T o C o n t a c t M o b i l e P h o n e N o L b l >   
          < S e l l T o C o n t a c t P h o n e N o   E l e m e n t T y p e = " C o l u m n "   E l e m e n t I d = " 1 6 1 3 8 2 2 4 8 3 "   D a t a T y p e = " T e x t " > S e l l T o C o n t a c t P h o n e N o < / S e l l T o C o n t a c t P h o n e N o >   
-         < S e l l T o C o n t a c t P h o n e N o L b l   E l e m e n t T y p e = " C o l u m n "   E l e m e n t I d = " 1 0 5 0 6 8 6 8 0 9 "   D a t a T y p e = " L a b e l " > S e l l T o C o n t a c t P h o n e N o L b l < / S e l l T o C o n t a c t P h o n e N o L b l > +         < S e l l T o C o n t a c t P h o n e N o L b l   E l e m e n t T y p e = " C o l u m n "   E l e m e n t I d = " 1 0 5 0 6 8 6 8 0 9 "   D a t a T y p e = " T e x t C o n s t " > S e l l T o C o n t a c t P h o n e N o L b l < / S e l l T o C o n t a c t P h o n e N o L b l >   
          < S e l l t o C u s t o m e r N o   E l e m e n t T y p e = " C o l u m n "   E l e m e n t I d = " 2 0 5 0 6 4 7 3 4 9 "   D a t a T y p e = " C o d e " > S e l l t o C u s t o m e r N o < / S e l l t o C u s t o m e r N o >   
          < S e l l t o C u s t o m e r N o _ L b l   E l e m e n t T y p e = " C o l u m n "   E l e m e n t I d = " 2 9 8 3 8 1 5 1 2 "   D a t a T y p e = " S t r i n g " > S e l l t o C u s t o m e r N o _ L b l < / S e l l t o C u s t o m e r N o _ L b l >   
+         < S h i p m e n t _ L b l   E l e m e n t T y p e = " C o l u m n "   E l e m e n t I d = " 2 0 8 5 7 6 7 1 2 0 "   D a t a T y p e = " T e x t C o n s t " > S h i p m e n t _ L b l < / S h i p m e n t _ L b l > + 
          < S h i p m e n t M e t h o d D e s c r i p t i o n   E l e m e n t T y p e = " C o l u m n "   E l e m e n t I d = " 2 0 5 9 4 0 3 2 6 0 "   D a t a T y p e = " T e x t " > S h i p m e n t M e t h o d D e s c r i p t i o n < / S h i p m e n t M e t h o d D e s c r i p t i o n >   
-         < S h i p m e n t M e t h o d D e s c r i p t i o n _ L b l   E l e m e n t T y p e = " C o l u m n "   E l e m e n t I d = " 1 1 7 9 9 7 8 4 6 5 "   D a t a T y p e = " L a b e l " > S h i p m e n t M e t h o d D e s c r i p t i o n _ L b l < / S h i p m e n t M e t h o d D e s c r i p t i o n _ L b l > - 
-         < S h i p m e n t _ L b l   E l e m e n t T y p e = " C o l u m n "   E l e m e n t I d = " 2 0 8 5 7 6 7 1 2 0 "   D a t a T y p e = " L a b e l " > S h i p m e n t _ L b l < / S h i p m e n t _ L b l > +         < S h i p m e n t M e t h o d D e s c r i p t i o n _ L b l   E l e m e n t T y p e = " C o l u m n "   E l e m e n t I d = " 1 1 7 9 9 7 8 4 6 5 "   D a t a T y p e = " T e x t C o n s t " > S h i p m e n t M e t h o d D e s c r i p t i o n _ L b l < / S h i p m e n t M e t h o d D e s c r i p t i o n _ L b l > + 
+         < S h i p T o A d d r e s s _ L b l   E l e m e n t T y p e = " C o l u m n "   E l e m e n t I d = " 1 6 5 0 5 0 5 0 1 7 "   D a t a T y p e = " T e x t C o n s t " > S h i p T o A d d r e s s _ L b l < / S h i p T o A d d r e s s _ L b l >   
          < S h i p T o A d d r e s s 1   E l e m e n t T y p e = " C o l u m n "   E l e m e n t I d = " 1 3 5 7 6 7 2 8 6 1 "   D a t a T y p e = " T e x t " > S h i p T o A d d r e s s 1 < / S h i p T o A d d r e s s 1 >   
@@ -3772,39 +3653,37 @@
  
          < S h i p T o A d d r e s s 8   E l e m e n t T y p e = " C o l u m n "   E l e m e n t I d = " 1 4 9 2 9 9 2 1 7 8 "   D a t a T y p e = " T e x t " > S h i p T o A d d r e s s 8 < / S h i p T o A d d r e s s 8 >   
-         < S h i p T o A d d r e s s _ L b l   E l e m e n t T y p e = " C o l u m n "   E l e m e n t I d = " 1 6 5 0 5 0 5 0 1 7 "   D a t a T y p e = " L a b e l " > S h i p T o A d d r e s s _ L b l < / S h i p T o A d d r e s s _ L b l > - 
          < S h i p T o P h o n e N o   E l e m e n t T y p e = " C o l u m n "   E l e m e n t I d = " 3 6 9 7 0 2 2 5 5 "   D a t a T y p e = " T e x t " > S h i p T o P h o n e N o < / S h i p T o P h o n e N o >   
          < S h o w S h i p p i n g A d d r e s s   E l e m e n t T y p e = " C o l u m n "   E l e m e n t I d = " 1 1 2 0 0 7 1 2 6 6 "   D a t a T y p e = " B o o l e a n " > S h o w S h i p p i n g A d d r e s s < / S h o w S h i p p i n g A d d r e s s >   
          < S h o w W o r k D e s c r i p t i o n   E l e m e n t T y p e = " C o l u m n "   E l e m e n t I d = " 7 8 5 4 6 8 8 6 5 "   D a t a T y p e = " B o o l e a n " > S h o w W o r k D e s c r i p t i o n < / S h o w W o r k D e s c r i p t i o n >   
-         < S u b t o t a l _ L b l   E l e m e n t T y p e = " C o l u m n "   E l e m e n t I d = " 1 9 6 7 7 9 5 1 4 2 "   D a t a T y p e = " L a b e l " > S u b t o t a l _ L b l < / S u b t o t a l _ L b l > - 
-         < T h a n k s _ L b l   E l e m e n t T y p e = " C o l u m n "   E l e m e n t I d = " 2 1 0 3 3 0 5 5 2 5 "   D a t a T y p e = " L a b e l " > T h a n k s _ L b l < / T h a n k s _ L b l > - 
-         < T o t a l _ L b l   E l e m e n t T y p e = " C o l u m n "   E l e m e n t I d = " 1 2 1 0 1 0 0 8 7 8 "   D a t a T y p e = " L a b e l " > T o t a l _ L b l < / T o t a l _ L b l > - 
-         < V A T A m o u n t S p e c i f i c a t i o n _ L b l   E l e m e n t T y p e = " C o l u m n "   E l e m e n t I d = " 8 7 8 7 0 6 8 4 6 "   D a t a T y p e = " L a b e l " > V A T A m o u n t S p e c i f i c a t i o n _ L b l < / V A T A m o u n t S p e c i f i c a t i o n _ L b l > - 
-         < V A T A m o u n t _ L b l   E l e m e n t T y p e = " C o l u m n "   E l e m e n t I d = " 1 0 9 4 6 5 7 2 9 "   D a t a T y p e = " L a b e l " > V A T A m o u n t _ L b l < / V A T A m o u n t _ L b l > - 
-         < V A T B a s e _ L b l   E l e m e n t T y p e = " C o l u m n "   E l e m e n t I d = " 1 8 6 6 1 5 8 2 7 8 "   D a t a T y p e = " L a b e l " > V A T B a s e _ L b l < / V A T B a s e _ L b l > - 
-         < V A T C l a u s e s _ L b l   E l e m e n t T y p e = " C o l u m n "   E l e m e n t I d = " 1 3 8 3 9 2 0 0 1 9 "   D a t a T y p e = " L a b e l " > V A T C l a u s e s _ L b l < / V A T C l a u s e s _ L b l > +         < S u b t o t a l _ L b l   E l e m e n t T y p e = " C o l u m n "   E l e m e n t I d = " 1 9 6 7 7 9 5 1 4 2 "   D a t a T y p e = " T e x t C o n s t " > S u b t o t a l _ L b l < / S u b t o t a l _ L b l > + 
+         < T h a n k s _ L b l   E l e m e n t T y p e = " C o l u m n "   E l e m e n t I d = " 2 1 0 3 3 0 5 5 2 5 "   D a t a T y p e = " T e x t C o n s t " > T h a n k s _ L b l < / T h a n k s _ L b l > + 
+         < T o t a l _ L b l   E l e m e n t T y p e = " C o l u m n "   E l e m e n t I d = " 1 2 1 0 1 0 0 8 7 8 "   D a t a T y p e = " T e x t C o n s t " > T o t a l _ L b l < / T o t a l _ L b l > + 
+         < V A T A m o u n t _ L b l   E l e m e n t T y p e = " C o l u m n "   E l e m e n t I d = " 1 0 9 4 6 5 7 2 9 "   D a t a T y p e = " T e x t C o n s t " > V A T A m o u n t _ L b l < / V A T A m o u n t _ L b l > + 
+         < V A T A m o u n t S p e c i f i c a t i o n _ L b l   E l e m e n t T y p e = " C o l u m n "   E l e m e n t I d = " 8 7 8 7 0 6 8 4 6 "   D a t a T y p e = " T e x t C o n s t " > V A T A m o u n t S p e c i f i c a t i o n _ L b l < / V A T A m o u n t S p e c i f i c a t i o n _ L b l > + 
+         < V A T B a s e _ L b l   E l e m e n t T y p e = " C o l u m n "   E l e m e n t I d = " 1 8 6 6 1 5 8 2 7 8 "   D a t a T y p e = " T e x t C o n s t " > V A T B a s e _ L b l < / V A T B a s e _ L b l >   
          < V A T C l a u s e _ L b l   E l e m e n t T y p e = " C o l u m n "   E l e m e n t I d = " 1 5 7 0 4 9 5 4 9 0 "   D a t a T y p e = " S t r i n g " > V A T C l a u s e _ L b l < / V A T C l a u s e _ L b l >   
-         < V A T I d e n t i f i e r _ L b l   E l e m e n t T y p e = " C o l u m n "   E l e m e n t I d = " 1 6 8 6 6 2 3 9 8 4 "   D a t a T y p e = " L a b e l " > V A T I d e n t i f i e r _ L b l < / V A T I d e n t i f i e r _ L b l > - 
-         < V A T P e r c e n t a g e _ L b l   E l e m e n t T y p e = " C o l u m n "   E l e m e n t I d = " 6 7 6 6 5 4 5 6 5 "   D a t a T y p e = " L a b e l " > V A T P e r c e n t a g e _ L b l < / V A T P e r c e n t a g e _ L b l > +         < V A T C l a u s e s _ L b l   E l e m e n t T y p e = " C o l u m n "   E l e m e n t I d = " 1 3 8 3 9 2 0 0 1 9 "   D a t a T y p e = " T e x t C o n s t " > V A T C l a u s e s _ L b l < / V A T C l a u s e s _ L b l > + 
+         < V A T I d e n t i f i e r _ L b l   E l e m e n t T y p e = " C o l u m n "   E l e m e n t I d = " 1 6 8 6 6 2 3 9 8 4 "   D a t a T y p e = " T e x t C o n s t " > V A T I d e n t i f i e r _ L b l < / V A T I d e n t i f i e r _ L b l > + 
+         < V A T P e r c e n t a g e _ L b l   E l e m e n t T y p e = " C o l u m n "   E l e m e n t I d = " 6 7 6 6 5 4 5 6 5 "   D a t a T y p e = " T e x t C o n s t " > V A T P e r c e n t a g e _ L b l < / V A T P e r c e n t a g e _ L b l >   
          < V A T R e g i s t r a t i o n N o   E l e m e n t T y p e = " C o l u m n "   E l e m e n t I d = " 1 8 8 9 1 9 5 4 0 2 "   D a t a T y p e = " T e x t " > V A T R e g i s t r a t i o n N o < / V A T R e g i s t r a t i o n N o >   
          < V A T R e g i s t r a t i o n N o _ L b l   E l e m e n t T y p e = " C o l u m n "   E l e m e n t I d = " 1 4 2 4 6 1 6 0 8 5 "   D a t a T y p e = " T e x t " > V A T R e g i s t r a t i o n N o _ L b l < / V A T R e g i s t r a t i o n N o _ L b l >   
-         < Y o u r E s t i m a t e _ L b l   E l e m e n t T y p e = " C o l u m n "   E l e m e n t I d = " 4 9 2 1 8 5 2 2 5 "   D a t a T y p e = " L a b e l " > Y o u r E s t i m a t e _ L b l < / Y o u r E s t i m a t e _ L b l > +         < Y o u r E s t i m a t e _ L b l   E l e m e n t T y p e = " C o l u m n "   E l e m e n t I d = " 4 9 2 1 8 5 2 2 5 "   D a t a T y p e = " T e x t C o n s t " > Y o u r E s t i m a t e _ L b l < / Y o u r E s t i m a t e _ L b l >   
          < Y o u r R e f e r e n c e   E l e m e n t T y p e = " C o l u m n "   E l e m e n t I d = " 1 1 0 3 9 9 5 1 "   D a t a T y p e = " T e x t " > Y o u r R e f e r e n c e < / Y o u r R e f e r e n c e >   
@@ -3836,23 +3715,23 @@
  
              < L i n e A m o u n t _ L i n e _ L b l   E l e m e n t T y p e = " C o l u m n "   E l e m e n t I d = " 9 9 2 9 0 1 8 4 5 "   D a t a T y p e = " S t r i n g " > L i n e A m o u n t _ L i n e _ L b l < / L i n e A m o u n t _ L i n e _ L b l >   
+             < L i n e D i s c o u n t P e r c e n t _ L i n e   E l e m e n t T y p e = " C o l u m n "   E l e m e n t I d = " 9 0 7 8 2 7 4 3 6 "   D a t a T y p e = " D e c i m a l " > L i n e D i s c o u n t P e r c e n t _ L i n e < / L i n e D i s c o u n t P e r c e n t _ L i n e > + 
              < L i n e D i s c o u n t P e r c e n t T e x t _ L i n e   E l e m e n t T y p e = " C o l u m n "   E l e m e n t I d = " 6 1 3 1 3 5 1 9 "   D a t a T y p e = " T e x t " > L i n e D i s c o u n t P e r c e n t T e x t _ L i n e < / L i n e D i s c o u n t P e r c e n t T e x t _ L i n e >   
-             < L i n e D i s c o u n t P e r c e n t _ L i n e   E l e m e n t T y p e = " C o l u m n "   E l e m e n t I d = " 9 0 7 8 2 7 4 3 6 "   D a t a T y p e = " D e c i m a l " > L i n e D i s c o u n t P e r c e n t _ L i n e < / L i n e D i s c o u n t P e r c e n t _ L i n e > - 
              < L i n e N o _ L i n e   E l e m e n t T y p e = " C o l u m n "   E l e m e n t I d = " 6 9 8 9 8 5 9 7 9 "   D a t a T y p e = " I n t e g e r " > L i n e N o _ L i n e < / L i n e N o _ L i n e >   
-             < P r i c e P e r _ L b l   E l e m e n t T y p e = " C o l u m n "   E l e m e n t I d = " 9 7 3 2 8 0 1 3 4 "   D a t a T y p e = " L a b e l " > P r i c e P e r _ L b l < / P r i c e P e r _ L b l > - 
-             < P r i c e _ L b l   E l e m e n t T y p e = " C o l u m n "   E l e m e n t I d = " 2 1 2 6 7 6 4 9 2 5 "   D a t a T y p e = " L a b e l " > P r i c e _ L b l < / P r i c e _ L b l > - 
-             < Q t y _ L b l   E l e m e n t T y p e = " C o l u m n "   E l e m e n t I d = " 2 6 3 6 7 3 7 6 4 "   D a t a T y p e = " L a b e l " > Q t y _ L b l < / Q t y _ L b l > +             < P r i c e _ L b l   E l e m e n t T y p e = " C o l u m n "   E l e m e n t I d = " 2 1 2 6 7 6 4 9 2 5 "   D a t a T y p e = " T e x t C o n s t " > P r i c e _ L b l < / P r i c e _ L b l > + 
+             < P r i c e P e r _ L b l   E l e m e n t T y p e = " C o l u m n "   E l e m e n t I d = " 9 7 3 2 8 0 1 3 4 "   D a t a T y p e = " T e x t C o n s t " > P r i c e P e r _ L b l < / P r i c e P e r _ L b l > + 
+             < Q t y _ L b l   E l e m e n t T y p e = " C o l u m n "   E l e m e n t I d = " 2 6 3 6 7 3 7 6 4 "   D a t a T y p e = " T e x t C o n s t " > Q t y _ L b l < / Q t y _ L b l >   
              < Q u a n t i t y _ L i n e   E l e m e n t T y p e = " C o l u m n "   E l e m e n t I d = " 1 0 6 8 5 4 3 5 3 7 "   D a t a T y p e = " T e x t " > Q u a n t i t y _ L i n e < / Q u a n t i t y _ L i n e >   
              < Q u a n t i t y _ L i n e _ L b l   E l e m e n t T y p e = " C o l u m n "   E l e m e n t I d = " 2 0 3 4 5 0 6 8 0 2 "   D a t a T y p e = " S t r i n g " > Q u a n t i t y _ L i n e _ L b l < / Q u a n t i t y _ L i n e _ L b l >   
-             < S h i p m e n t D a t e _ L b l   E l e m e n t T y p e = " C o l u m n "   E l e m e n t I d = " 6 1 4 4 0 0 3 6 4 "   D a t a T y p e = " L a b e l " > S h i p m e n t D a t e _ L b l < / S h i p m e n t D a t e _ L b l > +             < S h i p m e n t D a t e _ L b l   E l e m e n t T y p e = " C o l u m n "   E l e m e n t I d = " 6 1 4 4 0 0 3 6 4 "   D a t a T y p e = " T e x t C o n s t " > S h i p m e n t D a t e _ L b l < / S h i p m e n t D a t e _ L b l >   
              < S h i p m e n t D a t e _ L i n e   E l e m e n t T y p e = " C o l u m n "   E l e m e n t I d = " 1 6 7 3 3 7 5 4 1 6 "   D a t a T y p e = " S t r i n g " > S h i p m e n t D a t e _ L i n e < / S h i p m e n t D a t e _ L i n e >   
@@ -3860,6 +3739,8 @@
  
              < T y p e _ L i n e   E l e m e n t T y p e = " C o l u m n "   E l e m e n t I d = " 2 7 2 8 0 4 9 2 4 "   D a t a T y p e = " S t r i n g " > T y p e _ L i n e < / T y p e _ L i n e >   
+             < U n i t _ L b l   E l e m e n t T y p e = " C o l u m n "   E l e m e n t I d = " 8 1 4 3 6 4 3 1 8 "   D a t a T y p e = " T e x t C o n s t " > U n i t _ L b l < / U n i t _ L b l > + 
              < U n i t O f M e a s u r e   E l e m e n t T y p e = " C o l u m n "   E l e m e n t I d = " 1 8 0 8 2 2 8 0 1 8 "   D a t a T y p e = " T e x t " > U n i t O f M e a s u r e < / U n i t O f M e a s u r e >   
              < U n i t O f M e a s u r e _ L b l   E l e m e n t T y p e = " C o l u m n "   E l e m e n t I d = " 9 8 1 9 5 1 2 4 9 "   D a t a T y p e = " S t r i n g " > U n i t O f M e a s u r e _ L b l < / U n i t O f M e a s u r e _ L b l > @@ -3868,8 +3749,6 @@
  
              < U n i t P r i c e _ L b l   E l e m e n t T y p e = " C o l u m n "   E l e m e n t I d = " 1 1 6 3 9 2 6 6 0 3 "   D a t a T y p e = " S t r i n g " > U n i t P r i c e _ L b l < / U n i t P r i c e _ L b l >   
-             < U n i t _ L b l   E l e m e n t T y p e = " C o l u m n "   E l e m e n t I d = " 8 1 4 3 6 4 3 1 8 "   D a t a T y p e = " L a b e l " > U n i t _ L b l < / U n i t _ L b l > - 
              < V A T I d e n t i f i e r _ L i n e   E l e m e n t T y p e = " C o l u m n "   E l e m e n t I d = " 1 7 7 3 6 2 2 4 1 2 "   D a t a T y p e = " C o d e " > V A T I d e n t i f i e r _ L i n e < / V A T I d e n t i f i e r _ L i n e >   
              < V A T I d e n t i f i e r _ L i n e _ L b l   E l e m e n t T y p e = " C o l u m n "   E l e m e n t I d = " 5 3 3 7 8 2 7 0 3 "   D a t a T y p e = " S t r i n g " > V A T I d e n t i f i e r _ L i n e _ L b l < / V A T I d e n t i f i e r _ L i n e _ L b l > @@ -3904,21 +3783,21 @@
  
              < N o O f V A T I d e n t i f i e r s   E l e m e n t T y p e = " C o l u m n "   E l e m e n t I d = " 1 1 5 3 2 6 3 0 2 6 "   D a t a T y p e = " I n t e g e r " > N o O f V A T I d e n t i f i e r s < / N o O f V A T I d e n t i f i e r s >   
+             < V A T A m o u n t _ V a t A m o u n t L i n e   E l e m e n t T y p e = " C o l u m n "   E l e m e n t I d = " 1 8 9 1 8 2 0 6 2 0 "   D a t a T y p e = " D e c i m a l " > V A T A m o u n t _ V a t A m o u n t L i n e < / V A T A m o u n t _ V a t A m o u n t L i n e > + 
+             < V A T A m o u n t _ V a t A m o u n t L i n e _ L b l   E l e m e n t T y p e = " C o l u m n "   E l e m e n t I d = " 1 5 1 3 5 5 5 4 7 3 "   D a t a T y p e = " S t r i n g " > V A T A m o u n t _ V a t A m o u n t L i n e _ L b l < / V A T A m o u n t _ V a t A m o u n t L i n e _ L b l > + 
              < V A T A m o u n t L C Y _ V A T A m o u n t L i n e   E l e m e n t T y p e = " C o l u m n "   E l e m e n t I d = " 1 5 8 1 9 9 4 3 5 0 "   D a t a T y p e = " D e c i m a l " > V A T A m o u n t L C Y _ V A T A m o u n t L i n e < / V A T A m o u n t L C Y _ V A T A m o u n t L i n e >   
-             < V A T A m o u n t L C Y _ V A T A m o u n t L i n e _ L b l   E l e m e n t T y p e = " C o l u m n "   E l e m e n t I d = " 9 2 3 0 0 3 3 7 "   D a t a T y p e = " L a b e l " > V A T A m o u n t L C Y _ V A T A m o u n t L i n e _ L b l < / V A T A m o u n t L C Y _ V A T A m o u n t L i n e _ L b l > - 
-             < V A T A m o u n t _ V a t A m o u n t L i n e   E l e m e n t T y p e = " C o l u m n "   E l e m e n t I d = " 1 8 9 1 8 2 0 6 2 0 "   D a t a T y p e = " D e c i m a l " > V A T A m o u n t _ V a t A m o u n t L i n e < / V A T A m o u n t _ V a t A m o u n t L i n e > - 
-             < V A T A m o u n t _ V a t A m o u n t L i n e _ L b l   E l e m e n t T y p e = " C o l u m n "   E l e m e n t I d = " 1 5 1 3 5 5 5 4 7 3 "   D a t a T y p e = " S t r i n g " > V A T A m o u n t _ V a t A m o u n t L i n e _ L b l < / V A T A m o u n t _ V a t A m o u n t L i n e _ L b l > +             < V A T A m o u n t L C Y _ V A T A m o u n t L i n e _ L b l   E l e m e n t T y p e = " C o l u m n "   E l e m e n t I d = " 9 2 3 0 0 3 3 7 "   D a t a T y p e = " T e x t C o n s t " > V A T A m o u n t L C Y _ V A T A m o u n t L i n e _ L b l < / V A T A m o u n t L C Y _ V A T A m o u n t L i n e _ L b l > + 
+             < V A T B a s e _ V a t A m o u n t L i n e   E l e m e n t T y p e = " C o l u m n "   E l e m e n t I d = " 1 4 5 8 9 3 7 8 1 9 "   D a t a T y p e = " D e c i m a l " > V A T B a s e _ V a t A m o u n t L i n e < / V A T B a s e _ V a t A m o u n t L i n e > + 
+             < V A T B a s e _ V a t A m o u n t L i n e _ L b l   E l e m e n t T y p e = " C o l u m n "   E l e m e n t I d = " 1 6 9 1 3 0 2 4 8 8 "   D a t a T y p e = " S t r i n g " > V A T B a s e _ V a t A m o u n t L i n e _ L b l < / V A T B a s e _ V a t A m o u n t L i n e _ L b l >   
              < V A T B a s e L C Y _ V A T A m o u n t L i n e   E l e m e n t T y p e = " C o l u m n "   E l e m e n t I d = " 1 8 6 0 9 4 5 6 3 5 "   D a t a T y p e = " D e c i m a l " > V A T B a s e L C Y _ V A T A m o u n t L i n e < / V A T B a s e L C Y _ V A T A m o u n t L i n e >   
-             < V A T B a s e L C Y _ V A T A m o u n t L i n e _ L b l   E l e m e n t T y p e = " C o l u m n "   E l e m e n t I d = " 1 2 3 6 4 6 7 9 9 8 "   D a t a T y p e = " L a b e l " > V A T B a s e L C Y _ V A T A m o u n t L i n e _ L b l < / V A T B a s e L C Y _ V A T A m o u n t L i n e _ L b l > - 
-             < V A T B a s e _ V a t A m o u n t L i n e   E l e m e n t T y p e = " C o l u m n "   E l e m e n t I d = " 1 4 5 8 9 3 7 8 1 9 "   D a t a T y p e = " D e c i m a l " > V A T B a s e _ V a t A m o u n t L i n e < / V A T B a s e _ V a t A m o u n t L i n e > - 
-             < V A T B a s e _ V a t A m o u n t L i n e _ L b l   E l e m e n t T y p e = " C o l u m n "   E l e m e n t I d = " 1 6 9 1 3 0 2 4 8 8 "   D a t a T y p e = " S t r i n g " > V A T B a s e _ V a t A m o u n t L i n e _ L b l < / V A T B a s e _ V a t A m o u n t L i n e _ L b l > +             < V A T B a s e L C Y _ V A T A m o u n t L i n e _ L b l   E l e m e n t T y p e = " C o l u m n "   E l e m e n t I d = " 1 2 3 6 4 6 7 9 9 8 "   D a t a T y p e = " T e x t C o n s t " > V A T B a s e L C Y _ V A T A m o u n t L i n e _ L b l < / V A T B a s e L C Y _ V A T A m o u n t L i n e _ L b l >   
              < V A T I d e n t i f i e r _ V a t A m o u n t L i n e   E l e m e n t T y p e = " C o l u m n "   E l e m e n t I d = " 1 1 4 2 0 7 0 0 3 5 "   D a t a T y p e = " C o d e " > V A T I d e n t i f i e r _ V a t A m o u n t L i n e < / V A T I d e n t i f i e r _ V a t A m o u n t L i n e >   
@@ -3932,10 +3811,10 @@
  
          < R e p o r t T o t a l s L i n e   E l e m e n t T y p e = " D a t a I t e m "   E l e m e n t I d = " 2 1 2 2 5 4 9 8 3 6 " >   
+             < A m o u n t _ R e p o r t T o t a l s L i n e   E l e m e n t T y p e = " C o l u m n "   E l e m e n t I d = " 4 1 9 9 1 8 3 6 9 "   D a t a T y p e = " D e c i m a l " > A m o u n t _ R e p o r t T o t a l s L i n e < / A m o u n t _ R e p o r t T o t a l s L i n e > + 
              < A m o u n t F o r m a t t e d _ R e p o r t T o t a l s L i n e   E l e m e n t T y p e = " C o l u m n "   E l e m e n t I d = " 1 5 0 6 1 3 6 8 2 5 "   D a t a T y p e = " T e x t " > A m o u n t F o r m a t t e d _ R e p o r t T o t a l s L i n e < / A m o u n t F o r m a t t e d _ R e p o r t T o t a l s L i n e >   
-             < A m o u n t _ R e p o r t T o t a l s L i n e   E l e m e n t T y p e = " C o l u m n "   E l e m e n t I d = " 4 1 9 9 1 8 3 6 9 "   D a t a T y p e = " D e c i m a l " > A m o u n t _ R e p o r t T o t a l s L i n e < / A m o u n t _ R e p o r t T o t a l s L i n e > - 
              < D e s c r i p t i o n _ R e p o r t T o t a l s L i n e   E l e m e n t T y p e = " C o l u m n "   E l e m e n t I d = " 5 8 1 9 9 6 0 6 7 "   D a t a T y p e = " T e x t " > D e s c r i p t i o n _ R e p o r t T o t a l s L i n e < / D e s c r i p t i o n _ R e p o r t T o t a l s L i n e >   
              < F o n t B o l d _ R e p o r t T o t a l s L i n e   E l e m e n t T y p e = " C o l u m n "   E l e m e n t I d = " 9 4 6 5 4 0 5 4 9 "   D a t a T y p e = " B o o l e a n " > F o n t B o l d _ R e p o r t T o t a l s L i n e < / F o n t B o l d _ R e p o r t T o t a l s L i n e > @@ -3946,11 +3825,11 @@
  
          < L e t t e r T e x t   E l e m e n t T y p e = " D a t a I t e m "   E l e m e n t I d = " 1 5 1 0 3 5 3 8 3 4 " >   
-             < B o d y T e x t   E l e m e n t T y p e = " C o l u m n "   E l e m e n t I d = " 1 4 9 7 5 9 8 0 8 "   D a t a T y p e = " L a b e l " > B o d y T e x t < / B o d y T e x t > - 
-             < C l o s i n g T e x t   E l e m e n t T y p e = " C o l u m n "   E l e m e n t I d = " 5 1 2 1 3 5 9 0 9 "   D a t a T y p e = " L a b e l " > C l o s i n g T e x t < / C l o s i n g T e x t > - 
-             < G r e e t i n g T e x t   E l e m e n t T y p e = " C o l u m n "   E l e m e n t I d = " 1 1 7 5 2 7 9 2 8 9 "   D a t a T y p e = " L a b e l " > G r e e t i n g T e x t < / G r e e t i n g T e x t > +             < B o d y T e x t   E l e m e n t T y p e = " C o l u m n "   E l e m e n t I d = " 1 4 9 7 5 9 8 0 8 "   D a t a T y p e = " T e x t C o n s t " > B o d y T e x t < / B o d y T e x t > + 
+             < C l o s i n g T e x t   E l e m e n t T y p e = " C o l u m n "   E l e m e n t I d = " 5 1 2 1 3 5 9 0 9 "   D a t a T y p e = " T e x t C o n s t " > C l o s i n g T e x t < / C l o s i n g T e x t > + 
+             < G r e e t i n g T e x t   E l e m e n t T y p e = " C o l u m n "   E l e m e n t I d = " 1 1 7 5 2 7 9 2 8 9 "   D a t a T y p e = " T e x t C o n s t " > G r e e t i n g T e x t < / G r e e t i n g T e x t >   
              < P m t D i s c T e x t   E l e m e n t T y p e = " C o l u m n "   E l e m e n t I d = " 2 0 1 3 8 4 9 9 4 8 "   D a t a T y p e = " T e x t " > P m t D i s c T e x t < / P m t D i s c T e x t >   
@@ -3995,9 +3874,7 @@
  < / N a v W o r d R e p o r t X m l P a r t > 
 </file>
 
-<file path=customXml/item2.xml>��< ? x m l   v e r s i o n = " 1 . 0 "   e n c o d i n g = " u t f - 1 6 " ? > - 
- < N a v W o r d R e p o r t X m l P a r t   x m l n s = " u r n : m i c r o s o f t - d y n a m i c s - n a v / r e p o r t s / S t a n d a r d _ S a l e s _ Q u o t e / 1 3 0 4 / " > +<file path=customXml/item2.xml>��< ? x m l   v e r s i o n = " 1 . 0 "   e n c o d i n g = " u t f - 1 6 " ? > < N a v W o r d R e p o r t X m l P a r t   x m l n s = " u r n : m i c r o s o f t - d y n a m i c s - n a v / r e p o r t s / S t a n d a r d _ S a l e s _ Q u o t e / 1 3 0 4 / " >   
      < B C R e p o r t I n f o r m a t i o n >   
@@ -4015,8 +3892,6 @@
  
              < R e p o r t N a m e > R e p o r t   N a m e < / R e p o r t N a m e >   
-             < R e p o r t C a p t i o n > R e p o r t   C a p t i o n < / R e p o r t C a p t i o n > - 
              < A b o u t T h i s R e p o r t T i t l e > A b o u t   T h i s   R e p o r t   T i t l e < / A b o u t T h i s R e p o r t T i t l e >   
              < A b o u t T h i s R e p o r t T e x t > A b o u t   T h i s   R e p o r t   T e x t < / A b o u t T h i s R e p o r t T e x t > @@ -4071,21 +3946,21 @@
  
              < C o m p a n y A d d r e s s L i n e s >   
-                 < C o m p a n y A d d r e s s L i n e 1 > C o m p a n y   A d d r e s s   L i n e   1 < / C o m p a n y A d d r e s s L i n e 1 > - 
-                 < C o m p a n y A d d r e s s L i n e 2 > C o m p a n y   A d d r e s s   L i n e   2 < / C o m p a n y A d d r e s s L i n e 2 > - 
-                 < C o m p a n y A d d r e s s L i n e 3 > C o m p a n y   A d d r e s s   L i n e   3 < / C o m p a n y A d d r e s s L i n e 3 > - 
-                 < C o m p a n y A d d r e s s L i n e 4 > C o m p a n y   A d d r e s s   L i n e   4 < / C o m p a n y A d d r e s s L i n e 4 > - 
-                 < C o m p a n y A d d r e s s L i n e 5 > C o m p a n y   A d d r e s s   L i n e   5 < / C o m p a n y A d d r e s s L i n e 5 > - 
-                 < C o m p a n y A d d r e s s L i n e 6 > C o m p a n y   A d d r e s s   L i n e   6 < / C o m p a n y A d d r e s s L i n e 6 > - 
-                 < C o m p a n y A d d r e s s L i n e 7 > C o m p a n y   A d d r e s s   L i n e   7 < / C o m p a n y A d d r e s s L i n e 7 > - 
-                 < C o m p a n y A d d r e s s L i n e 8 > C o m p a n y   A d d r e s s   L i n e   8 < / C o m p a n y A d d r e s s L i n e 8 > +                 < C o m p a n y A d d r e s s L i n e > C o m p a n y   A d d r e s s   L i n e   1 < / C o m p a n y A d d r e s s L i n e > + 
+                 < C o m p a n y A d d r e s s L i n e > C o m p a n y   A d d r e s s   L i n e   2 < / C o m p a n y A d d r e s s L i n e > + 
+                 < C o m p a n y A d d r e s s L i n e > C o m p a n y   A d d r e s s   L i n e   3 < / C o m p a n y A d d r e s s L i n e > + 
+                 < C o m p a n y A d d r e s s L i n e > C o m p a n y   A d d r e s s   L i n e   4 < / C o m p a n y A d d r e s s L i n e > + 
+                 < C o m p a n y A d d r e s s L i n e > C o m p a n y   A d d r e s s   L i n e   5 < / C o m p a n y A d d r e s s L i n e > + 
+                 < C o m p a n y A d d r e s s L i n e > C o m p a n y   A d d r e s s   L i n e   6 < / C o m p a n y A d d r e s s L i n e > + 
+                 < C o m p a n y A d d r e s s L i n e > C o m p a n y   A d d r e s s   L i n e   7 < / C o m p a n y A d d r e s s L i n e > + 
+                 < C o m p a n y A d d r e s s L i n e > C o m p a n y   A d d r e s s   L i n e   8 < / C o m p a n y A d d r e s s L i n e >   
              < / C o m p a n y A d d r e s s L i n e s >   
@@ -4217,7 +4092,7 @@
  
          < C o m p a n y P h o n e N o _ L b l > C o m p a n y P h o n e N o _ L b l < / C o m p a n y P h o n e N o _ L b l >   
-         < C o m p a n y P i c t u r e   / > +         < C o m p a n y P i c t u r e / >   
          < C o m p a n y R e g i s t r a t i o n N u m b e r > C o m p a n y R e g i s t r a t i o n N u m b e r < / C o m p a n y R e g i s t r a t i o n N u m b e r >   
@@ -4275,12 +4150,12 @@
  
          < E M a i l _ L b l > E M a i l _ L b l < / E M a i l _ L b l >   
+         < E s t i m a t e _ L b l > E s t i m a t e _ L b l < / E s t i m a t e _ L b l > + 
          < E s t i m a t e B o d y _ L b l > E s t i m a t e B o d y _ L b l < / E s t i m a t e B o d y _ L b l >   
          < E s t i m a t e F o r _ L b l > E s t i m a t e F o r _ L b l < / E s t i m a t e F o r _ L b l >   
-         < E s t i m a t e _ L b l > E s t i m a t e _ L b l < / E s t i m a t e _ L b l > - 
          < E x c h a n g e R a t e A s T e x t > E x c h a n g e R a t e A s T e x t < / E x c h a n g e R a t e A s T e x t >   
          < E x t e r n a l D o c u m e n t N o > E x t e r n a l D o c u m e n t N o < / E x t e r n a l D o c u m e n t N o > @@ -4315,10 +4190,10 @@
  
          < P r i c e s I n c l u d i n g V A T > P r i c e s I n c l u d i n g V A T < / P r i c e s I n c l u d i n g V A T >   
+         < P r i c e s I n c l u d i n g V A T _ L b l > P r i c e s I n c l u d i n g V A T _ L b l < / P r i c e s I n c l u d i n g V A T _ L b l > + 
          < P r i c e s I n c l u d i n g V A T Y e s N o > P r i c e s I n c l u d i n g V A T Y e s N o < / P r i c e s I n c l u d i n g V A T Y e s N o >   
-         < P r i c e s I n c l u d i n g V A T _ L b l > P r i c e s I n c l u d i n g V A T _ L b l < / P r i c e s I n c l u d i n g V A T _ L b l > - 
          < Q u e s t i o n s _ L b l > Q u e s t i o n s _ L b l < / Q u e s t i o n s _ L b l >   
          < Q u o t e V a l i d T o D a t e > Q u o t e V a l i d T o D a t e < / Q u o t e V a l i d T o D a t e > @@ -4327,12 +4202,12 @@
  
          < S a l e s I n v o i c e L i n e D i s c o u n t _ L b l > S a l e s I n v o i c e L i n e D i s c o u n t _ L b l < / S a l e s I n v o i c e L i n e D i s c o u n t _ L b l >   
+         < S a l e s P e r s o n _ L b l > S a l e s P e r s o n _ L b l < / S a l e s P e r s o n _ L b l > + 
          < S a l e s P e r s o n B l a n k _ L b l > S a l e s P e r s o n B l a n k _ L b l < / S a l e s P e r s o n B l a n k _ L b l >   
          < S a l e s P e r s o n N a m e > S a l e s P e r s o n N a m e < / S a l e s P e r s o n N a m e >   
-         < S a l e s P e r s o n _ L b l > S a l e s P e r s o n _ L b l < / S a l e s P e r s o n _ L b l > - 
          < S e l l T o C o n t a c t E m a i l > S e l l T o C o n t a c t E m a i l < / S e l l T o C o n t a c t E m a i l >   
          < S e l l T o C o n t a c t E m a i l L b l > S e l l T o C o n t a c t E m a i l L b l < / S e l l T o C o n t a c t E m a i l L b l > @@ -4349,11 +4224,13 @@
  
          < S e l l t o C u s t o m e r N o _ L b l > S e l l t o C u s t o m e r N o _ L b l < / S e l l t o C u s t o m e r N o _ L b l >   
+         < S h i p m e n t _ L b l > S h i p m e n t _ L b l < / S h i p m e n t _ L b l > + 
          < S h i p m e n t M e t h o d D e s c r i p t i o n > S h i p m e n t M e t h o d D e s c r i p t i o n < / S h i p m e n t M e t h o d D e s c r i p t i o n >   
          < S h i p m e n t M e t h o d D e s c r i p t i o n _ L b l > S h i p m e n t M e t h o d D e s c r i p t i o n _ L b l < / S h i p m e n t M e t h o d D e s c r i p t i o n _ L b l >   
-         < S h i p m e n t _ L b l > S h i p m e n t _ L b l < / S h i p m e n t _ L b l > +         < S h i p T o A d d r e s s _ L b l > S h i p T o A d d r e s s _ L b l < / S h i p T o A d d r e s s _ L b l >   
          < S h i p T o A d d r e s s 1 > S h i p T o A d d r e s s 1 < / S h i p T o A d d r e s s 1 >   
@@ -4371,8 +4248,6 @@
  
          < S h i p T o A d d r e s s 8 > S h i p T o A d d r e s s 8 < / S h i p T o A d d r e s s 8 >   
-         < S h i p T o A d d r e s s _ L b l > S h i p T o A d d r e s s _ L b l < / S h i p T o A d d r e s s _ L b l > - 
          < S h i p T o P h o n e N o > S h i p T o P h o n e N o < / S h i p T o P h o n e N o >   
          < S h o w S h i p p i n g A d d r e s s > S h o w S h i p p i n g A d d r e s s < / S h o w S h i p p i n g A d d r e s s > @@ -4385,16 +4260,16 @@
  
          < T o t a l _ L b l > T o t a l _ L b l < / T o t a l _ L b l >   
+         < V A T A m o u n t _ L b l > V A T A m o u n t _ L b l < / V A T A m o u n t _ L b l > + 
          < V A T A m o u n t S p e c i f i c a t i o n _ L b l > V A T A m o u n t S p e c i f i c a t i o n _ L b l < / V A T A m o u n t S p e c i f i c a t i o n _ L b l >   
-         < V A T A m o u n t _ L b l > V A T A m o u n t _ L b l < / V A T A m o u n t _ L b l > - 
          < V A T B a s e _ L b l > V A T B a s e _ L b l < / V A T B a s e _ L b l >   
+         < V A T C l a u s e _ L b l > V A T C l a u s e _ L b l < / V A T C l a u s e _ L b l > + 
          < V A T C l a u s e s _ L b l > V A T C l a u s e s _ L b l < / V A T C l a u s e s _ L b l >   
-         < V A T C l a u s e _ L b l > V A T C l a u s e _ L b l < / V A T C l a u s e _ L b l > - 
          < V A T I d e n t i f i e r _ L b l > V A T I d e n t i f i e r _ L b l < / V A T I d e n t i f i e r _ L b l >   
          < V A T P e r c e n t a g e _ L b l > V A T P e r c e n t a g e _ L b l < / V A T P e r c e n t a g e _ L b l > @@ -4435,16 +4310,16 @@
  
              < L i n e A m o u n t _ L i n e _ L b l > L i n e A m o u n t _ L i n e _ L b l < / L i n e A m o u n t _ L i n e _ L b l >   
+             < L i n e D i s c o u n t P e r c e n t _ L i n e > L i n e D i s c o u n t P e r c e n t _ L i n e < / L i n e D i s c o u n t P e r c e n t _ L i n e > + 
              < L i n e D i s c o u n t P e r c e n t T e x t _ L i n e > L i n e D i s c o u n t P e r c e n t T e x t _ L i n e < / L i n e D i s c o u n t P e r c e n t T e x t _ L i n e >   
-             < L i n e D i s c o u n t P e r c e n t _ L i n e > L i n e D i s c o u n t P e r c e n t _ L i n e < / L i n e D i s c o u n t P e r c e n t _ L i n e > - 
              < L i n e N o _ L i n e > L i n e N o _ L i n e < / L i n e N o _ L i n e >   
+             < P r i c e _ L b l > P r i c e _ L b l < / P r i c e _ L b l > + 
              < P r i c e P e r _ L b l > P r i c e P e r _ L b l < / P r i c e P e r _ L b l >   
-             < P r i c e _ L b l > P r i c e _ L b l < / P r i c e _ L b l > - 
              < Q t y _ L b l > Q t y _ L b l < / Q t y _ L b l >   
              < Q u a n t i t y _ L i n e > Q u a n t i t y _ L i n e < / Q u a n t i t y _ L i n e > @@ -4459,6 +4334,8 @@
  
              < T y p e _ L i n e > T y p e _ L i n e < / T y p e _ L i n e >   
+             < U n i t _ L b l > U n i t _ L b l < / U n i t _ L b l > + 
              < U n i t O f M e a s u r e > U n i t O f M e a s u r e < / U n i t O f M e a s u r e >   
              < U n i t O f M e a s u r e _ L b l > U n i t O f M e a s u r e _ L b l < / U n i t O f M e a s u r e _ L b l > @@ -4467,8 +4344,6 @@
  
              < U n i t P r i c e _ L b l > U n i t P r i c e _ L b l < / U n i t P r i c e _ L b l >   
-             < U n i t _ L b l > U n i t _ L b l < / U n i t _ L b l > - 
              < V A T I d e n t i f i e r _ L i n e > V A T I d e n t i f i e r _ L i n e < / V A T I d e n t i f i e r _ L i n e >   
              < V A T I d e n t i f i e r _ L i n e _ L b l > V A T I d e n t i f i e r _ L i n e _ L b l < / V A T I d e n t i f i e r _ L i n e _ L b l > @@ -4503,22 +4378,22 @@
  
              < N o O f V A T I d e n t i f i e r s > N o O f V A T I d e n t i f i e r s < / N o O f V A T I d e n t i f i e r s >   
+             < V A T A m o u n t _ V a t A m o u n t L i n e > V A T A m o u n t _ V a t A m o u n t L i n e < / V A T A m o u n t _ V a t A m o u n t L i n e > + 
+             < V A T A m o u n t _ V a t A m o u n t L i n e _ L b l > V A T A m o u n t _ V a t A m o u n t L i n e _ L b l < / V A T A m o u n t _ V a t A m o u n t L i n e _ L b l > + 
              < V A T A m o u n t L C Y _ V A T A m o u n t L i n e > V A T A m o u n t L C Y _ V A T A m o u n t L i n e < / V A T A m o u n t L C Y _ V A T A m o u n t L i n e >   
              < V A T A m o u n t L C Y _ V A T A m o u n t L i n e _ L b l > V A T A m o u n t L C Y _ V A T A m o u n t L i n e _ L b l < / V A T A m o u n t L C Y _ V A T A m o u n t L i n e _ L b l >   
-             < V A T A m o u n t _ V a t A m o u n t L i n e > V A T A m o u n t _ V a t A m o u n t L i n e < / V A T A m o u n t _ V a t A m o u n t L i n e > - 
-             < V A T A m o u n t _ V a t A m o u n t L i n e _ L b l > V A T A m o u n t _ V a t A m o u n t L i n e _ L b l < / V A T A m o u n t _ V a t A m o u n t L i n e _ L b l > +             < V A T B a s e _ V a t A m o u n t L i n e > V A T B a s e _ V a t A m o u n t L i n e < / V A T B a s e _ V a t A m o u n t L i n e > + 
+             < V A T B a s e _ V a t A m o u n t L i n e _ L b l > V A T B a s e _ V a t A m o u n t L i n e _ L b l < / V A T B a s e _ V a t A m o u n t L i n e _ L b l >   
              < V A T B a s e L C Y _ V A T A m o u n t L i n e > V A T B a s e L C Y _ V A T A m o u n t L i n e < / V A T B a s e L C Y _ V A T A m o u n t L i n e >   
              < V A T B a s e L C Y _ V A T A m o u n t L i n e _ L b l > V A T B a s e L C Y _ V A T A m o u n t L i n e _ L b l < / V A T B a s e L C Y _ V A T A m o u n t L i n e _ L b l >   
-             < V A T B a s e _ V a t A m o u n t L i n e > V A T B a s e _ V a t A m o u n t L i n e < / V A T B a s e _ V a t A m o u n t L i n e > - 
-             < V A T B a s e _ V a t A m o u n t L i n e _ L b l > V A T B a s e _ V a t A m o u n t L i n e _ L b l < / V A T B a s e _ V a t A m o u n t L i n e _ L b l > - 
              < V A T I d e n t i f i e r _ V a t A m o u n t L i n e > V A T I d e n t i f i e r _ V a t A m o u n t L i n e < / V A T I d e n t i f i e r _ V a t A m o u n t L i n e >   
              < V A T I d e n t i f i e r _ V a t A m o u n t L i n e _ L b l > V A T I d e n t i f i e r _ V a t A m o u n t L i n e _ L b l < / V A T I d e n t i f i e r _ V a t A m o u n t L i n e _ L b l > @@ -4531,9 +4406,9 @@
  
          < R e p o r t T o t a l s L i n e >   
+             < A m o u n t _ R e p o r t T o t a l s L i n e > A m o u n t _ R e p o r t T o t a l s L i n e < / A m o u n t _ R e p o r t T o t a l s L i n e > + 
              < A m o u n t F o r m a t t e d _ R e p o r t T o t a l s L i n e > A m o u n t F o r m a t t e d _ R e p o r t T o t a l s L i n e < / A m o u n t F o r m a t t e d _ R e p o r t T o t a l s L i n e > - 
-             < A m o u n t _ R e p o r t T o t a l s L i n e > A m o u n t _ R e p o r t T o t a l s L i n e < / A m o u n t _ R e p o r t T o t a l s L i n e >   
              < D e s c r i p t i o n _ R e p o r t T o t a l s L i n e > D e s c r i p t i o n _ R e p o r t T o t a l s L i n e < / D e s c r i p t i o n _ R e p o r t T o t a l s L i n e >   

--- a/src/Layers/W1/BaseApp/Sales/Document/StandardSalesQuoteEmailBody.docx
+++ b/src/Layers/W1/BaseApp/Sales/Document/StandardSalesQuoteEmailBody.docx
@@ -81,7 +81,7 @@
             <w:placeholder>
               <w:docPart w:val="67DE6710C00B4901BDB78CB59D9F42FD"/>
             </w:placeholder>
-            <w:dataBinding w:prefixMappings="&lt;xmlns:ns0='urn:microsoft-dynamics-nav/reports/Standard_Sales_Quote/1304/' " w:xpath="/ns0:NavWordReportXmlPart[1]/ns0:Header[1]/ns0:CompanyAddress1[1]" w:storeItemID="{00000000-0000-0000-0000-000000000000}"/>
+            <w:dataBinding w:prefixMappings="xmlns:ns0='urn:microsoft-dynamics-nav/reports/Standard_Sales_Quote/1304/'" w:xpath="/ns0:NavWordReportXmlPart[1]/ns0:Header[1]/ns0:CompanyAddress1[1]" w:storeItemID="{00000000-0000-0000-0000-000000000000}"/>
             <w15:color w:val="808080"/>
             <w:text/>
           </w:sdtPr>
@@ -137,7 +137,7 @@
             <w:placeholder>
               <w:docPart w:val="67DE6710C00B4901BDB78CB59D9F42FD"/>
             </w:placeholder>
-            <w:dataBinding w:prefixMappings="&lt;xmlns:ns0='urn:microsoft-dynamics-nav/reports/Standard_Sales_Quote/1304/' " w:xpath="/ns0:NavWordReportXmlPart[1]/ns0:Header[1]/ns0:CompanyAddress2[1]" w:storeItemID="{00000000-0000-0000-0000-000000000000}"/>
+            <w:dataBinding w:prefixMappings="xmlns:ns0='urn:microsoft-dynamics-nav/reports/Standard_Sales_Quote/1304/'" w:xpath="/ns0:NavWordReportXmlPart[1]/ns0:Header[1]/ns0:CompanyAddress2[1]" w:storeItemID="{00000000-0000-0000-0000-000000000000}"/>
             <w15:color w:val="808080"/>
             <w:text/>
           </w:sdtPr>
@@ -192,7 +192,7 @@
             <w:placeholder>
               <w:docPart w:val="67DE6710C00B4901BDB78CB59D9F42FD"/>
             </w:placeholder>
-            <w:dataBinding w:prefixMappings="&lt;xmlns:ns0='urn:microsoft-dynamics-nav/reports/Standard_Sales_Quote/1304/' " w:xpath="/ns0:NavWordReportXmlPart[1]/ns0:Header[1]/ns0:CompanyAddress3[1]" w:storeItemID="{00000000-0000-0000-0000-000000000000}"/>
+            <w:dataBinding w:prefixMappings="xmlns:ns0='urn:microsoft-dynamics-nav/reports/Standard_Sales_Quote/1304/'" w:xpath="/ns0:NavWordReportXmlPart[1]/ns0:Header[1]/ns0:CompanyAddress3[1]" w:storeItemID="{00000000-0000-0000-0000-000000000000}"/>
             <w15:color w:val="808080"/>
             <w:text/>
           </w:sdtPr>
@@ -247,7 +247,7 @@
             <w:placeholder>
               <w:docPart w:val="67DE6710C00B4901BDB78CB59D9F42FD"/>
             </w:placeholder>
-            <w:dataBinding w:prefixMappings="&lt;xmlns:ns0='urn:microsoft-dynamics-nav/reports/Standard_Sales_Quote/1304/' " w:xpath="/ns0:NavWordReportXmlPart[1]/ns0:Header[1]/ns0:CompanyAddress4[1]" w:storeItemID="{00000000-0000-0000-0000-000000000000}"/>
+            <w:dataBinding w:prefixMappings="xmlns:ns0='urn:microsoft-dynamics-nav/reports/Standard_Sales_Quote/1304/'" w:xpath="/ns0:NavWordReportXmlPart[1]/ns0:Header[1]/ns0:CompanyAddress4[1]" w:storeItemID="{00000000-0000-0000-0000-000000000000}"/>
             <w15:color w:val="808080"/>
             <w:text/>
           </w:sdtPr>
@@ -306,7 +306,7 @@
               <w:placeholder>
                 <w:docPart w:val="67DE6710C00B4901BDB78CB59D9F42FD"/>
               </w:placeholder>
-              <w:dataBinding w:prefixMappings="&lt;xmlns:ns0='urn:microsoft-dynamics-nav/reports/Standard_Sales_Quote/1304/' " w:xpath="/ns0:NavWordReportXmlPart[1]/ns0:Header[1]/ns0:CompanyAddress5[1]" w:storeItemID="{00000000-0000-0000-0000-000000000000}"/>
+              <w:dataBinding w:prefixMappings="xmlns:ns0='urn:microsoft-dynamics-nav/reports/Standard_Sales_Quote/1304/'" w:xpath="/ns0:NavWordReportXmlPart[1]/ns0:Header[1]/ns0:CompanyAddress5[1]" w:storeItemID="{00000000-0000-0000-0000-000000000000}"/>
               <w15:color w:val="808080"/>
               <w:text/>
             </w:sdtPr>
@@ -361,7 +361,7 @@
             <w:placeholder>
               <w:docPart w:val="67DE6710C00B4901BDB78CB59D9F42FD"/>
             </w:placeholder>
-            <w:dataBinding w:prefixMappings="&lt;xmlns:ns0='urn:microsoft-dynamics-nav/reports/Standard_Sales_Quote/1304/' " w:xpath="/ns0:NavWordReportXmlPart[1]/ns0:Header[1]/ns0:CompanyAddress6[1]" w:storeItemID="{00000000-0000-0000-0000-000000000000}"/>
+            <w:dataBinding w:prefixMappings="xmlns:ns0='urn:microsoft-dynamics-nav/reports/Standard_Sales_Quote/1304/'" w:xpath="/ns0:NavWordReportXmlPart[1]/ns0:Header[1]/ns0:CompanyAddress6[1]" w:storeItemID="{00000000-0000-0000-0000-000000000000}"/>
             <w15:color w:val="808080"/>
             <w:text/>
           </w:sdtPr>
@@ -420,7 +420,7 @@
             <w:placeholder>
               <w:docPart w:val="67DE6710C00B4901BDB78CB59D9F42FD"/>
             </w:placeholder>
-            <w:dataBinding w:prefixMappings="&lt;xmlns:ns0='urn:microsoft-dynamics-nav/reports/Standard_Sales_Quote/1304/' " w:xpath="/ns0:NavWordReportXmlPart[1]/ns0:Header[1]/ns0:CompanyLegalOffice[1]" w:storeItemID="{00000000-0000-0000-0000-000000000000}"/>
+            <w:dataBinding w:prefixMappings="xmlns:ns0='urn:microsoft-dynamics-nav/reports/Standard_Sales_Quote/1304/'" w:xpath="/ns0:NavWordReportXmlPart[1]/ns0:Header[1]/ns0:CompanyLegalOffice[1]" w:storeItemID="{00000000-0000-0000-0000-000000000000}"/>
             <w15:color w:val="808080"/>
             <w:text/>
           </w:sdtPr>
@@ -474,7 +474,7 @@
             <w:placeholder>
               <w:docPart w:val="1055315CF11C4B0F8D2ED966E8AEA7F4"/>
             </w:placeholder>
-            <w:dataBinding w:prefixMappings="&lt;xmlns:ns0='urn:microsoft-dynamics-nav/reports/Standard_Sales_Quote/1304/' " w:xpath="/ns0:NavWordReportXmlPart[1]/ns0:Header[1]/ns0:BilltoCustomerNo_Lbl[1]" w:storeItemID="{00000000-0000-0000-0000-000000000000}"/>
+            <w:dataBinding w:prefixMappings="xmlns:ns0='urn:microsoft-dynamics-nav/reports/Standard_Sales_Quote/1304/'" w:xpath="/ns0:NavWordReportXmlPart[1]/ns0:Header[1]/ns0:BilltoCustomerNo_Lbl[1]" w:storeItemID="{00000000-0000-0000-0000-000000000000}"/>
             <w15:color w:val="808080"/>
             <w:text/>
           </w:sdtPr>
@@ -544,7 +544,7 @@
             <w:placeholder>
               <w:docPart w:val="1055315CF11C4B0F8D2ED966E8AEA7F4"/>
             </w:placeholder>
-            <w:dataBinding w:prefixMappings="&lt;xmlns:ns0='urn:microsoft-dynamics-nav/reports/Standard_Sales_Quote/1304/' " w:xpath="/ns0:NavWordReportXmlPart[1]/ns0:Header[1]/ns0:BilltoCustumerNo[1]" w:storeItemID="{00000000-0000-0000-0000-000000000000}"/>
+            <w:dataBinding w:prefixMappings="xmlns:ns0='urn:microsoft-dynamics-nav/reports/Standard_Sales_Quote/1304/'" w:xpath="/ns0:NavWordReportXmlPart[1]/ns0:Header[1]/ns0:BilltoCustumerNo[1]" w:storeItemID="{00000000-0000-0000-0000-000000000000}"/>
             <w15:color w:val="808080"/>
             <w:text/>
           </w:sdtPr>
@@ -636,7 +636,7 @@
                 <w:placeholder>
                   <w:docPart w:val="89AAF67BB0124D60B1E35B6746C734FE"/>
                 </w:placeholder>
-                <w:dataBinding w:prefixMappings="&lt;xmlns:ns0='urn:microsoft-dynamics-nav/reports/Standard_Sales_Quote/1304/' " w:xpath="/ns0:NavWordReportXmlPart[1]/ns0:Header[1]/ns0:LetterText[1]/ns0:GreetingText[1]" w:storeItemID="{00000000-0000-0000-0000-000000000000}"/>
+                <w:dataBinding w:prefixMappings="xmlns:ns0='urn:microsoft-dynamics-nav/reports/Standard_Sales_Quote/1304/'" w:xpath="/ns0:NavWordReportXmlPart[1]/ns0:Header[1]/ns0:LetterText[1]/ns0:GreetingText[1]" w:storeItemID="{00000000-0000-0000-0000-000000000000}"/>
                 <w15:color w:val="808080"/>
                 <w:text/>
               </w:sdtPr>
@@ -659,7 +659,7 @@
                 <w:placeholder>
                   <w:docPart w:val="89AAF67BB0124D60B1E35B6746C734FE"/>
                 </w:placeholder>
-                <w:dataBinding w:prefixMappings="&lt;xmlns:ns0='urn:microsoft-dynamics-nav/reports/Standard_Sales_Quote/1304/' " w:xpath="/ns0:NavWordReportXmlPart[1]/ns0:Header[1]/ns0:CustomerAddress1[1]" w:storeItemID="{00000000-0000-0000-0000-000000000000}"/>
+                <w:dataBinding w:prefixMappings="xmlns:ns0='urn:microsoft-dynamics-nav/reports/Standard_Sales_Quote/1304/'" w:xpath="/ns0:NavWordReportXmlPart[1]/ns0:Header[1]/ns0:CustomerAddress1[1]" w:storeItemID="{00000000-0000-0000-0000-000000000000}"/>
                 <w15:color w:val="808080"/>
                 <w:text/>
               </w:sdtPr>
@@ -687,7 +687,7 @@
             <w:placeholder>
               <w:docPart w:val="1055315CF11C4B0F8D2ED966E8AEA7F4"/>
             </w:placeholder>
-            <w:dataBinding w:prefixMappings="&lt;xmlns:ns0='urn:microsoft-dynamics-nav/reports/Standard_Sales_Quote/1304/' " w:xpath="/ns0:NavWordReportXmlPart[1]/ns0:Header[1]/ns0:LetterText[1]/ns0:BodyText[1]" w:storeItemID="{00000000-0000-0000-0000-000000000000}"/>
+            <w:dataBinding w:prefixMappings="xmlns:ns0='urn:microsoft-dynamics-nav/reports/Standard_Sales_Quote/1304/'" w:xpath="/ns0:NavWordReportXmlPart[1]/ns0:Header[1]/ns0:LetterText[1]/ns0:BodyText[1]" w:storeItemID="{00000000-0000-0000-0000-000000000000}"/>
             <w15:color w:val="808080"/>
             <w:text/>
           </w:sdtPr>
@@ -752,7 +752,7 @@
             <w:placeholder>
               <w:docPart w:val="AE98DD89D43B4FEAB386CEEEB8AFEF58"/>
             </w:placeholder>
-            <w:dataBinding w:prefixMappings="&lt;xmlns:ns0='urn:microsoft-dynamics-nav/reports/Standard_Sales_Quote/1304/' " w:xpath="/ns0:NavWordReportXmlPart[1]/ns0:Header[1]/ns0:DocumentNo_Lbl[1]" w:storeItemID="{00000000-0000-0000-0000-000000000000}"/>
+            <w:dataBinding w:prefixMappings="xmlns:ns0='urn:microsoft-dynamics-nav/reports/Standard_Sales_Quote/1304/'" w:xpath="/ns0:NavWordReportXmlPart[1]/ns0:Header[1]/ns0:DocumentNo_Lbl[1]" w:storeItemID="{00000000-0000-0000-0000-000000000000}"/>
             <w15:color w:val="808080"/>
             <w:text/>
           </w:sdtPr>
@@ -761,7 +761,7 @@
               <w:tcPr>
                 <w:tcW w:w="1210" w:type="pct"/>
                 <w:tcBorders>
-                  <w:bottom w:val="single" w:sz="4" w:space="0" w:color="000000"/>
+                  <w:bottom w:val="single" w:color="000000" w:sz="4" w:space="0"/>
                 </w:tcBorders>
               </w:tcPr>
               <w:p>
@@ -795,7 +795,7 @@
             <w:placeholder>
               <w:docPart w:val="AE98DD89D43B4FEAB386CEEEB8AFEF58"/>
             </w:placeholder>
-            <w:dataBinding w:prefixMappings="&lt;xmlns:ns0='urn:microsoft-dynamics-nav/reports/Standard_Sales_Quote/1304/' " w:xpath="/ns0:NavWordReportXmlPart[1]/ns0:Header[1]/ns0:DueDate_Lbl[1]" w:storeItemID="{00000000-0000-0000-0000-000000000000}"/>
+            <w:dataBinding w:prefixMappings="xmlns:ns0='urn:microsoft-dynamics-nav/reports/Standard_Sales_Quote/1304/'" w:xpath="/ns0:NavWordReportXmlPart[1]/ns0:Header[1]/ns0:DueDate_Lbl[1]" w:storeItemID="{00000000-0000-0000-0000-000000000000}"/>
             <w15:color w:val="808080"/>
             <w:text/>
           </w:sdtPr>
@@ -804,7 +804,7 @@
               <w:tcPr>
                 <w:tcW w:w="2092" w:type="pct"/>
                 <w:tcBorders>
-                  <w:bottom w:val="single" w:sz="4" w:space="0" w:color="000000"/>
+                  <w:bottom w:val="single" w:color="000000" w:sz="4" w:space="0"/>
                 </w:tcBorders>
               </w:tcPr>
               <w:p>
@@ -838,7 +838,7 @@
             <w:placeholder>
               <w:docPart w:val="1055315CF11C4B0F8D2ED966E8AEA7F4"/>
             </w:placeholder>
-            <w:dataBinding w:prefixMappings="&lt;xmlns:ns0='urn:microsoft-dynamics-nav/reports/Standard_Sales_Quote/1304/' " w:xpath="/ns0:NavWordReportXmlPart[1]/ns0:Header[1]/ns0:Totals[1]/ns0:TotalText[1]" w:storeItemID="{00000000-0000-0000-0000-000000000000}"/>
+            <w:dataBinding w:prefixMappings="xmlns:ns0='urn:microsoft-dynamics-nav/reports/Standard_Sales_Quote/1304/'" w:xpath="/ns0:NavWordReportXmlPart[1]/ns0:Header[1]/ns0:Totals[1]/ns0:TotalText[1]" w:storeItemID="{00000000-0000-0000-0000-000000000000}"/>
             <w15:color w:val="808080"/>
             <w:text/>
           </w:sdtPr>
@@ -847,7 +847,7 @@
               <w:tcPr>
                 <w:tcW w:w="1698" w:type="pct"/>
                 <w:tcBorders>
-                  <w:bottom w:val="single" w:sz="4" w:space="0" w:color="000000"/>
+                  <w:bottom w:val="single" w:color="000000" w:sz="4" w:space="0"/>
                 </w:tcBorders>
               </w:tcPr>
               <w:p>
@@ -881,7 +881,7 @@
           <w:tcPr>
             <w:tcW w:w="1210" w:type="pct"/>
             <w:tcBorders>
-              <w:top w:val="single" w:sz="4" w:space="0" w:color="000000"/>
+              <w:top w:val="single" w:color="000000" w:sz="4" w:space="0"/>
             </w:tcBorders>
             <w:vAlign w:val="center"/>
           </w:tcPr>
@@ -898,7 +898,7 @@
           <w:tcPr>
             <w:tcW w:w="2092" w:type="pct"/>
             <w:tcBorders>
-              <w:top w:val="single" w:sz="4" w:space="0" w:color="000000"/>
+              <w:top w:val="single" w:color="000000" w:sz="4" w:space="0"/>
             </w:tcBorders>
             <w:vAlign w:val="center"/>
           </w:tcPr>
@@ -915,7 +915,7 @@
           <w:tcPr>
             <w:tcW w:w="1698" w:type="pct"/>
             <w:tcBorders>
-              <w:top w:val="single" w:sz="4" w:space="0" w:color="000000"/>
+              <w:top w:val="single" w:color="000000" w:sz="4" w:space="0"/>
             </w:tcBorders>
             <w:vAlign w:val="center"/>
           </w:tcPr>
@@ -946,7 +946,7 @@
             <w:placeholder>
               <w:docPart w:val="1055315CF11C4B0F8D2ED966E8AEA7F4"/>
             </w:placeholder>
-            <w:dataBinding w:prefixMappings="&lt;xmlns:ns0='urn:microsoft-dynamics-nav/reports/Standard_Sales_Quote/1304/' " w:xpath="/ns0:NavWordReportXmlPart[1]/ns0:Header[1]/ns0:DocumentNo[1]" w:storeItemID="{00000000-0000-0000-0000-000000000000}"/>
+            <w:dataBinding w:prefixMappings="xmlns:ns0='urn:microsoft-dynamics-nav/reports/Standard_Sales_Quote/1304/'" w:xpath="/ns0:NavWordReportXmlPart[1]/ns0:Header[1]/ns0:DocumentNo[1]" w:storeItemID="{00000000-0000-0000-0000-000000000000}"/>
             <w15:color w:val="808080"/>
             <w:text/>
           </w:sdtPr>
@@ -955,7 +955,7 @@
               <w:tcPr>
                 <w:tcW w:w="1210" w:type="pct"/>
                 <w:tcBorders>
-                  <w:bottom w:val="single" w:sz="4" w:space="0" w:color="EEF0F1"/>
+                  <w:bottom w:val="single" w:color="EEF0F1" w:sz="4" w:space="0"/>
                 </w:tcBorders>
                 <w:vAlign w:val="center"/>
               </w:tcPr>
@@ -989,7 +989,7 @@
             <w:placeholder>
               <w:docPart w:val="1055315CF11C4B0F8D2ED966E8AEA7F4"/>
             </w:placeholder>
-            <w:dataBinding w:prefixMappings="&lt;xmlns:ns0='urn:microsoft-dynamics-nav/reports/Standard_Sales_Quote/1304/' " w:xpath="/ns0:NavWordReportXmlPart[1]/ns0:Header[1]/ns0:DueDate[1]" w:storeItemID="{00000000-0000-0000-0000-000000000000}"/>
+            <w:dataBinding w:prefixMappings="xmlns:ns0='urn:microsoft-dynamics-nav/reports/Standard_Sales_Quote/1304/'" w:xpath="/ns0:NavWordReportXmlPart[1]/ns0:Header[1]/ns0:DueDate[1]" w:storeItemID="{00000000-0000-0000-0000-000000000000}"/>
             <w15:color w:val="808080"/>
             <w:text/>
           </w:sdtPr>
@@ -998,7 +998,7 @@
               <w:tcPr>
                 <w:tcW w:w="2092" w:type="pct"/>
                 <w:tcBorders>
-                  <w:bottom w:val="single" w:sz="4" w:space="0" w:color="EEF0F1"/>
+                  <w:bottom w:val="single" w:color="EEF0F1" w:sz="4" w:space="0"/>
                 </w:tcBorders>
                 <w:vAlign w:val="center"/>
               </w:tcPr>
@@ -1034,7 +1034,7 @@
             <w:placeholder>
               <w:docPart w:val="1055315CF11C4B0F8D2ED966E8AEA7F4"/>
             </w:placeholder>
-            <w:dataBinding w:prefixMappings="&lt;xmlns:ns0='urn:microsoft-dynamics-nav/reports/Standard_Sales_Quote/1304/' " w:xpath="/ns0:NavWordReportXmlPart[1]/ns0:Header[1]/ns0:Totals[1]/ns0:TotalAmountIncludingVAT[1]" w:storeItemID="{00000000-0000-0000-0000-000000000000}"/>
+            <w:dataBinding w:prefixMappings="xmlns:ns0='urn:microsoft-dynamics-nav/reports/Standard_Sales_Quote/1304/'" w:xpath="/ns0:NavWordReportXmlPart[1]/ns0:Header[1]/ns0:Totals[1]/ns0:TotalAmountIncludingVAT[1]" w:storeItemID="{00000000-0000-0000-0000-000000000000}"/>
             <w15:color w:val="808080"/>
             <w:text/>
           </w:sdtPr>
@@ -1043,7 +1043,7 @@
               <w:tcPr>
                 <w:tcW w:w="1698" w:type="pct"/>
                 <w:tcBorders>
-                  <w:bottom w:val="single" w:sz="4" w:space="0" w:color="EEF0F1"/>
+                  <w:bottom w:val="single" w:color="EEF0F1" w:sz="4" w:space="0"/>
                 </w:tcBorders>
                 <w:vAlign w:val="center"/>
               </w:tcPr>
@@ -1090,7 +1090,7 @@
         <w:placeholder>
           <w:docPart w:val="1055315CF11C4B0F8D2ED966E8AEA7F4"/>
         </w:placeholder>
-        <w:dataBinding w:prefixMappings="&lt;xmlns:ns0='urn:microsoft-dynamics-nav/reports/Standard_Sales_Quote/1304/' " w:xpath="/ns0:NavWordReportXmlPart[1]/ns0:Header[1]/ns0:LetterText[1]/ns0:PmtDiscText[1]" w:storeItemID="{00000000-0000-0000-0000-000000000000}"/>
+        <w:dataBinding w:prefixMappings="xmlns:ns0='urn:microsoft-dynamics-nav/reports/Standard_Sales_Quote/1304/'" w:xpath="/ns0:NavWordReportXmlPart[1]/ns0:Header[1]/ns0:LetterText[1]/ns0:PmtDiscText[1]" w:storeItemID="{00000000-0000-0000-0000-000000000000}"/>
         <w15:color w:val="808080"/>
         <w:text/>
       </w:sdtPr>
@@ -1150,7 +1150,7 @@
                 <w:placeholder>
                   <w:docPart w:val="1055315CF11C4B0F8D2ED966E8AEA7F4"/>
                 </w:placeholder>
-                <w:dataBinding w:prefixMappings="&lt;xmlns:ns0='urn:microsoft-dynamics-nav/reports/Standard_Sales_Quote/1304/' " w:xpath="/ns0:NavWordReportXmlPart[1]/ns0:Header[1]/ns0:LetterText[1]/ns0:ClosingText[1]" w:storeItemID="{00000000-0000-0000-0000-000000000000}"/>
+                <w:dataBinding w:prefixMappings="xmlns:ns0='urn:microsoft-dynamics-nav/reports/Standard_Sales_Quote/1304/'" w:xpath="/ns0:NavWordReportXmlPart[1]/ns0:Header[1]/ns0:LetterText[1]/ns0:ClosingText[1]" w:storeItemID="{00000000-0000-0000-0000-000000000000}"/>
                 <w15:color w:val="808080"/>
                 <w:text/>
               </w:sdtPr>
@@ -1181,7 +1181,7 @@
             <w:placeholder>
               <w:docPart w:val="1055315CF11C4B0F8D2ED966E8AEA7F4"/>
             </w:placeholder>
-            <w:dataBinding w:prefixMappings="&lt;xmlns:ns0='urn:microsoft-dynamics-nav/reports/Standard_Sales_Quote/1304/' " w:xpath="/ns0:NavWordReportXmlPart[1]/ns0:Header[1]/ns0:SalesPersonName[1]" w:storeItemID="{00000000-0000-0000-0000-000000000000}"/>
+            <w:dataBinding w:prefixMappings="xmlns:ns0='urn:microsoft-dynamics-nav/reports/Standard_Sales_Quote/1304/'" w:xpath="/ns0:NavWordReportXmlPart[1]/ns0:Header[1]/ns0:SalesPersonName[1]" w:storeItemID="{00000000-0000-0000-0000-000000000000}"/>
             <w15:color w:val="808080"/>
             <w:text/>
           </w:sdtPr>
@@ -3277,7 +3277,9 @@
 </we:webextension>
 </file>
 
-<file path=customXml/item1.xml>��< ? x m l   v e r s i o n = " 1 . 0 "   e n c o d i n g = " u t f - 1 6 " ? > < N a v W o r d R e p o r t X m l P a r t   x m l n s = " u r n : m i c r o s o f t - d y n a m i c s - b u s i n e s s c e n t r a l / i n t e r n a l / e x t e n d e d / r e p o r t s / S t a n d a r d _ S a l e s _ Q u o t e / 1 3 0 4 / " > +<file path=customXml/item1.xml>��< ? x m l   v e r s i o n = " 1 . 0 "   e n c o d i n g = " u t f - 1 6 " ? > + 
+ < N a v W o r d R e p o r t X m l P a r t   x m l n s = " u r n : m i c r o s o f t - d y n a m i c s - b u s i n e s s c e n t r a l / i n t e r n a l / e x t e n d e d / r e p o r t s / S t a n d a r d _ S a l e s _ Q u o t e / 1 3 0 4 / " >   
      < B C R e p o r t I n f o r m a t i o n >   
@@ -3295,6 +3297,8 @@
  
              < R e p o r t N a m e > R e p o r t   N a m e < / R e p o r t N a m e >   
+             < R e p o r t C a p t i o n > R e p o r t   C a p t i o n < / R e p o r t C a p t i o n > + 
              < A b o u t T h i s R e p o r t T i t l e > A b o u t   T h i s   R e p o r t   T i t l e < / A b o u t T h i s R e p o r t T i t l e >   
              < A b o u t T h i s R e p o r t T e x t > A b o u t   T h i s   R e p o r t   T e x t < / A b o u t T h i s R e p o r t T e x t > @@ -3349,21 +3353,21 @@
  
              < C o m p a n y A d d r e s s L i n e s >   
-                 < C o m p a n y A d d r e s s L i n e > C o m p a n y   A d d r e s s   L i n e   1 < / C o m p a n y A d d r e s s L i n e > - 
-                 < C o m p a n y A d d r e s s L i n e > C o m p a n y   A d d r e s s   L i n e   2 < / C o m p a n y A d d r e s s L i n e > - 
-                 < C o m p a n y A d d r e s s L i n e > C o m p a n y   A d d r e s s   L i n e   3 < / C o m p a n y A d d r e s s L i n e > - 
-                 < C o m p a n y A d d r e s s L i n e > C o m p a n y   A d d r e s s   L i n e   4 < / C o m p a n y A d d r e s s L i n e > - 
-                 < C o m p a n y A d d r e s s L i n e > C o m p a n y   A d d r e s s   L i n e   5 < / C o m p a n y A d d r e s s L i n e > - 
-                 < C o m p a n y A d d r e s s L i n e > C o m p a n y   A d d r e s s   L i n e   6 < / C o m p a n y A d d r e s s L i n e > - 
-                 < C o m p a n y A d d r e s s L i n e > C o m p a n y   A d d r e s s   L i n e   7 < / C o m p a n y A d d r e s s L i n e > - 
-                 < C o m p a n y A d d r e s s L i n e > C o m p a n y   A d d r e s s   L i n e   8 < / C o m p a n y A d d r e s s L i n e > +                 < C o m p a n y A d d r e s s L i n e 1 > C o m p a n y   A d d r e s s   L i n e   1 < / C o m p a n y A d d r e s s L i n e 1 > + 
+                 < C o m p a n y A d d r e s s L i n e 2 > C o m p a n y   A d d r e s s   L i n e   2 < / C o m p a n y A d d r e s s L i n e 2 > + 
+                 < C o m p a n y A d d r e s s L i n e 3 > C o m p a n y   A d d r e s s   L i n e   3 < / C o m p a n y A d d r e s s L i n e 3 > + 
+                 < C o m p a n y A d d r e s s L i n e 4 > C o m p a n y   A d d r e s s   L i n e   4 < / C o m p a n y A d d r e s s L i n e 4 > + 
+                 < C o m p a n y A d d r e s s L i n e 5 > C o m p a n y   A d d r e s s   L i n e   5 < / C o m p a n y A d d r e s s L i n e 5 > + 
+                 < C o m p a n y A d d r e s s L i n e 6 > C o m p a n y   A d d r e s s   L i n e   6 < / C o m p a n y A d d r e s s L i n e 6 > + 
+                 < C o m p a n y A d d r e s s L i n e 7 > C o m p a n y   A d d r e s s   L i n e   7 < / C o m p a n y A d d r e s s L i n e 7 > + 
+                 < C o m p a n y A d d r e s s L i n e 8 > C o m p a n y   A d d r e s s   L i n e   8 < / C o m p a n y A d d r e s s L i n e 8 >   
              < / C o m p a n y A d d r e s s L i n e s >   
@@ -3421,21 +3425,269 @@
  
      < / B C R e p o r t I n f o r m a t i o n >   
-     < T o o l t i p s / > +     < T o o l t i p s > + 
+         < T o o l t i p   c o l u m n = " C o m p a n y H o m e P a g e "   E l e m e n t I d = " 1 9 8 9 1 8 8 7 0 " > + 
+             < T o o l t i p T e x t   l a n g = " e n - U S " > S p e c i f i e s   y o u r   c o m p a n y ' s   w e b   s i t e . < / T o o l t i p T e x t > + 
+         < / T o o l t i p > + 
+         < T o o l t i p   c o l u m n = " C o m p a n y E M a i l "   E l e m e n t I d = " 1 6 7 7 0 7 4 0 5 8 " > + 
+             < T o o l t i p T e x t   l a n g = " e n - U S " > S p e c i f i e s   t h e   c o m p a n y ' s   e m a i l   a d d r e s s . < / T o o l t i p T e x t > + 
+         < / T o o l t i p > + 
+         < T o o l t i p   c o l u m n = " C o m p a n y P i c t u r e "   E l e m e n t I d = " 1 3 9 7 4 1 1 0 7 4 " > + 
+             < T o o l t i p T e x t   l a n g = " e n - U S " > S p e c i f i e s   t h e   p i c t u r e   t h a t   h a s   b e e n   s e t   u p   f o r   t h e   c o m p a n y ,   s u c h   a s   a   c o m p a n y   l o g o . < / T o o l t i p T e x t > + 
+         < / T o o l t i p > + 
+         < T o o l t i p   c o l u m n = " C o m p a n y P h o n e N o "   E l e m e n t I d = " 2 5 0 4 4 0 6 5 5 " > + 
+             < T o o l t i p T e x t   l a n g = " e n - U S " > S p e c i f i e s   t h e   c o m p a n y ' s   t e l e p h o n e   n u m b e r . < / T o o l t i p T e x t > + 
+         < / T o o l t i p > + 
+         < T o o l t i p   c o l u m n = " C o m p a n y G i r o N o "   E l e m e n t I d = " 1 3 6 0 1 9 6 3 2 0 " > + 
+             < T o o l t i p T e x t   l a n g = " e n - U S " > S p e c i f i e s   t h e   c o m p a n y ' s   g i r o   n u m b e r . < / T o o l t i p T e x t > + 
+         < / T o o l t i p > + 
+         < T o o l t i p   c o l u m n = " C o m p a n y B a n k N a m e "   E l e m e n t I d = " 1 5 3 4 9 0 5 6 0 5 " > + 
+             < T o o l t i p T e x t   l a n g = " e n - U S " > S p e c i f i e s   t h e   n a m e   o f   t h e   b a n k   w h e r e   y o u   h a v e   t h e   b a n k   a c c o u n t . < / T o o l t i p T e x t > + 
+         < / T o o l t i p > + 
+         < T o o l t i p   c o l u m n = " C o m p a n y B a n k B r a n c h N o "   E l e m e n t I d = " 7 9 3 1 3 3 0 5 7 " > + 
+             < T o o l t i p T e x t   l a n g = " e n - U S " > S p e c i f i e s   a   n u m b e r   o f   t h e   b a n k   b r a n c h . < / T o o l t i p T e x t > + 
+         < / T o o l t i p > + 
+         < T o o l t i p   c o l u m n = " C o m p a n y B a n k A c c o u n t N o "   E l e m e n t I d = " 3 0 1 4 0 2 0 4 " > + 
+             < T o o l t i p T e x t   l a n g = " e n - U S " > S p e c i f i e s   t h e   n u m b e r   u s e d   b y   t h e   b a n k   f o r   t h e   b a n k   a c c o u n t . < / T o o l t i p T e x t > + 
+         < / T o o l t i p > + 
+         < T o o l t i p   c o l u m n = " C o m p a n y I B A N "   E l e m e n t I d = " 9 0 6 5 4 9 1 8 2 " > + 
+             < T o o l t i p T e x t   l a n g = " e n - U S " > S p e c i f i e s   t h e   b a n k   a c c o u n t ' s   i n t e r n a t i o n a l   b a n k   a c c o u n t   n u m b e r . < / T o o l t i p T e x t > + 
+         < / T o o l t i p > + 
+         < T o o l t i p   c o l u m n = " C o m p a n y S W I F T "   E l e m e n t I d = " 6 6 8 2 5 0 2 4 5 " > + 
+             < T o o l t i p T e x t   l a n g = " e n - U S " > S p e c i f i e s   t h e   i n t e r n a t i o n a l   b a n k   i d e n t i f i e r   c o d e   ( S W I F T )   o f   t h e   b a n k   w h e r e   y o u   h a v e   t h e   a c c o u n t . < / T o o l t i p T e x t > + 
+         < / T o o l t i p > + 
+         < T o o l t i p   c o l u m n = " E x t e r n a l D o c u m e n t N o "   E l e m e n t I d = " 7 3 3 9 5 3 9 6 6 " > + 
+             < T o o l t i p T e x t   l a n g = " e n - U S " > S p e c i f i e s   a   d o c u m e n t   n u m b e r   t h a t   r e f e r s   t o   t h e   c u s t o m e r ' s   o r   v e n d o r ' s   n u m b e r i n g   s y s t e m . < / T o o l t i p T e x t > + 
+         < / T o o l t i p > + 
+         < T o o l t i p   c o l u m n = " Y o u r R e f e r e n c e "   E l e m e n t I d = " 1 1 0 3 9 9 5 1 " > + 
+             < T o o l t i p T e x t   l a n g = " e n - U S " > S p e c i f i e s   t h e   c u s t o m e r ' s   r e f e r e n c e .   T h e   c o n t e n t   w i l l   b e   p r i n t e d   o n   s a l e s   d o c u m e n t s . < / T o o l t i p T e x t > + 
+         < / T o o l t i p > + 
+         < T o o l t i p   c o l u m n = " S h i p m e n t M e t h o d D e s c r i p t i o n "   E l e m e n t I d = " 2 0 5 9 4 0 3 2 6 0 " > + 
+             < T o o l t i p T e x t   l a n g = " e n - U S " > S p e c i f i e s   a   d e s c r i p t i o n   o f   t h e   s h i p m e n t   m e t h o d . < / T o o l t i p T e x t > + 
+         < / T o o l t i p > + 
+         < T o o l t i p   c o l u m n = " S h i p T o P h o n e N o "   E l e m e n t I d = " 3 6 9 7 0 2 2 5 5 " > + 
+             < T o o l t i p T e x t   l a n g = " e n - U S " > S p e c i f i e s   t h e   t e l e p h o n e   n u m b e r   o f   t h e   c o m p a n y ' s   s h i p p i n g   a d d r e s s . < / T o o l t i p T e x t > + 
+         < / T o o l t i p > + 
+         < T o o l t i p   c o l u m n = " S e l l T o C o n t a c t P h o n e N o "   E l e m e n t I d = " 1 6 1 3 8 2 2 4 8 3 " > + 
+             < T o o l t i p T e x t   l a n g = " e n - U S " > S p e c i f i e s   t h e   c o n t a c t ' s   p h o n e   n u m b e r . < / T o o l t i p T e x t > + 
+         < / T o o l t i p > + 
+         < T o o l t i p   c o l u m n = " S e l l T o C o n t a c t M o b i l e P h o n e N o "   E l e m e n t I d = " 1 8 4 3 5 8 7 4 7 " > + 
+             < T o o l t i p T e x t   l a n g = " e n - U S " > S p e c i f i e s   t h e   c o n t a c t ' s   m o b i l e   t e l e p h o n e   n u m b e r . < / T o o l t i p T e x t > + 
+         < / T o o l t i p > + 
+         < T o o l t i p   c o l u m n = " S e l l T o C o n t a c t E m a i l "   E l e m e n t I d = " 2 6 2 8 2 4 5 6 4 " > + 
+             < T o o l t i p T e x t   l a n g = " e n - U S " > S p e c i f i e s   t h e   e m a i l   a d d r e s s   o f   t h e   c o n t a c t . < / T o o l t i p T e x t > + 
+         < / T o o l t i p > + 
+         < T o o l t i p   c o l u m n = " B i l l T o C o n t a c t P h o n e N o "   E l e m e n t I d = " 3 6 2 4 7 7 4 8 8 " > + 
+             < T o o l t i p T e x t   l a n g = " e n - U S " > S p e c i f i e s   t h e   c o n t a c t ' s   p h o n e   n u m b e r . < / T o o l t i p T e x t > + 
+         < / T o o l t i p > + 
+         < T o o l t i p   c o l u m n = " B i l l T o C o n t a c t M o b i l e P h o n e N o "   E l e m e n t I d = " 2 4 8 4 8 8 6 9 6 " > + 
+             < T o o l t i p T e x t   l a n g = " e n - U S " > S p e c i f i e s   t h e   c o n t a c t ' s   m o b i l e   t e l e p h o n e   n u m b e r . < / T o o l t i p T e x t > + 
+         < / T o o l t i p > + 
+         < T o o l t i p   c o l u m n = " B i l l T o C o n t a c t E m a i l "   E l e m e n t I d = " 3 3 5 8 2 7 8 9 5 " > + 
+             < T o o l t i p T e x t   l a n g = " e n - U S " > S p e c i f i e s   t h e   e m a i l   a d d r e s s   o f   t h e   c o n t a c t . < / T o o l t i p T e x t > + 
+         < / T o o l t i p > + 
+         < T o o l t i p   c o l u m n = " P a y m e n t T e r m s D e s c r i p t i o n "   E l e m e n t I d = " 2 0 3 8 7 4 2 7 0 0 " > + 
+             < T o o l t i p T e x t   l a n g = " e n - U S " > S p e c i f i e s   a n   e x p l a n a t i o n   o f   t h e   p a y m e n t   t e r m s . < / T o o l t i p T e x t > + 
+         < / T o o l t i p > + 
+         < T o o l t i p   c o l u m n = " P a y m e n t M e t h o d D e s c r i p t i o n "   E l e m e n t I d = " 5 8 5 7 5 7 9 7 4 " > + 
+             < T o o l t i p T e x t   l a n g = " e n - U S " > S p e c i f i e s   a   t e x t   t h a t   d e s c r i b e s   t h e   p a y m e n t   m e t h o d . < / T o o l t i p T e x t > + 
+         < / T o o l t i p > + 
+         < T o o l t i p   c o l u m n = " B i l l t o C u s t u m e r N o "   E l e m e n t I d = " 2 8 0 4 7 3 0 5 8 " > + 
+             < T o o l t i p T e x t   l a n g = " e n - U S " > S p e c i f i e s   t h e   n u m b e r   o f   t h e   c u s t o m e r   t h a t   y o u   s e n d   o r   s e n t   t h e   i n v o i c e   o r   c r e d i t   m e m o   t o . < / T o o l t i p T e x t > + 
+         < / T o o l t i p > + 
+         < T o o l t i p   c o l u m n = " D o c u m e n t N o "   E l e m e n t I d = " 9 7 0 3 5 0 5 3 9 " > + 
+             < T o o l t i p T e x t   l a n g = " e n - U S " > S p e c i f i e s   a   u n i q u e   n u m b e r   t h a t   i d e n t i f i e s   t h e   s a l e s   d o c u m e n t .   T h e   n u m b e r   c a n   b e   g e n e r a t e d   a u t o m a t i c a l l y   f r o m   a   n u m b e r   s e r i e s ,   o r   y o u   c a n   n u m b e r   e a c h   o f   t h e m   m a n u a l l y . < / T o o l t i p T e x t > + 
+         < / T o o l t i p > + 
+         < T o o l t i p   c o l u m n = " P r i c e s I n c l u d i n g V A T "   E l e m e n t I d = " 5 1 8 8 1 7 1 6 7 " > + 
+             < T o o l t i p T e x t   l a n g = " e n - U S " > S p e c i f i e s   i f   t h e   U n i t   P r i c e   a n d   L i n e   A m o u n t   f i e l d s   o n   d o c u m e n t   l i n e s   s h o u l d   b e   s h o w n   w i t h   o r   w i t h o u t   V A T . < / T o o l t i p T e x t > + 
+         < / T o o l t i p > + 
+         < T o o l t i p   c o l u m n = " S a l e s P e r s o n N a m e "   E l e m e n t I d = " 8 7 1 4 9 2 9 8 3 " > + 
+             < T o o l t i p T e x t   l a n g = " e n - U S " > S p e c i f i e s   t h e   n a m e   o f   t h e   s a l e s p e r s o n   o r   p u r c h a s e r . < / T o o l t i p T e x t > + 
+         < / T o o l t i p > + 
+         < T o o l t i p   c o l u m n = " S e l l t o C u s t o m e r N o "   E l e m e n t I d = " 2 0 5 0 6 4 7 3 4 9 " > + 
+             < T o o l t i p T e x t   l a n g = " e n - U S " > S p e c i f i e s   t h e   n u m b e r   o f   t h e   c u s t o m e r   t h a t   y o u ' r e   s e l l i n g   t o .   B y   d e f a u l t ,   t h e   s a m e   c u s t o m e r   i s   s u g g e s t e d   a s   t h e   s h i p - t o   c u s t o m e r .   I f   n e e d e d ,   y o u   c a n   s p e c i f y   a   d i f f e r e n t   s h i p - t o   c u s t o m e r   o n   t h e   d o c u m e n t . < / T o o l t i p T e x t > + 
+         < / T o o l t i p > + 
+         < T o o l t i p   c o l u m n = " L i n e N o _ L i n e "   E l e m e n t I d = " 6 9 8 9 8 5 9 7 9 " > + 
+             < T o o l t i p T e x t   l a n g = " e n - U S " > S p e c i f i e s   t h e   l i n e   n u m b e r . < / T o o l t i p T e x t > + 
+         < / T o o l t i p > + 
+         < T o o l t i p   c o l u m n = " A m o u n t E x c l u d i n g V A T _ L i n e "   E l e m e n t I d = " 1 0 6 2 4 6 0 0 4 0 " > + 
+             < T o o l t i p T e x t   l a n g = " e n - U S " > S p e c i f i e s   t h e   s u m   o f   a m o u n t s   i n   t h e   L i n e   A m o u n t   f i e l d   o n   t h e   s a l e s   r e t u r n   o r d e r   l i n e s . < / T o o l t i p T e x t > + 
+         < / T o o l t i p > + 
+         < T o o l t i p   c o l u m n = " D e s c r i p t i o n _ L i n e "   E l e m e n t I d = " 1 4 0 6 8 2 2 3 1 0 " > + 
+             < T o o l t i p T e x t   l a n g = " e n - U S " > S p e c i f i e s   a   d e s c r i p t i o n   o f   t h e   e n t r y   o f   t h e   p r o d u c t   t o   b e   s o l d .   T o   a d d   a   n o n - t r a n s a c t i o n a l   t e x t   l i n e ,   f i l l   i n   t h e   D e s c r i p t i o n   f i e l d   o n l y . < / T o o l t i p T e x t > + 
+         < / T o o l t i p > + 
+         < T o o l t i p   c o l u m n = " L i n e D i s c o u n t P e r c e n t _ L i n e "   E l e m e n t I d = " 9 0 7 8 2 7 4 3 6 " > + 
+             < T o o l t i p T e x t   l a n g = " e n - U S " > S p e c i f i e s   t h e   d i s c o u n t   p e r c e n t a g e   t h a t   i s   g r a n t e d   f o r   t h e   i t e m   o n   t h e   l i n e . < / T o o l t i p T e x t > + 
+         < / T o o l t i p > + 
+         < T o o l t i p   c o l u m n = " I t e m N o _ L i n e "   E l e m e n t I d = " 1 9 1 0 2 9 6 2 8 8 " > + 
+             < T o o l t i p T e x t   l a n g = " e n - U S " > S p e c i f i e s   t h e   n u m b e r   o f   t h e   i n v o l v e d   e n t r y   o r   r e c o r d ,   a c c o r d i n g   t o   t h e   s p e c i f i e d   n u m b e r   s e r i e s . < / T o o l t i p T e x t > + 
+         < / T o o l t i p > + 
+         < T o o l t i p   c o l u m n = " I t e m R e f e r e n c e N o _ L i n e "   E l e m e n t I d = " 9 2 7 2 3 5 7 " > + 
+             < T o o l t i p T e x t   l a n g = " e n - U S " > S p e c i f i e s   t h e   r e f e r e n c e d   i t e m   n u m b e r . < / T o o l t i p T e x t > + 
+         < / T o o l t i p > + 
+         < T o o l t i p   c o l u m n = " U n i t O f M e a s u r e "   E l e m e n t I d = " 1 8 0 8 2 2 8 0 1 8 " > + 
+             < T o o l t i p T e x t   l a n g = " e n - U S " > S p e c i f i e s   t h e   u n i t   o f   m e a s u r e   f o r   t h e   i t e m   o r   r e s o u r c e   o n   t h e   s a l e s   l i n e . < / T o o l t i p T e x t > + 
+         < / T o o l t i p > + 
+         < T o o l t i p   c o l u m n = " I n v o i c e D i s c o u n t A m o u n t _ V A T A m o u n t L i n e "   E l e m e n t I d = " 8 2 4 7 3 0 1 4 1 " > + 
+             < T o o l t i p T e x t   l a n g = " e n - U S " > S p e c i f i e s   t h e   i n v o i c e   d i s c o u n t   a m o u n t   f o r   a   s p e c i f i c   V A T   i d e n t i f i e r . < / T o o l t i p T e x t > + 
+         < / T o o l t i p > + 
+         < T o o l t i p   c o l u m n = " I n v o i c e D i s c o u n t B a s e A m o u n t _ V A T A m o u n t L i n e "   E l e m e n t I d = " 2 0 4 0 3 3 2 2 6 6 " > + 
+             < T o o l t i p T e x t   l a n g = " e n - U S " > S p e c i f i e s   t h e   i n v o i c e   d i s c o u n t   b a s e   a m o u n t . < / T o o l t i p T e x t > + 
+         < / T o o l t i p > + 
+         < T o o l t i p   c o l u m n = " L i n e A m o u n t _ V a t A m o u n t L i n e "   E l e m e n t I d = " 2 1 4 6 5 4 0 1 " > + 
+             < T o o l t i p T e x t   l a n g = " e n - U S " > S p e c i f i e s   t h e   t o t a l   a m o u n t   f o r   s a l e s   o r   p u r c h a s e   l i n e s   w i t h   a   s p e c i f i c   V A T   i d e n t i f i e r . < / T o o l t i p T e x t > + 
+         < / T o o l t i p > + 
+         < T o o l t i p   c o l u m n = " V A T A m o u n t _ V a t A m o u n t L i n e "   E l e m e n t I d = " 1 8 9 1 8 2 0 6 2 0 " > + 
+             < T o o l t i p T e x t   l a n g = " e n - U S " > S p e c i f i e s   t h e   a m o u n t   o f   V A T   t h a t   i s   i n c l u d e d   i n   t h e   t o t a l   a m o u n t . < / T o o l t i p T e x t > + 
+         < / T o o l t i p > + 
+         < T o o l t i p   c o l u m n = " V A T B a s e _ V a t A m o u n t L i n e "   E l e m e n t I d = " 1 4 5 8 9 3 7 8 1 9 " > + 
+             < T o o l t i p T e x t   l a n g = " e n - U S " > S p e c i f i e s   t h e   t o t a l   n e t   a m o u n t   ( a m o u n t   e x c l u d i n g   V A T )   f o r   s a l e s   o r   p u r c h a s e   l i n e s   w i t h   a   s p e c i f i c   V A T   I d e n t i f i e r . < / T o o l t i p T e x t > + 
+         < / T o o l t i p > + 
+         < T o o l t i p   c o l u m n = " V A T I d e n t i f i e r _ V a t A m o u n t L i n e "   E l e m e n t I d = " 1 1 4 2 0 7 0 0 3 5 " > + 
+             < T o o l t i p T e x t   l a n g = " e n - U S " > S p e c i f i e s   t h e   V A T   I d e n t i f i e r   v a l u e . < / T o o l t i p T e x t > + 
+         < / T o o l t i p > + 
+         < T o o l t i p   c o l u m n = " V A T P c t _ V a t A m o u n t L i n e "   E l e m e n t I d = " 1 4 5 3 5 4 2 7 7 7 " > + 
+             < T o o l t i p T e x t   l a n g = " e n - U S " > S p e c i f i e s   t h e   V A T   %   t h a t   w a s   u s e d   o n   t h e   s a l e s   o r   p u r c h a s e   l i n e s   w i t h   t h i s   V A T   I d e n t i f i e r . < / T o o l t i p T e x t > + 
+         < / T o o l t i p > + 
+     < / T o o l t i p s >   
      < H e a d e r   E l e m e n t T y p e = " D a t a I t e m "   E l e m e n t I d = " 1 2 4 0 3 7 3 8 8 6 " >   
          < B i l l T o C o n t a c t E m a i l   E l e m e n t T y p e = " C o l u m n "   E l e m e n t I d = " 3 3 5 8 2 7 8 9 5 "   D a t a T y p e = " T e x t " > B i l l T o C o n t a c t E m a i l < / B i l l T o C o n t a c t E m a i l >   
-         < B i l l T o C o n t a c t E m a i l L b l   E l e m e n t T y p e = " C o l u m n "   E l e m e n t I d = " 2 9 6 4 7 8 3 6 5 "   D a t a T y p e = " T e x t C o n s t " > B i l l T o C o n t a c t E m a i l L b l < / B i l l T o C o n t a c t E m a i l L b l > +         < B i l l T o C o n t a c t E m a i l L b l   E l e m e n t T y p e = " C o l u m n "   E l e m e n t I d = " 2 9 6 4 7 8 3 6 5 "   D a t a T y p e = " L a b e l " > B i l l T o C o n t a c t E m a i l L b l < / B i l l T o C o n t a c t E m a i l L b l >   
          < B i l l T o C o n t a c t M o b i l e P h o n e N o   E l e m e n t T y p e = " C o l u m n "   E l e m e n t I d = " 2 4 8 4 8 8 6 9 6 "   D a t a T y p e = " T e x t " > B i l l T o C o n t a c t M o b i l e P h o n e N o < / B i l l T o C o n t a c t M o b i l e P h o n e N o >   
-         < B i l l T o C o n t a c t M o b i l e P h o n e N o L b l   E l e m e n t T y p e = " C o l u m n "   E l e m e n t I d = " 2 7 6 3 1 1 3 3 8 "   D a t a T y p e = " T e x t C o n s t " > B i l l T o C o n t a c t M o b i l e P h o n e N o L b l < / B i l l T o C o n t a c t M o b i l e P h o n e N o L b l > +         < B i l l T o C o n t a c t M o b i l e P h o n e N o L b l   E l e m e n t T y p e = " C o l u m n "   E l e m e n t I d = " 2 7 6 3 1 1 3 3 8 "   D a t a T y p e = " L a b e l " > B i l l T o C o n t a c t M o b i l e P h o n e N o L b l < / B i l l T o C o n t a c t M o b i l e P h o n e N o L b l >   
          < B i l l T o C o n t a c t P h o n e N o   E l e m e n t T y p e = " C o l u m n "   E l e m e n t I d = " 3 6 2 4 7 7 4 8 8 "   D a t a T y p e = " T e x t " > B i l l T o C o n t a c t P h o n e N o < / B i l l T o C o n t a c t P h o n e N o >   
-         < B i l l T o C o n t a c t P h o n e N o L b l   E l e m e n t T y p e = " C o l u m n "   E l e m e n t I d = " 2 1 2 3 3 4 5 9 6 6 "   D a t a T y p e = " T e x t C o n s t " > B i l l T o C o n t a c t P h o n e N o L b l < / B i l l T o C o n t a c t P h o n e N o L b l > +         < B i l l T o C o n t a c t P h o n e N o L b l   E l e m e n t T y p e = " C o l u m n "   E l e m e n t I d = " 2 1 2 3 3 4 5 9 6 6 "   D a t a T y p e = " L a b e l " > B i l l T o C o n t a c t P h o n e N o L b l < / B i l l T o C o n t a c t P h o n e N o L b l >   
          < B i l l t o C u s t o m e r N o _ L b l   E l e m e n t T y p e = " C o l u m n "   E l e m e n t I d = " 3 6 9 3 0 7 8 1 3 "   D a t a T y p e = " S t r i n g " > B i l l t o C u s t o m e r N o _ L b l < / B i l l t o C u s t o m e r N o _ L b l >   
@@ -3459,7 +3711,7 @@
  
          < C o m p a n y B a n k A c c o u n t N o   E l e m e n t T y p e = " C o l u m n "   E l e m e n t I d = " 3 0 1 4 0 2 0 4 "   D a t a T y p e = " T e x t " > C o m p a n y B a n k A c c o u n t N o < / C o m p a n y B a n k A c c o u n t N o >   
-         < C o m p a n y B a n k A c c o u n t N o _ L b l   E l e m e n t T y p e = " C o l u m n "   E l e m e n t I d = " 1 0 9 7 7 4 3 3 4 5 "   D a t a T y p e = " T e x t C o n s t " > C o m p a n y B a n k A c c o u n t N o _ L b l < / C o m p a n y B a n k A c c o u n t N o _ L b l > +         < C o m p a n y B a n k A c c o u n t N o _ L b l   E l e m e n t T y p e = " C o l u m n "   E l e m e n t I d = " 1 0 9 7 7 4 3 3 4 5 "   D a t a T y p e = " L a b e l " > C o m p a n y B a n k A c c o u n t N o _ L b l < / C o m p a n y B a n k A c c o u n t N o _ L b l >   
          < C o m p a n y B a n k B r a n c h N o   E l e m e n t T y p e = " C o l u m n "   E l e m e n t I d = " 7 9 3 1 3 3 0 5 7 "   D a t a T y p e = " T e x t " > C o m p a n y B a n k B r a n c h N o < / C o m p a n y B a n k B r a n c h N o >   
@@ -3467,7 +3719,7 @@
  
          < C o m p a n y B a n k N a m e   E l e m e n t T y p e = " C o l u m n "   E l e m e n t I d = " 1 5 3 4 9 0 5 6 0 5 "   D a t a T y p e = " T e x t " > C o m p a n y B a n k N a m e < / C o m p a n y B a n k N a m e >   
-         < C o m p a n y B a n k N a m e _ L b l   E l e m e n t T y p e = " C o l u m n "   E l e m e n t I d = " 1 2 0 4 3 0 7 0 1 4 "   D a t a T y p e = " T e x t C o n s t " > C o m p a n y B a n k N a m e _ L b l < / C o m p a n y B a n k N a m e _ L b l > +         < C o m p a n y B a n k N a m e _ L b l   E l e m e n t T y p e = " C o l u m n "   E l e m e n t I d = " 1 2 0 4 3 0 7 0 1 4 "   D a t a T y p e = " L a b e l " > C o m p a n y B a n k N a m e _ L b l < / C o m p a n y B a n k N a m e _ L b l >   
          < C o m p a n y C u s t o m G i r o   E l e m e n t T y p e = " C o l u m n "   E l e m e n t I d = " 1 6 7 0 4 7 5 7 9 8 "   D a t a T y p e = " T e x t " > C o m p a n y C u s t o m G i r o < / C o m p a n y C u s t o m G i r o >   
@@ -3477,7 +3729,7 @@
  
          < C o m p a n y G i r o N o   E l e m e n t T y p e = " C o l u m n "   E l e m e n t I d = " 1 3 6 0 1 9 6 3 2 0 "   D a t a T y p e = " T e x t " > C o m p a n y G i r o N o < / C o m p a n y G i r o N o >   
-         < C o m p a n y G i r o N o _ L b l   E l e m e n t T y p e = " C o l u m n "   E l e m e n t I d = " 8 6 1 6 0 2 1 1 5 "   D a t a T y p e = " T e x t C o n s t " > C o m p a n y G i r o N o _ L b l < / C o m p a n y G i r o N o _ L b l > +         < C o m p a n y G i r o N o _ L b l   E l e m e n t T y p e = " C o l u m n "   E l e m e n t I d = " 8 6 1 6 0 2 1 1 5 "   D a t a T y p e = " L a b e l " > C o m p a n y G i r o N o _ L b l < / C o m p a n y G i r o N o _ L b l >   
          < C o m p a n y H o m e P a g e   E l e m e n t T y p e = " C o l u m n "   E l e m e n t I d = " 1 9 8 9 1 8 8 7 0 "   D a t a T y p e = " T e x t " > C o m p a n y H o m e P a g e < / C o m p a n y H o m e P a g e >   
@@ -3495,9 +3747,9 @@
  
          < C o m p a n y P h o n e N o   E l e m e n t T y p e = " C o l u m n "   E l e m e n t I d = " 2 5 0 4 4 0 6 5 5 "   D a t a T y p e = " T e x t " > C o m p a n y P h o n e N o < / C o m p a n y P h o n e N o >   
-         < C o m p a n y P h o n e N o _ L b l   E l e m e n t T y p e = " C o l u m n "   E l e m e n t I d = " 5 5 8 5 9 3 5 8 6 "   D a t a T y p e = " T e x t C o n s t " > C o m p a n y P h o n e N o _ L b l < / C o m p a n y P h o n e N o _ L b l > - 
-         < C o m p a n y P i c t u r e   E l e m e n t T y p e = " C o l u m n "   E l e m e n t I d = " 1 3 9 7 4 1 1 0 7 4 "   D a t a T y p e = " B L O B " / > +         < C o m p a n y P h o n e N o _ L b l   E l e m e n t T y p e = " C o l u m n "   E l e m e n t I d = " 5 5 8 5 9 3 5 8 6 "   D a t a T y p e = " L a b e l " > C o m p a n y P h o n e N o _ L b l < / C o m p a n y P h o n e N o _ L b l > + 
+         < C o m p a n y P i c t u r e   E l e m e n t T y p e = " C o l u m n "   E l e m e n t I d = " 1 3 9 7 4 1 1 0 7 4 "   D a t a T y p e = " B l o b "   / >   
          < C o m p a n y R e g i s t r a t i o n N u m b e r   E l e m e n t T y p e = " C o l u m n "   E l e m e n t I d = " 2 0 2 3 6 3 9 4 2 4 "   D a t a T y p e = " T e x t " > C o m p a n y R e g i s t r a t i o n N u m b e r < / C o m p a n y R e g i s t r a t i o n N u m b e r >   
@@ -3517,7 +3769,7 @@
  
          < C o n t a c t _ L b l   E l e m e n t T y p e = " C o l u m n "   E l e m e n t I d = " 1 1 5 5 0 9 4 7 5 2 "   D a t a T y p e = " T e x t " > C o n t a c t _ L b l < / C o n t a c t _ L b l >   
-         < C o p y _ L b l   E l e m e n t T y p e = " C o l u m n "   E l e m e n t I d = " 6 0 4 7 8 2 7 8 1 "   D a t a T y p e = " T e x t C o n s t " > C o p y _ L b l < / C o p y _ L b l > +         < C o p y _ L b l   E l e m e n t T y p e = " C o l u m n "   E l e m e n t I d = " 6 0 4 7 8 2 7 8 1 "   D a t a T y p e = " L a b e l " > C o p y _ L b l < / C o p y _ L b l >   
          < C u s t o m e r A d d r e s s 1   E l e m e n t T y p e = " C o l u m n "   E l e m e n t I d = " 1 8 0 1 9 6 6 4 5 4 "   D a t a T y p e = " T e x t " > C u s t o m e r A d d r e s s 1 < / C u s t o m e r A d d r e s s 1 >   
@@ -3545,21 +3797,21 @@
  
          < D o c u m e n t N o   E l e m e n t T y p e = " C o l u m n "   E l e m e n t I d = " 9 7 0 3 5 0 5 3 9 "   D a t a T y p e = " C o d e " > D o c u m e n t N o < / D o c u m e n t N o >   
-         < D o c u m e n t N o _ L b l   E l e m e n t T y p e = " C o l u m n "   E l e m e n t I d = " 7 8 9 7 9 5 9 7 8 "   D a t a T y p e = " T e x t C o n s t " > D o c u m e n t N o _ L b l < / D o c u m e n t N o _ L b l > - 
-         < D o c u m e n t T i t l e _ L b l   E l e m e n t T y p e = " C o l u m n "   E l e m e n t I d = " 8 5 8 4 2 3 9 2 9 "   D a t a T y p e = " T e x t C o n s t " > D o c u m e n t T i t l e _ L b l < / D o c u m e n t T i t l e _ L b l > +         < D o c u m e n t N o _ L b l   E l e m e n t T y p e = " C o l u m n "   E l e m e n t I d = " 7 8 9 7 9 5 9 7 8 "   D a t a T y p e = " L a b e l " > D o c u m e n t N o _ L b l < / D o c u m e n t N o _ L b l > + 
+         < D o c u m e n t T i t l e _ L b l   E l e m e n t T y p e = " C o l u m n "   E l e m e n t I d = " 8 5 8 4 2 3 9 2 9 "   D a t a T y p e = " L a b e l " > D o c u m e n t T i t l e _ L b l < / D o c u m e n t T i t l e _ L b l >   
          < D u e D a t e   E l e m e n t T y p e = " C o l u m n "   E l e m e n t I d = " 7 4 5 1 7 0 2 0 3 "   D a t a T y p e = " S t r i n g " > D u e D a t e < / D u e D a t e >   
          < D u e D a t e _ L b l   E l e m e n t T y p e = " C o l u m n "   E l e m e n t I d = " 1 6 4 8 2 8 4 6 4 8 "   D a t a T y p e = " S t r i n g " > D u e D a t e _ L b l < / D u e D a t e _ L b l >   
-         < E M a i l _ L b l   E l e m e n t T y p e = " C o l u m n "   E l e m e n t I d = " 1 4 3 8 8 6 8 0 1 2 "   D a t a T y p e = " T e x t C o n s t " > E M a i l _ L b l < / E M a i l _ L b l > - 
-         < E s t i m a t e _ L b l   E l e m e n t T y p e = " C o l u m n "   E l e m e n t I d = " 2 0 9 6 4 3 4 6 2 2 "   D a t a T y p e = " T e x t C o n s t " > E s t i m a t e _ L b l < / E s t i m a t e _ L b l > - 
-         < E s t i m a t e B o d y _ L b l   E l e m e n t T y p e = " C o l u m n "   E l e m e n t I d = " 1 0 4 4 3 4 7 9 8 6 "   D a t a T y p e = " T e x t C o n s t " > E s t i m a t e B o d y _ L b l < / E s t i m a t e B o d y _ L b l > - 
-         < E s t i m a t e F o r _ L b l   E l e m e n t T y p e = " C o l u m n "   E l e m e n t I d = " 1 7 6 1 6 6 6 0 1 3 "   D a t a T y p e = " T e x t C o n s t " > E s t i m a t e F o r _ L b l < / E s t i m a t e F o r _ L b l > +         < E M a i l _ L b l   E l e m e n t T y p e = " C o l u m n "   E l e m e n t I d = " 1 4 3 8 8 6 8 0 1 2 "   D a t a T y p e = " L a b e l " > E M a i l _ L b l < / E M a i l _ L b l > + 
+         < E s t i m a t e B o d y _ L b l   E l e m e n t T y p e = " C o l u m n "   E l e m e n t I d = " 1 0 4 4 3 4 7 9 8 6 "   D a t a T y p e = " L a b e l " > E s t i m a t e B o d y _ L b l < / E s t i m a t e B o d y _ L b l > + 
+         < E s t i m a t e F o r _ L b l   E l e m e n t T y p e = " C o l u m n "   E l e m e n t I d = " 1 7 6 1 6 6 6 0 1 3 "   D a t a T y p e = " L a b e l " > E s t i m a t e F o r _ L b l < / E s t i m a t e F o r _ L b l > + 
+         < E s t i m a t e _ L b l   E l e m e n t T y p e = " C o l u m n "   E l e m e n t I d = " 2 0 9 6 4 3 4 6 2 2 "   D a t a T y p e = " L a b e l " > E s t i m a t e _ L b l < / E s t i m a t e _ L b l >   
          < E x c h a n g e R a t e A s T e x t   E l e m e n t T y p e = " C o l u m n "   E l e m e n t I d = " 5 9 2 9 5 5 8 4 5 "   D a t a T y p e = " T e x t " > E x c h a n g e R a t e A s T e x t < / E x c h a n g e R a t e A s T e x t >   
@@ -3567,75 +3819,73 @@
  
          < E x t e r n a l D o c u m e n t N o L b l   E l e m e n t T y p e = " C o l u m n "   E l e m e n t I d = " 7 8 3 2 8 7 4 5 2 "   D a t a T y p e = " S t r i n g " > E x t e r n a l D o c u m e n t N o L b l < / E x t e r n a l D o c u m e n t N o L b l >   
-         < F r o m _ L b l   E l e m e n t T y p e = " C o l u m n "   E l e m e n t I d = " 4 8 5 4 2 6 1 3 8 "   D a t a T y p e = " T e x t C o n s t " > F r o m _ L b l < / F r o m _ L b l > - 
-         < H o m e P a g e _ L b l   E l e m e n t T y p e = " C o l u m n "   E l e m e n t I d = " 1 4 3 3 5 9 2 3 0 0 "   D a t a T y p e = " T e x t C o n s t " > H o m e P a g e _ L b l < / H o m e P a g e _ L b l > - 
-         < I n v o i c e D i s c o u n t A m o u n t _ L b l   E l e m e n t T y p e = " C o l u m n "   E l e m e n t I d = " 1 5 9 3 0 1 2 7 3 6 "   D a t a T y p e = " T e x t C o n s t " > I n v o i c e D i s c o u n t A m o u n t _ L b l < / I n v o i c e D i s c o u n t A m o u n t _ L b l > - 
-         < I n v o i c e D i s c o u n t B a s e A m o u n t _ L b l   E l e m e n t T y p e = " C o l u m n "   E l e m e n t I d = " 2 0 2 9 2 6 6 8 7 5 "   D a t a T y p e = " T e x t C o n s t " > I n v o i c e D i s c o u n t B a s e A m o u n t _ L b l < / I n v o i c e D i s c o u n t B a s e A m o u n t _ L b l > +         < F r o m _ L b l   E l e m e n t T y p e = " C o l u m n "   E l e m e n t I d = " 4 8 5 4 2 6 1 3 8 "   D a t a T y p e = " L a b e l " > F r o m _ L b l < / F r o m _ L b l > + 
+         < H o m e P a g e _ L b l   E l e m e n t T y p e = " C o l u m n "   E l e m e n t I d = " 1 4 3 3 5 9 2 3 0 0 "   D a t a T y p e = " L a b e l " > H o m e P a g e _ L b l < / H o m e P a g e _ L b l > + 
+         < I n v o i c e D i s c o u n t A m o u n t _ L b l   E l e m e n t T y p e = " C o l u m n "   E l e m e n t I d = " 1 5 9 3 0 1 2 7 3 6 "   D a t a T y p e = " L a b e l " > I n v o i c e D i s c o u n t A m o u n t _ L b l < / I n v o i c e D i s c o u n t A m o u n t _ L b l > + 
+         < I n v o i c e D i s c o u n t B a s e A m o u n t _ L b l   E l e m e n t T y p e = " C o l u m n "   E l e m e n t I d = " 2 0 2 9 2 6 6 8 7 5 "   D a t a T y p e = " L a b e l " > I n v o i c e D i s c o u n t B a s e A m o u n t _ L b l < / I n v o i c e D i s c o u n t B a s e A m o u n t _ L b l >   
          < L e g a l E n t i t y T y p e   E l e m e n t T y p e = " C o l u m n "   E l e m e n t I d = " 2 0 5 1 8 7 3 5 6 3 "   D a t a T y p e = " T e x t " > L e g a l E n t i t y T y p e < / L e g a l E n t i t y T y p e >   
          < L e g a l E n t i t y T y p e _ L b l   E l e m e n t T y p e = " C o l u m n "   E l e m e n t I d = " 2 0 8 0 2 2 4 7 9 2 "   D a t a T y p e = " T e x t " > L e g a l E n t i t y T y p e _ L b l < / L e g a l E n t i t y T y p e _ L b l >   
-         < L i n e A m o u n t A f t e r I n v o i c e D i s c o u n t _ L b l   E l e m e n t T y p e = " C o l u m n "   E l e m e n t I d = " 6 7 3 7 2 1 0 9 4 "   D a t a T y p e = " T e x t C o n s t " > L i n e A m o u n t A f t e r I n v o i c e D i s c o u n t _ L b l < / L i n e A m o u n t A f t e r I n v o i c e D i s c o u n t _ L b l > - 
-         < L o c a l C u r r e n c y _ L b l   E l e m e n t T y p e = " C o l u m n "   E l e m e n t I d = " 1 5 5 9 6 9 3 4 2 2 "   D a t a T y p e = " T e x t C o n s t " > L o c a l C u r r e n c y _ L b l < / L o c a l C u r r e n c y _ L b l > - 
-         < P a g e _ L b l   E l e m e n t T y p e = " C o l u m n "   E l e m e n t I d = " 6 8 0 6 4 8 0 9 1 "   D a t a T y p e = " T e x t C o n s t " > P a g e _ L b l < / P a g e _ L b l > +         < L i n e A m o u n t A f t e r I n v o i c e D i s c o u n t _ L b l   E l e m e n t T y p e = " C o l u m n "   E l e m e n t I d = " 6 7 3 7 2 1 0 9 4 "   D a t a T y p e = " L a b e l " > L i n e A m o u n t A f t e r I n v o i c e D i s c o u n t _ L b l < / L i n e A m o u n t A f t e r I n v o i c e D i s c o u n t _ L b l > + 
+         < L o c a l C u r r e n c y _ L b l   E l e m e n t T y p e = " C o l u m n "   E l e m e n t I d = " 1 5 5 9 6 9 3 4 2 2 "   D a t a T y p e = " L a b e l " > L o c a l C u r r e n c y _ L b l < / L o c a l C u r r e n c y _ L b l > + 
+         < P a g e _ L b l   E l e m e n t T y p e = " C o l u m n "   E l e m e n t I d = " 6 8 0 6 4 8 0 9 1 "   D a t a T y p e = " L a b e l " > P a g e _ L b l < / P a g e _ L b l >   
          < P a y m e n t M e t h o d D e s c r i p t i o n   E l e m e n t T y p e = " C o l u m n "   E l e m e n t I d = " 5 8 5 7 5 7 9 7 4 "   D a t a T y p e = " T e x t " > P a y m e n t M e t h o d D e s c r i p t i o n < / P a y m e n t M e t h o d D e s c r i p t i o n >   
-         < P a y m e n t M e t h o d D e s c r i p t i o n _ L b l   E l e m e n t T y p e = " C o l u m n "   E l e m e n t I d = " 7 9 7 1 1 7 3 2 3 "   D a t a T y p e = " T e x t C o n s t " > P a y m e n t M e t h o d D e s c r i p t i o n _ L b l < / P a y m e n t M e t h o d D e s c r i p t i o n _ L b l > +         < P a y m e n t M e t h o d D e s c r i p t i o n _ L b l   E l e m e n t T y p e = " C o l u m n "   E l e m e n t I d = " 7 9 7 1 1 7 3 2 3 "   D a t a T y p e = " L a b e l " > P a y m e n t M e t h o d D e s c r i p t i o n _ L b l < / P a y m e n t M e t h o d D e s c r i p t i o n _ L b l >   
          < P a y m e n t T e r m s D e s c r i p t i o n   E l e m e n t T y p e = " C o l u m n "   E l e m e n t I d = " 2 0 3 8 7 4 2 7 0 0 "   D a t a T y p e = " T e x t " > P a y m e n t T e r m s D e s c r i p t i o n < / P a y m e n t T e r m s D e s c r i p t i o n >   
-         < P a y m e n t T e r m s D e s c r i p t i o n _ L b l   E l e m e n t T y p e = " C o l u m n "   E l e m e n t I d = " 1 8 7 4 4 9 4 3 2 1 "   D a t a T y p e = " T e x t C o n s t " > P a y m e n t T e r m s D e s c r i p t i o n _ L b l < / P a y m e n t T e r m s D e s c r i p t i o n _ L b l > +         < P a y m e n t T e r m s D e s c r i p t i o n _ L b l   E l e m e n t T y p e = " C o l u m n "   E l e m e n t I d = " 1 8 7 4 4 9 4 3 2 1 "   D a t a T y p e = " L a b e l " > P a y m e n t T e r m s D e s c r i p t i o n _ L b l < / P a y m e n t T e r m s D e s c r i p t i o n _ L b l >   
          < P r i c e s I n c l u d i n g V A T   E l e m e n t T y p e = " C o l u m n "   E l e m e n t I d = " 5 1 8 8 1 7 1 6 7 "   D a t a T y p e = " B o o l e a n " > P r i c e s I n c l u d i n g V A T < / P r i c e s I n c l u d i n g V A T >   
+         < P r i c e s I n c l u d i n g V A T Y e s N o   E l e m e n t T y p e = " C o l u m n "   E l e m e n t I d = " 1 4 1 1 1 4 7 5 9 9 "   D a t a T y p e = " S t r i n g " > P r i c e s I n c l u d i n g V A T Y e s N o < / P r i c e s I n c l u d i n g V A T Y e s N o > + 
          < P r i c e s I n c l u d i n g V A T _ L b l   E l e m e n t T y p e = " C o l u m n "   E l e m e n t I d = " 1 3 7 7 9 7 9 4 4 4 "   D a t a T y p e = " S t r i n g " > P r i c e s I n c l u d i n g V A T _ L b l < / P r i c e s I n c l u d i n g V A T _ L b l >   
-         < P r i c e s I n c l u d i n g V A T Y e s N o   E l e m e n t T y p e = " C o l u m n "   E l e m e n t I d = " 1 4 1 1 1 4 7 5 9 9 "   D a t a T y p e = " S t r i n g " > P r i c e s I n c l u d i n g V A T Y e s N o < / P r i c e s I n c l u d i n g V A T Y e s N o > - 
-         < Q u e s t i o n s _ L b l   E l e m e n t T y p e = " C o l u m n "   E l e m e n t I d = " 2 0 7 0 8 9 0 0 1 9 "   D a t a T y p e = " T e x t C o n s t " > Q u e s t i o n s _ L b l < / Q u e s t i o n s _ L b l > +         < Q u e s t i o n s _ L b l   E l e m e n t T y p e = " C o l u m n "   E l e m e n t I d = " 2 0 7 0 8 9 0 0 1 9 "   D a t a T y p e = " L a b e l " > Q u e s t i o n s _ L b l < / Q u e s t i o n s _ L b l >   
          < Q u o t e V a l i d T o D a t e   E l e m e n t T y p e = " C o l u m n "   E l e m e n t I d = " 1 1 4 8 7 3 3 1 3 0 "   D a t a T y p e = " S t r i n g " > Q u o t e V a l i d T o D a t e < / Q u o t e V a l i d T o D a t e >   
-         < Q u o t e V a l i d T o D a t e _ L b l   E l e m e n t T y p e = " C o l u m n "   E l e m e n t I d = " 1 2 9 2 3 5 4 1 3 "   D a t a T y p e = " T e x t C o n s t " > Q u o t e V a l i d T o D a t e _ L b l < / Q u o t e V a l i d T o D a t e _ L b l > - 
-         < S a l e s I n v o i c e L i n e D i s c o u n t _ L b l   E l e m e n t T y p e = " C o l u m n "   E l e m e n t I d = " 6 6 4 6 0 1 5 8 2 "   D a t a T y p e = " T e x t C o n s t " > S a l e s I n v o i c e L i n e D i s c o u n t _ L b l < / S a l e s I n v o i c e L i n e D i s c o u n t _ L b l > - 
-         < S a l e s P e r s o n _ L b l   E l e m e n t T y p e = " C o l u m n "   E l e m e n t I d = " 1 5 6 4 1 9 6 3 6 5 "   D a t a T y p e = " T e x t C o n s t " > S a l e s P e r s o n _ L b l < / S a l e s P e r s o n _ L b l > +         < Q u o t e V a l i d T o D a t e _ L b l   E l e m e n t T y p e = " C o l u m n "   E l e m e n t I d = " 1 2 9 2 3 5 4 1 3 "   D a t a T y p e = " L a b e l " > Q u o t e V a l i d T o D a t e _ L b l < / Q u o t e V a l i d T o D a t e _ L b l > + 
+         < S a l e s I n v o i c e L i n e D i s c o u n t _ L b l   E l e m e n t T y p e = " C o l u m n "   E l e m e n t I d = " 6 6 4 6 0 1 5 8 2 "   D a t a T y p e = " L a b e l " > S a l e s I n v o i c e L i n e D i s c o u n t _ L b l < / S a l e s I n v o i c e L i n e D i s c o u n t _ L b l >   
          < S a l e s P e r s o n B l a n k _ L b l   E l e m e n t T y p e = " C o l u m n "   E l e m e n t I d = " 6 5 4 6 2 4 6 0 1 "   D a t a T y p e = " T e x t " > S a l e s P e r s o n B l a n k _ L b l < / S a l e s P e r s o n B l a n k _ L b l >   
          < S a l e s P e r s o n N a m e   E l e m e n t T y p e = " C o l u m n "   E l e m e n t I d = " 8 7 1 4 9 2 9 8 3 "   D a t a T y p e = " T e x t " > S a l e s P e r s o n N a m e < / S a l e s P e r s o n N a m e >   
+         < S a l e s P e r s o n _ L b l   E l e m e n t T y p e = " C o l u m n "   E l e m e n t I d = " 1 5 6 4 1 9 6 3 6 5 "   D a t a T y p e = " L a b e l " > S a l e s P e r s o n _ L b l < / S a l e s P e r s o n _ L b l > + 
          < S e l l T o C o n t a c t E m a i l   E l e m e n t T y p e = " C o l u m n "   E l e m e n t I d = " 2 6 2 8 2 4 5 6 4 "   D a t a T y p e = " T e x t " > S e l l T o C o n t a c t E m a i l < / S e l l T o C o n t a c t E m a i l >   
-         < S e l l T o C o n t a c t E m a i l L b l   E l e m e n t T y p e = " C o l u m n "   E l e m e n t I d = " 3 7 0 9 2 0 3 7 4 "   D a t a T y p e = " T e x t C o n s t " > S e l l T o C o n t a c t E m a i l L b l < / S e l l T o C o n t a c t E m a i l L b l > +         < S e l l T o C o n t a c t E m a i l L b l   E l e m e n t T y p e = " C o l u m n "   E l e m e n t I d = " 3 7 0 9 2 0 3 7 4 "   D a t a T y p e = " L a b e l " > S e l l T o C o n t a c t E m a i l L b l < / S e l l T o C o n t a c t E m a i l L b l >   
          < S e l l T o C o n t a c t M o b i l e P h o n e N o   E l e m e n t T y p e = " C o l u m n "   E l e m e n t I d = " 1 8 4 3 5 8 7 4 7 "   D a t a T y p e = " T e x t " > S e l l T o C o n t a c t M o b i l e P h o n e N o < / S e l l T o C o n t a c t M o b i l e P h o n e N o >   
-         < S e l l T o C o n t a c t M o b i l e P h o n e N o L b l   E l e m e n t T y p e = " C o l u m n "   E l e m e n t I d = " 1 4 5 7 5 2 8 4 1 7 "   D a t a T y p e = " T e x t C o n s t " > S e l l T o C o n t a c t M o b i l e P h o n e N o L b l < / S e l l T o C o n t a c t M o b i l e P h o n e N o L b l > +         < S e l l T o C o n t a c t M o b i l e P h o n e N o L b l   E l e m e n t T y p e = " C o l u m n "   E l e m e n t I d = " 1 4 5 7 5 2 8 4 1 7 "   D a t a T y p e = " L a b e l " > S e l l T o C o n t a c t M o b i l e P h o n e N o L b l < / S e l l T o C o n t a c t M o b i l e P h o n e N o L b l >   
          < S e l l T o C o n t a c t P h o n e N o   E l e m e n t T y p e = " C o l u m n "   E l e m e n t I d = " 1 6 1 3 8 2 2 4 8 3 "   D a t a T y p e = " T e x t " > S e l l T o C o n t a c t P h o n e N o < / S e l l T o C o n t a c t P h o n e N o >   
-         < S e l l T o C o n t a c t P h o n e N o L b l   E l e m e n t T y p e = " C o l u m n "   E l e m e n t I d = " 1 0 5 0 6 8 6 8 0 9 "   D a t a T y p e = " T e x t C o n s t " > S e l l T o C o n t a c t P h o n e N o L b l < / S e l l T o C o n t a c t P h o n e N o L b l > +         < S e l l T o C o n t a c t P h o n e N o L b l   E l e m e n t T y p e = " C o l u m n "   E l e m e n t I d = " 1 0 5 0 6 8 6 8 0 9 "   D a t a T y p e = " L a b e l " > S e l l T o C o n t a c t P h o n e N o L b l < / S e l l T o C o n t a c t P h o n e N o L b l >   
          < S e l l t o C u s t o m e r N o   E l e m e n t T y p e = " C o l u m n "   E l e m e n t I d = " 2 0 5 0 6 4 7 3 4 9 "   D a t a T y p e = " C o d e " > S e l l t o C u s t o m e r N o < / S e l l t o C u s t o m e r N o >   
          < S e l l t o C u s t o m e r N o _ L b l   E l e m e n t T y p e = " C o l u m n "   E l e m e n t I d = " 2 9 8 3 8 1 5 1 2 "   D a t a T y p e = " S t r i n g " > S e l l t o C u s t o m e r N o _ L b l < / S e l l t o C u s t o m e r N o _ L b l >   
-         < S h i p m e n t _ L b l   E l e m e n t T y p e = " C o l u m n "   E l e m e n t I d = " 2 0 8 5 7 6 7 1 2 0 "   D a t a T y p e = " T e x t C o n s t " > S h i p m e n t _ L b l < / S h i p m e n t _ L b l > - 
          < S h i p m e n t M e t h o d D e s c r i p t i o n   E l e m e n t T y p e = " C o l u m n "   E l e m e n t I d = " 2 0 5 9 4 0 3 2 6 0 "   D a t a T y p e = " T e x t " > S h i p m e n t M e t h o d D e s c r i p t i o n < / S h i p m e n t M e t h o d D e s c r i p t i o n >   
-         < S h i p m e n t M e t h o d D e s c r i p t i o n _ L b l   E l e m e n t T y p e = " C o l u m n "   E l e m e n t I d = " 1 1 7 9 9 7 8 4 6 5 "   D a t a T y p e = " T e x t C o n s t " > S h i p m e n t M e t h o d D e s c r i p t i o n _ L b l < / S h i p m e n t M e t h o d D e s c r i p t i o n _ L b l > - 
-         < S h i p T o A d d r e s s _ L b l   E l e m e n t T y p e = " C o l u m n "   E l e m e n t I d = " 1 6 5 0 5 0 5 0 1 7 "   D a t a T y p e = " T e x t C o n s t " > S h i p T o A d d r e s s _ L b l < / S h i p T o A d d r e s s _ L b l > +         < S h i p m e n t M e t h o d D e s c r i p t i o n _ L b l   E l e m e n t T y p e = " C o l u m n "   E l e m e n t I d = " 1 1 7 9 9 7 8 4 6 5 "   D a t a T y p e = " L a b e l " > S h i p m e n t M e t h o d D e s c r i p t i o n _ L b l < / S h i p m e n t M e t h o d D e s c r i p t i o n _ L b l > + 
+         < S h i p m e n t _ L b l   E l e m e n t T y p e = " C o l u m n "   E l e m e n t I d = " 2 0 8 5 7 6 7 1 2 0 "   D a t a T y p e = " L a b e l " > S h i p m e n t _ L b l < / S h i p m e n t _ L b l >   
          < S h i p T o A d d r e s s 1   E l e m e n t T y p e = " C o l u m n "   E l e m e n t I d = " 1 3 5 7 6 7 2 8 6 1 "   D a t a T y p e = " T e x t " > S h i p T o A d d r e s s 1 < / S h i p T o A d d r e s s 1 >   
@@ -3653,37 +3903,39 @@
  
          < S h i p T o A d d r e s s 8   E l e m e n t T y p e = " C o l u m n "   E l e m e n t I d = " 1 4 9 2 9 9 2 1 7 8 "   D a t a T y p e = " T e x t " > S h i p T o A d d r e s s 8 < / S h i p T o A d d r e s s 8 >   
+         < S h i p T o A d d r e s s _ L b l   E l e m e n t T y p e = " C o l u m n "   E l e m e n t I d = " 1 6 5 0 5 0 5 0 1 7 "   D a t a T y p e = " L a b e l " > S h i p T o A d d r e s s _ L b l < / S h i p T o A d d r e s s _ L b l > + 
          < S h i p T o P h o n e N o   E l e m e n t T y p e = " C o l u m n "   E l e m e n t I d = " 3 6 9 7 0 2 2 5 5 "   D a t a T y p e = " T e x t " > S h i p T o P h o n e N o < / S h i p T o P h o n e N o >   
          < S h o w S h i p p i n g A d d r e s s   E l e m e n t T y p e = " C o l u m n "   E l e m e n t I d = " 1 1 2 0 0 7 1 2 6 6 "   D a t a T y p e = " B o o l e a n " > S h o w S h i p p i n g A d d r e s s < / S h o w S h i p p i n g A d d r e s s >   
          < S h o w W o r k D e s c r i p t i o n   E l e m e n t T y p e = " C o l u m n "   E l e m e n t I d = " 7 8 5 4 6 8 8 6 5 "   D a t a T y p e = " B o o l e a n " > S h o w W o r k D e s c r i p t i o n < / S h o w W o r k D e s c r i p t i o n >   
-         < S u b t o t a l _ L b l   E l e m e n t T y p e = " C o l u m n "   E l e m e n t I d = " 1 9 6 7 7 9 5 1 4 2 "   D a t a T y p e = " T e x t C o n s t " > S u b t o t a l _ L b l < / S u b t o t a l _ L b l > - 
-         < T h a n k s _ L b l   E l e m e n t T y p e = " C o l u m n "   E l e m e n t I d = " 2 1 0 3 3 0 5 5 2 5 "   D a t a T y p e = " T e x t C o n s t " > T h a n k s _ L b l < / T h a n k s _ L b l > - 
-         < T o t a l _ L b l   E l e m e n t T y p e = " C o l u m n "   E l e m e n t I d = " 1 2 1 0 1 0 0 8 7 8 "   D a t a T y p e = " T e x t C o n s t " > T o t a l _ L b l < / T o t a l _ L b l > - 
-         < V A T A m o u n t _ L b l   E l e m e n t T y p e = " C o l u m n "   E l e m e n t I d = " 1 0 9 4 6 5 7 2 9 "   D a t a T y p e = " T e x t C o n s t " > V A T A m o u n t _ L b l < / V A T A m o u n t _ L b l > - 
-         < V A T A m o u n t S p e c i f i c a t i o n _ L b l   E l e m e n t T y p e = " C o l u m n "   E l e m e n t I d = " 8 7 8 7 0 6 8 4 6 "   D a t a T y p e = " T e x t C o n s t " > V A T A m o u n t S p e c i f i c a t i o n _ L b l < / V A T A m o u n t S p e c i f i c a t i o n _ L b l > - 
-         < V A T B a s e _ L b l   E l e m e n t T y p e = " C o l u m n "   E l e m e n t I d = " 1 8 6 6 1 5 8 2 7 8 "   D a t a T y p e = " T e x t C o n s t " > V A T B a s e _ L b l < / V A T B a s e _ L b l > +         < S u b t o t a l _ L b l   E l e m e n t T y p e = " C o l u m n "   E l e m e n t I d = " 1 9 6 7 7 9 5 1 4 2 "   D a t a T y p e = " L a b e l " > S u b t o t a l _ L b l < / S u b t o t a l _ L b l > + 
+         < T h a n k s _ L b l   E l e m e n t T y p e = " C o l u m n "   E l e m e n t I d = " 2 1 0 3 3 0 5 5 2 5 "   D a t a T y p e = " L a b e l " > T h a n k s _ L b l < / T h a n k s _ L b l > + 
+         < T o t a l _ L b l   E l e m e n t T y p e = " C o l u m n "   E l e m e n t I d = " 1 2 1 0 1 0 0 8 7 8 "   D a t a T y p e = " L a b e l " > T o t a l _ L b l < / T o t a l _ L b l > + 
+         < V A T A m o u n t S p e c i f i c a t i o n _ L b l   E l e m e n t T y p e = " C o l u m n "   E l e m e n t I d = " 8 7 8 7 0 6 8 4 6 "   D a t a T y p e = " L a b e l " > V A T A m o u n t S p e c i f i c a t i o n _ L b l < / V A T A m o u n t S p e c i f i c a t i o n _ L b l > + 
+         < V A T A m o u n t _ L b l   E l e m e n t T y p e = " C o l u m n "   E l e m e n t I d = " 1 0 9 4 6 5 7 2 9 "   D a t a T y p e = " L a b e l " > V A T A m o u n t _ L b l < / V A T A m o u n t _ L b l > + 
+         < V A T B a s e _ L b l   E l e m e n t T y p e = " C o l u m n "   E l e m e n t I d = " 1 8 6 6 1 5 8 2 7 8 "   D a t a T y p e = " L a b e l " > V A T B a s e _ L b l < / V A T B a s e _ L b l > + 
+         < V A T C l a u s e s _ L b l   E l e m e n t T y p e = " C o l u m n "   E l e m e n t I d = " 1 3 8 3 9 2 0 0 1 9 "   D a t a T y p e = " L a b e l " > V A T C l a u s e s _ L b l < / V A T C l a u s e s _ L b l >   
          < V A T C l a u s e _ L b l   E l e m e n t T y p e = " C o l u m n "   E l e m e n t I d = " 1 5 7 0 4 9 5 4 9 0 "   D a t a T y p e = " S t r i n g " > V A T C l a u s e _ L b l < / V A T C l a u s e _ L b l >   
-         < V A T C l a u s e s _ L b l   E l e m e n t T y p e = " C o l u m n "   E l e m e n t I d = " 1 3 8 3 9 2 0 0 1 9 "   D a t a T y p e = " T e x t C o n s t " > V A T C l a u s e s _ L b l < / V A T C l a u s e s _ L b l > - 
-         < V A T I d e n t i f i e r _ L b l   E l e m e n t T y p e = " C o l u m n "   E l e m e n t I d = " 1 6 8 6 6 2 3 9 8 4 "   D a t a T y p e = " T e x t C o n s t " > V A T I d e n t i f i e r _ L b l < / V A T I d e n t i f i e r _ L b l > - 
-         < V A T P e r c e n t a g e _ L b l   E l e m e n t T y p e = " C o l u m n "   E l e m e n t I d = " 6 7 6 6 5 4 5 6 5 "   D a t a T y p e = " T e x t C o n s t " > V A T P e r c e n t a g e _ L b l < / V A T P e r c e n t a g e _ L b l > +         < V A T I d e n t i f i e r _ L b l   E l e m e n t T y p e = " C o l u m n "   E l e m e n t I d = " 1 6 8 6 6 2 3 9 8 4 "   D a t a T y p e = " L a b e l " > V A T I d e n t i f i e r _ L b l < / V A T I d e n t i f i e r _ L b l > + 
+         < V A T P e r c e n t a g e _ L b l   E l e m e n t T y p e = " C o l u m n "   E l e m e n t I d = " 6 7 6 6 5 4 5 6 5 "   D a t a T y p e = " L a b e l " > V A T P e r c e n t a g e _ L b l < / V A T P e r c e n t a g e _ L b l >   
          < V A T R e g i s t r a t i o n N o   E l e m e n t T y p e = " C o l u m n "   E l e m e n t I d = " 1 8 8 9 1 9 5 4 0 2 "   D a t a T y p e = " T e x t " > V A T R e g i s t r a t i o n N o < / V A T R e g i s t r a t i o n N o >   
          < V A T R e g i s t r a t i o n N o _ L b l   E l e m e n t T y p e = " C o l u m n "   E l e m e n t I d = " 1 4 2 4 6 1 6 0 8 5 "   D a t a T y p e = " T e x t " > V A T R e g i s t r a t i o n N o _ L b l < / V A T R e g i s t r a t i o n N o _ L b l >   
-         < Y o u r E s t i m a t e _ L b l   E l e m e n t T y p e = " C o l u m n "   E l e m e n t I d = " 4 9 2 1 8 5 2 2 5 "   D a t a T y p e = " T e x t C o n s t " > Y o u r E s t i m a t e _ L b l < / Y o u r E s t i m a t e _ L b l > +         < Y o u r E s t i m a t e _ L b l   E l e m e n t T y p e = " C o l u m n "   E l e m e n t I d = " 4 9 2 1 8 5 2 2 5 "   D a t a T y p e = " L a b e l " > Y o u r E s t i m a t e _ L b l < / Y o u r E s t i m a t e _ L b l >   
          < Y o u r R e f e r e n c e   E l e m e n t T y p e = " C o l u m n "   E l e m e n t I d = " 1 1 0 3 9 9 5 1 "   D a t a T y p e = " T e x t " > Y o u r R e f e r e n c e < / Y o u r R e f e r e n c e >   
@@ -3715,23 +3967,23 @@
  
              < L i n e A m o u n t _ L i n e _ L b l   E l e m e n t T y p e = " C o l u m n "   E l e m e n t I d = " 9 9 2 9 0 1 8 4 5 "   D a t a T y p e = " S t r i n g " > L i n e A m o u n t _ L i n e _ L b l < / L i n e A m o u n t _ L i n e _ L b l >   
+             < L i n e D i s c o u n t P e r c e n t T e x t _ L i n e   E l e m e n t T y p e = " C o l u m n "   E l e m e n t I d = " 6 1 3 1 3 5 1 9 "   D a t a T y p e = " T e x t " > L i n e D i s c o u n t P e r c e n t T e x t _ L i n e < / L i n e D i s c o u n t P e r c e n t T e x t _ L i n e > + 
              < L i n e D i s c o u n t P e r c e n t _ L i n e   E l e m e n t T y p e = " C o l u m n "   E l e m e n t I d = " 9 0 7 8 2 7 4 3 6 "   D a t a T y p e = " D e c i m a l " > L i n e D i s c o u n t P e r c e n t _ L i n e < / L i n e D i s c o u n t P e r c e n t _ L i n e >   
-             < L i n e D i s c o u n t P e r c e n t T e x t _ L i n e   E l e m e n t T y p e = " C o l u m n "   E l e m e n t I d = " 6 1 3 1 3 5 1 9 "   D a t a T y p e = " T e x t " > L i n e D i s c o u n t P e r c e n t T e x t _ L i n e < / L i n e D i s c o u n t P e r c e n t T e x t _ L i n e > - 
              < L i n e N o _ L i n e   E l e m e n t T y p e = " C o l u m n "   E l e m e n t I d = " 6 9 8 9 8 5 9 7 9 "   D a t a T y p e = " I n t e g e r " > L i n e N o _ L i n e < / L i n e N o _ L i n e >   
-             < P r i c e _ L b l   E l e m e n t T y p e = " C o l u m n "   E l e m e n t I d = " 2 1 2 6 7 6 4 9 2 5 "   D a t a T y p e = " T e x t C o n s t " > P r i c e _ L b l < / P r i c e _ L b l > - 
-             < P r i c e P e r _ L b l   E l e m e n t T y p e = " C o l u m n "   E l e m e n t I d = " 9 7 3 2 8 0 1 3 4 "   D a t a T y p e = " T e x t C o n s t " > P r i c e P e r _ L b l < / P r i c e P e r _ L b l > - 
-             < Q t y _ L b l   E l e m e n t T y p e = " C o l u m n "   E l e m e n t I d = " 2 6 3 6 7 3 7 6 4 "   D a t a T y p e = " T e x t C o n s t " > Q t y _ L b l < / Q t y _ L b l > +             < P r i c e P e r _ L b l   E l e m e n t T y p e = " C o l u m n "   E l e m e n t I d = " 9 7 3 2 8 0 1 3 4 "   D a t a T y p e = " L a b e l " > P r i c e P e r _ L b l < / P r i c e P e r _ L b l > + 
+             < P r i c e _ L b l   E l e m e n t T y p e = " C o l u m n "   E l e m e n t I d = " 2 1 2 6 7 6 4 9 2 5 "   D a t a T y p e = " L a b e l " > P r i c e _ L b l < / P r i c e _ L b l > + 
+             < Q t y _ L b l   E l e m e n t T y p e = " C o l u m n "   E l e m e n t I d = " 2 6 3 6 7 3 7 6 4 "   D a t a T y p e = " L a b e l " > Q t y _ L b l < / Q t y _ L b l >   
              < Q u a n t i t y _ L i n e   E l e m e n t T y p e = " C o l u m n "   E l e m e n t I d = " 1 0 6 8 5 4 3 5 3 7 "   D a t a T y p e = " T e x t " > Q u a n t i t y _ L i n e < / Q u a n t i t y _ L i n e >   
              < Q u a n t i t y _ L i n e _ L b l   E l e m e n t T y p e = " C o l u m n "   E l e m e n t I d = " 2 0 3 4 5 0 6 8 0 2 "   D a t a T y p e = " S t r i n g " > Q u a n t i t y _ L i n e _ L b l < / Q u a n t i t y _ L i n e _ L b l >   
-             < S h i p m e n t D a t e _ L b l   E l e m e n t T y p e = " C o l u m n "   E l e m e n t I d = " 6 1 4 4 0 0 3 6 4 "   D a t a T y p e = " T e x t C o n s t " > S h i p m e n t D a t e _ L b l < / S h i p m e n t D a t e _ L b l > +             < S h i p m e n t D a t e _ L b l   E l e m e n t T y p e = " C o l u m n "   E l e m e n t I d = " 6 1 4 4 0 0 3 6 4 "   D a t a T y p e = " L a b e l " > S h i p m e n t D a t e _ L b l < / S h i p m e n t D a t e _ L b l >   
              < S h i p m e n t D a t e _ L i n e   E l e m e n t T y p e = " C o l u m n "   E l e m e n t I d = " 1 6 7 3 3 7 5 4 1 6 "   D a t a T y p e = " S t r i n g " > S h i p m e n t D a t e _ L i n e < / S h i p m e n t D a t e _ L i n e >   
@@ -3739,8 +3991,6 @@
  
              < T y p e _ L i n e   E l e m e n t T y p e = " C o l u m n "   E l e m e n t I d = " 2 7 2 8 0 4 9 2 4 "   D a t a T y p e = " S t r i n g " > T y p e _ L i n e < / T y p e _ L i n e >   
-             < U n i t _ L b l   E l e m e n t T y p e = " C o l u m n "   E l e m e n t I d = " 8 1 4 3 6 4 3 1 8 "   D a t a T y p e = " T e x t C o n s t " > U n i t _ L b l < / U n i t _ L b l > - 
              < U n i t O f M e a s u r e   E l e m e n t T y p e = " C o l u m n "   E l e m e n t I d = " 1 8 0 8 2 2 8 0 1 8 "   D a t a T y p e = " T e x t " > U n i t O f M e a s u r e < / U n i t O f M e a s u r e >   
              < U n i t O f M e a s u r e _ L b l   E l e m e n t T y p e = " C o l u m n "   E l e m e n t I d = " 9 8 1 9 5 1 2 4 9 "   D a t a T y p e = " S t r i n g " > U n i t O f M e a s u r e _ L b l < / U n i t O f M e a s u r e _ L b l > @@ -3749,6 +3999,8 @@
  
              < U n i t P r i c e _ L b l   E l e m e n t T y p e = " C o l u m n "   E l e m e n t I d = " 1 1 6 3 9 2 6 6 0 3 "   D a t a T y p e = " S t r i n g " > U n i t P r i c e _ L b l < / U n i t P r i c e _ L b l >   
+             < U n i t _ L b l   E l e m e n t T y p e = " C o l u m n "   E l e m e n t I d = " 8 1 4 3 6 4 3 1 8 "   D a t a T y p e = " L a b e l " > U n i t _ L b l < / U n i t _ L b l > + 
              < V A T I d e n t i f i e r _ L i n e   E l e m e n t T y p e = " C o l u m n "   E l e m e n t I d = " 1 7 7 3 6 2 2 4 1 2 "   D a t a T y p e = " C o d e " > V A T I d e n t i f i e r _ L i n e < / V A T I d e n t i f i e r _ L i n e >   
              < V A T I d e n t i f i e r _ L i n e _ L b l   E l e m e n t T y p e = " C o l u m n "   E l e m e n t I d = " 5 3 3 7 8 2 7 0 3 "   D a t a T y p e = " S t r i n g " > V A T I d e n t i f i e r _ L i n e _ L b l < / V A T I d e n t i f i e r _ L i n e _ L b l > @@ -3783,22 +4035,22 @@
  
              < N o O f V A T I d e n t i f i e r s   E l e m e n t T y p e = " C o l u m n "   E l e m e n t I d = " 1 1 5 3 2 6 3 0 2 6 "   D a t a T y p e = " I n t e g e r " > N o O f V A T I d e n t i f i e r s < / N o O f V A T I d e n t i f i e r s >   
+             < V A T A m o u n t L C Y _ V A T A m o u n t L i n e   E l e m e n t T y p e = " C o l u m n "   E l e m e n t I d = " 1 5 8 1 9 9 4 3 5 0 "   D a t a T y p e = " D e c i m a l " > V A T A m o u n t L C Y _ V A T A m o u n t L i n e < / V A T A m o u n t L C Y _ V A T A m o u n t L i n e > + 
+             < V A T A m o u n t L C Y _ V A T A m o u n t L i n e _ L b l   E l e m e n t T y p e = " C o l u m n "   E l e m e n t I d = " 9 2 3 0 0 3 3 7 "   D a t a T y p e = " L a b e l " > V A T A m o u n t L C Y _ V A T A m o u n t L i n e _ L b l < / V A T A m o u n t L C Y _ V A T A m o u n t L i n e _ L b l > + 
              < V A T A m o u n t _ V a t A m o u n t L i n e   E l e m e n t T y p e = " C o l u m n "   E l e m e n t I d = " 1 8 9 1 8 2 0 6 2 0 "   D a t a T y p e = " D e c i m a l " > V A T A m o u n t _ V a t A m o u n t L i n e < / V A T A m o u n t _ V a t A m o u n t L i n e >   
              < V A T A m o u n t _ V a t A m o u n t L i n e _ L b l   E l e m e n t T y p e = " C o l u m n "   E l e m e n t I d = " 1 5 1 3 5 5 5 4 7 3 "   D a t a T y p e = " S t r i n g " > V A T A m o u n t _ V a t A m o u n t L i n e _ L b l < / V A T A m o u n t _ V a t A m o u n t L i n e _ L b l >   
-             < V A T A m o u n t L C Y _ V A T A m o u n t L i n e   E l e m e n t T y p e = " C o l u m n "   E l e m e n t I d = " 1 5 8 1 9 9 4 3 5 0 "   D a t a T y p e = " D e c i m a l " > V A T A m o u n t L C Y _ V A T A m o u n t L i n e < / V A T A m o u n t L C Y _ V A T A m o u n t L i n e > - 
-             < V A T A m o u n t L C Y _ V A T A m o u n t L i n e _ L b l   E l e m e n t T y p e = " C o l u m n "   E l e m e n t I d = " 9 2 3 0 0 3 3 7 "   D a t a T y p e = " T e x t C o n s t " > V A T A m o u n t L C Y _ V A T A m o u n t L i n e _ L b l < / V A T A m o u n t L C Y _ V A T A m o u n t L i n e _ L b l > +             < V A T B a s e L C Y _ V A T A m o u n t L i n e   E l e m e n t T y p e = " C o l u m n "   E l e m e n t I d = " 1 8 6 0 9 4 5 6 3 5 "   D a t a T y p e = " D e c i m a l " > V A T B a s e L C Y _ V A T A m o u n t L i n e < / V A T B a s e L C Y _ V A T A m o u n t L i n e > + 
+             < V A T B a s e L C Y _ V A T A m o u n t L i n e _ L b l   E l e m e n t T y p e = " C o l u m n "   E l e m e n t I d = " 1 2 3 6 4 6 7 9 9 8 "   D a t a T y p e = " L a b e l " > V A T B a s e L C Y _ V A T A m o u n t L i n e _ L b l < / V A T B a s e L C Y _ V A T A m o u n t L i n e _ L b l >   
              < V A T B a s e _ V a t A m o u n t L i n e   E l e m e n t T y p e = " C o l u m n "   E l e m e n t I d = " 1 4 5 8 9 3 7 8 1 9 "   D a t a T y p e = " D e c i m a l " > V A T B a s e _ V a t A m o u n t L i n e < / V A T B a s e _ V a t A m o u n t L i n e >   
              < V A T B a s e _ V a t A m o u n t L i n e _ L b l   E l e m e n t T y p e = " C o l u m n "   E l e m e n t I d = " 1 6 9 1 3 0 2 4 8 8 "   D a t a T y p e = " S t r i n g " > V A T B a s e _ V a t A m o u n t L i n e _ L b l < / V A T B a s e _ V a t A m o u n t L i n e _ L b l >   
-             < V A T B a s e L C Y _ V A T A m o u n t L i n e   E l e m e n t T y p e = " C o l u m n "   E l e m e n t I d = " 1 8 6 0 9 4 5 6 3 5 "   D a t a T y p e = " D e c i m a l " > V A T B a s e L C Y _ V A T A m o u n t L i n e < / V A T B a s e L C Y _ V A T A m o u n t L i n e > - 
-             < V A T B a s e L C Y _ V A T A m o u n t L i n e _ L b l   E l e m e n t T y p e = " C o l u m n "   E l e m e n t I d = " 1 2 3 6 4 6 7 9 9 8 "   D a t a T y p e = " T e x t C o n s t " > V A T B a s e L C Y _ V A T A m o u n t L i n e _ L b l < / V A T B a s e L C Y _ V A T A m o u n t L i n e _ L b l > - 
              < V A T I d e n t i f i e r _ V a t A m o u n t L i n e   E l e m e n t T y p e = " C o l u m n "   E l e m e n t I d = " 1 1 4 2 0 7 0 0 3 5 "   D a t a T y p e = " C o d e " > V A T I d e n t i f i e r _ V a t A m o u n t L i n e < / V A T I d e n t i f i e r _ V a t A m o u n t L i n e >   
              < V A T I d e n t i f i e r _ V a t A m o u n t L i n e _ L b l   E l e m e n t T y p e = " C o l u m n "   E l e m e n t I d = " 8 6 4 5 0 4 5 0 "   D a t a T y p e = " S t r i n g " > V A T I d e n t i f i e r _ V a t A m o u n t L i n e _ L b l < / V A T I d e n t i f i e r _ V a t A m o u n t L i n e _ L b l > @@ -3811,10 +4063,10 @@
  
          < R e p o r t T o t a l s L i n e   E l e m e n t T y p e = " D a t a I t e m "   E l e m e n t I d = " 2 1 2 2 5 4 9 8 3 6 " >   
+             < A m o u n t F o r m a t t e d _ R e p o r t T o t a l s L i n e   E l e m e n t T y p e = " C o l u m n "   E l e m e n t I d = " 1 5 0 6 1 3 6 8 2 5 "   D a t a T y p e = " T e x t " > A m o u n t F o r m a t t e d _ R e p o r t T o t a l s L i n e < / A m o u n t F o r m a t t e d _ R e p o r t T o t a l s L i n e > + 
              < A m o u n t _ R e p o r t T o t a l s L i n e   E l e m e n t T y p e = " C o l u m n "   E l e m e n t I d = " 4 1 9 9 1 8 3 6 9 "   D a t a T y p e = " D e c i m a l " > A m o u n t _ R e p o r t T o t a l s L i n e < / A m o u n t _ R e p o r t T o t a l s L i n e >   
-             < A m o u n t F o r m a t t e d _ R e p o r t T o t a l s L i n e   E l e m e n t T y p e = " C o l u m n "   E l e m e n t I d = " 1 5 0 6 1 3 6 8 2 5 "   D a t a T y p e = " T e x t " > A m o u n t F o r m a t t e d _ R e p o r t T o t a l s L i n e < / A m o u n t F o r m a t t e d _ R e p o r t T o t a l s L i n e > - 
              < D e s c r i p t i o n _ R e p o r t T o t a l s L i n e   E l e m e n t T y p e = " C o l u m n "   E l e m e n t I d = " 5 8 1 9 9 6 0 6 7 "   D a t a T y p e = " T e x t " > D e s c r i p t i o n _ R e p o r t T o t a l s L i n e < / D e s c r i p t i o n _ R e p o r t T o t a l s L i n e >   
              < F o n t B o l d _ R e p o r t T o t a l s L i n e   E l e m e n t T y p e = " C o l u m n "   E l e m e n t I d = " 9 4 6 5 4 0 5 4 9 "   D a t a T y p e = " B o o l e a n " > F o n t B o l d _ R e p o r t T o t a l s L i n e < / F o n t B o l d _ R e p o r t T o t a l s L i n e > @@ -3825,11 +4077,11 @@
  
          < L e t t e r T e x t   E l e m e n t T y p e = " D a t a I t e m "   E l e m e n t I d = " 1 5 1 0 3 5 3 8 3 4 " >   
-             < B o d y T e x t   E l e m e n t T y p e = " C o l u m n "   E l e m e n t I d = " 1 4 9 7 5 9 8 0 8 "   D a t a T y p e = " T e x t C o n s t " > B o d y T e x t < / B o d y T e x t > - 
-             < C l o s i n g T e x t   E l e m e n t T y p e = " C o l u m n "   E l e m e n t I d = " 5 1 2 1 3 5 9 0 9 "   D a t a T y p e = " T e x t C o n s t " > C l o s i n g T e x t < / C l o s i n g T e x t > - 
-             < G r e e t i n g T e x t   E l e m e n t T y p e = " C o l u m n "   E l e m e n t I d = " 1 1 7 5 2 7 9 2 8 9 "   D a t a T y p e = " T e x t C o n s t " > G r e e t i n g T e x t < / G r e e t i n g T e x t > +             < B o d y T e x t   E l e m e n t T y p e = " C o l u m n "   E l e m e n t I d = " 1 4 9 7 5 9 8 0 8 "   D a t a T y p e = " L a b e l " > B o d y T e x t < / B o d y T e x t > + 
+             < C l o s i n g T e x t   E l e m e n t T y p e = " C o l u m n "   E l e m e n t I d = " 5 1 2 1 3 5 9 0 9 "   D a t a T y p e = " L a b e l " > C l o s i n g T e x t < / C l o s i n g T e x t > + 
+             < G r e e t i n g T e x t   E l e m e n t T y p e = " C o l u m n "   E l e m e n t I d = " 1 1 7 5 2 7 9 2 8 9 "   D a t a T y p e = " L a b e l " > G r e e t i n g T e x t < / G r e e t i n g T e x t >   
              < P m t D i s c T e x t   E l e m e n t T y p e = " C o l u m n "   E l e m e n t I d = " 2 0 1 3 8 4 9 9 4 8 "   D a t a T y p e = " T e x t " > P m t D i s c T e x t < / P m t D i s c T e x t >   
@@ -3874,7 +4126,9 @@
  < / N a v W o r d R e p o r t X m l P a r t > 
 </file>
 
-<file path=customXml/item2.xml>��< ? x m l   v e r s i o n = " 1 . 0 "   e n c o d i n g = " u t f - 1 6 " ? > < N a v W o r d R e p o r t X m l P a r t   x m l n s = " u r n : m i c r o s o f t - d y n a m i c s - n a v / r e p o r t s / S t a n d a r d _ S a l e s _ Q u o t e / 1 3 0 4 / " > +<file path=customXml/item2.xml>��< ? x m l   v e r s i o n = " 1 . 0 "   e n c o d i n g = " u t f - 1 6 " ? > + 
+ < N a v W o r d R e p o r t X m l P a r t   x m l n s = " u r n : m i c r o s o f t - d y n a m i c s - n a v / r e p o r t s / S t a n d a r d _ S a l e s _ Q u o t e / 1 3 0 4 / " >   
      < B C R e p o r t I n f o r m a t i o n >   
@@ -3892,6 +4146,8 @@
  
              < R e p o r t N a m e > R e p o r t   N a m e < / R e p o r t N a m e >   
+             < R e p o r t C a p t i o n > R e p o r t   C a p t i o n < / R e p o r t C a p t i o n > + 
              < A b o u t T h i s R e p o r t T i t l e > A b o u t   T h i s   R e p o r t   T i t l e < / A b o u t T h i s R e p o r t T i t l e >   
              < A b o u t T h i s R e p o r t T e x t > A b o u t   T h i s   R e p o r t   T e x t < / A b o u t T h i s R e p o r t T e x t > @@ -3946,21 +4202,21 @@
  
              < C o m p a n y A d d r e s s L i n e s >   
-                 < C o m p a n y A d d r e s s L i n e > C o m p a n y   A d d r e s s   L i n e   1 < / C o m p a n y A d d r e s s L i n e > - 
-                 < C o m p a n y A d d r e s s L i n e > C o m p a n y   A d d r e s s   L i n e   2 < / C o m p a n y A d d r e s s L i n e > - 
-                 < C o m p a n y A d d r e s s L i n e > C o m p a n y   A d d r e s s   L i n e   3 < / C o m p a n y A d d r e s s L i n e > - 
-                 < C o m p a n y A d d r e s s L i n e > C o m p a n y   A d d r e s s   L i n e   4 < / C o m p a n y A d d r e s s L i n e > - 
-                 < C o m p a n y A d d r e s s L i n e > C o m p a n y   A d d r e s s   L i n e   5 < / C o m p a n y A d d r e s s L i n e > - 
-                 < C o m p a n y A d d r e s s L i n e > C o m p a n y   A d d r e s s   L i n e   6 < / C o m p a n y A d d r e s s L i n e > - 
-                 < C o m p a n y A d d r e s s L i n e > C o m p a n y   A d d r e s s   L i n e   7 < / C o m p a n y A d d r e s s L i n e > - 
-                 < C o m p a n y A d d r e s s L i n e > C o m p a n y   A d d r e s s   L i n e   8 < / C o m p a n y A d d r e s s L i n e > +                 < C o m p a n y A d d r e s s L i n e 1 > C o m p a n y   A d d r e s s   L i n e   1 < / C o m p a n y A d d r e s s L i n e 1 > + 
+                 < C o m p a n y A d d r e s s L i n e 2 > C o m p a n y   A d d r e s s   L i n e   2 < / C o m p a n y A d d r e s s L i n e 2 > + 
+                 < C o m p a n y A d d r e s s L i n e 3 > C o m p a n y   A d d r e s s   L i n e   3 < / C o m p a n y A d d r e s s L i n e 3 > + 
+                 < C o m p a n y A d d r e s s L i n e 4 > C o m p a n y   A d d r e s s   L i n e   4 < / C o m p a n y A d d r e s s L i n e 4 > + 
+                 < C o m p a n y A d d r e s s L i n e 5 > C o m p a n y   A d d r e s s   L i n e   5 < / C o m p a n y A d d r e s s L i n e 5 > + 
+                 < C o m p a n y A d d r e s s L i n e 6 > C o m p a n y   A d d r e s s   L i n e   6 < / C o m p a n y A d d r e s s L i n e 6 > + 
+                 < C o m p a n y A d d r e s s L i n e 7 > C o m p a n y   A d d r e s s   L i n e   7 < / C o m p a n y A d d r e s s L i n e 7 > + 
+                 < C o m p a n y A d d r e s s L i n e 8 > C o m p a n y   A d d r e s s   L i n e   8 < / C o m p a n y A d d r e s s L i n e 8 >   
              < / C o m p a n y A d d r e s s L i n e s >   
@@ -4092,7 +4348,7 @@
  
          < C o m p a n y P h o n e N o _ L b l > C o m p a n y P h o n e N o _ L b l < / C o m p a n y P h o n e N o _ L b l >   
-         < C o m p a n y P i c t u r e / > +         < C o m p a n y P i c t u r e   / >   
          < C o m p a n y R e g i s t r a t i o n N u m b e r > C o m p a n y R e g i s t r a t i o n N u m b e r < / C o m p a n y R e g i s t r a t i o n N u m b e r >   
@@ -4150,12 +4406,12 @@
  
          < E M a i l _ L b l > E M a i l _ L b l < / E M a i l _ L b l >   
+         < E s t i m a t e B o d y _ L b l > E s t i m a t e B o d y _ L b l < / E s t i m a t e B o d y _ L b l > + 
+         < E s t i m a t e F o r _ L b l > E s t i m a t e F o r _ L b l < / E s t i m a t e F o r _ L b l > + 
          < E s t i m a t e _ L b l > E s t i m a t e _ L b l < / E s t i m a t e _ L b l >   
-         < E s t i m a t e B o d y _ L b l > E s t i m a t e B o d y _ L b l < / E s t i m a t e B o d y _ L b l > - 
-         < E s t i m a t e F o r _ L b l > E s t i m a t e F o r _ L b l < / E s t i m a t e F o r _ L b l > - 
          < E x c h a n g e R a t e A s T e x t > E x c h a n g e R a t e A s T e x t < / E x c h a n g e R a t e A s T e x t >   
          < E x t e r n a l D o c u m e n t N o > E x t e r n a l D o c u m e n t N o < / E x t e r n a l D o c u m e n t N o > @@ -4190,10 +4446,10 @@
  
          < P r i c e s I n c l u d i n g V A T > P r i c e s I n c l u d i n g V A T < / P r i c e s I n c l u d i n g V A T >   
+         < P r i c e s I n c l u d i n g V A T Y e s N o > P r i c e s I n c l u d i n g V A T Y e s N o < / P r i c e s I n c l u d i n g V A T Y e s N o > + 
          < P r i c e s I n c l u d i n g V A T _ L b l > P r i c e s I n c l u d i n g V A T _ L b l < / P r i c e s I n c l u d i n g V A T _ L b l >   
-         < P r i c e s I n c l u d i n g V A T Y e s N o > P r i c e s I n c l u d i n g V A T Y e s N o < / P r i c e s I n c l u d i n g V A T Y e s N o > - 
          < Q u e s t i o n s _ L b l > Q u e s t i o n s _ L b l < / Q u e s t i o n s _ L b l >   
          < Q u o t e V a l i d T o D a t e > Q u o t e V a l i d T o D a t e < / Q u o t e V a l i d T o D a t e > @@ -4202,12 +4458,12 @@
  
          < S a l e s I n v o i c e L i n e D i s c o u n t _ L b l > S a l e s I n v o i c e L i n e D i s c o u n t _ L b l < / S a l e s I n v o i c e L i n e D i s c o u n t _ L b l >   
+         < S a l e s P e r s o n B l a n k _ L b l > S a l e s P e r s o n B l a n k _ L b l < / S a l e s P e r s o n B l a n k _ L b l > + 
+         < S a l e s P e r s o n N a m e > S a l e s P e r s o n N a m e < / S a l e s P e r s o n N a m e > + 
          < S a l e s P e r s o n _ L b l > S a l e s P e r s o n _ L b l < / S a l e s P e r s o n _ L b l >   
-         < S a l e s P e r s o n B l a n k _ L b l > S a l e s P e r s o n B l a n k _ L b l < / S a l e s P e r s o n B l a n k _ L b l > - 
-         < S a l e s P e r s o n N a m e > S a l e s P e r s o n N a m e < / S a l e s P e r s o n N a m e > - 
          < S e l l T o C o n t a c t E m a i l > S e l l T o C o n t a c t E m a i l < / S e l l T o C o n t a c t E m a i l >   
          < S e l l T o C o n t a c t E m a i l L b l > S e l l T o C o n t a c t E m a i l L b l < / S e l l T o C o n t a c t E m a i l L b l > @@ -4224,30 +4480,30 @@
  
          < S e l l t o C u s t o m e r N o _ L b l > S e l l t o C u s t o m e r N o _ L b l < / S e l l t o C u s t o m e r N o _ L b l >   
+         < S h i p m e n t M e t h o d D e s c r i p t i o n > S h i p m e n t M e t h o d D e s c r i p t i o n < / S h i p m e n t M e t h o d D e s c r i p t i o n > + 
+         < S h i p m e n t M e t h o d D e s c r i p t i o n _ L b l > S h i p m e n t M e t h o d D e s c r i p t i o n _ L b l < / S h i p m e n t M e t h o d D e s c r i p t i o n _ L b l > + 
          < S h i p m e n t _ L b l > S h i p m e n t _ L b l < / S h i p m e n t _ L b l >   
-         < S h i p m e n t M e t h o d D e s c r i p t i o n > S h i p m e n t M e t h o d D e s c r i p t i o n < / S h i p m e n t M e t h o d D e s c r i p t i o n > - 
-         < S h i p m e n t M e t h o d D e s c r i p t i o n _ L b l > S h i p m e n t M e t h o d D e s c r i p t i o n _ L b l < / S h i p m e n t M e t h o d D e s c r i p t i o n _ L b l > +         < S h i p T o A d d r e s s 1 > S h i p T o A d d r e s s 1 < / S h i p T o A d d r e s s 1 > + 
+         < S h i p T o A d d r e s s 2 > S h i p T o A d d r e s s 2 < / S h i p T o A d d r e s s 2 > + 
+         < S h i p T o A d d r e s s 3 > S h i p T o A d d r e s s 3 < / S h i p T o A d d r e s s 3 > + 
+         < S h i p T o A d d r e s s 4 > S h i p T o A d d r e s s 4 < / S h i p T o A d d r e s s 4 > + 
+         < S h i p T o A d d r e s s 5 > S h i p T o A d d r e s s 5 < / S h i p T o A d d r e s s 5 > + 
+         < S h i p T o A d d r e s s 6 > S h i p T o A d d r e s s 6 < / S h i p T o A d d r e s s 6 > + 
+         < S h i p T o A d d r e s s 7 > S h i p T o A d d r e s s 7 < / S h i p T o A d d r e s s 7 > + 
+         < S h i p T o A d d r e s s 8 > S h i p T o A d d r e s s 8 < / S h i p T o A d d r e s s 8 >   
          < S h i p T o A d d r e s s _ L b l > S h i p T o A d d r e s s _ L b l < / S h i p T o A d d r e s s _ L b l >   
-         < S h i p T o A d d r e s s 1 > S h i p T o A d d r e s s 1 < / S h i p T o A d d r e s s 1 > - 
-         < S h i p T o A d d r e s s 2 > S h i p T o A d d r e s s 2 < / S h i p T o A d d r e s s 2 > - 
-         < S h i p T o A d d r e s s 3 > S h i p T o A d d r e s s 3 < / S h i p T o A d d r e s s 3 > - 
-         < S h i p T o A d d r e s s 4 > S h i p T o A d d r e s s 4 < / S h i p T o A d d r e s s 4 > - 
-         < S h i p T o A d d r e s s 5 > S h i p T o A d d r e s s 5 < / S h i p T o A d d r e s s 5 > - 
-         < S h i p T o A d d r e s s 6 > S h i p T o A d d r e s s 6 < / S h i p T o A d d r e s s 6 > - 
-         < S h i p T o A d d r e s s 7 > S h i p T o A d d r e s s 7 < / S h i p T o A d d r e s s 7 > - 
-         < S h i p T o A d d r e s s 8 > S h i p T o A d d r e s s 8 < / S h i p T o A d d r e s s 8 > - 
          < S h i p T o P h o n e N o > S h i p T o P h o n e N o < / S h i p T o P h o n e N o >   
          < S h o w S h i p p i n g A d d r e s s > S h o w S h i p p i n g A d d r e s s < / S h o w S h i p p i n g A d d r e s s > @@ -4260,16 +4516,16 @@
  
          < T o t a l _ L b l > T o t a l _ L b l < / T o t a l _ L b l >   
+         < V A T A m o u n t S p e c i f i c a t i o n _ L b l > V A T A m o u n t S p e c i f i c a t i o n _ L b l < / V A T A m o u n t S p e c i f i c a t i o n _ L b l > + 
          < V A T A m o u n t _ L b l > V A T A m o u n t _ L b l < / V A T A m o u n t _ L b l >   
-         < V A T A m o u n t S p e c i f i c a t i o n _ L b l > V A T A m o u n t S p e c i f i c a t i o n _ L b l < / V A T A m o u n t S p e c i f i c a t i o n _ L b l > - 
          < V A T B a s e _ L b l > V A T B a s e _ L b l < / V A T B a s e _ L b l >   
+         < V A T C l a u s e s _ L b l > V A T C l a u s e s _ L b l < / V A T C l a u s e s _ L b l > + 
          < V A T C l a u s e _ L b l > V A T C l a u s e _ L b l < / V A T C l a u s e _ L b l >   
-         < V A T C l a u s e s _ L b l > V A T C l a u s e s _ L b l < / V A T C l a u s e s _ L b l > - 
          < V A T I d e n t i f i e r _ L b l > V A T I d e n t i f i e r _ L b l < / V A T I d e n t i f i e r _ L b l >   
          < V A T P e r c e n t a g e _ L b l > V A T P e r c e n t a g e _ L b l < / V A T P e r c e n t a g e _ L b l > @@ -4310,16 +4566,16 @@
  
              < L i n e A m o u n t _ L i n e _ L b l > L i n e A m o u n t _ L i n e _ L b l < / L i n e A m o u n t _ L i n e _ L b l >   
+             < L i n e D i s c o u n t P e r c e n t T e x t _ L i n e > L i n e D i s c o u n t P e r c e n t T e x t _ L i n e < / L i n e D i s c o u n t P e r c e n t T e x t _ L i n e > + 
              < L i n e D i s c o u n t P e r c e n t _ L i n e > L i n e D i s c o u n t P e r c e n t _ L i n e < / L i n e D i s c o u n t P e r c e n t _ L i n e >   
-             < L i n e D i s c o u n t P e r c e n t T e x t _ L i n e > L i n e D i s c o u n t P e r c e n t T e x t _ L i n e < / L i n e D i s c o u n t P e r c e n t T e x t _ L i n e > - 
              < L i n e N o _ L i n e > L i n e N o _ L i n e < / L i n e N o _ L i n e >   
+             < P r i c e P e r _ L b l > P r i c e P e r _ L b l < / P r i c e P e r _ L b l > + 
              < P r i c e _ L b l > P r i c e _ L b l < / P r i c e _ L b l >   
-             < P r i c e P e r _ L b l > P r i c e P e r _ L b l < / P r i c e P e r _ L b l > - 
              < Q t y _ L b l > Q t y _ L b l < / Q t y _ L b l >   
              < Q u a n t i t y _ L i n e > Q u a n t i t y _ L i n e < / Q u a n t i t y _ L i n e > @@ -4334,16 +4590,16 @@
  
              < T y p e _ L i n e > T y p e _ L i n e < / T y p e _ L i n e >   
+             < U n i t O f M e a s u r e > U n i t O f M e a s u r e < / U n i t O f M e a s u r e > + 
+             < U n i t O f M e a s u r e _ L b l > U n i t O f M e a s u r e _ L b l < / U n i t O f M e a s u r e _ L b l > + 
+             < U n i t P r i c e > U n i t P r i c e < / U n i t P r i c e > + 
+             < U n i t P r i c e _ L b l > U n i t P r i c e _ L b l < / U n i t P r i c e _ L b l > + 
              < U n i t _ L b l > U n i t _ L b l < / U n i t _ L b l >   
-             < U n i t O f M e a s u r e > U n i t O f M e a s u r e < / U n i t O f M e a s u r e > - 
-             < U n i t O f M e a s u r e _ L b l > U n i t O f M e a s u r e _ L b l < / U n i t O f M e a s u r e _ L b l > - 
-             < U n i t P r i c e > U n i t P r i c e < / U n i t P r i c e > - 
-             < U n i t P r i c e _ L b l > U n i t P r i c e _ L b l < / U n i t P r i c e _ L b l > - 
              < V A T I d e n t i f i e r _ L i n e > V A T I d e n t i f i e r _ L i n e < / V A T I d e n t i f i e r _ L i n e >   
              < V A T I d e n t i f i e r _ L i n e _ L b l > V A T I d e n t i f i e r _ L i n e _ L b l < / V A T I d e n t i f i e r _ L i n e _ L b l > @@ -4378,22 +4634,22 @@
  
              < N o O f V A T I d e n t i f i e r s > N o O f V A T I d e n t i f i e r s < / N o O f V A T I d e n t i f i e r s >   
+             < V A T A m o u n t L C Y _ V A T A m o u n t L i n e > V A T A m o u n t L C Y _ V A T A m o u n t L i n e < / V A T A m o u n t L C Y _ V A T A m o u n t L i n e > + 
+             < V A T A m o u n t L C Y _ V A T A m o u n t L i n e _ L b l > V A T A m o u n t L C Y _ V A T A m o u n t L i n e _ L b l < / V A T A m o u n t L C Y _ V A T A m o u n t L i n e _ L b l > + 
              < V A T A m o u n t _ V a t A m o u n t L i n e > V A T A m o u n t _ V a t A m o u n t L i n e < / V A T A m o u n t _ V a t A m o u n t L i n e >   
              < V A T A m o u n t _ V a t A m o u n t L i n e _ L b l > V A T A m o u n t _ V a t A m o u n t L i n e _ L b l < / V A T A m o u n t _ V a t A m o u n t L i n e _ L b l >   
-             < V A T A m o u n t L C Y _ V A T A m o u n t L i n e > V A T A m o u n t L C Y _ V A T A m o u n t L i n e < / V A T A m o u n t L C Y _ V A T A m o u n t L i n e > - 
-             < V A T A m o u n t L C Y _ V A T A m o u n t L i n e _ L b l > V A T A m o u n t L C Y _ V A T A m o u n t L i n e _ L b l < / V A T A m o u n t L C Y _ V A T A m o u n t L i n e _ L b l > +             < V A T B a s e L C Y _ V A T A m o u n t L i n e > V A T B a s e L C Y _ V A T A m o u n t L i n e < / V A T B a s e L C Y _ V A T A m o u n t L i n e > + 
+             < V A T B a s e L C Y _ V A T A m o u n t L i n e _ L b l > V A T B a s e L C Y _ V A T A m o u n t L i n e _ L b l < / V A T B a s e L C Y _ V A T A m o u n t L i n e _ L b l >   
              < V A T B a s e _ V a t A m o u n t L i n e > V A T B a s e _ V a t A m o u n t L i n e < / V A T B a s e _ V a t A m o u n t L i n e >   
              < V A T B a s e _ V a t A m o u n t L i n e _ L b l > V A T B a s e _ V a t A m o u n t L i n e _ L b l < / V A T B a s e _ V a t A m o u n t L i n e _ L b l >   
-             < V A T B a s e L C Y _ V A T A m o u n t L i n e > V A T B a s e L C Y _ V A T A m o u n t L i n e < / V A T B a s e L C Y _ V A T A m o u n t L i n e > - 
-             < V A T B a s e L C Y _ V A T A m o u n t L i n e _ L b l > V A T B a s e L C Y _ V A T A m o u n t L i n e _ L b l < / V A T B a s e L C Y _ V A T A m o u n t L i n e _ L b l > - 
              < V A T I d e n t i f i e r _ V a t A m o u n t L i n e > V A T I d e n t i f i e r _ V a t A m o u n t L i n e < / V A T I d e n t i f i e r _ V a t A m o u n t L i n e >   
              < V A T I d e n t i f i e r _ V a t A m o u n t L i n e _ L b l > V A T I d e n t i f i e r _ V a t A m o u n t L i n e _ L b l < / V A T I d e n t i f i e r _ V a t A m o u n t L i n e _ L b l > @@ -4406,9 +4662,9 @@
  
          < R e p o r t T o t a l s L i n e >   
+             < A m o u n t F o r m a t t e d _ R e p o r t T o t a l s L i n e > A m o u n t F o r m a t t e d _ R e p o r t T o t a l s L i n e < / A m o u n t F o r m a t t e d _ R e p o r t T o t a l s L i n e > + 
              < A m o u n t _ R e p o r t T o t a l s L i n e > A m o u n t _ R e p o r t T o t a l s L i n e < / A m o u n t _ R e p o r t T o t a l s L i n e > - 
-             < A m o u n t F o r m a t t e d _ R e p o r t T o t a l s L i n e > A m o u n t F o r m a t t e d _ R e p o r t T o t a l s L i n e < / A m o u n t F o r m a t t e d _ R e p o r t T o t a l s L i n e >   
              < D e s c r i p t i o n _ R e p o r t T o t a l s L i n e > D e s c r i p t i o n _ R e p o r t T o t a l s L i n e < / D e s c r i p t i o n _ R e p o r t T o t a l s L i n e >   

--- a/src/Layers/W1/BaseApp/Sales/Document/StandardSalesQuoteEmailBody.docx
+++ b/src/Layers/W1/BaseApp/Sales/Document/StandardSalesQuoteEmailBody.docx
@@ -17,6 +17,7 @@
         <w15:color w:val="808080"/>
         <w:text/>
       </w:sdtPr>
+      <w:sdtEndPr/>
       <w:sdtContent>
         <w:p>
           <w:pPr>
@@ -81,10 +82,11 @@
             <w:placeholder>
               <w:docPart w:val="67DE6710C00B4901BDB78CB59D9F42FD"/>
             </w:placeholder>
-            <w:dataBinding w:prefixMappings="xmlns:ns0='urn:microsoft-dynamics-nav/reports/Standard_Sales_Quote/1304/'" w:xpath="/ns0:NavWordReportXmlPart[1]/ns0:Header[1]/ns0:CompanyAddress1[1]" w:storeItemID="{00000000-0000-0000-0000-000000000000}"/>
+            <w:dataBinding w:prefixMappings="&lt;xmlns:ns0='urn:microsoft-dynamics-nav/reports/Standard_Sales_Quote/1304/' " w:xpath="/ns0:NavWordReportXmlPart[1]/ns0:Header[1]/ns0:CompanyAddress1[1]" w:storeItemID="{00000000-0000-0000-0000-000000000000}"/>
             <w15:color w:val="808080"/>
             <w:text/>
           </w:sdtPr>
+          <w:sdtEndPr/>
           <w:sdtContent>
             <w:tc>
               <w:tcPr>
@@ -137,10 +139,11 @@
             <w:placeholder>
               <w:docPart w:val="67DE6710C00B4901BDB78CB59D9F42FD"/>
             </w:placeholder>
-            <w:dataBinding w:prefixMappings="xmlns:ns0='urn:microsoft-dynamics-nav/reports/Standard_Sales_Quote/1304/'" w:xpath="/ns0:NavWordReportXmlPart[1]/ns0:Header[1]/ns0:CompanyAddress2[1]" w:storeItemID="{00000000-0000-0000-0000-000000000000}"/>
+            <w:dataBinding w:prefixMappings="&lt;xmlns:ns0='urn:microsoft-dynamics-nav/reports/Standard_Sales_Quote/1304/' " w:xpath="/ns0:NavWordReportXmlPart[1]/ns0:Header[1]/ns0:CompanyAddress2[1]" w:storeItemID="{00000000-0000-0000-0000-000000000000}"/>
             <w15:color w:val="808080"/>
             <w:text/>
           </w:sdtPr>
+          <w:sdtEndPr/>
           <w:sdtContent>
             <w:tc>
               <w:tcPr>
@@ -192,10 +195,11 @@
             <w:placeholder>
               <w:docPart w:val="67DE6710C00B4901BDB78CB59D9F42FD"/>
             </w:placeholder>
-            <w:dataBinding w:prefixMappings="xmlns:ns0='urn:microsoft-dynamics-nav/reports/Standard_Sales_Quote/1304/'" w:xpath="/ns0:NavWordReportXmlPart[1]/ns0:Header[1]/ns0:CompanyAddress3[1]" w:storeItemID="{00000000-0000-0000-0000-000000000000}"/>
+            <w:dataBinding w:prefixMappings="&lt;xmlns:ns0='urn:microsoft-dynamics-nav/reports/Standard_Sales_Quote/1304/' " w:xpath="/ns0:NavWordReportXmlPart[1]/ns0:Header[1]/ns0:CompanyAddress3[1]" w:storeItemID="{00000000-0000-0000-0000-000000000000}"/>
             <w15:color w:val="808080"/>
             <w:text/>
           </w:sdtPr>
+          <w:sdtEndPr/>
           <w:sdtContent>
             <w:tc>
               <w:tcPr>
@@ -247,10 +251,11 @@
             <w:placeholder>
               <w:docPart w:val="67DE6710C00B4901BDB78CB59D9F42FD"/>
             </w:placeholder>
-            <w:dataBinding w:prefixMappings="xmlns:ns0='urn:microsoft-dynamics-nav/reports/Standard_Sales_Quote/1304/'" w:xpath="/ns0:NavWordReportXmlPart[1]/ns0:Header[1]/ns0:CompanyAddress4[1]" w:storeItemID="{00000000-0000-0000-0000-000000000000}"/>
+            <w:dataBinding w:prefixMappings="&lt;xmlns:ns0='urn:microsoft-dynamics-nav/reports/Standard_Sales_Quote/1304/' " w:xpath="/ns0:NavWordReportXmlPart[1]/ns0:Header[1]/ns0:CompanyAddress4[1]" w:storeItemID="{00000000-0000-0000-0000-000000000000}"/>
             <w15:color w:val="808080"/>
             <w:text/>
           </w:sdtPr>
+          <w:sdtEndPr/>
           <w:sdtContent>
             <w:tc>
               <w:tcPr>
@@ -306,10 +311,11 @@
               <w:placeholder>
                 <w:docPart w:val="67DE6710C00B4901BDB78CB59D9F42FD"/>
               </w:placeholder>
-              <w:dataBinding w:prefixMappings="xmlns:ns0='urn:microsoft-dynamics-nav/reports/Standard_Sales_Quote/1304/'" w:xpath="/ns0:NavWordReportXmlPart[1]/ns0:Header[1]/ns0:CompanyAddress5[1]" w:storeItemID="{00000000-0000-0000-0000-000000000000}"/>
+              <w:dataBinding w:prefixMappings="&lt;xmlns:ns0='urn:microsoft-dynamics-nav/reports/Standard_Sales_Quote/1304/' " w:xpath="/ns0:NavWordReportXmlPart[1]/ns0:Header[1]/ns0:CompanyAddress5[1]" w:storeItemID="{00000000-0000-0000-0000-000000000000}"/>
               <w15:color w:val="808080"/>
               <w:text/>
             </w:sdtPr>
+            <w:sdtEndPr/>
             <w:sdtContent>
               <w:p>
                 <w:pPr>
@@ -361,10 +367,11 @@
             <w:placeholder>
               <w:docPart w:val="67DE6710C00B4901BDB78CB59D9F42FD"/>
             </w:placeholder>
-            <w:dataBinding w:prefixMappings="xmlns:ns0='urn:microsoft-dynamics-nav/reports/Standard_Sales_Quote/1304/'" w:xpath="/ns0:NavWordReportXmlPart[1]/ns0:Header[1]/ns0:CompanyAddress6[1]" w:storeItemID="{00000000-0000-0000-0000-000000000000}"/>
+            <w:dataBinding w:prefixMappings="&lt;xmlns:ns0='urn:microsoft-dynamics-nav/reports/Standard_Sales_Quote/1304/' " w:xpath="/ns0:NavWordReportXmlPart[1]/ns0:Header[1]/ns0:CompanyAddress6[1]" w:storeItemID="{00000000-0000-0000-0000-000000000000}"/>
             <w15:color w:val="808080"/>
             <w:text/>
           </w:sdtPr>
+          <w:sdtEndPr/>
           <w:sdtContent>
             <w:tc>
               <w:tcPr>
@@ -420,10 +427,11 @@
             <w:placeholder>
               <w:docPart w:val="67DE6710C00B4901BDB78CB59D9F42FD"/>
             </w:placeholder>
-            <w:dataBinding w:prefixMappings="xmlns:ns0='urn:microsoft-dynamics-nav/reports/Standard_Sales_Quote/1304/'" w:xpath="/ns0:NavWordReportXmlPart[1]/ns0:Header[1]/ns0:CompanyLegalOffice[1]" w:storeItemID="{00000000-0000-0000-0000-000000000000}"/>
+            <w:dataBinding w:prefixMappings="&lt;xmlns:ns0='urn:microsoft-dynamics-nav/reports/Standard_Sales_Quote/1304/' " w:xpath="/ns0:NavWordReportXmlPart[1]/ns0:Header[1]/ns0:CompanyLegalOffice[1]" w:storeItemID="{00000000-0000-0000-0000-000000000000}"/>
             <w15:color w:val="808080"/>
             <w:text/>
           </w:sdtPr>
+          <w:sdtEndPr/>
           <w:sdtContent>
             <w:tc>
               <w:tcPr>
@@ -474,10 +482,11 @@
             <w:placeholder>
               <w:docPart w:val="1055315CF11C4B0F8D2ED966E8AEA7F4"/>
             </w:placeholder>
-            <w:dataBinding w:prefixMappings="xmlns:ns0='urn:microsoft-dynamics-nav/reports/Standard_Sales_Quote/1304/'" w:xpath="/ns0:NavWordReportXmlPart[1]/ns0:Header[1]/ns0:BilltoCustomerNo_Lbl[1]" w:storeItemID="{00000000-0000-0000-0000-000000000000}"/>
+            <w:dataBinding w:prefixMappings="&lt;xmlns:ns0='urn:microsoft-dynamics-nav/reports/Standard_Sales_Quote/1304/' " w:xpath="/ns0:NavWordReportXmlPart[1]/ns0:Header[1]/ns0:BilltoCustomerNo_Lbl[1]" w:storeItemID="{00000000-0000-0000-0000-000000000000}"/>
             <w15:color w:val="808080"/>
             <w:text/>
           </w:sdtPr>
+          <w:sdtEndPr/>
           <w:sdtContent>
             <w:tc>
               <w:tcPr>
@@ -544,10 +553,11 @@
             <w:placeholder>
               <w:docPart w:val="1055315CF11C4B0F8D2ED966E8AEA7F4"/>
             </w:placeholder>
-            <w:dataBinding w:prefixMappings="xmlns:ns0='urn:microsoft-dynamics-nav/reports/Standard_Sales_Quote/1304/'" w:xpath="/ns0:NavWordReportXmlPart[1]/ns0:Header[1]/ns0:BilltoCustumerNo[1]" w:storeItemID="{00000000-0000-0000-0000-000000000000}"/>
+            <w:dataBinding w:prefixMappings="&lt;xmlns:ns0='urn:microsoft-dynamics-nav/reports/Standard_Sales_Quote/1304/' " w:xpath="/ns0:NavWordReportXmlPart[1]/ns0:Header[1]/ns0:BilltoCustumerNo[1]" w:storeItemID="{00000000-0000-0000-0000-000000000000}"/>
             <w15:color w:val="808080"/>
             <w:text/>
           </w:sdtPr>
+          <w:sdtEndPr/>
           <w:sdtContent>
             <w:tc>
               <w:tcPr>
@@ -636,10 +646,11 @@
                 <w:placeholder>
                   <w:docPart w:val="89AAF67BB0124D60B1E35B6746C734FE"/>
                 </w:placeholder>
-                <w:dataBinding w:prefixMappings="xmlns:ns0='urn:microsoft-dynamics-nav/reports/Standard_Sales_Quote/1304/'" w:xpath="/ns0:NavWordReportXmlPart[1]/ns0:Header[1]/ns0:LetterText[1]/ns0:GreetingText[1]" w:storeItemID="{00000000-0000-0000-0000-000000000000}"/>
+                <w:dataBinding w:prefixMappings="&lt;xmlns:ns0='urn:microsoft-dynamics-nav/reports/Standard_Sales_Quote/1304/' " w:xpath="/ns0:NavWordReportXmlPart[1]/ns0:Header[1]/ns0:LetterText[1]/ns0:GreetingText[1]" w:storeItemID="{00000000-0000-0000-0000-000000000000}"/>
                 <w15:color w:val="808080"/>
                 <w:text/>
               </w:sdtPr>
+              <w:sdtEndPr/>
               <w:sdtContent>
                 <w:proofErr w:type="spellStart"/>
                 <w:r>
@@ -659,10 +670,11 @@
                 <w:placeholder>
                   <w:docPart w:val="89AAF67BB0124D60B1E35B6746C734FE"/>
                 </w:placeholder>
-                <w:dataBinding w:prefixMappings="xmlns:ns0='urn:microsoft-dynamics-nav/reports/Standard_Sales_Quote/1304/'" w:xpath="/ns0:NavWordReportXmlPart[1]/ns0:Header[1]/ns0:CustomerAddress1[1]" w:storeItemID="{00000000-0000-0000-0000-000000000000}"/>
+                <w:dataBinding w:prefixMappings="&lt;xmlns:ns0='urn:microsoft-dynamics-nav/reports/Standard_Sales_Quote/1304/' " w:xpath="/ns0:NavWordReportXmlPart[1]/ns0:Header[1]/ns0:CustomerAddress1[1]" w:storeItemID="{00000000-0000-0000-0000-000000000000}"/>
                 <w15:color w:val="808080"/>
                 <w:text/>
               </w:sdtPr>
+              <w:sdtEndPr/>
               <w:sdtContent>
                 <w:r>
                   <w:t>CustomerAddress1</w:t>
@@ -687,10 +699,11 @@
             <w:placeholder>
               <w:docPart w:val="1055315CF11C4B0F8D2ED966E8AEA7F4"/>
             </w:placeholder>
-            <w:dataBinding w:prefixMappings="xmlns:ns0='urn:microsoft-dynamics-nav/reports/Standard_Sales_Quote/1304/'" w:xpath="/ns0:NavWordReportXmlPart[1]/ns0:Header[1]/ns0:LetterText[1]/ns0:BodyText[1]" w:storeItemID="{00000000-0000-0000-0000-000000000000}"/>
+            <w:dataBinding w:prefixMappings="&lt;xmlns:ns0='urn:microsoft-dynamics-nav/reports/Standard_Sales_Quote/1304/' " w:xpath="/ns0:NavWordReportXmlPart[1]/ns0:Header[1]/ns0:LetterText[1]/ns0:BodyText[1]" w:storeItemID="{00000000-0000-0000-0000-000000000000}"/>
             <w15:color w:val="808080"/>
             <w:text/>
           </w:sdtPr>
+          <w:sdtEndPr/>
           <w:sdtContent>
             <w:tc>
               <w:tcPr>
@@ -752,16 +765,17 @@
             <w:placeholder>
               <w:docPart w:val="AE98DD89D43B4FEAB386CEEEB8AFEF58"/>
             </w:placeholder>
-            <w:dataBinding w:prefixMappings="xmlns:ns0='urn:microsoft-dynamics-nav/reports/Standard_Sales_Quote/1304/'" w:xpath="/ns0:NavWordReportXmlPart[1]/ns0:Header[1]/ns0:DocumentNo_Lbl[1]" w:storeItemID="{00000000-0000-0000-0000-000000000000}"/>
+            <w:dataBinding w:prefixMappings="&lt;xmlns:ns0='urn:microsoft-dynamics-nav/reports/Standard_Sales_Quote/1304/' " w:xpath="/ns0:NavWordReportXmlPart[1]/ns0:Header[1]/ns0:DocumentNo_Lbl[1]" w:storeItemID="{00000000-0000-0000-0000-000000000000}"/>
             <w15:color w:val="808080"/>
             <w:text/>
           </w:sdtPr>
+          <w:sdtEndPr/>
           <w:sdtContent>
             <w:tc>
               <w:tcPr>
                 <w:tcW w:w="1210" w:type="pct"/>
                 <w:tcBorders>
-                  <w:bottom w:val="single" w:color="000000" w:sz="4" w:space="0"/>
+                  <w:bottom w:val="single" w:sz="4" w:space="0" w:color="000000"/>
                 </w:tcBorders>
               </w:tcPr>
               <w:p>
@@ -795,16 +809,17 @@
             <w:placeholder>
               <w:docPart w:val="AE98DD89D43B4FEAB386CEEEB8AFEF58"/>
             </w:placeholder>
-            <w:dataBinding w:prefixMappings="xmlns:ns0='urn:microsoft-dynamics-nav/reports/Standard_Sales_Quote/1304/'" w:xpath="/ns0:NavWordReportXmlPart[1]/ns0:Header[1]/ns0:DueDate_Lbl[1]" w:storeItemID="{00000000-0000-0000-0000-000000000000}"/>
+            <w:dataBinding w:prefixMappings="&lt;xmlns:ns0='urn:microsoft-dynamics-nav/reports/Standard_Sales_Quote/1304/' " w:xpath="/ns0:NavWordReportXmlPart[1]/ns0:Header[1]/ns0:DueDate_Lbl[1]" w:storeItemID="{00000000-0000-0000-0000-000000000000}"/>
             <w15:color w:val="808080"/>
             <w:text/>
           </w:sdtPr>
+          <w:sdtEndPr/>
           <w:sdtContent>
             <w:tc>
               <w:tcPr>
                 <w:tcW w:w="2092" w:type="pct"/>
                 <w:tcBorders>
-                  <w:bottom w:val="single" w:color="000000" w:sz="4" w:space="0"/>
+                  <w:bottom w:val="single" w:sz="4" w:space="0" w:color="000000"/>
                 </w:tcBorders>
               </w:tcPr>
               <w:p>
@@ -838,16 +853,17 @@
             <w:placeholder>
               <w:docPart w:val="1055315CF11C4B0F8D2ED966E8AEA7F4"/>
             </w:placeholder>
-            <w:dataBinding w:prefixMappings="xmlns:ns0='urn:microsoft-dynamics-nav/reports/Standard_Sales_Quote/1304/'" w:xpath="/ns0:NavWordReportXmlPart[1]/ns0:Header[1]/ns0:Totals[1]/ns0:TotalText[1]" w:storeItemID="{00000000-0000-0000-0000-000000000000}"/>
+            <w:dataBinding w:prefixMappings="&lt;xmlns:ns0='urn:microsoft-dynamics-nav/reports/Standard_Sales_Quote/1304/' " w:xpath="/ns0:NavWordReportXmlPart[1]/ns0:Header[1]/ns0:Totals[1]/ns0:TotalText[1]" w:storeItemID="{00000000-0000-0000-0000-000000000000}"/>
             <w15:color w:val="808080"/>
             <w:text/>
           </w:sdtPr>
+          <w:sdtEndPr/>
           <w:sdtContent>
             <w:tc>
               <w:tcPr>
                 <w:tcW w:w="1698" w:type="pct"/>
                 <w:tcBorders>
-                  <w:bottom w:val="single" w:color="000000" w:sz="4" w:space="0"/>
+                  <w:bottom w:val="single" w:sz="4" w:space="0" w:color="000000"/>
                 </w:tcBorders>
               </w:tcPr>
               <w:p>
@@ -881,7 +897,7 @@
           <w:tcPr>
             <w:tcW w:w="1210" w:type="pct"/>
             <w:tcBorders>
-              <w:top w:val="single" w:color="000000" w:sz="4" w:space="0"/>
+              <w:top w:val="single" w:sz="4" w:space="0" w:color="000000"/>
             </w:tcBorders>
             <w:vAlign w:val="center"/>
           </w:tcPr>
@@ -898,7 +914,7 @@
           <w:tcPr>
             <w:tcW w:w="2092" w:type="pct"/>
             <w:tcBorders>
-              <w:top w:val="single" w:color="000000" w:sz="4" w:space="0"/>
+              <w:top w:val="single" w:sz="4" w:space="0" w:color="000000"/>
             </w:tcBorders>
             <w:vAlign w:val="center"/>
           </w:tcPr>
@@ -915,7 +931,7 @@
           <w:tcPr>
             <w:tcW w:w="1698" w:type="pct"/>
             <w:tcBorders>
-              <w:top w:val="single" w:color="000000" w:sz="4" w:space="0"/>
+              <w:top w:val="single" w:sz="4" w:space="0" w:color="000000"/>
             </w:tcBorders>
             <w:vAlign w:val="center"/>
           </w:tcPr>
@@ -946,16 +962,17 @@
             <w:placeholder>
               <w:docPart w:val="1055315CF11C4B0F8D2ED966E8AEA7F4"/>
             </w:placeholder>
-            <w:dataBinding w:prefixMappings="xmlns:ns0='urn:microsoft-dynamics-nav/reports/Standard_Sales_Quote/1304/'" w:xpath="/ns0:NavWordReportXmlPart[1]/ns0:Header[1]/ns0:DocumentNo[1]" w:storeItemID="{00000000-0000-0000-0000-000000000000}"/>
+            <w:dataBinding w:prefixMappings="&lt;xmlns:ns0='urn:microsoft-dynamics-nav/reports/Standard_Sales_Quote/1304/' " w:xpath="/ns0:NavWordReportXmlPart[1]/ns0:Header[1]/ns0:DocumentNo[1]" w:storeItemID="{00000000-0000-0000-0000-000000000000}"/>
             <w15:color w:val="808080"/>
             <w:text/>
           </w:sdtPr>
+          <w:sdtEndPr/>
           <w:sdtContent>
             <w:tc>
               <w:tcPr>
                 <w:tcW w:w="1210" w:type="pct"/>
                 <w:tcBorders>
-                  <w:bottom w:val="single" w:color="EEF0F1" w:sz="4" w:space="0"/>
+                  <w:bottom w:val="single" w:sz="4" w:space="0" w:color="EEF0F1"/>
                 </w:tcBorders>
                 <w:vAlign w:val="center"/>
               </w:tcPr>
@@ -989,16 +1006,17 @@
             <w:placeholder>
               <w:docPart w:val="1055315CF11C4B0F8D2ED966E8AEA7F4"/>
             </w:placeholder>
-            <w:dataBinding w:prefixMappings="xmlns:ns0='urn:microsoft-dynamics-nav/reports/Standard_Sales_Quote/1304/'" w:xpath="/ns0:NavWordReportXmlPart[1]/ns0:Header[1]/ns0:DueDate[1]" w:storeItemID="{00000000-0000-0000-0000-000000000000}"/>
+            <w:dataBinding w:prefixMappings="&lt;xmlns:ns0='urn:microsoft-dynamics-nav/reports/Standard_Sales_Quote/1304/' " w:xpath="/ns0:NavWordReportXmlPart[1]/ns0:Header[1]/ns0:DueDate[1]" w:storeItemID="{00000000-0000-0000-0000-000000000000}"/>
             <w15:color w:val="808080"/>
             <w:text/>
           </w:sdtPr>
+          <w:sdtEndPr/>
           <w:sdtContent>
             <w:tc>
               <w:tcPr>
                 <w:tcW w:w="2092" w:type="pct"/>
                 <w:tcBorders>
-                  <w:bottom w:val="single" w:color="EEF0F1" w:sz="4" w:space="0"/>
+                  <w:bottom w:val="single" w:sz="4" w:space="0" w:color="EEF0F1"/>
                 </w:tcBorders>
                 <w:vAlign w:val="center"/>
               </w:tcPr>
@@ -1024,8 +1042,6 @@
         <w:sdt>
           <w:sdtPr>
             <w:rPr>
-              <w:rStyle w:val="Heading2Char"/>
-              <w:color w:val="auto"/>
               <w:lang w:eastAsia="en-US"/>
             </w:rPr>
             <w:alias w:val="TotalAmountIncludingVAT"/>
@@ -1034,22 +1050,23 @@
             <w:placeholder>
               <w:docPart w:val="1055315CF11C4B0F8D2ED966E8AEA7F4"/>
             </w:placeholder>
-            <w:dataBinding w:prefixMappings="xmlns:ns0='urn:microsoft-dynamics-nav/reports/Standard_Sales_Quote/1304/'" w:xpath="/ns0:NavWordReportXmlPart[1]/ns0:Header[1]/ns0:Totals[1]/ns0:TotalAmountIncludingVAT[1]" w:storeItemID="{00000000-0000-0000-0000-000000000000}"/>
+            <w:dataBinding w:prefixMappings="&lt;xmlns:ns0='urn:microsoft-dynamics-nav/reports/Standard_Sales_Quote/1304/' " w:xpath="/ns0:NavWordReportXmlPart[1]/ns0:Header[1]/ns0:Totals[1]/ns0:TotalAmountIncludingVAT[1]" w:storeItemID="{00000000-0000-0000-0000-000000000000}"/>
             <w15:color w:val="808080"/>
             <w:text/>
           </w:sdtPr>
+          <w:sdtEndPr/>
           <w:sdtContent>
             <w:tc>
               <w:tcPr>
                 <w:tcW w:w="1698" w:type="pct"/>
                 <w:tcBorders>
-                  <w:bottom w:val="single" w:color="EEF0F1" w:sz="4" w:space="0"/>
+                  <w:bottom w:val="single" w:sz="4" w:space="0" w:color="EEF0F1"/>
                 </w:tcBorders>
                 <w:vAlign w:val="center"/>
               </w:tcPr>
               <w:p>
                 <w:pPr>
-                  <w:pStyle w:val="BCNumber"/>
+                  <w:pStyle w:val="NoSpacing"/>
                   <w:jc w:val="right"/>
                   <w:rPr>
                     <w:color w:val="auto"/>
@@ -1059,8 +1076,6 @@
                 <w:proofErr w:type="spellStart"/>
                 <w:r>
                   <w:rPr>
-                    <w:rStyle w:val="Heading2Char"/>
-                    <w:color w:val="auto"/>
                     <w:lang w:eastAsia="en-US"/>
                   </w:rPr>
                   <w:t>TotalAmountIncludingVAT</w:t>
@@ -1090,10 +1105,11 @@
         <w:placeholder>
           <w:docPart w:val="1055315CF11C4B0F8D2ED966E8AEA7F4"/>
         </w:placeholder>
-        <w:dataBinding w:prefixMappings="xmlns:ns0='urn:microsoft-dynamics-nav/reports/Standard_Sales_Quote/1304/'" w:xpath="/ns0:NavWordReportXmlPart[1]/ns0:Header[1]/ns0:LetterText[1]/ns0:PmtDiscText[1]" w:storeItemID="{00000000-0000-0000-0000-000000000000}"/>
+        <w:dataBinding w:prefixMappings="&lt;xmlns:ns0='urn:microsoft-dynamics-nav/reports/Standard_Sales_Quote/1304/' " w:xpath="/ns0:NavWordReportXmlPart[1]/ns0:Header[1]/ns0:LetterText[1]/ns0:PmtDiscText[1]" w:storeItemID="{00000000-0000-0000-0000-000000000000}"/>
         <w15:color w:val="808080"/>
         <w:text/>
       </w:sdtPr>
+      <w:sdtEndPr/>
       <w:sdtContent>
         <w:p>
           <w:pPr>
@@ -1150,10 +1166,11 @@
                 <w:placeholder>
                   <w:docPart w:val="1055315CF11C4B0F8D2ED966E8AEA7F4"/>
                 </w:placeholder>
-                <w:dataBinding w:prefixMappings="xmlns:ns0='urn:microsoft-dynamics-nav/reports/Standard_Sales_Quote/1304/'" w:xpath="/ns0:NavWordReportXmlPart[1]/ns0:Header[1]/ns0:LetterText[1]/ns0:ClosingText[1]" w:storeItemID="{00000000-0000-0000-0000-000000000000}"/>
+                <w:dataBinding w:prefixMappings="&lt;xmlns:ns0='urn:microsoft-dynamics-nav/reports/Standard_Sales_Quote/1304/' " w:xpath="/ns0:NavWordReportXmlPart[1]/ns0:Header[1]/ns0:LetterText[1]/ns0:ClosingText[1]" w:storeItemID="{00000000-0000-0000-0000-000000000000}"/>
                 <w15:color w:val="808080"/>
                 <w:text/>
               </w:sdtPr>
+              <w:sdtEndPr/>
               <w:sdtContent>
                 <w:proofErr w:type="spellStart"/>
                 <w:r>
@@ -1181,10 +1198,11 @@
             <w:placeholder>
               <w:docPart w:val="1055315CF11C4B0F8D2ED966E8AEA7F4"/>
             </w:placeholder>
-            <w:dataBinding w:prefixMappings="xmlns:ns0='urn:microsoft-dynamics-nav/reports/Standard_Sales_Quote/1304/'" w:xpath="/ns0:NavWordReportXmlPart[1]/ns0:Header[1]/ns0:SalesPersonName[1]" w:storeItemID="{00000000-0000-0000-0000-000000000000}"/>
+            <w:dataBinding w:prefixMappings="&lt;xmlns:ns0='urn:microsoft-dynamics-nav/reports/Standard_Sales_Quote/1304/' " w:xpath="/ns0:NavWordReportXmlPart[1]/ns0:Header[1]/ns0:SalesPersonName[1]" w:storeItemID="{00000000-0000-0000-0000-000000000000}"/>
             <w15:color w:val="808080"/>
             <w:text/>
           </w:sdtPr>
+          <w:sdtEndPr/>
           <w:sdtContent>
             <w:tc>
               <w:tcPr>
@@ -2452,7 +2470,10 @@
     <w:rsid w:val="00574E3D"/>
     <w:rsid w:val="00744CAA"/>
     <w:rsid w:val="008858E8"/>
+    <w:rsid w:val="0093174E"/>
+    <w:rsid w:val="00B708D6"/>
     <w:rsid w:val="00B76CC1"/>
+    <w:rsid w:val="00C35FC2"/>
     <w:rsid w:val="00C5452C"/>
     <w:rsid w:val="00C84D83"/>
     <w:rsid w:val="00EC12F1"/>
@@ -3277,9 +3298,7 @@
 </we:webextension>
 </file>
 
-<file path=customXml/item1.xml>��< ? x m l   v e r s i o n = " 1 . 0 "   e n c o d i n g = " u t f - 1 6 " ? > - 
- < N a v W o r d R e p o r t X m l P a r t   x m l n s = " u r n : m i c r o s o f t - d y n a m i c s - b u s i n e s s c e n t r a l / i n t e r n a l / e x t e n d e d / r e p o r t s / S t a n d a r d _ S a l e s _ Q u o t e / 1 3 0 4 / " > +<file path=customXml/item1.xml>��< ? x m l   v e r s i o n = " 1 . 0 "   e n c o d i n g = " u t f - 1 6 " ? > < N a v W o r d R e p o r t X m l P a r t   x m l n s = " u r n : m i c r o s o f t - d y n a m i c s - n a v / r e p o r t s / S t a n d a r d _ S a l e s _ Q u o t e / 1 3 0 4 / " >   
      < B C R e p o r t I n f o r m a t i o n >   
@@ -3297,8 +3316,6 @@
  
              < R e p o r t N a m e > R e p o r t   N a m e < / R e p o r t N a m e >   
-             < R e p o r t C a p t i o n > R e p o r t   C a p t i o n < / R e p o r t C a p t i o n > - 
              < A b o u t T h i s R e p o r t T i t l e > A b o u t   T h i s   R e p o r t   T i t l e < / A b o u t T h i s R e p o r t T i t l e >   
              < A b o u t T h i s R e p o r t T e x t > A b o u t   T h i s   R e p o r t   T e x t < / A b o u t T h i s R e p o r t T e x t > @@ -3353,21 +3370,21 @@
  
              < C o m p a n y A d d r e s s L i n e s >   
-                 < C o m p a n y A d d r e s s L i n e 1 > C o m p a n y   A d d r e s s   L i n e   1 < / C o m p a n y A d d r e s s L i n e 1 > - 
-                 < C o m p a n y A d d r e s s L i n e 2 > C o m p a n y   A d d r e s s   L i n e   2 < / C o m p a n y A d d r e s s L i n e 2 > - 
-                 < C o m p a n y A d d r e s s L i n e 3 > C o m p a n y   A d d r e s s   L i n e   3 < / C o m p a n y A d d r e s s L i n e 3 > - 
-                 < C o m p a n y A d d r e s s L i n e 4 > C o m p a n y   A d d r e s s   L i n e   4 < / C o m p a n y A d d r e s s L i n e 4 > - 
-                 < C o m p a n y A d d r e s s L i n e 5 > C o m p a n y   A d d r e s s   L i n e   5 < / C o m p a n y A d d r e s s L i n e 5 > - 
-                 < C o m p a n y A d d r e s s L i n e 6 > C o m p a n y   A d d r e s s   L i n e   6 < / C o m p a n y A d d r e s s L i n e 6 > - 
-                 < C o m p a n y A d d r e s s L i n e 7 > C o m p a n y   A d d r e s s   L i n e   7 < / C o m p a n y A d d r e s s L i n e 7 > - 
-                 < C o m p a n y A d d r e s s L i n e 8 > C o m p a n y   A d d r e s s   L i n e   8 < / C o m p a n y A d d r e s s L i n e 8 > +                 < C o m p a n y A d d r e s s L i n e > C o m p a n y   A d d r e s s   L i n e   1 < / C o m p a n y A d d r e s s L i n e > + 
+                 < C o m p a n y A d d r e s s L i n e > C o m p a n y   A d d r e s s   L i n e   2 < / C o m p a n y A d d r e s s L i n e > + 
+                 < C o m p a n y A d d r e s s L i n e > C o m p a n y   A d d r e s s   L i n e   3 < / C o m p a n y A d d r e s s L i n e > + 
+                 < C o m p a n y A d d r e s s L i n e > C o m p a n y   A d d r e s s   L i n e   4 < / C o m p a n y A d d r e s s L i n e > + 
+                 < C o m p a n y A d d r e s s L i n e > C o m p a n y   A d d r e s s   L i n e   5 < / C o m p a n y A d d r e s s L i n e > + 
+                 < C o m p a n y A d d r e s s L i n e > C o m p a n y   A d d r e s s   L i n e   6 < / C o m p a n y A d d r e s s L i n e > + 
+                 < C o m p a n y A d d r e s s L i n e > C o m p a n y   A d d r e s s   L i n e   7 < / C o m p a n y A d d r e s s L i n e > + 
+                 < C o m p a n y A d d r e s s L i n e > C o m p a n y   A d d r e s s   L i n e   8 < / C o m p a n y A d d r e s s L i n e >   
              < / C o m p a n y A d d r e s s L i n e s >   
@@ -3425,699 +3442,449 @@
  
      < / B C R e p o r t I n f o r m a t i o n >   
-     < T o o l t i p s > - 
-         < T o o l t i p   c o l u m n = " C o m p a n y H o m e P a g e "   E l e m e n t I d = " 1 9 8 9 1 8 8 7 0 " > - 
-             < T o o l t i p T e x t   l a n g = " e n - U S " > S p e c i f i e s   y o u r   c o m p a n y ' s   w e b   s i t e . < / T o o l t i p T e x t > - 
-         < / T o o l t i p > - 
-         < T o o l t i p   c o l u m n = " C o m p a n y E M a i l "   E l e m e n t I d = " 1 6 7 7 0 7 4 0 5 8 " > - 
-             < T o o l t i p T e x t   l a n g = " e n - U S " > S p e c i f i e s   t h e   c o m p a n y ' s   e m a i l   a d d r e s s . < / T o o l t i p T e x t > - 
-         < / T o o l t i p > - 
-         < T o o l t i p   c o l u m n = " C o m p a n y P i c t u r e "   E l e m e n t I d = " 1 3 9 7 4 1 1 0 7 4 " > - 
-             < T o o l t i p T e x t   l a n g = " e n - U S " > S p e c i f i e s   t h e   p i c t u r e   t h a t   h a s   b e e n   s e t   u p   f o r   t h e   c o m p a n y ,   s u c h   a s   a   c o m p a n y   l o g o . < / T o o l t i p T e x t > - 
-         < / T o o l t i p > - 
-         < T o o l t i p   c o l u m n = " C o m p a n y P h o n e N o "   E l e m e n t I d = " 2 5 0 4 4 0 6 5 5 " > - 
-             < T o o l t i p T e x t   l a n g = " e n - U S " > S p e c i f i e s   t h e   c o m p a n y ' s   t e l e p h o n e   n u m b e r . < / T o o l t i p T e x t > - 
-         < / T o o l t i p > - 
-         < T o o l t i p   c o l u m n = " C o m p a n y G i r o N o "   E l e m e n t I d = " 1 3 6 0 1 9 6 3 2 0 " > - 
-             < T o o l t i p T e x t   l a n g = " e n - U S " > S p e c i f i e s   t h e   c o m p a n y ' s   g i r o   n u m b e r . < / T o o l t i p T e x t > - 
-         < / T o o l t i p > - 
-         < T o o l t i p   c o l u m n = " C o m p a n y B a n k N a m e "   E l e m e n t I d = " 1 5 3 4 9 0 5 6 0 5 " > - 
-             < T o o l t i p T e x t   l a n g = " e n - U S " > S p e c i f i e s   t h e   n a m e   o f   t h e   b a n k   w h e r e   y o u   h a v e   t h e   b a n k   a c c o u n t . < / T o o l t i p T e x t > - 
-         < / T o o l t i p > - 
-         < T o o l t i p   c o l u m n = " C o m p a n y B a n k B r a n c h N o "   E l e m e n t I d = " 7 9 3 1 3 3 0 5 7 " > - 
-             < T o o l t i p T e x t   l a n g = " e n - U S " > S p e c i f i e s   a   n u m b e r   o f   t h e   b a n k   b r a n c h . < / T o o l t i p T e x t > - 
-         < / T o o l t i p > - 
-         < T o o l t i p   c o l u m n = " C o m p a n y B a n k A c c o u n t N o "   E l e m e n t I d = " 3 0 1 4 0 2 0 4 " > - 
-             < T o o l t i p T e x t   l a n g = " e n - U S " > S p e c i f i e s   t h e   n u m b e r   u s e d   b y   t h e   b a n k   f o r   t h e   b a n k   a c c o u n t . < / T o o l t i p T e x t > - 
-         < / T o o l t i p > - 
-         < T o o l t i p   c o l u m n = " C o m p a n y I B A N "   E l e m e n t I d = " 9 0 6 5 4 9 1 8 2 " > - 
-             < T o o l t i p T e x t   l a n g = " e n - U S " > S p e c i f i e s   t h e   b a n k   a c c o u n t ' s   i n t e r n a t i o n a l   b a n k   a c c o u n t   n u m b e r . < / T o o l t i p T e x t > - 
-         < / T o o l t i p > - 
-         < T o o l t i p   c o l u m n = " C o m p a n y S W I F T "   E l e m e n t I d = " 6 6 8 2 5 0 2 4 5 " > - 
-             < T o o l t i p T e x t   l a n g = " e n - U S " > S p e c i f i e s   t h e   i n t e r n a t i o n a l   b a n k   i d e n t i f i e r   c o d e   ( S W I F T )   o f   t h e   b a n k   w h e r e   y o u   h a v e   t h e   a c c o u n t . < / T o o l t i p T e x t > - 
-         < / T o o l t i p > - 
-         < T o o l t i p   c o l u m n = " E x t e r n a l D o c u m e n t N o "   E l e m e n t I d = " 7 3 3 9 5 3 9 6 6 " > - 
-             < T o o l t i p T e x t   l a n g = " e n - U S " > S p e c i f i e s   a   d o c u m e n t   n u m b e r   t h a t   r e f e r s   t o   t h e   c u s t o m e r ' s   o r   v e n d o r ' s   n u m b e r i n g   s y s t e m . < / T o o l t i p T e x t > - 
-         < / T o o l t i p > - 
-         < T o o l t i p   c o l u m n = " Y o u r R e f e r e n c e "   E l e m e n t I d = " 1 1 0 3 9 9 5 1 " > - 
-             < T o o l t i p T e x t   l a n g = " e n - U S " > S p e c i f i e s   t h e   c u s t o m e r ' s   r e f e r e n c e .   T h e   c o n t e n t   w i l l   b e   p r i n t e d   o n   s a l e s   d o c u m e n t s . < / T o o l t i p T e x t > - 
-         < / T o o l t i p > - 
-         < T o o l t i p   c o l u m n = " S h i p m e n t M e t h o d D e s c r i p t i o n "   E l e m e n t I d = " 2 0 5 9 4 0 3 2 6 0 " > - 
-             < T o o l t i p T e x t   l a n g = " e n - U S " > S p e c i f i e s   a   d e s c r i p t i o n   o f   t h e   s h i p m e n t   m e t h o d . < / T o o l t i p T e x t > - 
-         < / T o o l t i p > - 
-         < T o o l t i p   c o l u m n = " S h i p T o P h o n e N o "   E l e m e n t I d = " 3 6 9 7 0 2 2 5 5 " > - 
-             < T o o l t i p T e x t   l a n g = " e n - U S " > S p e c i f i e s   t h e   t e l e p h o n e   n u m b e r   o f   t h e   c o m p a n y ' s   s h i p p i n g   a d d r e s s . < / T o o l t i p T e x t > - 
-         < / T o o l t i p > - 
-         < T o o l t i p   c o l u m n = " S e l l T o C o n t a c t P h o n e N o "   E l e m e n t I d = " 1 6 1 3 8 2 2 4 8 3 " > - 
-             < T o o l t i p T e x t   l a n g = " e n - U S " > S p e c i f i e s   t h e   c o n t a c t ' s   p h o n e   n u m b e r . < / T o o l t i p T e x t > - 
-         < / T o o l t i p > - 
-         < T o o l t i p   c o l u m n = " S e l l T o C o n t a c t M o b i l e P h o n e N o "   E l e m e n t I d = " 1 8 4 3 5 8 7 4 7 " > - 
-             < T o o l t i p T e x t   l a n g = " e n - U S " > S p e c i f i e s   t h e   c o n t a c t ' s   m o b i l e   t e l e p h o n e   n u m b e r . < / T o o l t i p T e x t > - 
-         < / T o o l t i p > - 
-         < T o o l t i p   c o l u m n = " S e l l T o C o n t a c t E m a i l "   E l e m e n t I d = " 2 6 2 8 2 4 5 6 4 " > - 
-             < T o o l t i p T e x t   l a n g = " e n - U S " > S p e c i f i e s   t h e   e m a i l   a d d r e s s   o f   t h e   c o n t a c t . < / T o o l t i p T e x t > - 
-         < / T o o l t i p > - 
-         < T o o l t i p   c o l u m n = " B i l l T o C o n t a c t P h o n e N o "   E l e m e n t I d = " 3 6 2 4 7 7 4 8 8 " > - 
-             < T o o l t i p T e x t   l a n g = " e n - U S " > S p e c i f i e s   t h e   c o n t a c t ' s   p h o n e   n u m b e r . < / T o o l t i p T e x t > - 
-         < / T o o l t i p > - 
-         < T o o l t i p   c o l u m n = " B i l l T o C o n t a c t M o b i l e P h o n e N o "   E l e m e n t I d = " 2 4 8 4 8 8 6 9 6 " > - 
-             < T o o l t i p T e x t   l a n g = " e n - U S " > S p e c i f i e s   t h e   c o n t a c t ' s   m o b i l e   t e l e p h o n e   n u m b e r . < / T o o l t i p T e x t > - 
-         < / T o o l t i p > - 
-         < T o o l t i p   c o l u m n = " B i l l T o C o n t a c t E m a i l "   E l e m e n t I d = " 3 3 5 8 2 7 8 9 5 " > - 
-             < T o o l t i p T e x t   l a n g = " e n - U S " > S p e c i f i e s   t h e   e m a i l   a d d r e s s   o f   t h e   c o n t a c t . < / T o o l t i p T e x t > - 
-         < / T o o l t i p > - 
-         < T o o l t i p   c o l u m n = " P a y m e n t T e r m s D e s c r i p t i o n "   E l e m e n t I d = " 2 0 3 8 7 4 2 7 0 0 " > - 
-             < T o o l t i p T e x t   l a n g = " e n - U S " > S p e c i f i e s   a n   e x p l a n a t i o n   o f   t h e   p a y m e n t   t e r m s . < / T o o l t i p T e x t > - 
-         < / T o o l t i p > - 
-         < T o o l t i p   c o l u m n = " P a y m e n t M e t h o d D e s c r i p t i o n "   E l e m e n t I d = " 5 8 5 7 5 7 9 7 4 " > - 
-             < T o o l t i p T e x t   l a n g = " e n - U S " > S p e c i f i e s   a   t e x t   t h a t   d e s c r i b e s   t h e   p a y m e n t   m e t h o d . < / T o o l t i p T e x t > - 
-         < / T o o l t i p > - 
-         < T o o l t i p   c o l u m n = " B i l l t o C u s t u m e r N o "   E l e m e n t I d = " 2 8 0 4 7 3 0 5 8 " > - 
-             < T o o l t i p T e x t   l a n g = " e n - U S " > S p e c i f i e s   t h e   n u m b e r   o f   t h e   c u s t o m e r   t h a t   y o u   s e n d   o r   s e n t   t h e   i n v o i c e   o r   c r e d i t   m e m o   t o . < / T o o l t i p T e x t > - 
-         < / T o o l t i p > - 
-         < T o o l t i p   c o l u m n = " D o c u m e n t N o "   E l e m e n t I d = " 9 7 0 3 5 0 5 3 9 " > - 
-             < T o o l t i p T e x t   l a n g = " e n - U S " > S p e c i f i e s   a   u n i q u e   n u m b e r   t h a t   i d e n t i f i e s   t h e   s a l e s   d o c u m e n t .   T h e   n u m b e r   c a n   b e   g e n e r a t e d   a u t o m a t i c a l l y   f r o m   a   n u m b e r   s e r i e s ,   o r   y o u   c a n   n u m b e r   e a c h   o f   t h e m   m a n u a l l y . < / T o o l t i p T e x t > - 
-         < / T o o l t i p > - 
-         < T o o l t i p   c o l u m n = " P r i c e s I n c l u d i n g V A T "   E l e m e n t I d = " 5 1 8 8 1 7 1 6 7 " > - 
-             < T o o l t i p T e x t   l a n g = " e n - U S " > S p e c i f i e s   i f   t h e   U n i t   P r i c e   a n d   L i n e   A m o u n t   f i e l d s   o n   d o c u m e n t   l i n e s   s h o u l d   b e   s h o w n   w i t h   o r   w i t h o u t   V A T . < / T o o l t i p T e x t > - 
-         < / T o o l t i p > - 
-         < T o o l t i p   c o l u m n = " S a l e s P e r s o n N a m e "   E l e m e n t I d = " 8 7 1 4 9 2 9 8 3 " > - 
-             < T o o l t i p T e x t   l a n g = " e n - U S " > S p e c i f i e s   t h e   n a m e   o f   t h e   s a l e s p e r s o n   o r   p u r c h a s e r . < / T o o l t i p T e x t > - 
-         < / T o o l t i p > - 
-         < T o o l t i p   c o l u m n = " S e l l t o C u s t o m e r N o "   E l e m e n t I d = " 2 0 5 0 6 4 7 3 4 9 " > - 
-             < T o o l t i p T e x t   l a n g = " e n - U S " > S p e c i f i e s   t h e   n u m b e r   o f   t h e   c u s t o m e r   t h a t   y o u ' r e   s e l l i n g   t o .   B y   d e f a u l t ,   t h e   s a m e   c u s t o m e r   i s   s u g g e s t e d   a s   t h e   s h i p - t o   c u s t o m e r .   I f   n e e d e d ,   y o u   c a n   s p e c i f y   a   d i f f e r e n t   s h i p - t o   c u s t o m e r   o n   t h e   d o c u m e n t . < / T o o l t i p T e x t > - 
-         < / T o o l t i p > - 
-         < T o o l t i p   c o l u m n = " L i n e N o _ L i n e "   E l e m e n t I d = " 6 9 8 9 8 5 9 7 9 " > - 
-             < T o o l t i p T e x t   l a n g = " e n - U S " > S p e c i f i e s   t h e   l i n e   n u m b e r . < / T o o l t i p T e x t > - 
-         < / T o o l t i p > - 
-         < T o o l t i p   c o l u m n = " A m o u n t E x c l u d i n g V A T _ L i n e "   E l e m e n t I d = " 1 0 6 2 4 6 0 0 4 0 " > - 
-             < T o o l t i p T e x t   l a n g = " e n - U S " > S p e c i f i e s   t h e   s u m   o f   a m o u n t s   i n   t h e   L i n e   A m o u n t   f i e l d   o n   t h e   s a l e s   r e t u r n   o r d e r   l i n e s . < / T o o l t i p T e x t > - 
-         < / T o o l t i p > - 
-         < T o o l t i p   c o l u m n = " D e s c r i p t i o n _ L i n e "   E l e m e n t I d = " 1 4 0 6 8 2 2 3 1 0 " > - 
-             < T o o l t i p T e x t   l a n g = " e n - U S " > S p e c i f i e s   a   d e s c r i p t i o n   o f   t h e   e n t r y   o f   t h e   p r o d u c t   t o   b e   s o l d .   T o   a d d   a   n o n - t r a n s a c t i o n a l   t e x t   l i n e ,   f i l l   i n   t h e   D e s c r i p t i o n   f i e l d   o n l y . < / T o o l t i p T e x t > - 
-         < / T o o l t i p > - 
-         < T o o l t i p   c o l u m n = " L i n e D i s c o u n t P e r c e n t _ L i n e "   E l e m e n t I d = " 9 0 7 8 2 7 4 3 6 " > - 
-             < T o o l t i p T e x t   l a n g = " e n - U S " > S p e c i f i e s   t h e   d i s c o u n t   p e r c e n t a g e   t h a t   i s   g r a n t e d   f o r   t h e   i t e m   o n   t h e   l i n e . < / T o o l t i p T e x t > - 
-         < / T o o l t i p > - 
-         < T o o l t i p   c o l u m n = " I t e m N o _ L i n e "   E l e m e n t I d = " 1 9 1 0 2 9 6 2 8 8 " > - 
-             < T o o l t i p T e x t   l a n g = " e n - U S " > S p e c i f i e s   t h e   n u m b e r   o f   t h e   i n v o l v e d   e n t r y   o r   r e c o r d ,   a c c o r d i n g   t o   t h e   s p e c i f i e d   n u m b e r   s e r i e s . < / T o o l t i p T e x t > - 
-         < / T o o l t i p > - 
-         < T o o l t i p   c o l u m n = " I t e m R e f e r e n c e N o _ L i n e "   E l e m e n t I d = " 9 2 7 2 3 5 7 " > - 
-             < T o o l t i p T e x t   l a n g = " e n - U S " > S p e c i f i e s   t h e   r e f e r e n c e d   i t e m   n u m b e r . < / T o o l t i p T e x t > - 
-         < / T o o l t i p > - 
-         < T o o l t i p   c o l u m n = " U n i t O f M e a s u r e "   E l e m e n t I d = " 1 8 0 8 2 2 8 0 1 8 " > - 
-             < T o o l t i p T e x t   l a n g = " e n - U S " > S p e c i f i e s   t h e   u n i t   o f   m e a s u r e   f o r   t h e   i t e m   o r   r e s o u r c e   o n   t h e   s a l e s   l i n e . < / T o o l t i p T e x t > - 
-         < / T o o l t i p > - 
-         < T o o l t i p   c o l u m n = " I n v o i c e D i s c o u n t A m o u n t _ V A T A m o u n t L i n e "   E l e m e n t I d = " 8 2 4 7 3 0 1 4 1 " > - 
-             < T o o l t i p T e x t   l a n g = " e n - U S " > S p e c i f i e s   t h e   i n v o i c e   d i s c o u n t   a m o u n t   f o r   a   s p e c i f i c   V A T   i d e n t i f i e r . < / T o o l t i p T e x t > - 
-         < / T o o l t i p > - 
-         < T o o l t i p   c o l u m n = " I n v o i c e D i s c o u n t B a s e A m o u n t _ V A T A m o u n t L i n e "   E l e m e n t I d = " 2 0 4 0 3 3 2 2 6 6 " > - 
-             < T o o l t i p T e x t   l a n g = " e n - U S " > S p e c i f i e s   t h e   i n v o i c e   d i s c o u n t   b a s e   a m o u n t . < / T o o l t i p T e x t > - 
-         < / T o o l t i p > - 
-         < T o o l t i p   c o l u m n = " L i n e A m o u n t _ V a t A m o u n t L i n e "   E l e m e n t I d = " 2 1 4 6 5 4 0 1 " > - 
-             < T o o l t i p T e x t   l a n g = " e n - U S " > S p e c i f i e s   t h e   t o t a l   a m o u n t   f o r   s a l e s   o r   p u r c h a s e   l i n e s   w i t h   a   s p e c i f i c   V A T   i d e n t i f i e r . < / T o o l t i p T e x t > - 
-         < / T o o l t i p > - 
-         < T o o l t i p   c o l u m n = " V A T A m o u n t _ V a t A m o u n t L i n e "   E l e m e n t I d = " 1 8 9 1 8 2 0 6 2 0 " > - 
-             < T o o l t i p T e x t   l a n g = " e n - U S " > S p e c i f i e s   t h e   a m o u n t   o f   V A T   t h a t   i s   i n c l u d e d   i n   t h e   t o t a l   a m o u n t . < / T o o l t i p T e x t > - 
-         < / T o o l t i p > - 
-         < T o o l t i p   c o l u m n = " V A T B a s e _ V a t A m o u n t L i n e "   E l e m e n t I d = " 1 4 5 8 9 3 7 8 1 9 " > - 
-             < T o o l t i p T e x t   l a n g = " e n - U S " > S p e c i f i e s   t h e   t o t a l   n e t   a m o u n t   ( a m o u n t   e x c l u d i n g   V A T )   f o r   s a l e s   o r   p u r c h a s e   l i n e s   w i t h   a   s p e c i f i c   V A T   I d e n t i f i e r . < / T o o l t i p T e x t > - 
-         < / T o o l t i p > - 
-         < T o o l t i p   c o l u m n = " V A T I d e n t i f i e r _ V a t A m o u n t L i n e "   E l e m e n t I d = " 1 1 4 2 0 7 0 0 3 5 " > - 
-             < T o o l t i p T e x t   l a n g = " e n - U S " > S p e c i f i e s   t h e   V A T   I d e n t i f i e r   v a l u e . < / T o o l t i p T e x t > - 
-         < / T o o l t i p > - 
-         < T o o l t i p   c o l u m n = " V A T P c t _ V a t A m o u n t L i n e "   E l e m e n t I d = " 1 4 5 3 5 4 2 7 7 7 " > - 
-             < T o o l t i p T e x t   l a n g = " e n - U S " > S p e c i f i e s   t h e   V A T   %   t h a t   w a s   u s e d   o n   t h e   s a l e s   o r   p u r c h a s e   l i n e s   w i t h   t h i s   V A T   I d e n t i f i e r . < / T o o l t i p T e x t > - 
-         < / T o o l t i p > - 
-     < / T o o l t i p s > - 
-     < H e a d e r   E l e m e n t T y p e = " D a t a I t e m "   E l e m e n t I d = " 1 2 4 0 3 7 3 8 8 6 " > - 
-         < B i l l T o C o n t a c t E m a i l   E l e m e n t T y p e = " C o l u m n "   E l e m e n t I d = " 3 3 5 8 2 7 8 9 5 "   D a t a T y p e = " T e x t " > B i l l T o C o n t a c t E m a i l < / B i l l T o C o n t a c t E m a i l > - 
-         < B i l l T o C o n t a c t E m a i l L b l   E l e m e n t T y p e = " C o l u m n "   E l e m e n t I d = " 2 9 6 4 7 8 3 6 5 "   D a t a T y p e = " L a b e l " > B i l l T o C o n t a c t E m a i l L b l < / B i l l T o C o n t a c t E m a i l L b l > - 
-         < B i l l T o C o n t a c t M o b i l e P h o n e N o   E l e m e n t T y p e = " C o l u m n "   E l e m e n t I d = " 2 4 8 4 8 8 6 9 6 "   D a t a T y p e = " T e x t " > B i l l T o C o n t a c t M o b i l e P h o n e N o < / B i l l T o C o n t a c t M o b i l e P h o n e N o > - 
-         < B i l l T o C o n t a c t M o b i l e P h o n e N o L b l   E l e m e n t T y p e = " C o l u m n "   E l e m e n t I d = " 2 7 6 3 1 1 3 3 8 "   D a t a T y p e = " L a b e l " > B i l l T o C o n t a c t M o b i l e P h o n e N o L b l < / B i l l T o C o n t a c t M o b i l e P h o n e N o L b l > - 
-         < B i l l T o C o n t a c t P h o n e N o   E l e m e n t T y p e = " C o l u m n "   E l e m e n t I d = " 3 6 2 4 7 7 4 8 8 "   D a t a T y p e = " T e x t " > B i l l T o C o n t a c t P h o n e N o < / B i l l T o C o n t a c t P h o n e N o > - 
-         < B i l l T o C o n t a c t P h o n e N o L b l   E l e m e n t T y p e = " C o l u m n "   E l e m e n t I d = " 2 1 2 3 3 4 5 9 6 6 "   D a t a T y p e = " L a b e l " > B i l l T o C o n t a c t P h o n e N o L b l < / B i l l T o C o n t a c t P h o n e N o L b l > - 
-         < B i l l t o C u s t o m e r N o _ L b l   E l e m e n t T y p e = " C o l u m n "   E l e m e n t I d = " 3 6 9 3 0 7 8 1 3 "   D a t a T y p e = " S t r i n g " > B i l l t o C u s t o m e r N o _ L b l < / B i l l t o C u s t o m e r N o _ L b l > - 
-         < B i l l t o C u s t u m e r N o   E l e m e n t T y p e = " C o l u m n "   E l e m e n t I d = " 2 8 0 4 7 3 0 5 8 "   D a t a T y p e = " C o d e " > B i l l t o C u s t u m e r N o < / B i l l t o C u s t u m e r N o > - 
-         < C o m p a n y A d d r e s s 1   E l e m e n t T y p e = " C o l u m n "   E l e m e n t I d = " 1 8 8 4 1 6 4 3 2 3 "   D a t a T y p e = " T e x t " > C o m p a n y A d d r e s s 1 < / C o m p a n y A d d r e s s 1 > - 
-         < C o m p a n y A d d r e s s 2   E l e m e n t T y p e = " C o l u m n "   E l e m e n t I d = " 1 2 4 6 4 6 7 7 0 6 "   D a t a T y p e = " T e x t " > C o m p a n y A d d r e s s 2 < / C o m p a n y A d d r e s s 2 > - 
-         < C o m p a n y A d d r e s s 3   E l e m e n t T y p e = " C o l u m n "   E l e m e n t I d = " 6 0 8 7 7 1 0 8 9 "   D a t a T y p e = " T e x t " > C o m p a n y A d d r e s s 3 < / C o m p a n y A d d r e s s 3 > - 
-         < C o m p a n y A d d r e s s 4   E l e m e n t T y p e = " C o l u m n "   E l e m e n t I d = " 7 7 7 6 8 0 1 1 2 "   D a t a T y p e = " T e x t " > C o m p a n y A d d r e s s 4 < / C o m p a n y A d d r e s s 4 > - 
-         < C o m p a n y A d d r e s s 5   E l e m e n t T y p e = " C o l u m n "   E l e m e n t I d = " 1 3 9 9 8 3 4 9 5 "   D a t a T y p e = " T e x t " > C o m p a n y A d d r e s s 5 < / C o m p a n y A d d r e s s 5 > - 
-         < C o m p a n y A d d r e s s 6   E l e m e n t T y p e = " C o l u m n "   E l e m e n t I d = " 4 9 7 7 1 3 1 2 2 "   D a t a T y p e = " T e x t " > C o m p a n y A d d r e s s 6 < / C o m p a n y A d d r e s s 6 > - 
-         < C o m p a n y A d d r e s s 7   E l e m e n t T y p e = " C o l u m n "   E l e m e n t I d = " 1 1 3 5 4 0 9 7 3 9 "   D a t a T y p e = " T e x t " > C o m p a n y A d d r e s s 7 < / C o m p a n y A d d r e s s 7 > - 
-         < C o m p a n y A d d r e s s 8   E l e m e n t T y p e = " C o l u m n "   E l e m e n t I d = " 1 7 1 5 2 5 5 3 0 0 "   D a t a T y p e = " T e x t " > C o m p a n y A d d r e s s 8 < / C o m p a n y A d d r e s s 8 > - 
-         < C o m p a n y B a n k A c c o u n t N o   E l e m e n t T y p e = " C o l u m n "   E l e m e n t I d = " 3 0 1 4 0 2 0 4 "   D a t a T y p e = " T e x t " > C o m p a n y B a n k A c c o u n t N o < / C o m p a n y B a n k A c c o u n t N o > - 
-         < C o m p a n y B a n k A c c o u n t N o _ L b l   E l e m e n t T y p e = " C o l u m n "   E l e m e n t I d = " 1 0 9 7 7 4 3 3 4 5 "   D a t a T y p e = " L a b e l " > C o m p a n y B a n k A c c o u n t N o _ L b l < / C o m p a n y B a n k A c c o u n t N o _ L b l > - 
-         < C o m p a n y B a n k B r a n c h N o   E l e m e n t T y p e = " C o l u m n "   E l e m e n t I d = " 7 9 3 1 3 3 0 5 7 "   D a t a T y p e = " T e x t " > C o m p a n y B a n k B r a n c h N o < / C o m p a n y B a n k B r a n c h N o > - 
-         < C o m p a n y B a n k B r a n c h N o _ L b l   E l e m e n t T y p e = " C o l u m n "   E l e m e n t I d = " 3 2 7 9 0 6 6 9 2 "   D a t a T y p e = " S t r i n g " > C o m p a n y B a n k B r a n c h N o _ L b l < / C o m p a n y B a n k B r a n c h N o _ L b l > - 
-         < C o m p a n y B a n k N a m e   E l e m e n t T y p e = " C o l u m n "   E l e m e n t I d = " 1 5 3 4 9 0 5 6 0 5 "   D a t a T y p e = " T e x t " > C o m p a n y B a n k N a m e < / C o m p a n y B a n k N a m e > - 
-         < C o m p a n y B a n k N a m e _ L b l   E l e m e n t T y p e = " C o l u m n "   E l e m e n t I d = " 1 2 0 4 3 0 7 0 1 4 "   D a t a T y p e = " L a b e l " > C o m p a n y B a n k N a m e _ L b l < / C o m p a n y B a n k N a m e _ L b l > - 
-         < C o m p a n y C u s t o m G i r o   E l e m e n t T y p e = " C o l u m n "   E l e m e n t I d = " 1 6 7 0 4 7 5 7 9 8 "   D a t a T y p e = " T e x t " > C o m p a n y C u s t o m G i r o < / C o m p a n y C u s t o m G i r o > - 
-         < C o m p a n y C u s t o m G i r o _ L b l   E l e m e n t T y p e = " C o l u m n "   E l e m e n t I d = " 8 9 1 4 3 9 6 2 5 "   D a t a T y p e = " T e x t " > C o m p a n y C u s t o m G i r o _ L b l < / C o m p a n y C u s t o m G i r o _ L b l > - 
-         < C o m p a n y E M a i l   E l e m e n t T y p e = " C o l u m n "   E l e m e n t I d = " 1 6 7 7 0 7 4 0 5 8 "   D a t a T y p e = " T e x t " > C o m p a n y E M a i l < / C o m p a n y E M a i l > - 
-         < C o m p a n y G i r o N o   E l e m e n t T y p e = " C o l u m n "   E l e m e n t I d = " 1 3 6 0 1 9 6 3 2 0 "   D a t a T y p e = " T e x t " > C o m p a n y G i r o N o < / C o m p a n y G i r o N o > - 
-         < C o m p a n y G i r o N o _ L b l   E l e m e n t T y p e = " C o l u m n "   E l e m e n t I d = " 8 6 1 6 0 2 1 1 5 "   D a t a T y p e = " L a b e l " > C o m p a n y G i r o N o _ L b l < / C o m p a n y G i r o N o _ L b l > - 
-         < C o m p a n y H o m e P a g e   E l e m e n t T y p e = " C o l u m n "   E l e m e n t I d = " 1 9 8 9 1 8 8 7 0 "   D a t a T y p e = " T e x t " > C o m p a n y H o m e P a g e < / C o m p a n y H o m e P a g e > - 
-         < C o m p a n y I B A N   E l e m e n t T y p e = " C o l u m n "   E l e m e n t I d = " 9 0 6 5 4 9 1 8 2 "   D a t a T y p e = " C o d e " > C o m p a n y I B A N < / C o m p a n y I B A N > - 
-         < C o m p a n y I B A N _ L b l   E l e m e n t T y p e = " C o l u m n "   E l e m e n t I d = " 1 2 6 7 9 5 2 2 2 7 "   D a t a T y p e = " S t r i n g " > C o m p a n y I B A N _ L b l < / C o m p a n y I B A N _ L b l > - 
-         < C o m p a n y L e g a l O f f i c e   E l e m e n t T y p e = " C o l u m n "   E l e m e n t I d = " 7 1 4 2 5 8 1 1 1 "   D a t a T y p e = " T e x t " > C o m p a n y L e g a l O f f i c e < / C o m p a n y L e g a l O f f i c e > - 
-         < C o m p a n y L e g a l O f f i c e _ L b l   E l e m e n t T y p e = " C o l u m n "   E l e m e n t I d = " 1 5 3 3 1 7 5 1 0 8 "   D a t a T y p e = " T e x t " > C o m p a n y L e g a l O f f i c e _ L b l < / C o m p a n y L e g a l O f f i c e _ L b l > - 
-         < C o m p a n y L e g a l S t a t e m e n t   E l e m e n t T y p e = " C o l u m n "   E l e m e n t I d = " 4 4 8 3 5 8 8 7 6 "   D a t a T y p e = " T e x t " > C o m p a n y L e g a l S t a t e m e n t < / C o m p a n y L e g a l S t a t e m e n t > - 
-         < C o m p a n y L o g o P o s i t i o n   E l e m e n t T y p e = " C o l u m n "   E l e m e n t I d = " 1 4 2 5 2 6 6 6 8 8 "   D a t a T y p e = " I n t e g e r " > C o m p a n y L o g o P o s i t i o n < / C o m p a n y L o g o P o s i t i o n > - 
-         < C o m p a n y P h o n e N o   E l e m e n t T y p e = " C o l u m n "   E l e m e n t I d = " 2 5 0 4 4 0 6 5 5 "   D a t a T y p e = " T e x t " > C o m p a n y P h o n e N o < / C o m p a n y P h o n e N o > - 
-         < C o m p a n y P h o n e N o _ L b l   E l e m e n t T y p e = " C o l u m n "   E l e m e n t I d = " 5 5 8 5 9 3 5 8 6 "   D a t a T y p e = " L a b e l " > C o m p a n y P h o n e N o _ L b l < / C o m p a n y P h o n e N o _ L b l > - 
-         < C o m p a n y P i c t u r e   E l e m e n t T y p e = " C o l u m n "   E l e m e n t I d = " 1 3 9 7 4 1 1 0 7 4 "   D a t a T y p e = " B l o b "   / > - 
-         < C o m p a n y R e g i s t r a t i o n N u m b e r   E l e m e n t T y p e = " C o l u m n "   E l e m e n t I d = " 2 0 2 3 6 3 9 4 2 4 "   D a t a T y p e = " T e x t " > C o m p a n y R e g i s t r a t i o n N u m b e r < / C o m p a n y R e g i s t r a t i o n N u m b e r > - 
-         < C o m p a n y R e g i s t r a t i o n N u m b e r _ L b l   E l e m e n t T y p e = " C o l u m n "   E l e m e n t I d = " 1 8 3 3 1 0 6 6 5 3 "   D a t a T y p e = " T e x t " > C o m p a n y R e g i s t r a t i o n N u m b e r _ L b l < / C o m p a n y R e g i s t r a t i o n N u m b e r _ L b l > - 
-         < C o m p a n y S W I F T   E l e m e n t T y p e = " C o l u m n "   E l e m e n t I d = " 6 6 8 2 5 0 2 4 5 "   D a t a T y p e = " C o d e " > C o m p a n y S W I F T < / C o m p a n y S W I F T > - 
-         < C o m p a n y S W I F T _ L b l   E l e m e n t T y p e = " C o l u m n "   E l e m e n t I d = " 2 0 2 9 5 9 7 3 8 4 "   D a t a T y p e = " S t r i n g " > C o m p a n y S W I F T _ L b l < / C o m p a n y S W I F T _ L b l > - 
-         < C o m p a n y V A T R e g i s t r a t i o n N o   E l e m e n t T y p e = " C o l u m n "   E l e m e n t I d = " 1 9 1 4 0 1 3 6 4 9 "   D a t a T y p e = " T e x t " > C o m p a n y V A T R e g i s t r a t i o n N o < / C o m p a n y V A T R e g i s t r a t i o n N o > - 
-         < C o m p a n y V A T R e g i s t r a t i o n N o _ L b l   E l e m e n t T y p e = " C o l u m n "   E l e m e n t I d = " 9 2 4 5 0 3 1 2 4 "   D a t a T y p e = " T e x t " > C o m p a n y V A T R e g i s t r a t i o n N o _ L b l < / C o m p a n y V A T R e g i s t r a t i o n N o _ L b l > - 
-         < C o m p a n y V A T R e g N o   E l e m e n t T y p e = " C o l u m n "   E l e m e n t I d = " 1 7 1 4 3 1 9 3 6 "   D a t a T y p e = " T e x t " > C o m p a n y V A T R e g N o < / C o m p a n y V A T R e g N o > - 
-         < C o m p a n y V A T R e g N o _ L b l   E l e m e n t T y p e = " C o l u m n "   E l e m e n t I d = " 7 7 3 2 0 1 5 0 1 "   D a t a T y p e = " T e x t " > C o m p a n y V A T R e g N o _ L b l < / C o m p a n y V A T R e g N o _ L b l > - 
-         < C o n t a c t _ L b l   E l e m e n t T y p e = " C o l u m n "   E l e m e n t I d = " 1 1 5 5 0 9 4 7 5 2 "   D a t a T y p e = " T e x t " > C o n t a c t _ L b l < / C o n t a c t _ L b l > - 
-         < C o p y _ L b l   E l e m e n t T y p e = " C o l u m n "   E l e m e n t I d = " 6 0 4 7 8 2 7 8 1 "   D a t a T y p e = " L a b e l " > C o p y _ L b l < / C o p y _ L b l > - 
-         < C u s t o m e r A d d r e s s 1   E l e m e n t T y p e = " C o l u m n "   E l e m e n t I d = " 1 8 0 1 9 6 6 4 5 4 "   D a t a T y p e = " T e x t " > C u s t o m e r A d d r e s s 1 < / C u s t o m e r A d d r e s s 1 > - 
-         < C u s t o m e r A d d r e s s 2   E l e m e n t T y p e = " C o l u m n "   E l e m e n t I d = " 1 1 6 4 2 6 9 8 3 7 "   D a t a T y p e = " T e x t " > C u s t o m e r A d d r e s s 2 < / C u s t o m e r A d d r e s s 2 > - 
-         < C u s t o m e r A d d r e s s 3   E l e m e n t T y p e = " C o l u m n "   E l e m e n t I d = " 5 2 6 5 7 3 2 2 0 "   D a t a T y p e = " T e x t " > C u s t o m e r A d d r e s s 3 < / C u s t o m e r A d d r e s s 3 > - 
-         < C u s t o m e r A d d r e s s 4   E l e m e n t T y p e = " C o l u m n "   E l e m e n t I d = " 1 1 1 1 2 3 3 9 7 "   D a t a T y p e = " T e x t " > C u s t o m e r A d d r e s s 4 < / C u s t o m e r A d d r e s s 4 > - 
-         < C u s t o m e r A d d r e s s 5   E l e m e n t T y p e = " C o l u m n "   E l e m e n t I d = " 7 4 8 8 2 0 0 1 4 "   D a t a T y p e = " T e x t " > C u s t o m e r A d d r e s s 5 < / C u s t o m e r A d d r e s s 5 > - 
-         < C u s t o m e r A d d r e s s 6   E l e m e n t T y p e = " C o l u m n "   E l e m e n t I d = " 1 3 8 6 5 1 6 6 3 1 "   D a t a T y p e = " T e x t " > C u s t o m e r A d d r e s s 6 < / C u s t o m e r A d d r e s s 6 > - 
-         < C u s t o m e r A d d r e s s 7   E l e m e n t T y p e = " C o l u m n "   E l e m e n t I d = " 2 0 2 4 2 1 3 2 4 8 "   D a t a T y p e = " T e x t " > C u s t o m e r A d d r e s s 7 < / C u s t o m e r A d d r e s s 7 > - 
-         < C u s t o m e r A d d r e s s 8   E l e m e n t T y p e = " C o l u m n "   E l e m e n t I d = " 1 0 4 8 6 9 8 5 8 5 "   D a t a T y p e = " T e x t " > C u s t o m e r A d d r e s s 8 < / C u s t o m e r A d d r e s s 8 > - 
-         < C u s t o m e r P o s t a l B a r C o d e   E l e m e n t T y p e = " C o l u m n "   E l e m e n t I d = " 3 9 8 5 8 0 6 8 8 "   D a t a T y p e = " T e x t " > C u s t o m e r P o s t a l B a r C o d e < / C u s t o m e r P o s t a l B a r C o d e > - 
-         < D o c u m e n t C o p y T e x t   E l e m e n t T y p e = " C o l u m n "   E l e m e n t I d = " 1 8 2 4 9 4 6 0 4 6 "   D a t a T y p e = " S t r i n g " > D o c u m e n t C o p y T e x t < / D o c u m e n t C o p y T e x t > - 
-         < D o c u m e n t D a t e   E l e m e n t T y p e = " C o l u m n "   E l e m e n t I d = " 5 5 2 8 7 1 9 1 4 "   D a t a T y p e = " S t r i n g " > D o c u m e n t D a t e < / D o c u m e n t D a t e > - 
-         < D o c u m e n t D a t e _ L b l   E l e m e n t T y p e = " C o l u m n "   E l e m e n t I d = " 1 0 2 6 4 9 4 8 3 "   D a t a T y p e = " S t r i n g " > D o c u m e n t D a t e _ L b l < / D o c u m e n t D a t e _ L b l > - 
-         < D o c u m e n t N o   E l e m e n t T y p e = " C o l u m n "   E l e m e n t I d = " 9 7 0 3 5 0 5 3 9 "   D a t a T y p e = " C o d e " > D o c u m e n t N o < / D o c u m e n t N o > - 
-         < D o c u m e n t N o _ L b l   E l e m e n t T y p e = " C o l u m n "   E l e m e n t I d = " 7 8 9 7 9 5 9 7 8 "   D a t a T y p e = " L a b e l " > D o c u m e n t N o _ L b l < / D o c u m e n t N o _ L b l > - 
-         < D o c u m e n t T i t l e _ L b l   E l e m e n t T y p e = " C o l u m n "   E l e m e n t I d = " 8 5 8 4 2 3 9 2 9 "   D a t a T y p e = " L a b e l " > D o c u m e n t T i t l e _ L b l < / D o c u m e n t T i t l e _ L b l > - 
-         < D u e D a t e   E l e m e n t T y p e = " C o l u m n "   E l e m e n t I d = " 7 4 5 1 7 0 2 0 3 "   D a t a T y p e = " S t r i n g " > D u e D a t e < / D u e D a t e > - 
-         < D u e D a t e _ L b l   E l e m e n t T y p e = " C o l u m n "   E l e m e n t I d = " 1 6 4 8 2 8 4 6 4 8 "   D a t a T y p e = " S t r i n g " > D u e D a t e _ L b l < / D u e D a t e _ L b l > - 
-         < E M a i l _ L b l   E l e m e n t T y p e = " C o l u m n "   E l e m e n t I d = " 1 4 3 8 8 6 8 0 1 2 "   D a t a T y p e = " L a b e l " > E M a i l _ L b l < / E M a i l _ L b l > - 
-         < E s t i m a t e B o d y _ L b l   E l e m e n t T y p e = " C o l u m n "   E l e m e n t I d = " 1 0 4 4 3 4 7 9 8 6 "   D a t a T y p e = " L a b e l " > E s t i m a t e B o d y _ L b l < / E s t i m a t e B o d y _ L b l > - 
-         < E s t i m a t e F o r _ L b l   E l e m e n t T y p e = " C o l u m n "   E l e m e n t I d = " 1 7 6 1 6 6 6 0 1 3 "   D a t a T y p e = " L a b e l " > E s t i m a t e F o r _ L b l < / E s t i m a t e F o r _ L b l > - 
-         < E s t i m a t e _ L b l   E l e m e n t T y p e = " C o l u m n "   E l e m e n t I d = " 2 0 9 6 4 3 4 6 2 2 "   D a t a T y p e = " L a b e l " > E s t i m a t e _ L b l < / E s t i m a t e _ L b l > - 
-         < E x c h a n g e R a t e A s T e x t   E l e m e n t T y p e = " C o l u m n "   E l e m e n t I d = " 5 9 2 9 5 5 8 4 5 "   D a t a T y p e = " T e x t " > E x c h a n g e R a t e A s T e x t < / E x c h a n g e R a t e A s T e x t > - 
-         < E x t e r n a l D o c u m e n t N o   E l e m e n t T y p e = " C o l u m n "   E l e m e n t I d = " 7 3 3 9 5 3 9 6 6 "   D a t a T y p e = " C o d e " > E x t e r n a l D o c u m e n t N o < / E x t e r n a l D o c u m e n t N o > - 
-         < E x t e r n a l D o c u m e n t N o L b l   E l e m e n t T y p e = " C o l u m n "   E l e m e n t I d = " 7 8 3 2 8 7 4 5 2 "   D a t a T y p e = " S t r i n g " > E x t e r n a l D o c u m e n t N o L b l < / E x t e r n a l D o c u m e n t N o L b l > - 
-         < F r o m _ L b l   E l e m e n t T y p e = " C o l u m n "   E l e m e n t I d = " 4 8 5 4 2 6 1 3 8 "   D a t a T y p e = " L a b e l " > F r o m _ L b l < / F r o m _ L b l > - 
-         < H o m e P a g e _ L b l   E l e m e n t T y p e = " C o l u m n "   E l e m e n t I d = " 1 4 3 3 5 9 2 3 0 0 "   D a t a T y p e = " L a b e l " > H o m e P a g e _ L b l < / H o m e P a g e _ L b l > - 
-         < I n v o i c e D i s c o u n t A m o u n t _ L b l   E l e m e n t T y p e = " C o l u m n "   E l e m e n t I d = " 1 5 9 3 0 1 2 7 3 6 "   D a t a T y p e = " L a b e l " > I n v o i c e D i s c o u n t A m o u n t _ L b l < / I n v o i c e D i s c o u n t A m o u n t _ L b l > - 
-         < I n v o i c e D i s c o u n t B a s e A m o u n t _ L b l   E l e m e n t T y p e = " C o l u m n "   E l e m e n t I d = " 2 0 2 9 2 6 6 8 7 5 "   D a t a T y p e = " L a b e l " > I n v o i c e D i s c o u n t B a s e A m o u n t _ L b l < / I n v o i c e D i s c o u n t B a s e A m o u n t _ L b l > - 
-         < L e g a l E n t i t y T y p e   E l e m e n t T y p e = " C o l u m n "   E l e m e n t I d = " 2 0 5 1 8 7 3 5 6 3 "   D a t a T y p e = " T e x t " > L e g a l E n t i t y T y p e < / L e g a l E n t i t y T y p e > - 
-         < L e g a l E n t i t y T y p e _ L b l   E l e m e n t T y p e = " C o l u m n "   E l e m e n t I d = " 2 0 8 0 2 2 4 7 9 2 "   D a t a T y p e = " T e x t " > L e g a l E n t i t y T y p e _ L b l < / L e g a l E n t i t y T y p e _ L b l > - 
-         < L i n e A m o u n t A f t e r I n v o i c e D i s c o u n t _ L b l   E l e m e n t T y p e = " C o l u m n "   E l e m e n t I d = " 6 7 3 7 2 1 0 9 4 "   D a t a T y p e = " L a b e l " > L i n e A m o u n t A f t e r I n v o i c e D i s c o u n t _ L b l < / L i n e A m o u n t A f t e r I n v o i c e D i s c o u n t _ L b l > - 
-         < L o c a l C u r r e n c y _ L b l   E l e m e n t T y p e = " C o l u m n "   E l e m e n t I d = " 1 5 5 9 6 9 3 4 2 2 "   D a t a T y p e = " L a b e l " > L o c a l C u r r e n c y _ L b l < / L o c a l C u r r e n c y _ L b l > - 
-         < P a g e _ L b l   E l e m e n t T y p e = " C o l u m n "   E l e m e n t I d = " 6 8 0 6 4 8 0 9 1 "   D a t a T y p e = " L a b e l " > P a g e _ L b l < / P a g e _ L b l > - 
-         < P a y m e n t M e t h o d D e s c r i p t i o n   E l e m e n t T y p e = " C o l u m n "   E l e m e n t I d = " 5 8 5 7 5 7 9 7 4 "   D a t a T y p e = " T e x t " > P a y m e n t M e t h o d D e s c r i p t i o n < / P a y m e n t M e t h o d D e s c r i p t i o n > - 
-         < P a y m e n t M e t h o d D e s c r i p t i o n _ L b l   E l e m e n t T y p e = " C o l u m n "   E l e m e n t I d = " 7 9 7 1 1 7 3 2 3 "   D a t a T y p e = " L a b e l " > P a y m e n t M e t h o d D e s c r i p t i o n _ L b l < / P a y m e n t M e t h o d D e s c r i p t i o n _ L b l > - 
-         < P a y m e n t T e r m s D e s c r i p t i o n   E l e m e n t T y p e = " C o l u m n "   E l e m e n t I d = " 2 0 3 8 7 4 2 7 0 0 "   D a t a T y p e = " T e x t " > P a y m e n t T e r m s D e s c r i p t i o n < / P a y m e n t T e r m s D e s c r i p t i o n > - 
-         < P a y m e n t T e r m s D e s c r i p t i o n _ L b l   E l e m e n t T y p e = " C o l u m n "   E l e m e n t I d = " 1 8 7 4 4 9 4 3 2 1 "   D a t a T y p e = " L a b e l " > P a y m e n t T e r m s D e s c r i p t i o n _ L b l < / P a y m e n t T e r m s D e s c r i p t i o n _ L b l > - 
-         < P r i c e s I n c l u d i n g V A T   E l e m e n t T y p e = " C o l u m n "   E l e m e n t I d = " 5 1 8 8 1 7 1 6 7 "   D a t a T y p e = " B o o l e a n " > P r i c e s I n c l u d i n g V A T < / P r i c e s I n c l u d i n g V A T > - 
-         < P r i c e s I n c l u d i n g V A T Y e s N o   E l e m e n t T y p e = " C o l u m n "   E l e m e n t I d = " 1 4 1 1 1 4 7 5 9 9 "   D a t a T y p e = " S t r i n g " > P r i c e s I n c l u d i n g V A T Y e s N o < / P r i c e s I n c l u d i n g V A T Y e s N o > - 
-         < P r i c e s I n c l u d i n g V A T _ L b l   E l e m e n t T y p e = " C o l u m n "   E l e m e n t I d = " 1 3 7 7 9 7 9 4 4 4 "   D a t a T y p e = " S t r i n g " > P r i c e s I n c l u d i n g V A T _ L b l < / P r i c e s I n c l u d i n g V A T _ L b l > - 
-         < Q u e s t i o n s _ L b l   E l e m e n t T y p e = " C o l u m n "   E l e m e n t I d = " 2 0 7 0 8 9 0 0 1 9 "   D a t a T y p e = " L a b e l " > Q u e s t i o n s _ L b l < / Q u e s t i o n s _ L b l > - 
-         < Q u o t e V a l i d T o D a t e   E l e m e n t T y p e = " C o l u m n "   E l e m e n t I d = " 1 1 4 8 7 3 3 1 3 0 "   D a t a T y p e = " S t r i n g " > Q u o t e V a l i d T o D a t e < / Q u o t e V a l i d T o D a t e > - 
-         < Q u o t e V a l i d T o D a t e _ L b l   E l e m e n t T y p e = " C o l u m n "   E l e m e n t I d = " 1 2 9 2 3 5 4 1 3 "   D a t a T y p e = " L a b e l " > Q u o t e V a l i d T o D a t e _ L b l < / Q u o t e V a l i d T o D a t e _ L b l > - 
-         < S a l e s I n v o i c e L i n e D i s c o u n t _ L b l   E l e m e n t T y p e = " C o l u m n "   E l e m e n t I d = " 6 6 4 6 0 1 5 8 2 "   D a t a T y p e = " L a b e l " > S a l e s I n v o i c e L i n e D i s c o u n t _ L b l < / S a l e s I n v o i c e L i n e D i s c o u n t _ L b l > - 
-         < S a l e s P e r s o n B l a n k _ L b l   E l e m e n t T y p e = " C o l u m n "   E l e m e n t I d = " 6 5 4 6 2 4 6 0 1 "   D a t a T y p e = " T e x t " > S a l e s P e r s o n B l a n k _ L b l < / S a l e s P e r s o n B l a n k _ L b l > - 
-         < S a l e s P e r s o n N a m e   E l e m e n t T y p e = " C o l u m n "   E l e m e n t I d = " 8 7 1 4 9 2 9 8 3 "   D a t a T y p e = " T e x t " > S a l e s P e r s o n N a m e < / S a l e s P e r s o n N a m e > - 
-         < S a l e s P e r s o n _ L b l   E l e m e n t T y p e = " C o l u m n "   E l e m e n t I d = " 1 5 6 4 1 9 6 3 6 5 "   D a t a T y p e = " L a b e l " > S a l e s P e r s o n _ L b l < / S a l e s P e r s o n _ L b l > - 
-         < S e l l T o C o n t a c t E m a i l   E l e m e n t T y p e = " C o l u m n "   E l e m e n t I d = " 2 6 2 8 2 4 5 6 4 "   D a t a T y p e = " T e x t " > S e l l T o C o n t a c t E m a i l < / S e l l T o C o n t a c t E m a i l > - 
-         < S e l l T o C o n t a c t E m a i l L b l   E l e m e n t T y p e = " C o l u m n "   E l e m e n t I d = " 3 7 0 9 2 0 3 7 4 "   D a t a T y p e = " L a b e l " > S e l l T o C o n t a c t E m a i l L b l < / S e l l T o C o n t a c t E m a i l L b l > - 
-         < S e l l T o C o n t a c t M o b i l e P h o n e N o   E l e m e n t T y p e = " C o l u m n "   E l e m e n t I d = " 1 8 4 3 5 8 7 4 7 "   D a t a T y p e = " T e x t " > S e l l T o C o n t a c t M o b i l e P h o n e N o < / S e l l T o C o n t a c t M o b i l e P h o n e N o > - 
-         < S e l l T o C o n t a c t M o b i l e P h o n e N o L b l   E l e m e n t T y p e = " C o l u m n "   E l e m e n t I d = " 1 4 5 7 5 2 8 4 1 7 "   D a t a T y p e = " L a b e l " > S e l l T o C o n t a c t M o b i l e P h o n e N o L b l < / S e l l T o C o n t a c t M o b i l e P h o n e N o L b l > - 
-         < S e l l T o C o n t a c t P h o n e N o   E l e m e n t T y p e = " C o l u m n "   E l e m e n t I d = " 1 6 1 3 8 2 2 4 8 3 "   D a t a T y p e = " T e x t " > S e l l T o C o n t a c t P h o n e N o < / S e l l T o C o n t a c t P h o n e N o > - 
-         < S e l l T o C o n t a c t P h o n e N o L b l   E l e m e n t T y p e = " C o l u m n "   E l e m e n t I d = " 1 0 5 0 6 8 6 8 0 9 "   D a t a T y p e = " L a b e l " > S e l l T o C o n t a c t P h o n e N o L b l < / S e l l T o C o n t a c t P h o n e N o L b l > - 
-         < S e l l t o C u s t o m e r N o   E l e m e n t T y p e = " C o l u m n "   E l e m e n t I d = " 2 0 5 0 6 4 7 3 4 9 "   D a t a T y p e = " C o d e " > S e l l t o C u s t o m e r N o < / S e l l t o C u s t o m e r N o > - 
-         < S e l l t o C u s t o m e r N o _ L b l   E l e m e n t T y p e = " C o l u m n "   E l e m e n t I d = " 2 9 8 3 8 1 5 1 2 "   D a t a T y p e = " S t r i n g " > S e l l t o C u s t o m e r N o _ L b l < / S e l l t o C u s t o m e r N o _ L b l > - 
-         < S h i p m e n t M e t h o d D e s c r i p t i o n   E l e m e n t T y p e = " C o l u m n "   E l e m e n t I d = " 2 0 5 9 4 0 3 2 6 0 "   D a t a T y p e = " T e x t " > S h i p m e n t M e t h o d D e s c r i p t i o n < / S h i p m e n t M e t h o d D e s c r i p t i o n > - 
-         < S h i p m e n t M e t h o d D e s c r i p t i o n _ L b l   E l e m e n t T y p e = " C o l u m n "   E l e m e n t I d = " 1 1 7 9 9 7 8 4 6 5 "   D a t a T y p e = " L a b e l " > S h i p m e n t M e t h o d D e s c r i p t i o n _ L b l < / S h i p m e n t M e t h o d D e s c r i p t i o n _ L b l > - 
-         < S h i p m e n t _ L b l   E l e m e n t T y p e = " C o l u m n "   E l e m e n t I d = " 2 0 8 5 7 6 7 1 2 0 "   D a t a T y p e = " L a b e l " > S h i p m e n t _ L b l < / S h i p m e n t _ L b l > - 
-         < S h i p T o A d d r e s s 1   E l e m e n t T y p e = " C o l u m n "   E l e m e n t I d = " 1 3 5 7 6 7 2 8 6 1 "   D a t a T y p e = " T e x t " > S h i p T o A d d r e s s 1 < / S h i p T o A d d r e s s 1 > - 
-         < S h i p T o A d d r e s s 2   E l e m e n t T y p e = " C o l u m n "   E l e m e n t I d = " 1 0 2 4 2 0 4 5 8 4 "   D a t a T y p e = " T e x t " > S h i p T o A d d r e s s 2 < / S h i p T o A d d r e s s 2 > - 
-         < S h i p T o A d d r e s s 3   E l e m e n t T y p e = " C o l u m n "   E l e m e n t I d = " 1 6 6 1 9 0 1 2 0 1 "   D a t a T y p e = " T e x t " > S h i p T o A d d r e s s 3 < / S h i p T o A d d r e s s 3 > - 
-         < S h i p T o A d d r e s s 4   E l e m e n t T y p e = " C o l u m n "   E l e m e n t I d = " 5 5 5 4 1 6 9 9 0 "   D a t a T y p e = " T e x t " > S h i p T o A d d r e s s 4 < / S h i p T o A d d r e s s 4 > - 
-         < S h i p T o A d d r e s s 5   E l e m e n t T y p e = " C o l u m n "   E l e m e n t I d = " 1 1 9 3 1 1 3 6 0 7 "   D a t a T y p e = " T e x t " > S h i p T o A d d r e s s 5 < / S h i p T o A d d r e s s 5 > - 
-         < S h i p T o A d d r e s s 6   E l e m e n t T y p e = " C o l u m n "   E l e m e n t I d = " 7 1 9 9 7 6 2 4 4 "   D a t a T y p e = " T e x t " > S h i p T o A d d r e s s 6 < / S h i p T o A d d r e s s 6 > - 
-         < S h i p T o A d d r e s s 7   E l e m e n t T y p e = " C o l u m n "   E l e m e n t I d = " 8 2 2 7 9 6 2 7 "   D a t a T y p e = " T e x t " > S h i p T o A d d r e s s 7 < / S h i p T o A d d r e s s 7 > - 
-         < S h i p T o A d d r e s s 8   E l e m e n t T y p e = " C o l u m n "   E l e m e n t I d = " 1 4 9 2 9 9 2 1 7 8 "   D a t a T y p e = " T e x t " > S h i p T o A d d r e s s 8 < / S h i p T o A d d r e s s 8 > - 
-         < S h i p T o A d d r e s s _ L b l   E l e m e n t T y p e = " C o l u m n "   E l e m e n t I d = " 1 6 5 0 5 0 5 0 1 7 "   D a t a T y p e = " L a b e l " > S h i p T o A d d r e s s _ L b l < / S h i p T o A d d r e s s _ L b l > - 
-         < S h i p T o P h o n e N o   E l e m e n t T y p e = " C o l u m n "   E l e m e n t I d = " 3 6 9 7 0 2 2 5 5 "   D a t a T y p e = " T e x t " > S h i p T o P h o n e N o < / S h i p T o P h o n e N o > - 
-         < S h o w S h i p p i n g A d d r e s s   E l e m e n t T y p e = " C o l u m n "   E l e m e n t I d = " 1 1 2 0 0 7 1 2 6 6 "   D a t a T y p e = " B o o l e a n " > S h o w S h i p p i n g A d d r e s s < / S h o w S h i p p i n g A d d r e s s > - 
-         < S h o w W o r k D e s c r i p t i o n   E l e m e n t T y p e = " C o l u m n "   E l e m e n t I d = " 7 8 5 4 6 8 8 6 5 "   D a t a T y p e = " B o o l e a n " > S h o w W o r k D e s c r i p t i o n < / S h o w W o r k D e s c r i p t i o n > - 
-         < S u b t o t a l _ L b l   E l e m e n t T y p e = " C o l u m n "   E l e m e n t I d = " 1 9 6 7 7 9 5 1 4 2 "   D a t a T y p e = " L a b e l " > S u b t o t a l _ L b l < / S u b t o t a l _ L b l > - 
-         < T h a n k s _ L b l   E l e m e n t T y p e = " C o l u m n "   E l e m e n t I d = " 2 1 0 3 3 0 5 5 2 5 "   D a t a T y p e = " L a b e l " > T h a n k s _ L b l < / T h a n k s _ L b l > - 
-         < T o t a l _ L b l   E l e m e n t T y p e = " C o l u m n "   E l e m e n t I d = " 1 2 1 0 1 0 0 8 7 8 "   D a t a T y p e = " L a b e l " > T o t a l _ L b l < / T o t a l _ L b l > - 
-         < V A T A m o u n t S p e c i f i c a t i o n _ L b l   E l e m e n t T y p e = " C o l u m n "   E l e m e n t I d = " 8 7 8 7 0 6 8 4 6 "   D a t a T y p e = " L a b e l " > V A T A m o u n t S p e c i f i c a t i o n _ L b l < / V A T A m o u n t S p e c i f i c a t i o n _ L b l > - 
-         < V A T A m o u n t _ L b l   E l e m e n t T y p e = " C o l u m n "   E l e m e n t I d = " 1 0 9 4 6 5 7 2 9 "   D a t a T y p e = " L a b e l " > V A T A m o u n t _ L b l < / V A T A m o u n t _ L b l > - 
-         < V A T B a s e _ L b l   E l e m e n t T y p e = " C o l u m n "   E l e m e n t I d = " 1 8 6 6 1 5 8 2 7 8 "   D a t a T y p e = " L a b e l " > V A T B a s e _ L b l < / V A T B a s e _ L b l > - 
-         < V A T C l a u s e s _ L b l   E l e m e n t T y p e = " C o l u m n "   E l e m e n t I d = " 1 3 8 3 9 2 0 0 1 9 "   D a t a T y p e = " L a b e l " > V A T C l a u s e s _ L b l < / V A T C l a u s e s _ L b l > - 
-         < V A T C l a u s e _ L b l   E l e m e n t T y p e = " C o l u m n "   E l e m e n t I d = " 1 5 7 0 4 9 5 4 9 0 "   D a t a T y p e = " S t r i n g " > V A T C l a u s e _ L b l < / V A T C l a u s e _ L b l > - 
-         < V A T I d e n t i f i e r _ L b l   E l e m e n t T y p e = " C o l u m n "   E l e m e n t I d = " 1 6 8 6 6 2 3 9 8 4 "   D a t a T y p e = " L a b e l " > V A T I d e n t i f i e r _ L b l < / V A T I d e n t i f i e r _ L b l > - 
-         < V A T P e r c e n t a g e _ L b l   E l e m e n t T y p e = " C o l u m n "   E l e m e n t I d = " 6 7 6 6 5 4 5 6 5 "   D a t a T y p e = " L a b e l " > V A T P e r c e n t a g e _ L b l < / V A T P e r c e n t a g e _ L b l > - 
-         < V A T R e g i s t r a t i o n N o   E l e m e n t T y p e = " C o l u m n "   E l e m e n t I d = " 1 8 8 9 1 9 5 4 0 2 "   D a t a T y p e = " T e x t " > V A T R e g i s t r a t i o n N o < / V A T R e g i s t r a t i o n N o > - 
-         < V A T R e g i s t r a t i o n N o _ L b l   E l e m e n t T y p e = " C o l u m n "   E l e m e n t I d = " 1 4 2 4 6 1 6 0 8 5 "   D a t a T y p e = " T e x t " > V A T R e g i s t r a t i o n N o _ L b l < / V A T R e g i s t r a t i o n N o _ L b l > - 
-         < Y o u r E s t i m a t e _ L b l   E l e m e n t T y p e = " C o l u m n "   E l e m e n t I d = " 4 9 2 1 8 5 2 2 5 "   D a t a T y p e = " L a b e l " > Y o u r E s t i m a t e _ L b l < / Y o u r E s t i m a t e _ L b l > - 
-         < Y o u r R e f e r e n c e   E l e m e n t T y p e = " C o l u m n "   E l e m e n t I d = " 1 1 0 3 9 9 5 1 "   D a t a T y p e = " T e x t " > Y o u r R e f e r e n c e < / Y o u r R e f e r e n c e > - 
-         < Y o u r R e f e r e n c e _ _ L b l   E l e m e n t T y p e = " C o l u m n "   E l e m e n t I d = " 1 1 2 6 2 8 0 3 7 1 "   D a t a T y p e = " S t r i n g " > Y o u r R e f e r e n c e _ _ L b l < / Y o u r R e f e r e n c e _ _ L b l > - 
-         < L i n e   E l e m e n t T y p e = " D a t a I t e m "   E l e m e n t I d = " 4 1 1 9 7 6 1 3 3 " > - 
-             < A m o u n t E x c l u d i n g V A T _ L i n e   E l e m e n t T y p e = " C o l u m n "   E l e m e n t I d = " 1 0 6 2 4 6 0 0 4 0 "   D a t a T y p e = " D e c i m a l " > A m o u n t E x c l u d i n g V A T _ L i n e < / A m o u n t E x c l u d i n g V A T _ L i n e > - 
-             < A m o u n t E x c l u d i n g V A T _ L i n e _ L b l   E l e m e n t T y p e = " C o l u m n "   E l e m e n t I d = " 2 0 0 2 8 7 4 4 7 5 "   D a t a T y p e = " S t r i n g " > A m o u n t E x c l u d i n g V A T _ L i n e _ L b l < / A m o u n t E x c l u d i n g V A T _ L i n e _ L b l > - 
-             < A m o u n t I n c l u d i n g V A T _ L i n e   E l e m e n t T y p e = " C o l u m n "   E l e m e n t I d = " 7 7 0 9 2 8 4 0 2 "   D a t a T y p e = " D e c i m a l " > A m o u n t I n c l u d i n g V A T _ L i n e < / A m o u n t I n c l u d i n g V A T _ L i n e > - 
-             < A m o u n t I n c l u d i n g V A T _ L i n e _ L b l   E l e m e n t T y p e = " C o l u m n "   E l e m e n t I d = " 9 3 0 7 4 7 3 1 3 "   D a t a T y p e = " S t r i n g " > A m o u n t I n c l u d i n g V A T _ L i n e _ L b l < / A m o u n t I n c l u d i n g V A T _ L i n e _ L b l > - 
-             < D e s c r i p t i o n _ L i n e   E l e m e n t T y p e = " C o l u m n "   E l e m e n t I d = " 1 4 0 6 8 2 2 3 1 0 "   D a t a T y p e = " T e x t " > D e s c r i p t i o n _ L i n e < / D e s c r i p t i o n _ L i n e > - 
-             < D e s c r i p t i o n _ L i n e _ L b l   E l e m e n t T y p e = " C o l u m n "   E l e m e n t I d = " 2 1 1 8 9 5 1 4 9 5 "   D a t a T y p e = " S t r i n g " > D e s c r i p t i o n _ L i n e _ L b l < / D e s c r i p t i o n _ L i n e _ L b l > - 
-             < I t e m N o _ L i n e   E l e m e n t T y p e = " C o l u m n "   E l e m e n t I d = " 1 9 1 0 2 9 6 2 8 8 "   D a t a T y p e = " C o d e " > I t e m N o _ L i n e < / I t e m N o _ L i n e > - 
-             < I t e m N o _ L i n e _ L b l   E l e m e n t T y p e = " C o l u m n "   E l e m e n t I d = " 1 3 4 0 0 7 9 6 1 3 "   D a t a T y p e = " S t r i n g " > I t e m N o _ L i n e _ L b l < / I t e m N o _ L i n e _ L b l > - 
-             < I t e m R e f e r e n c e N o _ L i n e   E l e m e n t T y p e = " C o l u m n "   E l e m e n t I d = " 9 2 7 2 3 5 7 "   D a t a T y p e = " C o d e " > I t e m R e f e r e n c e N o _ L i n e < / I t e m R e f e r e n c e N o _ L i n e > - 
-             < I t e m R e f e r e n c e N o _ L i n e _ L b l   E l e m e n t T y p e = " C o l u m n "   E l e m e n t I d = " 1 9 8 0 6 3 1 1 3 0 "   D a t a T y p e = " S t r i n g " > I t e m R e f e r e n c e N o _ L i n e _ L b l < / I t e m R e f e r e n c e N o _ L i n e _ L b l > - 
-             < L i n e A m o u n t _ L i n e   E l e m e n t T y p e = " C o l u m n "   E l e m e n t I d = " 2 6 8 9 3 7 1 6 2 "   D a t a T y p e = " T e x t " > L i n e A m o u n t _ L i n e < / L i n e A m o u n t _ L i n e > - 
-             < L i n e A m o u n t _ L i n e _ L b l   E l e m e n t T y p e = " C o l u m n "   E l e m e n t I d = " 9 9 2 9 0 1 8 4 5 "   D a t a T y p e = " S t r i n g " > L i n e A m o u n t _ L i n e _ L b l < / L i n e A m o u n t _ L i n e _ L b l > - 
-             < L i n e D i s c o u n t P e r c e n t T e x t _ L i n e   E l e m e n t T y p e = " C o l u m n "   E l e m e n t I d = " 6 1 3 1 3 5 1 9 "   D a t a T y p e = " T e x t " > L i n e D i s c o u n t P e r c e n t T e x t _ L i n e < / L i n e D i s c o u n t P e r c e n t T e x t _ L i n e > - 
-             < L i n e D i s c o u n t P e r c e n t _ L i n e   E l e m e n t T y p e = " C o l u m n "   E l e m e n t I d = " 9 0 7 8 2 7 4 3 6 "   D a t a T y p e = " D e c i m a l " > L i n e D i s c o u n t P e r c e n t _ L i n e < / L i n e D i s c o u n t P e r c e n t _ L i n e > - 
-             < L i n e N o _ L i n e   E l e m e n t T y p e = " C o l u m n "   E l e m e n t I d = " 6 9 8 9 8 5 9 7 9 "   D a t a T y p e = " I n t e g e r " > L i n e N o _ L i n e < / L i n e N o _ L i n e > - 
-             < P r i c e P e r _ L b l   E l e m e n t T y p e = " C o l u m n "   E l e m e n t I d = " 9 7 3 2 8 0 1 3 4 "   D a t a T y p e = " L a b e l " > P r i c e P e r _ L b l < / P r i c e P e r _ L b l > - 
-             < P r i c e _ L b l   E l e m e n t T y p e = " C o l u m n "   E l e m e n t I d = " 2 1 2 6 7 6 4 9 2 5 "   D a t a T y p e = " L a b e l " > P r i c e _ L b l < / P r i c e _ L b l > - 
-             < Q t y _ L b l   E l e m e n t T y p e = " C o l u m n "   E l e m e n t I d = " 2 6 3 6 7 3 7 6 4 "   D a t a T y p e = " L a b e l " > Q t y _ L b l < / Q t y _ L b l > - 
-             < Q u a n t i t y _ L i n e   E l e m e n t T y p e = " C o l u m n "   E l e m e n t I d = " 1 0 6 8 5 4 3 5 3 7 "   D a t a T y p e = " T e x t " > Q u a n t i t y _ L i n e < / Q u a n t i t y _ L i n e > - 
-             < Q u a n t i t y _ L i n e _ L b l   E l e m e n t T y p e = " C o l u m n "   E l e m e n t I d = " 2 0 3 4 5 0 6 8 0 2 "   D a t a T y p e = " S t r i n g " > Q u a n t i t y _ L i n e _ L b l < / Q u a n t i t y _ L i n e _ L b l > - 
-             < S h i p m e n t D a t e _ L b l   E l e m e n t T y p e = " C o l u m n "   E l e m e n t I d = " 6 1 4 4 0 0 3 6 4 "   D a t a T y p e = " L a b e l " > S h i p m e n t D a t e _ L b l < / S h i p m e n t D a t e _ L b l > - 
-             < S h i p m e n t D a t e _ L i n e   E l e m e n t T y p e = " C o l u m n "   E l e m e n t I d = " 1 6 7 3 3 7 5 4 1 6 "   D a t a T y p e = " S t r i n g " > S h i p m e n t D a t e _ L i n e < / S h i p m e n t D a t e _ L i n e > - 
-             < T r a n s H e a d e r A m o u n t   E l e m e n t T y p e = " C o l u m n "   E l e m e n t I d = " 2 0 2 8 3 0 6 2 7 6 "   D a t a T y p e = " D e c i m a l " > T r a n s H e a d e r A m o u n t < / T r a n s H e a d e r A m o u n t > - 
-             < T y p e _ L i n e   E l e m e n t T y p e = " C o l u m n "   E l e m e n t I d = " 2 7 2 8 0 4 9 2 4 "   D a t a T y p e = " S t r i n g " > T y p e _ L i n e < / T y p e _ L i n e > - 
-             < U n i t O f M e a s u r e   E l e m e n t T y p e = " C o l u m n "   E l e m e n t I d = " 1 8 0 8 2 2 8 0 1 8 "   D a t a T y p e = " T e x t " > U n i t O f M e a s u r e < / U n i t O f M e a s u r e > - 
-             < U n i t O f M e a s u r e _ L b l   E l e m e n t T y p e = " C o l u m n "   E l e m e n t I d = " 9 8 1 9 5 1 2 4 9 "   D a t a T y p e = " S t r i n g " > U n i t O f M e a s u r e _ L b l < / U n i t O f M e a s u r e _ L b l > - 
-             < U n i t P r i c e   E l e m e n t T y p e = " C o l u m n "   E l e m e n t I d = " 1 4 7 8 2 2 1 5 2 6 "   D a t a T y p e = " T e x t " > U n i t P r i c e < / U n i t P r i c e > - 
-             < U n i t P r i c e _ L b l   E l e m e n t T y p e = " C o l u m n "   E l e m e n t I d = " 1 1 6 3 9 2 6 6 0 3 "   D a t a T y p e = " S t r i n g " > U n i t P r i c e _ L b l < / U n i t P r i c e _ L b l > - 
-             < U n i t _ L b l   E l e m e n t T y p e = " C o l u m n "   E l e m e n t I d = " 8 1 4 3 6 4 3 1 8 "   D a t a T y p e = " L a b e l " > U n i t _ L b l < / U n i t _ L b l > - 
-             < V A T I d e n t i f i e r _ L i n e   E l e m e n t T y p e = " C o l u m n "   E l e m e n t I d = " 1 7 7 3 6 2 2 4 1 2 "   D a t a T y p e = " C o d e " > V A T I d e n t i f i e r _ L i n e < / V A T I d e n t i f i e r _ L i n e > - 
-             < V A T I d e n t i f i e r _ L i n e _ L b l   E l e m e n t T y p e = " C o l u m n "   E l e m e n t I d = " 5 3 3 7 8 2 7 0 3 "   D a t a T y p e = " S t r i n g " > V A T I d e n t i f i e r _ L i n e _ L b l < / V A T I d e n t i f i e r _ L i n e _ L b l > - 
-             < V A T P c t _ L i n e   E l e m e n t T y p e = " C o l u m n "   E l e m e n t I d = " 1 9 7 4 0 0 1 9 4 4 "   D a t a T y p e = " T e x t " > V A T P c t _ L i n e < / V A T P c t _ L i n e > - 
-             < V A T P c t _ L i n e _ L b l   E l e m e n t T y p e = " C o l u m n "   E l e m e n t I d = " 1 2 0 7 5 2 9 9 1 5 "   D a t a T y p e = " S t r i n g " > V A T P c t _ L i n e _ L b l < / V A T P c t _ L i n e _ L b l > +     < H e a d e r > + 
+         < B i l l T o C o n t a c t E m a i l > B i l l T o C o n t a c t E m a i l < / B i l l T o C o n t a c t E m a i l > + 
+         < B i l l T o C o n t a c t E m a i l L b l > B i l l T o C o n t a c t E m a i l L b l < / B i l l T o C o n t a c t E m a i l L b l > + 
+         < B i l l T o C o n t a c t M o b i l e P h o n e N o > B i l l T o C o n t a c t M o b i l e P h o n e N o < / B i l l T o C o n t a c t M o b i l e P h o n e N o > + 
+         < B i l l T o C o n t a c t M o b i l e P h o n e N o L b l > B i l l T o C o n t a c t M o b i l e P h o n e N o L b l < / B i l l T o C o n t a c t M o b i l e P h o n e N o L b l > + 
+         < B i l l T o C o n t a c t P h o n e N o > B i l l T o C o n t a c t P h o n e N o < / B i l l T o C o n t a c t P h o n e N o > + 
+         < B i l l T o C o n t a c t P h o n e N o L b l > B i l l T o C o n t a c t P h o n e N o L b l < / B i l l T o C o n t a c t P h o n e N o L b l > + 
+         < B i l l t o C u s t o m e r N o _ L b l > B i l l t o C u s t o m e r N o _ L b l < / B i l l t o C u s t o m e r N o _ L b l > + 
+         < B i l l t o C u s t u m e r N o > B i l l t o C u s t u m e r N o < / B i l l t o C u s t u m e r N o > + 
+         < C o m p a n y A d d r e s s 1 > C o m p a n y A d d r e s s 1 < / C o m p a n y A d d r e s s 1 > + 
+         < C o m p a n y A d d r e s s 2 > C o m p a n y A d d r e s s 2 < / C o m p a n y A d d r e s s 2 > + 
+         < C o m p a n y A d d r e s s 3 > C o m p a n y A d d r e s s 3 < / C o m p a n y A d d r e s s 3 > + 
+         < C o m p a n y A d d r e s s 4 > C o m p a n y A d d r e s s 4 < / C o m p a n y A d d r e s s 4 > + 
+         < C o m p a n y A d d r e s s 5 > C o m p a n y A d d r e s s 5 < / C o m p a n y A d d r e s s 5 > + 
+         < C o m p a n y A d d r e s s 6 > C o m p a n y A d d r e s s 6 < / C o m p a n y A d d r e s s 6 > + 
+         < C o m p a n y A d d r e s s 7 > C o m p a n y A d d r e s s 7 < / C o m p a n y A d d r e s s 7 > + 
+         < C o m p a n y A d d r e s s 8 > C o m p a n y A d d r e s s 8 < / C o m p a n y A d d r e s s 8 > + 
+         < C o m p a n y B a n k A c c o u n t N o > C o m p a n y B a n k A c c o u n t N o < / C o m p a n y B a n k A c c o u n t N o > + 
+         < C o m p a n y B a n k A c c o u n t N o _ L b l > C o m p a n y B a n k A c c o u n t N o _ L b l < / C o m p a n y B a n k A c c o u n t N o _ L b l > + 
+         < C o m p a n y B a n k B r a n c h N o > C o m p a n y B a n k B r a n c h N o < / C o m p a n y B a n k B r a n c h N o > + 
+         < C o m p a n y B a n k B r a n c h N o _ L b l > C o m p a n y B a n k B r a n c h N o _ L b l < / C o m p a n y B a n k B r a n c h N o _ L b l > + 
+         < C o m p a n y B a n k N a m e > C o m p a n y B a n k N a m e < / C o m p a n y B a n k N a m e > + 
+         < C o m p a n y B a n k N a m e _ L b l > C o m p a n y B a n k N a m e _ L b l < / C o m p a n y B a n k N a m e _ L b l > + 
+         < C o m p a n y C u s t o m G i r o > C o m p a n y C u s t o m G i r o < / C o m p a n y C u s t o m G i r o > + 
+         < C o m p a n y C u s t o m G i r o _ L b l > C o m p a n y C u s t o m G i r o _ L b l < / C o m p a n y C u s t o m G i r o _ L b l > + 
+         < C o m p a n y E M a i l > C o m p a n y E M a i l < / C o m p a n y E M a i l > + 
+         < C o m p a n y G i r o N o > C o m p a n y G i r o N o < / C o m p a n y G i r o N o > + 
+         < C o m p a n y G i r o N o _ L b l > C o m p a n y G i r o N o _ L b l < / C o m p a n y G i r o N o _ L b l > + 
+         < C o m p a n y H o m e P a g e > C o m p a n y H o m e P a g e < / C o m p a n y H o m e P a g e > + 
+         < C o m p a n y I B A N > C o m p a n y I B A N < / C o m p a n y I B A N > + 
+         < C o m p a n y I B A N _ L b l > C o m p a n y I B A N _ L b l < / C o m p a n y I B A N _ L b l > + 
+         < C o m p a n y L e g a l O f f i c e > C o m p a n y L e g a l O f f i c e < / C o m p a n y L e g a l O f f i c e > + 
+         < C o m p a n y L e g a l O f f i c e _ L b l > C o m p a n y L e g a l O f f i c e _ L b l < / C o m p a n y L e g a l O f f i c e _ L b l > + 
+         < C o m p a n y L e g a l S t a t e m e n t > C o m p a n y L e g a l S t a t e m e n t < / C o m p a n y L e g a l S t a t e m e n t > + 
+         < C o m p a n y L o g o P o s i t i o n > C o m p a n y L o g o P o s i t i o n < / C o m p a n y L o g o P o s i t i o n > + 
+         < C o m p a n y P h o n e N o > C o m p a n y P h o n e N o < / C o m p a n y P h o n e N o > + 
+         < C o m p a n y P h o n e N o _ L b l > C o m p a n y P h o n e N o _ L b l < / C o m p a n y P h o n e N o _ L b l > + 
+         < C o m p a n y P i c t u r e / > + 
+         < C o m p a n y R e g i s t r a t i o n N u m b e r > C o m p a n y R e g i s t r a t i o n N u m b e r < / C o m p a n y R e g i s t r a t i o n N u m b e r > + 
+         < C o m p a n y R e g i s t r a t i o n N u m b e r _ L b l > C o m p a n y R e g i s t r a t i o n N u m b e r _ L b l < / C o m p a n y R e g i s t r a t i o n N u m b e r _ L b l > + 
+         < C o m p a n y S W I F T > C o m p a n y S W I F T < / C o m p a n y S W I F T > + 
+         < C o m p a n y S W I F T _ L b l > C o m p a n y S W I F T _ L b l < / C o m p a n y S W I F T _ L b l > + 
+         < C o m p a n y V A T R e g i s t r a t i o n N o > C o m p a n y V A T R e g i s t r a t i o n N o < / C o m p a n y V A T R e g i s t r a t i o n N o > + 
+         < C o m p a n y V A T R e g i s t r a t i o n N o _ L b l > C o m p a n y V A T R e g i s t r a t i o n N o _ L b l < / C o m p a n y V A T R e g i s t r a t i o n N o _ L b l > + 
+         < C o m p a n y V A T R e g N o > C o m p a n y V A T R e g N o < / C o m p a n y V A T R e g N o > + 
+         < C o m p a n y V A T R e g N o _ L b l > C o m p a n y V A T R e g N o _ L b l < / C o m p a n y V A T R e g N o _ L b l > + 
+         < C o n t a c t _ L b l > C o n t a c t _ L b l < / C o n t a c t _ L b l > + 
+         < C o p y _ L b l > C o p y _ L b l < / C o p y _ L b l > + 
+         < C u s t o m e r A d d r e s s 1 > C u s t o m e r A d d r e s s 1 < / C u s t o m e r A d d r e s s 1 > + 
+         < C u s t o m e r A d d r e s s 2 > C u s t o m e r A d d r e s s 2 < / C u s t o m e r A d d r e s s 2 > + 
+         < C u s t o m e r A d d r e s s 3 > C u s t o m e r A d d r e s s 3 < / C u s t o m e r A d d r e s s 3 > + 
+         < C u s t o m e r A d d r e s s 4 > C u s t o m e r A d d r e s s 4 < / C u s t o m e r A d d r e s s 4 > + 
+         < C u s t o m e r A d d r e s s 5 > C u s t o m e r A d d r e s s 5 < / C u s t o m e r A d d r e s s 5 > + 
+         < C u s t o m e r A d d r e s s 6 > C u s t o m e r A d d r e s s 6 < / C u s t o m e r A d d r e s s 6 > + 
+         < C u s t o m e r A d d r e s s 7 > C u s t o m e r A d d r e s s 7 < / C u s t o m e r A d d r e s s 7 > + 
+         < C u s t o m e r A d d r e s s 8 > C u s t o m e r A d d r e s s 8 < / C u s t o m e r A d d r e s s 8 > + 
+         < C u s t o m e r P o s t a l B a r C o d e > C u s t o m e r P o s t a l B a r C o d e < / C u s t o m e r P o s t a l B a r C o d e > + 
+         < D o c u m e n t C o p y T e x t > D o c u m e n t C o p y T e x t < / D o c u m e n t C o p y T e x t > + 
+         < D o c u m e n t D a t e > D o c u m e n t D a t e < / D o c u m e n t D a t e > + 
+         < D o c u m e n t D a t e _ L b l > D o c u m e n t D a t e _ L b l < / D o c u m e n t D a t e _ L b l > + 
+         < D o c u m e n t N o > D o c u m e n t N o < / D o c u m e n t N o > + 
+         < D o c u m e n t N o _ L b l > D o c u m e n t N o _ L b l < / D o c u m e n t N o _ L b l > + 
+         < D o c u m e n t T i t l e _ L b l > D o c u m e n t T i t l e _ L b l < / D o c u m e n t T i t l e _ L b l > + 
+         < D u e D a t e > D u e D a t e < / D u e D a t e > + 
+         < D u e D a t e _ L b l > D u e D a t e _ L b l < / D u e D a t e _ L b l > + 
+         < E M a i l _ L b l > E M a i l _ L b l < / E M a i l _ L b l > + 
+         < E s t i m a t e _ L b l > E s t i m a t e _ L b l < / E s t i m a t e _ L b l > + 
+         < E s t i m a t e B o d y _ L b l > E s t i m a t e B o d y _ L b l < / E s t i m a t e B o d y _ L b l > + 
+         < E s t i m a t e F o r _ L b l > E s t i m a t e F o r _ L b l < / E s t i m a t e F o r _ L b l > + 
+         < E x c h a n g e R a t e A s T e x t > E x c h a n g e R a t e A s T e x t < / E x c h a n g e R a t e A s T e x t > + 
+         < E x t e r n a l D o c u m e n t N o > E x t e r n a l D o c u m e n t N o < / E x t e r n a l D o c u m e n t N o > + 
+         < E x t e r n a l D o c u m e n t N o L b l > E x t e r n a l D o c u m e n t N o L b l < / E x t e r n a l D o c u m e n t N o L b l > + 
+         < F r o m _ L b l > F r o m _ L b l < / F r o m _ L b l > + 
+         < H o m e P a g e _ L b l > H o m e P a g e _ L b l < / H o m e P a g e _ L b l > + 
+         < I n v o i c e D i s c o u n t A m o u n t _ L b l > I n v o i c e D i s c o u n t A m o u n t _ L b l < / I n v o i c e D i s c o u n t A m o u n t _ L b l > + 
+         < I n v o i c e D i s c o u n t B a s e A m o u n t _ L b l > I n v o i c e D i s c o u n t B a s e A m o u n t _ L b l < / I n v o i c e D i s c o u n t B a s e A m o u n t _ L b l > + 
+         < L e g a l E n t i t y T y p e > L e g a l E n t i t y T y p e < / L e g a l E n t i t y T y p e > + 
+         < L e g a l E n t i t y T y p e _ L b l > L e g a l E n t i t y T y p e _ L b l < / L e g a l E n t i t y T y p e _ L b l > + 
+         < L i n e A m o u n t A f t e r I n v o i c e D i s c o u n t _ L b l > L i n e A m o u n t A f t e r I n v o i c e D i s c o u n t _ L b l < / L i n e A m o u n t A f t e r I n v o i c e D i s c o u n t _ L b l > + 
+         < L o c a l C u r r e n c y _ L b l > L o c a l C u r r e n c y _ L b l < / L o c a l C u r r e n c y _ L b l > + 
+         < P a g e _ L b l > P a g e _ L b l < / P a g e _ L b l > + 
+         < P a y m e n t M e t h o d D e s c r i p t i o n > P a y m e n t M e t h o d D e s c r i p t i o n < / P a y m e n t M e t h o d D e s c r i p t i o n > + 
+         < P a y m e n t M e t h o d D e s c r i p t i o n _ L b l > P a y m e n t M e t h o d D e s c r i p t i o n _ L b l < / P a y m e n t M e t h o d D e s c r i p t i o n _ L b l > + 
+         < P a y m e n t T e r m s D e s c r i p t i o n > P a y m e n t T e r m s D e s c r i p t i o n < / P a y m e n t T e r m s D e s c r i p t i o n > + 
+         < P a y m e n t T e r m s D e s c r i p t i o n _ L b l > P a y m e n t T e r m s D e s c r i p t i o n _ L b l < / P a y m e n t T e r m s D e s c r i p t i o n _ L b l > + 
+         < P r i c e s I n c l u d i n g V A T > P r i c e s I n c l u d i n g V A T < / P r i c e s I n c l u d i n g V A T > + 
+         < P r i c e s I n c l u d i n g V A T _ L b l > P r i c e s I n c l u d i n g V A T _ L b l < / P r i c e s I n c l u d i n g V A T _ L b l > + 
+         < P r i c e s I n c l u d i n g V A T Y e s N o > P r i c e s I n c l u d i n g V A T Y e s N o < / P r i c e s I n c l u d i n g V A T Y e s N o > + 
+         < Q u e s t i o n s _ L b l > Q u e s t i o n s _ L b l < / Q u e s t i o n s _ L b l > + 
+         < Q u o t e V a l i d T o D a t e > Q u o t e V a l i d T o D a t e < / Q u o t e V a l i d T o D a t e > + 
+         < Q u o t e V a l i d T o D a t e _ L b l > Q u o t e V a l i d T o D a t e _ L b l < / Q u o t e V a l i d T o D a t e _ L b l > + 
+         < S a l e s I n v o i c e L i n e D i s c o u n t _ L b l > S a l e s I n v o i c e L i n e D i s c o u n t _ L b l < / S a l e s I n v o i c e L i n e D i s c o u n t _ L b l > + 
+         < S a l e s P e r s o n _ L b l > S a l e s P e r s o n _ L b l < / S a l e s P e r s o n _ L b l > + 
+         < S a l e s P e r s o n B l a n k _ L b l > S a l e s P e r s o n B l a n k _ L b l < / S a l e s P e r s o n B l a n k _ L b l > + 
+         < S a l e s P e r s o n N a m e > S a l e s P e r s o n N a m e < / S a l e s P e r s o n N a m e > + 
+         < S e l l T o C o n t a c t E m a i l > S e l l T o C o n t a c t E m a i l < / S e l l T o C o n t a c t E m a i l > + 
+         < S e l l T o C o n t a c t E m a i l L b l > S e l l T o C o n t a c t E m a i l L b l < / S e l l T o C o n t a c t E m a i l L b l > + 
+         < S e l l T o C o n t a c t M o b i l e P h o n e N o > S e l l T o C o n t a c t M o b i l e P h o n e N o < / S e l l T o C o n t a c t M o b i l e P h o n e N o > + 
+         < S e l l T o C o n t a c t M o b i l e P h o n e N o L b l > S e l l T o C o n t a c t M o b i l e P h o n e N o L b l < / S e l l T o C o n t a c t M o b i l e P h o n e N o L b l > + 
+         < S e l l T o C o n t a c t P h o n e N o > S e l l T o C o n t a c t P h o n e N o < / S e l l T o C o n t a c t P h o n e N o > + 
+         < S e l l T o C o n t a c t P h o n e N o L b l > S e l l T o C o n t a c t P h o n e N o L b l < / S e l l T o C o n t a c t P h o n e N o L b l > + 
+         < S e l l t o C u s t o m e r N o > S e l l t o C u s t o m e r N o < / S e l l t o C u s t o m e r N o > + 
+         < S e l l t o C u s t o m e r N o _ L b l > S e l l t o C u s t o m e r N o _ L b l < / S e l l t o C u s t o m e r N o _ L b l > + 
+         < S h i p m e n t _ L b l > S h i p m e n t _ L b l < / S h i p m e n t _ L b l > + 
+         < S h i p m e n t M e t h o d D e s c r i p t i o n > S h i p m e n t M e t h o d D e s c r i p t i o n < / S h i p m e n t M e t h o d D e s c r i p t i o n > + 
+         < S h i p m e n t M e t h o d D e s c r i p t i o n _ L b l > S h i p m e n t M e t h o d D e s c r i p t i o n _ L b l < / S h i p m e n t M e t h o d D e s c r i p t i o n _ L b l > + 
+         < S h i p T o A d d r e s s _ L b l > S h i p T o A d d r e s s _ L b l < / S h i p T o A d d r e s s _ L b l > + 
+         < S h i p T o A d d r e s s 1 > S h i p T o A d d r e s s 1 < / S h i p T o A d d r e s s 1 > + 
+         < S h i p T o A d d r e s s 2 > S h i p T o A d d r e s s 2 < / S h i p T o A d d r e s s 2 > + 
+         < S h i p T o A d d r e s s 3 > S h i p T o A d d r e s s 3 < / S h i p T o A d d r e s s 3 > + 
+         < S h i p T o A d d r e s s 4 > S h i p T o A d d r e s s 4 < / S h i p T o A d d r e s s 4 > + 
+         < S h i p T o A d d r e s s 5 > S h i p T o A d d r e s s 5 < / S h i p T o A d d r e s s 5 > + 
+         < S h i p T o A d d r e s s 6 > S h i p T o A d d r e s s 6 < / S h i p T o A d d r e s s 6 > + 
+         < S h i p T o A d d r e s s 7 > S h i p T o A d d r e s s 7 < / S h i p T o A d d r e s s 7 > + 
+         < S h i p T o A d d r e s s 8 > S h i p T o A d d r e s s 8 < / S h i p T o A d d r e s s 8 > + 
+         < S h i p T o P h o n e N o > S h i p T o P h o n e N o < / S h i p T o P h o n e N o > + 
+         < S h o w S h i p p i n g A d d r e s s > S h o w S h i p p i n g A d d r e s s < / S h o w S h i p p i n g A d d r e s s > + 
+         < S h o w W o r k D e s c r i p t i o n > S h o w W o r k D e s c r i p t i o n < / S h o w W o r k D e s c r i p t i o n > + 
+         < S u b t o t a l _ L b l > S u b t o t a l _ L b l < / S u b t o t a l _ L b l > + 
+         < T h a n k s _ L b l > T h a n k s _ L b l < / T h a n k s _ L b l > + 
+         < T o t a l _ L b l > T o t a l _ L b l < / T o t a l _ L b l > + 
+         < V A T A m o u n t _ L b l > V A T A m o u n t _ L b l < / V A T A m o u n t _ L b l > + 
+         < V A T A m o u n t S p e c i f i c a t i o n _ L b l > V A T A m o u n t S p e c i f i c a t i o n _ L b l < / V A T A m o u n t S p e c i f i c a t i o n _ L b l > + 
+         < V A T B a s e _ L b l > V A T B a s e _ L b l < / V A T B a s e _ L b l > + 
+         < V A T C l a u s e _ L b l > V A T C l a u s e _ L b l < / V A T C l a u s e _ L b l > + 
+         < V A T C l a u s e s _ L b l > V A T C l a u s e s _ L b l < / V A T C l a u s e s _ L b l > + 
+         < V A T I d e n t i f i e r _ L b l > V A T I d e n t i f i e r _ L b l < / V A T I d e n t i f i e r _ L b l > + 
+         < V A T P e r c e n t a g e _ L b l > V A T P e r c e n t a g e _ L b l < / V A T P e r c e n t a g e _ L b l > + 
+         < V A T R e g i s t r a t i o n N o > V A T R e g i s t r a t i o n N o < / V A T R e g i s t r a t i o n N o > + 
+         < V A T R e g i s t r a t i o n N o _ L b l > V A T R e g i s t r a t i o n N o _ L b l < / V A T R e g i s t r a t i o n N o _ L b l > + 
+         < Y o u r E s t i m a t e _ L b l > Y o u r E s t i m a t e _ L b l < / Y o u r E s t i m a t e _ L b l > + 
+         < Y o u r R e f e r e n c e > Y o u r R e f e r e n c e < / Y o u r R e f e r e n c e > + 
+         < Y o u r R e f e r e n c e _ _ L b l > Y o u r R e f e r e n c e _ _ L b l < / Y o u r R e f e r e n c e _ _ L b l > + 
+         < L i n e > + 
+             < A m o u n t E x c l u d i n g V A T _ L i n e > A m o u n t E x c l u d i n g V A T _ L i n e < / A m o u n t E x c l u d i n g V A T _ L i n e > + 
+             < A m o u n t E x c l u d i n g V A T _ L i n e _ L b l > A m o u n t E x c l u d i n g V A T _ L i n e _ L b l < / A m o u n t E x c l u d i n g V A T _ L i n e _ L b l > + 
+             < A m o u n t I n c l u d i n g V A T _ L i n e > A m o u n t I n c l u d i n g V A T _ L i n e < / A m o u n t I n c l u d i n g V A T _ L i n e > + 
+             < A m o u n t I n c l u d i n g V A T _ L i n e _ L b l > A m o u n t I n c l u d i n g V A T _ L i n e _ L b l < / A m o u n t I n c l u d i n g V A T _ L i n e _ L b l > + 
+             < D e s c r i p t i o n _ L i n e > D e s c r i p t i o n _ L i n e < / D e s c r i p t i o n _ L i n e > + 
+             < D e s c r i p t i o n _ L i n e _ L b l > D e s c r i p t i o n _ L i n e _ L b l < / D e s c r i p t i o n _ L i n e _ L b l > + 
+             < I t e m N o _ L i n e > I t e m N o _ L i n e < / I t e m N o _ L i n e > + 
+             < I t e m N o _ L i n e _ L b l > I t e m N o _ L i n e _ L b l < / I t e m N o _ L i n e _ L b l > + 
+             < I t e m R e f e r e n c e N o _ L i n e > I t e m R e f e r e n c e N o _ L i n e < / I t e m R e f e r e n c e N o _ L i n e > + 
+             < I t e m R e f e r e n c e N o _ L i n e _ L b l > I t e m R e f e r e n c e N o _ L i n e _ L b l < / I t e m R e f e r e n c e N o _ L i n e _ L b l > + 
+             < L i n e A m o u n t _ L i n e > L i n e A m o u n t _ L i n e < / L i n e A m o u n t _ L i n e > + 
+             < L i n e A m o u n t _ L i n e _ L b l > L i n e A m o u n t _ L i n e _ L b l < / L i n e A m o u n t _ L i n e _ L b l > + 
+             < L i n e D i s c o u n t P e r c e n t _ L i n e > L i n e D i s c o u n t P e r c e n t _ L i n e < / L i n e D i s c o u n t P e r c e n t _ L i n e > + 
+             < L i n e D i s c o u n t P e r c e n t T e x t _ L i n e > L i n e D i s c o u n t P e r c e n t T e x t _ L i n e < / L i n e D i s c o u n t P e r c e n t T e x t _ L i n e > + 
+             < L i n e N o _ L i n e > L i n e N o _ L i n e < / L i n e N o _ L i n e > + 
+             < P r i c e _ L b l > P r i c e _ L b l < / P r i c e _ L b l > + 
+             < P r i c e P e r _ L b l > P r i c e P e r _ L b l < / P r i c e P e r _ L b l > + 
+             < Q t y _ L b l > Q t y _ L b l < / Q t y _ L b l > + 
+             < Q u a n t i t y _ L i n e > Q u a n t i t y _ L i n e < / Q u a n t i t y _ L i n e > + 
+             < Q u a n t i t y _ L i n e _ L b l > Q u a n t i t y _ L i n e _ L b l < / Q u a n t i t y _ L i n e _ L b l > + 
+             < S h i p m e n t D a t e _ L b l > S h i p m e n t D a t e _ L b l < / S h i p m e n t D a t e _ L b l > + 
+             < S h i p m e n t D a t e _ L i n e > S h i p m e n t D a t e _ L i n e < / S h i p m e n t D a t e _ L i n e > + 
+             < T r a n s H e a d e r A m o u n t > T r a n s H e a d e r A m o u n t < / T r a n s H e a d e r A m o u n t > + 
+             < T y p e _ L i n e > T y p e _ L i n e < / T y p e _ L i n e > + 
+             < U n i t _ L b l > U n i t _ L b l < / U n i t _ L b l > + 
+             < U n i t O f M e a s u r e > U n i t O f M e a s u r e < / U n i t O f M e a s u r e > + 
+             < U n i t O f M e a s u r e _ L b l > U n i t O f M e a s u r e _ L b l < / U n i t O f M e a s u r e _ L b l > + 
+             < U n i t P r i c e > U n i t P r i c e < / U n i t P r i c e > + 
+             < U n i t P r i c e _ L b l > U n i t P r i c e _ L b l < / U n i t P r i c e _ L b l > + 
+             < V A T I d e n t i f i e r _ L i n e > V A T I d e n t i f i e r _ L i n e < / V A T I d e n t i f i e r _ L i n e > + 
+             < V A T I d e n t i f i e r _ L i n e _ L b l > V A T I d e n t i f i e r _ L i n e _ L b l < / V A T I d e n t i f i e r _ L i n e _ L b l > + 
+             < V A T P c t _ L i n e > V A T P c t _ L i n e < / V A T P c t _ L i n e > + 
+             < V A T P c t _ L i n e _ L b l > V A T P c t _ L i n e _ L b l < / V A T P c t _ L i n e _ L b l >   
          < / L i n e >   
-         < W o r k D e s c r i p t i o n L i n e s   E l e m e n t T y p e = " D a t a I t e m "   E l e m e n t I d = " 2 7 6 8 1 9 4 4 7 " > - 
-             < W o r k D e s c r i p t i o n L i n e   E l e m e n t T y p e = " C o l u m n "   E l e m e n t I d = " 1 9 4 7 6 2 1 6 7 6 "   D a t a T y p e = " T e x t " > W o r k D e s c r i p t i o n L i n e < / W o r k D e s c r i p t i o n L i n e > - 
-             < W o r k D e s c r i p t i o n L i n e N u m b e r   E l e m e n t T y p e = " C o l u m n "   E l e m e n t I d = " 7 9 7 3 0 7 2 2 3 "   D a t a T y p e = " I n t e g e r " > W o r k D e s c r i p t i o n L i n e N u m b e r < / W o r k D e s c r i p t i o n L i n e N u m b e r > +         < W o r k D e s c r i p t i o n L i n e s > + 
+             < W o r k D e s c r i p t i o n L i n e > W o r k D e s c r i p t i o n L i n e < / W o r k D e s c r i p t i o n L i n e > + 
+             < W o r k D e s c r i p t i o n L i n e N u m b e r > W o r k D e s c r i p t i o n L i n e N u m b e r < / W o r k D e s c r i p t i o n L i n e N u m b e r >   
          < / W o r k D e s c r i p t i o n L i n e s >   
-         < V A T A m o u n t L i n e   E l e m e n t T y p e = " D a t a I t e m "   E l e m e n t I d = " 8 2 7 5 3 4 3 4 8 " > - 
-             < I n v o i c e D i s c o u n t A m o u n t _ V A T A m o u n t L i n e   E l e m e n t T y p e = " C o l u m n "   E l e m e n t I d = " 8 2 4 7 3 0 1 4 1 "   D a t a T y p e = " D e c i m a l " > I n v o i c e D i s c o u n t A m o u n t _ V A T A m o u n t L i n e < / I n v o i c e D i s c o u n t A m o u n t _ V A T A m o u n t L i n e > - 
-             < I n v o i c e D i s c o u n t A m o u n t _ V A T A m o u n t L i n e _ L b l   E l e m e n t T y p e = " C o l u m n "   E l e m e n t I d = " 1 5 6 2 2 0 0 0 3 4 "   D a t a T y p e = " S t r i n g " > I n v o i c e D i s c o u n t A m o u n t _ V A T A m o u n t L i n e _ L b l < / I n v o i c e D i s c o u n t A m o u n t _ V A T A m o u n t L i n e _ L b l > - 
-             < I n v o i c e D i s c o u n t B a s e A m o u n t _ V A T A m o u n t L i n e   E l e m e n t T y p e = " C o l u m n "   E l e m e n t I d = " 2 0 4 0 3 3 2 2 6 6 "   D a t a T y p e = " D e c i m a l " > I n v o i c e D i s c o u n t B a s e A m o u n t _ V A T A m o u n t L i n e < / I n v o i c e D i s c o u n t B a s e A m o u n t _ V A T A m o u n t L i n e > - 
-             < I n v o i c e D i s c o u n t B a s e A m o u n t _ V A T A m o u n t L i n e _ L b l   E l e m e n t T y p e = " C o l u m n "   E l e m e n t I d = " 4 0 5 9 6 0 3 3 1 "   D a t a T y p e = " S t r i n g " > I n v o i c e D i s c o u n t B a s e A m o u n t _ V A T A m o u n t L i n e _ L b l < / I n v o i c e D i s c o u n t B a s e A m o u n t _ V A T A m o u n t L i n e _ L b l > - 
-             < L i n e A m o u n t _ V a t A m o u n t L i n e   E l e m e n t T y p e = " C o l u m n "   E l e m e n t I d = " 2 1 4 6 5 4 0 1 "   D a t a T y p e = " D e c i m a l " > L i n e A m o u n t _ V a t A m o u n t L i n e < / L i n e A m o u n t _ V a t A m o u n t L i n e > - 
-             < L i n e A m o u n t _ V a t A m o u n t L i n e _ L b l   E l e m e n t T y p e = " C o l u m n "   E l e m e n t I d = " 1 1 1 0 9 1 2 1 2 4 "   D a t a T y p e = " S t r i n g " > L i n e A m o u n t _ V a t A m o u n t L i n e _ L b l < / L i n e A m o u n t _ V a t A m o u n t L i n e _ L b l > - 
-             < N o O f V A T I d e n t i f i e r s   E l e m e n t T y p e = " C o l u m n "   E l e m e n t I d = " 1 1 5 3 2 6 3 0 2 6 "   D a t a T y p e = " I n t e g e r " > N o O f V A T I d e n t i f i e r s < / N o O f V A T I d e n t i f i e r s > - 
-             < V A T A m o u n t L C Y _ V A T A m o u n t L i n e   E l e m e n t T y p e = " C o l u m n "   E l e m e n t I d = " 1 5 8 1 9 9 4 3 5 0 "   D a t a T y p e = " D e c i m a l " > V A T A m o u n t L C Y _ V A T A m o u n t L i n e < / V A T A m o u n t L C Y _ V A T A m o u n t L i n e > - 
-             < V A T A m o u n t L C Y _ V A T A m o u n t L i n e _ L b l   E l e m e n t T y p e = " C o l u m n "   E l e m e n t I d = " 9 2 3 0 0 3 3 7 "   D a t a T y p e = " L a b e l " > V A T A m o u n t L C Y _ V A T A m o u n t L i n e _ L b l < / V A T A m o u n t L C Y _ V A T A m o u n t L i n e _ L b l > - 
-             < V A T A m o u n t _ V a t A m o u n t L i n e   E l e m e n t T y p e = " C o l u m n "   E l e m e n t I d = " 1 8 9 1 8 2 0 6 2 0 "   D a t a T y p e = " D e c i m a l " > V A T A m o u n t _ V a t A m o u n t L i n e < / V A T A m o u n t _ V a t A m o u n t L i n e > - 
-             < V A T A m o u n t _ V a t A m o u n t L i n e _ L b l   E l e m e n t T y p e = " C o l u m n "   E l e m e n t I d = " 1 5 1 3 5 5 5 4 7 3 "   D a t a T y p e = " S t r i n g " > V A T A m o u n t _ V a t A m o u n t L i n e _ L b l < / V A T A m o u n t _ V a t A m o u n t L i n e _ L b l > - 
-             < V A T B a s e L C Y _ V A T A m o u n t L i n e   E l e m e n t T y p e = " C o l u m n "   E l e m e n t I d = " 1 8 6 0 9 4 5 6 3 5 "   D a t a T y p e = " D e c i m a l " > V A T B a s e L C Y _ V A T A m o u n t L i n e < / V A T B a s e L C Y _ V A T A m o u n t L i n e > - 
-             < V A T B a s e L C Y _ V A T A m o u n t L i n e _ L b l   E l e m e n t T y p e = " C o l u m n "   E l e m e n t I d = " 1 2 3 6 4 6 7 9 9 8 "   D a t a T y p e = " L a b e l " > V A T B a s e L C Y _ V A T A m o u n t L i n e _ L b l < / V A T B a s e L C Y _ V A T A m o u n t L i n e _ L b l > - 
-             < V A T B a s e _ V a t A m o u n t L i n e   E l e m e n t T y p e = " C o l u m n "   E l e m e n t I d = " 1 4 5 8 9 3 7 8 1 9 "   D a t a T y p e = " D e c i m a l " > V A T B a s e _ V a t A m o u n t L i n e < / V A T B a s e _ V a t A m o u n t L i n e > - 
-             < V A T B a s e _ V a t A m o u n t L i n e _ L b l   E l e m e n t T y p e = " C o l u m n "   E l e m e n t I d = " 1 6 9 1 3 0 2 4 8 8 "   D a t a T y p e = " S t r i n g " > V A T B a s e _ V a t A m o u n t L i n e _ L b l < / V A T B a s e _ V a t A m o u n t L i n e _ L b l > - 
-             < V A T I d e n t i f i e r _ V a t A m o u n t L i n e   E l e m e n t T y p e = " C o l u m n "   E l e m e n t I d = " 1 1 4 2 0 7 0 0 3 5 "   D a t a T y p e = " C o d e " > V A T I d e n t i f i e r _ V a t A m o u n t L i n e < / V A T I d e n t i f i e r _ V a t A m o u n t L i n e > - 
-             < V A T I d e n t i f i e r _ V a t A m o u n t L i n e _ L b l   E l e m e n t T y p e = " C o l u m n "   E l e m e n t I d = " 8 6 4 5 0 4 5 0 "   D a t a T y p e = " S t r i n g " > V A T I d e n t i f i e r _ V a t A m o u n t L i n e _ L b l < / V A T I d e n t i f i e r _ V a t A m o u n t L i n e _ L b l > - 
-             < V A T P c t _ V a t A m o u n t L i n e   E l e m e n t T y p e = " C o l u m n "   E l e m e n t I d = " 1 4 5 3 5 4 2 7 7 7 "   D a t a T y p e = " D e c i m a l " > V A T P c t _ V a t A m o u n t L i n e < / V A T P c t _ V a t A m o u n t L i n e > - 
-             < V A T P c t _ V a t A m o u n t L i n e _ L b l   E l e m e n t T y p e = " C o l u m n "   E l e m e n t I d = " 6 7 6 3 2 3 7 8 "   D a t a T y p e = " S t r i n g " > V A T P c t _ V a t A m o u n t L i n e _ L b l < / V A T P c t _ V a t A m o u n t L i n e _ L b l > +         < V A T A m o u n t L i n e > + 
+             < I n v o i c e D i s c o u n t A m o u n t _ V A T A m o u n t L i n e > I n v o i c e D i s c o u n t A m o u n t _ V A T A m o u n t L i n e < / I n v o i c e D i s c o u n t A m o u n t _ V A T A m o u n t L i n e > + 
+             < I n v o i c e D i s c o u n t A m o u n t _ V A T A m o u n t L i n e _ L b l > I n v o i c e D i s c o u n t A m o u n t _ V A T A m o u n t L i n e _ L b l < / I n v o i c e D i s c o u n t A m o u n t _ V A T A m o u n t L i n e _ L b l > + 
+             < I n v o i c e D i s c o u n t B a s e A m o u n t _ V A T A m o u n t L i n e > I n v o i c e D i s c o u n t B a s e A m o u n t _ V A T A m o u n t L i n e < / I n v o i c e D i s c o u n t B a s e A m o u n t _ V A T A m o u n t L i n e > + 
+             < I n v o i c e D i s c o u n t B a s e A m o u n t _ V A T A m o u n t L i n e _ L b l > I n v o i c e D i s c o u n t B a s e A m o u n t _ V A T A m o u n t L i n e _ L b l < / I n v o i c e D i s c o u n t B a s e A m o u n t _ V A T A m o u n t L i n e _ L b l > + 
+             < L i n e A m o u n t _ V a t A m o u n t L i n e > L i n e A m o u n t _ V a t A m o u n t L i n e < / L i n e A m o u n t _ V a t A m o u n t L i n e > + 
+             < L i n e A m o u n t _ V a t A m o u n t L i n e _ L b l > L i n e A m o u n t _ V a t A m o u n t L i n e _ L b l < / L i n e A m o u n t _ V a t A m o u n t L i n e _ L b l > + 
+             < N o O f V A T I d e n t i f i e r s > N o O f V A T I d e n t i f i e r s < / N o O f V A T I d e n t i f i e r s > + 
+             < V A T A m o u n t _ V a t A m o u n t L i n e > V A T A m o u n t _ V a t A m o u n t L i n e < / V A T A m o u n t _ V a t A m o u n t L i n e > + 
+             < V A T A m o u n t _ V a t A m o u n t L i n e _ L b l > V A T A m o u n t _ V a t A m o u n t L i n e _ L b l < / V A T A m o u n t _ V a t A m o u n t L i n e _ L b l > + 
+             < V A T A m o u n t L C Y _ V A T A m o u n t L i n e > V A T A m o u n t L C Y _ V A T A m o u n t L i n e < / V A T A m o u n t L C Y _ V A T A m o u n t L i n e > + 
+             < V A T A m o u n t L C Y _ V A T A m o u n t L i n e _ L b l > V A T A m o u n t L C Y _ V A T A m o u n t L i n e _ L b l < / V A T A m o u n t L C Y _ V A T A m o u n t L i n e _ L b l > + 
+             < V A T B a s e _ V a t A m o u n t L i n e > V A T B a s e _ V a t A m o u n t L i n e < / V A T B a s e _ V a t A m o u n t L i n e > + 
+             < V A T B a s e _ V a t A m o u n t L i n e _ L b l > V A T B a s e _ V a t A m o u n t L i n e _ L b l < / V A T B a s e _ V a t A m o u n t L i n e _ L b l > + 
+             < V A T B a s e L C Y _ V A T A m o u n t L i n e > V A T B a s e L C Y _ V A T A m o u n t L i n e < / V A T B a s e L C Y _ V A T A m o u n t L i n e > + 
+             < V A T B a s e L C Y _ V A T A m o u n t L i n e _ L b l > V A T B a s e L C Y _ V A T A m o u n t L i n e _ L b l < / V A T B a s e L C Y _ V A T A m o u n t L i n e _ L b l > + 
+             < V A T I d e n t i f i e r _ V a t A m o u n t L i n e > V A T I d e n t i f i e r _ V a t A m o u n t L i n e < / V A T I d e n t i f i e r _ V a t A m o u n t L i n e > + 
+             < V A T I d e n t i f i e r _ V a t A m o u n t L i n e _ L b l > V A T I d e n t i f i e r _ V a t A m o u n t L i n e _ L b l < / V A T I d e n t i f i e r _ V a t A m o u n t L i n e _ L b l > + 
+             < V A T P c t _ V a t A m o u n t L i n e > V A T P c t _ V a t A m o u n t L i n e < / V A T P c t _ V a t A m o u n t L i n e > + 
+             < V A T P c t _ V a t A m o u n t L i n e _ L b l > V A T P c t _ V a t A m o u n t L i n e _ L b l < / V A T P c t _ V a t A m o u n t L i n e _ L b l >   
          < / V A T A m o u n t L i n e >   
-         < R e p o r t T o t a l s L i n e   E l e m e n t T y p e = " D a t a I t e m "   E l e m e n t I d = " 2 1 2 2 5 4 9 8 3 6 " > - 
-             < A m o u n t F o r m a t t e d _ R e p o r t T o t a l s L i n e   E l e m e n t T y p e = " C o l u m n "   E l e m e n t I d = " 1 5 0 6 1 3 6 8 2 5 "   D a t a T y p e = " T e x t " > A m o u n t F o r m a t t e d _ R e p o r t T o t a l s L i n e < / A m o u n t F o r m a t t e d _ R e p o r t T o t a l s L i n e > - 
-             < A m o u n t _ R e p o r t T o t a l s L i n e   E l e m e n t T y p e = " C o l u m n "   E l e m e n t I d = " 4 1 9 9 1 8 3 6 9 "   D a t a T y p e = " D e c i m a l " > A m o u n t _ R e p o r t T o t a l s L i n e < / A m o u n t _ R e p o r t T o t a l s L i n e > - 
-             < D e s c r i p t i o n _ R e p o r t T o t a l s L i n e   E l e m e n t T y p e = " C o l u m n "   E l e m e n t I d = " 5 8 1 9 9 6 0 6 7 "   D a t a T y p e = " T e x t " > D e s c r i p t i o n _ R e p o r t T o t a l s L i n e < / D e s c r i p t i o n _ R e p o r t T o t a l s L i n e > - 
-             < F o n t B o l d _ R e p o r t T o t a l s L i n e   E l e m e n t T y p e = " C o l u m n "   E l e m e n t I d = " 9 4 6 5 4 0 5 4 9 "   D a t a T y p e = " B o o l e a n " > F o n t B o l d _ R e p o r t T o t a l s L i n e < / F o n t B o l d _ R e p o r t T o t a l s L i n e > - 
-             < F o n t U n d e r l i n e _ R e p o r t T o t a l s L i n e   E l e m e n t T y p e = " C o l u m n "   E l e m e n t I d = " 2 0 2 1 5 3 3 6 9 4 "   D a t a T y p e = " B o o l e a n " > F o n t U n d e r l i n e _ R e p o r t T o t a l s L i n e < / F o n t U n d e r l i n e _ R e p o r t T o t a l s L i n e > +         < R e p o r t T o t a l s L i n e > + 
+             < A m o u n t _ R e p o r t T o t a l s L i n e > A m o u n t _ R e p o r t T o t a l s L i n e < / A m o u n t _ R e p o r t T o t a l s L i n e > + 
+             < A m o u n t F o r m a t t e d _ R e p o r t T o t a l s L i n e > A m o u n t F o r m a t t e d _ R e p o r t T o t a l s L i n e < / A m o u n t F o r m a t t e d _ R e p o r t T o t a l s L i n e > + 
+             < D e s c r i p t i o n _ R e p o r t T o t a l s L i n e > D e s c r i p t i o n _ R e p o r t T o t a l s L i n e < / D e s c r i p t i o n _ R e p o r t T o t a l s L i n e > + 
+             < F o n t B o l d _ R e p o r t T o t a l s L i n e > F o n t B o l d _ R e p o r t T o t a l s L i n e < / F o n t B o l d _ R e p o r t T o t a l s L i n e > + 
+             < F o n t U n d e r l i n e _ R e p o r t T o t a l s L i n e > F o n t U n d e r l i n e _ R e p o r t T o t a l s L i n e < / F o n t U n d e r l i n e _ R e p o r t T o t a l s L i n e >   
          < / R e p o r t T o t a l s L i n e >   
-         < L e t t e r T e x t   E l e m e n t T y p e = " D a t a I t e m "   E l e m e n t I d = " 1 5 1 0 3 5 3 8 3 4 " > - 
-             < B o d y T e x t   E l e m e n t T y p e = " C o l u m n "   E l e m e n t I d = " 1 4 9 7 5 9 8 0 8 "   D a t a T y p e = " L a b e l " > B o d y T e x t < / B o d y T e x t > - 
-             < C l o s i n g T e x t   E l e m e n t T y p e = " C o l u m n "   E l e m e n t I d = " 5 1 2 1 3 5 9 0 9 "   D a t a T y p e = " L a b e l " > C l o s i n g T e x t < / C l o s i n g T e x t > - 
-             < G r e e t i n g T e x t   E l e m e n t T y p e = " C o l u m n "   E l e m e n t I d = " 1 1 7 5 2 7 9 2 8 9 "   D a t a T y p e = " L a b e l " > G r e e t i n g T e x t < / G r e e t i n g T e x t > - 
-             < P m t D i s c T e x t   E l e m e n t T y p e = " C o l u m n "   E l e m e n t I d = " 2 0 1 3 8 4 9 9 4 8 "   D a t a T y p e = " T e x t " > P m t D i s c T e x t < / P m t D i s c T e x t > +         < L e t t e r T e x t > + 
+             < B o d y T e x t > B o d y T e x t < / B o d y T e x t > + 
+             < C l o s i n g T e x t > C l o s i n g T e x t < / C l o s i n g T e x t > + 
+             < G r e e t i n g T e x t > G r e e t i n g T e x t < / G r e e t i n g T e x t > + 
+             < P m t D i s c T e x t > P m t D i s c T e x t < / P m t D i s c T e x t >   
          < / L e t t e r T e x t >   
-         < T o t a l s   E l e m e n t T y p e = " D a t a I t e m "   E l e m e n t I d = " 1 8 2 3 9 5 0 0 4 4 " > - 
-             < C u r r e n c y C o d e   E l e m e n t T y p e = " C o l u m n "   E l e m e n t I d = " 1 5 7 9 5 9 5 9 2 1 "   D a t a T y p e = " T e x t " > C u r r e n c y C o d e < / C u r r e n c y C o d e > - 
-             < C u r r e n c y S y m b o l   E l e m e n t T y p e = " C o l u m n "   E l e m e n t I d = " 1 1 6 2 5 1 0 7 4 8 "   D a t a T y p e = " T e x t " > C u r r e n c y S y m b o l < / C u r r e n c y S y m b o l > - 
-             < T o t a l A m o u n t I n c l u d i n g V A T   E l e m e n t T y p e = " C o l u m n "   E l e m e n t I d = " 9 1 0 5 1 1 5 7 5 "   D a t a T y p e = " S t r i n g " > T o t a l A m o u n t I n c l u d i n g V A T < / T o t a l A m o u n t I n c l u d i n g V A T > - 
-             < T o t a l E x c l u d i n g V A T T e x t   E l e m e n t T y p e = " C o l u m n "   E l e m e n t I d = " 1 9 2 2 9 4 6 3 1 0 "   D a t a T y p e = " T e x t " > T o t a l E x c l u d i n g V A T T e x t < / T o t a l E x c l u d i n g V A T T e x t > - 
-             < T o t a l I n c l u d i n g V A T T e x t   E l e m e n t T y p e = " C o l u m n "   E l e m e n t I d = " 1 2 0 4 0 1 6 3 5 2 "   D a t a T y p e = " T e x t " > T o t a l I n c l u d i n g V A T T e x t < / T o t a l I n c l u d i n g V A T T e x t > - 
-             < T o t a l I n v o i c e D i s c o u n t A m o u n t   E l e m e n t T y p e = " C o l u m n "   E l e m e n t I d = " 4 0 2 1 7 7 5 1 "   D a t a T y p e = " D e c i m a l " > T o t a l I n v o i c e D i s c o u n t A m o u n t < / T o t a l I n v o i c e D i s c o u n t A m o u n t > - 
-             < T o t a l N e t A m o u n t   E l e m e n t T y p e = " C o l u m n "   E l e m e n t I d = " 4 8 3 1 9 3 3 7 2 "   D a t a T y p e = " D e c i m a l " > T o t a l N e t A m o u n t < / T o t a l N e t A m o u n t > - 
-             < T o t a l P a y m e n t D i s c o u n t O n V A T   E l e m e n t T y p e = " C o l u m n "   E l e m e n t I d = " 7 3 6 0 4 1 8 8 6 "   D a t a T y p e = " D e c i m a l " > T o t a l P a y m e n t D i s c o u n t O n V A T < / T o t a l P a y m e n t D i s c o u n t O n V A T > - 
-             < T o t a l S u b T o t a l   E l e m e n t T y p e = " C o l u m n "   E l e m e n t I d = " 2 0 9 7 8 7 6 8 0 1 "   D a t a T y p e = " D e c i m a l " > T o t a l S u b T o t a l < / T o t a l S u b T o t a l > - 
-             < T o t a l S u b T o t a l M i n u s I n v o i c e D i s c o u n t   E l e m e n t T y p e = " C o l u m n "   E l e m e n t I d = " 7 6 9 4 3 1 8 8 7 "   D a t a T y p e = " D e c i m a l " > T o t a l S u b T o t a l M i n u s I n v o i c e D i s c o u n t < / T o t a l S u b T o t a l M i n u s I n v o i c e D i s c o u n t > - 
-             < T o t a l T e x t   E l e m e n t T y p e = " C o l u m n "   E l e m e n t I d = " 2 3 1 9 1 0 5 1 8 "   D a t a T y p e = " T e x t " > T o t a l T e x t < / T o t a l T e x t > - 
-             < T o t a l V A T A m o u n t   E l e m e n t T y p e = " C o l u m n "   E l e m e n t I d = " 1 6 2 7 1 0 2 3 2 8 "   D a t a T y p e = " D e c i m a l " > T o t a l V A T A m o u n t < / T o t a l V A T A m o u n t > - 
-             < T o t a l V A T A m o u n t L C Y   E l e m e n t T y p e = " C o l u m n "   E l e m e n t I d = " 1 5 0 6 5 7 0 2 1 8 "   D a t a T y p e = " D e c i m a l " > T o t a l V A T A m o u n t L C Y < / T o t a l V A T A m o u n t L C Y > - 
-             < T o t a l V A T A m o u n t T e x t   E l e m e n t T y p e = " C o l u m n "   E l e m e n t I d = " 9 7 3 6 6 6 3 3 9 "   D a t a T y p e = " T e x t " > T o t a l V A T A m o u n t T e x t < / T o t a l V A T A m o u n t T e x t > - 
-             < T o t a l V A T B a s e L C Y   E l e m e n t T y p e = " C o l u m n "   E l e m e n t I d = " 8 3 4 4 5 0 5 2 1 "   D a t a T y p e = " D e c i m a l " > T o t a l V A T B a s e L C Y < / T o t a l V A T B a s e L C Y > +         < T o t a l s > + 
+             < C u r r e n c y C o d e > C u r r e n c y C o d e < / C u r r e n c y C o d e > + 
+             < C u r r e n c y S y m b o l > C u r r e n c y S y m b o l < / C u r r e n c y S y m b o l > + 
+             < T o t a l A m o u n t I n c l u d i n g V A T > T o t a l A m o u n t I n c l u d i n g V A T < / T o t a l A m o u n t I n c l u d i n g V A T > + 
+             < T o t a l E x c l u d i n g V A T T e x t > T o t a l E x c l u d i n g V A T T e x t < / T o t a l E x c l u d i n g V A T T e x t > + 
+             < T o t a l I n c l u d i n g V A T T e x t > T o t a l I n c l u d i n g V A T T e x t < / T o t a l I n c l u d i n g V A T T e x t > + 
+             < T o t a l I n v o i c e D i s c o u n t A m o u n t > T o t a l I n v o i c e D i s c o u n t A m o u n t < / T o t a l I n v o i c e D i s c o u n t A m o u n t > + 
+             < T o t a l N e t A m o u n t > T o t a l N e t A m o u n t < / T o t a l N e t A m o u n t > + 
+             < T o t a l P a y m e n t D i s c o u n t O n V A T > T o t a l P a y m e n t D i s c o u n t O n V A T < / T o t a l P a y m e n t D i s c o u n t O n V A T > + 
+             < T o t a l S u b T o t a l > T o t a l S u b T o t a l < / T o t a l S u b T o t a l > + 
+             < T o t a l S u b T o t a l M i n u s I n v o i c e D i s c o u n t > T o t a l S u b T o t a l M i n u s I n v o i c e D i s c o u n t < / T o t a l S u b T o t a l M i n u s I n v o i c e D i s c o u n t > + 
+             < T o t a l T e x t > T o t a l T e x t < / T o t a l T e x t > + 
+             < T o t a l V A T A m o u n t > T o t a l V A T A m o u n t < / T o t a l V A T A m o u n t > + 
+             < T o t a l V A T A m o u n t L C Y > T o t a l V A T A m o u n t L C Y < / T o t a l V A T A m o u n t L C Y > + 
+             < T o t a l V A T A m o u n t T e x t > T o t a l V A T A m o u n t T e x t < / T o t a l V A T A m o u n t T e x t > + 
+             < T o t a l V A T B a s e L C Y > T o t a l V A T B a s e L C Y < / T o t a l V A T B a s e L C Y >   
          < / T o t a l s >   
@@ -4126,9 +3893,7 @@
  < / N a v W o r d R e p o r t X m l P a r t > 
 </file>
 
-<file path=customXml/item2.xml>��< ? x m l   v e r s i o n = " 1 . 0 "   e n c o d i n g = " u t f - 1 6 " ? > - 
- < N a v W o r d R e p o r t X m l P a r t   x m l n s = " u r n : m i c r o s o f t - d y n a m i c s - n a v / r e p o r t s / S t a n d a r d _ S a l e s _ Q u o t e / 1 3 0 4 / " > +<file path=customXml/item2.xml>��< ? x m l   v e r s i o n = " 1 . 0 "   e n c o d i n g = " u t f - 1 6 " ? > < N a v W o r d R e p o r t X m l P a r t   x m l n s = " u r n : m i c r o s o f t - d y n a m i c s - b u s i n e s s c e n t r a l / i n t e r n a l / e x t e n d e d / r e p o r t s / S t a n d a r d _ S a l e s _ Q u o t e / 1 3 0 4 / " >   
      < B C R e p o r t I n f o r m a t i o n >   
@@ -4146,8 +3911,6 @@
  
              < R e p o r t N a m e > R e p o r t   N a m e < / R e p o r t N a m e >   
-             < R e p o r t C a p t i o n > R e p o r t   C a p t i o n < / R e p o r t C a p t i o n > - 
              < A b o u t T h i s R e p o r t T i t l e > A b o u t   T h i s   R e p o r t   T i t l e < / A b o u t T h i s R e p o r t T i t l e >   
              < A b o u t T h i s R e p o r t T e x t > A b o u t   T h i s   R e p o r t   T e x t < / A b o u t T h i s R e p o r t T e x t > @@ -4202,21 +3965,21 @@
  
              < C o m p a n y A d d r e s s L i n e s >   
-                 < C o m p a n y A d d r e s s L i n e 1 > C o m p a n y   A d d r e s s   L i n e   1 < / C o m p a n y A d d r e s s L i n e 1 > - 
-                 < C o m p a n y A d d r e s s L i n e 2 > C o m p a n y   A d d r e s s   L i n e   2 < / C o m p a n y A d d r e s s L i n e 2 > - 
-                 < C o m p a n y A d d r e s s L i n e 3 > C o m p a n y   A d d r e s s   L i n e   3 < / C o m p a n y A d d r e s s L i n e 3 > - 
-                 < C o m p a n y A d d r e s s L i n e 4 > C o m p a n y   A d d r e s s   L i n e   4 < / C o m p a n y A d d r e s s L i n e 4 > - 
-                 < C o m p a n y A d d r e s s L i n e 5 > C o m p a n y   A d d r e s s   L i n e   5 < / C o m p a n y A d d r e s s L i n e 5 > - 
-                 < C o m p a n y A d d r e s s L i n e 6 > C o m p a n y   A d d r e s s   L i n e   6 < / C o m p a n y A d d r e s s L i n e 6 > - 
-                 < C o m p a n y A d d r e s s L i n e 7 > C o m p a n y   A d d r e s s   L i n e   7 < / C o m p a n y A d d r e s s L i n e 7 > - 
-                 < C o m p a n y A d d r e s s L i n e 8 > C o m p a n y   A d d r e s s   L i n e   8 < / C o m p a n y A d d r e s s L i n e 8 > +                 < C o m p a n y A d d r e s s L i n e > C o m p a n y   A d d r e s s   L i n e   1 < / C o m p a n y A d d r e s s L i n e > + 
+                 < C o m p a n y A d d r e s s L i n e > C o m p a n y   A d d r e s s   L i n e   2 < / C o m p a n y A d d r e s s L i n e > + 
+                 < C o m p a n y A d d r e s s L i n e > C o m p a n y   A d d r e s s   L i n e   3 < / C o m p a n y A d d r e s s L i n e > + 
+                 < C o m p a n y A d d r e s s L i n e > C o m p a n y   A d d r e s s   L i n e   4 < / C o m p a n y A d d r e s s L i n e > + 
+                 < C o m p a n y A d d r e s s L i n e > C o m p a n y   A d d r e s s   L i n e   5 < / C o m p a n y A d d r e s s L i n e > + 
+                 < C o m p a n y A d d r e s s L i n e > C o m p a n y   A d d r e s s   L i n e   6 < / C o m p a n y A d d r e s s L i n e > + 
+                 < C o m p a n y A d d r e s s L i n e > C o m p a n y   A d d r e s s   L i n e   7 < / C o m p a n y A d d r e s s L i n e > + 
+                 < C o m p a n y A d d r e s s L i n e > C o m p a n y   A d d r e s s   L i n e   8 < / C o m p a n y A d d r e s s L i n e >   
              < / C o m p a n y A d d r e s s L i n e s >   
@@ -4274,449 +4037,451 @@
  
      < / B C R e p o r t I n f o r m a t i o n >   
-     < H e a d e r > - 
-         < B i l l T o C o n t a c t E m a i l > B i l l T o C o n t a c t E m a i l < / B i l l T o C o n t a c t E m a i l > - 
-         < B i l l T o C o n t a c t E m a i l L b l > B i l l T o C o n t a c t E m a i l L b l < / B i l l T o C o n t a c t E m a i l L b l > - 
-         < B i l l T o C o n t a c t M o b i l e P h o n e N o > B i l l T o C o n t a c t M o b i l e P h o n e N o < / B i l l T o C o n t a c t M o b i l e P h o n e N o > - 
-         < B i l l T o C o n t a c t M o b i l e P h o n e N o L b l > B i l l T o C o n t a c t M o b i l e P h o n e N o L b l < / B i l l T o C o n t a c t M o b i l e P h o n e N o L b l > - 
-         < B i l l T o C o n t a c t P h o n e N o > B i l l T o C o n t a c t P h o n e N o < / B i l l T o C o n t a c t P h o n e N o > - 
-         < B i l l T o C o n t a c t P h o n e N o L b l > B i l l T o C o n t a c t P h o n e N o L b l < / B i l l T o C o n t a c t P h o n e N o L b l > - 
-         < B i l l t o C u s t o m e r N o _ L b l > B i l l t o C u s t o m e r N o _ L b l < / B i l l t o C u s t o m e r N o _ L b l > - 
-         < B i l l t o C u s t u m e r N o > B i l l t o C u s t u m e r N o < / B i l l t o C u s t u m e r N o > - 
-         < C o m p a n y A d d r e s s 1 > C o m p a n y A d d r e s s 1 < / C o m p a n y A d d r e s s 1 > - 
-         < C o m p a n y A d d r e s s 2 > C o m p a n y A d d r e s s 2 < / C o m p a n y A d d r e s s 2 > - 
-         < C o m p a n y A d d r e s s 3 > C o m p a n y A d d r e s s 3 < / C o m p a n y A d d r e s s 3 > - 
-         < C o m p a n y A d d r e s s 4 > C o m p a n y A d d r e s s 4 < / C o m p a n y A d d r e s s 4 > - 
-         < C o m p a n y A d d r e s s 5 > C o m p a n y A d d r e s s 5 < / C o m p a n y A d d r e s s 5 > - 
-         < C o m p a n y A d d r e s s 6 > C o m p a n y A d d r e s s 6 < / C o m p a n y A d d r e s s 6 > - 
-         < C o m p a n y A d d r e s s 7 > C o m p a n y A d d r e s s 7 < / C o m p a n y A d d r e s s 7 > - 
-         < C o m p a n y A d d r e s s 8 > C o m p a n y A d d r e s s 8 < / C o m p a n y A d d r e s s 8 > - 
-         < C o m p a n y B a n k A c c o u n t N o > C o m p a n y B a n k A c c o u n t N o < / C o m p a n y B a n k A c c o u n t N o > - 
-         < C o m p a n y B a n k A c c o u n t N o _ L b l > C o m p a n y B a n k A c c o u n t N o _ L b l < / C o m p a n y B a n k A c c o u n t N o _ L b l > - 
-         < C o m p a n y B a n k B r a n c h N o > C o m p a n y B a n k B r a n c h N o < / C o m p a n y B a n k B r a n c h N o > - 
-         < C o m p a n y B a n k B r a n c h N o _ L b l > C o m p a n y B a n k B r a n c h N o _ L b l < / C o m p a n y B a n k B r a n c h N o _ L b l > - 
-         < C o m p a n y B a n k N a m e > C o m p a n y B a n k N a m e < / C o m p a n y B a n k N a m e > - 
-         < C o m p a n y B a n k N a m e _ L b l > C o m p a n y B a n k N a m e _ L b l < / C o m p a n y B a n k N a m e _ L b l > - 
-         < C o m p a n y C u s t o m G i r o > C o m p a n y C u s t o m G i r o < / C o m p a n y C u s t o m G i r o > - 
-         < C o m p a n y C u s t o m G i r o _ L b l > C o m p a n y C u s t o m G i r o _ L b l < / C o m p a n y C u s t o m G i r o _ L b l > - 
-         < C o m p a n y E M a i l > C o m p a n y E M a i l < / C o m p a n y E M a i l > - 
-         < C o m p a n y G i r o N o > C o m p a n y G i r o N o < / C o m p a n y G i r o N o > - 
-         < C o m p a n y G i r o N o _ L b l > C o m p a n y G i r o N o _ L b l < / C o m p a n y G i r o N o _ L b l > - 
-         < C o m p a n y H o m e P a g e > C o m p a n y H o m e P a g e < / C o m p a n y H o m e P a g e > - 
-         < C o m p a n y I B A N > C o m p a n y I B A N < / C o m p a n y I B A N > - 
-         < C o m p a n y I B A N _ L b l > C o m p a n y I B A N _ L b l < / C o m p a n y I B A N _ L b l > - 
-         < C o m p a n y L e g a l O f f i c e > C o m p a n y L e g a l O f f i c e < / C o m p a n y L e g a l O f f i c e > - 
-         < C o m p a n y L e g a l O f f i c e _ L b l > C o m p a n y L e g a l O f f i c e _ L b l < / C o m p a n y L e g a l O f f i c e _ L b l > - 
-         < C o m p a n y L e g a l S t a t e m e n t > C o m p a n y L e g a l S t a t e m e n t < / C o m p a n y L e g a l S t a t e m e n t > - 
-         < C o m p a n y L o g o P o s i t i o n > C o m p a n y L o g o P o s i t i o n < / C o m p a n y L o g o P o s i t i o n > - 
-         < C o m p a n y P h o n e N o > C o m p a n y P h o n e N o < / C o m p a n y P h o n e N o > - 
-         < C o m p a n y P h o n e N o _ L b l > C o m p a n y P h o n e N o _ L b l < / C o m p a n y P h o n e N o _ L b l > - 
-         < C o m p a n y P i c t u r e   / > - 
-         < C o m p a n y R e g i s t r a t i o n N u m b e r > C o m p a n y R e g i s t r a t i o n N u m b e r < / C o m p a n y R e g i s t r a t i o n N u m b e r > - 
-         < C o m p a n y R e g i s t r a t i o n N u m b e r _ L b l > C o m p a n y R e g i s t r a t i o n N u m b e r _ L b l < / C o m p a n y R e g i s t r a t i o n N u m b e r _ L b l > - 
-         < C o m p a n y S W I F T > C o m p a n y S W I F T < / C o m p a n y S W I F T > - 
-         < C o m p a n y S W I F T _ L b l > C o m p a n y S W I F T _ L b l < / C o m p a n y S W I F T _ L b l > - 
-         < C o m p a n y V A T R e g i s t r a t i o n N o > C o m p a n y V A T R e g i s t r a t i o n N o < / C o m p a n y V A T R e g i s t r a t i o n N o > - 
-         < C o m p a n y V A T R e g i s t r a t i o n N o _ L b l > C o m p a n y V A T R e g i s t r a t i o n N o _ L b l < / C o m p a n y V A T R e g i s t r a t i o n N o _ L b l > - 
-         < C o m p a n y V A T R e g N o > C o m p a n y V A T R e g N o < / C o m p a n y V A T R e g N o > - 
-         < C o m p a n y V A T R e g N o _ L b l > C o m p a n y V A T R e g N o _ L b l < / C o m p a n y V A T R e g N o _ L b l > - 
-         < C o n t a c t _ L b l > C o n t a c t _ L b l < / C o n t a c t _ L b l > - 
-         < C o p y _ L b l > C o p y _ L b l < / C o p y _ L b l > - 
-         < C u s t o m e r A d d r e s s 1 > C u s t o m e r A d d r e s s 1 < / C u s t o m e r A d d r e s s 1 > - 
-         < C u s t o m e r A d d r e s s 2 > C u s t o m e r A d d r e s s 2 < / C u s t o m e r A d d r e s s 2 > - 
-         < C u s t o m e r A d d r e s s 3 > C u s t o m e r A d d r e s s 3 < / C u s t o m e r A d d r e s s 3 > - 
-         < C u s t o m e r A d d r e s s 4 > C u s t o m e r A d d r e s s 4 < / C u s t o m e r A d d r e s s 4 > - 
-         < C u s t o m e r A d d r e s s 5 > C u s t o m e r A d d r e s s 5 < / C u s t o m e r A d d r e s s 5 > - 
-         < C u s t o m e r A d d r e s s 6 > C u s t o m e r A d d r e s s 6 < / C u s t o m e r A d d r e s s 6 > - 
-         < C u s t o m e r A d d r e s s 7 > C u s t o m e r A d d r e s s 7 < / C u s t o m e r A d d r e s s 7 > - 
-         < C u s t o m e r A d d r e s s 8 > C u s t o m e r A d d r e s s 8 < / C u s t o m e r A d d r e s s 8 > - 
-         < C u s t o m e r P o s t a l B a r C o d e > C u s t o m e r P o s t a l B a r C o d e < / C u s t o m e r P o s t a l B a r C o d e > - 
-         < D o c u m e n t C o p y T e x t > D o c u m e n t C o p y T e x t < / D o c u m e n t C o p y T e x t > - 
-         < D o c u m e n t D a t e > D o c u m e n t D a t e < / D o c u m e n t D a t e > - 
-         < D o c u m e n t D a t e _ L b l > D o c u m e n t D a t e _ L b l < / D o c u m e n t D a t e _ L b l > - 
-         < D o c u m e n t N o > D o c u m e n t N o < / D o c u m e n t N o > - 
-         < D o c u m e n t N o _ L b l > D o c u m e n t N o _ L b l < / D o c u m e n t N o _ L b l > - 
-         < D o c u m e n t T i t l e _ L b l > D o c u m e n t T i t l e _ L b l < / D o c u m e n t T i t l e _ L b l > - 
-         < D u e D a t e > D u e D a t e < / D u e D a t e > - 
-         < D u e D a t e _ L b l > D u e D a t e _ L b l < / D u e D a t e _ L b l > - 
-         < E M a i l _ L b l > E M a i l _ L b l < / E M a i l _ L b l > - 
-         < E s t i m a t e B o d y _ L b l > E s t i m a t e B o d y _ L b l < / E s t i m a t e B o d y _ L b l > - 
-         < E s t i m a t e F o r _ L b l > E s t i m a t e F o r _ L b l < / E s t i m a t e F o r _ L b l > - 
-         < E s t i m a t e _ L b l > E s t i m a t e _ L b l < / E s t i m a t e _ L b l > - 
-         < E x c h a n g e R a t e A s T e x t > E x c h a n g e R a t e A s T e x t < / E x c h a n g e R a t e A s T e x t > - 
-         < E x t e r n a l D o c u m e n t N o > E x t e r n a l D o c u m e n t N o < / E x t e r n a l D o c u m e n t N o > - 
-         < E x t e r n a l D o c u m e n t N o L b l > E x t e r n a l D o c u m e n t N o L b l < / E x t e r n a l D o c u m e n t N o L b l > - 
-         < F r o m _ L b l > F r o m _ L b l < / F r o m _ L b l > - 
-         < H o m e P a g e _ L b l > H o m e P a g e _ L b l < / H o m e P a g e _ L b l > - 
-         < I n v o i c e D i s c o u n t A m o u n t _ L b l > I n v o i c e D i s c o u n t A m o u n t _ L b l < / I n v o i c e D i s c o u n t A m o u n t _ L b l > - 
-         < I n v o i c e D i s c o u n t B a s e A m o u n t _ L b l > I n v o i c e D i s c o u n t B a s e A m o u n t _ L b l < / I n v o i c e D i s c o u n t B a s e A m o u n t _ L b l > - 
-         < L e g a l E n t i t y T y p e > L e g a l E n t i t y T y p e < / L e g a l E n t i t y T y p e > - 
-         < L e g a l E n t i t y T y p e _ L b l > L e g a l E n t i t y T y p e _ L b l < / L e g a l E n t i t y T y p e _ L b l > - 
-         < L i n e A m o u n t A f t e r I n v o i c e D i s c o u n t _ L b l > L i n e A m o u n t A f t e r I n v o i c e D i s c o u n t _ L b l < / L i n e A m o u n t A f t e r I n v o i c e D i s c o u n t _ L b l > - 
-         < L o c a l C u r r e n c y _ L b l > L o c a l C u r r e n c y _ L b l < / L o c a l C u r r e n c y _ L b l > - 
-         < P a g e _ L b l > P a g e _ L b l < / P a g e _ L b l > - 
-         < P a y m e n t M e t h o d D e s c r i p t i o n > P a y m e n t M e t h o d D e s c r i p t i o n < / P a y m e n t M e t h o d D e s c r i p t i o n > - 
-         < P a y m e n t M e t h o d D e s c r i p t i o n _ L b l > P a y m e n t M e t h o d D e s c r i p t i o n _ L b l < / P a y m e n t M e t h o d D e s c r i p t i o n _ L b l > - 
-         < P a y m e n t T e r m s D e s c r i p t i o n > P a y m e n t T e r m s D e s c r i p t i o n < / P a y m e n t T e r m s D e s c r i p t i o n > - 
-         < P a y m e n t T e r m s D e s c r i p t i o n _ L b l > P a y m e n t T e r m s D e s c r i p t i o n _ L b l < / P a y m e n t T e r m s D e s c r i p t i o n _ L b l > - 
-         < P r i c e s I n c l u d i n g V A T > P r i c e s I n c l u d i n g V A T < / P r i c e s I n c l u d i n g V A T > - 
-         < P r i c e s I n c l u d i n g V A T Y e s N o > P r i c e s I n c l u d i n g V A T Y e s N o < / P r i c e s I n c l u d i n g V A T Y e s N o > - 
-         < P r i c e s I n c l u d i n g V A T _ L b l > P r i c e s I n c l u d i n g V A T _ L b l < / P r i c e s I n c l u d i n g V A T _ L b l > - 
-         < Q u e s t i o n s _ L b l > Q u e s t i o n s _ L b l < / Q u e s t i o n s _ L b l > - 
-         < Q u o t e V a l i d T o D a t e > Q u o t e V a l i d T o D a t e < / Q u o t e V a l i d T o D a t e > - 
-         < Q u o t e V a l i d T o D a t e _ L b l > Q u o t e V a l i d T o D a t e _ L b l < / Q u o t e V a l i d T o D a t e _ L b l > - 
-         < S a l e s I n v o i c e L i n e D i s c o u n t _ L b l > S a l e s I n v o i c e L i n e D i s c o u n t _ L b l < / S a l e s I n v o i c e L i n e D i s c o u n t _ L b l > - 
-         < S a l e s P e r s o n B l a n k _ L b l > S a l e s P e r s o n B l a n k _ L b l < / S a l e s P e r s o n B l a n k _ L b l > - 
-         < S a l e s P e r s o n N a m e > S a l e s P e r s o n N a m e < / S a l e s P e r s o n N a m e > - 
-         < S a l e s P e r s o n _ L b l > S a l e s P e r s o n _ L b l < / S a l e s P e r s o n _ L b l > - 
-         < S e l l T o C o n t a c t E m a i l > S e l l T o C o n t a c t E m a i l < / S e l l T o C o n t a c t E m a i l > - 
-         < S e l l T o C o n t a c t E m a i l L b l > S e l l T o C o n t a c t E m a i l L b l < / S e l l T o C o n t a c t E m a i l L b l > - 
-         < S e l l T o C o n t a c t M o b i l e P h o n e N o > S e l l T o C o n t a c t M o b i l e P h o n e N o < / S e l l T o C o n t a c t M o b i l e P h o n e N o > - 
-         < S e l l T o C o n t a c t M o b i l e P h o n e N o L b l > S e l l T o C o n t a c t M o b i l e P h o n e N o L b l < / S e l l T o C o n t a c t M o b i l e P h o n e N o L b l > - 
-         < S e l l T o C o n t a c t P h o n e N o > S e l l T o C o n t a c t P h o n e N o < / S e l l T o C o n t a c t P h o n e N o > - 
-         < S e l l T o C o n t a c t P h o n e N o L b l > S e l l T o C o n t a c t P h o n e N o L b l < / S e l l T o C o n t a c t P h o n e N o L b l > - 
-         < S e l l t o C u s t o m e r N o > S e l l t o C u s t o m e r N o < / S e l l t o C u s t o m e r N o > - 
-         < S e l l t o C u s t o m e r N o _ L b l > S e l l t o C u s t o m e r N o _ L b l < / S e l l t o C u s t o m e r N o _ L b l > - 
-         < S h i p m e n t M e t h o d D e s c r i p t i o n > S h i p m e n t M e t h o d D e s c r i p t i o n < / S h i p m e n t M e t h o d D e s c r i p t i o n > - 
-         < S h i p m e n t M e t h o d D e s c r i p t i o n _ L b l > S h i p m e n t M e t h o d D e s c r i p t i o n _ L b l < / S h i p m e n t M e t h o d D e s c r i p t i o n _ L b l > - 
-         < S h i p m e n t _ L b l > S h i p m e n t _ L b l < / S h i p m e n t _ L b l > - 
-         < S h i p T o A d d r e s s 1 > S h i p T o A d d r e s s 1 < / S h i p T o A d d r e s s 1 > - 
-         < S h i p T o A d d r e s s 2 > S h i p T o A d d r e s s 2 < / S h i p T o A d d r e s s 2 > - 
-         < S h i p T o A d d r e s s 3 > S h i p T o A d d r e s s 3 < / S h i p T o A d d r e s s 3 > - 
-         < S h i p T o A d d r e s s 4 > S h i p T o A d d r e s s 4 < / S h i p T o A d d r e s s 4 > - 
-         < S h i p T o A d d r e s s 5 > S h i p T o A d d r e s s 5 < / S h i p T o A d d r e s s 5 > - 
-         < S h i p T o A d d r e s s 6 > S h i p T o A d d r e s s 6 < / S h i p T o A d d r e s s 6 > - 
-         < S h i p T o A d d r e s s 7 > S h i p T o A d d r e s s 7 < / S h i p T o A d d r e s s 7 > - 
-         < S h i p T o A d d r e s s 8 > S h i p T o A d d r e s s 8 < / S h i p T o A d d r e s s 8 > - 
-         < S h i p T o A d d r e s s _ L b l > S h i p T o A d d r e s s _ L b l < / S h i p T o A d d r e s s _ L b l > - 
-         < S h i p T o P h o n e N o > S h i p T o P h o n e N o < / S h i p T o P h o n e N o > - 
-         < S h o w S h i p p i n g A d d r e s s > S h o w S h i p p i n g A d d r e s s < / S h o w S h i p p i n g A d d r e s s > - 
-         < S h o w W o r k D e s c r i p t i o n > S h o w W o r k D e s c r i p t i o n < / S h o w W o r k D e s c r i p t i o n > - 
-         < S u b t o t a l _ L b l > S u b t o t a l _ L b l < / S u b t o t a l _ L b l > - 
-         < T h a n k s _ L b l > T h a n k s _ L b l < / T h a n k s _ L b l > - 
-         < T o t a l _ L b l > T o t a l _ L b l < / T o t a l _ L b l > - 
-         < V A T A m o u n t S p e c i f i c a t i o n _ L b l > V A T A m o u n t S p e c i f i c a t i o n _ L b l < / V A T A m o u n t S p e c i f i c a t i o n _ L b l > - 
-         < V A T A m o u n t _ L b l > V A T A m o u n t _ L b l < / V A T A m o u n t _ L b l > - 
-         < V A T B a s e _ L b l > V A T B a s e _ L b l < / V A T B a s e _ L b l > - 
-         < V A T C l a u s e s _ L b l > V A T C l a u s e s _ L b l < / V A T C l a u s e s _ L b l > - 
-         < V A T C l a u s e _ L b l > V A T C l a u s e _ L b l < / V A T C l a u s e _ L b l > - 
-         < V A T I d e n t i f i e r _ L b l > V A T I d e n t i f i e r _ L b l < / V A T I d e n t i f i e r _ L b l > - 
-         < V A T P e r c e n t a g e _ L b l > V A T P e r c e n t a g e _ L b l < / V A T P e r c e n t a g e _ L b l > - 
-         < V A T R e g i s t r a t i o n N o > V A T R e g i s t r a t i o n N o < / V A T R e g i s t r a t i o n N o > - 
-         < V A T R e g i s t r a t i o n N o _ L b l > V A T R e g i s t r a t i o n N o _ L b l < / V A T R e g i s t r a t i o n N o _ L b l > - 
-         < Y o u r E s t i m a t e _ L b l > Y o u r E s t i m a t e _ L b l < / Y o u r E s t i m a t e _ L b l > - 
-         < Y o u r R e f e r e n c e > Y o u r R e f e r e n c e < / Y o u r R e f e r e n c e > - 
-         < Y o u r R e f e r e n c e _ _ L b l > Y o u r R e f e r e n c e _ _ L b l < / Y o u r R e f e r e n c e _ _ L b l > - 
-         < L i n e > - 
-             < A m o u n t E x c l u d i n g V A T _ L i n e > A m o u n t E x c l u d i n g V A T _ L i n e < / A m o u n t E x c l u d i n g V A T _ L i n e > - 
-             < A m o u n t E x c l u d i n g V A T _ L i n e _ L b l > A m o u n t E x c l u d i n g V A T _ L i n e _ L b l < / A m o u n t E x c l u d i n g V A T _ L i n e _ L b l > - 
-             < A m o u n t I n c l u d i n g V A T _ L i n e > A m o u n t I n c l u d i n g V A T _ L i n e < / A m o u n t I n c l u d i n g V A T _ L i n e > - 
-             < A m o u n t I n c l u d i n g V A T _ L i n e _ L b l > A m o u n t I n c l u d i n g V A T _ L i n e _ L b l < / A m o u n t I n c l u d i n g V A T _ L i n e _ L b l > - 
-             < D e s c r i p t i o n _ L i n e > D e s c r i p t i o n _ L i n e < / D e s c r i p t i o n _ L i n e > - 
-             < D e s c r i p t i o n _ L i n e _ L b l > D e s c r i p t i o n _ L i n e _ L b l < / D e s c r i p t i o n _ L i n e _ L b l > - 
-             < I t e m N o _ L i n e > I t e m N o _ L i n e < / I t e m N o _ L i n e > - 
-             < I t e m N o _ L i n e _ L b l > I t e m N o _ L i n e _ L b l < / I t e m N o _ L i n e _ L b l > - 
-             < I t e m R e f e r e n c e N o _ L i n e > I t e m R e f e r e n c e N o _ L i n e < / I t e m R e f e r e n c e N o _ L i n e > - 
-             < I t e m R e f e r e n c e N o _ L i n e _ L b l > I t e m R e f e r e n c e N o _ L i n e _ L b l < / I t e m R e f e r e n c e N o _ L i n e _ L b l > - 
-             < L i n e A m o u n t _ L i n e > L i n e A m o u n t _ L i n e < / L i n e A m o u n t _ L i n e > - 
-             < L i n e A m o u n t _ L i n e _ L b l > L i n e A m o u n t _ L i n e _ L b l < / L i n e A m o u n t _ L i n e _ L b l > - 
-             < L i n e D i s c o u n t P e r c e n t T e x t _ L i n e > L i n e D i s c o u n t P e r c e n t T e x t _ L i n e < / L i n e D i s c o u n t P e r c e n t T e x t _ L i n e > - 
-             < L i n e D i s c o u n t P e r c e n t _ L i n e > L i n e D i s c o u n t P e r c e n t _ L i n e < / L i n e D i s c o u n t P e r c e n t _ L i n e > - 
-             < L i n e N o _ L i n e > L i n e N o _ L i n e < / L i n e N o _ L i n e > - 
-             < P r i c e P e r _ L b l > P r i c e P e r _ L b l < / P r i c e P e r _ L b l > - 
-             < P r i c e _ L b l > P r i c e _ L b l < / P r i c e _ L b l > - 
-             < Q t y _ L b l > Q t y _ L b l < / Q t y _ L b l > - 
-             < Q u a n t i t y _ L i n e > Q u a n t i t y _ L i n e < / Q u a n t i t y _ L i n e > - 
-             < Q u a n t i t y _ L i n e _ L b l > Q u a n t i t y _ L i n e _ L b l < / Q u a n t i t y _ L i n e _ L b l > - 
-             < S h i p m e n t D a t e _ L b l > S h i p m e n t D a t e _ L b l < / S h i p m e n t D a t e _ L b l > - 
-             < S h i p m e n t D a t e _ L i n e > S h i p m e n t D a t e _ L i n e < / S h i p m e n t D a t e _ L i n e > - 
-             < T r a n s H e a d e r A m o u n t > T r a n s H e a d e r A m o u n t < / T r a n s H e a d e r A m o u n t > - 
-             < T y p e _ L i n e > T y p e _ L i n e < / T y p e _ L i n e > - 
-             < U n i t O f M e a s u r e > U n i t O f M e a s u r e < / U n i t O f M e a s u r e > - 
-             < U n i t O f M e a s u r e _ L b l > U n i t O f M e a s u r e _ L b l < / U n i t O f M e a s u r e _ L b l > - 
-             < U n i t P r i c e > U n i t P r i c e < / U n i t P r i c e > - 
-             < U n i t P r i c e _ L b l > U n i t P r i c e _ L b l < / U n i t P r i c e _ L b l > - 
-             < U n i t _ L b l > U n i t _ L b l < / U n i t _ L b l > - 
-             < V A T I d e n t i f i e r _ L i n e > V A T I d e n t i f i e r _ L i n e < / V A T I d e n t i f i e r _ L i n e > - 
-             < V A T I d e n t i f i e r _ L i n e _ L b l > V A T I d e n t i f i e r _ L i n e _ L b l < / V A T I d e n t i f i e r _ L i n e _ L b l > - 
-             < V A T P c t _ L i n e > V A T P c t _ L i n e < / V A T P c t _ L i n e > - 
-             < V A T P c t _ L i n e _ L b l > V A T P c t _ L i n e _ L b l < / V A T P c t _ L i n e _ L b l > +     < T o o l t i p s / > + 
+     < H e a d e r   E l e m e n t T y p e = " D a t a I t e m "   E l e m e n t I d = " 1 2 4 0 3 7 3 8 8 6 " > + 
+         < B i l l T o C o n t a c t E m a i l   E l e m e n t T y p e = " C o l u m n "   E l e m e n t I d = " 3 3 5 8 2 7 8 9 5 "   D a t a T y p e = " T e x t " > B i l l T o C o n t a c t E m a i l < / B i l l T o C o n t a c t E m a i l > + 
+         < B i l l T o C o n t a c t E m a i l L b l   E l e m e n t T y p e = " C o l u m n "   E l e m e n t I d = " 2 9 6 4 7 8 3 6 5 "   D a t a T y p e = " T e x t C o n s t " > B i l l T o C o n t a c t E m a i l L b l < / B i l l T o C o n t a c t E m a i l L b l > + 
+         < B i l l T o C o n t a c t M o b i l e P h o n e N o   E l e m e n t T y p e = " C o l u m n "   E l e m e n t I d = " 2 4 8 4 8 8 6 9 6 "   D a t a T y p e = " T e x t " > B i l l T o C o n t a c t M o b i l e P h o n e N o < / B i l l T o C o n t a c t M o b i l e P h o n e N o > + 
+         < B i l l T o C o n t a c t M o b i l e P h o n e N o L b l   E l e m e n t T y p e = " C o l u m n "   E l e m e n t I d = " 2 7 6 3 1 1 3 3 8 "   D a t a T y p e = " T e x t C o n s t " > B i l l T o C o n t a c t M o b i l e P h o n e N o L b l < / B i l l T o C o n t a c t M o b i l e P h o n e N o L b l > + 
+         < B i l l T o C o n t a c t P h o n e N o   E l e m e n t T y p e = " C o l u m n "   E l e m e n t I d = " 3 6 2 4 7 7 4 8 8 "   D a t a T y p e = " T e x t " > B i l l T o C o n t a c t P h o n e N o < / B i l l T o C o n t a c t P h o n e N o > + 
+         < B i l l T o C o n t a c t P h o n e N o L b l   E l e m e n t T y p e = " C o l u m n "   E l e m e n t I d = " 2 1 2 3 3 4 5 9 6 6 "   D a t a T y p e = " T e x t C o n s t " > B i l l T o C o n t a c t P h o n e N o L b l < / B i l l T o C o n t a c t P h o n e N o L b l > + 
+         < B i l l t o C u s t o m e r N o _ L b l   E l e m e n t T y p e = " C o l u m n "   E l e m e n t I d = " 3 6 9 3 0 7 8 1 3 "   D a t a T y p e = " S t r i n g " > B i l l t o C u s t o m e r N o _ L b l < / B i l l t o C u s t o m e r N o _ L b l > + 
+         < B i l l t o C u s t u m e r N o   E l e m e n t T y p e = " C o l u m n "   E l e m e n t I d = " 2 8 0 4 7 3 0 5 8 "   D a t a T y p e = " C o d e " > B i l l t o C u s t u m e r N o < / B i l l t o C u s t u m e r N o > + 
+         < C o m p a n y A d d r e s s 1   E l e m e n t T y p e = " C o l u m n "   E l e m e n t I d = " 1 8 8 4 1 6 4 3 2 3 "   D a t a T y p e = " T e x t " > C o m p a n y A d d r e s s 1 < / C o m p a n y A d d r e s s 1 > + 
+         < C o m p a n y A d d r e s s 2   E l e m e n t T y p e = " C o l u m n "   E l e m e n t I d = " 1 2 4 6 4 6 7 7 0 6 "   D a t a T y p e = " T e x t " > C o m p a n y A d d r e s s 2 < / C o m p a n y A d d r e s s 2 > + 
+         < C o m p a n y A d d r e s s 3   E l e m e n t T y p e = " C o l u m n "   E l e m e n t I d = " 6 0 8 7 7 1 0 8 9 "   D a t a T y p e = " T e x t " > C o m p a n y A d d r e s s 3 < / C o m p a n y A d d r e s s 3 > + 
+         < C o m p a n y A d d r e s s 4   E l e m e n t T y p e = " C o l u m n "   E l e m e n t I d = " 7 7 7 6 8 0 1 1 2 "   D a t a T y p e = " T e x t " > C o m p a n y A d d r e s s 4 < / C o m p a n y A d d r e s s 4 > + 
+         < C o m p a n y A d d r e s s 5   E l e m e n t T y p e = " C o l u m n "   E l e m e n t I d = " 1 3 9 9 8 3 4 9 5 "   D a t a T y p e = " T e x t " > C o m p a n y A d d r e s s 5 < / C o m p a n y A d d r e s s 5 > + 
+         < C o m p a n y A d d r e s s 6   E l e m e n t T y p e = " C o l u m n "   E l e m e n t I d = " 4 9 7 7 1 3 1 2 2 "   D a t a T y p e = " T e x t " > C o m p a n y A d d r e s s 6 < / C o m p a n y A d d r e s s 6 > + 
+         < C o m p a n y A d d r e s s 7   E l e m e n t T y p e = " C o l u m n "   E l e m e n t I d = " 1 1 3 5 4 0 9 7 3 9 "   D a t a T y p e = " T e x t " > C o m p a n y A d d r e s s 7 < / C o m p a n y A d d r e s s 7 > + 
+         < C o m p a n y A d d r e s s 8   E l e m e n t T y p e = " C o l u m n "   E l e m e n t I d = " 1 7 1 5 2 5 5 3 0 0 "   D a t a T y p e = " T e x t " > C o m p a n y A d d r e s s 8 < / C o m p a n y A d d r e s s 8 > + 
+         < C o m p a n y B a n k A c c o u n t N o   E l e m e n t T y p e = " C o l u m n "   E l e m e n t I d = " 3 0 1 4 0 2 0 4 "   D a t a T y p e = " T e x t " > C o m p a n y B a n k A c c o u n t N o < / C o m p a n y B a n k A c c o u n t N o > + 
+         < C o m p a n y B a n k A c c o u n t N o _ L b l   E l e m e n t T y p e = " C o l u m n "   E l e m e n t I d = " 1 0 9 7 7 4 3 3 4 5 "   D a t a T y p e = " T e x t C o n s t " > C o m p a n y B a n k A c c o u n t N o _ L b l < / C o m p a n y B a n k A c c o u n t N o _ L b l > + 
+         < C o m p a n y B a n k B r a n c h N o   E l e m e n t T y p e = " C o l u m n "   E l e m e n t I d = " 7 9 3 1 3 3 0 5 7 "   D a t a T y p e = " T e x t " > C o m p a n y B a n k B r a n c h N o < / C o m p a n y B a n k B r a n c h N o > + 
+         < C o m p a n y B a n k B r a n c h N o _ L b l   E l e m e n t T y p e = " C o l u m n "   E l e m e n t I d = " 3 2 7 9 0 6 6 9 2 "   D a t a T y p e = " S t r i n g " > C o m p a n y B a n k B r a n c h N o _ L b l < / C o m p a n y B a n k B r a n c h N o _ L b l > + 
+         < C o m p a n y B a n k N a m e   E l e m e n t T y p e = " C o l u m n "   E l e m e n t I d = " 1 5 3 4 9 0 5 6 0 5 "   D a t a T y p e = " T e x t " > C o m p a n y B a n k N a m e < / C o m p a n y B a n k N a m e > + 
+         < C o m p a n y B a n k N a m e _ L b l   E l e m e n t T y p e = " C o l u m n "   E l e m e n t I d = " 1 2 0 4 3 0 7 0 1 4 "   D a t a T y p e = " T e x t C o n s t " > C o m p a n y B a n k N a m e _ L b l < / C o m p a n y B a n k N a m e _ L b l > + 
+         < C o m p a n y C u s t o m G i r o   E l e m e n t T y p e = " C o l u m n "   E l e m e n t I d = " 1 6 7 0 4 7 5 7 9 8 "   D a t a T y p e = " T e x t " > C o m p a n y C u s t o m G i r o < / C o m p a n y C u s t o m G i r o > + 
+         < C o m p a n y C u s t o m G i r o _ L b l   E l e m e n t T y p e = " C o l u m n "   E l e m e n t I d = " 8 9 1 4 3 9 6 2 5 "   D a t a T y p e = " T e x t " > C o m p a n y C u s t o m G i r o _ L b l < / C o m p a n y C u s t o m G i r o _ L b l > + 
+         < C o m p a n y E M a i l   E l e m e n t T y p e = " C o l u m n "   E l e m e n t I d = " 1 6 7 7 0 7 4 0 5 8 "   D a t a T y p e = " T e x t " > C o m p a n y E M a i l < / C o m p a n y E M a i l > + 
+         < C o m p a n y G i r o N o   E l e m e n t T y p e = " C o l u m n "   E l e m e n t I d = " 1 3 6 0 1 9 6 3 2 0 "   D a t a T y p e = " T e x t " > C o m p a n y G i r o N o < / C o m p a n y G i r o N o > + 
+         < C o m p a n y G i r o N o _ L b l   E l e m e n t T y p e = " C o l u m n "   E l e m e n t I d = " 8 6 1 6 0 2 1 1 5 "   D a t a T y p e = " T e x t C o n s t " > C o m p a n y G i r o N o _ L b l < / C o m p a n y G i r o N o _ L b l > + 
+         < C o m p a n y H o m e P a g e   E l e m e n t T y p e = " C o l u m n "   E l e m e n t I d = " 1 9 8 9 1 8 8 7 0 "   D a t a T y p e = " T e x t " > C o m p a n y H o m e P a g e < / C o m p a n y H o m e P a g e > + 
+         < C o m p a n y I B A N   E l e m e n t T y p e = " C o l u m n "   E l e m e n t I d = " 9 0 6 5 4 9 1 8 2 "   D a t a T y p e = " C o d e " > C o m p a n y I B A N < / C o m p a n y I B A N > + 
+         < C o m p a n y I B A N _ L b l   E l e m e n t T y p e = " C o l u m n "   E l e m e n t I d = " 1 2 6 7 9 5 2 2 2 7 "   D a t a T y p e = " S t r i n g " > C o m p a n y I B A N _ L b l < / C o m p a n y I B A N _ L b l > + 
+         < C o m p a n y L e g a l O f f i c e   E l e m e n t T y p e = " C o l u m n "   E l e m e n t I d = " 7 1 4 2 5 8 1 1 1 "   D a t a T y p e = " T e x t " > C o m p a n y L e g a l O f f i c e < / C o m p a n y L e g a l O f f i c e > + 
+         < C o m p a n y L e g a l O f f i c e _ L b l   E l e m e n t T y p e = " C o l u m n "   E l e m e n t I d = " 1 5 3 3 1 7 5 1 0 8 "   D a t a T y p e = " T e x t " > C o m p a n y L e g a l O f f i c e _ L b l < / C o m p a n y L e g a l O f f i c e _ L b l > + 
+         < C o m p a n y L e g a l S t a t e m e n t   E l e m e n t T y p e = " C o l u m n "   E l e m e n t I d = " 4 4 8 3 5 8 8 7 6 "   D a t a T y p e = " T e x t " > C o m p a n y L e g a l S t a t e m e n t < / C o m p a n y L e g a l S t a t e m e n t > + 
+         < C o m p a n y L o g o P o s i t i o n   E l e m e n t T y p e = " C o l u m n "   E l e m e n t I d = " 1 4 2 5 2 6 6 6 8 8 "   D a t a T y p e = " I n t e g e r " > C o m p a n y L o g o P o s i t i o n < / C o m p a n y L o g o P o s i t i o n > + 
+         < C o m p a n y P h o n e N o   E l e m e n t T y p e = " C o l u m n "   E l e m e n t I d = " 2 5 0 4 4 0 6 5 5 "   D a t a T y p e = " T e x t " > C o m p a n y P h o n e N o < / C o m p a n y P h o n e N o > + 
+         < C o m p a n y P h o n e N o _ L b l   E l e m e n t T y p e = " C o l u m n "   E l e m e n t I d = " 5 5 8 5 9 3 5 8 6 "   D a t a T y p e = " T e x t C o n s t " > C o m p a n y P h o n e N o _ L b l < / C o m p a n y P h o n e N o _ L b l > + 
+         < C o m p a n y P i c t u r e   E l e m e n t T y p e = " C o l u m n "   E l e m e n t I d = " 1 3 9 7 4 1 1 0 7 4 "   D a t a T y p e = " B L O B " / > + 
+         < C o m p a n y R e g i s t r a t i o n N u m b e r   E l e m e n t T y p e = " C o l u m n "   E l e m e n t I d = " 2 0 2 3 6 3 9 4 2 4 "   D a t a T y p e = " T e x t " > C o m p a n y R e g i s t r a t i o n N u m b e r < / C o m p a n y R e g i s t r a t i o n N u m b e r > + 
+         < C o m p a n y R e g i s t r a t i o n N u m b e r _ L b l   E l e m e n t T y p e = " C o l u m n "   E l e m e n t I d = " 1 8 3 3 1 0 6 6 5 3 "   D a t a T y p e = " T e x t " > C o m p a n y R e g i s t r a t i o n N u m b e r _ L b l < / C o m p a n y R e g i s t r a t i o n N u m b e r _ L b l > + 
+         < C o m p a n y S W I F T   E l e m e n t T y p e = " C o l u m n "   E l e m e n t I d = " 6 6 8 2 5 0 2 4 5 "   D a t a T y p e = " C o d e " > C o m p a n y S W I F T < / C o m p a n y S W I F T > + 
+         < C o m p a n y S W I F T _ L b l   E l e m e n t T y p e = " C o l u m n "   E l e m e n t I d = " 2 0 2 9 5 9 7 3 8 4 "   D a t a T y p e = " S t r i n g " > C o m p a n y S W I F T _ L b l < / C o m p a n y S W I F T _ L b l > + 
+         < C o m p a n y V A T R e g i s t r a t i o n N o   E l e m e n t T y p e = " C o l u m n "   E l e m e n t I d = " 1 9 1 4 0 1 3 6 4 9 "   D a t a T y p e = " T e x t " > C o m p a n y V A T R e g i s t r a t i o n N o < / C o m p a n y V A T R e g i s t r a t i o n N o > + 
+         < C o m p a n y V A T R e g i s t r a t i o n N o _ L b l   E l e m e n t T y p e = " C o l u m n "   E l e m e n t I d = " 9 2 4 5 0 3 1 2 4 "   D a t a T y p e = " T e x t " > C o m p a n y V A T R e g i s t r a t i o n N o _ L b l < / C o m p a n y V A T R e g i s t r a t i o n N o _ L b l > + 
+         < C o m p a n y V A T R e g N o   E l e m e n t T y p e = " C o l u m n "   E l e m e n t I d = " 1 7 1 4 3 1 9 3 6 "   D a t a T y p e = " T e x t " > C o m p a n y V A T R e g N o < / C o m p a n y V A T R e g N o > + 
+         < C o m p a n y V A T R e g N o _ L b l   E l e m e n t T y p e = " C o l u m n "   E l e m e n t I d = " 7 7 3 2 0 1 5 0 1 "   D a t a T y p e = " T e x t " > C o m p a n y V A T R e g N o _ L b l < / C o m p a n y V A T R e g N o _ L b l > + 
+         < C o n t a c t _ L b l   E l e m e n t T y p e = " C o l u m n "   E l e m e n t I d = " 1 1 5 5 0 9 4 7 5 2 "   D a t a T y p e = " T e x t " > C o n t a c t _ L b l < / C o n t a c t _ L b l > + 
+         < C o p y _ L b l   E l e m e n t T y p e = " C o l u m n "   E l e m e n t I d = " 6 0 4 7 8 2 7 8 1 "   D a t a T y p e = " T e x t C o n s t " > C o p y _ L b l < / C o p y _ L b l > + 
+         < C u s t o m e r A d d r e s s 1   E l e m e n t T y p e = " C o l u m n "   E l e m e n t I d = " 1 8 0 1 9 6 6 4 5 4 "   D a t a T y p e = " T e x t " > C u s t o m e r A d d r e s s 1 < / C u s t o m e r A d d r e s s 1 > + 
+         < C u s t o m e r A d d r e s s 2   E l e m e n t T y p e = " C o l u m n "   E l e m e n t I d = " 1 1 6 4 2 6 9 8 3 7 "   D a t a T y p e = " T e x t " > C u s t o m e r A d d r e s s 2 < / C u s t o m e r A d d r e s s 2 > + 
+         < C u s t o m e r A d d r e s s 3   E l e m e n t T y p e = " C o l u m n "   E l e m e n t I d = " 5 2 6 5 7 3 2 2 0 "   D a t a T y p e = " T e x t " > C u s t o m e r A d d r e s s 3 < / C u s t o m e r A d d r e s s 3 > + 
+         < C u s t o m e r A d d r e s s 4   E l e m e n t T y p e = " C o l u m n "   E l e m e n t I d = " 1 1 1 1 2 3 3 9 7 "   D a t a T y p e = " T e x t " > C u s t o m e r A d d r e s s 4 < / C u s t o m e r A d d r e s s 4 > + 
+         < C u s t o m e r A d d r e s s 5   E l e m e n t T y p e = " C o l u m n "   E l e m e n t I d = " 7 4 8 8 2 0 0 1 4 "   D a t a T y p e = " T e x t " > C u s t o m e r A d d r e s s 5 < / C u s t o m e r A d d r e s s 5 > + 
+         < C u s t o m e r A d d r e s s 6   E l e m e n t T y p e = " C o l u m n "   E l e m e n t I d = " 1 3 8 6 5 1 6 6 3 1 "   D a t a T y p e = " T e x t " > C u s t o m e r A d d r e s s 6 < / C u s t o m e r A d d r e s s 6 > + 
+         < C u s t o m e r A d d r e s s 7   E l e m e n t T y p e = " C o l u m n "   E l e m e n t I d = " 2 0 2 4 2 1 3 2 4 8 "   D a t a T y p e = " T e x t " > C u s t o m e r A d d r e s s 7 < / C u s t o m e r A d d r e s s 7 > + 
+         < C u s t o m e r A d d r e s s 8   E l e m e n t T y p e = " C o l u m n "   E l e m e n t I d = " 1 0 4 8 6 9 8 5 8 5 "   D a t a T y p e = " T e x t " > C u s t o m e r A d d r e s s 8 < / C u s t o m e r A d d r e s s 8 > + 
+         < C u s t o m e r P o s t a l B a r C o d e   E l e m e n t T y p e = " C o l u m n "   E l e m e n t I d = " 3 9 8 5 8 0 6 8 8 "   D a t a T y p e = " T e x t " > C u s t o m e r P o s t a l B a r C o d e < / C u s t o m e r P o s t a l B a r C o d e > + 
+         < D o c u m e n t C o p y T e x t   E l e m e n t T y p e = " C o l u m n "   E l e m e n t I d = " 1 8 2 4 9 4 6 0 4 6 "   D a t a T y p e = " S t r i n g " > D o c u m e n t C o p y T e x t < / D o c u m e n t C o p y T e x t > + 
+         < D o c u m e n t D a t e   E l e m e n t T y p e = " C o l u m n "   E l e m e n t I d = " 5 5 2 8 7 1 9 1 4 "   D a t a T y p e = " S t r i n g " > D o c u m e n t D a t e < / D o c u m e n t D a t e > + 
+         < D o c u m e n t D a t e _ L b l   E l e m e n t T y p e = " C o l u m n "   E l e m e n t I d = " 1 0 2 6 4 9 4 8 3 "   D a t a T y p e = " S t r i n g " > D o c u m e n t D a t e _ L b l < / D o c u m e n t D a t e _ L b l > + 
+         < D o c u m e n t N o   E l e m e n t T y p e = " C o l u m n "   E l e m e n t I d = " 9 7 0 3 5 0 5 3 9 "   D a t a T y p e = " C o d e " > D o c u m e n t N o < / D o c u m e n t N o > + 
+         < D o c u m e n t N o _ L b l   E l e m e n t T y p e = " C o l u m n "   E l e m e n t I d = " 7 8 9 7 9 5 9 7 8 "   D a t a T y p e = " T e x t C o n s t " > D o c u m e n t N o _ L b l < / D o c u m e n t N o _ L b l > + 
+         < D o c u m e n t T i t l e _ L b l   E l e m e n t T y p e = " C o l u m n "   E l e m e n t I d = " 8 5 8 4 2 3 9 2 9 "   D a t a T y p e = " T e x t C o n s t " > D o c u m e n t T i t l e _ L b l < / D o c u m e n t T i t l e _ L b l > + 
+         < D u e D a t e   E l e m e n t T y p e = " C o l u m n "   E l e m e n t I d = " 7 4 5 1 7 0 2 0 3 "   D a t a T y p e = " S t r i n g " > D u e D a t e < / D u e D a t e > + 
+         < D u e D a t e _ L b l   E l e m e n t T y p e = " C o l u m n "   E l e m e n t I d = " 1 6 4 8 2 8 4 6 4 8 "   D a t a T y p e = " S t r i n g " > D u e D a t e _ L b l < / D u e D a t e _ L b l > + 
+         < E M a i l _ L b l   E l e m e n t T y p e = " C o l u m n "   E l e m e n t I d = " 1 4 3 8 8 6 8 0 1 2 "   D a t a T y p e = " T e x t C o n s t " > E M a i l _ L b l < / E M a i l _ L b l > + 
+         < E s t i m a t e _ L b l   E l e m e n t T y p e = " C o l u m n "   E l e m e n t I d = " 2 0 9 6 4 3 4 6 2 2 "   D a t a T y p e = " T e x t C o n s t " > E s t i m a t e _ L b l < / E s t i m a t e _ L b l > + 
+         < E s t i m a t e B o d y _ L b l   E l e m e n t T y p e = " C o l u m n "   E l e m e n t I d = " 1 0 4 4 3 4 7 9 8 6 "   D a t a T y p e = " T e x t C o n s t " > E s t i m a t e B o d y _ L b l < / E s t i m a t e B o d y _ L b l > + 
+         < E s t i m a t e F o r _ L b l   E l e m e n t T y p e = " C o l u m n "   E l e m e n t I d = " 1 7 6 1 6 6 6 0 1 3 "   D a t a T y p e = " T e x t C o n s t " > E s t i m a t e F o r _ L b l < / E s t i m a t e F o r _ L b l > + 
+         < E x c h a n g e R a t e A s T e x t   E l e m e n t T y p e = " C o l u m n "   E l e m e n t I d = " 5 9 2 9 5 5 8 4 5 "   D a t a T y p e = " T e x t " > E x c h a n g e R a t e A s T e x t < / E x c h a n g e R a t e A s T e x t > + 
+         < E x t e r n a l D o c u m e n t N o   E l e m e n t T y p e = " C o l u m n "   E l e m e n t I d = " 7 3 3 9 5 3 9 6 6 "   D a t a T y p e = " C o d e " > E x t e r n a l D o c u m e n t N o < / E x t e r n a l D o c u m e n t N o > + 
+         < E x t e r n a l D o c u m e n t N o L b l   E l e m e n t T y p e = " C o l u m n "   E l e m e n t I d = " 7 8 3 2 8 7 4 5 2 "   D a t a T y p e = " S t r i n g " > E x t e r n a l D o c u m e n t N o L b l < / E x t e r n a l D o c u m e n t N o L b l > + 
+         < F r o m _ L b l   E l e m e n t T y p e = " C o l u m n "   E l e m e n t I d = " 4 8 5 4 2 6 1 3 8 "   D a t a T y p e = " T e x t C o n s t " > F r o m _ L b l < / F r o m _ L b l > + 
+         < H o m e P a g e _ L b l   E l e m e n t T y p e = " C o l u m n "   E l e m e n t I d = " 1 4 3 3 5 9 2 3 0 0 "   D a t a T y p e = " T e x t C o n s t " > H o m e P a g e _ L b l < / H o m e P a g e _ L b l > + 
+         < I n v o i c e D i s c o u n t A m o u n t _ L b l   E l e m e n t T y p e = " C o l u m n "   E l e m e n t I d = " 1 5 9 3 0 1 2 7 3 6 "   D a t a T y p e = " T e x t C o n s t " > I n v o i c e D i s c o u n t A m o u n t _ L b l < / I n v o i c e D i s c o u n t A m o u n t _ L b l > + 
+         < I n v o i c e D i s c o u n t B a s e A m o u n t _ L b l   E l e m e n t T y p e = " C o l u m n "   E l e m e n t I d = " 2 0 2 9 2 6 6 8 7 5 "   D a t a T y p e = " T e x t C o n s t " > I n v o i c e D i s c o u n t B a s e A m o u n t _ L b l < / I n v o i c e D i s c o u n t B a s e A m o u n t _ L b l > + 
+         < L e g a l E n t i t y T y p e   E l e m e n t T y p e = " C o l u m n "   E l e m e n t I d = " 2 0 5 1 8 7 3 5 6 3 "   D a t a T y p e = " T e x t " > L e g a l E n t i t y T y p e < / L e g a l E n t i t y T y p e > + 
+         < L e g a l E n t i t y T y p e _ L b l   E l e m e n t T y p e = " C o l u m n "   E l e m e n t I d = " 2 0 8 0 2 2 4 7 9 2 "   D a t a T y p e = " T e x t " > L e g a l E n t i t y T y p e _ L b l < / L e g a l E n t i t y T y p e _ L b l > + 
+         < L i n e A m o u n t A f t e r I n v o i c e D i s c o u n t _ L b l   E l e m e n t T y p e = " C o l u m n "   E l e m e n t I d = " 6 7 3 7 2 1 0 9 4 "   D a t a T y p e = " T e x t C o n s t " > L i n e A m o u n t A f t e r I n v o i c e D i s c o u n t _ L b l < / L i n e A m o u n t A f t e r I n v o i c e D i s c o u n t _ L b l > + 
+         < L o c a l C u r r e n c y _ L b l   E l e m e n t T y p e = " C o l u m n "   E l e m e n t I d = " 1 5 5 9 6 9 3 4 2 2 "   D a t a T y p e = " T e x t C o n s t " > L o c a l C u r r e n c y _ L b l < / L o c a l C u r r e n c y _ L b l > + 
+         < P a g e _ L b l   E l e m e n t T y p e = " C o l u m n "   E l e m e n t I d = " 6 8 0 6 4 8 0 9 1 "   D a t a T y p e = " T e x t C o n s t " > P a g e _ L b l < / P a g e _ L b l > + 
+         < P a y m e n t M e t h o d D e s c r i p t i o n   E l e m e n t T y p e = " C o l u m n "   E l e m e n t I d = " 5 8 5 7 5 7 9 7 4 "   D a t a T y p e = " T e x t " > P a y m e n t M e t h o d D e s c r i p t i o n < / P a y m e n t M e t h o d D e s c r i p t i o n > + 
+         < P a y m e n t M e t h o d D e s c r i p t i o n _ L b l   E l e m e n t T y p e = " C o l u m n "   E l e m e n t I d = " 7 9 7 1 1 7 3 2 3 "   D a t a T y p e = " T e x t C o n s t " > P a y m e n t M e t h o d D e s c r i p t i o n _ L b l < / P a y m e n t M e t h o d D e s c r i p t i o n _ L b l > + 
+         < P a y m e n t T e r m s D e s c r i p t i o n   E l e m e n t T y p e = " C o l u m n "   E l e m e n t I d = " 2 0 3 8 7 4 2 7 0 0 "   D a t a T y p e = " T e x t " > P a y m e n t T e r m s D e s c r i p t i o n < / P a y m e n t T e r m s D e s c r i p t i o n > + 
+         < P a y m e n t T e r m s D e s c r i p t i o n _ L b l   E l e m e n t T y p e = " C o l u m n "   E l e m e n t I d = " 1 8 7 4 4 9 4 3 2 1 "   D a t a T y p e = " T e x t C o n s t " > P a y m e n t T e r m s D e s c r i p t i o n _ L b l < / P a y m e n t T e r m s D e s c r i p t i o n _ L b l > + 
+         < P r i c e s I n c l u d i n g V A T   E l e m e n t T y p e = " C o l u m n "   E l e m e n t I d = " 5 1 8 8 1 7 1 6 7 "   D a t a T y p e = " B o o l e a n " > P r i c e s I n c l u d i n g V A T < / P r i c e s I n c l u d i n g V A T > + 
+         < P r i c e s I n c l u d i n g V A T _ L b l   E l e m e n t T y p e = " C o l u m n "   E l e m e n t I d = " 1 3 7 7 9 7 9 4 4 4 "   D a t a T y p e = " S t r i n g " > P r i c e s I n c l u d i n g V A T _ L b l < / P r i c e s I n c l u d i n g V A T _ L b l > + 
+         < P r i c e s I n c l u d i n g V A T Y e s N o   E l e m e n t T y p e = " C o l u m n "   E l e m e n t I d = " 1 4 1 1 1 4 7 5 9 9 "   D a t a T y p e = " S t r i n g " > P r i c e s I n c l u d i n g V A T Y e s N o < / P r i c e s I n c l u d i n g V A T Y e s N o > + 
+         < Q u e s t i o n s _ L b l   E l e m e n t T y p e = " C o l u m n "   E l e m e n t I d = " 2 0 7 0 8 9 0 0 1 9 "   D a t a T y p e = " T e x t C o n s t " > Q u e s t i o n s _ L b l < / Q u e s t i o n s _ L b l > + 
+         < Q u o t e V a l i d T o D a t e   E l e m e n t T y p e = " C o l u m n "   E l e m e n t I d = " 1 1 4 8 7 3 3 1 3 0 "   D a t a T y p e = " S t r i n g " > Q u o t e V a l i d T o D a t e < / Q u o t e V a l i d T o D a t e > + 
+         < Q u o t e V a l i d T o D a t e _ L b l   E l e m e n t T y p e = " C o l u m n "   E l e m e n t I d = " 1 2 9 2 3 5 4 1 3 "   D a t a T y p e = " T e x t C o n s t " > Q u o t e V a l i d T o D a t e _ L b l < / Q u o t e V a l i d T o D a t e _ L b l > + 
+         < S a l e s I n v o i c e L i n e D i s c o u n t _ L b l   E l e m e n t T y p e = " C o l u m n "   E l e m e n t I d = " 6 6 4 6 0 1 5 8 2 "   D a t a T y p e = " T e x t C o n s t " > S a l e s I n v o i c e L i n e D i s c o u n t _ L b l < / S a l e s I n v o i c e L i n e D i s c o u n t _ L b l > + 
+         < S a l e s P e r s o n _ L b l   E l e m e n t T y p e = " C o l u m n "   E l e m e n t I d = " 1 5 6 4 1 9 6 3 6 5 "   D a t a T y p e = " T e x t C o n s t " > S a l e s P e r s o n _ L b l < / S a l e s P e r s o n _ L b l > + 
+         < S a l e s P e r s o n B l a n k _ L b l   E l e m e n t T y p e = " C o l u m n "   E l e m e n t I d = " 6 5 4 6 2 4 6 0 1 "   D a t a T y p e = " T e x t " > S a l e s P e r s o n B l a n k _ L b l < / S a l e s P e r s o n B l a n k _ L b l > + 
+         < S a l e s P e r s o n N a m e   E l e m e n t T y p e = " C o l u m n "   E l e m e n t I d = " 8 7 1 4 9 2 9 8 3 "   D a t a T y p e = " T e x t " > S a l e s P e r s o n N a m e < / S a l e s P e r s o n N a m e > + 
+         < S e l l T o C o n t a c t E m a i l   E l e m e n t T y p e = " C o l u m n "   E l e m e n t I d = " 2 6 2 8 2 4 5 6 4 "   D a t a T y p e = " T e x t " > S e l l T o C o n t a c t E m a i l < / S e l l T o C o n t a c t E m a i l > + 
+         < S e l l T o C o n t a c t E m a i l L b l   E l e m e n t T y p e = " C o l u m n "   E l e m e n t I d = " 3 7 0 9 2 0 3 7 4 "   D a t a T y p e = " T e x t C o n s t " > S e l l T o C o n t a c t E m a i l L b l < / S e l l T o C o n t a c t E m a i l L b l > + 
+         < S e l l T o C o n t a c t M o b i l e P h o n e N o   E l e m e n t T y p e = " C o l u m n "   E l e m e n t I d = " 1 8 4 3 5 8 7 4 7 "   D a t a T y p e = " T e x t " > S e l l T o C o n t a c t M o b i l e P h o n e N o < / S e l l T o C o n t a c t M o b i l e P h o n e N o > + 
+         < S e l l T o C o n t a c t M o b i l e P h o n e N o L b l   E l e m e n t T y p e = " C o l u m n "   E l e m e n t I d = " 1 4 5 7 5 2 8 4 1 7 "   D a t a T y p e = " T e x t C o n s t " > S e l l T o C o n t a c t M o b i l e P h o n e N o L b l < / S e l l T o C o n t a c t M o b i l e P h o n e N o L b l > + 
+         < S e l l T o C o n t a c t P h o n e N o   E l e m e n t T y p e = " C o l u m n "   E l e m e n t I d = " 1 6 1 3 8 2 2 4 8 3 "   D a t a T y p e = " T e x t " > S e l l T o C o n t a c t P h o n e N o < / S e l l T o C o n t a c t P h o n e N o > + 
+         < S e l l T o C o n t a c t P h o n e N o L b l   E l e m e n t T y p e = " C o l u m n "   E l e m e n t I d = " 1 0 5 0 6 8 6 8 0 9 "   D a t a T y p e = " T e x t C o n s t " > S e l l T o C o n t a c t P h o n e N o L b l < / S e l l T o C o n t a c t P h o n e N o L b l > + 
+         < S e l l t o C u s t o m e r N o   E l e m e n t T y p e = " C o l u m n "   E l e m e n t I d = " 2 0 5 0 6 4 7 3 4 9 "   D a t a T y p e = " C o d e " > S e l l t o C u s t o m e r N o < / S e l l t o C u s t o m e r N o > + 
+         < S e l l t o C u s t o m e r N o _ L b l   E l e m e n t T y p e = " C o l u m n "   E l e m e n t I d = " 2 9 8 3 8 1 5 1 2 "   D a t a T y p e = " S t r i n g " > S e l l t o C u s t o m e r N o _ L b l < / S e l l t o C u s t o m e r N o _ L b l > + 
+         < S h i p m e n t _ L b l   E l e m e n t T y p e = " C o l u m n "   E l e m e n t I d = " 2 0 8 5 7 6 7 1 2 0 "   D a t a T y p e = " T e x t C o n s t " > S h i p m e n t _ L b l < / S h i p m e n t _ L b l > + 
+         < S h i p m e n t M e t h o d D e s c r i p t i o n   E l e m e n t T y p e = " C o l u m n "   E l e m e n t I d = " 2 0 5 9 4 0 3 2 6 0 "   D a t a T y p e = " T e x t " > S h i p m e n t M e t h o d D e s c r i p t i o n < / S h i p m e n t M e t h o d D e s c r i p t i o n > + 
+         < S h i p m e n t M e t h o d D e s c r i p t i o n _ L b l   E l e m e n t T y p e = " C o l u m n "   E l e m e n t I d = " 1 1 7 9 9 7 8 4 6 5 "   D a t a T y p e = " T e x t C o n s t " > S h i p m e n t M e t h o d D e s c r i p t i o n _ L b l < / S h i p m e n t M e t h o d D e s c r i p t i o n _ L b l > + 
+         < S h i p T o A d d r e s s _ L b l   E l e m e n t T y p e = " C o l u m n "   E l e m e n t I d = " 1 6 5 0 5 0 5 0 1 7 "   D a t a T y p e = " T e x t C o n s t " > S h i p T o A d d r e s s _ L b l < / S h i p T o A d d r e s s _ L b l > + 
+         < S h i p T o A d d r e s s 1   E l e m e n t T y p e = " C o l u m n "   E l e m e n t I d = " 1 3 5 7 6 7 2 8 6 1 "   D a t a T y p e = " T e x t " > S h i p T o A d d r e s s 1 < / S h i p T o A d d r e s s 1 > + 
+         < S h i p T o A d d r e s s 2   E l e m e n t T y p e = " C o l u m n "   E l e m e n t I d = " 1 0 2 4 2 0 4 5 8 4 "   D a t a T y p e = " T e x t " > S h i p T o A d d r e s s 2 < / S h i p T o A d d r e s s 2 > + 
+         < S h i p T o A d d r e s s 3   E l e m e n t T y p e = " C o l u m n "   E l e m e n t I d = " 1 6 6 1 9 0 1 2 0 1 "   D a t a T y p e = " T e x t " > S h i p T o A d d r e s s 3 < / S h i p T o A d d r e s s 3 > + 
+         < S h i p T o A d d r e s s 4   E l e m e n t T y p e = " C o l u m n "   E l e m e n t I d = " 5 5 5 4 1 6 9 9 0 "   D a t a T y p e = " T e x t " > S h i p T o A d d r e s s 4 < / S h i p T o A d d r e s s 4 > + 
+         < S h i p T o A d d r e s s 5   E l e m e n t T y p e = " C o l u m n "   E l e m e n t I d = " 1 1 9 3 1 1 3 6 0 7 "   D a t a T y p e = " T e x t " > S h i p T o A d d r e s s 5 < / S h i p T o A d d r e s s 5 > + 
+         < S h i p T o A d d r e s s 6   E l e m e n t T y p e = " C o l u m n "   E l e m e n t I d = " 7 1 9 9 7 6 2 4 4 "   D a t a T y p e = " T e x t " > S h i p T o A d d r e s s 6 < / S h i p T o A d d r e s s 6 > + 
+         < S h i p T o A d d r e s s 7   E l e m e n t T y p e = " C o l u m n "   E l e m e n t I d = " 8 2 2 7 9 6 2 7 "   D a t a T y p e = " T e x t " > S h i p T o A d d r e s s 7 < / S h i p T o A d d r e s s 7 > + 
+         < S h i p T o A d d r e s s 8   E l e m e n t T y p e = " C o l u m n "   E l e m e n t I d = " 1 4 9 2 9 9 2 1 7 8 "   D a t a T y p e = " T e x t " > S h i p T o A d d r e s s 8 < / S h i p T o A d d r e s s 8 > + 
+         < S h i p T o P h o n e N o   E l e m e n t T y p e = " C o l u m n "   E l e m e n t I d = " 3 6 9 7 0 2 2 5 5 "   D a t a T y p e = " T e x t " > S h i p T o P h o n e N o < / S h i p T o P h o n e N o > + 
+         < S h o w S h i p p i n g A d d r e s s   E l e m e n t T y p e = " C o l u m n "   E l e m e n t I d = " 1 1 2 0 0 7 1 2 6 6 "   D a t a T y p e = " B o o l e a n " > S h o w S h i p p i n g A d d r e s s < / S h o w S h i p p i n g A d d r e s s > + 
+         < S h o w W o r k D e s c r i p t i o n   E l e m e n t T y p e = " C o l u m n "   E l e m e n t I d = " 7 8 5 4 6 8 8 6 5 "   D a t a T y p e = " B o o l e a n " > S h o w W o r k D e s c r i p t i o n < / S h o w W o r k D e s c r i p t i o n > + 
+         < S u b t o t a l _ L b l   E l e m e n t T y p e = " C o l u m n "   E l e m e n t I d = " 1 9 6 7 7 9 5 1 4 2 "   D a t a T y p e = " T e x t C o n s t " > S u b t o t a l _ L b l < / S u b t o t a l _ L b l > + 
+         < T h a n k s _ L b l   E l e m e n t T y p e = " C o l u m n "   E l e m e n t I d = " 2 1 0 3 3 0 5 5 2 5 "   D a t a T y p e = " T e x t C o n s t " > T h a n k s _ L b l < / T h a n k s _ L b l > + 
+         < T o t a l _ L b l   E l e m e n t T y p e = " C o l u m n "   E l e m e n t I d = " 1 2 1 0 1 0 0 8 7 8 "   D a t a T y p e = " T e x t C o n s t " > T o t a l _ L b l < / T o t a l _ L b l > + 
+         < V A T A m o u n t _ L b l   E l e m e n t T y p e = " C o l u m n "   E l e m e n t I d = " 1 0 9 4 6 5 7 2 9 "   D a t a T y p e = " T e x t C o n s t " > V A T A m o u n t _ L b l < / V A T A m o u n t _ L b l > + 
+         < V A T A m o u n t S p e c i f i c a t i o n _ L b l   E l e m e n t T y p e = " C o l u m n "   E l e m e n t I d = " 8 7 8 7 0 6 8 4 6 "   D a t a T y p e = " T e x t C o n s t " > V A T A m o u n t S p e c i f i c a t i o n _ L b l < / V A T A m o u n t S p e c i f i c a t i o n _ L b l > + 
+         < V A T B a s e _ L b l   E l e m e n t T y p e = " C o l u m n "   E l e m e n t I d = " 1 8 6 6 1 5 8 2 7 8 "   D a t a T y p e = " T e x t C o n s t " > V A T B a s e _ L b l < / V A T B a s e _ L b l > + 
+         < V A T C l a u s e _ L b l   E l e m e n t T y p e = " C o l u m n "   E l e m e n t I d = " 1 5 7 0 4 9 5 4 9 0 "   D a t a T y p e = " S t r i n g " > V A T C l a u s e _ L b l < / V A T C l a u s e _ L b l > + 
+         < V A T C l a u s e s _ L b l   E l e m e n t T y p e = " C o l u m n "   E l e m e n t I d = " 1 3 8 3 9 2 0 0 1 9 "   D a t a T y p e = " T e x t C o n s t " > V A T C l a u s e s _ L b l < / V A T C l a u s e s _ L b l > + 
+         < V A T I d e n t i f i e r _ L b l   E l e m e n t T y p e = " C o l u m n "   E l e m e n t I d = " 1 6 8 6 6 2 3 9 8 4 "   D a t a T y p e = " T e x t C o n s t " > V A T I d e n t i f i e r _ L b l < / V A T I d e n t i f i e r _ L b l > + 
+         < V A T P e r c e n t a g e _ L b l   E l e m e n t T y p e = " C o l u m n "   E l e m e n t I d = " 6 7 6 6 5 4 5 6 5 "   D a t a T y p e = " T e x t C o n s t " > V A T P e r c e n t a g e _ L b l < / V A T P e r c e n t a g e _ L b l > + 
+         < V A T R e g i s t r a t i o n N o   E l e m e n t T y p e = " C o l u m n "   E l e m e n t I d = " 1 8 8 9 1 9 5 4 0 2 "   D a t a T y p e = " T e x t " > V A T R e g i s t r a t i o n N o < / V A T R e g i s t r a t i o n N o > + 
+         < V A T R e g i s t r a t i o n N o _ L b l   E l e m e n t T y p e = " C o l u m n "   E l e m e n t I d = " 1 4 2 4 6 1 6 0 8 5 "   D a t a T y p e = " T e x t " > V A T R e g i s t r a t i o n N o _ L b l < / V A T R e g i s t r a t i o n N o _ L b l > + 
+         < Y o u r E s t i m a t e _ L b l   E l e m e n t T y p e = " C o l u m n "   E l e m e n t I d = " 4 9 2 1 8 5 2 2 5 "   D a t a T y p e = " T e x t C o n s t " > Y o u r E s t i m a t e _ L b l < / Y o u r E s t i m a t e _ L b l > + 
+         < Y o u r R e f e r e n c e   E l e m e n t T y p e = " C o l u m n "   E l e m e n t I d = " 1 1 0 3 9 9 5 1 "   D a t a T y p e = " T e x t " > Y o u r R e f e r e n c e < / Y o u r R e f e r e n c e > + 
+         < Y o u r R e f e r e n c e _ _ L b l   E l e m e n t T y p e = " C o l u m n "   E l e m e n t I d = " 1 1 2 6 2 8 0 3 7 1 "   D a t a T y p e = " S t r i n g " > Y o u r R e f e r e n c e _ _ L b l < / Y o u r R e f e r e n c e _ _ L b l > + 
+         < L i n e   E l e m e n t T y p e = " D a t a I t e m "   E l e m e n t I d = " 4 1 1 9 7 6 1 3 3 " > + 
+             < A m o u n t E x c l u d i n g V A T _ L i n e   E l e m e n t T y p e = " C o l u m n "   E l e m e n t I d = " 1 0 6 2 4 6 0 0 4 0 "   D a t a T y p e = " D e c i m a l " > A m o u n t E x c l u d i n g V A T _ L i n e < / A m o u n t E x c l u d i n g V A T _ L i n e > + 
+             < A m o u n t E x c l u d i n g V A T _ L i n e _ L b l   E l e m e n t T y p e = " C o l u m n "   E l e m e n t I d = " 2 0 0 2 8 7 4 4 7 5 "   D a t a T y p e = " S t r i n g " > A m o u n t E x c l u d i n g V A T _ L i n e _ L b l < / A m o u n t E x c l u d i n g V A T _ L i n e _ L b l > + 
+             < A m o u n t I n c l u d i n g V A T _ L i n e   E l e m e n t T y p e = " C o l u m n "   E l e m e n t I d = " 7 7 0 9 2 8 4 0 2 "   D a t a T y p e = " D e c i m a l " > A m o u n t I n c l u d i n g V A T _ L i n e < / A m o u n t I n c l u d i n g V A T _ L i n e > + 
+             < A m o u n t I n c l u d i n g V A T _ L i n e _ L b l   E l e m e n t T y p e = " C o l u m n "   E l e m e n t I d = " 9 3 0 7 4 7 3 1 3 "   D a t a T y p e = " S t r i n g " > A m o u n t I n c l u d i n g V A T _ L i n e _ L b l < / A m o u n t I n c l u d i n g V A T _ L i n e _ L b l > + 
+             < D e s c r i p t i o n _ L i n e   E l e m e n t T y p e = " C o l u m n "   E l e m e n t I d = " 1 4 0 6 8 2 2 3 1 0 "   D a t a T y p e = " T e x t " > D e s c r i p t i o n _ L i n e < / D e s c r i p t i o n _ L i n e > + 
+             < D e s c r i p t i o n _ L i n e _ L b l   E l e m e n t T y p e = " C o l u m n "   E l e m e n t I d = " 2 1 1 8 9 5 1 4 9 5 "   D a t a T y p e = " S t r i n g " > D e s c r i p t i o n _ L i n e _ L b l < / D e s c r i p t i o n _ L i n e _ L b l > + 
+             < I t e m N o _ L i n e   E l e m e n t T y p e = " C o l u m n "   E l e m e n t I d = " 1 9 1 0 2 9 6 2 8 8 "   D a t a T y p e = " C o d e " > I t e m N o _ L i n e < / I t e m N o _ L i n e > + 
+             < I t e m N o _ L i n e _ L b l   E l e m e n t T y p e = " C o l u m n "   E l e m e n t I d = " 1 3 4 0 0 7 9 6 1 3 "   D a t a T y p e = " S t r i n g " > I t e m N o _ L i n e _ L b l < / I t e m N o _ L i n e _ L b l > + 
+             < I t e m R e f e r e n c e N o _ L i n e   E l e m e n t T y p e = " C o l u m n "   E l e m e n t I d = " 9 2 7 2 3 5 7 "   D a t a T y p e = " C o d e " > I t e m R e f e r e n c e N o _ L i n e < / I t e m R e f e r e n c e N o _ L i n e > + 
+             < I t e m R e f e r e n c e N o _ L i n e _ L b l   E l e m e n t T y p e = " C o l u m n "   E l e m e n t I d = " 1 9 8 0 6 3 1 1 3 0 "   D a t a T y p e = " S t r i n g " > I t e m R e f e r e n c e N o _ L i n e _ L b l < / I t e m R e f e r e n c e N o _ L i n e _ L b l > + 
+             < L i n e A m o u n t _ L i n e   E l e m e n t T y p e = " C o l u m n "   E l e m e n t I d = " 2 6 8 9 3 7 1 6 2 "   D a t a T y p e = " T e x t " > L i n e A m o u n t _ L i n e < / L i n e A m o u n t _ L i n e > + 
+             < L i n e A m o u n t _ L i n e _ L b l   E l e m e n t T y p e = " C o l u m n "   E l e m e n t I d = " 9 9 2 9 0 1 8 4 5 "   D a t a T y p e = " S t r i n g " > L i n e A m o u n t _ L i n e _ L b l < / L i n e A m o u n t _ L i n e _ L b l > + 
+             < L i n e D i s c o u n t P e r c e n t _ L i n e   E l e m e n t T y p e = " C o l u m n "   E l e m e n t I d = " 9 0 7 8 2 7 4 3 6 "   D a t a T y p e = " D e c i m a l " > L i n e D i s c o u n t P e r c e n t _ L i n e < / L i n e D i s c o u n t P e r c e n t _ L i n e > + 
+             < L i n e D i s c o u n t P e r c e n t T e x t _ L i n e   E l e m e n t T y p e = " C o l u m n "   E l e m e n t I d = " 6 1 3 1 3 5 1 9 "   D a t a T y p e = " T e x t " > L i n e D i s c o u n t P e r c e n t T e x t _ L i n e < / L i n e D i s c o u n t P e r c e n t T e x t _ L i n e > + 
+             < L i n e N o _ L i n e   E l e m e n t T y p e = " C o l u m n "   E l e m e n t I d = " 6 9 8 9 8 5 9 7 9 "   D a t a T y p e = " I n t e g e r " > L i n e N o _ L i n e < / L i n e N o _ L i n e > + 
+             < P r i c e _ L b l   E l e m e n t T y p e = " C o l u m n "   E l e m e n t I d = " 2 1 2 6 7 6 4 9 2 5 "   D a t a T y p e = " T e x t C o n s t " > P r i c e _ L b l < / P r i c e _ L b l > + 
+             < P r i c e P e r _ L b l   E l e m e n t T y p e = " C o l u m n "   E l e m e n t I d = " 9 7 3 2 8 0 1 3 4 "   D a t a T y p e = " T e x t C o n s t " > P r i c e P e r _ L b l < / P r i c e P e r _ L b l > + 
+             < Q t y _ L b l   E l e m e n t T y p e = " C o l u m n "   E l e m e n t I d = " 2 6 3 6 7 3 7 6 4 "   D a t a T y p e = " T e x t C o n s t " > Q t y _ L b l < / Q t y _ L b l > + 
+             < Q u a n t i t y _ L i n e   E l e m e n t T y p e = " C o l u m n "   E l e m e n t I d = " 1 0 6 8 5 4 3 5 3 7 "   D a t a T y p e = " T e x t " > Q u a n t i t y _ L i n e < / Q u a n t i t y _ L i n e > + 
+             < Q u a n t i t y _ L i n e _ L b l   E l e m e n t T y p e = " C o l u m n "   E l e m e n t I d = " 2 0 3 4 5 0 6 8 0 2 "   D a t a T y p e = " S t r i n g " > Q u a n t i t y _ L i n e _ L b l < / Q u a n t i t y _ L i n e _ L b l > + 
+             < S h i p m e n t D a t e _ L b l   E l e m e n t T y p e = " C o l u m n "   E l e m e n t I d = " 6 1 4 4 0 0 3 6 4 "   D a t a T y p e = " T e x t C o n s t " > S h i p m e n t D a t e _ L b l < / S h i p m e n t D a t e _ L b l > + 
+             < S h i p m e n t D a t e _ L i n e   E l e m e n t T y p e = " C o l u m n "   E l e m e n t I d = " 1 6 7 3 3 7 5 4 1 6 "   D a t a T y p e = " S t r i n g " > S h i p m e n t D a t e _ L i n e < / S h i p m e n t D a t e _ L i n e > + 
+             < T r a n s H e a d e r A m o u n t   E l e m e n t T y p e = " C o l u m n "   E l e m e n t I d = " 2 0 2 8 3 0 6 2 7 6 "   D a t a T y p e = " D e c i m a l " > T r a n s H e a d e r A m o u n t < / T r a n s H e a d e r A m o u n t > + 
+             < T y p e _ L i n e   E l e m e n t T y p e = " C o l u m n "   E l e m e n t I d = " 2 7 2 8 0 4 9 2 4 "   D a t a T y p e = " S t r i n g " > T y p e _ L i n e < / T y p e _ L i n e > + 
+             < U n i t _ L b l   E l e m e n t T y p e = " C o l u m n "   E l e m e n t I d = " 8 1 4 3 6 4 3 1 8 "   D a t a T y p e = " T e x t C o n s t " > U n i t _ L b l < / U n i t _ L b l > + 
+             < U n i t O f M e a s u r e   E l e m e n t T y p e = " C o l u m n "   E l e m e n t I d = " 1 8 0 8 2 2 8 0 1 8 "   D a t a T y p e = " T e x t " > U n i t O f M e a s u r e < / U n i t O f M e a s u r e > + 
+             < U n i t O f M e a s u r e _ L b l   E l e m e n t T y p e = " C o l u m n "   E l e m e n t I d = " 9 8 1 9 5 1 2 4 9 "   D a t a T y p e = " S t r i n g " > U n i t O f M e a s u r e _ L b l < / U n i t O f M e a s u r e _ L b l > + 
+             < U n i t P r i c e   E l e m e n t T y p e = " C o l u m n "   E l e m e n t I d = " 1 4 7 8 2 2 1 5 2 6 "   D a t a T y p e = " T e x t " > U n i t P r i c e < / U n i t P r i c e > + 
+             < U n i t P r i c e _ L b l   E l e m e n t T y p e = " C o l u m n "   E l e m e n t I d = " 1 1 6 3 9 2 6 6 0 3 "   D a t a T y p e = " S t r i n g " > U n i t P r i c e _ L b l < / U n i t P r i c e _ L b l > + 
+             < V A T I d e n t i f i e r _ L i n e   E l e m e n t T y p e = " C o l u m n "   E l e m e n t I d = " 1 7 7 3 6 2 2 4 1 2 "   D a t a T y p e = " C o d e " > V A T I d e n t i f i e r _ L i n e < / V A T I d e n t i f i e r _ L i n e > + 
+             < V A T I d e n t i f i e r _ L i n e _ L b l   E l e m e n t T y p e = " C o l u m n "   E l e m e n t I d = " 5 3 3 7 8 2 7 0 3 "   D a t a T y p e = " S t r i n g " > V A T I d e n t i f i e r _ L i n e _ L b l < / V A T I d e n t i f i e r _ L i n e _ L b l > + 
+             < V A T P c t _ L i n e   E l e m e n t T y p e = " C o l u m n "   E l e m e n t I d = " 1 9 7 4 0 0 1 9 4 4 "   D a t a T y p e = " T e x t " > V A T P c t _ L i n e < / V A T P c t _ L i n e > + 
+             < V A T P c t _ L i n e _ L b l   E l e m e n t T y p e = " C o l u m n "   E l e m e n t I d = " 1 2 0 7 5 2 9 9 1 5 "   D a t a T y p e = " S t r i n g " > V A T P c t _ L i n e _ L b l < / V A T P c t _ L i n e _ L b l >   
          < / L i n e >   
-         < W o r k D e s c r i p t i o n L i n e s > - 
-             < W o r k D e s c r i p t i o n L i n e > W o r k D e s c r i p t i o n L i n e < / W o r k D e s c r i p t i o n L i n e > - 
-             < W o r k D e s c r i p t i o n L i n e N u m b e r > W o r k D e s c r i p t i o n L i n e N u m b e r < / W o r k D e s c r i p t i o n L i n e N u m b e r > +         < W o r k D e s c r i p t i o n L i n e s   E l e m e n t T y p e = " D a t a I t e m "   E l e m e n t I d = " 2 7 6 8 1 9 4 4 7 " > + 
+             < W o r k D e s c r i p t i o n L i n e   E l e m e n t T y p e = " C o l u m n "   E l e m e n t I d = " 1 9 4 7 6 2 1 6 7 6 "   D a t a T y p e = " T e x t " > W o r k D e s c r i p t i o n L i n e < / W o r k D e s c r i p t i o n L i n e > + 
+             < W o r k D e s c r i p t i o n L i n e N u m b e r   E l e m e n t T y p e = " C o l u m n "   E l e m e n t I d = " 7 9 7 3 0 7 2 2 3 "   D a t a T y p e = " I n t e g e r " > W o r k D e s c r i p t i o n L i n e N u m b e r < / W o r k D e s c r i p t i o n L i n e N u m b e r >   
          < / W o r k D e s c r i p t i o n L i n e s >   
-         < V A T A m o u n t L i n e > - 
-             < I n v o i c e D i s c o u n t A m o u n t _ V A T A m o u n t L i n e > I n v o i c e D i s c o u n t A m o u n t _ V A T A m o u n t L i n e < / I n v o i c e D i s c o u n t A m o u n t _ V A T A m o u n t L i n e > - 
-             < I n v o i c e D i s c o u n t A m o u n t _ V A T A m o u n t L i n e _ L b l > I n v o i c e D i s c o u n t A m o u n t _ V A T A m o u n t L i n e _ L b l < / I n v o i c e D i s c o u n t A m o u n t _ V A T A m o u n t L i n e _ L b l > - 
-             < I n v o i c e D i s c o u n t B a s e A m o u n t _ V A T A m o u n t L i n e > I n v o i c e D i s c o u n t B a s e A m o u n t _ V A T A m o u n t L i n e < / I n v o i c e D i s c o u n t B a s e A m o u n t _ V A T A m o u n t L i n e > - 
-             < I n v o i c e D i s c o u n t B a s e A m o u n t _ V A T A m o u n t L i n e _ L b l > I n v o i c e D i s c o u n t B a s e A m o u n t _ V A T A m o u n t L i n e _ L b l < / I n v o i c e D i s c o u n t B a s e A m o u n t _ V A T A m o u n t L i n e _ L b l > - 
-             < L i n e A m o u n t _ V a t A m o u n t L i n e > L i n e A m o u n t _ V a t A m o u n t L i n e < / L i n e A m o u n t _ V a t A m o u n t L i n e > - 
-             < L i n e A m o u n t _ V a t A m o u n t L i n e _ L b l > L i n e A m o u n t _ V a t A m o u n t L i n e _ L b l < / L i n e A m o u n t _ V a t A m o u n t L i n e _ L b l > - 
-             < N o O f V A T I d e n t i f i e r s > N o O f V A T I d e n t i f i e r s < / N o O f V A T I d e n t i f i e r s > - 
-             < V A T A m o u n t L C Y _ V A T A m o u n t L i n e > V A T A m o u n t L C Y _ V A T A m o u n t L i n e < / V A T A m o u n t L C Y _ V A T A m o u n t L i n e > - 
-             < V A T A m o u n t L C Y _ V A T A m o u n t L i n e _ L b l > V A T A m o u n t L C Y _ V A T A m o u n t L i n e _ L b l < / V A T A m o u n t L C Y _ V A T A m o u n t L i n e _ L b l > - 
-             < V A T A m o u n t _ V a t A m o u n t L i n e > V A T A m o u n t _ V a t A m o u n t L i n e < / V A T A m o u n t _ V a t A m o u n t L i n e > - 
-             < V A T A m o u n t _ V a t A m o u n t L i n e _ L b l > V A T A m o u n t _ V a t A m o u n t L i n e _ L b l < / V A T A m o u n t _ V a t A m o u n t L i n e _ L b l > - 
-             < V A T B a s e L C Y _ V A T A m o u n t L i n e > V A T B a s e L C Y _ V A T A m o u n t L i n e < / V A T B a s e L C Y _ V A T A m o u n t L i n e > - 
-             < V A T B a s e L C Y _ V A T A m o u n t L i n e _ L b l > V A T B a s e L C Y _ V A T A m o u n t L i n e _ L b l < / V A T B a s e L C Y _ V A T A m o u n t L i n e _ L b l > - 
-             < V A T B a s e _ V a t A m o u n t L i n e > V A T B a s e _ V a t A m o u n t L i n e < / V A T B a s e _ V a t A m o u n t L i n e > - 
-             < V A T B a s e _ V a t A m o u n t L i n e _ L b l > V A T B a s e _ V a t A m o u n t L i n e _ L b l < / V A T B a s e _ V a t A m o u n t L i n e _ L b l > - 
-             < V A T I d e n t i f i e r _ V a t A m o u n t L i n e > V A T I d e n t i f i e r _ V a t A m o u n t L i n e < / V A T I d e n t i f i e r _ V a t A m o u n t L i n e > - 
-             < V A T I d e n t i f i e r _ V a t A m o u n t L i n e _ L b l > V A T I d e n t i f i e r _ V a t A m o u n t L i n e _ L b l < / V A T I d e n t i f i e r _ V a t A m o u n t L i n e _ L b l > - 
-             < V A T P c t _ V a t A m o u n t L i n e > V A T P c t _ V a t A m o u n t L i n e < / V A T P c t _ V a t A m o u n t L i n e > - 
-             < V A T P c t _ V a t A m o u n t L i n e _ L b l > V A T P c t _ V a t A m o u n t L i n e _ L b l < / V A T P c t _ V a t A m o u n t L i n e _ L b l > +         < V A T A m o u n t L i n e   E l e m e n t T y p e = " D a t a I t e m "   E l e m e n t I d = " 8 2 7 5 3 4 3 4 8 " > + 
+             < I n v o i c e D i s c o u n t A m o u n t _ V A T A m o u n t L i n e   E l e m e n t T y p e = " C o l u m n "   E l e m e n t I d = " 8 2 4 7 3 0 1 4 1 "   D a t a T y p e = " D e c i m a l " > I n v o i c e D i s c o u n t A m o u n t _ V A T A m o u n t L i n e < / I n v o i c e D i s c o u n t A m o u n t _ V A T A m o u n t L i n e > + 
+             < I n v o i c e D i s c o u n t A m o u n t _ V A T A m o u n t L i n e _ L b l   E l e m e n t T y p e = " C o l u m n "   E l e m e n t I d = " 1 5 6 2 2 0 0 0 3 4 "   D a t a T y p e = " S t r i n g " > I n v o i c e D i s c o u n t A m o u n t _ V A T A m o u n t L i n e _ L b l < / I n v o i c e D i s c o u n t A m o u n t _ V A T A m o u n t L i n e _ L b l > + 
+             < I n v o i c e D i s c o u n t B a s e A m o u n t _ V A T A m o u n t L i n e   E l e m e n t T y p e = " C o l u m n "   E l e m e n t I d = " 2 0 4 0 3 3 2 2 6 6 "   D a t a T y p e = " D e c i m a l " > I n v o i c e D i s c o u n t B a s e A m o u n t _ V A T A m o u n t L i n e < / I n v o i c e D i s c o u n t B a s e A m o u n t _ V A T A m o u n t L i n e > + 
+             < I n v o i c e D i s c o u n t B a s e A m o u n t _ V A T A m o u n t L i n e _ L b l   E l e m e n t T y p e = " C o l u m n "   E l e m e n t I d = " 4 0 5 9 6 0 3 3 1 "   D a t a T y p e = " S t r i n g " > I n v o i c e D i s c o u n t B a s e A m o u n t _ V A T A m o u n t L i n e _ L b l < / I n v o i c e D i s c o u n t B a s e A m o u n t _ V A T A m o u n t L i n e _ L b l > + 
+             < L i n e A m o u n t _ V a t A m o u n t L i n e   E l e m e n t T y p e = " C o l u m n "   E l e m e n t I d = " 2 1 4 6 5 4 0 1 "   D a t a T y p e = " D e c i m a l " > L i n e A m o u n t _ V a t A m o u n t L i n e < / L i n e A m o u n t _ V a t A m o u n t L i n e > + 
+             < L i n e A m o u n t _ V a t A m o u n t L i n e _ L b l   E l e m e n t T y p e = " C o l u m n "   E l e m e n t I d = " 1 1 1 0 9 1 2 1 2 4 "   D a t a T y p e = " S t r i n g " > L i n e A m o u n t _ V a t A m o u n t L i n e _ L b l < / L i n e A m o u n t _ V a t A m o u n t L i n e _ L b l > + 
+             < N o O f V A T I d e n t i f i e r s   E l e m e n t T y p e = " C o l u m n "   E l e m e n t I d = " 1 1 5 3 2 6 3 0 2 6 "   D a t a T y p e = " I n t e g e r " > N o O f V A T I d e n t i f i e r s < / N o O f V A T I d e n t i f i e r s > + 
+             < V A T A m o u n t _ V a t A m o u n t L i n e   E l e m e n t T y p e = " C o l u m n "   E l e m e n t I d = " 1 8 9 1 8 2 0 6 2 0 "   D a t a T y p e = " D e c i m a l " > V A T A m o u n t _ V a t A m o u n t L i n e < / V A T A m o u n t _ V a t A m o u n t L i n e > + 
+             < V A T A m o u n t _ V a t A m o u n t L i n e _ L b l   E l e m e n t T y p e = " C o l u m n "   E l e m e n t I d = " 1 5 1 3 5 5 5 4 7 3 "   D a t a T y p e = " S t r i n g " > V A T A m o u n t _ V a t A m o u n t L i n e _ L b l < / V A T A m o u n t _ V a t A m o u n t L i n e _ L b l > + 
+             < V A T A m o u n t L C Y _ V A T A m o u n t L i n e   E l e m e n t T y p e = " C o l u m n "   E l e m e n t I d = " 1 5 8 1 9 9 4 3 5 0 "   D a t a T y p e = " D e c i m a l " > V A T A m o u n t L C Y _ V A T A m o u n t L i n e < / V A T A m o u n t L C Y _ V A T A m o u n t L i n e > + 
+             < V A T A m o u n t L C Y _ V A T A m o u n t L i n e _ L b l   E l e m e n t T y p e = " C o l u m n "   E l e m e n t I d = " 9 2 3 0 0 3 3 7 "   D a t a T y p e = " T e x t C o n s t " > V A T A m o u n t L C Y _ V A T A m o u n t L i n e _ L b l < / V A T A m o u n t L C Y _ V A T A m o u n t L i n e _ L b l > + 
+             < V A T B a s e _ V a t A m o u n t L i n e   E l e m e n t T y p e = " C o l u m n "   E l e m e n t I d = " 1 4 5 8 9 3 7 8 1 9 "   D a t a T y p e = " D e c i m a l " > V A T B a s e _ V a t A m o u n t L i n e < / V A T B a s e _ V a t A m o u n t L i n e > + 
+             < V A T B a s e _ V a t A m o u n t L i n e _ L b l   E l e m e n t T y p e = " C o l u m n "   E l e m e n t I d = " 1 6 9 1 3 0 2 4 8 8 "   D a t a T y p e = " S t r i n g " > V A T B a s e _ V a t A m o u n t L i n e _ L b l < / V A T B a s e _ V a t A m o u n t L i n e _ L b l > + 
+             < V A T B a s e L C Y _ V A T A m o u n t L i n e   E l e m e n t T y p e = " C o l u m n "   E l e m e n t I d = " 1 8 6 0 9 4 5 6 3 5 "   D a t a T y p e = " D e c i m a l " > V A T B a s e L C Y _ V A T A m o u n t L i n e < / V A T B a s e L C Y _ V A T A m o u n t L i n e > + 
+             < V A T B a s e L C Y _ V A T A m o u n t L i n e _ L b l   E l e m e n t T y p e = " C o l u m n "   E l e m e n t I d = " 1 2 3 6 4 6 7 9 9 8 "   D a t a T y p e = " T e x t C o n s t " > V A T B a s e L C Y _ V A T A m o u n t L i n e _ L b l < / V A T B a s e L C Y _ V A T A m o u n t L i n e _ L b l > + 
+             < V A T I d e n t i f i e r _ V a t A m o u n t L i n e   E l e m e n t T y p e = " C o l u m n "   E l e m e n t I d = " 1 1 4 2 0 7 0 0 3 5 "   D a t a T y p e = " C o d e " > V A T I d e n t i f i e r _ V a t A m o u n t L i n e < / V A T I d e n t i f i e r _ V a t A m o u n t L i n e > + 
+             < V A T I d e n t i f i e r _ V a t A m o u n t L i n e _ L b l   E l e m e n t T y p e = " C o l u m n "   E l e m e n t I d = " 8 6 4 5 0 4 5 0 "   D a t a T y p e = " S t r i n g " > V A T I d e n t i f i e r _ V a t A m o u n t L i n e _ L b l < / V A T I d e n t i f i e r _ V a t A m o u n t L i n e _ L b l > + 
+             < V A T P c t _ V a t A m o u n t L i n e   E l e m e n t T y p e = " C o l u m n "   E l e m e n t I d = " 1 4 5 3 5 4 2 7 7 7 "   D a t a T y p e = " D e c i m a l " > V A T P c t _ V a t A m o u n t L i n e < / V A T P c t _ V a t A m o u n t L i n e > + 
+             < V A T P c t _ V a t A m o u n t L i n e _ L b l   E l e m e n t T y p e = " C o l u m n "   E l e m e n t I d = " 6 7 6 3 2 3 7 8 "   D a t a T y p e = " S t r i n g " > V A T P c t _ V a t A m o u n t L i n e _ L b l < / V A T P c t _ V a t A m o u n t L i n e _ L b l >   
          < / V A T A m o u n t L i n e >   
-         < R e p o r t T o t a l s L i n e > - 
-             < A m o u n t F o r m a t t e d _ R e p o r t T o t a l s L i n e > A m o u n t F o r m a t t e d _ R e p o r t T o t a l s L i n e < / A m o u n t F o r m a t t e d _ R e p o r t T o t a l s L i n e > - 
-             < A m o u n t _ R e p o r t T o t a l s L i n e > A m o u n t _ R e p o r t T o t a l s L i n e < / A m o u n t _ R e p o r t T o t a l s L i n e > - 
-             < D e s c r i p t i o n _ R e p o r t T o t a l s L i n e > D e s c r i p t i o n _ R e p o r t T o t a l s L i n e < / D e s c r i p t i o n _ R e p o r t T o t a l s L i n e > - 
-             < F o n t B o l d _ R e p o r t T o t a l s L i n e > F o n t B o l d _ R e p o r t T o t a l s L i n e < / F o n t B o l d _ R e p o r t T o t a l s L i n e > - 
-             < F o n t U n d e r l i n e _ R e p o r t T o t a l s L i n e > F o n t U n d e r l i n e _ R e p o r t T o t a l s L i n e < / F o n t U n d e r l i n e _ R e p o r t T o t a l s L i n e > +         < R e p o r t T o t a l s L i n e   E l e m e n t T y p e = " D a t a I t e m "   E l e m e n t I d = " 2 1 2 2 5 4 9 8 3 6 " > + 
+             < A m o u n t _ R e p o r t T o t a l s L i n e   E l e m e n t T y p e = " C o l u m n "   E l e m e n t I d = " 4 1 9 9 1 8 3 6 9 "   D a t a T y p e = " D e c i m a l " > A m o u n t _ R e p o r t T o t a l s L i n e < / A m o u n t _ R e p o r t T o t a l s L i n e > + 
+             < A m o u n t F o r m a t t e d _ R e p o r t T o t a l s L i n e   E l e m e n t T y p e = " C o l u m n "   E l e m e n t I d = " 1 5 0 6 1 3 6 8 2 5 "   D a t a T y p e = " T e x t " > A m o u n t F o r m a t t e d _ R e p o r t T o t a l s L i n e < / A m o u n t F o r m a t t e d _ R e p o r t T o t a l s L i n e > + 
+             < D e s c r i p t i o n _ R e p o r t T o t a l s L i n e   E l e m e n t T y p e = " C o l u m n "   E l e m e n t I d = " 5 8 1 9 9 6 0 6 7 "   D a t a T y p e = " T e x t " > D e s c r i p t i o n _ R e p o r t T o t a l s L i n e < / D e s c r i p t i o n _ R e p o r t T o t a l s L i n e > + 
+             < F o n t B o l d _ R e p o r t T o t a l s L i n e   E l e m e n t T y p e = " C o l u m n "   E l e m e n t I d = " 9 4 6 5 4 0 5 4 9 "   D a t a T y p e = " B o o l e a n " > F o n t B o l d _ R e p o r t T o t a l s L i n e < / F o n t B o l d _ R e p o r t T o t a l s L i n e > + 
+             < F o n t U n d e r l i n e _ R e p o r t T o t a l s L i n e   E l e m e n t T y p e = " C o l u m n "   E l e m e n t I d = " 2 0 2 1 5 3 3 6 9 4 "   D a t a T y p e = " B o o l e a n " > F o n t U n d e r l i n e _ R e p o r t T o t a l s L i n e < / F o n t U n d e r l i n e _ R e p o r t T o t a l s L i n e >   
          < / R e p o r t T o t a l s L i n e >   
-         < L e t t e r T e x t > - 
-             < B o d y T e x t > B o d y T e x t < / B o d y T e x t > - 
-             < C l o s i n g T e x t > C l o s i n g T e x t < / C l o s i n g T e x t > - 
-             < G r e e t i n g T e x t > G r e e t i n g T e x t < / G r e e t i n g T e x t > - 
-             < P m t D i s c T e x t > P m t D i s c T e x t < / P m t D i s c T e x t > +         < L e t t e r T e x t   E l e m e n t T y p e = " D a t a I t e m "   E l e m e n t I d = " 1 5 1 0 3 5 3 8 3 4 " > + 
+             < B o d y T e x t   E l e m e n t T y p e = " C o l u m n "   E l e m e n t I d = " 1 4 9 7 5 9 8 0 8 "   D a t a T y p e = " T e x t C o n s t " > B o d y T e x t < / B o d y T e x t > + 
+             < C l o s i n g T e x t   E l e m e n t T y p e = " C o l u m n "   E l e m e n t I d = " 5 1 2 1 3 5 9 0 9 "   D a t a T y p e = " T e x t C o n s t " > C l o s i n g T e x t < / C l o s i n g T e x t > + 
+             < G r e e t i n g T e x t   E l e m e n t T y p e = " C o l u m n "   E l e m e n t I d = " 1 1 7 5 2 7 9 2 8 9 "   D a t a T y p e = " T e x t C o n s t " > G r e e t i n g T e x t < / G r e e t i n g T e x t > + 
+             < P m t D i s c T e x t   E l e m e n t T y p e = " C o l u m n "   E l e m e n t I d = " 2 0 1 3 8 4 9 9 4 8 "   D a t a T y p e = " T e x t " > P m t D i s c T e x t < / P m t D i s c T e x t >   
          < / L e t t e r T e x t >   
-         < T o t a l s > - 
-             < C u r r e n c y C o d e > C u r r e n c y C o d e < / C u r r e n c y C o d e > - 
-             < C u r r e n c y S y m b o l > C u r r e n c y S y m b o l < / C u r r e n c y S y m b o l > - 
-             < T o t a l A m o u n t I n c l u d i n g V A T > T o t a l A m o u n t I n c l u d i n g V A T < / T o t a l A m o u n t I n c l u d i n g V A T > - 
-             < T o t a l E x c l u d i n g V A T T e x t > T o t a l E x c l u d i n g V A T T e x t < / T o t a l E x c l u d i n g V A T T e x t > - 
-             < T o t a l I n c l u d i n g V A T T e x t > T o t a l I n c l u d i n g V A T T e x t < / T o t a l I n c l u d i n g V A T T e x t > - 
-             < T o t a l I n v o i c e D i s c o u n t A m o u n t > T o t a l I n v o i c e D i s c o u n t A m o u n t < / T o t a l I n v o i c e D i s c o u n t A m o u n t > - 
-             < T o t a l N e t A m o u n t > T o t a l N e t A m o u n t < / T o t a l N e t A m o u n t > - 
-             < T o t a l P a y m e n t D i s c o u n t O n V A T > T o t a l P a y m e n t D i s c o u n t O n V A T < / T o t a l P a y m e n t D i s c o u n t O n V A T > - 
-             < T o t a l S u b T o t a l > T o t a l S u b T o t a l < / T o t a l S u b T o t a l > - 
-             < T o t a l S u b T o t a l M i n u s I n v o i c e D i s c o u n t > T o t a l S u b T o t a l M i n u s I n v o i c e D i s c o u n t < / T o t a l S u b T o t a l M i n u s I n v o i c e D i s c o u n t > - 
-             < T o t a l T e x t > T o t a l T e x t < / T o t a l T e x t > - 
-             < T o t a l V A T A m o u n t > T o t a l V A T A m o u n t < / T o t a l V A T A m o u n t > - 
-             < T o t a l V A T A m o u n t L C Y > T o t a l V A T A m o u n t L C Y < / T o t a l V A T A m o u n t L C Y > - 
-             < T o t a l V A T A m o u n t T e x t > T o t a l V A T A m o u n t T e x t < / T o t a l V A T A m o u n t T e x t > - 
-             < T o t a l V A T B a s e L C Y > T o t a l V A T B a s e L C Y < / T o t a l V A T B a s e L C Y > +         < T o t a l s   E l e m e n t T y p e = " D a t a I t e m "   E l e m e n t I d = " 1 8 2 3 9 5 0 0 4 4 " > + 
+             < C u r r e n c y C o d e   E l e m e n t T y p e = " C o l u m n "   E l e m e n t I d = " 1 5 7 9 5 9 5 9 2 1 "   D a t a T y p e = " T e x t " > C u r r e n c y C o d e < / C u r r e n c y C o d e > + 
+             < C u r r e n c y S y m b o l   E l e m e n t T y p e = " C o l u m n "   E l e m e n t I d = " 1 1 6 2 5 1 0 7 4 8 "   D a t a T y p e = " T e x t " > C u r r e n c y S y m b o l < / C u r r e n c y S y m b o l > + 
+             < T o t a l A m o u n t I n c l u d i n g V A T   E l e m e n t T y p e = " C o l u m n "   E l e m e n t I d = " 9 1 0 5 1 1 5 7 5 "   D a t a T y p e = " S t r i n g " > T o t a l A m o u n t I n c l u d i n g V A T < / T o t a l A m o u n t I n c l u d i n g V A T > + 
+             < T o t a l E x c l u d i n g V A T T e x t   E l e m e n t T y p e = " C o l u m n "   E l e m e n t I d = " 1 9 2 2 9 4 6 3 1 0 "   D a t a T y p e = " T e x t " > T o t a l E x c l u d i n g V A T T e x t < / T o t a l E x c l u d i n g V A T T e x t > + 
+             < T o t a l I n c l u d i n g V A T T e x t   E l e m e n t T y p e = " C o l u m n "   E l e m e n t I d = " 1 2 0 4 0 1 6 3 5 2 "   D a t a T y p e = " T e x t " > T o t a l I n c l u d i n g V A T T e x t < / T o t a l I n c l u d i n g V A T T e x t > + 
+             < T o t a l I n v o i c e D i s c o u n t A m o u n t   E l e m e n t T y p e = " C o l u m n "   E l e m e n t I d = " 4 0 2 1 7 7 5 1 "   D a t a T y p e = " D e c i m a l " > T o t a l I n v o i c e D i s c o u n t A m o u n t < / T o t a l I n v o i c e D i s c o u n t A m o u n t > + 
+             < T o t a l N e t A m o u n t   E l e m e n t T y p e = " C o l u m n "   E l e m e n t I d = " 4 8 3 1 9 3 3 7 2 "   D a t a T y p e = " D e c i m a l " > T o t a l N e t A m o u n t < / T o t a l N e t A m o u n t > + 
+             < T o t a l P a y m e n t D i s c o u n t O n V A T   E l e m e n t T y p e = " C o l u m n "   E l e m e n t I d = " 7 3 6 0 4 1 8 8 6 "   D a t a T y p e = " D e c i m a l " > T o t a l P a y m e n t D i s c o u n t O n V A T < / T o t a l P a y m e n t D i s c o u n t O n V A T > + 
+             < T o t a l S u b T o t a l   E l e m e n t T y p e = " C o l u m n "   E l e m e n t I d = " 2 0 9 7 8 7 6 8 0 1 "   D a t a T y p e = " D e c i m a l " > T o t a l S u b T o t a l < / T o t a l S u b T o t a l > + 
+             < T o t a l S u b T o t a l M i n u s I n v o i c e D i s c o u n t   E l e m e n t T y p e = " C o l u m n "   E l e m e n t I d = " 7 6 9 4 3 1 8 8 7 "   D a t a T y p e = " D e c i m a l " > T o t a l S u b T o t a l M i n u s I n v o i c e D i s c o u n t < / T o t a l S u b T o t a l M i n u s I n v o i c e D i s c o u n t > + 
+             < T o t a l T e x t   E l e m e n t T y p e = " C o l u m n "   E l e m e n t I d = " 2 3 1 9 1 0 5 1 8 "   D a t a T y p e = " T e x t " > T o t a l T e x t < / T o t a l T e x t > + 
+             < T o t a l V A T A m o u n t   E l e m e n t T y p e = " C o l u m n "   E l e m e n t I d = " 1 6 2 7 1 0 2 3 2 8 "   D a t a T y p e = " D e c i m a l " > T o t a l V A T A m o u n t < / T o t a l V A T A m o u n t > + 
+             < T o t a l V A T A m o u n t L C Y   E l e m e n t T y p e = " C o l u m n "   E l e m e n t I d = " 1 5 0 6 5 7 0 2 1 8 "   D a t a T y p e = " D e c i m a l " > T o t a l V A T A m o u n t L C Y < / T o t a l V A T A m o u n t L C Y > + 
+             < T o t a l V A T A m o u n t T e x t   E l e m e n t T y p e = " C o l u m n "   E l e m e n t I d = " 9 7 3 6 6 6 3 3 9 "   D a t a T y p e = " T e x t " > T o t a l V A T A m o u n t T e x t < / T o t a l V A T A m o u n t T e x t > + 
+             < T o t a l V A T B a s e L C Y   E l e m e n t T y p e = " C o l u m n "   E l e m e n t I d = " 8 3 4 4 5 0 5 2 1 "   D a t a T y p e = " D e c i m a l " > T o t a l V A T B a s e L C Y < / T o t a l V A T B a s e L C Y >   
          < / T o t a l s >   
@@ -4726,17 +4491,17 @@
 </file>
 
 <file path=customXml/itemProps1.xml><?xml version="1.0" encoding="utf-8"?>
+<ds:datastoreItem xmlns:ds="http://schemas.openxmlformats.org/officeDocument/2006/customXml" ds:itemID="{606536F6-663B-46F0-8B74-8F840A26446C}">
+  <ds:schemaRefs>
+    <ds:schemaRef ds:uri="urn:microsoft-dynamics-nav/reports/Standard_Sales_Quote/1304/"/>
+  </ds:schemaRefs>
+</ds:datastoreItem>
+</file>
+
+<file path=customXml/itemProps2.xml><?xml version="1.0" encoding="utf-8"?>
 <ds:datastoreItem xmlns:ds="http://schemas.openxmlformats.org/officeDocument/2006/customXml" ds:itemID="{31273F0E-B2F3-4FC8-A3CD-A4051B0C3DB6}">
   <ds:schemaRefs>
     <ds:schemaRef ds:uri="urn:microsoft-dynamics-businesscentral/internal/extended/reports/Standard_Sales_Quote/1304/"/>
   </ds:schemaRefs>
 </ds:datastoreItem>
-</file>
-
-<file path=customXml/itemProps2.xml><?xml version="1.0" encoding="utf-8"?>
-<ds:datastoreItem xmlns:ds="http://schemas.openxmlformats.org/officeDocument/2006/customXml" ds:itemID="{606536F6-663B-46F0-8B74-8F840A26446C}">
-  <ds:schemaRefs>
-    <ds:schemaRef ds:uri="urn:microsoft-dynamics-nav/reports/Standard_Sales_Quote/1304/"/>
-  </ds:schemaRefs>
-</ds:datastoreItem>
 </file>
--- a/src/Layers/W1/BaseApp/Sales/Document/StandardSalesQuoteEmailBody.docx
+++ b/src/Layers/W1/BaseApp/Sales/Document/StandardSalesQuoteEmailBody.docx
@@ -82,7 +82,7 @@
             <w:placeholder>
               <w:docPart w:val="67DE6710C00B4901BDB78CB59D9F42FD"/>
             </w:placeholder>
-            <w:dataBinding w:prefixMappings="&lt;xmlns:ns0='urn:microsoft-dynamics-nav/reports/Standard_Sales_Quote/1304/' " w:xpath="/ns0:NavWordReportXmlPart[1]/ns0:Header[1]/ns0:CompanyAddress1[1]" w:storeItemID="{00000000-0000-0000-0000-000000000000}"/>
+            <w:dataBinding w:prefixMappings="xmlns:ns0='urn:microsoft-dynamics-nav/reports/Standard_Sales_Quote/1304/'" w:xpath="/ns0:NavWordReportXmlPart[1]/ns0:Header[1]/ns0:CompanyAddress1[1]" w:storeItemID="{00000000-0000-0000-0000-000000000000}"/>
             <w15:color w:val="808080"/>
             <w:text/>
           </w:sdtPr>
@@ -139,7 +139,7 @@
             <w:placeholder>
               <w:docPart w:val="67DE6710C00B4901BDB78CB59D9F42FD"/>
             </w:placeholder>
-            <w:dataBinding w:prefixMappings="&lt;xmlns:ns0='urn:microsoft-dynamics-nav/reports/Standard_Sales_Quote/1304/' " w:xpath="/ns0:NavWordReportXmlPart[1]/ns0:Header[1]/ns0:CompanyAddress2[1]" w:storeItemID="{00000000-0000-0000-0000-000000000000}"/>
+            <w:dataBinding w:prefixMappings="xmlns:ns0='urn:microsoft-dynamics-nav/reports/Standard_Sales_Quote/1304/'" w:xpath="/ns0:NavWordReportXmlPart[1]/ns0:Header[1]/ns0:CompanyAddress2[1]" w:storeItemID="{00000000-0000-0000-0000-000000000000}"/>
             <w15:color w:val="808080"/>
             <w:text/>
           </w:sdtPr>
@@ -195,7 +195,7 @@
             <w:placeholder>
               <w:docPart w:val="67DE6710C00B4901BDB78CB59D9F42FD"/>
             </w:placeholder>
-            <w:dataBinding w:prefixMappings="&lt;xmlns:ns0='urn:microsoft-dynamics-nav/reports/Standard_Sales_Quote/1304/' " w:xpath="/ns0:NavWordReportXmlPart[1]/ns0:Header[1]/ns0:CompanyAddress3[1]" w:storeItemID="{00000000-0000-0000-0000-000000000000}"/>
+            <w:dataBinding w:prefixMappings="xmlns:ns0='urn:microsoft-dynamics-nav/reports/Standard_Sales_Quote/1304/'" w:xpath="/ns0:NavWordReportXmlPart[1]/ns0:Header[1]/ns0:CompanyAddress3[1]" w:storeItemID="{00000000-0000-0000-0000-000000000000}"/>
             <w15:color w:val="808080"/>
             <w:text/>
           </w:sdtPr>
@@ -251,7 +251,7 @@
             <w:placeholder>
               <w:docPart w:val="67DE6710C00B4901BDB78CB59D9F42FD"/>
             </w:placeholder>
-            <w:dataBinding w:prefixMappings="&lt;xmlns:ns0='urn:microsoft-dynamics-nav/reports/Standard_Sales_Quote/1304/' " w:xpath="/ns0:NavWordReportXmlPart[1]/ns0:Header[1]/ns0:CompanyAddress4[1]" w:storeItemID="{00000000-0000-0000-0000-000000000000}"/>
+            <w:dataBinding w:prefixMappings="xmlns:ns0='urn:microsoft-dynamics-nav/reports/Standard_Sales_Quote/1304/'" w:xpath="/ns0:NavWordReportXmlPart[1]/ns0:Header[1]/ns0:CompanyAddress4[1]" w:storeItemID="{00000000-0000-0000-0000-000000000000}"/>
             <w15:color w:val="808080"/>
             <w:text/>
           </w:sdtPr>
@@ -311,7 +311,7 @@
               <w:placeholder>
                 <w:docPart w:val="67DE6710C00B4901BDB78CB59D9F42FD"/>
               </w:placeholder>
-              <w:dataBinding w:prefixMappings="&lt;xmlns:ns0='urn:microsoft-dynamics-nav/reports/Standard_Sales_Quote/1304/' " w:xpath="/ns0:NavWordReportXmlPart[1]/ns0:Header[1]/ns0:CompanyAddress5[1]" w:storeItemID="{00000000-0000-0000-0000-000000000000}"/>
+              <w:dataBinding w:prefixMappings="xmlns:ns0='urn:microsoft-dynamics-nav/reports/Standard_Sales_Quote/1304/'" w:xpath="/ns0:NavWordReportXmlPart[1]/ns0:Header[1]/ns0:CompanyAddress5[1]" w:storeItemID="{00000000-0000-0000-0000-000000000000}"/>
               <w15:color w:val="808080"/>
               <w:text/>
             </w:sdtPr>
@@ -367,7 +367,7 @@
             <w:placeholder>
               <w:docPart w:val="67DE6710C00B4901BDB78CB59D9F42FD"/>
             </w:placeholder>
-            <w:dataBinding w:prefixMappings="&lt;xmlns:ns0='urn:microsoft-dynamics-nav/reports/Standard_Sales_Quote/1304/' " w:xpath="/ns0:NavWordReportXmlPart[1]/ns0:Header[1]/ns0:CompanyAddress6[1]" w:storeItemID="{00000000-0000-0000-0000-000000000000}"/>
+            <w:dataBinding w:prefixMappings="xmlns:ns0='urn:microsoft-dynamics-nav/reports/Standard_Sales_Quote/1304/'" w:xpath="/ns0:NavWordReportXmlPart[1]/ns0:Header[1]/ns0:CompanyAddress6[1]" w:storeItemID="{00000000-0000-0000-0000-000000000000}"/>
             <w15:color w:val="808080"/>
             <w:text/>
           </w:sdtPr>
@@ -427,7 +427,7 @@
             <w:placeholder>
               <w:docPart w:val="67DE6710C00B4901BDB78CB59D9F42FD"/>
             </w:placeholder>
-            <w:dataBinding w:prefixMappings="&lt;xmlns:ns0='urn:microsoft-dynamics-nav/reports/Standard_Sales_Quote/1304/' " w:xpath="/ns0:NavWordReportXmlPart[1]/ns0:Header[1]/ns0:CompanyLegalOffice[1]" w:storeItemID="{00000000-0000-0000-0000-000000000000}"/>
+            <w:dataBinding w:prefixMappings="xmlns:ns0='urn:microsoft-dynamics-nav/reports/Standard_Sales_Quote/1304/'" w:xpath="/ns0:NavWordReportXmlPart[1]/ns0:Header[1]/ns0:CompanyLegalOffice[1]" w:storeItemID="{00000000-0000-0000-0000-000000000000}"/>
             <w15:color w:val="808080"/>
             <w:text/>
           </w:sdtPr>
@@ -482,7 +482,7 @@
             <w:placeholder>
               <w:docPart w:val="1055315CF11C4B0F8D2ED966E8AEA7F4"/>
             </w:placeholder>
-            <w:dataBinding w:prefixMappings="&lt;xmlns:ns0='urn:microsoft-dynamics-nav/reports/Standard_Sales_Quote/1304/' " w:xpath="/ns0:NavWordReportXmlPart[1]/ns0:Header[1]/ns0:BilltoCustomerNo_Lbl[1]" w:storeItemID="{00000000-0000-0000-0000-000000000000}"/>
+            <w:dataBinding w:prefixMappings="xmlns:ns0='urn:microsoft-dynamics-nav/reports/Standard_Sales_Quote/1304/'" w:xpath="/ns0:NavWordReportXmlPart[1]/ns0:Header[1]/ns0:BilltoCustomerNo_Lbl[1]" w:storeItemID="{00000000-0000-0000-0000-000000000000}"/>
             <w15:color w:val="808080"/>
             <w:text/>
           </w:sdtPr>
@@ -553,7 +553,7 @@
             <w:placeholder>
               <w:docPart w:val="1055315CF11C4B0F8D2ED966E8AEA7F4"/>
             </w:placeholder>
-            <w:dataBinding w:prefixMappings="&lt;xmlns:ns0='urn:microsoft-dynamics-nav/reports/Standard_Sales_Quote/1304/' " w:xpath="/ns0:NavWordReportXmlPart[1]/ns0:Header[1]/ns0:BilltoCustumerNo[1]" w:storeItemID="{00000000-0000-0000-0000-000000000000}"/>
+            <w:dataBinding w:prefixMappings="xmlns:ns0='urn:microsoft-dynamics-nav/reports/Standard_Sales_Quote/1304/'" w:xpath="/ns0:NavWordReportXmlPart[1]/ns0:Header[1]/ns0:BilltoCustumerNo[1]" w:storeItemID="{00000000-0000-0000-0000-000000000000}"/>
             <w15:color w:val="808080"/>
             <w:text/>
           </w:sdtPr>
@@ -646,7 +646,7 @@
                 <w:placeholder>
                   <w:docPart w:val="89AAF67BB0124D60B1E35B6746C734FE"/>
                 </w:placeholder>
-                <w:dataBinding w:prefixMappings="&lt;xmlns:ns0='urn:microsoft-dynamics-nav/reports/Standard_Sales_Quote/1304/' " w:xpath="/ns0:NavWordReportXmlPart[1]/ns0:Header[1]/ns0:LetterText[1]/ns0:GreetingText[1]" w:storeItemID="{00000000-0000-0000-0000-000000000000}"/>
+                <w:dataBinding w:prefixMappings="xmlns:ns0='urn:microsoft-dynamics-nav/reports/Standard_Sales_Quote/1304/'" w:xpath="/ns0:NavWordReportXmlPart[1]/ns0:Header[1]/ns0:LetterText[1]/ns0:GreetingText[1]" w:storeItemID="{00000000-0000-0000-0000-000000000000}"/>
                 <w15:color w:val="808080"/>
                 <w:text/>
               </w:sdtPr>
@@ -670,7 +670,7 @@
                 <w:placeholder>
                   <w:docPart w:val="89AAF67BB0124D60B1E35B6746C734FE"/>
                 </w:placeholder>
-                <w:dataBinding w:prefixMappings="&lt;xmlns:ns0='urn:microsoft-dynamics-nav/reports/Standard_Sales_Quote/1304/' " w:xpath="/ns0:NavWordReportXmlPart[1]/ns0:Header[1]/ns0:CustomerAddress1[1]" w:storeItemID="{00000000-0000-0000-0000-000000000000}"/>
+                <w:dataBinding w:prefixMappings="xmlns:ns0='urn:microsoft-dynamics-nav/reports/Standard_Sales_Quote/1304/'" w:xpath="/ns0:NavWordReportXmlPart[1]/ns0:Header[1]/ns0:CustomerAddress1[1]" w:storeItemID="{00000000-0000-0000-0000-000000000000}"/>
                 <w15:color w:val="808080"/>
                 <w:text/>
               </w:sdtPr>
@@ -699,7 +699,7 @@
             <w:placeholder>
               <w:docPart w:val="1055315CF11C4B0F8D2ED966E8AEA7F4"/>
             </w:placeholder>
-            <w:dataBinding w:prefixMappings="&lt;xmlns:ns0='urn:microsoft-dynamics-nav/reports/Standard_Sales_Quote/1304/' " w:xpath="/ns0:NavWordReportXmlPart[1]/ns0:Header[1]/ns0:LetterText[1]/ns0:BodyText[1]" w:storeItemID="{00000000-0000-0000-0000-000000000000}"/>
+            <w:dataBinding w:prefixMappings="xmlns:ns0='urn:microsoft-dynamics-nav/reports/Standard_Sales_Quote/1304/'" w:xpath="/ns0:NavWordReportXmlPart[1]/ns0:Header[1]/ns0:LetterText[1]/ns0:BodyText[1]" w:storeItemID="{00000000-0000-0000-0000-000000000000}"/>
             <w15:color w:val="808080"/>
             <w:text/>
           </w:sdtPr>
@@ -765,7 +765,7 @@
             <w:placeholder>
               <w:docPart w:val="AE98DD89D43B4FEAB386CEEEB8AFEF58"/>
             </w:placeholder>
-            <w:dataBinding w:prefixMappings="&lt;xmlns:ns0='urn:microsoft-dynamics-nav/reports/Standard_Sales_Quote/1304/' " w:xpath="/ns0:NavWordReportXmlPart[1]/ns0:Header[1]/ns0:DocumentNo_Lbl[1]" w:storeItemID="{00000000-0000-0000-0000-000000000000}"/>
+            <w:dataBinding w:prefixMappings="xmlns:ns0='urn:microsoft-dynamics-nav/reports/Standard_Sales_Quote/1304/'" w:xpath="/ns0:NavWordReportXmlPart[1]/ns0:Header[1]/ns0:DocumentNo_Lbl[1]" w:storeItemID="{00000000-0000-0000-0000-000000000000}"/>
             <w15:color w:val="808080"/>
             <w:text/>
           </w:sdtPr>
@@ -775,7 +775,7 @@
               <w:tcPr>
                 <w:tcW w:w="1210" w:type="pct"/>
                 <w:tcBorders>
-                  <w:bottom w:val="single" w:sz="4" w:space="0" w:color="000000"/>
+                  <w:bottom w:val="single" w:color="000000" w:sz="4" w:space="0"/>
                 </w:tcBorders>
               </w:tcPr>
               <w:p>
@@ -809,7 +809,7 @@
             <w:placeholder>
               <w:docPart w:val="AE98DD89D43B4FEAB386CEEEB8AFEF58"/>
             </w:placeholder>
-            <w:dataBinding w:prefixMappings="&lt;xmlns:ns0='urn:microsoft-dynamics-nav/reports/Standard_Sales_Quote/1304/' " w:xpath="/ns0:NavWordReportXmlPart[1]/ns0:Header[1]/ns0:DueDate_Lbl[1]" w:storeItemID="{00000000-0000-0000-0000-000000000000}"/>
+            <w:dataBinding w:prefixMappings="xmlns:ns0='urn:microsoft-dynamics-nav/reports/Standard_Sales_Quote/1304/'" w:xpath="/ns0:NavWordReportXmlPart[1]/ns0:Header[1]/ns0:DueDate_Lbl[1]" w:storeItemID="{00000000-0000-0000-0000-000000000000}"/>
             <w15:color w:val="808080"/>
             <w:text/>
           </w:sdtPr>
@@ -819,7 +819,7 @@
               <w:tcPr>
                 <w:tcW w:w="2092" w:type="pct"/>
                 <w:tcBorders>
-                  <w:bottom w:val="single" w:sz="4" w:space="0" w:color="000000"/>
+                  <w:bottom w:val="single" w:color="000000" w:sz="4" w:space="0"/>
                 </w:tcBorders>
               </w:tcPr>
               <w:p>
@@ -853,7 +853,7 @@
             <w:placeholder>
               <w:docPart w:val="1055315CF11C4B0F8D2ED966E8AEA7F4"/>
             </w:placeholder>
-            <w:dataBinding w:prefixMappings="&lt;xmlns:ns0='urn:microsoft-dynamics-nav/reports/Standard_Sales_Quote/1304/' " w:xpath="/ns0:NavWordReportXmlPart[1]/ns0:Header[1]/ns0:Totals[1]/ns0:TotalText[1]" w:storeItemID="{00000000-0000-0000-0000-000000000000}"/>
+            <w:dataBinding w:prefixMappings="xmlns:ns0='urn:microsoft-dynamics-nav/reports/Standard_Sales_Quote/1304/'" w:xpath="/ns0:NavWordReportXmlPart[1]/ns0:Header[1]/ns0:Totals[1]/ns0:TotalText[1]" w:storeItemID="{00000000-0000-0000-0000-000000000000}"/>
             <w15:color w:val="808080"/>
             <w:text/>
           </w:sdtPr>
@@ -863,7 +863,7 @@
               <w:tcPr>
                 <w:tcW w:w="1698" w:type="pct"/>
                 <w:tcBorders>
-                  <w:bottom w:val="single" w:sz="4" w:space="0" w:color="000000"/>
+                  <w:bottom w:val="single" w:color="000000" w:sz="4" w:space="0"/>
                 </w:tcBorders>
               </w:tcPr>
               <w:p>
@@ -897,7 +897,7 @@
           <w:tcPr>
             <w:tcW w:w="1210" w:type="pct"/>
             <w:tcBorders>
-              <w:top w:val="single" w:sz="4" w:space="0" w:color="000000"/>
+              <w:top w:val="single" w:color="000000" w:sz="4" w:space="0"/>
             </w:tcBorders>
             <w:vAlign w:val="center"/>
           </w:tcPr>
@@ -914,7 +914,7 @@
           <w:tcPr>
             <w:tcW w:w="2092" w:type="pct"/>
             <w:tcBorders>
-              <w:top w:val="single" w:sz="4" w:space="0" w:color="000000"/>
+              <w:top w:val="single" w:color="000000" w:sz="4" w:space="0"/>
             </w:tcBorders>
             <w:vAlign w:val="center"/>
           </w:tcPr>
@@ -931,7 +931,7 @@
           <w:tcPr>
             <w:tcW w:w="1698" w:type="pct"/>
             <w:tcBorders>
-              <w:top w:val="single" w:sz="4" w:space="0" w:color="000000"/>
+              <w:top w:val="single" w:color="000000" w:sz="4" w:space="0"/>
             </w:tcBorders>
             <w:vAlign w:val="center"/>
           </w:tcPr>
@@ -962,7 +962,7 @@
             <w:placeholder>
               <w:docPart w:val="1055315CF11C4B0F8D2ED966E8AEA7F4"/>
             </w:placeholder>
-            <w:dataBinding w:prefixMappings="&lt;xmlns:ns0='urn:microsoft-dynamics-nav/reports/Standard_Sales_Quote/1304/' " w:xpath="/ns0:NavWordReportXmlPart[1]/ns0:Header[1]/ns0:DocumentNo[1]" w:storeItemID="{00000000-0000-0000-0000-000000000000}"/>
+            <w:dataBinding w:prefixMappings="xmlns:ns0='urn:microsoft-dynamics-nav/reports/Standard_Sales_Quote/1304/'" w:xpath="/ns0:NavWordReportXmlPart[1]/ns0:Header[1]/ns0:DocumentNo[1]" w:storeItemID="{00000000-0000-0000-0000-000000000000}"/>
             <w15:color w:val="808080"/>
             <w:text/>
           </w:sdtPr>
@@ -972,7 +972,7 @@
               <w:tcPr>
                 <w:tcW w:w="1210" w:type="pct"/>
                 <w:tcBorders>
-                  <w:bottom w:val="single" w:sz="4" w:space="0" w:color="EEF0F1"/>
+                  <w:bottom w:val="single" w:color="EEF0F1" w:sz="4" w:space="0"/>
                 </w:tcBorders>
                 <w:vAlign w:val="center"/>
               </w:tcPr>
@@ -1006,7 +1006,7 @@
             <w:placeholder>
               <w:docPart w:val="1055315CF11C4B0F8D2ED966E8AEA7F4"/>
             </w:placeholder>
-            <w:dataBinding w:prefixMappings="&lt;xmlns:ns0='urn:microsoft-dynamics-nav/reports/Standard_Sales_Quote/1304/' " w:xpath="/ns0:NavWordReportXmlPart[1]/ns0:Header[1]/ns0:DueDate[1]" w:storeItemID="{00000000-0000-0000-0000-000000000000}"/>
+            <w:dataBinding w:prefixMappings="xmlns:ns0='urn:microsoft-dynamics-nav/reports/Standard_Sales_Quote/1304/'" w:xpath="/ns0:NavWordReportXmlPart[1]/ns0:Header[1]/ns0:DueDate[1]" w:storeItemID="{00000000-0000-0000-0000-000000000000}"/>
             <w15:color w:val="808080"/>
             <w:text/>
           </w:sdtPr>
@@ -1016,7 +1016,7 @@
               <w:tcPr>
                 <w:tcW w:w="2092" w:type="pct"/>
                 <w:tcBorders>
-                  <w:bottom w:val="single" w:sz="4" w:space="0" w:color="EEF0F1"/>
+                  <w:bottom w:val="single" w:color="EEF0F1" w:sz="4" w:space="0"/>
                 </w:tcBorders>
                 <w:vAlign w:val="center"/>
               </w:tcPr>
@@ -1050,7 +1050,7 @@
             <w:placeholder>
               <w:docPart w:val="1055315CF11C4B0F8D2ED966E8AEA7F4"/>
             </w:placeholder>
-            <w:dataBinding w:prefixMappings="&lt;xmlns:ns0='urn:microsoft-dynamics-nav/reports/Standard_Sales_Quote/1304/' " w:xpath="/ns0:NavWordReportXmlPart[1]/ns0:Header[1]/ns0:Totals[1]/ns0:TotalAmountIncludingVAT[1]" w:storeItemID="{00000000-0000-0000-0000-000000000000}"/>
+            <w:dataBinding w:prefixMappings="xmlns:ns0='urn:microsoft-dynamics-nav/reports/Standard_Sales_Quote/1304/'" w:xpath="/ns0:NavWordReportXmlPart[1]/ns0:Header[1]/ns0:Totals[1]/ns0:TotalAmountIncludingVAT[1]" w:storeItemID="{00000000-0000-0000-0000-000000000000}"/>
             <w15:color w:val="808080"/>
             <w:text/>
           </w:sdtPr>
@@ -1060,7 +1060,7 @@
               <w:tcPr>
                 <w:tcW w:w="1698" w:type="pct"/>
                 <w:tcBorders>
-                  <w:bottom w:val="single" w:sz="4" w:space="0" w:color="EEF0F1"/>
+                  <w:bottom w:val="single" w:color="EEF0F1" w:sz="4" w:space="0"/>
                 </w:tcBorders>
                 <w:vAlign w:val="center"/>
               </w:tcPr>
@@ -1105,7 +1105,7 @@
         <w:placeholder>
           <w:docPart w:val="1055315CF11C4B0F8D2ED966E8AEA7F4"/>
         </w:placeholder>
-        <w:dataBinding w:prefixMappings="&lt;xmlns:ns0='urn:microsoft-dynamics-nav/reports/Standard_Sales_Quote/1304/' " w:xpath="/ns0:NavWordReportXmlPart[1]/ns0:Header[1]/ns0:LetterText[1]/ns0:PmtDiscText[1]" w:storeItemID="{00000000-0000-0000-0000-000000000000}"/>
+        <w:dataBinding w:prefixMappings="xmlns:ns0='urn:microsoft-dynamics-nav/reports/Standard_Sales_Quote/1304/'" w:xpath="/ns0:NavWordReportXmlPart[1]/ns0:Header[1]/ns0:LetterText[1]/ns0:PmtDiscText[1]" w:storeItemID="{00000000-0000-0000-0000-000000000000}"/>
         <w15:color w:val="808080"/>
         <w:text/>
       </w:sdtPr>
@@ -1166,7 +1166,7 @@
                 <w:placeholder>
                   <w:docPart w:val="1055315CF11C4B0F8D2ED966E8AEA7F4"/>
                 </w:placeholder>
-                <w:dataBinding w:prefixMappings="&lt;xmlns:ns0='urn:microsoft-dynamics-nav/reports/Standard_Sales_Quote/1304/' " w:xpath="/ns0:NavWordReportXmlPart[1]/ns0:Header[1]/ns0:LetterText[1]/ns0:ClosingText[1]" w:storeItemID="{00000000-0000-0000-0000-000000000000}"/>
+                <w:dataBinding w:prefixMappings="xmlns:ns0='urn:microsoft-dynamics-nav/reports/Standard_Sales_Quote/1304/'" w:xpath="/ns0:NavWordReportXmlPart[1]/ns0:Header[1]/ns0:LetterText[1]/ns0:ClosingText[1]" w:storeItemID="{00000000-0000-0000-0000-000000000000}"/>
                 <w15:color w:val="808080"/>
                 <w:text/>
               </w:sdtPr>
@@ -1198,7 +1198,7 @@
             <w:placeholder>
               <w:docPart w:val="1055315CF11C4B0F8D2ED966E8AEA7F4"/>
             </w:placeholder>
-            <w:dataBinding w:prefixMappings="&lt;xmlns:ns0='urn:microsoft-dynamics-nav/reports/Standard_Sales_Quote/1304/' " w:xpath="/ns0:NavWordReportXmlPart[1]/ns0:Header[1]/ns0:SalesPersonName[1]" w:storeItemID="{00000000-0000-0000-0000-000000000000}"/>
+            <w:dataBinding w:prefixMappings="xmlns:ns0='urn:microsoft-dynamics-nav/reports/Standard_Sales_Quote/1304/'" w:xpath="/ns0:NavWordReportXmlPart[1]/ns0:Header[1]/ns0:SalesPersonName[1]" w:storeItemID="{00000000-0000-0000-0000-000000000000}"/>
             <w15:color w:val="808080"/>
             <w:text/>
           </w:sdtPr>
@@ -3298,7 +3298,9 @@
 </we:webextension>
 </file>
 
-<file path=customXml/item1.xml>��< ? x m l   v e r s i o n = " 1 . 0 "   e n c o d i n g = " u t f - 1 6 " ? > < N a v W o r d R e p o r t X m l P a r t   x m l n s = " u r n : m i c r o s o f t - d y n a m i c s - n a v / r e p o r t s / S t a n d a r d _ S a l e s _ Q u o t e / 1 3 0 4 / " > +<file path=customXml/item1.xml>��< ? x m l   v e r s i o n = " 1 . 0 "   e n c o d i n g = " u t f - 1 6 " ? > + 
+ < N a v W o r d R e p o r t X m l P a r t   x m l n s = " u r n : m i c r o s o f t - d y n a m i c s - n a v / r e p o r t s / S t a n d a r d _ S a l e s _ Q u o t e / 1 3 0 4 / " >   
      < B C R e p o r t I n f o r m a t i o n >   
@@ -3316,6 +3318,8 @@
  
              < R e p o r t N a m e > R e p o r t   N a m e < / R e p o r t N a m e >   
+             < R e p o r t C a p t i o n > R e p o r t   C a p t i o n < / R e p o r t C a p t i o n > + 
              < A b o u t T h i s R e p o r t T i t l e > A b o u t   T h i s   R e p o r t   T i t l e < / A b o u t T h i s R e p o r t T i t l e >   
              < A b o u t T h i s R e p o r t T e x t > A b o u t   T h i s   R e p o r t   T e x t < / A b o u t T h i s R e p o r t T e x t > @@ -3370,21 +3374,21 @@
  
              < C o m p a n y A d d r e s s L i n e s >   
-                 < C o m p a n y A d d r e s s L i n e > C o m p a n y   A d d r e s s   L i n e   1 < / C o m p a n y A d d r e s s L i n e > - 
-                 < C o m p a n y A d d r e s s L i n e > C o m p a n y   A d d r e s s   L i n e   2 < / C o m p a n y A d d r e s s L i n e > - 
-                 < C o m p a n y A d d r e s s L i n e > C o m p a n y   A d d r e s s   L i n e   3 < / C o m p a n y A d d r e s s L i n e > - 
-                 < C o m p a n y A d d r e s s L i n e > C o m p a n y   A d d r e s s   L i n e   4 < / C o m p a n y A d d r e s s L i n e > - 
-                 < C o m p a n y A d d r e s s L i n e > C o m p a n y   A d d r e s s   L i n e   5 < / C o m p a n y A d d r e s s L i n e > - 
-                 < C o m p a n y A d d r e s s L i n e > C o m p a n y   A d d r e s s   L i n e   6 < / C o m p a n y A d d r e s s L i n e > - 
-                 < C o m p a n y A d d r e s s L i n e > C o m p a n y   A d d r e s s   L i n e   7 < / C o m p a n y A d d r e s s L i n e > - 
-                 < C o m p a n y A d d r e s s L i n e > C o m p a n y   A d d r e s s   L i n e   8 < / C o m p a n y A d d r e s s L i n e > +                 < C o m p a n y A d d r e s s L i n e 1 > C o m p a n y   A d d r e s s   L i n e   1 < / C o m p a n y A d d r e s s L i n e 1 > + 
+                 < C o m p a n y A d d r e s s L i n e 2 > C o m p a n y   A d d r e s s   L i n e   2 < / C o m p a n y A d d r e s s L i n e 2 > + 
+                 < C o m p a n y A d d r e s s L i n e 3 > C o m p a n y   A d d r e s s   L i n e   3 < / C o m p a n y A d d r e s s L i n e 3 > + 
+                 < C o m p a n y A d d r e s s L i n e 4 > C o m p a n y   A d d r e s s   L i n e   4 < / C o m p a n y A d d r e s s L i n e 4 > + 
+                 < C o m p a n y A d d r e s s L i n e 5 > C o m p a n y   A d d r e s s   L i n e   5 < / C o m p a n y A d d r e s s L i n e 5 > + 
+                 < C o m p a n y A d d r e s s L i n e 6 > C o m p a n y   A d d r e s s   L i n e   6 < / C o m p a n y A d d r e s s L i n e 6 > + 
+                 < C o m p a n y A d d r e s s L i n e 7 > C o m p a n y   A d d r e s s   L i n e   7 < / C o m p a n y A d d r e s s L i n e 7 > + 
+                 < C o m p a n y A d d r e s s L i n e 8 > C o m p a n y   A d d r e s s   L i n e   8 < / C o m p a n y A d d r e s s L i n e 8 >   
              < / C o m p a n y A d d r e s s L i n e s >   
@@ -3516,7 +3520,7 @@
  
          < C o m p a n y P h o n e N o _ L b l > C o m p a n y P h o n e N o _ L b l < / C o m p a n y P h o n e N o _ L b l >   
-         < C o m p a n y P i c t u r e / > +         < C o m p a n y P i c t u r e   / >   
          < C o m p a n y R e g i s t r a t i o n N u m b e r > C o m p a n y R e g i s t r a t i o n N u m b e r < / C o m p a n y R e g i s t r a t i o n N u m b e r >   
@@ -3574,12 +3578,12 @@
  
          < E M a i l _ L b l > E M a i l _ L b l < / E M a i l _ L b l >   
+         < E s t i m a t e B o d y _ L b l > E s t i m a t e B o d y _ L b l < / E s t i m a t e B o d y _ L b l > + 
+         < E s t i m a t e F o r _ L b l > E s t i m a t e F o r _ L b l < / E s t i m a t e F o r _ L b l > + 
          < E s t i m a t e _ L b l > E s t i m a t e _ L b l < / E s t i m a t e _ L b l >   
-         < E s t i m a t e B o d y _ L b l > E s t i m a t e B o d y _ L b l < / E s t i m a t e B o d y _ L b l > - 
-         < E s t i m a t e F o r _ L b l > E s t i m a t e F o r _ L b l < / E s t i m a t e F o r _ L b l > - 
          < E x c h a n g e R a t e A s T e x t > E x c h a n g e R a t e A s T e x t < / E x c h a n g e R a t e A s T e x t >   
          < E x t e r n a l D o c u m e n t N o > E x t e r n a l D o c u m e n t N o < / E x t e r n a l D o c u m e n t N o > @@ -3614,10 +3618,10 @@
  
          < P r i c e s I n c l u d i n g V A T > P r i c e s I n c l u d i n g V A T < / P r i c e s I n c l u d i n g V A T >   
+         < P r i c e s I n c l u d i n g V A T Y e s N o > P r i c e s I n c l u d i n g V A T Y e s N o < / P r i c e s I n c l u d i n g V A T Y e s N o > + 
          < P r i c e s I n c l u d i n g V A T _ L b l > P r i c e s I n c l u d i n g V A T _ L b l < / P r i c e s I n c l u d i n g V A T _ L b l >   
-         < P r i c e s I n c l u d i n g V A T Y e s N o > P r i c e s I n c l u d i n g V A T Y e s N o < / P r i c e s I n c l u d i n g V A T Y e s N o > - 
          < Q u e s t i o n s _ L b l > Q u e s t i o n s _ L b l < / Q u e s t i o n s _ L b l >   
          < Q u o t e V a l i d T o D a t e > Q u o t e V a l i d T o D a t e < / Q u o t e V a l i d T o D a t e > @@ -3626,12 +3630,12 @@
  
          < S a l e s I n v o i c e L i n e D i s c o u n t _ L b l > S a l e s I n v o i c e L i n e D i s c o u n t _ L b l < / S a l e s I n v o i c e L i n e D i s c o u n t _ L b l >   
+         < S a l e s P e r s o n B l a n k _ L b l > S a l e s P e r s o n B l a n k _ L b l < / S a l e s P e r s o n B l a n k _ L b l > + 
+         < S a l e s P e r s o n N a m e > S a l e s P e r s o n N a m e < / S a l e s P e r s o n N a m e > + 
          < S a l e s P e r s o n _ L b l > S a l e s P e r s o n _ L b l < / S a l e s P e r s o n _ L b l >   
-         < S a l e s P e r s o n B l a n k _ L b l > S a l e s P e r s o n B l a n k _ L b l < / S a l e s P e r s o n B l a n k _ L b l > - 
-         < S a l e s P e r s o n N a m e > S a l e s P e r s o n N a m e < / S a l e s P e r s o n N a m e > - 
          < S e l l T o C o n t a c t E m a i l > S e l l T o C o n t a c t E m a i l < / S e l l T o C o n t a c t E m a i l >   
          < S e l l T o C o n t a c t E m a i l L b l > S e l l T o C o n t a c t E m a i l L b l < / S e l l T o C o n t a c t E m a i l L b l > @@ -3648,30 +3652,30 @@
  
          < S e l l t o C u s t o m e r N o _ L b l > S e l l t o C u s t o m e r N o _ L b l < / S e l l t o C u s t o m e r N o _ L b l >   
+         < S h i p m e n t M e t h o d D e s c r i p t i o n > S h i p m e n t M e t h o d D e s c r i p t i o n < / S h i p m e n t M e t h o d D e s c r i p t i o n > + 
+         < S h i p m e n t M e t h o d D e s c r i p t i o n _ L b l > S h i p m e n t M e t h o d D e s c r i p t i o n _ L b l < / S h i p m e n t M e t h o d D e s c r i p t i o n _ L b l > + 
          < S h i p m e n t _ L b l > S h i p m e n t _ L b l < / S h i p m e n t _ L b l >   
-         < S h i p m e n t M e t h o d D e s c r i p t i o n > S h i p m e n t M e t h o d D e s c r i p t i o n < / S h i p m e n t M e t h o d D e s c r i p t i o n > - 
-         < S h i p m e n t M e t h o d D e s c r i p t i o n _ L b l > S h i p m e n t M e t h o d D e s c r i p t i o n _ L b l < / S h i p m e n t M e t h o d D e s c r i p t i o n _ L b l > +         < S h i p T o A d d r e s s 1 > S h i p T o A d d r e s s 1 < / S h i p T o A d d r e s s 1 > + 
+         < S h i p T o A d d r e s s 2 > S h i p T o A d d r e s s 2 < / S h i p T o A d d r e s s 2 > + 
+         < S h i p T o A d d r e s s 3 > S h i p T o A d d r e s s 3 < / S h i p T o A d d r e s s 3 > + 
+         < S h i p T o A d d r e s s 4 > S h i p T o A d d r e s s 4 < / S h i p T o A d d r e s s 4 > + 
+         < S h i p T o A d d r e s s 5 > S h i p T o A d d r e s s 5 < / S h i p T o A d d r e s s 5 > + 
+         < S h i p T o A d d r e s s 6 > S h i p T o A d d r e s s 6 < / S h i p T o A d d r e s s 6 > + 
+         < S h i p T o A d d r e s s 7 > S h i p T o A d d r e s s 7 < / S h i p T o A d d r e s s 7 > + 
+         < S h i p T o A d d r e s s 8 > S h i p T o A d d r e s s 8 < / S h i p T o A d d r e s s 8 >   
          < S h i p T o A d d r e s s _ L b l > S h i p T o A d d r e s s _ L b l < / S h i p T o A d d r e s s _ L b l >   
-         < S h i p T o A d d r e s s 1 > S h i p T o A d d r e s s 1 < / S h i p T o A d d r e s s 1 > - 
-         < S h i p T o A d d r e s s 2 > S h i p T o A d d r e s s 2 < / S h i p T o A d d r e s s 2 > - 
-         < S h i p T o A d d r e s s 3 > S h i p T o A d d r e s s 3 < / S h i p T o A d d r e s s 3 > - 
-         < S h i p T o A d d r e s s 4 > S h i p T o A d d r e s s 4 < / S h i p T o A d d r e s s 4 > - 
-         < S h i p T o A d d r e s s 5 > S h i p T o A d d r e s s 5 < / S h i p T o A d d r e s s 5 > - 
-         < S h i p T o A d d r e s s 6 > S h i p T o A d d r e s s 6 < / S h i p T o A d d r e s s 6 > - 
-         < S h i p T o A d d r e s s 7 > S h i p T o A d d r e s s 7 < / S h i p T o A d d r e s s 7 > - 
-         < S h i p T o A d d r e s s 8 > S h i p T o A d d r e s s 8 < / S h i p T o A d d r e s s 8 > - 
          < S h i p T o P h o n e N o > S h i p T o P h o n e N o < / S h i p T o P h o n e N o >   
          < S h o w S h i p p i n g A d d r e s s > S h o w S h i p p i n g A d d r e s s < / S h o w S h i p p i n g A d d r e s s > @@ -3684,16 +3688,16 @@
  
          < T o t a l _ L b l > T o t a l _ L b l < / T o t a l _ L b l >   
+         < V A T A m o u n t S p e c i f i c a t i o n _ L b l > V A T A m o u n t S p e c i f i c a t i o n _ L b l < / V A T A m o u n t S p e c i f i c a t i o n _ L b l > + 
          < V A T A m o u n t _ L b l > V A T A m o u n t _ L b l < / V A T A m o u n t _ L b l >   
-         < V A T A m o u n t S p e c i f i c a t i o n _ L b l > V A T A m o u n t S p e c i f i c a t i o n _ L b l < / V A T A m o u n t S p e c i f i c a t i o n _ L b l > - 
          < V A T B a s e _ L b l > V A T B a s e _ L b l < / V A T B a s e _ L b l >   
+         < V A T C l a u s e s _ L b l > V A T C l a u s e s _ L b l < / V A T C l a u s e s _ L b l > + 
          < V A T C l a u s e _ L b l > V A T C l a u s e _ L b l < / V A T C l a u s e _ L b l >   
-         < V A T C l a u s e s _ L b l > V A T C l a u s e s _ L b l < / V A T C l a u s e s _ L b l > - 
          < V A T I d e n t i f i e r _ L b l > V A T I d e n t i f i e r _ L b l < / V A T I d e n t i f i e r _ L b l >   
          < V A T P e r c e n t a g e _ L b l > V A T P e r c e n t a g e _ L b l < / V A T P e r c e n t a g e _ L b l > @@ -3734,16 +3738,16 @@
  
              < L i n e A m o u n t _ L i n e _ L b l > L i n e A m o u n t _ L i n e _ L b l < / L i n e A m o u n t _ L i n e _ L b l >   
+             < L i n e D i s c o u n t P e r c e n t T e x t _ L i n e > L i n e D i s c o u n t P e r c e n t T e x t _ L i n e < / L i n e D i s c o u n t P e r c e n t T e x t _ L i n e > + 
              < L i n e D i s c o u n t P e r c e n t _ L i n e > L i n e D i s c o u n t P e r c e n t _ L i n e < / L i n e D i s c o u n t P e r c e n t _ L i n e >   
-             < L i n e D i s c o u n t P e r c e n t T e x t _ L i n e > L i n e D i s c o u n t P e r c e n t T e x t _ L i n e < / L i n e D i s c o u n t P e r c e n t T e x t _ L i n e > - 
              < L i n e N o _ L i n e > L i n e N o _ L i n e < / L i n e N o _ L i n e >   
+             < P r i c e P e r _ L b l > P r i c e P e r _ L b l < / P r i c e P e r _ L b l > + 
              < P r i c e _ L b l > P r i c e _ L b l < / P r i c e _ L b l >   
-             < P r i c e P e r _ L b l > P r i c e P e r _ L b l < / P r i c e P e r _ L b l > - 
              < Q t y _ L b l > Q t y _ L b l < / Q t y _ L b l >   
              < Q u a n t i t y _ L i n e > Q u a n t i t y _ L i n e < / Q u a n t i t y _ L i n e > @@ -3758,16 +3762,16 @@
  
              < T y p e _ L i n e > T y p e _ L i n e < / T y p e _ L i n e >   
+             < U n i t O f M e a s u r e > U n i t O f M e a s u r e < / U n i t O f M e a s u r e > + 
+             < U n i t O f M e a s u r e _ L b l > U n i t O f M e a s u r e _ L b l < / U n i t O f M e a s u r e _ L b l > + 
+             < U n i t P r i c e > U n i t P r i c e < / U n i t P r i c e > + 
+             < U n i t P r i c e _ L b l > U n i t P r i c e _ L b l < / U n i t P r i c e _ L b l > + 
              < U n i t _ L b l > U n i t _ L b l < / U n i t _ L b l >   
-             < U n i t O f M e a s u r e > U n i t O f M e a s u r e < / U n i t O f M e a s u r e > - 
-             < U n i t O f M e a s u r e _ L b l > U n i t O f M e a s u r e _ L b l < / U n i t O f M e a s u r e _ L b l > - 
-             < U n i t P r i c e > U n i t P r i c e < / U n i t P r i c e > - 
-             < U n i t P r i c e _ L b l > U n i t P r i c e _ L b l < / U n i t P r i c e _ L b l > - 
              < V A T I d e n t i f i e r _ L i n e > V A T I d e n t i f i e r _ L i n e < / V A T I d e n t i f i e r _ L i n e >   
              < V A T I d e n t i f i e r _ L i n e _ L b l > V A T I d e n t i f i e r _ L i n e _ L b l < / V A T I d e n t i f i e r _ L i n e _ L b l > @@ -3802,22 +3806,22 @@
  
              < N o O f V A T I d e n t i f i e r s > N o O f V A T I d e n t i f i e r s < / N o O f V A T I d e n t i f i e r s >   
+             < V A T A m o u n t L C Y _ V A T A m o u n t L i n e > V A T A m o u n t L C Y _ V A T A m o u n t L i n e < / V A T A m o u n t L C Y _ V A T A m o u n t L i n e > + 
+             < V A T A m o u n t L C Y _ V A T A m o u n t L i n e _ L b l > V A T A m o u n t L C Y _ V A T A m o u n t L i n e _ L b l < / V A T A m o u n t L C Y _ V A T A m o u n t L i n e _ L b l > + 
              < V A T A m o u n t _ V a t A m o u n t L i n e > V A T A m o u n t _ V a t A m o u n t L i n e < / V A T A m o u n t _ V a t A m o u n t L i n e >   
              < V A T A m o u n t _ V a t A m o u n t L i n e _ L b l > V A T A m o u n t _ V a t A m o u n t L i n e _ L b l < / V A T A m o u n t _ V a t A m o u n t L i n e _ L b l >   
-             < V A T A m o u n t L C Y _ V A T A m o u n t L i n e > V A T A m o u n t L C Y _ V A T A m o u n t L i n e < / V A T A m o u n t L C Y _ V A T A m o u n t L i n e > - 
-             < V A T A m o u n t L C Y _ V A T A m o u n t L i n e _ L b l > V A T A m o u n t L C Y _ V A T A m o u n t L i n e _ L b l < / V A T A m o u n t L C Y _ V A T A m o u n t L i n e _ L b l > +             < V A T B a s e L C Y _ V A T A m o u n t L i n e > V A T B a s e L C Y _ V A T A m o u n t L i n e < / V A T B a s e L C Y _ V A T A m o u n t L i n e > + 
+             < V A T B a s e L C Y _ V A T A m o u n t L i n e _ L b l > V A T B a s e L C Y _ V A T A m o u n t L i n e _ L b l < / V A T B a s e L C Y _ V A T A m o u n t L i n e _ L b l >   
              < V A T B a s e _ V a t A m o u n t L i n e > V A T B a s e _ V a t A m o u n t L i n e < / V A T B a s e _ V a t A m o u n t L i n e >   
              < V A T B a s e _ V a t A m o u n t L i n e _ L b l > V A T B a s e _ V a t A m o u n t L i n e _ L b l < / V A T B a s e _ V a t A m o u n t L i n e _ L b l >   
-             < V A T B a s e L C Y _ V A T A m o u n t L i n e > V A T B a s e L C Y _ V A T A m o u n t L i n e < / V A T B a s e L C Y _ V A T A m o u n t L i n e > - 
-             < V A T B a s e L C Y _ V A T A m o u n t L i n e _ L b l > V A T B a s e L C Y _ V A T A m o u n t L i n e _ L b l < / V A T B a s e L C Y _ V A T A m o u n t L i n e _ L b l > - 
              < V A T I d e n t i f i e r _ V a t A m o u n t L i n e > V A T I d e n t i f i e r _ V a t A m o u n t L i n e < / V A T I d e n t i f i e r _ V a t A m o u n t L i n e >   
              < V A T I d e n t i f i e r _ V a t A m o u n t L i n e _ L b l > V A T I d e n t i f i e r _ V a t A m o u n t L i n e _ L b l < / V A T I d e n t i f i e r _ V a t A m o u n t L i n e _ L b l > @@ -3830,9 +3834,9 @@
  
          < R e p o r t T o t a l s L i n e >   
+             < A m o u n t F o r m a t t e d _ R e p o r t T o t a l s L i n e > A m o u n t F o r m a t t e d _ R e p o r t T o t a l s L i n e < / A m o u n t F o r m a t t e d _ R e p o r t T o t a l s L i n e > + 
              < A m o u n t _ R e p o r t T o t a l s L i n e > A m o u n t _ R e p o r t T o t a l s L i n e < / A m o u n t _ R e p o r t T o t a l s L i n e > - 
-             < A m o u n t F o r m a t t e d _ R e p o r t T o t a l s L i n e > A m o u n t F o r m a t t e d _ R e p o r t T o t a l s L i n e < / A m o u n t F o r m a t t e d _ R e p o r t T o t a l s L i n e >   
              < D e s c r i p t i o n _ R e p o r t T o t a l s L i n e > D e s c r i p t i o n _ R e p o r t T o t a l s L i n e < / D e s c r i p t i o n _ R e p o r t T o t a l s L i n e >   
@@ -3893,7 +3897,9 @@
  < / N a v W o r d R e p o r t X m l P a r t > 
 </file>
 
-<file path=customXml/item2.xml>��< ? x m l   v e r s i o n = " 1 . 0 "   e n c o d i n g = " u t f - 1 6 " ? > < N a v W o r d R e p o r t X m l P a r t   x m l n s = " u r n : m i c r o s o f t - d y n a m i c s - b u s i n e s s c e n t r a l / i n t e r n a l / e x t e n d e d / r e p o r t s / S t a n d a r d _ S a l e s _ Q u o t e / 1 3 0 4 / " > +<file path=customXml/item2.xml>��< ? x m l   v e r s i o n = " 1 . 0 "   e n c o d i n g = " u t f - 1 6 " ? > + 
+ < N a v W o r d R e p o r t X m l P a r t   x m l n s = " u r n : m i c r o s o f t - d y n a m i c s - b u s i n e s s c e n t r a l / i n t e r n a l / e x t e n d e d / r e p o r t s / S t a n d a r d _ S a l e s _ Q u o t e / 1 3 0 4 / " >   
      < B C R e p o r t I n f o r m a t i o n >   
@@ -3911,6 +3917,8 @@
  
              < R e p o r t N a m e > R e p o r t   N a m e < / R e p o r t N a m e >   
+             < R e p o r t C a p t i o n > R e p o r t   C a p t i o n < / R e p o r t C a p t i o n > + 
              < A b o u t T h i s R e p o r t T i t l e > A b o u t   T h i s   R e p o r t   T i t l e < / A b o u t T h i s R e p o r t T i t l e >   
              < A b o u t T h i s R e p o r t T e x t > A b o u t   T h i s   R e p o r t   T e x t < / A b o u t T h i s R e p o r t T e x t > @@ -3965,21 +3973,21 @@
  
              < C o m p a n y A d d r e s s L i n e s >   
-                 < C o m p a n y A d d r e s s L i n e > C o m p a n y   A d d r e s s   L i n e   1 < / C o m p a n y A d d r e s s L i n e > - 
-                 < C o m p a n y A d d r e s s L i n e > C o m p a n y   A d d r e s s   L i n e   2 < / C o m p a n y A d d r e s s L i n e > - 
-                 < C o m p a n y A d d r e s s L i n e > C o m p a n y   A d d r e s s   L i n e   3 < / C o m p a n y A d d r e s s L i n e > - 
-                 < C o m p a n y A d d r e s s L i n e > C o m p a n y   A d d r e s s   L i n e   4 < / C o m p a n y A d d r e s s L i n e > - 
-                 < C o m p a n y A d d r e s s L i n e > C o m p a n y   A d d r e s s   L i n e   5 < / C o m p a n y A d d r e s s L i n e > - 
-                 < C o m p a n y A d d r e s s L i n e > C o m p a n y   A d d r e s s   L i n e   6 < / C o m p a n y A d d r e s s L i n e > - 
-                 < C o m p a n y A d d r e s s L i n e > C o m p a n y   A d d r e s s   L i n e   7 < / C o m p a n y A d d r e s s L i n e > - 
-                 < C o m p a n y A d d r e s s L i n e > C o m p a n y   A d d r e s s   L i n e   8 < / C o m p a n y A d d r e s s L i n e > +                 < C o m p a n y A d d r e s s L i n e 1 > C o m p a n y   A d d r e s s   L i n e   1 < / C o m p a n y A d d r e s s L i n e 1 > + 
+                 < C o m p a n y A d d r e s s L i n e 2 > C o m p a n y   A d d r e s s   L i n e   2 < / C o m p a n y A d d r e s s L i n e 2 > + 
+                 < C o m p a n y A d d r e s s L i n e 3 > C o m p a n y   A d d r e s s   L i n e   3 < / C o m p a n y A d d r e s s L i n e 3 > + 
+                 < C o m p a n y A d d r e s s L i n e 4 > C o m p a n y   A d d r e s s   L i n e   4 < / C o m p a n y A d d r e s s L i n e 4 > + 
+                 < C o m p a n y A d d r e s s L i n e 5 > C o m p a n y   A d d r e s s   L i n e   5 < / C o m p a n y A d d r e s s L i n e 5 > + 
+                 < C o m p a n y A d d r e s s L i n e 6 > C o m p a n y   A d d r e s s   L i n e   6 < / C o m p a n y A d d r e s s L i n e 6 > + 
+                 < C o m p a n y A d d r e s s L i n e 7 > C o m p a n y   A d d r e s s   L i n e   7 < / C o m p a n y A d d r e s s L i n e 7 > + 
+                 < C o m p a n y A d d r e s s L i n e 8 > C o m p a n y   A d d r e s s   L i n e   8 < / C o m p a n y A d d r e s s L i n e 8 >   
              < / C o m p a n y A d d r e s s L i n e s >   
@@ -4037,21 +4045,269 @@
  
      < / B C R e p o r t I n f o r m a t i o n >   
-     < T o o l t i p s / > +     < T o o l t i p s > + 
+         < T o o l t i p   c o l u m n = " C o m p a n y H o m e P a g e "   E l e m e n t I d = " 1 9 8 9 1 8 8 7 0 " > + 
+             < T o o l t i p T e x t   l a n g = " e n - U S " > S p e c i f i e s   y o u r   c o m p a n y ' s   w e b   s i t e . < / T o o l t i p T e x t > + 
+         < / T o o l t i p > + 
+         < T o o l t i p   c o l u m n = " C o m p a n y E M a i l "   E l e m e n t I d = " 1 6 7 7 0 7 4 0 5 8 " > + 
+             < T o o l t i p T e x t   l a n g = " e n - U S " > S p e c i f i e s   t h e   c o m p a n y ' s   e m a i l   a d d r e s s . < / T o o l t i p T e x t > + 
+         < / T o o l t i p > + 
+         < T o o l t i p   c o l u m n = " C o m p a n y P i c t u r e "   E l e m e n t I d = " 1 3 9 7 4 1 1 0 7 4 " > + 
+             < T o o l t i p T e x t   l a n g = " e n - U S " > S p e c i f i e s   t h e   p i c t u r e   t h a t   h a s   b e e n   s e t   u p   f o r   t h e   c o m p a n y ,   s u c h   a s   a   c o m p a n y   l o g o . < / T o o l t i p T e x t > + 
+         < / T o o l t i p > + 
+         < T o o l t i p   c o l u m n = " C o m p a n y P h o n e N o "   E l e m e n t I d = " 2 5 0 4 4 0 6 5 5 " > + 
+             < T o o l t i p T e x t   l a n g = " e n - U S " > S p e c i f i e s   t h e   c o m p a n y ' s   t e l e p h o n e   n u m b e r . < / T o o l t i p T e x t > + 
+         < / T o o l t i p > + 
+         < T o o l t i p   c o l u m n = " C o m p a n y G i r o N o "   E l e m e n t I d = " 1 3 6 0 1 9 6 3 2 0 " > + 
+             < T o o l t i p T e x t   l a n g = " e n - U S " > S p e c i f i e s   t h e   c o m p a n y ' s   g i r o   n u m b e r . < / T o o l t i p T e x t > + 
+         < / T o o l t i p > + 
+         < T o o l t i p   c o l u m n = " C o m p a n y B a n k N a m e "   E l e m e n t I d = " 1 5 3 4 9 0 5 6 0 5 " > + 
+             < T o o l t i p T e x t   l a n g = " e n - U S " > S p e c i f i e s   t h e   n a m e   o f   t h e   b a n k   w h e r e   y o u   h a v e   t h e   b a n k   a c c o u n t . < / T o o l t i p T e x t > + 
+         < / T o o l t i p > + 
+         < T o o l t i p   c o l u m n = " C o m p a n y B a n k B r a n c h N o "   E l e m e n t I d = " 7 9 3 1 3 3 0 5 7 " > + 
+             < T o o l t i p T e x t   l a n g = " e n - U S " > S p e c i f i e s   a   n u m b e r   o f   t h e   b a n k   b r a n c h . < / T o o l t i p T e x t > + 
+         < / T o o l t i p > + 
+         < T o o l t i p   c o l u m n = " C o m p a n y B a n k A c c o u n t N o "   E l e m e n t I d = " 3 0 1 4 0 2 0 4 " > + 
+             < T o o l t i p T e x t   l a n g = " e n - U S " > S p e c i f i e s   t h e   n u m b e r   u s e d   b y   t h e   b a n k   f o r   t h e   b a n k   a c c o u n t . < / T o o l t i p T e x t > + 
+         < / T o o l t i p > + 
+         < T o o l t i p   c o l u m n = " C o m p a n y I B A N "   E l e m e n t I d = " 9 0 6 5 4 9 1 8 2 " > + 
+             < T o o l t i p T e x t   l a n g = " e n - U S " > S p e c i f i e s   t h e   b a n k   a c c o u n t ' s   i n t e r n a t i o n a l   b a n k   a c c o u n t   n u m b e r . < / T o o l t i p T e x t > + 
+         < / T o o l t i p > + 
+         < T o o l t i p   c o l u m n = " C o m p a n y S W I F T "   E l e m e n t I d = " 6 6 8 2 5 0 2 4 5 " > + 
+             < T o o l t i p T e x t   l a n g = " e n - U S " > S p e c i f i e s   t h e   i n t e r n a t i o n a l   b a n k   i d e n t i f i e r   c o d e   ( S W I F T )   o f   t h e   b a n k   w h e r e   y o u   h a v e   t h e   a c c o u n t . < / T o o l t i p T e x t > + 
+         < / T o o l t i p > + 
+         < T o o l t i p   c o l u m n = " E x t e r n a l D o c u m e n t N o "   E l e m e n t I d = " 7 3 3 9 5 3 9 6 6 " > + 
+             < T o o l t i p T e x t   l a n g = " e n - U S " > S p e c i f i e s   a   d o c u m e n t   n u m b e r   t h a t   r e f e r s   t o   t h e   c u s t o m e r ' s   o r   v e n d o r ' s   n u m b e r i n g   s y s t e m . < / T o o l t i p T e x t > + 
+         < / T o o l t i p > + 
+         < T o o l t i p   c o l u m n = " Y o u r R e f e r e n c e "   E l e m e n t I d = " 1 1 0 3 9 9 5 1 " > + 
+             < T o o l t i p T e x t   l a n g = " e n - U S " > S p e c i f i e s   t h e   c u s t o m e r ' s   r e f e r e n c e .   T h e   c o n t e n t   w i l l   b e   p r i n t e d   o n   s a l e s   d o c u m e n t s . < / T o o l t i p T e x t > + 
+         < / T o o l t i p > + 
+         < T o o l t i p   c o l u m n = " S h i p m e n t M e t h o d D e s c r i p t i o n "   E l e m e n t I d = " 2 0 5 9 4 0 3 2 6 0 " > + 
+             < T o o l t i p T e x t   l a n g = " e n - U S " > S p e c i f i e s   a   d e s c r i p t i o n   o f   t h e   s h i p m e n t   m e t h o d . < / T o o l t i p T e x t > + 
+         < / T o o l t i p > + 
+         < T o o l t i p   c o l u m n = " S h i p T o P h o n e N o "   E l e m e n t I d = " 3 6 9 7 0 2 2 5 5 " > + 
+             < T o o l t i p T e x t   l a n g = " e n - U S " > S p e c i f i e s   t h e   t e l e p h o n e   n u m b e r   o f   t h e   c o m p a n y ' s   s h i p p i n g   a d d r e s s . < / T o o l t i p T e x t > + 
+         < / T o o l t i p > + 
+         < T o o l t i p   c o l u m n = " S e l l T o C o n t a c t P h o n e N o "   E l e m e n t I d = " 1 6 1 3 8 2 2 4 8 3 " > + 
+             < T o o l t i p T e x t   l a n g = " e n - U S " > S p e c i f i e s   t h e   c o n t a c t ' s   p h o n e   n u m b e r . < / T o o l t i p T e x t > + 
+         < / T o o l t i p > + 
+         < T o o l t i p   c o l u m n = " S e l l T o C o n t a c t M o b i l e P h o n e N o "   E l e m e n t I d = " 1 8 4 3 5 8 7 4 7 " > + 
+             < T o o l t i p T e x t   l a n g = " e n - U S " > S p e c i f i e s   t h e   c o n t a c t ' s   m o b i l e   t e l e p h o n e   n u m b e r . < / T o o l t i p T e x t > + 
+         < / T o o l t i p > + 
+         < T o o l t i p   c o l u m n = " S e l l T o C o n t a c t E m a i l "   E l e m e n t I d = " 2 6 2 8 2 4 5 6 4 " > + 
+             < T o o l t i p T e x t   l a n g = " e n - U S " > S p e c i f i e s   t h e   e m a i l   a d d r e s s   o f   t h e   c o n t a c t . < / T o o l t i p T e x t > + 
+         < / T o o l t i p > + 
+         < T o o l t i p   c o l u m n = " B i l l T o C o n t a c t P h o n e N o "   E l e m e n t I d = " 3 6 2 4 7 7 4 8 8 " > + 
+             < T o o l t i p T e x t   l a n g = " e n - U S " > S p e c i f i e s   t h e   c o n t a c t ' s   p h o n e   n u m b e r . < / T o o l t i p T e x t > + 
+         < / T o o l t i p > + 
+         < T o o l t i p   c o l u m n = " B i l l T o C o n t a c t M o b i l e P h o n e N o "   E l e m e n t I d = " 2 4 8 4 8 8 6 9 6 " > + 
+             < T o o l t i p T e x t   l a n g = " e n - U S " > S p e c i f i e s   t h e   c o n t a c t ' s   m o b i l e   t e l e p h o n e   n u m b e r . < / T o o l t i p T e x t > + 
+         < / T o o l t i p > + 
+         < T o o l t i p   c o l u m n = " B i l l T o C o n t a c t E m a i l "   E l e m e n t I d = " 3 3 5 8 2 7 8 9 5 " > + 
+             < T o o l t i p T e x t   l a n g = " e n - U S " > S p e c i f i e s   t h e   e m a i l   a d d r e s s   o f   t h e   c o n t a c t . < / T o o l t i p T e x t > + 
+         < / T o o l t i p > + 
+         < T o o l t i p   c o l u m n = " P a y m e n t T e r m s D e s c r i p t i o n "   E l e m e n t I d = " 2 0 3 8 7 4 2 7 0 0 " > + 
+             < T o o l t i p T e x t   l a n g = " e n - U S " > S p e c i f i e s   a n   e x p l a n a t i o n   o f   t h e   p a y m e n t   t e r m s . < / T o o l t i p T e x t > + 
+         < / T o o l t i p > + 
+         < T o o l t i p   c o l u m n = " P a y m e n t M e t h o d D e s c r i p t i o n "   E l e m e n t I d = " 5 8 5 7 5 7 9 7 4 " > + 
+             < T o o l t i p T e x t   l a n g = " e n - U S " > S p e c i f i e s   a   t e x t   t h a t   d e s c r i b e s   t h e   p a y m e n t   m e t h o d . < / T o o l t i p T e x t > + 
+         < / T o o l t i p > + 
+         < T o o l t i p   c o l u m n = " B i l l t o C u s t u m e r N o "   E l e m e n t I d = " 2 8 0 4 7 3 0 5 8 " > + 
+             < T o o l t i p T e x t   l a n g = " e n - U S " > S p e c i f i e s   t h e   n u m b e r   o f   t h e   c u s t o m e r   t h a t   y o u   s e n d   o r   s e n t   t h e   i n v o i c e   o r   c r e d i t   m e m o   t o . < / T o o l t i p T e x t > + 
+         < / T o o l t i p > + 
+         < T o o l t i p   c o l u m n = " D o c u m e n t N o "   E l e m e n t I d = " 9 7 0 3 5 0 5 3 9 " > + 
+             < T o o l t i p T e x t   l a n g = " e n - U S " > S p e c i f i e s   a   u n i q u e   n u m b e r   t h a t   i d e n t i f i e s   t h e   s a l e s   d o c u m e n t .   T h e   n u m b e r   c a n   b e   g e n e r a t e d   a u t o m a t i c a l l y   f r o m   a   n u m b e r   s e r i e s ,   o r   y o u   c a n   n u m b e r   e a c h   o f   t h e m   m a n u a l l y . < / T o o l t i p T e x t > + 
+         < / T o o l t i p > + 
+         < T o o l t i p   c o l u m n = " P r i c e s I n c l u d i n g V A T "   E l e m e n t I d = " 5 1 8 8 1 7 1 6 7 " > + 
+             < T o o l t i p T e x t   l a n g = " e n - U S " > S p e c i f i e s   i f   t h e   U n i t   P r i c e   a n d   L i n e   A m o u n t   f i e l d s   o n   d o c u m e n t   l i n e s   s h o u l d   b e   s h o w n   w i t h   o r   w i t h o u t   V A T . < / T o o l t i p T e x t > + 
+         < / T o o l t i p > + 
+         < T o o l t i p   c o l u m n = " S a l e s P e r s o n N a m e "   E l e m e n t I d = " 8 7 1 4 9 2 9 8 3 " > + 
+             < T o o l t i p T e x t   l a n g = " e n - U S " > S p e c i f i e s   t h e   n a m e   o f   t h e   s a l e s p e r s o n   o r   p u r c h a s e r . < / T o o l t i p T e x t > + 
+         < / T o o l t i p > + 
+         < T o o l t i p   c o l u m n = " S e l l t o C u s t o m e r N o "   E l e m e n t I d = " 2 0 5 0 6 4 7 3 4 9 " > + 
+             < T o o l t i p T e x t   l a n g = " e n - U S " > S p e c i f i e s   t h e   n u m b e r   o f   t h e   c u s t o m e r   t h a t   y o u ' r e   s e l l i n g   t o .   B y   d e f a u l t ,   t h e   s a m e   c u s t o m e r   i s   s u g g e s t e d   a s   t h e   s h i p - t o   c u s t o m e r .   I f   n e e d e d ,   y o u   c a n   s p e c i f y   a   d i f f e r e n t   s h i p - t o   c u s t o m e r   o n   t h e   d o c u m e n t . < / T o o l t i p T e x t > + 
+         < / T o o l t i p > + 
+         < T o o l t i p   c o l u m n = " L i n e N o _ L i n e "   E l e m e n t I d = " 6 9 8 9 8 5 9 7 9 " > + 
+             < T o o l t i p T e x t   l a n g = " e n - U S " > S p e c i f i e s   t h e   l i n e   n u m b e r . < / T o o l t i p T e x t > + 
+         < / T o o l t i p > + 
+         < T o o l t i p   c o l u m n = " A m o u n t E x c l u d i n g V A T _ L i n e "   E l e m e n t I d = " 1 0 6 2 4 6 0 0 4 0 " > + 
+             < T o o l t i p T e x t   l a n g = " e n - U S " > S p e c i f i e s   t h e   s u m   o f   a m o u n t s   i n   t h e   L i n e   A m o u n t   f i e l d   o n   t h e   s a l e s   r e t u r n   o r d e r   l i n e s . < / T o o l t i p T e x t > + 
+         < / T o o l t i p > + 
+         < T o o l t i p   c o l u m n = " D e s c r i p t i o n _ L i n e "   E l e m e n t I d = " 1 4 0 6 8 2 2 3 1 0 " > + 
+             < T o o l t i p T e x t   l a n g = " e n - U S " > S p e c i f i e s   a   d e s c r i p t i o n   o f   t h e   e n t r y   o f   t h e   p r o d u c t   t o   b e   s o l d .   T o   a d d   a   n o n - t r a n s a c t i o n a l   t e x t   l i n e ,   f i l l   i n   t h e   D e s c r i p t i o n   f i e l d   o n l y . < / T o o l t i p T e x t > + 
+         < / T o o l t i p > + 
+         < T o o l t i p   c o l u m n = " L i n e D i s c o u n t P e r c e n t _ L i n e "   E l e m e n t I d = " 9 0 7 8 2 7 4 3 6 " > + 
+             < T o o l t i p T e x t   l a n g = " e n - U S " > S p e c i f i e s   t h e   d i s c o u n t   p e r c e n t a g e   t h a t   i s   g r a n t e d   f o r   t h e   i t e m   o n   t h e   l i n e . < / T o o l t i p T e x t > + 
+         < / T o o l t i p > + 
+         < T o o l t i p   c o l u m n = " I t e m N o _ L i n e "   E l e m e n t I d = " 1 9 1 0 2 9 6 2 8 8 " > + 
+             < T o o l t i p T e x t   l a n g = " e n - U S " > S p e c i f i e s   t h e   n u m b e r   o f   t h e   i n v o l v e d   e n t r y   o r   r e c o r d ,   a c c o r d i n g   t o   t h e   s p e c i f i e d   n u m b e r   s e r i e s . < / T o o l t i p T e x t > + 
+         < / T o o l t i p > + 
+         < T o o l t i p   c o l u m n = " I t e m R e f e r e n c e N o _ L i n e "   E l e m e n t I d = " 9 2 7 2 3 5 7 " > + 
+             < T o o l t i p T e x t   l a n g = " e n - U S " > S p e c i f i e s   t h e   r e f e r e n c e d   i t e m   n u m b e r . < / T o o l t i p T e x t > + 
+         < / T o o l t i p > + 
+         < T o o l t i p   c o l u m n = " U n i t O f M e a s u r e "   E l e m e n t I d = " 1 8 0 8 2 2 8 0 1 8 " > + 
+             < T o o l t i p T e x t   l a n g = " e n - U S " > S p e c i f i e s   t h e   u n i t   o f   m e a s u r e   f o r   t h e   i t e m   o r   r e s o u r c e   o n   t h e   s a l e s   l i n e . < / T o o l t i p T e x t > + 
+         < / T o o l t i p > + 
+         < T o o l t i p   c o l u m n = " I n v o i c e D i s c o u n t A m o u n t _ V A T A m o u n t L i n e "   E l e m e n t I d = " 8 2 4 7 3 0 1 4 1 " > + 
+             < T o o l t i p T e x t   l a n g = " e n - U S " > S p e c i f i e s   t h e   i n v o i c e   d i s c o u n t   a m o u n t   f o r   a   s p e c i f i c   V A T   i d e n t i f i e r . < / T o o l t i p T e x t > + 
+         < / T o o l t i p > + 
+         < T o o l t i p   c o l u m n = " I n v o i c e D i s c o u n t B a s e A m o u n t _ V A T A m o u n t L i n e "   E l e m e n t I d = " 2 0 4 0 3 3 2 2 6 6 " > + 
+             < T o o l t i p T e x t   l a n g = " e n - U S " > S p e c i f i e s   t h e   i n v o i c e   d i s c o u n t   b a s e   a m o u n t . < / T o o l t i p T e x t > + 
+         < / T o o l t i p > + 
+         < T o o l t i p   c o l u m n = " L i n e A m o u n t _ V a t A m o u n t L i n e "   E l e m e n t I d = " 2 1 4 6 5 4 0 1 " > + 
+             < T o o l t i p T e x t   l a n g = " e n - U S " > S p e c i f i e s   t h e   t o t a l   a m o u n t   f o r   s a l e s   o r   p u r c h a s e   l i n e s   w i t h   a   s p e c i f i c   V A T   i d e n t i f i e r . < / T o o l t i p T e x t > + 
+         < / T o o l t i p > + 
+         < T o o l t i p   c o l u m n = " V A T A m o u n t _ V a t A m o u n t L i n e "   E l e m e n t I d = " 1 8 9 1 8 2 0 6 2 0 " > + 
+             < T o o l t i p T e x t   l a n g = " e n - U S " > S p e c i f i e s   t h e   a m o u n t   o f   V A T   t h a t   i s   i n c l u d e d   i n   t h e   t o t a l   a m o u n t . < / T o o l t i p T e x t > + 
+         < / T o o l t i p > + 
+         < T o o l t i p   c o l u m n = " V A T B a s e _ V a t A m o u n t L i n e "   E l e m e n t I d = " 1 4 5 8 9 3 7 8 1 9 " > + 
+             < T o o l t i p T e x t   l a n g = " e n - U S " > S p e c i f i e s   t h e   t o t a l   n e t   a m o u n t   ( a m o u n t   e x c l u d i n g   V A T )   f o r   s a l e s   o r   p u r c h a s e   l i n e s   w i t h   a   s p e c i f i c   V A T   I d e n t i f i e r . < / T o o l t i p T e x t > + 
+         < / T o o l t i p > + 
+         < T o o l t i p   c o l u m n = " V A T I d e n t i f i e r _ V a t A m o u n t L i n e "   E l e m e n t I d = " 1 1 4 2 0 7 0 0 3 5 " > + 
+             < T o o l t i p T e x t   l a n g = " e n - U S " > S p e c i f i e s   t h e   V A T   I d e n t i f i e r   v a l u e . < / T o o l t i p T e x t > + 
+         < / T o o l t i p > + 
+         < T o o l t i p   c o l u m n = " V A T P c t _ V a t A m o u n t L i n e "   E l e m e n t I d = " 1 4 5 3 5 4 2 7 7 7 " > + 
+             < T o o l t i p T e x t   l a n g = " e n - U S " > S p e c i f i e s   t h e   V A T   %   t h a t   w a s   u s e d   o n   t h e   s a l e s   o r   p u r c h a s e   l i n e s   w i t h   t h i s   V A T   I d e n t i f i e r . < / T o o l t i p T e x t > + 
+         < / T o o l t i p > + 
+     < / T o o l t i p s >   
      < H e a d e r   E l e m e n t T y p e = " D a t a I t e m "   E l e m e n t I d = " 1 2 4 0 3 7 3 8 8 6 " >   
          < B i l l T o C o n t a c t E m a i l   E l e m e n t T y p e = " C o l u m n "   E l e m e n t I d = " 3 3 5 8 2 7 8 9 5 "   D a t a T y p e = " T e x t " > B i l l T o C o n t a c t E m a i l < / B i l l T o C o n t a c t E m a i l >   
-         < B i l l T o C o n t a c t E m a i l L b l   E l e m e n t T y p e = " C o l u m n "   E l e m e n t I d = " 2 9 6 4 7 8 3 6 5 "   D a t a T y p e = " T e x t C o n s t " > B i l l T o C o n t a c t E m a i l L b l < / B i l l T o C o n t a c t E m a i l L b l > +         < B i l l T o C o n t a c t E m a i l L b l   E l e m e n t T y p e = " C o l u m n "   E l e m e n t I d = " 2 9 6 4 7 8 3 6 5 "   D a t a T y p e = " L a b e l " > B i l l T o C o n t a c t E m a i l L b l < / B i l l T o C o n t a c t E m a i l L b l >   
          < B i l l T o C o n t a c t M o b i l e P h o n e N o   E l e m e n t T y p e = " C o l u m n "   E l e m e n t I d = " 2 4 8 4 8 8 6 9 6 "   D a t a T y p e = " T e x t " > B i l l T o C o n t a c t M o b i l e P h o n e N o < / B i l l T o C o n t a c t M o b i l e P h o n e N o >   
-         < B i l l T o C o n t a c t M o b i l e P h o n e N o L b l   E l e m e n t T y p e = " C o l u m n "   E l e m e n t I d = " 2 7 6 3 1 1 3 3 8 "   D a t a T y p e = " T e x t C o n s t " > B i l l T o C o n t a c t M o b i l e P h o n e N o L b l < / B i l l T o C o n t a c t M o b i l e P h o n e N o L b l > +         < B i l l T o C o n t a c t M o b i l e P h o n e N o L b l   E l e m e n t T y p e = " C o l u m n "   E l e m e n t I d = " 2 7 6 3 1 1 3 3 8 "   D a t a T y p e = " L a b e l " > B i l l T o C o n t a c t M o b i l e P h o n e N o L b l < / B i l l T o C o n t a c t M o b i l e P h o n e N o L b l >   
          < B i l l T o C o n t a c t P h o n e N o   E l e m e n t T y p e = " C o l u m n "   E l e m e n t I d = " 3 6 2 4 7 7 4 8 8 "   D a t a T y p e = " T e x t " > B i l l T o C o n t a c t P h o n e N o < / B i l l T o C o n t a c t P h o n e N o >   
-         < B i l l T o C o n t a c t P h o n e N o L b l   E l e m e n t T y p e = " C o l u m n "   E l e m e n t I d = " 2 1 2 3 3 4 5 9 6 6 "   D a t a T y p e = " T e x t C o n s t " > B i l l T o C o n t a c t P h o n e N o L b l < / B i l l T o C o n t a c t P h o n e N o L b l > +         < B i l l T o C o n t a c t P h o n e N o L b l   E l e m e n t T y p e = " C o l u m n "   E l e m e n t I d = " 2 1 2 3 3 4 5 9 6 6 "   D a t a T y p e = " L a b e l " > B i l l T o C o n t a c t P h o n e N o L b l < / B i l l T o C o n t a c t P h o n e N o L b l >   
          < B i l l t o C u s t o m e r N o _ L b l   E l e m e n t T y p e = " C o l u m n "   E l e m e n t I d = " 3 6 9 3 0 7 8 1 3 "   D a t a T y p e = " S t r i n g " > B i l l t o C u s t o m e r N o _ L b l < / B i l l t o C u s t o m e r N o _ L b l >   
@@ -4075,7 +4331,7 @@
  
          < C o m p a n y B a n k A c c o u n t N o   E l e m e n t T y p e = " C o l u m n "   E l e m e n t I d = " 3 0 1 4 0 2 0 4 "   D a t a T y p e = " T e x t " > C o m p a n y B a n k A c c o u n t N o < / C o m p a n y B a n k A c c o u n t N o >   
-         < C o m p a n y B a n k A c c o u n t N o _ L b l   E l e m e n t T y p e = " C o l u m n "   E l e m e n t I d = " 1 0 9 7 7 4 3 3 4 5 "   D a t a T y p e = " T e x t C o n s t " > C o m p a n y B a n k A c c o u n t N o _ L b l < / C o m p a n y B a n k A c c o u n t N o _ L b l > +         < C o m p a n y B a n k A c c o u n t N o _ L b l   E l e m e n t T y p e = " C o l u m n "   E l e m e n t I d = " 1 0 9 7 7 4 3 3 4 5 "   D a t a T y p e = " L a b e l " > C o m p a n y B a n k A c c o u n t N o _ L b l < / C o m p a n y B a n k A c c o u n t N o _ L b l >   
          < C o m p a n y B a n k B r a n c h N o   E l e m e n t T y p e = " C o l u m n "   E l e m e n t I d = " 7 9 3 1 3 3 0 5 7 "   D a t a T y p e = " T e x t " > C o m p a n y B a n k B r a n c h N o < / C o m p a n y B a n k B r a n c h N o >   
@@ -4083,7 +4339,7 @@
  
          < C o m p a n y B a n k N a m e   E l e m e n t T y p e = " C o l u m n "   E l e m e n t I d = " 1 5 3 4 9 0 5 6 0 5 "   D a t a T y p e = " T e x t " > C o m p a n y B a n k N a m e < / C o m p a n y B a n k N a m e >   
-         < C o m p a n y B a n k N a m e _ L b l   E l e m e n t T y p e = " C o l u m n "   E l e m e n t I d = " 1 2 0 4 3 0 7 0 1 4 "   D a t a T y p e = " T e x t C o n s t " > C o m p a n y B a n k N a m e _ L b l < / C o m p a n y B a n k N a m e _ L b l > +         < C o m p a n y B a n k N a m e _ L b l   E l e m e n t T y p e = " C o l u m n "   E l e m e n t I d = " 1 2 0 4 3 0 7 0 1 4 "   D a t a T y p e = " L a b e l " > C o m p a n y B a n k N a m e _ L b l < / C o m p a n y B a n k N a m e _ L b l >   
          < C o m p a n y C u s t o m G i r o   E l e m e n t T y p e = " C o l u m n "   E l e m e n t I d = " 1 6 7 0 4 7 5 7 9 8 "   D a t a T y p e = " T e x t " > C o m p a n y C u s t o m G i r o < / C o m p a n y C u s t o m G i r o >   
@@ -4093,7 +4349,7 @@
  
          < C o m p a n y G i r o N o   E l e m e n t T y p e = " C o l u m n "   E l e m e n t I d = " 1 3 6 0 1 9 6 3 2 0 "   D a t a T y p e = " T e x t " > C o m p a n y G i r o N o < / C o m p a n y G i r o N o >   
-         < C o m p a n y G i r o N o _ L b l   E l e m e n t T y p e = " C o l u m n "   E l e m e n t I d = " 8 6 1 6 0 2 1 1 5 "   D a t a T y p e = " T e x t C o n s t " > C o m p a n y G i r o N o _ L b l < / C o m p a n y G i r o N o _ L b l > +         < C o m p a n y G i r o N o _ L b l   E l e m e n t T y p e = " C o l u m n "   E l e m e n t I d = " 8 6 1 6 0 2 1 1 5 "   D a t a T y p e = " L a b e l " > C o m p a n y G i r o N o _ L b l < / C o m p a n y G i r o N o _ L b l >   
          < C o m p a n y H o m e P a g e   E l e m e n t T y p e = " C o l u m n "   E l e m e n t I d = " 1 9 8 9 1 8 8 7 0 "   D a t a T y p e = " T e x t " > C o m p a n y H o m e P a g e < / C o m p a n y H o m e P a g e >   
@@ -4111,9 +4367,9 @@
  
          < C o m p a n y P h o n e N o   E l e m e n t T y p e = " C o l u m n "   E l e m e n t I d = " 2 5 0 4 4 0 6 5 5 "   D a t a T y p e = " T e x t " > C o m p a n y P h o n e N o < / C o m p a n y P h o n e N o >   
-         < C o m p a n y P h o n e N o _ L b l   E l e m e n t T y p e = " C o l u m n "   E l e m e n t I d = " 5 5 8 5 9 3 5 8 6 "   D a t a T y p e = " T e x t C o n s t " > C o m p a n y P h o n e N o _ L b l < / C o m p a n y P h o n e N o _ L b l > - 
-         < C o m p a n y P i c t u r e   E l e m e n t T y p e = " C o l u m n "   E l e m e n t I d = " 1 3 9 7 4 1 1 0 7 4 "   D a t a T y p e = " B L O B " / > +         < C o m p a n y P h o n e N o _ L b l   E l e m e n t T y p e = " C o l u m n "   E l e m e n t I d = " 5 5 8 5 9 3 5 8 6 "   D a t a T y p e = " L a b e l " > C o m p a n y P h o n e N o _ L b l < / C o m p a n y P h o n e N o _ L b l > + 
+         < C o m p a n y P i c t u r e   E l e m e n t T y p e = " C o l u m n "   E l e m e n t I d = " 1 3 9 7 4 1 1 0 7 4 "   D a t a T y p e = " B l o b "   / >   
          < C o m p a n y R e g i s t r a t i o n N u m b e r   E l e m e n t T y p e = " C o l u m n "   E l e m e n t I d = " 2 0 2 3 6 3 9 4 2 4 "   D a t a T y p e = " T e x t " > C o m p a n y R e g i s t r a t i o n N u m b e r < / C o m p a n y R e g i s t r a t i o n N u m b e r >   
@@ -4133,7 +4389,7 @@
  
          < C o n t a c t _ L b l   E l e m e n t T y p e = " C o l u m n "   E l e m e n t I d = " 1 1 5 5 0 9 4 7 5 2 "   D a t a T y p e = " T e x t " > C o n t a c t _ L b l < / C o n t a c t _ L b l >   
-         < C o p y _ L b l   E l e m e n t T y p e = " C o l u m n "   E l e m e n t I d = " 6 0 4 7 8 2 7 8 1 "   D a t a T y p e = " T e x t C o n s t " > C o p y _ L b l < / C o p y _ L b l > +         < C o p y _ L b l   E l e m e n t T y p e = " C o l u m n "   E l e m e n t I d = " 6 0 4 7 8 2 7 8 1 "   D a t a T y p e = " L a b e l " > C o p y _ L b l < / C o p y _ L b l >   
          < C u s t o m e r A d d r e s s 1   E l e m e n t T y p e = " C o l u m n "   E l e m e n t I d = " 1 8 0 1 9 6 6 4 5 4 "   D a t a T y p e = " T e x t " > C u s t o m e r A d d r e s s 1 < / C u s t o m e r A d d r e s s 1 >   
@@ -4161,21 +4417,21 @@
  
          < D o c u m e n t N o   E l e m e n t T y p e = " C o l u m n "   E l e m e n t I d = " 9 7 0 3 5 0 5 3 9 "   D a t a T y p e = " C o d e " > D o c u m e n t N o < / D o c u m e n t N o >   
-         < D o c u m e n t N o _ L b l   E l e m e n t T y p e = " C o l u m n "   E l e m e n t I d = " 7 8 9 7 9 5 9 7 8 "   D a t a T y p e = " T e x t C o n s t " > D o c u m e n t N o _ L b l < / D o c u m e n t N o _ L b l > - 
-         < D o c u m e n t T i t l e _ L b l   E l e m e n t T y p e = " C o l u m n "   E l e m e n t I d = " 8 5 8 4 2 3 9 2 9 "   D a t a T y p e = " T e x t C o n s t " > D o c u m e n t T i t l e _ L b l < / D o c u m e n t T i t l e _ L b l > +         < D o c u m e n t N o _ L b l   E l e m e n t T y p e = " C o l u m n "   E l e m e n t I d = " 7 8 9 7 9 5 9 7 8 "   D a t a T y p e = " L a b e l " > D o c u m e n t N o _ L b l < / D o c u m e n t N o _ L b l > + 
+         < D o c u m e n t T i t l e _ L b l   E l e m e n t T y p e = " C o l u m n "   E l e m e n t I d = " 8 5 8 4 2 3 9 2 9 "   D a t a T y p e = " L a b e l " > D o c u m e n t T i t l e _ L b l < / D o c u m e n t T i t l e _ L b l >   
          < D u e D a t e   E l e m e n t T y p e = " C o l u m n "   E l e m e n t I d = " 7 4 5 1 7 0 2 0 3 "   D a t a T y p e = " S t r i n g " > D u e D a t e < / D u e D a t e >   
          < D u e D a t e _ L b l   E l e m e n t T y p e = " C o l u m n "   E l e m e n t I d = " 1 6 4 8 2 8 4 6 4 8 "   D a t a T y p e = " S t r i n g " > D u e D a t e _ L b l < / D u e D a t e _ L b l >   
-         < E M a i l _ L b l   E l e m e n t T y p e = " C o l u m n "   E l e m e n t I d = " 1 4 3 8 8 6 8 0 1 2 "   D a t a T y p e = " T e x t C o n s t " > E M a i l _ L b l < / E M a i l _ L b l > - 
-         < E s t i m a t e _ L b l   E l e m e n t T y p e = " C o l u m n "   E l e m e n t I d = " 2 0 9 6 4 3 4 6 2 2 "   D a t a T y p e = " T e x t C o n s t " > E s t i m a t e _ L b l < / E s t i m a t e _ L b l > - 
-         < E s t i m a t e B o d y _ L b l   E l e m e n t T y p e = " C o l u m n "   E l e m e n t I d = " 1 0 4 4 3 4 7 9 8 6 "   D a t a T y p e = " T e x t C o n s t " > E s t i m a t e B o d y _ L b l < / E s t i m a t e B o d y _ L b l > - 
-         < E s t i m a t e F o r _ L b l   E l e m e n t T y p e = " C o l u m n "   E l e m e n t I d = " 1 7 6 1 6 6 6 0 1 3 "   D a t a T y p e = " T e x t C o n s t " > E s t i m a t e F o r _ L b l < / E s t i m a t e F o r _ L b l > +         < E M a i l _ L b l   E l e m e n t T y p e = " C o l u m n "   E l e m e n t I d = " 1 4 3 8 8 6 8 0 1 2 "   D a t a T y p e = " L a b e l " > E M a i l _ L b l < / E M a i l _ L b l > + 
+         < E s t i m a t e B o d y _ L b l   E l e m e n t T y p e = " C o l u m n "   E l e m e n t I d = " 1 0 4 4 3 4 7 9 8 6 "   D a t a T y p e = " L a b e l " > E s t i m a t e B o d y _ L b l < / E s t i m a t e B o d y _ L b l > + 
+         < E s t i m a t e F o r _ L b l   E l e m e n t T y p e = " C o l u m n "   E l e m e n t I d = " 1 7 6 1 6 6 6 0 1 3 "   D a t a T y p e = " L a b e l " > E s t i m a t e F o r _ L b l < / E s t i m a t e F o r _ L b l > + 
+         < E s t i m a t e _ L b l   E l e m e n t T y p e = " C o l u m n "   E l e m e n t I d = " 2 0 9 6 4 3 4 6 2 2 "   D a t a T y p e = " L a b e l " > E s t i m a t e _ L b l < / E s t i m a t e _ L b l >   
          < E x c h a n g e R a t e A s T e x t   E l e m e n t T y p e = " C o l u m n "   E l e m e n t I d = " 5 9 2 9 5 5 8 4 5 "   D a t a T y p e = " T e x t " > E x c h a n g e R a t e A s T e x t < / E x c h a n g e R a t e A s T e x t >   
@@ -4183,75 +4439,73 @@
  
          < E x t e r n a l D o c u m e n t N o L b l   E l e m e n t T y p e = " C o l u m n "   E l e m e n t I d = " 7 8 3 2 8 7 4 5 2 "   D a t a T y p e = " S t r i n g " > E x t e r n a l D o c u m e n t N o L b l < / E x t e r n a l D o c u m e n t N o L b l >   
-         < F r o m _ L b l   E l e m e n t T y p e = " C o l u m n "   E l e m e n t I d = " 4 8 5 4 2 6 1 3 8 "   D a t a T y p e = " T e x t C o n s t " > F r o m _ L b l < / F r o m _ L b l > - 
-         < H o m e P a g e _ L b l   E l e m e n t T y p e = " C o l u m n "   E l e m e n t I d = " 1 4 3 3 5 9 2 3 0 0 "   D a t a T y p e = " T e x t C o n s t " > H o m e P a g e _ L b l < / H o m e P a g e _ L b l > - 
-         < I n v o i c e D i s c o u n t A m o u n t _ L b l   E l e m e n t T y p e = " C o l u m n "   E l e m e n t I d = " 1 5 9 3 0 1 2 7 3 6 "   D a t a T y p e = " T e x t C o n s t " > I n v o i c e D i s c o u n t A m o u n t _ L b l < / I n v o i c e D i s c o u n t A m o u n t _ L b l > - 
-         < I n v o i c e D i s c o u n t B a s e A m o u n t _ L b l   E l e m e n t T y p e = " C o l u m n "   E l e m e n t I d = " 2 0 2 9 2 6 6 8 7 5 "   D a t a T y p e = " T e x t C o n s t " > I n v o i c e D i s c o u n t B a s e A m o u n t _ L b l < / I n v o i c e D i s c o u n t B a s e A m o u n t _ L b l > +         < F r o m _ L b l   E l e m e n t T y p e = " C o l u m n "   E l e m e n t I d = " 4 8 5 4 2 6 1 3 8 "   D a t a T y p e = " L a b e l " > F r o m _ L b l < / F r o m _ L b l > + 
+         < H o m e P a g e _ L b l   E l e m e n t T y p e = " C o l u m n "   E l e m e n t I d = " 1 4 3 3 5 9 2 3 0 0 "   D a t a T y p e = " L a b e l " > H o m e P a g e _ L b l < / H o m e P a g e _ L b l > + 
+         < I n v o i c e D i s c o u n t A m o u n t _ L b l   E l e m e n t T y p e = " C o l u m n "   E l e m e n t I d = " 1 5 9 3 0 1 2 7 3 6 "   D a t a T y p e = " L a b e l " > I n v o i c e D i s c o u n t A m o u n t _ L b l < / I n v o i c e D i s c o u n t A m o u n t _ L b l > + 
+         < I n v o i c e D i s c o u n t B a s e A m o u n t _ L b l   E l e m e n t T y p e = " C o l u m n "   E l e m e n t I d = " 2 0 2 9 2 6 6 8 7 5 "   D a t a T y p e = " L a b e l " > I n v o i c e D i s c o u n t B a s e A m o u n t _ L b l < / I n v o i c e D i s c o u n t B a s e A m o u n t _ L b l >   
          < L e g a l E n t i t y T y p e   E l e m e n t T y p e = " C o l u m n "   E l e m e n t I d = " 2 0 5 1 8 7 3 5 6 3 "   D a t a T y p e = " T e x t " > L e g a l E n t i t y T y p e < / L e g a l E n t i t y T y p e >   
          < L e g a l E n t i t y T y p e _ L b l   E l e m e n t T y p e = " C o l u m n "   E l e m e n t I d = " 2 0 8 0 2 2 4 7 9 2 "   D a t a T y p e = " T e x t " > L e g a l E n t i t y T y p e _ L b l < / L e g a l E n t i t y T y p e _ L b l >   
-         < L i n e A m o u n t A f t e r I n v o i c e D i s c o u n t _ L b l   E l e m e n t T y p e = " C o l u m n "   E l e m e n t I d = " 6 7 3 7 2 1 0 9 4 "   D a t a T y p e = " T e x t C o n s t " > L i n e A m o u n t A f t e r I n v o i c e D i s c o u n t _ L b l < / L i n e A m o u n t A f t e r I n v o i c e D i s c o u n t _ L b l > - 
-         < L o c a l C u r r e n c y _ L b l   E l e m e n t T y p e = " C o l u m n "   E l e m e n t I d = " 1 5 5 9 6 9 3 4 2 2 "   D a t a T y p e = " T e x t C o n s t " > L o c a l C u r r e n c y _ L b l < / L o c a l C u r r e n c y _ L b l > - 
-         < P a g e _ L b l   E l e m e n t T y p e = " C o l u m n "   E l e m e n t I d = " 6 8 0 6 4 8 0 9 1 "   D a t a T y p e = " T e x t C o n s t " > P a g e _ L b l < / P a g e _ L b l > +         < L i n e A m o u n t A f t e r I n v o i c e D i s c o u n t _ L b l   E l e m e n t T y p e = " C o l u m n "   E l e m e n t I d = " 6 7 3 7 2 1 0 9 4 "   D a t a T y p e = " L a b e l " > L i n e A m o u n t A f t e r I n v o i c e D i s c o u n t _ L b l < / L i n e A m o u n t A f t e r I n v o i c e D i s c o u n t _ L b l > + 
+         < L o c a l C u r r e n c y _ L b l   E l e m e n t T y p e = " C o l u m n "   E l e m e n t I d = " 1 5 5 9 6 9 3 4 2 2 "   D a t a T y p e = " L a b e l " > L o c a l C u r r e n c y _ L b l < / L o c a l C u r r e n c y _ L b l > + 
+         < P a g e _ L b l   E l e m e n t T y p e = " C o l u m n "   E l e m e n t I d = " 6 8 0 6 4 8 0 9 1 "   D a t a T y p e = " L a b e l " > P a g e _ L b l < / P a g e _ L b l >   
          < P a y m e n t M e t h o d D e s c r i p t i o n   E l e m e n t T y p e = " C o l u m n "   E l e m e n t I d = " 5 8 5 7 5 7 9 7 4 "   D a t a T y p e = " T e x t " > P a y m e n t M e t h o d D e s c r i p t i o n < / P a y m e n t M e t h o d D e s c r i p t i o n >   
-         < P a y m e n t M e t h o d D e s c r i p t i o n _ L b l   E l e m e n t T y p e = " C o l u m n "   E l e m e n t I d = " 7 9 7 1 1 7 3 2 3 "   D a t a T y p e = " T e x t C o n s t " > P a y m e n t M e t h o d D e s c r i p t i o n _ L b l < / P a y m e n t M e t h o d D e s c r i p t i o n _ L b l > +         < P a y m e n t M e t h o d D e s c r i p t i o n _ L b l   E l e m e n t T y p e = " C o l u m n "   E l e m e n t I d = " 7 9 7 1 1 7 3 2 3 "   D a t a T y p e = " L a b e l " > P a y m e n t M e t h o d D e s c r i p t i o n _ L b l < / P a y m e n t M e t h o d D e s c r i p t i o n _ L b l >   
          < P a y m e n t T e r m s D e s c r i p t i o n   E l e m e n t T y p e = " C o l u m n "   E l e m e n t I d = " 2 0 3 8 7 4 2 7 0 0 "   D a t a T y p e = " T e x t " > P a y m e n t T e r m s D e s c r i p t i o n < / P a y m e n t T e r m s D e s c r i p t i o n >   
-         < P a y m e n t T e r m s D e s c r i p t i o n _ L b l   E l e m e n t T y p e = " C o l u m n "   E l e m e n t I d = " 1 8 7 4 4 9 4 3 2 1 "   D a t a T y p e = " T e x t C o n s t " > P a y m e n t T e r m s D e s c r i p t i o n _ L b l < / P a y m e n t T e r m s D e s c r i p t i o n _ L b l > +         < P a y m e n t T e r m s D e s c r i p t i o n _ L b l   E l e m e n t T y p e = " C o l u m n "   E l e m e n t I d = " 1 8 7 4 4 9 4 3 2 1 "   D a t a T y p e = " L a b e l " > P a y m e n t T e r m s D e s c r i p t i o n _ L b l < / P a y m e n t T e r m s D e s c r i p t i o n _ L b l >   
          < P r i c e s I n c l u d i n g V A T   E l e m e n t T y p e = " C o l u m n "   E l e m e n t I d = " 5 1 8 8 1 7 1 6 7 "   D a t a T y p e = " B o o l e a n " > P r i c e s I n c l u d i n g V A T < / P r i c e s I n c l u d i n g V A T >   
+         < P r i c e s I n c l u d i n g V A T Y e s N o   E l e m e n t T y p e = " C o l u m n "   E l e m e n t I d = " 1 4 1 1 1 4 7 5 9 9 "   D a t a T y p e = " S t r i n g " > P r i c e s I n c l u d i n g V A T Y e s N o < / P r i c e s I n c l u d i n g V A T Y e s N o > + 
          < P r i c e s I n c l u d i n g V A T _ L b l   E l e m e n t T y p e = " C o l u m n "   E l e m e n t I d = " 1 3 7 7 9 7 9 4 4 4 "   D a t a T y p e = " S t r i n g " > P r i c e s I n c l u d i n g V A T _ L b l < / P r i c e s I n c l u d i n g V A T _ L b l >   
-         < P r i c e s I n c l u d i n g V A T Y e s N o   E l e m e n t T y p e = " C o l u m n "   E l e m e n t I d = " 1 4 1 1 1 4 7 5 9 9 "   D a t a T y p e = " S t r i n g " > P r i c e s I n c l u d i n g V A T Y e s N o < / P r i c e s I n c l u d i n g V A T Y e s N o > - 
-         < Q u e s t i o n s _ L b l   E l e m e n t T y p e = " C o l u m n "   E l e m e n t I d = " 2 0 7 0 8 9 0 0 1 9 "   D a t a T y p e = " T e x t C o n s t " > Q u e s t i o n s _ L b l < / Q u e s t i o n s _ L b l > +         < Q u e s t i o n s _ L b l   E l e m e n t T y p e = " C o l u m n "   E l e m e n t I d = " 2 0 7 0 8 9 0 0 1 9 "   D a t a T y p e = " L a b e l " > Q u e s t i o n s _ L b l < / Q u e s t i o n s _ L b l >   
          < Q u o t e V a l i d T o D a t e   E l e m e n t T y p e = " C o l u m n "   E l e m e n t I d = " 1 1 4 8 7 3 3 1 3 0 "   D a t a T y p e = " S t r i n g " > Q u o t e V a l i d T o D a t e < / Q u o t e V a l i d T o D a t e >   
-         < Q u o t e V a l i d T o D a t e _ L b l   E l e m e n t T y p e = " C o l u m n "   E l e m e n t I d = " 1 2 9 2 3 5 4 1 3 "   D a t a T y p e = " T e x t C o n s t " > Q u o t e V a l i d T o D a t e _ L b l < / Q u o t e V a l i d T o D a t e _ L b l > - 
-         < S a l e s I n v o i c e L i n e D i s c o u n t _ L b l   E l e m e n t T y p e = " C o l u m n "   E l e m e n t I d = " 6 6 4 6 0 1 5 8 2 "   D a t a T y p e = " T e x t C o n s t " > S a l e s I n v o i c e L i n e D i s c o u n t _ L b l < / S a l e s I n v o i c e L i n e D i s c o u n t _ L b l > - 
-         < S a l e s P e r s o n _ L b l   E l e m e n t T y p e = " C o l u m n "   E l e m e n t I d = " 1 5 6 4 1 9 6 3 6 5 "   D a t a T y p e = " T e x t C o n s t " > S a l e s P e r s o n _ L b l < / S a l e s P e r s o n _ L b l > +         < Q u o t e V a l i d T o D a t e _ L b l   E l e m e n t T y p e = " C o l u m n "   E l e m e n t I d = " 1 2 9 2 3 5 4 1 3 "   D a t a T y p e = " L a b e l " > Q u o t e V a l i d T o D a t e _ L b l < / Q u o t e V a l i d T o D a t e _ L b l > + 
+         < S a l e s I n v o i c e L i n e D i s c o u n t _ L b l   E l e m e n t T y p e = " C o l u m n "   E l e m e n t I d = " 6 6 4 6 0 1 5 8 2 "   D a t a T y p e = " L a b e l " > S a l e s I n v o i c e L i n e D i s c o u n t _ L b l < / S a l e s I n v o i c e L i n e D i s c o u n t _ L b l >   
          < S a l e s P e r s o n B l a n k _ L b l   E l e m e n t T y p e = " C o l u m n "   E l e m e n t I d = " 6 5 4 6 2 4 6 0 1 "   D a t a T y p e = " T e x t " > S a l e s P e r s o n B l a n k _ L b l < / S a l e s P e r s o n B l a n k _ L b l >   
          < S a l e s P e r s o n N a m e   E l e m e n t T y p e = " C o l u m n "   E l e m e n t I d = " 8 7 1 4 9 2 9 8 3 "   D a t a T y p e = " T e x t " > S a l e s P e r s o n N a m e < / S a l e s P e r s o n N a m e >   
+         < S a l e s P e r s o n _ L b l   E l e m e n t T y p e = " C o l u m n "   E l e m e n t I d = " 1 5 6 4 1 9 6 3 6 5 "   D a t a T y p e = " L a b e l " > S a l e s P e r s o n _ L b l < / S a l e s P e r s o n _ L b l > + 
          < S e l l T o C o n t a c t E m a i l   E l e m e n t T y p e = " C o l u m n "   E l e m e n t I d = " 2 6 2 8 2 4 5 6 4 "   D a t a T y p e = " T e x t " > S e l l T o C o n t a c t E m a i l < / S e l l T o C o n t a c t E m a i l >   
-         < S e l l T o C o n t a c t E m a i l L b l   E l e m e n t T y p e = " C o l u m n "   E l e m e n t I d = " 3 7 0 9 2 0 3 7 4 "   D a t a T y p e = " T e x t C o n s t " > S e l l T o C o n t a c t E m a i l L b l < / S e l l T o C o n t a c t E m a i l L b l > +         < S e l l T o C o n t a c t E m a i l L b l   E l e m e n t T y p e = " C o l u m n "   E l e m e n t I d = " 3 7 0 9 2 0 3 7 4 "   D a t a T y p e = " L a b e l " > S e l l T o C o n t a c t E m a i l L b l < / S e l l T o C o n t a c t E m a i l L b l >   
          < S e l l T o C o n t a c t M o b i l e P h o n e N o   E l e m e n t T y p e = " C o l u m n "   E l e m e n t I d = " 1 8 4 3 5 8 7 4 7 "   D a t a T y p e = " T e x t " > S e l l T o C o n t a c t M o b i l e P h o n e N o < / S e l l T o C o n t a c t M o b i l e P h o n e N o >   
-         < S e l l T o C o n t a c t M o b i l e P h o n e N o L b l   E l e m e n t T y p e = " C o l u m n "   E l e m e n t I d = " 1 4 5 7 5 2 8 4 1 7 "   D a t a T y p e = " T e x t C o n s t " > S e l l T o C o n t a c t M o b i l e P h o n e N o L b l < / S e l l T o C o n t a c t M o b i l e P h o n e N o L b l > +         < S e l l T o C o n t a c t M o b i l e P h o n e N o L b l   E l e m e n t T y p e = " C o l u m n "   E l e m e n t I d = " 1 4 5 7 5 2 8 4 1 7 "   D a t a T y p e = " L a b e l " > S e l l T o C o n t a c t M o b i l e P h o n e N o L b l < / S e l l T o C o n t a c t M o b i l e P h o n e N o L b l >   
          < S e l l T o C o n t a c t P h o n e N o   E l e m e n t T y p e = " C o l u m n "   E l e m e n t I d = " 1 6 1 3 8 2 2 4 8 3 "   D a t a T y p e = " T e x t " > S e l l T o C o n t a c t P h o n e N o < / S e l l T o C o n t a c t P h o n e N o >   
-         < S e l l T o C o n t a c t P h o n e N o L b l   E l e m e n t T y p e = " C o l u m n "   E l e m e n t I d = " 1 0 5 0 6 8 6 8 0 9 "   D a t a T y p e = " T e x t C o n s t " > S e l l T o C o n t a c t P h o n e N o L b l < / S e l l T o C o n t a c t P h o n e N o L b l > +         < S e l l T o C o n t a c t P h o n e N o L b l   E l e m e n t T y p e = " C o l u m n "   E l e m e n t I d = " 1 0 5 0 6 8 6 8 0 9 "   D a t a T y p e = " L a b e l " > S e l l T o C o n t a c t P h o n e N o L b l < / S e l l T o C o n t a c t P h o n e N o L b l >   
          < S e l l t o C u s t o m e r N o   E l e m e n t T y p e = " C o l u m n "   E l e m e n t I d = " 2 0 5 0 6 4 7 3 4 9 "   D a t a T y p e = " C o d e " > S e l l t o C u s t o m e r N o < / S e l l t o C u s t o m e r N o >   
          < S e l l t o C u s t o m e r N o _ L b l   E l e m e n t T y p e = " C o l u m n "   E l e m e n t I d = " 2 9 8 3 8 1 5 1 2 "   D a t a T y p e = " S t r i n g " > S e l l t o C u s t o m e r N o _ L b l < / S e l l t o C u s t o m e r N o _ L b l >   
-         < S h i p m e n t _ L b l   E l e m e n t T y p e = " C o l u m n "   E l e m e n t I d = " 2 0 8 5 7 6 7 1 2 0 "   D a t a T y p e = " T e x t C o n s t " > S h i p m e n t _ L b l < / S h i p m e n t _ L b l > - 
          < S h i p m e n t M e t h o d D e s c r i p t i o n   E l e m e n t T y p e = " C o l u m n "   E l e m e n t I d = " 2 0 5 9 4 0 3 2 6 0 "   D a t a T y p e = " T e x t " > S h i p m e n t M e t h o d D e s c r i p t i o n < / S h i p m e n t M e t h o d D e s c r i p t i o n >   
-         < S h i p m e n t M e t h o d D e s c r i p t i o n _ L b l   E l e m e n t T y p e = " C o l u m n "   E l e m e n t I d = " 1 1 7 9 9 7 8 4 6 5 "   D a t a T y p e = " T e x t C o n s t " > S h i p m e n t M e t h o d D e s c r i p t i o n _ L b l < / S h i p m e n t M e t h o d D e s c r i p t i o n _ L b l > - 
-         < S h i p T o A d d r e s s _ L b l   E l e m e n t T y p e = " C o l u m n "   E l e m e n t I d = " 1 6 5 0 5 0 5 0 1 7 "   D a t a T y p e = " T e x t C o n s t " > S h i p T o A d d r e s s _ L b l < / S h i p T o A d d r e s s _ L b l > +         < S h i p m e n t M e t h o d D e s c r i p t i o n _ L b l   E l e m e n t T y p e = " C o l u m n "   E l e m e n t I d = " 1 1 7 9 9 7 8 4 6 5 "   D a t a T y p e = " L a b e l " > S h i p m e n t M e t h o d D e s c r i p t i o n _ L b l < / S h i p m e n t M e t h o d D e s c r i p t i o n _ L b l > + 
+         < S h i p m e n t _ L b l   E l e m e n t T y p e = " C o l u m n "   E l e m e n t I d = " 2 0 8 5 7 6 7 1 2 0 "   D a t a T y p e = " L a b e l " > S h i p m e n t _ L b l < / S h i p m e n t _ L b l >   
          < S h i p T o A d d r e s s 1   E l e m e n t T y p e = " C o l u m n "   E l e m e n t I d = " 1 3 5 7 6 7 2 8 6 1 "   D a t a T y p e = " T e x t " > S h i p T o A d d r e s s 1 < / S h i p T o A d d r e s s 1 >   
@@ -4269,37 +4523,39 @@
  
          < S h i p T o A d d r e s s 8   E l e m e n t T y p e = " C o l u m n "   E l e m e n t I d = " 1 4 9 2 9 9 2 1 7 8 "   D a t a T y p e = " T e x t " > S h i p T o A d d r e s s 8 < / S h i p T o A d d r e s s 8 >   
+         < S h i p T o A d d r e s s _ L b l   E l e m e n t T y p e = " C o l u m n "   E l e m e n t I d = " 1 6 5 0 5 0 5 0 1 7 "   D a t a T y p e = " L a b e l " > S h i p T o A d d r e s s _ L b l < / S h i p T o A d d r e s s _ L b l > + 
          < S h i p T o P h o n e N o   E l e m e n t T y p e = " C o l u m n "   E l e m e n t I d = " 3 6 9 7 0 2 2 5 5 "   D a t a T y p e = " T e x t " > S h i p T o P h o n e N o < / S h i p T o P h o n e N o >   
          < S h o w S h i p p i n g A d d r e s s   E l e m e n t T y p e = " C o l u m n "   E l e m e n t I d = " 1 1 2 0 0 7 1 2 6 6 "   D a t a T y p e = " B o o l e a n " > S h o w S h i p p i n g A d d r e s s < / S h o w S h i p p i n g A d d r e s s >   
          < S h o w W o r k D e s c r i p t i o n   E l e m e n t T y p e = " C o l u m n "   E l e m e n t I d = " 7 8 5 4 6 8 8 6 5 "   D a t a T y p e = " B o o l e a n " > S h o w W o r k D e s c r i p t i o n < / S h o w W o r k D e s c r i p t i o n >   
-         < S u b t o t a l _ L b l   E l e m e n t T y p e = " C o l u m n "   E l e m e n t I d = " 1 9 6 7 7 9 5 1 4 2 "   D a t a T y p e = " T e x t C o n s t " > S u b t o t a l _ L b l < / S u b t o t a l _ L b l > - 
-         < T h a n k s _ L b l   E l e m e n t T y p e = " C o l u m n "   E l e m e n t I d = " 2 1 0 3 3 0 5 5 2 5 "   D a t a T y p e = " T e x t C o n s t " > T h a n k s _ L b l < / T h a n k s _ L b l > - 
-         < T o t a l _ L b l   E l e m e n t T y p e = " C o l u m n "   E l e m e n t I d = " 1 2 1 0 1 0 0 8 7 8 "   D a t a T y p e = " T e x t C o n s t " > T o t a l _ L b l < / T o t a l _ L b l > - 
-         < V A T A m o u n t _ L b l   E l e m e n t T y p e = " C o l u m n "   E l e m e n t I d = " 1 0 9 4 6 5 7 2 9 "   D a t a T y p e = " T e x t C o n s t " > V A T A m o u n t _ L b l < / V A T A m o u n t _ L b l > - 
-         < V A T A m o u n t S p e c i f i c a t i o n _ L b l   E l e m e n t T y p e = " C o l u m n "   E l e m e n t I d = " 8 7 8 7 0 6 8 4 6 "   D a t a T y p e = " T e x t C o n s t " > V A T A m o u n t S p e c i f i c a t i o n _ L b l < / V A T A m o u n t S p e c i f i c a t i o n _ L b l > - 
-         < V A T B a s e _ L b l   E l e m e n t T y p e = " C o l u m n "   E l e m e n t I d = " 1 8 6 6 1 5 8 2 7 8 "   D a t a T y p e = " T e x t C o n s t " > V A T B a s e _ L b l < / V A T B a s e _ L b l > +         < S u b t o t a l _ L b l   E l e m e n t T y p e = " C o l u m n "   E l e m e n t I d = " 1 9 6 7 7 9 5 1 4 2 "   D a t a T y p e = " L a b e l " > S u b t o t a l _ L b l < / S u b t o t a l _ L b l > + 
+         < T h a n k s _ L b l   E l e m e n t T y p e = " C o l u m n "   E l e m e n t I d = " 2 1 0 3 3 0 5 5 2 5 "   D a t a T y p e = " L a b e l " > T h a n k s _ L b l < / T h a n k s _ L b l > + 
+         < T o t a l _ L b l   E l e m e n t T y p e = " C o l u m n "   E l e m e n t I d = " 1 2 1 0 1 0 0 8 7 8 "   D a t a T y p e = " L a b e l " > T o t a l _ L b l < / T o t a l _ L b l > + 
+         < V A T A m o u n t S p e c i f i c a t i o n _ L b l   E l e m e n t T y p e = " C o l u m n "   E l e m e n t I d = " 8 7 8 7 0 6 8 4 6 "   D a t a T y p e = " L a b e l " > V A T A m o u n t S p e c i f i c a t i o n _ L b l < / V A T A m o u n t S p e c i f i c a t i o n _ L b l > + 
+         < V A T A m o u n t _ L b l   E l e m e n t T y p e = " C o l u m n "   E l e m e n t I d = " 1 0 9 4 6 5 7 2 9 "   D a t a T y p e = " L a b e l " > V A T A m o u n t _ L b l < / V A T A m o u n t _ L b l > + 
+         < V A T B a s e _ L b l   E l e m e n t T y p e = " C o l u m n "   E l e m e n t I d = " 1 8 6 6 1 5 8 2 7 8 "   D a t a T y p e = " L a b e l " > V A T B a s e _ L b l < / V A T B a s e _ L b l > + 
+         < V A T C l a u s e s _ L b l   E l e m e n t T y p e = " C o l u m n "   E l e m e n t I d = " 1 3 8 3 9 2 0 0 1 9 "   D a t a T y p e = " L a b e l " > V A T C l a u s e s _ L b l < / V A T C l a u s e s _ L b l >   
          < V A T C l a u s e _ L b l   E l e m e n t T y p e = " C o l u m n "   E l e m e n t I d = " 1 5 7 0 4 9 5 4 9 0 "   D a t a T y p e = " S t r i n g " > V A T C l a u s e _ L b l < / V A T C l a u s e _ L b l >   
-         < V A T C l a u s e s _ L b l   E l e m e n t T y p e = " C o l u m n "   E l e m e n t I d = " 1 3 8 3 9 2 0 0 1 9 "   D a t a T y p e = " T e x t C o n s t " > V A T C l a u s e s _ L b l < / V A T C l a u s e s _ L b l > - 
-         < V A T I d e n t i f i e r _ L b l   E l e m e n t T y p e = " C o l u m n "   E l e m e n t I d = " 1 6 8 6 6 2 3 9 8 4 "   D a t a T y p e = " T e x t C o n s t " > V A T I d e n t i f i e r _ L b l < / V A T I d e n t i f i e r _ L b l > - 
-         < V A T P e r c e n t a g e _ L b l   E l e m e n t T y p e = " C o l u m n "   E l e m e n t I d = " 6 7 6 6 5 4 5 6 5 "   D a t a T y p e = " T e x t C o n s t " > V A T P e r c e n t a g e _ L b l < / V A T P e r c e n t a g e _ L b l > +         < V A T I d e n t i f i e r _ L b l   E l e m e n t T y p e = " C o l u m n "   E l e m e n t I d = " 1 6 8 6 6 2 3 9 8 4 "   D a t a T y p e = " L a b e l " > V A T I d e n t i f i e r _ L b l < / V A T I d e n t i f i e r _ L b l > + 
+         < V A T P e r c e n t a g e _ L b l   E l e m e n t T y p e = " C o l u m n "   E l e m e n t I d = " 6 7 6 6 5 4 5 6 5 "   D a t a T y p e = " L a b e l " > V A T P e r c e n t a g e _ L b l < / V A T P e r c e n t a g e _ L b l >   
          < V A T R e g i s t r a t i o n N o   E l e m e n t T y p e = " C o l u m n "   E l e m e n t I d = " 1 8 8 9 1 9 5 4 0 2 "   D a t a T y p e = " T e x t " > V A T R e g i s t r a t i o n N o < / V A T R e g i s t r a t i o n N o >   
          < V A T R e g i s t r a t i o n N o _ L b l   E l e m e n t T y p e = " C o l u m n "   E l e m e n t I d = " 1 4 2 4 6 1 6 0 8 5 "   D a t a T y p e = " T e x t " > V A T R e g i s t r a t i o n N o _ L b l < / V A T R e g i s t r a t i o n N o _ L b l >   
-         < Y o u r E s t i m a t e _ L b l   E l e m e n t T y p e = " C o l u m n "   E l e m e n t I d = " 4 9 2 1 8 5 2 2 5 "   D a t a T y p e = " T e x t C o n s t " > Y o u r E s t i m a t e _ L b l < / Y o u r E s t i m a t e _ L b l > +         < Y o u r E s t i m a t e _ L b l   E l e m e n t T y p e = " C o l u m n "   E l e m e n t I d = " 4 9 2 1 8 5 2 2 5 "   D a t a T y p e = " L a b e l " > Y o u r E s t i m a t e _ L b l < / Y o u r E s t i m a t e _ L b l >   
          < Y o u r R e f e r e n c e   E l e m e n t T y p e = " C o l u m n "   E l e m e n t I d = " 1 1 0 3 9 9 5 1 "   D a t a T y p e = " T e x t " > Y o u r R e f e r e n c e < / Y o u r R e f e r e n c e >   
@@ -4331,23 +4587,23 @@
  
              < L i n e A m o u n t _ L i n e _ L b l   E l e m e n t T y p e = " C o l u m n "   E l e m e n t I d = " 9 9 2 9 0 1 8 4 5 "   D a t a T y p e = " S t r i n g " > L i n e A m o u n t _ L i n e _ L b l < / L i n e A m o u n t _ L i n e _ L b l >   
+             < L i n e D i s c o u n t P e r c e n t T e x t _ L i n e   E l e m e n t T y p e = " C o l u m n "   E l e m e n t I d = " 6 1 3 1 3 5 1 9 "   D a t a T y p e = " T e x t " > L i n e D i s c o u n t P e r c e n t T e x t _ L i n e < / L i n e D i s c o u n t P e r c e n t T e x t _ L i n e > + 
              < L i n e D i s c o u n t P e r c e n t _ L i n e   E l e m e n t T y p e = " C o l u m n "   E l e m e n t I d = " 9 0 7 8 2 7 4 3 6 "   D a t a T y p e = " D e c i m a l " > L i n e D i s c o u n t P e r c e n t _ L i n e < / L i n e D i s c o u n t P e r c e n t _ L i n e >   
-             < L i n e D i s c o u n t P e r c e n t T e x t _ L i n e   E l e m e n t T y p e = " C o l u m n "   E l e m e n t I d = " 6 1 3 1 3 5 1 9 "   D a t a T y p e = " T e x t " > L i n e D i s c o u n t P e r c e n t T e x t _ L i n e < / L i n e D i s c o u n t P e r c e n t T e x t _ L i n e > - 
              < L i n e N o _ L i n e   E l e m e n t T y p e = " C o l u m n "   E l e m e n t I d = " 6 9 8 9 8 5 9 7 9 "   D a t a T y p e = " I n t e g e r " > L i n e N o _ L i n e < / L i n e N o _ L i n e >   
-             < P r i c e _ L b l   E l e m e n t T y p e = " C o l u m n "   E l e m e n t I d = " 2 1 2 6 7 6 4 9 2 5 "   D a t a T y p e = " T e x t C o n s t " > P r i c e _ L b l < / P r i c e _ L b l > - 
-             < P r i c e P e r _ L b l   E l e m e n t T y p e = " C o l u m n "   E l e m e n t I d = " 9 7 3 2 8 0 1 3 4 "   D a t a T y p e = " T e x t C o n s t " > P r i c e P e r _ L b l < / P r i c e P e r _ L b l > - 
-             < Q t y _ L b l   E l e m e n t T y p e = " C o l u m n "   E l e m e n t I d = " 2 6 3 6 7 3 7 6 4 "   D a t a T y p e = " T e x t C o n s t " > Q t y _ L b l < / Q t y _ L b l > +             < P r i c e P e r _ L b l   E l e m e n t T y p e = " C o l u m n "   E l e m e n t I d = " 9 7 3 2 8 0 1 3 4 "   D a t a T y p e = " L a b e l " > P r i c e P e r _ L b l < / P r i c e P e r _ L b l > + 
+             < P r i c e _ L b l   E l e m e n t T y p e = " C o l u m n "   E l e m e n t I d = " 2 1 2 6 7 6 4 9 2 5 "   D a t a T y p e = " L a b e l " > P r i c e _ L b l < / P r i c e _ L b l > + 
+             < Q t y _ L b l   E l e m e n t T y p e = " C o l u m n "   E l e m e n t I d = " 2 6 3 6 7 3 7 6 4 "   D a t a T y p e = " L a b e l " > Q t y _ L b l < / Q t y _ L b l >   
              < Q u a n t i t y _ L i n e   E l e m e n t T y p e = " C o l u m n "   E l e m e n t I d = " 1 0 6 8 5 4 3 5 3 7 "   D a t a T y p e = " T e x t " > Q u a n t i t y _ L i n e < / Q u a n t i t y _ L i n e >   
              < Q u a n t i t y _ L i n e _ L b l   E l e m e n t T y p e = " C o l u m n "   E l e m e n t I d = " 2 0 3 4 5 0 6 8 0 2 "   D a t a T y p e = " S t r i n g " > Q u a n t i t y _ L i n e _ L b l < / Q u a n t i t y _ L i n e _ L b l >   
-             < S h i p m e n t D a t e _ L b l   E l e m e n t T y p e = " C o l u m n "   E l e m e n t I d = " 6 1 4 4 0 0 3 6 4 "   D a t a T y p e = " T e x t C o n s t " > S h i p m e n t D a t e _ L b l < / S h i p m e n t D a t e _ L b l > +             < S h i p m e n t D a t e _ L b l   E l e m e n t T y p e = " C o l u m n "   E l e m e n t I d = " 6 1 4 4 0 0 3 6 4 "   D a t a T y p e = " L a b e l " > S h i p m e n t D a t e _ L b l < / S h i p m e n t D a t e _ L b l >   
              < S h i p m e n t D a t e _ L i n e   E l e m e n t T y p e = " C o l u m n "   E l e m e n t I d = " 1 6 7 3 3 7 5 4 1 6 "   D a t a T y p e = " S t r i n g " > S h i p m e n t D a t e _ L i n e < / S h i p m e n t D a t e _ L i n e >   
@@ -4355,8 +4611,6 @@
  
              < T y p e _ L i n e   E l e m e n t T y p e = " C o l u m n "   E l e m e n t I d = " 2 7 2 8 0 4 9 2 4 "   D a t a T y p e = " S t r i n g " > T y p e _ L i n e < / T y p e _ L i n e >   
-             < U n i t _ L b l   E l e m e n t T y p e = " C o l u m n "   E l e m e n t I d = " 8 1 4 3 6 4 3 1 8 "   D a t a T y p e = " T e x t C o n s t " > U n i t _ L b l < / U n i t _ L b l > - 
              < U n i t O f M e a s u r e   E l e m e n t T y p e = " C o l u m n "   E l e m e n t I d = " 1 8 0 8 2 2 8 0 1 8 "   D a t a T y p e = " T e x t " > U n i t O f M e a s u r e < / U n i t O f M e a s u r e >   
              < U n i t O f M e a s u r e _ L b l   E l e m e n t T y p e = " C o l u m n "   E l e m e n t I d = " 9 8 1 9 5 1 2 4 9 "   D a t a T y p e = " S t r i n g " > U n i t O f M e a s u r e _ L b l < / U n i t O f M e a s u r e _ L b l > @@ -4365,6 +4619,8 @@
  
              < U n i t P r i c e _ L b l   E l e m e n t T y p e = " C o l u m n "   E l e m e n t I d = " 1 1 6 3 9 2 6 6 0 3 "   D a t a T y p e = " S t r i n g " > U n i t P r i c e _ L b l < / U n i t P r i c e _ L b l >   
+             < U n i t _ L b l   E l e m e n t T y p e = " C o l u m n "   E l e m e n t I d = " 8 1 4 3 6 4 3 1 8 "   D a t a T y p e = " L a b e l " > U n i t _ L b l < / U n i t _ L b l > + 
              < V A T I d e n t i f i e r _ L i n e   E l e m e n t T y p e = " C o l u m n "   E l e m e n t I d = " 1 7 7 3 6 2 2 4 1 2 "   D a t a T y p e = " C o d e " > V A T I d e n t i f i e r _ L i n e < / V A T I d e n t i f i e r _ L i n e >   
              < V A T I d e n t i f i e r _ L i n e _ L b l   E l e m e n t T y p e = " C o l u m n "   E l e m e n t I d = " 5 3 3 7 8 2 7 0 3 "   D a t a T y p e = " S t r i n g " > V A T I d e n t i f i e r _ L i n e _ L b l < / V A T I d e n t i f i e r _ L i n e _ L b l > @@ -4399,22 +4655,22 @@
  
              < N o O f V A T I d e n t i f i e r s   E l e m e n t T y p e = " C o l u m n "   E l e m e n t I d = " 1 1 5 3 2 6 3 0 2 6 "   D a t a T y p e = " I n t e g e r " > N o O f V A T I d e n t i f i e r s < / N o O f V A T I d e n t i f i e r s >   
+             < V A T A m o u n t L C Y _ V A T A m o u n t L i n e   E l e m e n t T y p e = " C o l u m n "   E l e m e n t I d = " 1 5 8 1 9 9 4 3 5 0 "   D a t a T y p e = " D e c i m a l " > V A T A m o u n t L C Y _ V A T A m o u n t L i n e < / V A T A m o u n t L C Y _ V A T A m o u n t L i n e > + 
+             < V A T A m o u n t L C Y _ V A T A m o u n t L i n e _ L b l   E l e m e n t T y p e = " C o l u m n "   E l e m e n t I d = " 9 2 3 0 0 3 3 7 "   D a t a T y p e = " L a b e l " > V A T A m o u n t L C Y _ V A T A m o u n t L i n e _ L b l < / V A T A m o u n t L C Y _ V A T A m o u n t L i n e _ L b l > + 
              < V A T A m o u n t _ V a t A m o u n t L i n e   E l e m e n t T y p e = " C o l u m n "   E l e m e n t I d = " 1 8 9 1 8 2 0 6 2 0 "   D a t a T y p e = " D e c i m a l " > V A T A m o u n t _ V a t A m o u n t L i n e < / V A T A m o u n t _ V a t A m o u n t L i n e >   
              < V A T A m o u n t _ V a t A m o u n t L i n e _ L b l   E l e m e n t T y p e = " C o l u m n "   E l e m e n t I d = " 1 5 1 3 5 5 5 4 7 3 "   D a t a T y p e = " S t r i n g " > V A T A m o u n t _ V a t A m o u n t L i n e _ L b l < / V A T A m o u n t _ V a t A m o u n t L i n e _ L b l >   
-             < V A T A m o u n t L C Y _ V A T A m o u n t L i n e   E l e m e n t T y p e = " C o l u m n "   E l e m e n t I d = " 1 5 8 1 9 9 4 3 5 0 "   D a t a T y p e = " D e c i m a l " > V A T A m o u n t L C Y _ V A T A m o u n t L i n e < / V A T A m o u n t L C Y _ V A T A m o u n t L i n e > - 
-             < V A T A m o u n t L C Y _ V A T A m o u n t L i n e _ L b l   E l e m e n t T y p e = " C o l u m n "   E l e m e n t I d = " 9 2 3 0 0 3 3 7 "   D a t a T y p e = " T e x t C o n s t " > V A T A m o u n t L C Y _ V A T A m o u n t L i n e _ L b l < / V A T A m o u n t L C Y _ V A T A m o u n t L i n e _ L b l > +             < V A T B a s e L C Y _ V A T A m o u n t L i n e   E l e m e n t T y p e = " C o l u m n "   E l e m e n t I d = " 1 8 6 0 9 4 5 6 3 5 "   D a t a T y p e = " D e c i m a l " > V A T B a s e L C Y _ V A T A m o u n t L i n e < / V A T B a s e L C Y _ V A T A m o u n t L i n e > + 
+             < V A T B a s e L C Y _ V A T A m o u n t L i n e _ L b l   E l e m e n t T y p e = " C o l u m n "   E l e m e n t I d = " 1 2 3 6 4 6 7 9 9 8 "   D a t a T y p e = " L a b e l " > V A T B a s e L C Y _ V A T A m o u n t L i n e _ L b l < / V A T B a s e L C Y _ V A T A m o u n t L i n e _ L b l >   
              < V A T B a s e _ V a t A m o u n t L i n e   E l e m e n t T y p e = " C o l u m n "   E l e m e n t I d = " 1 4 5 8 9 3 7 8 1 9 "   D a t a T y p e = " D e c i m a l " > V A T B a s e _ V a t A m o u n t L i n e < / V A T B a s e _ V a t A m o u n t L i n e >   
              < V A T B a s e _ V a t A m o u n t L i n e _ L b l   E l e m e n t T y p e = " C o l u m n "   E l e m e n t I d = " 1 6 9 1 3 0 2 4 8 8 "   D a t a T y p e = " S t r i n g " > V A T B a s e _ V a t A m o u n t L i n e _ L b l < / V A T B a s e _ V a t A m o u n t L i n e _ L b l >   
-             < V A T B a s e L C Y _ V A T A m o u n t L i n e   E l e m e n t T y p e = " C o l u m n "   E l e m e n t I d = " 1 8 6 0 9 4 5 6 3 5 "   D a t a T y p e = " D e c i m a l " > V A T B a s e L C Y _ V A T A m o u n t L i n e < / V A T B a s e L C Y _ V A T A m o u n t L i n e > - 
-             < V A T B a s e L C Y _ V A T A m o u n t L i n e _ L b l   E l e m e n t T y p e = " C o l u m n "   E l e m e n t I d = " 1 2 3 6 4 6 7 9 9 8 "   D a t a T y p e = " T e x t C o n s t " > V A T B a s e L C Y _ V A T A m o u n t L i n e _ L b l < / V A T B a s e L C Y _ V A T A m o u n t L i n e _ L b l > - 
              < V A T I d e n t i f i e r _ V a t A m o u n t L i n e   E l e m e n t T y p e = " C o l u m n "   E l e m e n t I d = " 1 1 4 2 0 7 0 0 3 5 "   D a t a T y p e = " C o d e " > V A T I d e n t i f i e r _ V a t A m o u n t L i n e < / V A T I d e n t i f i e r _ V a t A m o u n t L i n e >   
              < V A T I d e n t i f i e r _ V a t A m o u n t L i n e _ L b l   E l e m e n t T y p e = " C o l u m n "   E l e m e n t I d = " 8 6 4 5 0 4 5 0 "   D a t a T y p e = " S t r i n g " > V A T I d e n t i f i e r _ V a t A m o u n t L i n e _ L b l < / V A T I d e n t i f i e r _ V a t A m o u n t L i n e _ L b l > @@ -4427,10 +4683,10 @@
  
          < R e p o r t T o t a l s L i n e   E l e m e n t T y p e = " D a t a I t e m "   E l e m e n t I d = " 2 1 2 2 5 4 9 8 3 6 " >   
+             < A m o u n t F o r m a t t e d _ R e p o r t T o t a l s L i n e   E l e m e n t T y p e = " C o l u m n "   E l e m e n t I d = " 1 5 0 6 1 3 6 8 2 5 "   D a t a T y p e = " T e x t " > A m o u n t F o r m a t t e d _ R e p o r t T o t a l s L i n e < / A m o u n t F o r m a t t e d _ R e p o r t T o t a l s L i n e > + 
              < A m o u n t _ R e p o r t T o t a l s L i n e   E l e m e n t T y p e = " C o l u m n "   E l e m e n t I d = " 4 1 9 9 1 8 3 6 9 "   D a t a T y p e = " D e c i m a l " > A m o u n t _ R e p o r t T o t a l s L i n e < / A m o u n t _ R e p o r t T o t a l s L i n e >   
-             < A m o u n t F o r m a t t e d _ R e p o r t T o t a l s L i n e   E l e m e n t T y p e = " C o l u m n "   E l e m e n t I d = " 1 5 0 6 1 3 6 8 2 5 "   D a t a T y p e = " T e x t " > A m o u n t F o r m a t t e d _ R e p o r t T o t a l s L i n e < / A m o u n t F o r m a t t e d _ R e p o r t T o t a l s L i n e > - 
              < D e s c r i p t i o n _ R e p o r t T o t a l s L i n e   E l e m e n t T y p e = " C o l u m n "   E l e m e n t I d = " 5 8 1 9 9 6 0 6 7 "   D a t a T y p e = " T e x t " > D e s c r i p t i o n _ R e p o r t T o t a l s L i n e < / D e s c r i p t i o n _ R e p o r t T o t a l s L i n e >   
              < F o n t B o l d _ R e p o r t T o t a l s L i n e   E l e m e n t T y p e = " C o l u m n "   E l e m e n t I d = " 9 4 6 5 4 0 5 4 9 "   D a t a T y p e = " B o o l e a n " > F o n t B o l d _ R e p o r t T o t a l s L i n e < / F o n t B o l d _ R e p o r t T o t a l s L i n e > @@ -4441,11 +4697,11 @@
  
          < L e t t e r T e x t   E l e m e n t T y p e = " D a t a I t e m "   E l e m e n t I d = " 1 5 1 0 3 5 3 8 3 4 " >   
-             < B o d y T e x t   E l e m e n t T y p e = " C o l u m n "   E l e m e n t I d = " 1 4 9 7 5 9 8 0 8 "   D a t a T y p e = " T e x t C o n s t " > B o d y T e x t < / B o d y T e x t > - 
-             < C l o s i n g T e x t   E l e m e n t T y p e = " C o l u m n "   E l e m e n t I d = " 5 1 2 1 3 5 9 0 9 "   D a t a T y p e = " T e x t C o n s t " > C l o s i n g T e x t < / C l o s i n g T e x t > - 
-             < G r e e t i n g T e x t   E l e m e n t T y p e = " C o l u m n "   E l e m e n t I d = " 1 1 7 5 2 7 9 2 8 9 "   D a t a T y p e = " T e x t C o n s t " > G r e e t i n g T e x t < / G r e e t i n g T e x t > +             < B o d y T e x t   E l e m e n t T y p e = " C o l u m n "   E l e m e n t I d = " 1 4 9 7 5 9 8 0 8 "   D a t a T y p e = " L a b e l " > B o d y T e x t < / B o d y T e x t > + 
+             < C l o s i n g T e x t   E l e m e n t T y p e = " C o l u m n "   E l e m e n t I d = " 5 1 2 1 3 5 9 0 9 "   D a t a T y p e = " L a b e l " > C l o s i n g T e x t < / C l o s i n g T e x t > + 
+             < G r e e t i n g T e x t   E l e m e n t T y p e = " C o l u m n "   E l e m e n t I d = " 1 1 7 5 2 7 9 2 8 9 "   D a t a T y p e = " L a b e l " > G r e e t i n g T e x t < / G r e e t i n g T e x t >   
              < P m t D i s c T e x t   E l e m e n t T y p e = " C o l u m n "   E l e m e n t I d = " 2 0 1 3 8 4 9 9 4 8 "   D a t a T y p e = " T e x t " > P m t D i s c T e x t < / P m t D i s c T e x t >   
